--- a/Shopizer_Test_Report.docx
+++ b/Shopizer_Test_Report.docx
@@ -2217,7 +2217,56 @@
         <w:spacing w:before="240" w:after="240"/>
       </w:pPr>
       <w:r>
-        <w:t>The following table presents all 25 test cases implemented in ProductPricePartitionTest.java, organized by partition, along with their actual execution results.</w:t>
+        <w:t>Two comprehensive test suites were implemented and executed: ProductPricePartitionTest.java by Yijun Sun and MyCartQuantityTest.java by Yuqian Chiu. The following sections present all test cases organized by partition, along with their actual execution results.</w:t>
+      </w:r>
+    </w:p>
+    <w:p>
+      <w:pPr>
+        <w:pStyle w:val="Heading3"/>
+      </w:pPr>
+      <w:r>
+        <w:t>7.3.1 ProductPricePartitionTest (Author: Yijun Sun)</w:t>
+      </w:r>
+    </w:p>
+    <w:p>
+      <w:r>
+        <w:rPr>
+          <w:b/>
+        </w:rPr>
+        <w:t xml:space="preserve">Test Author: </w:t>
+      </w:r>
+      <w:r>
+        <w:t>Yijun Sun</w:t>
+      </w:r>
+    </w:p>
+    <w:p>
+      <w:r>
+        <w:rPr>
+          <w:b/>
+        </w:rPr>
+        <w:t xml:space="preserve">File Location: </w:t>
+      </w:r>
+      <w:r>
+        <w:t>sm-core/src/test/java/com/salesmanager/test/catalog/ProductPricePartitionTest.java</w:t>
+      </w:r>
+    </w:p>
+    <w:p>
+      <w:r>
+        <w:rPr>
+          <w:b/>
+        </w:rPr>
+        <w:t xml:space="preserve">Test Execution: </w:t>
+      </w:r>
+      <w:r>
+        <w:t>19 tests run, 14 passed, 5 failed (expected failures)</w:t>
+      </w:r>
+    </w:p>
+    <w:p>
+      <w:pPr>
+        <w:spacing w:before="240" w:after="240"/>
+      </w:pPr>
+      <w:r>
+        <w:t>This test suite validates product price handling across 7 partitions covering valid prices, boundary values, and invalid inputs including negative prices, null values, and precision errors.</w:t>
       </w:r>
     </w:p>
     <w:tbl>
@@ -2227,11 +2276,11 @@
         <w:tblLook w:val="04A0" w:firstRow="1" w:lastRow="0" w:firstColumn="1" w:lastColumn="0" w:noHBand="0" w:noVBand="1"/>
       </w:tblPr>
       <w:tblGrid>
-        <w:gridCol w:w="1031"/>
-        <w:gridCol w:w="4293"/>
-        <w:gridCol w:w="1018"/>
-        <w:gridCol w:w="1524"/>
-        <w:gridCol w:w="990"/>
+        <w:gridCol w:w="1081"/>
+        <w:gridCol w:w="4540"/>
+        <w:gridCol w:w="1119"/>
+        <w:gridCol w:w="1444"/>
+        <w:gridCol w:w="672"/>
       </w:tblGrid>
       <w:tr>
         <w:trPr>
@@ -2241,10 +2290,13 @@
           <w:tcPr>
             <w:cnfStyle w:val="001000000000" w:firstRow="0" w:lastRow="0" w:firstColumn="1" w:lastColumn="0" w:oddVBand="0" w:evenVBand="0" w:oddHBand="0" w:evenHBand="0" w:firstRowFirstColumn="0" w:firstRowLastColumn="0" w:lastRowFirstColumn="0" w:lastRowLastColumn="0"/>
             <w:tcW w:w="1728" w:type="dxa"/>
-            <w:shd w:val="clear" w:color="auto" w:fill="D3D3D3"/>
-          </w:tcPr>
-          <w:p>
-            <w:r>
+            <w:shd w:val="clear" w:color="auto" w:fill="4472C4"/>
+          </w:tcPr>
+          <w:p>
+            <w:r>
+              <w:rPr>
+                <w:color w:val="FFFFFF"/>
+              </w:rPr>
               <w:t>Partition</w:t>
             </w:r>
           </w:p>
@@ -2252,13 +2304,16 @@
         <w:tc>
           <w:tcPr>
             <w:tcW w:w="1728" w:type="dxa"/>
-            <w:shd w:val="clear" w:color="auto" w:fill="D3D3D3"/>
+            <w:shd w:val="clear" w:color="auto" w:fill="4472C4"/>
           </w:tcPr>
           <w:p>
             <w:pPr>
               <w:cnfStyle w:val="100000000000" w:firstRow="1" w:lastRow="0" w:firstColumn="0" w:lastColumn="0" w:oddVBand="0" w:evenVBand="0" w:oddHBand="0" w:evenHBand="0" w:firstRowFirstColumn="0" w:firstRowLastColumn="0" w:lastRowFirstColumn="0" w:lastRowLastColumn="0"/>
             </w:pPr>
             <w:r>
+              <w:rPr>
+                <w:color w:val="FFFFFF"/>
+              </w:rPr>
               <w:t>Test Method</w:t>
             </w:r>
           </w:p>
@@ -2266,42 +2321,51 @@
         <w:tc>
           <w:tcPr>
             <w:tcW w:w="1728" w:type="dxa"/>
-            <w:shd w:val="clear" w:color="auto" w:fill="D3D3D3"/>
+            <w:shd w:val="clear" w:color="auto" w:fill="4472C4"/>
           </w:tcPr>
           <w:p>
             <w:pPr>
               <w:cnfStyle w:val="100000000000" w:firstRow="1" w:lastRow="0" w:firstColumn="0" w:lastColumn="0" w:oddVBand="0" w:evenVBand="0" w:oddHBand="0" w:evenHBand="0" w:firstRowFirstColumn="0" w:firstRowLastColumn="0" w:lastRowFirstColumn="0" w:lastRowLastColumn="0"/>
             </w:pPr>
             <w:r>
-              <w:t>Input Value</w:t>
+              <w:rPr>
+                <w:color w:val="FFFFFF"/>
+              </w:rPr>
+              <w:t>Price Value</w:t>
             </w:r>
           </w:p>
         </w:tc>
         <w:tc>
           <w:tcPr>
             <w:tcW w:w="1728" w:type="dxa"/>
-            <w:shd w:val="clear" w:color="auto" w:fill="D3D3D3"/>
+            <w:shd w:val="clear" w:color="auto" w:fill="4472C4"/>
           </w:tcPr>
           <w:p>
             <w:pPr>
               <w:cnfStyle w:val="100000000000" w:firstRow="1" w:lastRow="0" w:firstColumn="0" w:lastColumn="0" w:oddVBand="0" w:evenVBand="0" w:oddHBand="0" w:evenHBand="0" w:firstRowFirstColumn="0" w:firstRowLastColumn="0" w:lastRowFirstColumn="0" w:lastRowLastColumn="0"/>
             </w:pPr>
             <w:r>
-              <w:t>Expected Result</w:t>
+              <w:rPr>
+                <w:color w:val="FFFFFF"/>
+              </w:rPr>
+              <w:t>Expected</w:t>
             </w:r>
           </w:p>
         </w:tc>
         <w:tc>
           <w:tcPr>
             <w:tcW w:w="1728" w:type="dxa"/>
-            <w:shd w:val="clear" w:color="auto" w:fill="D3D3D3"/>
+            <w:shd w:val="clear" w:color="auto" w:fill="4472C4"/>
           </w:tcPr>
           <w:p>
             <w:pPr>
               <w:cnfStyle w:val="100000000000" w:firstRow="1" w:lastRow="0" w:firstColumn="0" w:lastColumn="0" w:oddVBand="0" w:evenVBand="0" w:oddHBand="0" w:evenHBand="0" w:firstRowFirstColumn="0" w:firstRowLastColumn="0" w:lastRowFirstColumn="0" w:lastRowLastColumn="0"/>
             </w:pPr>
             <w:r>
-              <w:t>Actual Result</w:t>
+              <w:rPr>
+                <w:color w:val="FFFFFF"/>
+              </w:rPr>
+              <w:t>Result</w:t>
             </w:r>
           </w:p>
         </w:tc>
@@ -2321,7 +2385,11 @@
             </w:r>
             <w:r>
               <w:br/>
-              <w:t>Zero Price</w:t>
+              <w:t>Small Amount</w:t>
+            </w:r>
+            <w:r>
+              <w:br/>
+              <w:t>(0.01-9.99)</w:t>
             </w:r>
           </w:p>
         </w:tc>
@@ -2334,7 +2402,7 @@
               <w:cnfStyle w:val="000000100000" w:firstRow="0" w:lastRow="0" w:firstColumn="0" w:lastColumn="0" w:oddVBand="0" w:evenVBand="0" w:oddHBand="1" w:evenHBand="0" w:firstRowFirstColumn="0" w:firstRowLastColumn="0" w:lastRowFirstColumn="0" w:lastRowLastColumn="0"/>
             </w:pPr>
             <w:r>
-              <w:t>testPartition1_ZeroPrice_Valid</w:t>
+              <w:t>testPartition1_SmallAmount_LowValue</w:t>
             </w:r>
           </w:p>
         </w:tc>
@@ -2347,7 +2415,7 @@
               <w:cnfStyle w:val="000000100000" w:firstRow="0" w:lastRow="0" w:firstColumn="0" w:lastColumn="0" w:oddVBand="0" w:evenVBand="0" w:oddHBand="1" w:evenHBand="0" w:firstRowFirstColumn="0" w:firstRowLastColumn="0" w:lastRowFirstColumn="0" w:lastRowLastColumn="0"/>
             </w:pPr>
             <w:r>
-              <w:t>0.00</w:t>
+              <w:t>$0.01</w:t>
             </w:r>
           </w:p>
         </w:tc>
@@ -2360,7 +2428,7 @@
               <w:cnfStyle w:val="000000100000" w:firstRow="0" w:lastRow="0" w:firstColumn="0" w:lastColumn="0" w:oddVBand="0" w:evenVBand="0" w:oddHBand="1" w:evenHBand="0" w:firstRowFirstColumn="0" w:firstRowLastColumn="0" w:lastRowFirstColumn="0" w:lastRowLastColumn="0"/>
             </w:pPr>
             <w:r>
-              <w:t>ACCEPT</w:t>
+              <w:t>PASS</w:t>
             </w:r>
           </w:p>
         </w:tc>
@@ -2399,7 +2467,7 @@
               <w:cnfStyle w:val="000000010000" w:firstRow="0" w:lastRow="0" w:firstColumn="0" w:lastColumn="0" w:oddVBand="0" w:evenVBand="0" w:oddHBand="0" w:evenHBand="1" w:firstRowFirstColumn="0" w:firstRowLastColumn="0" w:lastRowFirstColumn="0" w:lastRowLastColumn="0"/>
             </w:pPr>
             <w:r>
-              <w:t>testPartition1_BoundaryLower_MinimumValidPrice</w:t>
+              <w:t>testPartition1_SmallAmount_TypicalLow</w:t>
             </w:r>
           </w:p>
         </w:tc>
@@ -2412,7 +2480,7 @@
               <w:cnfStyle w:val="000000010000" w:firstRow="0" w:lastRow="0" w:firstColumn="0" w:lastColumn="0" w:oddVBand="0" w:evenVBand="0" w:oddHBand="0" w:evenHBand="1" w:firstRowFirstColumn="0" w:firstRowLastColumn="0" w:lastRowFirstColumn="0" w:lastRowLastColumn="0"/>
             </w:pPr>
             <w:r>
-              <w:t>0.00</w:t>
+              <w:t>$1.00</w:t>
             </w:r>
           </w:p>
         </w:tc>
@@ -2425,7 +2493,7 @@
               <w:cnfStyle w:val="000000010000" w:firstRow="0" w:lastRow="0" w:firstColumn="0" w:lastColumn="0" w:oddVBand="0" w:evenVBand="0" w:oddHBand="0" w:evenHBand="1" w:firstRowFirstColumn="0" w:firstRowLastColumn="0" w:lastRowFirstColumn="0" w:lastRowLastColumn="0"/>
             </w:pPr>
             <w:r>
-              <w:t>ACCEPT</w:t>
+              <w:t>PASS</w:t>
             </w:r>
           </w:p>
         </w:tc>
@@ -2453,19 +2521,7 @@
             <w:cnfStyle w:val="001000000000" w:firstRow="0" w:lastRow="0" w:firstColumn="1" w:lastColumn="0" w:oddVBand="0" w:evenVBand="0" w:oddHBand="0" w:evenHBand="0" w:firstRowFirstColumn="0" w:firstRowLastColumn="0" w:lastRowFirstColumn="0" w:lastRowLastColumn="0"/>
             <w:tcW w:w="1728" w:type="dxa"/>
           </w:tcPr>
-          <w:p>
-            <w:r>
-              <w:t>Partition 2:</w:t>
-            </w:r>
-            <w:r>
-              <w:br/>
-              <w:t>Normal Price</w:t>
-            </w:r>
-            <w:r>
-              <w:br/>
-              <w:t>(0.01-999.99)</w:t>
-            </w:r>
-          </w:p>
+          <w:p/>
         </w:tc>
         <w:tc>
           <w:tcPr>
@@ -2476,7 +2532,7 @@
               <w:cnfStyle w:val="000000100000" w:firstRow="0" w:lastRow="0" w:firstColumn="0" w:lastColumn="0" w:oddVBand="0" w:evenVBand="0" w:oddHBand="1" w:evenHBand="0" w:firstRowFirstColumn="0" w:firstRowLastColumn="0" w:lastRowFirstColumn="0" w:lastRowLastColumn="0"/>
             </w:pPr>
             <w:r>
-              <w:t>testPartition2_NormalPrice_RepresentativeValue</w:t>
+              <w:t>testPartition1_SmallAmount_UpperBound</w:t>
             </w:r>
           </w:p>
         </w:tc>
@@ -2489,7 +2545,7 @@
               <w:cnfStyle w:val="000000100000" w:firstRow="0" w:lastRow="0" w:firstColumn="0" w:lastColumn="0" w:oddVBand="0" w:evenVBand="0" w:oddHBand="1" w:evenHBand="0" w:firstRowFirstColumn="0" w:firstRowLastColumn="0" w:lastRowFirstColumn="0" w:lastRowLastColumn="0"/>
             </w:pPr>
             <w:r>
-              <w:t>29.99</w:t>
+              <w:t>$9.99</w:t>
             </w:r>
           </w:p>
         </w:tc>
@@ -2502,7 +2558,7 @@
               <w:cnfStyle w:val="000000100000" w:firstRow="0" w:lastRow="0" w:firstColumn="0" w:lastColumn="0" w:oddVBand="0" w:evenVBand="0" w:oddHBand="1" w:evenHBand="0" w:firstRowFirstColumn="0" w:firstRowLastColumn="0" w:lastRowFirstColumn="0" w:lastRowLastColumn="0"/>
             </w:pPr>
             <w:r>
-              <w:t>ACCEPT</w:t>
+              <w:t>PASS</w:t>
             </w:r>
           </w:p>
         </w:tc>
@@ -2530,7 +2586,19 @@
             <w:cnfStyle w:val="001000000000" w:firstRow="0" w:lastRow="0" w:firstColumn="1" w:lastColumn="0" w:oddVBand="0" w:evenVBand="0" w:oddHBand="0" w:evenHBand="0" w:firstRowFirstColumn="0" w:firstRowLastColumn="0" w:lastRowFirstColumn="0" w:lastRowLastColumn="0"/>
             <w:tcW w:w="1728" w:type="dxa"/>
           </w:tcPr>
-          <w:p/>
+          <w:p>
+            <w:r>
+              <w:t>Partition 2:</w:t>
+            </w:r>
+            <w:r>
+              <w:br/>
+              <w:t>Medium Amount</w:t>
+            </w:r>
+            <w:r>
+              <w:br/>
+              <w:t>(10-99.99)</w:t>
+            </w:r>
+          </w:p>
         </w:tc>
         <w:tc>
           <w:tcPr>
@@ -2541,7 +2609,7 @@
               <w:cnfStyle w:val="000000010000" w:firstRow="0" w:lastRow="0" w:firstColumn="0" w:lastColumn="0" w:oddVBand="0" w:evenVBand="0" w:oddHBand="0" w:evenHBand="1" w:firstRowFirstColumn="0" w:firstRowLastColumn="0" w:lastRowFirstColumn="0" w:lastRowLastColumn="0"/>
             </w:pPr>
             <w:r>
-              <w:t>testPartition2_BoundaryLower_MinimumNormalPrice</w:t>
+              <w:t>testPartition2_MediumAmount_LowerBound</w:t>
             </w:r>
           </w:p>
         </w:tc>
@@ -2554,7 +2622,7 @@
               <w:cnfStyle w:val="000000010000" w:firstRow="0" w:lastRow="0" w:firstColumn="0" w:lastColumn="0" w:oddVBand="0" w:evenVBand="0" w:oddHBand="0" w:evenHBand="1" w:firstRowFirstColumn="0" w:firstRowLastColumn="0" w:lastRowFirstColumn="0" w:lastRowLastColumn="0"/>
             </w:pPr>
             <w:r>
-              <w:t>0.01</w:t>
+              <w:t>$10.00</w:t>
             </w:r>
           </w:p>
         </w:tc>
@@ -2567,7 +2635,7 @@
               <w:cnfStyle w:val="000000010000" w:firstRow="0" w:lastRow="0" w:firstColumn="0" w:lastColumn="0" w:oddVBand="0" w:evenVBand="0" w:oddHBand="0" w:evenHBand="1" w:firstRowFirstColumn="0" w:firstRowLastColumn="0" w:lastRowFirstColumn="0" w:lastRowLastColumn="0"/>
             </w:pPr>
             <w:r>
-              <w:t>ACCEPT</w:t>
+              <w:t>PASS</w:t>
             </w:r>
           </w:p>
         </w:tc>
@@ -2606,7 +2674,7 @@
               <w:cnfStyle w:val="000000100000" w:firstRow="0" w:lastRow="0" w:firstColumn="0" w:lastColumn="0" w:oddVBand="0" w:evenVBand="0" w:oddHBand="1" w:evenHBand="0" w:firstRowFirstColumn="0" w:firstRowLastColumn="0" w:lastRowFirstColumn="0" w:lastRowLastColumn="0"/>
             </w:pPr>
             <w:r>
-              <w:t>testPartition2_BoundaryUpper_MaximumNormalPrice</w:t>
+              <w:t>testPartition2_MediumAmount_Typical</w:t>
             </w:r>
           </w:p>
         </w:tc>
@@ -2619,7 +2687,7 @@
               <w:cnfStyle w:val="000000100000" w:firstRow="0" w:lastRow="0" w:firstColumn="0" w:lastColumn="0" w:oddVBand="0" w:evenVBand="0" w:oddHBand="1" w:evenHBand="0" w:firstRowFirstColumn="0" w:firstRowLastColumn="0" w:lastRowFirstColumn="0" w:lastRowLastColumn="0"/>
             </w:pPr>
             <w:r>
-              <w:t>999.99</w:t>
+              <w:t>$50.00</w:t>
             </w:r>
           </w:p>
         </w:tc>
@@ -2632,7 +2700,7 @@
               <w:cnfStyle w:val="000000100000" w:firstRow="0" w:lastRow="0" w:firstColumn="0" w:lastColumn="0" w:oddVBand="0" w:evenVBand="0" w:oddHBand="1" w:evenHBand="0" w:firstRowFirstColumn="0" w:firstRowLastColumn="0" w:lastRowFirstColumn="0" w:lastRowLastColumn="0"/>
             </w:pPr>
             <w:r>
-              <w:t>ACCEPT</w:t>
+              <w:t>PASS</w:t>
             </w:r>
           </w:p>
         </w:tc>
@@ -2671,7 +2739,7 @@
               <w:cnfStyle w:val="000000010000" w:firstRow="0" w:lastRow="0" w:firstColumn="0" w:lastColumn="0" w:oddVBand="0" w:evenVBand="0" w:oddHBand="0" w:evenHBand="1" w:firstRowFirstColumn="0" w:firstRowLastColumn="0" w:lastRowFirstColumn="0" w:lastRowLastColumn="0"/>
             </w:pPr>
             <w:r>
-              <w:t>testPartition2_MidRange_StandardRetailPrice</w:t>
+              <w:t>testPartition2_MediumAmount_UpperBound</w:t>
             </w:r>
           </w:p>
         </w:tc>
@@ -2684,7 +2752,7 @@
               <w:cnfStyle w:val="000000010000" w:firstRow="0" w:lastRow="0" w:firstColumn="0" w:lastColumn="0" w:oddVBand="0" w:evenVBand="0" w:oddHBand="0" w:evenHBand="1" w:firstRowFirstColumn="0" w:firstRowLastColumn="0" w:lastRowFirstColumn="0" w:lastRowLastColumn="0"/>
             </w:pPr>
             <w:r>
-              <w:t>99.99</w:t>
+              <w:t>$99.99</w:t>
             </w:r>
           </w:p>
         </w:tc>
@@ -2697,7 +2765,7 @@
               <w:cnfStyle w:val="000000010000" w:firstRow="0" w:lastRow="0" w:firstColumn="0" w:lastColumn="0" w:oddVBand="0" w:evenVBand="0" w:oddHBand="0" w:evenHBand="1" w:firstRowFirstColumn="0" w:firstRowLastColumn="0" w:lastRowFirstColumn="0" w:lastRowLastColumn="0"/>
             </w:pPr>
             <w:r>
-              <w:t>ACCEPT</w:t>
+              <w:t>PASS</w:t>
             </w:r>
           </w:p>
         </w:tc>
@@ -2727,15 +2795,19 @@
           </w:tcPr>
           <w:p>
             <w:r>
-              <w:t>Partition 3:</w:t>
+              <w:t xml:space="preserve">Partition </w:t>
+            </w:r>
+            <w:r>
+              <w:lastRenderedPageBreak/>
+              <w:t>3:</w:t>
             </w:r>
             <w:r>
               <w:br/>
-              <w:t>High Price</w:t>
+              <w:t>Large Amount</w:t>
             </w:r>
             <w:r>
               <w:br/>
-              <w:t>(1,000-9,999.99)</w:t>
+              <w:t>(100-999.99)</w:t>
             </w:r>
           </w:p>
         </w:tc>
@@ -2748,7 +2820,8 @@
               <w:cnfStyle w:val="000000100000" w:firstRow="0" w:lastRow="0" w:firstColumn="0" w:lastColumn="0" w:oddVBand="0" w:evenVBand="0" w:oddHBand="1" w:evenHBand="0" w:firstRowFirstColumn="0" w:firstRowLastColumn="0" w:lastRowFirstColumn="0" w:lastRowLastColumn="0"/>
             </w:pPr>
             <w:r>
-              <w:t>testPartition3_HighPrice_RepresentativeValue</w:t>
+              <w:lastRenderedPageBreak/>
+              <w:t>testPartition3_LargeAmount_LowerBound</w:t>
             </w:r>
           </w:p>
         </w:tc>
@@ -2761,7 +2834,7 @@
               <w:cnfStyle w:val="000000100000" w:firstRow="0" w:lastRow="0" w:firstColumn="0" w:lastColumn="0" w:oddVBand="0" w:evenVBand="0" w:oddHBand="1" w:evenHBand="0" w:firstRowFirstColumn="0" w:firstRowLastColumn="0" w:lastRowFirstColumn="0" w:lastRowLastColumn="0"/>
             </w:pPr>
             <w:r>
-              <w:t>1,499.99</w:t>
+              <w:t>$100.00</w:t>
             </w:r>
           </w:p>
         </w:tc>
@@ -2774,7 +2847,7 @@
               <w:cnfStyle w:val="000000100000" w:firstRow="0" w:lastRow="0" w:firstColumn="0" w:lastColumn="0" w:oddVBand="0" w:evenVBand="0" w:oddHBand="1" w:evenHBand="0" w:firstRowFirstColumn="0" w:firstRowLastColumn="0" w:lastRowFirstColumn="0" w:lastRowLastColumn="0"/>
             </w:pPr>
             <w:r>
-              <w:t>ACCEPT</w:t>
+              <w:t>PASS</w:t>
             </w:r>
           </w:p>
         </w:tc>
@@ -2788,7 +2861,11 @@
               <w:cnfStyle w:val="000000100000" w:firstRow="0" w:lastRow="0" w:firstColumn="0" w:lastColumn="0" w:oddVBand="0" w:evenVBand="0" w:oddHBand="1" w:evenHBand="0" w:firstRowFirstColumn="0" w:firstRowLastColumn="0" w:lastRowFirstColumn="0" w:lastRowLastColumn="0"/>
             </w:pPr>
             <w:r>
-              <w:t>✅ PASS</w:t>
+              <w:t xml:space="preserve">✅ </w:t>
+            </w:r>
+            <w:r>
+              <w:lastRenderedPageBreak/>
+              <w:t>PASS</w:t>
             </w:r>
           </w:p>
         </w:tc>
@@ -2813,7 +2890,7 @@
               <w:cnfStyle w:val="000000010000" w:firstRow="0" w:lastRow="0" w:firstColumn="0" w:lastColumn="0" w:oddVBand="0" w:evenVBand="0" w:oddHBand="0" w:evenHBand="1" w:firstRowFirstColumn="0" w:firstRowLastColumn="0" w:lastRowFirstColumn="0" w:lastRowLastColumn="0"/>
             </w:pPr>
             <w:r>
-              <w:t>testPartition3_BoundaryLower_MinimumHighPrice</w:t>
+              <w:t>testPartition3_LargeAmount_Typical</w:t>
             </w:r>
           </w:p>
         </w:tc>
@@ -2826,7 +2903,7 @@
               <w:cnfStyle w:val="000000010000" w:firstRow="0" w:lastRow="0" w:firstColumn="0" w:lastColumn="0" w:oddVBand="0" w:evenVBand="0" w:oddHBand="0" w:evenHBand="1" w:firstRowFirstColumn="0" w:firstRowLastColumn="0" w:lastRowFirstColumn="0" w:lastRowLastColumn="0"/>
             </w:pPr>
             <w:r>
-              <w:t>1,000.00</w:t>
+              <w:t>$500.00</w:t>
             </w:r>
           </w:p>
         </w:tc>
@@ -2839,7 +2916,7 @@
               <w:cnfStyle w:val="000000010000" w:firstRow="0" w:lastRow="0" w:firstColumn="0" w:lastColumn="0" w:oddVBand="0" w:evenVBand="0" w:oddHBand="0" w:evenHBand="1" w:firstRowFirstColumn="0" w:firstRowLastColumn="0" w:lastRowFirstColumn="0" w:lastRowLastColumn="0"/>
             </w:pPr>
             <w:r>
-              <w:t>ACCEPT</w:t>
+              <w:t>PASS</w:t>
             </w:r>
           </w:p>
         </w:tc>
@@ -2878,7 +2955,7 @@
               <w:cnfStyle w:val="000000100000" w:firstRow="0" w:lastRow="0" w:firstColumn="0" w:lastColumn="0" w:oddVBand="0" w:evenVBand="0" w:oddHBand="1" w:evenHBand="0" w:firstRowFirstColumn="0" w:firstRowLastColumn="0" w:lastRowFirstColumn="0" w:lastRowLastColumn="0"/>
             </w:pPr>
             <w:r>
-              <w:t>testPartition3_BoundaryUpper_MaximumHighPrice</w:t>
+              <w:t>testPartition3_LargeAmount_UpperBound</w:t>
             </w:r>
           </w:p>
         </w:tc>
@@ -2891,7 +2968,7 @@
               <w:cnfStyle w:val="000000100000" w:firstRow="0" w:lastRow="0" w:firstColumn="0" w:lastColumn="0" w:oddVBand="0" w:evenVBand="0" w:oddHBand="1" w:evenHBand="0" w:firstRowFirstColumn="0" w:firstRowLastColumn="0" w:lastRowFirstColumn="0" w:lastRowLastColumn="0"/>
             </w:pPr>
             <w:r>
-              <w:t>9,999.99</w:t>
+              <w:t>$999.99</w:t>
             </w:r>
           </w:p>
         </w:tc>
@@ -2904,7 +2981,7 @@
               <w:cnfStyle w:val="000000100000" w:firstRow="0" w:lastRow="0" w:firstColumn="0" w:lastColumn="0" w:oddVBand="0" w:evenVBand="0" w:oddHBand="1" w:evenHBand="0" w:firstRowFirstColumn="0" w:firstRowLastColumn="0" w:lastRowFirstColumn="0" w:lastRowLastColumn="0"/>
             </w:pPr>
             <w:r>
-              <w:t>ACCEPT</w:t>
+              <w:t>PASS</w:t>
             </w:r>
           </w:p>
         </w:tc>
@@ -2938,11 +3015,11 @@
             </w:r>
             <w:r>
               <w:br/>
-              <w:t>Premium Price</w:t>
+              <w:t>Very Large</w:t>
             </w:r>
             <w:r>
               <w:br/>
-              <w:t>(≥10,000)</w:t>
+              <w:t>(≥1000)</w:t>
             </w:r>
           </w:p>
         </w:tc>
@@ -2955,7 +3032,7 @@
               <w:cnfStyle w:val="000000010000" w:firstRow="0" w:lastRow="0" w:firstColumn="0" w:lastColumn="0" w:oddVBand="0" w:evenVBand="0" w:oddHBand="0" w:evenHBand="1" w:firstRowFirstColumn="0" w:firstRowLastColumn="0" w:lastRowFirstColumn="0" w:lastRowLastColumn="0"/>
             </w:pPr>
             <w:r>
-              <w:t>testPartition4_PremiumPrice_RepresentativeValue</w:t>
+              <w:t>testPartition4_VeryLargeAmount_LowerBound</w:t>
             </w:r>
           </w:p>
         </w:tc>
@@ -2968,7 +3045,7 @@
               <w:cnfStyle w:val="000000010000" w:firstRow="0" w:lastRow="0" w:firstColumn="0" w:lastColumn="0" w:oddVBand="0" w:evenVBand="0" w:oddHBand="0" w:evenHBand="1" w:firstRowFirstColumn="0" w:firstRowLastColumn="0" w:lastRowFirstColumn="0" w:lastRowLastColumn="0"/>
             </w:pPr>
             <w:r>
-              <w:t>15,000.00</w:t>
+              <w:t>$1,000.00</w:t>
             </w:r>
           </w:p>
         </w:tc>
@@ -2981,7 +3058,7 @@
               <w:cnfStyle w:val="000000010000" w:firstRow="0" w:lastRow="0" w:firstColumn="0" w:lastColumn="0" w:oddVBand="0" w:evenVBand="0" w:oddHBand="0" w:evenHBand="1" w:firstRowFirstColumn="0" w:firstRowLastColumn="0" w:lastRowFirstColumn="0" w:lastRowLastColumn="0"/>
             </w:pPr>
             <w:r>
-              <w:t>ACCEPT</w:t>
+              <w:t>PASS</w:t>
             </w:r>
           </w:p>
         </w:tc>
@@ -3020,7 +3097,7 @@
               <w:cnfStyle w:val="000000100000" w:firstRow="0" w:lastRow="0" w:firstColumn="0" w:lastColumn="0" w:oddVBand="0" w:evenVBand="0" w:oddHBand="1" w:evenHBand="0" w:firstRowFirstColumn="0" w:firstRowLastColumn="0" w:lastRowFirstColumn="0" w:lastRowLastColumn="0"/>
             </w:pPr>
             <w:r>
-              <w:t>testPartition4_BoundaryLower_MinimumPremiumPrice</w:t>
+              <w:t>testPartition4_VeryLargeAmount_Typical</w:t>
             </w:r>
           </w:p>
         </w:tc>
@@ -3033,7 +3110,7 @@
               <w:cnfStyle w:val="000000100000" w:firstRow="0" w:lastRow="0" w:firstColumn="0" w:lastColumn="0" w:oddVBand="0" w:evenVBand="0" w:oddHBand="1" w:evenHBand="0" w:firstRowFirstColumn="0" w:firstRowLastColumn="0" w:lastRowFirstColumn="0" w:lastRowLastColumn="0"/>
             </w:pPr>
             <w:r>
-              <w:t>10,000.00</w:t>
+              <w:t>$5,000.00</w:t>
             </w:r>
           </w:p>
         </w:tc>
@@ -3046,7 +3123,7 @@
               <w:cnfStyle w:val="000000100000" w:firstRow="0" w:lastRow="0" w:firstColumn="0" w:lastColumn="0" w:oddVBand="0" w:evenVBand="0" w:oddHBand="1" w:evenHBand="0" w:firstRowFirstColumn="0" w:firstRowLastColumn="0" w:lastRowFirstColumn="0" w:lastRowLastColumn="0"/>
             </w:pPr>
             <w:r>
-              <w:t>ACCEPT</w:t>
+              <w:t>PASS</w:t>
             </w:r>
           </w:p>
         </w:tc>
@@ -3085,7 +3162,7 @@
               <w:cnfStyle w:val="000000010000" w:firstRow="0" w:lastRow="0" w:firstColumn="0" w:lastColumn="0" w:oddVBand="0" w:evenVBand="0" w:oddHBand="0" w:evenHBand="1" w:firstRowFirstColumn="0" w:firstRowLastColumn="0" w:lastRowFirstColumn="0" w:lastRowLastColumn="0"/>
             </w:pPr>
             <w:r>
-              <w:t>testPartition4_BoundaryUpper_ExtremePremiumPrice</w:t>
+              <w:t>testPartition4_VeryLargeAmount_Maximum</w:t>
             </w:r>
           </w:p>
         </w:tc>
@@ -3098,7 +3175,7 @@
               <w:cnfStyle w:val="000000010000" w:firstRow="0" w:lastRow="0" w:firstColumn="0" w:lastColumn="0" w:oddVBand="0" w:evenVBand="0" w:oddHBand="0" w:evenHBand="1" w:firstRowFirstColumn="0" w:firstRowLastColumn="0" w:lastRowFirstColumn="0" w:lastRowLastColumn="0"/>
             </w:pPr>
             <w:r>
-              <w:t>999,999.99</w:t>
+              <w:t>$9,999.99</w:t>
             </w:r>
           </w:p>
         </w:tc>
@@ -3111,7 +3188,7 @@
               <w:cnfStyle w:val="000000010000" w:firstRow="0" w:lastRow="0" w:firstColumn="0" w:lastColumn="0" w:oddVBand="0" w:evenVBand="0" w:oddHBand="0" w:evenHBand="1" w:firstRowFirstColumn="0" w:firstRowLastColumn="0" w:lastRowFirstColumn="0" w:lastRowLastColumn="0"/>
             </w:pPr>
             <w:r>
-              <w:t>ACCEPT</w:t>
+              <w:t>PASS</w:t>
             </w:r>
           </w:p>
         </w:tc>
@@ -3141,12 +3218,11 @@
           </w:tcPr>
           <w:p>
             <w:r>
-              <w:lastRenderedPageBreak/>
               <w:t>Partition 5:</w:t>
             </w:r>
             <w:r>
               <w:br/>
-              <w:t>Invalid Negative</w:t>
+              <w:t>Boundary Values</w:t>
             </w:r>
           </w:p>
         </w:tc>
@@ -3159,7 +3235,7 @@
               <w:cnfStyle w:val="000000100000" w:firstRow="0" w:lastRow="0" w:firstColumn="0" w:lastColumn="0" w:oddVBand="0" w:evenVBand="0" w:oddHBand="1" w:evenHBand="0" w:firstRowFirstColumn="0" w:firstRowLastColumn="0" w:lastRowFirstColumn="0" w:lastRowLastColumn="0"/>
             </w:pPr>
             <w:r>
-              <w:t>testPartition5_InvalidNegativePrice</w:t>
+              <w:t>testPartition5_BoundaryZero_FreeProduct</w:t>
             </w:r>
           </w:p>
         </w:tc>
@@ -3172,7 +3248,7 @@
               <w:cnfStyle w:val="000000100000" w:firstRow="0" w:lastRow="0" w:firstColumn="0" w:lastColumn="0" w:oddVBand="0" w:evenVBand="0" w:oddHBand="1" w:evenHBand="0" w:firstRowFirstColumn="0" w:firstRowLastColumn="0" w:lastRowFirstColumn="0" w:lastRowLastColumn="0"/>
             </w:pPr>
             <w:r>
-              <w:t>-10.00</w:t>
+              <w:t>$0.00</w:t>
             </w:r>
           </w:p>
         </w:tc>
@@ -3185,25 +3261,21 @@
               <w:cnfStyle w:val="000000100000" w:firstRow="0" w:lastRow="0" w:firstColumn="0" w:lastColumn="0" w:oddVBand="0" w:evenVBand="0" w:oddHBand="1" w:evenHBand="0" w:firstRowFirstColumn="0" w:firstRowLastColumn="0" w:lastRowFirstColumn="0" w:lastRowLastColumn="0"/>
             </w:pPr>
             <w:r>
-              <w:t>REJECT</w:t>
+              <w:t>PASS</w:t>
             </w:r>
           </w:p>
         </w:tc>
         <w:tc>
           <w:tcPr>
             <w:tcW w:w="1728" w:type="dxa"/>
-            <w:shd w:val="clear" w:color="auto" w:fill="FFEB9C"/>
+            <w:shd w:val="clear" w:color="auto" w:fill="C6EFCE"/>
           </w:tcPr>
           <w:p>
             <w:pPr>
               <w:cnfStyle w:val="000000100000" w:firstRow="0" w:lastRow="0" w:firstColumn="0" w:lastColumn="0" w:oddVBand="0" w:evenVBand="0" w:oddHBand="1" w:evenHBand="0" w:firstRowFirstColumn="0" w:firstRowLastColumn="0" w:lastRowFirstColumn="0" w:lastRowLastColumn="0"/>
             </w:pPr>
             <w:r>
-              <w:t>⚠️ PARTIAL</w:t>
-            </w:r>
-            <w:r>
-              <w:br/>
-              <w:t>(No validation)</w:t>
+              <w:t>✅ PASS</w:t>
             </w:r>
           </w:p>
         </w:tc>
@@ -3228,7 +3300,7 @@
               <w:cnfStyle w:val="000000010000" w:firstRow="0" w:lastRow="0" w:firstColumn="0" w:lastColumn="0" w:oddVBand="0" w:evenVBand="0" w:oddHBand="0" w:evenHBand="1" w:firstRowFirstColumn="0" w:firstRowLastColumn="0" w:lastRowFirstColumn="0" w:lastRowLastColumn="0"/>
             </w:pPr>
             <w:r>
-              <w:t>testPartition5_BoundaryNegative_JustBelowZero</w:t>
+              <w:t>testPartition5_BoundaryMaximum_PremiumProduct</w:t>
             </w:r>
           </w:p>
         </w:tc>
@@ -3241,7 +3313,7 @@
               <w:cnfStyle w:val="000000010000" w:firstRow="0" w:lastRow="0" w:firstColumn="0" w:lastColumn="0" w:oddVBand="0" w:evenVBand="0" w:oddHBand="0" w:evenHBand="1" w:firstRowFirstColumn="0" w:firstRowLastColumn="0" w:lastRowFirstColumn="0" w:lastRowLastColumn="0"/>
             </w:pPr>
             <w:r>
-              <w:t>-0.01</w:t>
+              <w:t>$10,000.00</w:t>
             </w:r>
           </w:p>
         </w:tc>
@@ -3254,25 +3326,21 @@
               <w:cnfStyle w:val="000000010000" w:firstRow="0" w:lastRow="0" w:firstColumn="0" w:lastColumn="0" w:oddVBand="0" w:evenVBand="0" w:oddHBand="0" w:evenHBand="1" w:firstRowFirstColumn="0" w:firstRowLastColumn="0" w:lastRowFirstColumn="0" w:lastRowLastColumn="0"/>
             </w:pPr>
             <w:r>
-              <w:t>REJECT</w:t>
+              <w:t>PASS</w:t>
             </w:r>
           </w:p>
         </w:tc>
         <w:tc>
           <w:tcPr>
             <w:tcW w:w="1728" w:type="dxa"/>
-            <w:shd w:val="clear" w:color="auto" w:fill="FFEB9C"/>
+            <w:shd w:val="clear" w:color="auto" w:fill="C6EFCE"/>
           </w:tcPr>
           <w:p>
             <w:pPr>
               <w:cnfStyle w:val="000000010000" w:firstRow="0" w:lastRow="0" w:firstColumn="0" w:lastColumn="0" w:oddVBand="0" w:evenVBand="0" w:oddHBand="0" w:evenHBand="1" w:firstRowFirstColumn="0" w:firstRowLastColumn="0" w:lastRowFirstColumn="0" w:lastRowLastColumn="0"/>
             </w:pPr>
             <w:r>
-              <w:t>⚠️ PARTIAL</w:t>
-            </w:r>
-            <w:r>
-              <w:br/>
-              <w:t>(No validation)</w:t>
+              <w:t>✅ PASS</w:t>
             </w:r>
           </w:p>
         </w:tc>
@@ -3286,15 +3354,7 @@
             <w:cnfStyle w:val="001000000000" w:firstRow="0" w:lastRow="0" w:firstColumn="1" w:lastColumn="0" w:oddVBand="0" w:evenVBand="0" w:oddHBand="0" w:evenHBand="0" w:firstRowFirstColumn="0" w:firstRowLastColumn="0" w:lastRowFirstColumn="0" w:lastRowLastColumn="0"/>
             <w:tcW w:w="1728" w:type="dxa"/>
           </w:tcPr>
-          <w:p>
-            <w:r>
-              <w:t>Partition 6:</w:t>
-            </w:r>
-            <w:r>
-              <w:br/>
-              <w:t>Invalid Precision</w:t>
-            </w:r>
-          </w:p>
+          <w:p/>
         </w:tc>
         <w:tc>
           <w:tcPr>
@@ -3305,7 +3365,7 @@
               <w:cnfStyle w:val="000000100000" w:firstRow="0" w:lastRow="0" w:firstColumn="0" w:lastColumn="0" w:oddVBand="0" w:evenVBand="0" w:oddHBand="1" w:evenHBand="0" w:firstRowFirstColumn="0" w:firstRowLastColumn="0" w:lastRowFirstColumn="0" w:lastRowLastColumn="0"/>
             </w:pPr>
             <w:r>
-              <w:t>testPartition6_InvalidDecimalPrecision_ThreeDecimals</w:t>
+              <w:t>testPartition5_InvalidNegativePrice</w:t>
             </w:r>
           </w:p>
         </w:tc>
@@ -3318,7 +3378,7 @@
               <w:cnfStyle w:val="000000100000" w:firstRow="0" w:lastRow="0" w:firstColumn="0" w:lastColumn="0" w:oddVBand="0" w:evenVBand="0" w:oddHBand="1" w:evenHBand="0" w:firstRowFirstColumn="0" w:firstRowLastColumn="0" w:lastRowFirstColumn="0" w:lastRowLastColumn="0"/>
             </w:pPr>
             <w:r>
-              <w:t>29.999</w:t>
+              <w:t>-$10.00</w:t>
             </w:r>
           </w:p>
         </w:tc>
@@ -3331,25 +3391,21 @@
               <w:cnfStyle w:val="000000100000" w:firstRow="0" w:lastRow="0" w:firstColumn="0" w:lastColumn="0" w:oddVBand="0" w:evenVBand="0" w:oddHBand="1" w:evenHBand="0" w:firstRowFirstColumn="0" w:firstRowLastColumn="0" w:lastRowFirstColumn="0" w:lastRowLastColumn="0"/>
             </w:pPr>
             <w:r>
-              <w:t>HANDLE/ROUND</w:t>
+              <w:t>REJECT</w:t>
             </w:r>
           </w:p>
         </w:tc>
         <w:tc>
           <w:tcPr>
             <w:tcW w:w="1728" w:type="dxa"/>
-            <w:shd w:val="clear" w:color="auto" w:fill="C6EFCE"/>
+            <w:shd w:val="clear" w:color="auto" w:fill="FFC7CE"/>
           </w:tcPr>
           <w:p>
             <w:pPr>
               <w:cnfStyle w:val="000000100000" w:firstRow="0" w:lastRow="0" w:firstColumn="0" w:lastColumn="0" w:oddVBand="0" w:evenVBand="0" w:oddHBand="1" w:evenHBand="0" w:firstRowFirstColumn="0" w:firstRowLastColumn="0" w:lastRowFirstColumn="0" w:lastRowLastColumn="0"/>
             </w:pPr>
             <w:r>
-              <w:t>✅ PASS</w:t>
-            </w:r>
-            <w:r>
-              <w:br/>
-              <w:t>(Auto-rounded)</w:t>
+              <w:t>❌ FAIL*</w:t>
             </w:r>
           </w:p>
         </w:tc>
@@ -3374,7 +3430,7 @@
               <w:cnfStyle w:val="000000010000" w:firstRow="0" w:lastRow="0" w:firstColumn="0" w:lastColumn="0" w:oddVBand="0" w:evenVBand="0" w:oddHBand="0" w:evenHBand="1" w:firstRowFirstColumn="0" w:firstRowLastColumn="0" w:lastRowFirstColumn="0" w:lastRowLastColumn="0"/>
             </w:pPr>
             <w:r>
-              <w:t>testPartition6_InvalidDecimalPrecision_ExtremeDecimals</w:t>
+              <w:t>testPartition5_BoundaryNegative_JustBelowZero</w:t>
             </w:r>
           </w:p>
         </w:tc>
@@ -3387,7 +3443,7 @@
               <w:cnfStyle w:val="000000010000" w:firstRow="0" w:lastRow="0" w:firstColumn="0" w:lastColumn="0" w:oddVBand="0" w:evenVBand="0" w:oddHBand="0" w:evenHBand="1" w:firstRowFirstColumn="0" w:firstRowLastColumn="0" w:lastRowFirstColumn="0" w:lastRowLastColumn="0"/>
             </w:pPr>
             <w:r>
-              <w:t>0.123456</w:t>
+              <w:t>-$0.01</w:t>
             </w:r>
           </w:p>
         </w:tc>
@@ -3400,25 +3456,21 @@
               <w:cnfStyle w:val="000000010000" w:firstRow="0" w:lastRow="0" w:firstColumn="0" w:lastColumn="0" w:oddVBand="0" w:evenVBand="0" w:oddHBand="0" w:evenHBand="1" w:firstRowFirstColumn="0" w:firstRowLastColumn="0" w:lastRowFirstColumn="0" w:lastRowLastColumn="0"/>
             </w:pPr>
             <w:r>
-              <w:t>HANDLE/ROUND</w:t>
+              <w:t>REJECT</w:t>
             </w:r>
           </w:p>
         </w:tc>
         <w:tc>
           <w:tcPr>
             <w:tcW w:w="1728" w:type="dxa"/>
-            <w:shd w:val="clear" w:color="auto" w:fill="C6EFCE"/>
+            <w:shd w:val="clear" w:color="auto" w:fill="FFC7CE"/>
           </w:tcPr>
           <w:p>
             <w:pPr>
               <w:cnfStyle w:val="000000010000" w:firstRow="0" w:lastRow="0" w:firstColumn="0" w:lastColumn="0" w:oddVBand="0" w:evenVBand="0" w:oddHBand="0" w:evenHBand="1" w:firstRowFirstColumn="0" w:firstRowLastColumn="0" w:lastRowFirstColumn="0" w:lastRowLastColumn="0"/>
             </w:pPr>
             <w:r>
-              <w:t>✅ PASS</w:t>
-            </w:r>
-            <w:r>
-              <w:br/>
-              <w:t>(Auto-rounded)</w:t>
+              <w:t>❌ FAIL*</w:t>
             </w:r>
           </w:p>
         </w:tc>
@@ -3434,11 +3486,11 @@
           </w:tcPr>
           <w:p>
             <w:r>
-              <w:t>Partition 7:</w:t>
+              <w:t>Partition 6:</w:t>
             </w:r>
             <w:r>
               <w:br/>
-              <w:t>Invalid Null</w:t>
+              <w:t>Invalid Precision</w:t>
             </w:r>
           </w:p>
         </w:tc>
@@ -3451,7 +3503,7 @@
               <w:cnfStyle w:val="000000100000" w:firstRow="0" w:lastRow="0" w:firstColumn="0" w:lastColumn="0" w:oddVBand="0" w:evenVBand="0" w:oddHBand="1" w:evenHBand="0" w:firstRowFirstColumn="0" w:firstRowLastColumn="0" w:lastRowFirstColumn="0" w:lastRowLastColumn="0"/>
             </w:pPr>
             <w:r>
-              <w:t>testPartition7_InvalidNullPrice_HandlesGracefully</w:t>
+              <w:t>testPartition6_InvalidDecimalPrecision_ThreeDecimals</w:t>
             </w:r>
           </w:p>
         </w:tc>
@@ -3464,7 +3516,7 @@
               <w:cnfStyle w:val="000000100000" w:firstRow="0" w:lastRow="0" w:firstColumn="0" w:lastColumn="0" w:oddVBand="0" w:evenVBand="0" w:oddHBand="1" w:evenHBand="0" w:firstRowFirstColumn="0" w:firstRowLastColumn="0" w:lastRowFirstColumn="0" w:lastRowLastColumn="0"/>
             </w:pPr>
             <w:r>
-              <w:t>null</w:t>
+              <w:t>$99.999</w:t>
             </w:r>
           </w:p>
         </w:tc>
@@ -3477,25 +3529,21 @@
               <w:cnfStyle w:val="000000100000" w:firstRow="0" w:lastRow="0" w:firstColumn="0" w:lastColumn="0" w:oddVBand="0" w:evenVBand="0" w:oddHBand="1" w:evenHBand="0" w:firstRowFirstColumn="0" w:firstRowLastColumn="0" w:lastRowFirstColumn="0" w:lastRowLastColumn="0"/>
             </w:pPr>
             <w:r>
-              <w:t>REJECT/DEFAULT</w:t>
+              <w:t>REJECT/ROUND</w:t>
             </w:r>
           </w:p>
         </w:tc>
         <w:tc>
           <w:tcPr>
             <w:tcW w:w="1728" w:type="dxa"/>
-            <w:shd w:val="clear" w:color="auto" w:fill="FFEB9C"/>
+            <w:shd w:val="clear" w:color="auto" w:fill="FFC7CE"/>
           </w:tcPr>
           <w:p>
             <w:pPr>
               <w:cnfStyle w:val="000000100000" w:firstRow="0" w:lastRow="0" w:firstColumn="0" w:lastColumn="0" w:oddVBand="0" w:evenVBand="0" w:oddHBand="1" w:evenHBand="0" w:firstRowFirstColumn="0" w:firstRowLastColumn="0" w:lastRowFirstColumn="0" w:lastRowLastColumn="0"/>
             </w:pPr>
             <w:r>
-              <w:t>⚠️ PARTIAL</w:t>
-            </w:r>
-            <w:r>
-              <w:br/>
-              <w:t>(May throw NPE)</w:t>
+              <w:t>❌ FAIL*</w:t>
             </w:r>
           </w:p>
         </w:tc>
@@ -3509,15 +3557,7 @@
             <w:cnfStyle w:val="001000000000" w:firstRow="0" w:lastRow="0" w:firstColumn="1" w:lastColumn="0" w:oddVBand="0" w:evenVBand="0" w:oddHBand="0" w:evenHBand="0" w:firstRowFirstColumn="0" w:firstRowLastColumn="0" w:lastRowFirstColumn="0" w:lastRowLastColumn="0"/>
             <w:tcW w:w="1728" w:type="dxa"/>
           </w:tcPr>
-          <w:p>
-            <w:r>
-              <w:t>Integration:</w:t>
-            </w:r>
-            <w:r>
-              <w:br/>
-              <w:t>Multi-Partition</w:t>
-            </w:r>
-          </w:p>
+          <w:p/>
         </w:tc>
         <w:tc>
           <w:tcPr>
@@ -3528,7 +3568,7 @@
               <w:cnfStyle w:val="000000010000" w:firstRow="0" w:lastRow="0" w:firstColumn="0" w:lastColumn="0" w:oddVBand="0" w:evenVBand="0" w:oddHBand="0" w:evenHBand="1" w:firstRowFirstColumn="0" w:firstRowLastColumn="0" w:lastRowFirstColumn="0" w:lastRowLastColumn="0"/>
             </w:pPr>
             <w:r>
-              <w:t>testIntegration_MultipleProductPricePartitions</w:t>
+              <w:t>testPartition6_InvalidDecimalPrecision_ExtremeDecimals</w:t>
             </w:r>
           </w:p>
         </w:tc>
@@ -3541,11 +3581,7 @@
               <w:cnfStyle w:val="000000010000" w:firstRow="0" w:lastRow="0" w:firstColumn="0" w:lastColumn="0" w:oddVBand="0" w:evenVBand="0" w:oddHBand="0" w:evenHBand="1" w:firstRowFirstColumn="0" w:firstRowLastColumn="0" w:lastRowFirstColumn="0" w:lastRowLastColumn="0"/>
             </w:pPr>
             <w:r>
-              <w:t>0.00, 49.99,</w:t>
-            </w:r>
-            <w:r>
-              <w:br/>
-              <w:t>1,999.99, 25,000</w:t>
+              <w:t>$99.123456</w:t>
             </w:r>
           </w:p>
         </w:tc>
@@ -3558,21 +3594,21 @@
               <w:cnfStyle w:val="000000010000" w:firstRow="0" w:lastRow="0" w:firstColumn="0" w:lastColumn="0" w:oddVBand="0" w:evenVBand="0" w:oddHBand="0" w:evenHBand="1" w:firstRowFirstColumn="0" w:firstRowLastColumn="0" w:lastRowFirstColumn="0" w:lastRowLastColumn="0"/>
             </w:pPr>
             <w:r>
-              <w:t>ACCEPT ALL</w:t>
+              <w:t>REJECT/ROUND</w:t>
             </w:r>
           </w:p>
         </w:tc>
         <w:tc>
           <w:tcPr>
             <w:tcW w:w="1728" w:type="dxa"/>
-            <w:shd w:val="clear" w:color="auto" w:fill="C6EFCE"/>
+            <w:shd w:val="clear" w:color="auto" w:fill="FFC7CE"/>
           </w:tcPr>
           <w:p>
             <w:pPr>
               <w:cnfStyle w:val="000000010000" w:firstRow="0" w:lastRow="0" w:firstColumn="0" w:lastColumn="0" w:oddVBand="0" w:evenVBand="0" w:oddHBand="0" w:evenHBand="1" w:firstRowFirstColumn="0" w:firstRowLastColumn="0" w:lastRowFirstColumn="0" w:lastRowLastColumn="0"/>
             </w:pPr>
             <w:r>
-              <w:t>✅ PASS</w:t>
+              <w:t>❌ FAIL*</w:t>
             </w:r>
           </w:p>
         </w:tc>
@@ -3586,7 +3622,15 @@
             <w:cnfStyle w:val="001000000000" w:firstRow="0" w:lastRow="0" w:firstColumn="1" w:lastColumn="0" w:oddVBand="0" w:evenVBand="0" w:oddHBand="0" w:evenHBand="0" w:firstRowFirstColumn="0" w:firstRowLastColumn="0" w:lastRowFirstColumn="0" w:lastRowLastColumn="0"/>
             <w:tcW w:w="1728" w:type="dxa"/>
           </w:tcPr>
-          <w:p/>
+          <w:p>
+            <w:r>
+              <w:t>Partition 7:</w:t>
+            </w:r>
+            <w:r>
+              <w:br/>
+              <w:t>Null/Invalid</w:t>
+            </w:r>
+          </w:p>
         </w:tc>
         <w:tc>
           <w:tcPr>
@@ -3597,7 +3641,7 @@
               <w:cnfStyle w:val="000000100000" w:firstRow="0" w:lastRow="0" w:firstColumn="0" w:lastColumn="0" w:oddVBand="0" w:evenVBand="0" w:oddHBand="1" w:evenHBand="0" w:firstRowFirstColumn="0" w:firstRowLastColumn="0" w:lastRowFirstColumn="0" w:lastRowLastColumn="0"/>
             </w:pPr>
             <w:r>
-              <w:t>testPartitionTransition_NormalToHigh</w:t>
+              <w:t>testPartition7_InvalidNullPrice_HandlesGracefully</w:t>
             </w:r>
           </w:p>
         </w:tc>
@@ -3610,11 +3654,7 @@
               <w:cnfStyle w:val="000000100000" w:firstRow="0" w:lastRow="0" w:firstColumn="0" w:lastColumn="0" w:oddVBand="0" w:evenVBand="0" w:oddHBand="1" w:evenHBand="0" w:firstRowFirstColumn="0" w:firstRowLastColumn="0" w:lastRowFirstColumn="0" w:lastRowLastColumn="0"/>
             </w:pPr>
             <w:r>
-              <w:t>999.99,</w:t>
-            </w:r>
-            <w:r>
-              <w:br/>
-              <w:t>1,000.00</w:t>
+              <w:t>null</w:t>
             </w:r>
           </w:p>
         </w:tc>
@@ -3627,21 +3667,21 @@
               <w:cnfStyle w:val="000000100000" w:firstRow="0" w:lastRow="0" w:firstColumn="0" w:lastColumn="0" w:oddVBand="0" w:evenVBand="0" w:oddHBand="1" w:evenHBand="0" w:firstRowFirstColumn="0" w:firstRowLastColumn="0" w:lastRowFirstColumn="0" w:lastRowLastColumn="0"/>
             </w:pPr>
             <w:r>
-              <w:t>ACCEPT BOTH</w:t>
+              <w:t>REJECT</w:t>
             </w:r>
           </w:p>
         </w:tc>
         <w:tc>
           <w:tcPr>
             <w:tcW w:w="1728" w:type="dxa"/>
-            <w:shd w:val="clear" w:color="auto" w:fill="C6EFCE"/>
+            <w:shd w:val="clear" w:color="auto" w:fill="FFC7CE"/>
           </w:tcPr>
           <w:p>
             <w:pPr>
               <w:cnfStyle w:val="000000100000" w:firstRow="0" w:lastRow="0" w:firstColumn="0" w:lastColumn="0" w:oddVBand="0" w:evenVBand="0" w:oddHBand="1" w:evenHBand="0" w:firstRowFirstColumn="0" w:firstRowLastColumn="0" w:lastRowFirstColumn="0" w:lastRowLastColumn="0"/>
             </w:pPr>
             <w:r>
-              <w:t>✅ PASS</w:t>
+              <w:t>❌ FAIL*</w:t>
             </w:r>
           </w:p>
         </w:tc>
@@ -3649,11 +3689,522 @@
     </w:tbl>
     <w:p/>
     <w:p>
+      <w:r>
+        <w:rPr>
+          <w:b/>
+        </w:rPr>
+        <w:lastRenderedPageBreak/>
+        <w:t xml:space="preserve">* Note: </w:t>
+      </w:r>
+      <w:r>
+        <w:t>Failed tests indicate missing validation logic in the system - these are expected failures that reveal areas for improvement.</w:t>
+      </w:r>
+    </w:p>
+    <w:p/>
+    <w:p>
+      <w:pPr>
+        <w:pStyle w:val="Heading3"/>
+      </w:pPr>
+      <w:r>
+        <w:t>7.3.2 MyCartQuantityTest (Author: Yuqian Chiu)</w:t>
+      </w:r>
+    </w:p>
+    <w:p>
+      <w:r>
+        <w:rPr>
+          <w:b/>
+        </w:rPr>
+        <w:t xml:space="preserve">Test Author: </w:t>
+      </w:r>
+      <w:r>
+        <w:t>Yuqian Chiu</w:t>
+      </w:r>
+    </w:p>
+    <w:p>
+      <w:r>
+        <w:rPr>
+          <w:b/>
+        </w:rPr>
+        <w:t xml:space="preserve">File Location: </w:t>
+      </w:r>
+      <w:r>
+        <w:t>sm-core/src/test/java/com/salesmanager/test/shoppingcart/MyCartQuantityTest.java</w:t>
+      </w:r>
+    </w:p>
+    <w:p>
+      <w:r>
+        <w:rPr>
+          <w:b/>
+        </w:rPr>
+        <w:t xml:space="preserve">Test Execution: </w:t>
+      </w:r>
+      <w:r>
+        <w:t>4 tests run, 1 passed, 3 failed (expected failures)</w:t>
+      </w:r>
+    </w:p>
+    <w:p>
+      <w:pPr>
+        <w:spacing w:before="240" w:after="240"/>
+      </w:pPr>
+      <w:r>
+        <w:t>This test suite validates shopping cart quantity handling across 4 partitions, testing valid quantities, zero quantity, negative quantities, and over-stock scenarios with a product having 10 items in stock.</w:t>
+      </w:r>
+    </w:p>
+    <w:tbl>
+      <w:tblPr>
+        <w:tblStyle w:val="LightGrid-Accent1"/>
+        <w:tblW w:w="0" w:type="auto"/>
+        <w:tblLook w:val="04A0" w:firstRow="1" w:lastRow="0" w:firstColumn="1" w:lastColumn="0" w:noHBand="0" w:noVBand="1"/>
+      </w:tblPr>
+      <w:tblGrid>
+        <w:gridCol w:w="1380"/>
+        <w:gridCol w:w="3317"/>
+        <w:gridCol w:w="1376"/>
+        <w:gridCol w:w="1524"/>
+        <w:gridCol w:w="1259"/>
+      </w:tblGrid>
+      <w:tr>
+        <w:trPr>
+          <w:cnfStyle w:val="100000000000" w:firstRow="1" w:lastRow="0" w:firstColumn="0" w:lastColumn="0" w:oddVBand="0" w:evenVBand="0" w:oddHBand="0" w:evenHBand="0" w:firstRowFirstColumn="0" w:firstRowLastColumn="0" w:lastRowFirstColumn="0" w:lastRowLastColumn="0"/>
+        </w:trPr>
+        <w:tc>
+          <w:tcPr>
+            <w:cnfStyle w:val="001000000000" w:firstRow="0" w:lastRow="0" w:firstColumn="1" w:lastColumn="0" w:oddVBand="0" w:evenVBand="0" w:oddHBand="0" w:evenHBand="0" w:firstRowFirstColumn="0" w:firstRowLastColumn="0" w:lastRowFirstColumn="0" w:lastRowLastColumn="0"/>
+            <w:tcW w:w="1728" w:type="dxa"/>
+            <w:shd w:val="clear" w:color="auto" w:fill="70AD47"/>
+          </w:tcPr>
+          <w:p>
+            <w:r>
+              <w:rPr>
+                <w:color w:val="FFFFFF"/>
+              </w:rPr>
+              <w:t>Partition</w:t>
+            </w:r>
+          </w:p>
+        </w:tc>
+        <w:tc>
+          <w:tcPr>
+            <w:tcW w:w="1728" w:type="dxa"/>
+            <w:shd w:val="clear" w:color="auto" w:fill="70AD47"/>
+          </w:tcPr>
+          <w:p>
+            <w:pPr>
+              <w:cnfStyle w:val="100000000000" w:firstRow="1" w:lastRow="0" w:firstColumn="0" w:lastColumn="0" w:oddVBand="0" w:evenVBand="0" w:oddHBand="0" w:evenHBand="0" w:firstRowFirstColumn="0" w:firstRowLastColumn="0" w:lastRowFirstColumn="0" w:lastRowLastColumn="0"/>
+            </w:pPr>
+            <w:r>
+              <w:rPr>
+                <w:color w:val="FFFFFF"/>
+              </w:rPr>
+              <w:t>Test Method</w:t>
+            </w:r>
+          </w:p>
+        </w:tc>
+        <w:tc>
+          <w:tcPr>
+            <w:tcW w:w="1728" w:type="dxa"/>
+            <w:shd w:val="clear" w:color="auto" w:fill="70AD47"/>
+          </w:tcPr>
+          <w:p>
+            <w:pPr>
+              <w:cnfStyle w:val="100000000000" w:firstRow="1" w:lastRow="0" w:firstColumn="0" w:lastColumn="0" w:oddVBand="0" w:evenVBand="0" w:oddHBand="0" w:evenHBand="0" w:firstRowFirstColumn="0" w:firstRowLastColumn="0" w:lastRowFirstColumn="0" w:lastRowLastColumn="0"/>
+            </w:pPr>
+            <w:r>
+              <w:rPr>
+                <w:color w:val="FFFFFF"/>
+              </w:rPr>
+              <w:t>Quantity</w:t>
+            </w:r>
+          </w:p>
+        </w:tc>
+        <w:tc>
+          <w:tcPr>
+            <w:tcW w:w="1728" w:type="dxa"/>
+            <w:shd w:val="clear" w:color="auto" w:fill="70AD47"/>
+          </w:tcPr>
+          <w:p>
+            <w:pPr>
+              <w:cnfStyle w:val="100000000000" w:firstRow="1" w:lastRow="0" w:firstColumn="0" w:lastColumn="0" w:oddVBand="0" w:evenVBand="0" w:oddHBand="0" w:evenHBand="0" w:firstRowFirstColumn="0" w:firstRowLastColumn="0" w:lastRowFirstColumn="0" w:lastRowLastColumn="0"/>
+            </w:pPr>
+            <w:r>
+              <w:rPr>
+                <w:color w:val="FFFFFF"/>
+              </w:rPr>
+              <w:t>Expected</w:t>
+            </w:r>
+          </w:p>
+        </w:tc>
+        <w:tc>
+          <w:tcPr>
+            <w:tcW w:w="1728" w:type="dxa"/>
+            <w:shd w:val="clear" w:color="auto" w:fill="70AD47"/>
+          </w:tcPr>
+          <w:p>
+            <w:pPr>
+              <w:cnfStyle w:val="100000000000" w:firstRow="1" w:lastRow="0" w:firstColumn="0" w:lastColumn="0" w:oddVBand="0" w:evenVBand="0" w:oddHBand="0" w:evenHBand="0" w:firstRowFirstColumn="0" w:firstRowLastColumn="0" w:lastRowFirstColumn="0" w:lastRowLastColumn="0"/>
+            </w:pPr>
+            <w:r>
+              <w:rPr>
+                <w:color w:val="FFFFFF"/>
+              </w:rPr>
+              <w:t>Result</w:t>
+            </w:r>
+          </w:p>
+        </w:tc>
+      </w:tr>
+      <w:tr>
+        <w:trPr>
+          <w:cnfStyle w:val="000000100000" w:firstRow="0" w:lastRow="0" w:firstColumn="0" w:lastColumn="0" w:oddVBand="0" w:evenVBand="0" w:oddHBand="1" w:evenHBand="0" w:firstRowFirstColumn="0" w:firstRowLastColumn="0" w:lastRowFirstColumn="0" w:lastRowLastColumn="0"/>
+        </w:trPr>
+        <w:tc>
+          <w:tcPr>
+            <w:cnfStyle w:val="001000000000" w:firstRow="0" w:lastRow="0" w:firstColumn="1" w:lastColumn="0" w:oddVBand="0" w:evenVBand="0" w:oddHBand="0" w:evenHBand="0" w:firstRowFirstColumn="0" w:firstRowLastColumn="0" w:lastRowFirstColumn="0" w:lastRowLastColumn="0"/>
+            <w:tcW w:w="1728" w:type="dxa"/>
+          </w:tcPr>
+          <w:p>
+            <w:r>
+              <w:t>Partition 1:</w:t>
+            </w:r>
+            <w:r>
+              <w:br/>
+              <w:t>Valid Range</w:t>
+            </w:r>
+            <w:r>
+              <w:br/>
+              <w:t>(1-10)</w:t>
+            </w:r>
+          </w:p>
+        </w:tc>
+        <w:tc>
+          <w:tcPr>
+            <w:tcW w:w="1728" w:type="dxa"/>
+          </w:tcPr>
+          <w:p>
+            <w:pPr>
+              <w:cnfStyle w:val="000000100000" w:firstRow="0" w:lastRow="0" w:firstColumn="0" w:lastColumn="0" w:oddVBand="0" w:evenVBand="0" w:oddHBand="1" w:evenHBand="0" w:firstRowFirstColumn="0" w:firstRowLastColumn="0" w:lastRowFirstColumn="0" w:lastRowLastColumn="0"/>
+            </w:pPr>
+            <w:r>
+              <w:t>testAddToCart_ValidQuantity</w:t>
+            </w:r>
+          </w:p>
+        </w:tc>
+        <w:tc>
+          <w:tcPr>
+            <w:tcW w:w="1728" w:type="dxa"/>
+          </w:tcPr>
+          <w:p>
+            <w:pPr>
+              <w:cnfStyle w:val="000000100000" w:firstRow="0" w:lastRow="0" w:firstColumn="0" w:lastColumn="0" w:oddVBand="0" w:evenVBand="0" w:oddHBand="1" w:evenHBand="0" w:firstRowFirstColumn="0" w:firstRowLastColumn="0" w:lastRowFirstColumn="0" w:lastRowLastColumn="0"/>
+            </w:pPr>
+            <w:r>
+              <w:t>5</w:t>
+            </w:r>
+          </w:p>
+        </w:tc>
+        <w:tc>
+          <w:tcPr>
+            <w:tcW w:w="1728" w:type="dxa"/>
+          </w:tcPr>
+          <w:p>
+            <w:pPr>
+              <w:cnfStyle w:val="000000100000" w:firstRow="0" w:lastRow="0" w:firstColumn="0" w:lastColumn="0" w:oddVBand="0" w:evenVBand="0" w:oddHBand="1" w:evenHBand="0" w:firstRowFirstColumn="0" w:firstRowLastColumn="0" w:lastRowFirstColumn="0" w:lastRowLastColumn="0"/>
+            </w:pPr>
+            <w:r>
+              <w:t>PASS</w:t>
+            </w:r>
+            <w:r>
+              <w:br/>
+              <w:t>(Within stock)</w:t>
+            </w:r>
+          </w:p>
+        </w:tc>
+        <w:tc>
+          <w:tcPr>
+            <w:tcW w:w="1728" w:type="dxa"/>
+            <w:shd w:val="clear" w:color="auto" w:fill="C6EFCE"/>
+          </w:tcPr>
+          <w:p>
+            <w:pPr>
+              <w:cnfStyle w:val="000000100000" w:firstRow="0" w:lastRow="0" w:firstColumn="0" w:lastColumn="0" w:oddVBand="0" w:evenVBand="0" w:oddHBand="1" w:evenHBand="0" w:firstRowFirstColumn="0" w:firstRowLastColumn="0" w:lastRowFirstColumn="0" w:lastRowLastColumn="0"/>
+            </w:pPr>
+            <w:r>
+              <w:t>✅ PASS</w:t>
+            </w:r>
+          </w:p>
+        </w:tc>
+      </w:tr>
+      <w:tr>
+        <w:trPr>
+          <w:cnfStyle w:val="000000010000" w:firstRow="0" w:lastRow="0" w:firstColumn="0" w:lastColumn="0" w:oddVBand="0" w:evenVBand="0" w:oddHBand="0" w:evenHBand="1" w:firstRowFirstColumn="0" w:firstRowLastColumn="0" w:lastRowFirstColumn="0" w:lastRowLastColumn="0"/>
+        </w:trPr>
+        <w:tc>
+          <w:tcPr>
+            <w:cnfStyle w:val="001000000000" w:firstRow="0" w:lastRow="0" w:firstColumn="1" w:lastColumn="0" w:oddVBand="0" w:evenVBand="0" w:oddHBand="0" w:evenHBand="0" w:firstRowFirstColumn="0" w:firstRowLastColumn="0" w:lastRowFirstColumn="0" w:lastRowLastColumn="0"/>
+            <w:tcW w:w="1728" w:type="dxa"/>
+          </w:tcPr>
+          <w:p>
+            <w:r>
+              <w:t>Partition 2:</w:t>
+            </w:r>
+            <w:r>
+              <w:br/>
+              <w:t>Invalid Negative</w:t>
+            </w:r>
+          </w:p>
+        </w:tc>
+        <w:tc>
+          <w:tcPr>
+            <w:tcW w:w="1728" w:type="dxa"/>
+          </w:tcPr>
+          <w:p>
+            <w:pPr>
+              <w:cnfStyle w:val="000000010000" w:firstRow="0" w:lastRow="0" w:firstColumn="0" w:lastColumn="0" w:oddVBand="0" w:evenVBand="0" w:oddHBand="0" w:evenHBand="1" w:firstRowFirstColumn="0" w:firstRowLastColumn="0" w:lastRowFirstColumn="0" w:lastRowLastColumn="0"/>
+            </w:pPr>
+            <w:r>
+              <w:t>testAddToCart_NegativeQuantity</w:t>
+            </w:r>
+          </w:p>
+        </w:tc>
+        <w:tc>
+          <w:tcPr>
+            <w:tcW w:w="1728" w:type="dxa"/>
+          </w:tcPr>
+          <w:p>
+            <w:pPr>
+              <w:cnfStyle w:val="000000010000" w:firstRow="0" w:lastRow="0" w:firstColumn="0" w:lastColumn="0" w:oddVBand="0" w:evenVBand="0" w:oddHBand="0" w:evenHBand="1" w:firstRowFirstColumn="0" w:firstRowLastColumn="0" w:lastRowFirstColumn="0" w:lastRowLastColumn="0"/>
+            </w:pPr>
+            <w:r>
+              <w:t>-1</w:t>
+            </w:r>
+          </w:p>
+        </w:tc>
+        <w:tc>
+          <w:tcPr>
+            <w:tcW w:w="1728" w:type="dxa"/>
+          </w:tcPr>
+          <w:p>
+            <w:pPr>
+              <w:cnfStyle w:val="000000010000" w:firstRow="0" w:lastRow="0" w:firstColumn="0" w:lastColumn="0" w:oddVBand="0" w:evenVBand="0" w:oddHBand="0" w:evenHBand="1" w:firstRowFirstColumn="0" w:firstRowLastColumn="0" w:lastRowFirstColumn="0" w:lastRowLastColumn="0"/>
+            </w:pPr>
+            <w:r>
+              <w:t>REJECT</w:t>
+            </w:r>
+            <w:r>
+              <w:br/>
+              <w:t>(Exception)</w:t>
+            </w:r>
+          </w:p>
+        </w:tc>
+        <w:tc>
+          <w:tcPr>
+            <w:tcW w:w="1728" w:type="dxa"/>
+            <w:shd w:val="clear" w:color="auto" w:fill="FFC7CE"/>
+          </w:tcPr>
+          <w:p>
+            <w:pPr>
+              <w:cnfStyle w:val="000000010000" w:firstRow="0" w:lastRow="0" w:firstColumn="0" w:lastColumn="0" w:oddVBand="0" w:evenVBand="0" w:oddHBand="0" w:evenHBand="1" w:firstRowFirstColumn="0" w:firstRowLastColumn="0" w:lastRowFirstColumn="0" w:lastRowLastColumn="0"/>
+            </w:pPr>
+            <w:r>
+              <w:t>❌ FAIL*</w:t>
+            </w:r>
+          </w:p>
+        </w:tc>
+      </w:tr>
+      <w:tr>
+        <w:trPr>
+          <w:cnfStyle w:val="000000100000" w:firstRow="0" w:lastRow="0" w:firstColumn="0" w:lastColumn="0" w:oddVBand="0" w:evenVBand="0" w:oddHBand="1" w:evenHBand="0" w:firstRowFirstColumn="0" w:firstRowLastColumn="0" w:lastRowFirstColumn="0" w:lastRowLastColumn="0"/>
+        </w:trPr>
+        <w:tc>
+          <w:tcPr>
+            <w:cnfStyle w:val="001000000000" w:firstRow="0" w:lastRow="0" w:firstColumn="1" w:lastColumn="0" w:oddVBand="0" w:evenVBand="0" w:oddHBand="0" w:evenHBand="0" w:firstRowFirstColumn="0" w:firstRowLastColumn="0" w:lastRowFirstColumn="0" w:lastRowLastColumn="0"/>
+            <w:tcW w:w="1728" w:type="dxa"/>
+          </w:tcPr>
+          <w:p>
+            <w:r>
+              <w:t>Partition 3:</w:t>
+            </w:r>
+            <w:r>
+              <w:br/>
+              <w:t>Invalid Zero</w:t>
+            </w:r>
+          </w:p>
+        </w:tc>
+        <w:tc>
+          <w:tcPr>
+            <w:tcW w:w="1728" w:type="dxa"/>
+          </w:tcPr>
+          <w:p>
+            <w:pPr>
+              <w:cnfStyle w:val="000000100000" w:firstRow="0" w:lastRow="0" w:firstColumn="0" w:lastColumn="0" w:oddVBand="0" w:evenVBand="0" w:oddHBand="1" w:evenHBand="0" w:firstRowFirstColumn="0" w:firstRowLastColumn="0" w:lastRowFirstColumn="0" w:lastRowLastColumn="0"/>
+            </w:pPr>
+            <w:r>
+              <w:t>testAddToCart_ZeroQuantity</w:t>
+            </w:r>
+          </w:p>
+        </w:tc>
+        <w:tc>
+          <w:tcPr>
+            <w:tcW w:w="1728" w:type="dxa"/>
+          </w:tcPr>
+          <w:p>
+            <w:pPr>
+              <w:cnfStyle w:val="000000100000" w:firstRow="0" w:lastRow="0" w:firstColumn="0" w:lastColumn="0" w:oddVBand="0" w:evenVBand="0" w:oddHBand="1" w:evenHBand="0" w:firstRowFirstColumn="0" w:firstRowLastColumn="0" w:lastRowFirstColumn="0" w:lastRowLastColumn="0"/>
+            </w:pPr>
+            <w:r>
+              <w:t>0</w:t>
+            </w:r>
+          </w:p>
+        </w:tc>
+        <w:tc>
+          <w:tcPr>
+            <w:tcW w:w="1728" w:type="dxa"/>
+          </w:tcPr>
+          <w:p>
+            <w:pPr>
+              <w:cnfStyle w:val="000000100000" w:firstRow="0" w:lastRow="0" w:firstColumn="0" w:lastColumn="0" w:oddVBand="0" w:evenVBand="0" w:oddHBand="1" w:evenHBand="0" w:firstRowFirstColumn="0" w:firstRowLastColumn="0" w:lastRowFirstColumn="0" w:lastRowLastColumn="0"/>
+            </w:pPr>
+            <w:r>
+              <w:t>REJECT</w:t>
+            </w:r>
+            <w:r>
+              <w:br/>
+              <w:t>(Exception)</w:t>
+            </w:r>
+          </w:p>
+        </w:tc>
+        <w:tc>
+          <w:tcPr>
+            <w:tcW w:w="1728" w:type="dxa"/>
+            <w:shd w:val="clear" w:color="auto" w:fill="FFC7CE"/>
+          </w:tcPr>
+          <w:p>
+            <w:pPr>
+              <w:cnfStyle w:val="000000100000" w:firstRow="0" w:lastRow="0" w:firstColumn="0" w:lastColumn="0" w:oddVBand="0" w:evenVBand="0" w:oddHBand="1" w:evenHBand="0" w:firstRowFirstColumn="0" w:firstRowLastColumn="0" w:lastRowFirstColumn="0" w:lastRowLastColumn="0"/>
+            </w:pPr>
+            <w:r>
+              <w:t>❌ FAIL*</w:t>
+            </w:r>
+          </w:p>
+        </w:tc>
+      </w:tr>
+      <w:tr>
+        <w:trPr>
+          <w:cnfStyle w:val="000000010000" w:firstRow="0" w:lastRow="0" w:firstColumn="0" w:lastColumn="0" w:oddVBand="0" w:evenVBand="0" w:oddHBand="0" w:evenHBand="1" w:firstRowFirstColumn="0" w:firstRowLastColumn="0" w:lastRowFirstColumn="0" w:lastRowLastColumn="0"/>
+        </w:trPr>
+        <w:tc>
+          <w:tcPr>
+            <w:cnfStyle w:val="001000000000" w:firstRow="0" w:lastRow="0" w:firstColumn="1" w:lastColumn="0" w:oddVBand="0" w:evenVBand="0" w:oddHBand="0" w:evenHBand="0" w:firstRowFirstColumn="0" w:firstRowLastColumn="0" w:lastRowFirstColumn="0" w:lastRowLastColumn="0"/>
+            <w:tcW w:w="1728" w:type="dxa"/>
+          </w:tcPr>
+          <w:p>
+            <w:r>
+              <w:t>Partition 4:</w:t>
+            </w:r>
+            <w:r>
+              <w:br/>
+              <w:t>Over Stock</w:t>
+            </w:r>
+          </w:p>
+        </w:tc>
+        <w:tc>
+          <w:tcPr>
+            <w:tcW w:w="1728" w:type="dxa"/>
+          </w:tcPr>
+          <w:p>
+            <w:pPr>
+              <w:cnfStyle w:val="000000010000" w:firstRow="0" w:lastRow="0" w:firstColumn="0" w:lastColumn="0" w:oddVBand="0" w:evenVBand="0" w:oddHBand="0" w:evenHBand="1" w:firstRowFirstColumn="0" w:firstRowLastColumn="0" w:lastRowFirstColumn="0" w:lastRowLastColumn="0"/>
+            </w:pPr>
+            <w:r>
+              <w:t>testAddToCart_OverStock</w:t>
+            </w:r>
+          </w:p>
+        </w:tc>
+        <w:tc>
+          <w:tcPr>
+            <w:tcW w:w="1728" w:type="dxa"/>
+          </w:tcPr>
+          <w:p>
+            <w:pPr>
+              <w:cnfStyle w:val="000000010000" w:firstRow="0" w:lastRow="0" w:firstColumn="0" w:lastColumn="0" w:oddVBand="0" w:evenVBand="0" w:oddHBand="0" w:evenHBand="1" w:firstRowFirstColumn="0" w:firstRowLastColumn="0" w:lastRowFirstColumn="0" w:lastRowLastColumn="0"/>
+            </w:pPr>
+            <w:r>
+              <w:t>11</w:t>
+            </w:r>
+          </w:p>
+        </w:tc>
+        <w:tc>
+          <w:tcPr>
+            <w:tcW w:w="1728" w:type="dxa"/>
+          </w:tcPr>
+          <w:p>
+            <w:pPr>
+              <w:cnfStyle w:val="000000010000" w:firstRow="0" w:lastRow="0" w:firstColumn="0" w:lastColumn="0" w:oddVBand="0" w:evenVBand="0" w:oddHBand="0" w:evenHBand="1" w:firstRowFirstColumn="0" w:firstRowLastColumn="0" w:lastRowFirstColumn="0" w:lastRowLastColumn="0"/>
+            </w:pPr>
+            <w:r>
+              <w:t>REJECT</w:t>
+            </w:r>
+            <w:r>
+              <w:br/>
+              <w:t>(Exceeds stock)</w:t>
+            </w:r>
+          </w:p>
+        </w:tc>
+        <w:tc>
+          <w:tcPr>
+            <w:tcW w:w="1728" w:type="dxa"/>
+            <w:shd w:val="clear" w:color="auto" w:fill="FFC7CE"/>
+          </w:tcPr>
+          <w:p>
+            <w:pPr>
+              <w:cnfStyle w:val="000000010000" w:firstRow="0" w:lastRow="0" w:firstColumn="0" w:lastColumn="0" w:oddVBand="0" w:evenVBand="0" w:oddHBand="0" w:evenHBand="1" w:firstRowFirstColumn="0" w:firstRowLastColumn="0" w:lastRowFirstColumn="0" w:lastRowLastColumn="0"/>
+            </w:pPr>
+            <w:r>
+              <w:t>❌ FAIL*</w:t>
+            </w:r>
+          </w:p>
+        </w:tc>
+      </w:tr>
+    </w:tbl>
+    <w:p/>
+    <w:p>
+      <w:r>
+        <w:rPr>
+          <w:b/>
+        </w:rPr>
+        <w:t xml:space="preserve">* Note: </w:t>
+      </w:r>
+      <w:r>
+        <w:t>Failed tests indicate missing validation in ShoppingCartService - the system currently accepts invalid quantities without throwing exceptions.</w:t>
+      </w:r>
+    </w:p>
+    <w:p/>
+    <w:p>
+      <w:r>
+        <w:br w:type="page"/>
+      </w:r>
+    </w:p>
+    <w:p>
       <w:pPr>
         <w:pStyle w:val="Heading2"/>
       </w:pPr>
       <w:r>
+        <w:lastRenderedPageBreak/>
         <w:t>7.4 Test Execution Summary</w:t>
+      </w:r>
+    </w:p>
+    <w:p>
+      <w:pPr>
+        <w:spacing w:before="240" w:after="240"/>
+      </w:pPr>
+      <w:r>
+        <w:t>The following tables summarize the execution results for both test suites, highlighting the test coverage and issues discovered in the Shopizer platform.</w:t>
+      </w:r>
+    </w:p>
+    <w:p>
+      <w:pPr>
+        <w:pStyle w:val="Heading3"/>
+      </w:pPr>
+      <w:r>
+        <w:t>7.4.1 ProductPricePartitionTest Summary (Yijun Sun)</w:t>
       </w:r>
     </w:p>
     <w:tbl>
@@ -3674,10 +4225,13 @@
           <w:tcPr>
             <w:cnfStyle w:val="001000000000" w:firstRow="0" w:lastRow="0" w:firstColumn="1" w:lastColumn="0" w:oddVBand="0" w:evenVBand="0" w:oddHBand="0" w:evenHBand="0" w:firstRowFirstColumn="0" w:firstRowLastColumn="0" w:lastRowFirstColumn="0" w:lastRowLastColumn="0"/>
             <w:tcW w:w="4320" w:type="dxa"/>
-            <w:shd w:val="clear" w:color="auto" w:fill="D3D3D3"/>
-          </w:tcPr>
-          <w:p>
-            <w:r>
+            <w:shd w:val="clear" w:color="auto" w:fill="4472C4"/>
+          </w:tcPr>
+          <w:p>
+            <w:r>
+              <w:rPr>
+                <w:color w:val="FFFFFF"/>
+              </w:rPr>
               <w:t>Metric</w:t>
             </w:r>
           </w:p>
@@ -3685,13 +4239,16 @@
         <w:tc>
           <w:tcPr>
             <w:tcW w:w="4320" w:type="dxa"/>
-            <w:shd w:val="clear" w:color="auto" w:fill="D3D3D3"/>
+            <w:shd w:val="clear" w:color="auto" w:fill="4472C4"/>
           </w:tcPr>
           <w:p>
             <w:pPr>
               <w:cnfStyle w:val="100000000000" w:firstRow="1" w:lastRow="0" w:firstColumn="0" w:lastColumn="0" w:oddVBand="0" w:evenVBand="0" w:oddHBand="0" w:evenHBand="0" w:firstRowFirstColumn="0" w:firstRowLastColumn="0" w:lastRowFirstColumn="0" w:lastRowLastColumn="0"/>
             </w:pPr>
             <w:r>
+              <w:rPr>
+                <w:color w:val="FFFFFF"/>
+              </w:rPr>
               <w:t>Value</w:t>
             </w:r>
           </w:p>
@@ -3708,7 +4265,7 @@
           </w:tcPr>
           <w:p>
             <w:r>
-              <w:t>Total Test Cases</w:t>
+              <w:t>Test Focus</w:t>
             </w:r>
           </w:p>
         </w:tc>
@@ -3721,7 +4278,7 @@
               <w:cnfStyle w:val="000000100000" w:firstRow="0" w:lastRow="0" w:firstColumn="0" w:lastColumn="0" w:oddVBand="0" w:evenVBand="0" w:oddHBand="1" w:evenHBand="0" w:firstRowFirstColumn="0" w:firstRowLastColumn="0" w:lastRowFirstColumn="0" w:lastRowLastColumn="0"/>
             </w:pPr>
             <w:r>
-              <w:t>25</w:t>
+              <w:t>Product Price Validation</w:t>
             </w:r>
           </w:p>
         </w:tc>
@@ -3737,7 +4294,7 @@
           </w:tcPr>
           <w:p>
             <w:r>
-              <w:t>Passed Tests</w:t>
+              <w:t>Total Test Cases</w:t>
             </w:r>
           </w:p>
         </w:tc>
@@ -3750,7 +4307,7 @@
               <w:cnfStyle w:val="000000010000" w:firstRow="0" w:lastRow="0" w:firstColumn="0" w:lastColumn="0" w:oddVBand="0" w:evenVBand="0" w:oddHBand="0" w:evenHBand="1" w:firstRowFirstColumn="0" w:firstRowLastColumn="0" w:lastRowFirstColumn="0" w:lastRowLastColumn="0"/>
             </w:pPr>
             <w:r>
-              <w:t>22 (88%)</w:t>
+              <w:t>19</w:t>
             </w:r>
           </w:p>
         </w:tc>
@@ -3766,7 +4323,7 @@
           </w:tcPr>
           <w:p>
             <w:r>
-              <w:t>Partially Passed</w:t>
+              <w:t>Passed Tests</w:t>
             </w:r>
           </w:p>
         </w:tc>
@@ -3779,7 +4336,7 @@
               <w:cnfStyle w:val="000000100000" w:firstRow="0" w:lastRow="0" w:firstColumn="0" w:lastColumn="0" w:oddVBand="0" w:evenVBand="0" w:oddHBand="1" w:evenHBand="0" w:firstRowFirstColumn="0" w:firstRowLastColumn="0" w:lastRowFirstColumn="0" w:lastRowLastColumn="0"/>
             </w:pPr>
             <w:r>
-              <w:t>3 (12%)</w:t>
+              <w:t>14 (73.7%)</w:t>
             </w:r>
           </w:p>
         </w:tc>
@@ -3795,7 +4352,7 @@
           </w:tcPr>
           <w:p>
             <w:r>
-              <w:t>Failed Tests</w:t>
+              <w:t>Failed Tests (Expected)</w:t>
             </w:r>
           </w:p>
         </w:tc>
@@ -3808,7 +4365,7 @@
               <w:cnfStyle w:val="000000010000" w:firstRow="0" w:lastRow="0" w:firstColumn="0" w:lastColumn="0" w:oddVBand="0" w:evenVBand="0" w:oddHBand="0" w:evenHBand="1" w:firstRowFirstColumn="0" w:firstRowLastColumn="0" w:lastRowFirstColumn="0" w:lastRowLastColumn="0"/>
             </w:pPr>
             <w:r>
-              <w:t>0 (0%)</w:t>
+              <w:t>5 (26.3%)</w:t>
             </w:r>
           </w:p>
         </w:tc>
@@ -3824,7 +4381,7 @@
           </w:tcPr>
           <w:p>
             <w:r>
-              <w:t>Test Execution Time</w:t>
+              <w:t>Partitions Covered</w:t>
             </w:r>
           </w:p>
         </w:tc>
@@ -3837,7 +4394,7 @@
               <w:cnfStyle w:val="000000100000" w:firstRow="0" w:lastRow="0" w:firstColumn="0" w:lastColumn="0" w:oddVBand="0" w:evenVBand="0" w:oddHBand="1" w:evenHBand="0" w:firstRowFirstColumn="0" w:firstRowLastColumn="0" w:lastRowFirstColumn="0" w:lastRowLastColumn="0"/>
             </w:pPr>
             <w:r>
-              <w:t>~15-20 seconds</w:t>
+              <w:t>7 (Small/Medium/Large/Very Large/Boundary/Precision/Null)</w:t>
             </w:r>
           </w:p>
         </w:tc>
@@ -3853,6 +4410,35 @@
           </w:tcPr>
           <w:p>
             <w:r>
+              <w:t>Test Execution Time</w:t>
+            </w:r>
+          </w:p>
+        </w:tc>
+        <w:tc>
+          <w:tcPr>
+            <w:tcW w:w="4320" w:type="dxa"/>
+          </w:tcPr>
+          <w:p>
+            <w:pPr>
+              <w:cnfStyle w:val="000000010000" w:firstRow="0" w:lastRow="0" w:firstColumn="0" w:lastColumn="0" w:oddVBand="0" w:evenVBand="0" w:oddHBand="0" w:evenHBand="1" w:firstRowFirstColumn="0" w:firstRowLastColumn="0" w:lastRowFirstColumn="0" w:lastRowLastColumn="0"/>
+            </w:pPr>
+            <w:r>
+              <w:t>~5 seconds</w:t>
+            </w:r>
+          </w:p>
+        </w:tc>
+      </w:tr>
+      <w:tr>
+        <w:trPr>
+          <w:cnfStyle w:val="000000100000" w:firstRow="0" w:lastRow="0" w:firstColumn="0" w:lastColumn="0" w:oddVBand="0" w:evenVBand="0" w:oddHBand="1" w:evenHBand="0" w:firstRowFirstColumn="0" w:firstRowLastColumn="0" w:lastRowFirstColumn="0" w:lastRowLastColumn="0"/>
+        </w:trPr>
+        <w:tc>
+          <w:tcPr>
+            <w:cnfStyle w:val="001000000000" w:firstRow="0" w:lastRow="0" w:firstColumn="1" w:lastColumn="0" w:oddVBand="0" w:evenVBand="0" w:oddHBand="0" w:evenHBand="0" w:firstRowFirstColumn="0" w:firstRowLastColumn="0" w:lastRowFirstColumn="0" w:lastRowLastColumn="0"/>
+            <w:tcW w:w="4320" w:type="dxa"/>
+          </w:tcPr>
+          <w:p>
+            <w:r>
               <w:t>Code Coverage</w:t>
             </w:r>
           </w:p>
@@ -3863,10 +4449,10 @@
           </w:tcPr>
           <w:p>
             <w:pPr>
-              <w:cnfStyle w:val="000000010000" w:firstRow="0" w:lastRow="0" w:firstColumn="0" w:lastColumn="0" w:oddVBand="0" w:evenVBand="0" w:oddHBand="0" w:evenHBand="1" w:firstRowFirstColumn="0" w:firstRowLastColumn="0" w:lastRowFirstColumn="0" w:lastRowLastColumn="0"/>
-            </w:pPr>
-            <w:r>
-              <w:t>90%+ (estimated)</w:t>
+              <w:cnfStyle w:val="000000100000" w:firstRow="0" w:lastRow="0" w:firstColumn="0" w:lastColumn="0" w:oddVBand="0" w:evenVBand="0" w:oddHBand="1" w:evenHBand="0" w:firstRowFirstColumn="0" w:firstRowLastColumn="0" w:lastRowFirstColumn="0" w:lastRowLastColumn="0"/>
+            </w:pPr>
+            <w:r>
+              <w:t>ProductService, ProductPrice, ProductAvailability</w:t>
             </w:r>
           </w:p>
         </w:tc>
@@ -3875,24 +4461,518 @@
     <w:p/>
     <w:p>
       <w:pPr>
+        <w:pStyle w:val="Heading3"/>
+      </w:pPr>
+      <w:r>
+        <w:t>7.4.2 MyCartQuantityTest Summary (Yuqian Chiu)</w:t>
+      </w:r>
+    </w:p>
+    <w:tbl>
+      <w:tblPr>
+        <w:tblStyle w:val="LightGrid-Accent1"/>
+        <w:tblW w:w="0" w:type="auto"/>
+        <w:tblLook w:val="04A0" w:firstRow="1" w:lastRow="0" w:firstColumn="1" w:lastColumn="0" w:noHBand="0" w:noVBand="1"/>
+      </w:tblPr>
+      <w:tblGrid>
+        <w:gridCol w:w="4320"/>
+        <w:gridCol w:w="4320"/>
+      </w:tblGrid>
+      <w:tr>
+        <w:trPr>
+          <w:cnfStyle w:val="100000000000" w:firstRow="1" w:lastRow="0" w:firstColumn="0" w:lastColumn="0" w:oddVBand="0" w:evenVBand="0" w:oddHBand="0" w:evenHBand="0" w:firstRowFirstColumn="0" w:firstRowLastColumn="0" w:lastRowFirstColumn="0" w:lastRowLastColumn="0"/>
+        </w:trPr>
+        <w:tc>
+          <w:tcPr>
+            <w:cnfStyle w:val="001000000000" w:firstRow="0" w:lastRow="0" w:firstColumn="1" w:lastColumn="0" w:oddVBand="0" w:evenVBand="0" w:oddHBand="0" w:evenHBand="0" w:firstRowFirstColumn="0" w:firstRowLastColumn="0" w:lastRowFirstColumn="0" w:lastRowLastColumn="0"/>
+            <w:tcW w:w="4320" w:type="dxa"/>
+            <w:shd w:val="clear" w:color="auto" w:fill="70AD47"/>
+          </w:tcPr>
+          <w:p>
+            <w:r>
+              <w:rPr>
+                <w:color w:val="FFFFFF"/>
+              </w:rPr>
+              <w:t>Metric</w:t>
+            </w:r>
+          </w:p>
+        </w:tc>
+        <w:tc>
+          <w:tcPr>
+            <w:tcW w:w="4320" w:type="dxa"/>
+            <w:shd w:val="clear" w:color="auto" w:fill="70AD47"/>
+          </w:tcPr>
+          <w:p>
+            <w:pPr>
+              <w:cnfStyle w:val="100000000000" w:firstRow="1" w:lastRow="0" w:firstColumn="0" w:lastColumn="0" w:oddVBand="0" w:evenVBand="0" w:oddHBand="0" w:evenHBand="0" w:firstRowFirstColumn="0" w:firstRowLastColumn="0" w:lastRowFirstColumn="0" w:lastRowLastColumn="0"/>
+            </w:pPr>
+            <w:r>
+              <w:rPr>
+                <w:color w:val="FFFFFF"/>
+              </w:rPr>
+              <w:t>Value</w:t>
+            </w:r>
+          </w:p>
+        </w:tc>
+      </w:tr>
+      <w:tr>
+        <w:trPr>
+          <w:cnfStyle w:val="000000100000" w:firstRow="0" w:lastRow="0" w:firstColumn="0" w:lastColumn="0" w:oddVBand="0" w:evenVBand="0" w:oddHBand="1" w:evenHBand="0" w:firstRowFirstColumn="0" w:firstRowLastColumn="0" w:lastRowFirstColumn="0" w:lastRowLastColumn="0"/>
+        </w:trPr>
+        <w:tc>
+          <w:tcPr>
+            <w:cnfStyle w:val="001000000000" w:firstRow="0" w:lastRow="0" w:firstColumn="1" w:lastColumn="0" w:oddVBand="0" w:evenVBand="0" w:oddHBand="0" w:evenHBand="0" w:firstRowFirstColumn="0" w:firstRowLastColumn="0" w:lastRowFirstColumn="0" w:lastRowLastColumn="0"/>
+            <w:tcW w:w="4320" w:type="dxa"/>
+          </w:tcPr>
+          <w:p>
+            <w:r>
+              <w:t>Test Focus</w:t>
+            </w:r>
+          </w:p>
+        </w:tc>
+        <w:tc>
+          <w:tcPr>
+            <w:tcW w:w="4320" w:type="dxa"/>
+          </w:tcPr>
+          <w:p>
+            <w:pPr>
+              <w:cnfStyle w:val="000000100000" w:firstRow="0" w:lastRow="0" w:firstColumn="0" w:lastColumn="0" w:oddVBand="0" w:evenVBand="0" w:oddHBand="1" w:evenHBand="0" w:firstRowFirstColumn="0" w:firstRowLastColumn="0" w:lastRowFirstColumn="0" w:lastRowLastColumn="0"/>
+            </w:pPr>
+            <w:r>
+              <w:t>Shopping Cart Quantity Validation</w:t>
+            </w:r>
+          </w:p>
+        </w:tc>
+      </w:tr>
+      <w:tr>
+        <w:trPr>
+          <w:cnfStyle w:val="000000010000" w:firstRow="0" w:lastRow="0" w:firstColumn="0" w:lastColumn="0" w:oddVBand="0" w:evenVBand="0" w:oddHBand="0" w:evenHBand="1" w:firstRowFirstColumn="0" w:firstRowLastColumn="0" w:lastRowFirstColumn="0" w:lastRowLastColumn="0"/>
+        </w:trPr>
+        <w:tc>
+          <w:tcPr>
+            <w:cnfStyle w:val="001000000000" w:firstRow="0" w:lastRow="0" w:firstColumn="1" w:lastColumn="0" w:oddVBand="0" w:evenVBand="0" w:oddHBand="0" w:evenHBand="0" w:firstRowFirstColumn="0" w:firstRowLastColumn="0" w:lastRowFirstColumn="0" w:lastRowLastColumn="0"/>
+            <w:tcW w:w="4320" w:type="dxa"/>
+          </w:tcPr>
+          <w:p>
+            <w:r>
+              <w:t>Total Test Cases</w:t>
+            </w:r>
+          </w:p>
+        </w:tc>
+        <w:tc>
+          <w:tcPr>
+            <w:tcW w:w="4320" w:type="dxa"/>
+          </w:tcPr>
+          <w:p>
+            <w:pPr>
+              <w:cnfStyle w:val="000000010000" w:firstRow="0" w:lastRow="0" w:firstColumn="0" w:lastColumn="0" w:oddVBand="0" w:evenVBand="0" w:oddHBand="0" w:evenHBand="1" w:firstRowFirstColumn="0" w:firstRowLastColumn="0" w:lastRowFirstColumn="0" w:lastRowLastColumn="0"/>
+            </w:pPr>
+            <w:r>
+              <w:t>4</w:t>
+            </w:r>
+          </w:p>
+        </w:tc>
+      </w:tr>
+      <w:tr>
+        <w:trPr>
+          <w:cnfStyle w:val="000000100000" w:firstRow="0" w:lastRow="0" w:firstColumn="0" w:lastColumn="0" w:oddVBand="0" w:evenVBand="0" w:oddHBand="1" w:evenHBand="0" w:firstRowFirstColumn="0" w:firstRowLastColumn="0" w:lastRowFirstColumn="0" w:lastRowLastColumn="0"/>
+        </w:trPr>
+        <w:tc>
+          <w:tcPr>
+            <w:cnfStyle w:val="001000000000" w:firstRow="0" w:lastRow="0" w:firstColumn="1" w:lastColumn="0" w:oddVBand="0" w:evenVBand="0" w:oddHBand="0" w:evenHBand="0" w:firstRowFirstColumn="0" w:firstRowLastColumn="0" w:lastRowFirstColumn="0" w:lastRowLastColumn="0"/>
+            <w:tcW w:w="4320" w:type="dxa"/>
+          </w:tcPr>
+          <w:p>
+            <w:r>
+              <w:t>Passed Tests</w:t>
+            </w:r>
+          </w:p>
+        </w:tc>
+        <w:tc>
+          <w:tcPr>
+            <w:tcW w:w="4320" w:type="dxa"/>
+          </w:tcPr>
+          <w:p>
+            <w:pPr>
+              <w:cnfStyle w:val="000000100000" w:firstRow="0" w:lastRow="0" w:firstColumn="0" w:lastColumn="0" w:oddVBand="0" w:evenVBand="0" w:oddHBand="1" w:evenHBand="0" w:firstRowFirstColumn="0" w:firstRowLastColumn="0" w:lastRowFirstColumn="0" w:lastRowLastColumn="0"/>
+            </w:pPr>
+            <w:r>
+              <w:t>1 (25%)</w:t>
+            </w:r>
+          </w:p>
+        </w:tc>
+      </w:tr>
+      <w:tr>
+        <w:trPr>
+          <w:cnfStyle w:val="000000010000" w:firstRow="0" w:lastRow="0" w:firstColumn="0" w:lastColumn="0" w:oddVBand="0" w:evenVBand="0" w:oddHBand="0" w:evenHBand="1" w:firstRowFirstColumn="0" w:firstRowLastColumn="0" w:lastRowFirstColumn="0" w:lastRowLastColumn="0"/>
+        </w:trPr>
+        <w:tc>
+          <w:tcPr>
+            <w:cnfStyle w:val="001000000000" w:firstRow="0" w:lastRow="0" w:firstColumn="1" w:lastColumn="0" w:oddVBand="0" w:evenVBand="0" w:oddHBand="0" w:evenHBand="0" w:firstRowFirstColumn="0" w:firstRowLastColumn="0" w:lastRowFirstColumn="0" w:lastRowLastColumn="0"/>
+            <w:tcW w:w="4320" w:type="dxa"/>
+          </w:tcPr>
+          <w:p>
+            <w:r>
+              <w:t>Failed Tests (Expected)</w:t>
+            </w:r>
+          </w:p>
+        </w:tc>
+        <w:tc>
+          <w:tcPr>
+            <w:tcW w:w="4320" w:type="dxa"/>
+          </w:tcPr>
+          <w:p>
+            <w:pPr>
+              <w:cnfStyle w:val="000000010000" w:firstRow="0" w:lastRow="0" w:firstColumn="0" w:lastColumn="0" w:oddVBand="0" w:evenVBand="0" w:oddHBand="0" w:evenHBand="1" w:firstRowFirstColumn="0" w:firstRowLastColumn="0" w:lastRowFirstColumn="0" w:lastRowLastColumn="0"/>
+            </w:pPr>
+            <w:r>
+              <w:t>3 (75%)</w:t>
+            </w:r>
+          </w:p>
+        </w:tc>
+      </w:tr>
+      <w:tr>
+        <w:trPr>
+          <w:cnfStyle w:val="000000100000" w:firstRow="0" w:lastRow="0" w:firstColumn="0" w:lastColumn="0" w:oddVBand="0" w:evenVBand="0" w:oddHBand="1" w:evenHBand="0" w:firstRowFirstColumn="0" w:firstRowLastColumn="0" w:lastRowFirstColumn="0" w:lastRowLastColumn="0"/>
+        </w:trPr>
+        <w:tc>
+          <w:tcPr>
+            <w:cnfStyle w:val="001000000000" w:firstRow="0" w:lastRow="0" w:firstColumn="1" w:lastColumn="0" w:oddVBand="0" w:evenVBand="0" w:oddHBand="0" w:evenHBand="0" w:firstRowFirstColumn="0" w:firstRowLastColumn="0" w:lastRowFirstColumn="0" w:lastRowLastColumn="0"/>
+            <w:tcW w:w="4320" w:type="dxa"/>
+          </w:tcPr>
+          <w:p>
+            <w:r>
+              <w:t>Partitions Covered</w:t>
+            </w:r>
+          </w:p>
+        </w:tc>
+        <w:tc>
+          <w:tcPr>
+            <w:tcW w:w="4320" w:type="dxa"/>
+          </w:tcPr>
+          <w:p>
+            <w:pPr>
+              <w:cnfStyle w:val="000000100000" w:firstRow="0" w:lastRow="0" w:firstColumn="0" w:lastColumn="0" w:oddVBand="0" w:evenVBand="0" w:oddHBand="1" w:evenHBand="0" w:firstRowFirstColumn="0" w:firstRowLastColumn="0" w:lastRowFirstColumn="0" w:lastRowLastColumn="0"/>
+            </w:pPr>
+            <w:r>
+              <w:t>4 (Valid/Negative/Zero/OverStock)</w:t>
+            </w:r>
+          </w:p>
+        </w:tc>
+      </w:tr>
+      <w:tr>
+        <w:trPr>
+          <w:cnfStyle w:val="000000010000" w:firstRow="0" w:lastRow="0" w:firstColumn="0" w:lastColumn="0" w:oddVBand="0" w:evenVBand="0" w:oddHBand="0" w:evenHBand="1" w:firstRowFirstColumn="0" w:firstRowLastColumn="0" w:lastRowFirstColumn="0" w:lastRowLastColumn="0"/>
+        </w:trPr>
+        <w:tc>
+          <w:tcPr>
+            <w:cnfStyle w:val="001000000000" w:firstRow="0" w:lastRow="0" w:firstColumn="1" w:lastColumn="0" w:oddVBand="0" w:evenVBand="0" w:oddHBand="0" w:evenHBand="0" w:firstRowFirstColumn="0" w:firstRowLastColumn="0" w:lastRowFirstColumn="0" w:lastRowLastColumn="0"/>
+            <w:tcW w:w="4320" w:type="dxa"/>
+          </w:tcPr>
+          <w:p>
+            <w:r>
+              <w:t>Test Execution Time</w:t>
+            </w:r>
+          </w:p>
+        </w:tc>
+        <w:tc>
+          <w:tcPr>
+            <w:tcW w:w="4320" w:type="dxa"/>
+          </w:tcPr>
+          <w:p>
+            <w:pPr>
+              <w:cnfStyle w:val="000000010000" w:firstRow="0" w:lastRow="0" w:firstColumn="0" w:lastColumn="0" w:oddVBand="0" w:evenVBand="0" w:oddHBand="0" w:evenHBand="1" w:firstRowFirstColumn="0" w:firstRowLastColumn="0" w:lastRowFirstColumn="0" w:lastRowLastColumn="0"/>
+            </w:pPr>
+            <w:r>
+              <w:t>~5 seconds</w:t>
+            </w:r>
+          </w:p>
+        </w:tc>
+      </w:tr>
+      <w:tr>
+        <w:trPr>
+          <w:cnfStyle w:val="000000100000" w:firstRow="0" w:lastRow="0" w:firstColumn="0" w:lastColumn="0" w:oddVBand="0" w:evenVBand="0" w:oddHBand="1" w:evenHBand="0" w:firstRowFirstColumn="0" w:firstRowLastColumn="0" w:lastRowFirstColumn="0" w:lastRowLastColumn="0"/>
+        </w:trPr>
+        <w:tc>
+          <w:tcPr>
+            <w:cnfStyle w:val="001000000000" w:firstRow="0" w:lastRow="0" w:firstColumn="1" w:lastColumn="0" w:oddVBand="0" w:evenVBand="0" w:oddHBand="0" w:evenHBand="0" w:firstRowFirstColumn="0" w:firstRowLastColumn="0" w:lastRowFirstColumn="0" w:lastRowLastColumn="0"/>
+            <w:tcW w:w="4320" w:type="dxa"/>
+          </w:tcPr>
+          <w:p>
+            <w:r>
+              <w:t>Code Coverage</w:t>
+            </w:r>
+          </w:p>
+        </w:tc>
+        <w:tc>
+          <w:tcPr>
+            <w:tcW w:w="4320" w:type="dxa"/>
+          </w:tcPr>
+          <w:p>
+            <w:pPr>
+              <w:cnfStyle w:val="000000100000" w:firstRow="0" w:lastRow="0" w:firstColumn="0" w:lastColumn="0" w:oddVBand="0" w:evenVBand="0" w:oddHBand="1" w:evenHBand="0" w:firstRowFirstColumn="0" w:firstRowLastColumn="0" w:lastRowFirstColumn="0" w:lastRowLastColumn="0"/>
+            </w:pPr>
+            <w:r>
+              <w:t>ShoppingCartService, ShoppingCart, ShoppingCartItem</w:t>
+            </w:r>
+          </w:p>
+        </w:tc>
+      </w:tr>
+    </w:tbl>
+    <w:p/>
+    <w:p>
+      <w:pPr>
+        <w:pStyle w:val="Heading3"/>
+      </w:pPr>
+      <w:r>
+        <w:t>7.4.3 Combined Test Summary</w:t>
+      </w:r>
+    </w:p>
+    <w:tbl>
+      <w:tblPr>
+        <w:tblStyle w:val="LightGrid-Accent1"/>
+        <w:tblW w:w="0" w:type="auto"/>
+        <w:tblLook w:val="04A0" w:firstRow="1" w:lastRow="0" w:firstColumn="1" w:lastColumn="0" w:noHBand="0" w:noVBand="1"/>
+      </w:tblPr>
+      <w:tblGrid>
+        <w:gridCol w:w="4320"/>
+        <w:gridCol w:w="4320"/>
+      </w:tblGrid>
+      <w:tr>
+        <w:trPr>
+          <w:cnfStyle w:val="100000000000" w:firstRow="1" w:lastRow="0" w:firstColumn="0" w:lastColumn="0" w:oddVBand="0" w:evenVBand="0" w:oddHBand="0" w:evenHBand="0" w:firstRowFirstColumn="0" w:firstRowLastColumn="0" w:lastRowFirstColumn="0" w:lastRowLastColumn="0"/>
+        </w:trPr>
+        <w:tc>
+          <w:tcPr>
+            <w:cnfStyle w:val="001000000000" w:firstRow="0" w:lastRow="0" w:firstColumn="1" w:lastColumn="0" w:oddVBand="0" w:evenVBand="0" w:oddHBand="0" w:evenHBand="0" w:firstRowFirstColumn="0" w:firstRowLastColumn="0" w:lastRowFirstColumn="0" w:lastRowLastColumn="0"/>
+            <w:tcW w:w="4320" w:type="dxa"/>
+            <w:shd w:val="clear" w:color="auto" w:fill="808080"/>
+          </w:tcPr>
+          <w:p>
+            <w:r>
+              <w:rPr>
+                <w:color w:val="FFFFFF"/>
+              </w:rPr>
+              <w:t>Overall Metric</w:t>
+            </w:r>
+          </w:p>
+        </w:tc>
+        <w:tc>
+          <w:tcPr>
+            <w:tcW w:w="4320" w:type="dxa"/>
+            <w:shd w:val="clear" w:color="auto" w:fill="808080"/>
+          </w:tcPr>
+          <w:p>
+            <w:pPr>
+              <w:cnfStyle w:val="100000000000" w:firstRow="1" w:lastRow="0" w:firstColumn="0" w:lastColumn="0" w:oddVBand="0" w:evenVBand="0" w:oddHBand="0" w:evenHBand="0" w:firstRowFirstColumn="0" w:firstRowLastColumn="0" w:lastRowFirstColumn="0" w:lastRowLastColumn="0"/>
+            </w:pPr>
+            <w:r>
+              <w:rPr>
+                <w:color w:val="FFFFFF"/>
+              </w:rPr>
+              <w:t>Value</w:t>
+            </w:r>
+          </w:p>
+        </w:tc>
+      </w:tr>
+      <w:tr>
+        <w:trPr>
+          <w:cnfStyle w:val="000000100000" w:firstRow="0" w:lastRow="0" w:firstColumn="0" w:lastColumn="0" w:oddVBand="0" w:evenVBand="0" w:oddHBand="1" w:evenHBand="0" w:firstRowFirstColumn="0" w:firstRowLastColumn="0" w:lastRowFirstColumn="0" w:lastRowLastColumn="0"/>
+        </w:trPr>
+        <w:tc>
+          <w:tcPr>
+            <w:cnfStyle w:val="001000000000" w:firstRow="0" w:lastRow="0" w:firstColumn="1" w:lastColumn="0" w:oddVBand="0" w:evenVBand="0" w:oddHBand="0" w:evenHBand="0" w:firstRowFirstColumn="0" w:firstRowLastColumn="0" w:lastRowFirstColumn="0" w:lastRowLastColumn="0"/>
+            <w:tcW w:w="4320" w:type="dxa"/>
+          </w:tcPr>
+          <w:p>
+            <w:r>
+              <w:t>Total Test Cases</w:t>
+            </w:r>
+          </w:p>
+        </w:tc>
+        <w:tc>
+          <w:tcPr>
+            <w:tcW w:w="4320" w:type="dxa"/>
+          </w:tcPr>
+          <w:p>
+            <w:pPr>
+              <w:cnfStyle w:val="000000100000" w:firstRow="0" w:lastRow="0" w:firstColumn="0" w:lastColumn="0" w:oddVBand="0" w:evenVBand="0" w:oddHBand="1" w:evenHBand="0" w:firstRowFirstColumn="0" w:firstRowLastColumn="0" w:lastRowFirstColumn="0" w:lastRowLastColumn="0"/>
+            </w:pPr>
+            <w:r>
+              <w:t>23</w:t>
+            </w:r>
+          </w:p>
+        </w:tc>
+      </w:tr>
+      <w:tr>
+        <w:trPr>
+          <w:cnfStyle w:val="000000010000" w:firstRow="0" w:lastRow="0" w:firstColumn="0" w:lastColumn="0" w:oddVBand="0" w:evenVBand="0" w:oddHBand="0" w:evenHBand="1" w:firstRowFirstColumn="0" w:firstRowLastColumn="0" w:lastRowFirstColumn="0" w:lastRowLastColumn="0"/>
+        </w:trPr>
+        <w:tc>
+          <w:tcPr>
+            <w:cnfStyle w:val="001000000000" w:firstRow="0" w:lastRow="0" w:firstColumn="1" w:lastColumn="0" w:oddVBand="0" w:evenVBand="0" w:oddHBand="0" w:evenHBand="0" w:firstRowFirstColumn="0" w:firstRowLastColumn="0" w:lastRowFirstColumn="0" w:lastRowLastColumn="0"/>
+            <w:tcW w:w="4320" w:type="dxa"/>
+          </w:tcPr>
+          <w:p>
+            <w:r>
+              <w:t>Total Passed</w:t>
+            </w:r>
+          </w:p>
+        </w:tc>
+        <w:tc>
+          <w:tcPr>
+            <w:tcW w:w="4320" w:type="dxa"/>
+          </w:tcPr>
+          <w:p>
+            <w:pPr>
+              <w:cnfStyle w:val="000000010000" w:firstRow="0" w:lastRow="0" w:firstColumn="0" w:lastColumn="0" w:oddVBand="0" w:evenVBand="0" w:oddHBand="0" w:evenHBand="1" w:firstRowFirstColumn="0" w:firstRowLastColumn="0" w:lastRowFirstColumn="0" w:lastRowLastColumn="0"/>
+            </w:pPr>
+            <w:r>
+              <w:t>15 (65.2%)</w:t>
+            </w:r>
+          </w:p>
+        </w:tc>
+      </w:tr>
+      <w:tr>
+        <w:trPr>
+          <w:cnfStyle w:val="000000100000" w:firstRow="0" w:lastRow="0" w:firstColumn="0" w:lastColumn="0" w:oddVBand="0" w:evenVBand="0" w:oddHBand="1" w:evenHBand="0" w:firstRowFirstColumn="0" w:firstRowLastColumn="0" w:lastRowFirstColumn="0" w:lastRowLastColumn="0"/>
+        </w:trPr>
+        <w:tc>
+          <w:tcPr>
+            <w:cnfStyle w:val="001000000000" w:firstRow="0" w:lastRow="0" w:firstColumn="1" w:lastColumn="0" w:oddVBand="0" w:evenVBand="0" w:oddHBand="0" w:evenHBand="0" w:firstRowFirstColumn="0" w:firstRowLastColumn="0" w:lastRowFirstColumn="0" w:lastRowLastColumn="0"/>
+            <w:tcW w:w="4320" w:type="dxa"/>
+          </w:tcPr>
+          <w:p>
+            <w:r>
+              <w:t>Total Failed (Expected)</w:t>
+            </w:r>
+          </w:p>
+        </w:tc>
+        <w:tc>
+          <w:tcPr>
+            <w:tcW w:w="4320" w:type="dxa"/>
+          </w:tcPr>
+          <w:p>
+            <w:pPr>
+              <w:cnfStyle w:val="000000100000" w:firstRow="0" w:lastRow="0" w:firstColumn="0" w:lastColumn="0" w:oddVBand="0" w:evenVBand="0" w:oddHBand="1" w:evenHBand="0" w:firstRowFirstColumn="0" w:firstRowLastColumn="0" w:lastRowFirstColumn="0" w:lastRowLastColumn="0"/>
+            </w:pPr>
+            <w:r>
+              <w:t>8 (34.8%)</w:t>
+            </w:r>
+          </w:p>
+        </w:tc>
+      </w:tr>
+      <w:tr>
+        <w:trPr>
+          <w:cnfStyle w:val="000000010000" w:firstRow="0" w:lastRow="0" w:firstColumn="0" w:lastColumn="0" w:oddVBand="0" w:evenVBand="0" w:oddHBand="0" w:evenHBand="1" w:firstRowFirstColumn="0" w:firstRowLastColumn="0" w:lastRowFirstColumn="0" w:lastRowLastColumn="0"/>
+        </w:trPr>
+        <w:tc>
+          <w:tcPr>
+            <w:cnfStyle w:val="001000000000" w:firstRow="0" w:lastRow="0" w:firstColumn="1" w:lastColumn="0" w:oddVBand="0" w:evenVBand="0" w:oddHBand="0" w:evenHBand="0" w:firstRowFirstColumn="0" w:firstRowLastColumn="0" w:lastRowFirstColumn="0" w:lastRowLastColumn="0"/>
+            <w:tcW w:w="4320" w:type="dxa"/>
+          </w:tcPr>
+          <w:p>
+            <w:r>
+              <w:t>Total Partitions Tested</w:t>
+            </w:r>
+          </w:p>
+        </w:tc>
+        <w:tc>
+          <w:tcPr>
+            <w:tcW w:w="4320" w:type="dxa"/>
+          </w:tcPr>
+          <w:p>
+            <w:pPr>
+              <w:cnfStyle w:val="000000010000" w:firstRow="0" w:lastRow="0" w:firstColumn="0" w:lastColumn="0" w:oddVBand="0" w:evenVBand="0" w:oddHBand="0" w:evenHBand="1" w:firstRowFirstColumn="0" w:firstRowLastColumn="0" w:lastRowFirstColumn="0" w:lastRowLastColumn="0"/>
+            </w:pPr>
+            <w:r>
+              <w:t>11</w:t>
+            </w:r>
+          </w:p>
+        </w:tc>
+      </w:tr>
+      <w:tr>
+        <w:trPr>
+          <w:cnfStyle w:val="000000100000" w:firstRow="0" w:lastRow="0" w:firstColumn="0" w:lastColumn="0" w:oddVBand="0" w:evenVBand="0" w:oddHBand="1" w:evenHBand="0" w:firstRowFirstColumn="0" w:firstRowLastColumn="0" w:lastRowFirstColumn="0" w:lastRowLastColumn="0"/>
+        </w:trPr>
+        <w:tc>
+          <w:tcPr>
+            <w:cnfStyle w:val="001000000000" w:firstRow="0" w:lastRow="0" w:firstColumn="1" w:lastColumn="0" w:oddVBand="0" w:evenVBand="0" w:oddHBand="0" w:evenHBand="0" w:firstRowFirstColumn="0" w:firstRowLastColumn="0" w:lastRowFirstColumn="0" w:lastRowLastColumn="0"/>
+            <w:tcW w:w="4320" w:type="dxa"/>
+          </w:tcPr>
+          <w:p>
+            <w:r>
+              <w:t>Services Tested</w:t>
+            </w:r>
+          </w:p>
+        </w:tc>
+        <w:tc>
+          <w:tcPr>
+            <w:tcW w:w="4320" w:type="dxa"/>
+          </w:tcPr>
+          <w:p>
+            <w:pPr>
+              <w:cnfStyle w:val="000000100000" w:firstRow="0" w:lastRow="0" w:firstColumn="0" w:lastColumn="0" w:oddVBand="0" w:evenVBand="0" w:oddHBand="1" w:evenHBand="0" w:firstRowFirstColumn="0" w:firstRowLastColumn="0" w:lastRowFirstColumn="0" w:lastRowLastColumn="0"/>
+            </w:pPr>
+            <w:r>
+              <w:t>ProductService, ShoppingCartService</w:t>
+            </w:r>
+          </w:p>
+        </w:tc>
+      </w:tr>
+      <w:tr>
+        <w:trPr>
+          <w:cnfStyle w:val="000000010000" w:firstRow="0" w:lastRow="0" w:firstColumn="0" w:lastColumn="0" w:oddVBand="0" w:evenVBand="0" w:oddHBand="0" w:evenHBand="1" w:firstRowFirstColumn="0" w:firstRowLastColumn="0" w:lastRowFirstColumn="0" w:lastRowLastColumn="0"/>
+        </w:trPr>
+        <w:tc>
+          <w:tcPr>
+            <w:cnfStyle w:val="001000000000" w:firstRow="0" w:lastRow="0" w:firstColumn="1" w:lastColumn="0" w:oddVBand="0" w:evenVBand="0" w:oddHBand="0" w:evenHBand="0" w:firstRowFirstColumn="0" w:firstRowLastColumn="0" w:lastRowFirstColumn="0" w:lastRowLastColumn="0"/>
+            <w:tcW w:w="4320" w:type="dxa"/>
+          </w:tcPr>
+          <w:p>
+            <w:r>
+              <w:t>Test Lines of Code</w:t>
+            </w:r>
+          </w:p>
+        </w:tc>
+        <w:tc>
+          <w:tcPr>
+            <w:tcW w:w="4320" w:type="dxa"/>
+          </w:tcPr>
+          <w:p>
+            <w:pPr>
+              <w:cnfStyle w:val="000000010000" w:firstRow="0" w:lastRow="0" w:firstColumn="0" w:lastColumn="0" w:oddVBand="0" w:evenVBand="0" w:oddHBand="0" w:evenHBand="1" w:firstRowFirstColumn="0" w:firstRowLastColumn="0" w:lastRowFirstColumn="0" w:lastRowLastColumn="0"/>
+            </w:pPr>
+            <w:r>
+              <w:t>~400 lines</w:t>
+            </w:r>
+          </w:p>
+        </w:tc>
+      </w:tr>
+    </w:tbl>
+    <w:p/>
+    <w:p>
+      <w:pPr>
         <w:pStyle w:val="Heading2"/>
       </w:pPr>
       <w:r>
-        <w:lastRenderedPageBreak/>
-        <w:t>7.5 Issues Identified</w:t>
+        <w:t>7.5 Issues Identified Through Testing</w:t>
       </w:r>
     </w:p>
     <w:p>
-      <w:r>
-        <w:t>During testing, the following issues were identified:</w:t>
+      <w:pPr>
+        <w:spacing w:before="240" w:after="240"/>
+      </w:pPr>
+      <w:r>
+        <w:t>During the execution of both test suites, several critical validation gaps were identified in the Shopizer platform. These findings highlight areas requiring improvement:</w:t>
       </w:r>
     </w:p>
     <w:p>
       <w:pPr>
-        <w:pStyle w:val="ListBullet"/>
-      </w:pPr>
-      <w:r>
-        <w:t>⚠️ Missing Negative Price Validation: System does not reject negative prices at the service layer. Recommendation: Add @Min(0) annotation and service-level validation.</w:t>
+        <w:pStyle w:val="Heading3"/>
+      </w:pPr>
+      <w:r>
+        <w:lastRenderedPageBreak/>
+        <w:t>7.5.1 ProductPrice Issues (Discovered by Yijun Sun)</w:t>
       </w:r>
     </w:p>
     <w:p>
@@ -3900,7 +4980,7 @@
         <w:pStyle w:val="ListBullet"/>
       </w:pPr>
       <w:r>
-        <w:t>⚠️ Null Price Handling: May throw NullPointerException instead of providing clear validation error. Recommendation: Add @NotNull annotation or default value.</w:t>
+        <w:t>❌ Missing Negative Price Validation: The system accepts negative prices (e.g., -$10.00, -$0.01) without rejection. Recommendation: Add @Min(0) validation annotation and service-layer checks.</w:t>
       </w:r>
     </w:p>
     <w:p>
@@ -3908,16 +4988,130 @@
         <w:pStyle w:val="ListBullet"/>
       </w:pPr>
       <w:r>
-        <w:t>✅ Decimal Precision Handling: BigDecimal automatically handles precision correctly through scale() method.</w:t>
+        <w:t>❌ Null Price Handling: The system does not gracefully handle null prices, potentially leading to NullPointerException. Recommendation: Add @NotNull validation or implement default value logic.</w:t>
       </w:r>
     </w:p>
     <w:p>
-      <w:r>
-        <w:br w:type="page"/>
+      <w:pPr>
+        <w:pStyle w:val="ListBullet"/>
+      </w:pPr>
+      <w:r>
+        <w:t>❌ Decimal Precision Validation: Prices with excessive decimal places (e.g., $99.999, $99.123456) are accepted without proper validation or rounding. Recommendation: Enforce 2-decimal precision at service layer.</w:t>
       </w:r>
     </w:p>
     <w:p>
       <w:pPr>
+        <w:pStyle w:val="ListBullet"/>
+      </w:pPr>
+      <w:r>
+        <w:t>✅ Positive Finding: BigDecimal correctly handles monetary calculations, preventing floating-point errors.</w:t>
+      </w:r>
+    </w:p>
+    <w:p/>
+    <w:p>
+      <w:pPr>
+        <w:pStyle w:val="Heading3"/>
+      </w:pPr>
+      <w:r>
+        <w:t>7.5.2 ShoppingCart Issues (Discovered by Yuqian Chiu)</w:t>
+      </w:r>
+    </w:p>
+    <w:p>
+      <w:pPr>
+        <w:pStyle w:val="ListBullet"/>
+      </w:pPr>
+      <w:r>
+        <w:t>❌ Missing Negative Quantity Validation: The system accepts negative quantities (e.g., -1) without throwing exceptions. Recommendation: Add quantity validation in ShoppingCartService.create().</w:t>
+      </w:r>
+    </w:p>
+    <w:p>
+      <w:pPr>
+        <w:pStyle w:val="ListBullet"/>
+      </w:pPr>
+      <w:r>
+        <w:t>❌ Zero Quantity Handling: Shopping cart allows items with zero quantity to be added, which should be rejected. Recommendation: Implement minimum quantity check (quantity &gt;= 1).</w:t>
+      </w:r>
+    </w:p>
+    <w:p>
+      <w:pPr>
+        <w:pStyle w:val="ListBullet"/>
+      </w:pPr>
+      <w:r>
+        <w:t>❌ Missing Stock Validation: The system does not validate quantity against available stock when adding items to cart. Items exceeding stock (e.g., 11 when stock is 10) are accepted. Recommendation: Add stock availability check before cart item creation.</w:t>
+      </w:r>
+    </w:p>
+    <w:p>
+      <w:pPr>
+        <w:pStyle w:val="ListBullet"/>
+      </w:pPr>
+      <w:r>
+        <w:t>✅ Positive Finding: Valid quantity (1-10) is correctly processed and persisted to the shopping cart.</w:t>
+      </w:r>
+    </w:p>
+    <w:p/>
+    <w:p>
+      <w:pPr>
+        <w:pStyle w:val="Heading3"/>
+      </w:pPr>
+      <w:r>
+        <w:t>7.5.3 Recommendations for Development Team</w:t>
+      </w:r>
+    </w:p>
+    <w:p>
+      <w:pPr>
+        <w:spacing w:before="240" w:after="240"/>
+      </w:pPr>
+      <w:r>
+        <w:t>Based on the test results from both contributors, we recommend the following improvements:</w:t>
+      </w:r>
+    </w:p>
+    <w:p>
+      <w:pPr>
+        <w:pStyle w:val="ListNumber"/>
+      </w:pPr>
+      <w:r>
+        <w:t>1. Implement comprehensive input validation using Bean Validation (JSR 303) annotations</w:t>
+      </w:r>
+    </w:p>
+    <w:p>
+      <w:pPr>
+        <w:pStyle w:val="ListNumber"/>
+      </w:pPr>
+      <w:r>
+        <w:t>2. Add service-layer validation for business rules (stock availability, price ranges, quantity limits)</w:t>
+      </w:r>
+    </w:p>
+    <w:p>
+      <w:pPr>
+        <w:pStyle w:val="ListNumber"/>
+      </w:pPr>
+      <w:r>
+        <w:t>3. Create custom validators for complex scenarios (e.g., @ValidPrice, @ValidQuantity)</w:t>
+      </w:r>
+    </w:p>
+    <w:p>
+      <w:pPr>
+        <w:pStyle w:val="ListNumber"/>
+      </w:pPr>
+      <w:r>
+        <w:t>4. Improve error handling to provide clear, actionable error messages to API consumers</w:t>
+      </w:r>
+    </w:p>
+    <w:p>
+      <w:pPr>
+        <w:pStyle w:val="ListNumber"/>
+      </w:pPr>
+      <w:r>
+        <w:t>5. Add these partition-based tests to the CI/CD pipeline to prevent regression</w:t>
+      </w:r>
+    </w:p>
+    <w:p>
+      <w:r>
+        <w:br w:type="page"/>
+      </w:r>
+    </w:p>
+    <w:p>
+      <w:pPr>
         <w:pStyle w:val="Heading1"/>
       </w:pPr>
       <w:r>
@@ -3926,8 +5120,11 @@
       </w:r>
     </w:p>
     <w:p>
-      <w:r>
-        <w:t>This comprehensive testing analysis of the Shopizer e-commerce platform demonstrates the application of systematic partition-based testing methodology to improve test coverage and maintainability. The analysis reveals:</w:t>
+      <w:pPr>
+        <w:spacing w:before="240" w:after="240"/>
+      </w:pPr>
+      <w:r>
+        <w:t>This comprehensive testing analysis of the Shopizer e-commerce platform demonstrates the application of systematic partition-based testing methodology to improve test coverage and identify critical validation gaps. The collaborative effort between two test engineers resulted in the following key findings:</w:t>
       </w:r>
     </w:p>
     <w:p>
@@ -3935,7 +5132,7 @@
         <w:pStyle w:val="ListBullet"/>
       </w:pPr>
       <w:r>
-        <w:t>Shopizer is a mature, well-structured Java enterprise application with ~115K lines of code organized into 5 Maven modules.</w:t>
+        <w:t>Shopizer is a mature, well-structured Java enterprise application with ~115K lines of code organized into 5 Maven modules, employing Spring Boot and modern Java development practices.</w:t>
       </w:r>
     </w:p>
     <w:p>
@@ -3943,7 +5140,7 @@
         <w:pStyle w:val="ListBullet"/>
       </w:pPr>
       <w:r>
-        <w:t>The project employs JUnit 4 and Mockito for testing with existing test coverage across key business domains.</w:t>
+        <w:t>The project employs JUnit 4 and Mockito for testing with existing coverage across key business domains, providing a solid foundation for additional test development.</w:t>
       </w:r>
     </w:p>
     <w:p>
@@ -3951,7 +5148,7 @@
         <w:pStyle w:val="ListBullet"/>
       </w:pPr>
       <w:r>
-        <w:t>Partition-based testing provides a systematic approach to identifying representative test cases and boundary conditions.</w:t>
+        <w:t>Partition-based testing provides a systematic approach to identifying representative test cases, boundary conditions, and edge cases that might be missed with ad-hoc testing.</w:t>
       </w:r>
     </w:p>
     <w:p>
@@ -3959,16 +5156,301 @@
         <w:pStyle w:val="ListBullet"/>
       </w:pPr>
       <w:r>
-        <w:t>The ProductService price validation feature demonstrates complex business logic requiring careful partitioning and boundary analysis.</w:t>
+        <w:t>Two critical service features were tested: ProductPrice validation (19 test cases across 7 partitions) and ShoppingCart quantity validation (4 test cases across 4 partitions).</w:t>
       </w:r>
     </w:p>
     <w:p>
       <w:pPr>
+        <w:pStyle w:val="ListBullet"/>
+      </w:pPr>
+      <w:r>
+        <w:t>Testing revealed 8 validation gaps (5 in ProductService, 3 in ShoppingCartService) that represent potential security and data integrity risks in production.</w:t>
+      </w:r>
+    </w:p>
+    <w:p/>
+    <w:p>
+      <w:pPr>
+        <w:pStyle w:val="Heading2"/>
+      </w:pPr>
+      <w:r>
+        <w:t>8.1 Test Contributions</w:t>
+      </w:r>
+    </w:p>
+    <w:p>
+      <w:pPr>
         <w:spacing w:before="240" w:after="240"/>
       </w:pPr>
       <w:r>
+        <w:t>This testing effort represents a collaborative work between two test engineers, each focusing on different critical aspects of the Shopizer e-commerce platform:</w:t>
+      </w:r>
+    </w:p>
+    <w:tbl>
+      <w:tblPr>
+        <w:tblStyle w:val="LightGrid-Accent1"/>
+        <w:tblW w:w="0" w:type="auto"/>
+        <w:tblLook w:val="04A0" w:firstRow="1" w:lastRow="0" w:firstColumn="1" w:lastColumn="0" w:noHBand="0" w:noVBand="1"/>
+      </w:tblPr>
+      <w:tblGrid>
+        <w:gridCol w:w="2066"/>
+        <w:gridCol w:w="2686"/>
+        <w:gridCol w:w="2054"/>
+        <w:gridCol w:w="2050"/>
+      </w:tblGrid>
+      <w:tr>
+        <w:trPr>
+          <w:cnfStyle w:val="100000000000" w:firstRow="1" w:lastRow="0" w:firstColumn="0" w:lastColumn="0" w:oddVBand="0" w:evenVBand="0" w:oddHBand="0" w:evenHBand="0" w:firstRowFirstColumn="0" w:firstRowLastColumn="0" w:lastRowFirstColumn="0" w:lastRowLastColumn="0"/>
+        </w:trPr>
+        <w:tc>
+          <w:tcPr>
+            <w:cnfStyle w:val="001000000000" w:firstRow="0" w:lastRow="0" w:firstColumn="1" w:lastColumn="0" w:oddVBand="0" w:evenVBand="0" w:oddHBand="0" w:evenHBand="0" w:firstRowFirstColumn="0" w:firstRowLastColumn="0" w:lastRowFirstColumn="0" w:lastRowLastColumn="0"/>
+            <w:tcW w:w="2160" w:type="dxa"/>
+            <w:shd w:val="clear" w:color="auto" w:fill="203864"/>
+          </w:tcPr>
+          <w:p>
+            <w:r>
+              <w:rPr>
+                <w:color w:val="FFFFFF"/>
+              </w:rPr>
+              <w:t>Contributor</w:t>
+            </w:r>
+          </w:p>
+        </w:tc>
+        <w:tc>
+          <w:tcPr>
+            <w:tcW w:w="2160" w:type="dxa"/>
+            <w:shd w:val="clear" w:color="auto" w:fill="203864"/>
+          </w:tcPr>
+          <w:p>
+            <w:pPr>
+              <w:cnfStyle w:val="100000000000" w:firstRow="1" w:lastRow="0" w:firstColumn="0" w:lastColumn="0" w:oddVBand="0" w:evenVBand="0" w:oddHBand="0" w:evenHBand="0" w:firstRowFirstColumn="0" w:firstRowLastColumn="0" w:lastRowFirstColumn="0" w:lastRowLastColumn="0"/>
+            </w:pPr>
+            <w:r>
+              <w:rPr>
+                <w:color w:val="FFFFFF"/>
+              </w:rPr>
+              <w:t>Test Suite</w:t>
+            </w:r>
+          </w:p>
+        </w:tc>
+        <w:tc>
+          <w:tcPr>
+            <w:tcW w:w="2160" w:type="dxa"/>
+            <w:shd w:val="clear" w:color="auto" w:fill="203864"/>
+          </w:tcPr>
+          <w:p>
+            <w:pPr>
+              <w:cnfStyle w:val="100000000000" w:firstRow="1" w:lastRow="0" w:firstColumn="0" w:lastColumn="0" w:oddVBand="0" w:evenVBand="0" w:oddHBand="0" w:evenHBand="0" w:firstRowFirstColumn="0" w:firstRowLastColumn="0" w:lastRowFirstColumn="0" w:lastRowLastColumn="0"/>
+            </w:pPr>
+            <w:r>
+              <w:rPr>
+                <w:color w:val="FFFFFF"/>
+              </w:rPr>
+              <w:t>Focus Area</w:t>
+            </w:r>
+          </w:p>
+        </w:tc>
+        <w:tc>
+          <w:tcPr>
+            <w:tcW w:w="2160" w:type="dxa"/>
+            <w:shd w:val="clear" w:color="auto" w:fill="203864"/>
+          </w:tcPr>
+          <w:p>
+            <w:pPr>
+              <w:cnfStyle w:val="100000000000" w:firstRow="1" w:lastRow="0" w:firstColumn="0" w:lastColumn="0" w:oddVBand="0" w:evenVBand="0" w:oddHBand="0" w:evenHBand="0" w:firstRowFirstColumn="0" w:firstRowLastColumn="0" w:lastRowFirstColumn="0" w:lastRowLastColumn="0"/>
+            </w:pPr>
+            <w:r>
+              <w:rPr>
+                <w:color w:val="FFFFFF"/>
+              </w:rPr>
+              <w:t>Test Cases</w:t>
+            </w:r>
+          </w:p>
+        </w:tc>
+      </w:tr>
+      <w:tr>
+        <w:trPr>
+          <w:cnfStyle w:val="000000100000" w:firstRow="0" w:lastRow="0" w:firstColumn="0" w:lastColumn="0" w:oddVBand="0" w:evenVBand="0" w:oddHBand="1" w:evenHBand="0" w:firstRowFirstColumn="0" w:firstRowLastColumn="0" w:lastRowFirstColumn="0" w:lastRowLastColumn="0"/>
+        </w:trPr>
+        <w:tc>
+          <w:tcPr>
+            <w:cnfStyle w:val="001000000000" w:firstRow="0" w:lastRow="0" w:firstColumn="1" w:lastColumn="0" w:oddVBand="0" w:evenVBand="0" w:oddHBand="0" w:evenHBand="0" w:firstRowFirstColumn="0" w:firstRowLastColumn="0" w:lastRowFirstColumn="0" w:lastRowLastColumn="0"/>
+            <w:tcW w:w="2160" w:type="dxa"/>
+          </w:tcPr>
+          <w:p>
+            <w:r>
+              <w:t>Yijun Sun</w:t>
+            </w:r>
+          </w:p>
+        </w:tc>
+        <w:tc>
+          <w:tcPr>
+            <w:tcW w:w="2160" w:type="dxa"/>
+          </w:tcPr>
+          <w:p>
+            <w:pPr>
+              <w:cnfStyle w:val="000000100000" w:firstRow="0" w:lastRow="0" w:firstColumn="0" w:lastColumn="0" w:oddVBand="0" w:evenVBand="0" w:oddHBand="1" w:evenHBand="0" w:firstRowFirstColumn="0" w:firstRowLastColumn="0" w:lastRowFirstColumn="0" w:lastRowLastColumn="0"/>
+            </w:pPr>
+            <w:r>
+              <w:t>ProductPricePartitionTest</w:t>
+            </w:r>
+          </w:p>
+        </w:tc>
+        <w:tc>
+          <w:tcPr>
+            <w:tcW w:w="2160" w:type="dxa"/>
+          </w:tcPr>
+          <w:p>
+            <w:pPr>
+              <w:cnfStyle w:val="000000100000" w:firstRow="0" w:lastRow="0" w:firstColumn="0" w:lastColumn="0" w:oddVBand="0" w:evenVBand="0" w:oddHBand="1" w:evenHBand="0" w:firstRowFirstColumn="0" w:firstRowLastColumn="0" w:lastRowFirstColumn="0" w:lastRowLastColumn="0"/>
+            </w:pPr>
+            <w:r>
+              <w:t>Product Price Validation</w:t>
+            </w:r>
+            <w:r>
+              <w:br/>
+              <w:t>(Catalog Service)</w:t>
+            </w:r>
+          </w:p>
+        </w:tc>
+        <w:tc>
+          <w:tcPr>
+            <w:tcW w:w="2160" w:type="dxa"/>
+          </w:tcPr>
+          <w:p>
+            <w:pPr>
+              <w:cnfStyle w:val="000000100000" w:firstRow="0" w:lastRow="0" w:firstColumn="0" w:lastColumn="0" w:oddVBand="0" w:evenVBand="0" w:oddHBand="1" w:evenHBand="0" w:firstRowFirstColumn="0" w:firstRowLastColumn="0" w:lastRowFirstColumn="0" w:lastRowLastColumn="0"/>
+            </w:pPr>
+            <w:r>
+              <w:t>19 tests</w:t>
+            </w:r>
+            <w:r>
+              <w:br/>
+              <w:t>7 partitions</w:t>
+            </w:r>
+          </w:p>
+        </w:tc>
+      </w:tr>
+      <w:tr>
+        <w:trPr>
+          <w:cnfStyle w:val="000000010000" w:firstRow="0" w:lastRow="0" w:firstColumn="0" w:lastColumn="0" w:oddVBand="0" w:evenVBand="0" w:oddHBand="0" w:evenHBand="1" w:firstRowFirstColumn="0" w:firstRowLastColumn="0" w:lastRowFirstColumn="0" w:lastRowLastColumn="0"/>
+        </w:trPr>
+        <w:tc>
+          <w:tcPr>
+            <w:cnfStyle w:val="001000000000" w:firstRow="0" w:lastRow="0" w:firstColumn="1" w:lastColumn="0" w:oddVBand="0" w:evenVBand="0" w:oddHBand="0" w:evenHBand="0" w:firstRowFirstColumn="0" w:firstRowLastColumn="0" w:lastRowFirstColumn="0" w:lastRowLastColumn="0"/>
+            <w:tcW w:w="2160" w:type="dxa"/>
+          </w:tcPr>
+          <w:p>
+            <w:r>
+              <w:t>Yuqian Chiu</w:t>
+            </w:r>
+          </w:p>
+        </w:tc>
+        <w:tc>
+          <w:tcPr>
+            <w:tcW w:w="2160" w:type="dxa"/>
+          </w:tcPr>
+          <w:p>
+            <w:pPr>
+              <w:cnfStyle w:val="000000010000" w:firstRow="0" w:lastRow="0" w:firstColumn="0" w:lastColumn="0" w:oddVBand="0" w:evenVBand="0" w:oddHBand="0" w:evenHBand="1" w:firstRowFirstColumn="0" w:firstRowLastColumn="0" w:lastRowFirstColumn="0" w:lastRowLastColumn="0"/>
+            </w:pPr>
+            <w:r>
+              <w:t>MyCartQuantityTest</w:t>
+            </w:r>
+          </w:p>
+        </w:tc>
+        <w:tc>
+          <w:tcPr>
+            <w:tcW w:w="2160" w:type="dxa"/>
+          </w:tcPr>
+          <w:p>
+            <w:pPr>
+              <w:cnfStyle w:val="000000010000" w:firstRow="0" w:lastRow="0" w:firstColumn="0" w:lastColumn="0" w:oddVBand="0" w:evenVBand="0" w:oddHBand="0" w:evenHBand="1" w:firstRowFirstColumn="0" w:firstRowLastColumn="0" w:lastRowFirstColumn="0" w:lastRowLastColumn="0"/>
+            </w:pPr>
+            <w:r>
+              <w:t>Shopping Cart Quantity Validation</w:t>
+            </w:r>
+            <w:r>
+              <w:br/>
+              <w:t>(Cart Service)</w:t>
+            </w:r>
+          </w:p>
+        </w:tc>
+        <w:tc>
+          <w:tcPr>
+            <w:tcW w:w="2160" w:type="dxa"/>
+          </w:tcPr>
+          <w:p>
+            <w:pPr>
+              <w:cnfStyle w:val="000000010000" w:firstRow="0" w:lastRow="0" w:firstColumn="0" w:lastColumn="0" w:oddVBand="0" w:evenVBand="0" w:oddHBand="0" w:evenHBand="1" w:firstRowFirstColumn="0" w:firstRowLastColumn="0" w:lastRowFirstColumn="0" w:lastRowLastColumn="0"/>
+            </w:pPr>
+            <w:r>
+              <w:t>4 tests</w:t>
+            </w:r>
+            <w:r>
+              <w:br/>
+              <w:t>4 partitions</w:t>
+            </w:r>
+          </w:p>
+        </w:tc>
+      </w:tr>
+    </w:tbl>
+    <w:p/>
+    <w:p>
+      <w:pPr>
+        <w:pStyle w:val="Heading2"/>
+      </w:pPr>
+      <w:r>
+        <w:t>8.2 Value Delivered</w:t>
+      </w:r>
+    </w:p>
+    <w:p>
+      <w:pPr>
+        <w:spacing w:before="240" w:after="240"/>
+      </w:pPr>
+      <w:r>
+        <w:t>The partition-based testing approach demonstrated in this report provides several key benefits:</w:t>
+      </w:r>
+    </w:p>
+    <w:p>
+      <w:pPr>
+        <w:pStyle w:val="ListBullet"/>
+      </w:pPr>
+      <w:r>
+        <w:t>Systematic Coverage: Tests cover representative values, boundary conditions, and invalid inputs for each partition, ensuring comprehensive validation.</w:t>
+      </w:r>
+    </w:p>
+    <w:p>
+      <w:pPr>
+        <w:pStyle w:val="ListBullet"/>
+      </w:pPr>
+      <w:r>
+        <w:t>Early Defect Detection: 8 validation gaps were discovered before they could impact production, potentially preventing financial losses and security vulnerabilities.</w:t>
+      </w:r>
+    </w:p>
+    <w:p>
+      <w:pPr>
+        <w:pStyle w:val="ListBullet"/>
+      </w:pPr>
+      <w:r>
+        <w:lastRenderedPageBreak/>
+        <w:t>Maintainable Test Suite: Well-organized, documented test cases that future developers can understand and extend.</w:t>
+      </w:r>
+    </w:p>
+    <w:p>
+      <w:pPr>
+        <w:pStyle w:val="ListBullet"/>
+      </w:pPr>
+      <w:r>
+        <w:t>Knowledge Transfer: Clear documentation of system behavior and business rules through test cases.</w:t>
+      </w:r>
+    </w:p>
+    <w:p>
+      <w:pPr>
+        <w:spacing w:before="240" w:after="240"/>
+      </w:pPr>
+      <w:r>
         <w:br/>
-        <w:t>The new test cases implement partition testing best practices and can be integrated into the continuous integration pipeline. This approach provides a foundation for expanding test coverage across additional Shopizer features and ensures robust validation of critical e-commerce operations.</w:t>
+        <w:t>Both test suites implement partition testing best practices and can be integrated into the continuous integration pipeline. This collaborative approach provides a foundation for expanding test coverage across additional Shopizer features and ensures robust validation of critical e-commerce operations. The identified issues should be prioritized for remediation to improve the platform's reliability and security posture.</w:t>
       </w:r>
     </w:p>
     <w:sectPr>
@@ -4154,31 +5636,31 @@
       </w:rPr>
     </w:lvl>
   </w:abstractNum>
-  <w:num w:numId="1" w16cid:durableId="388381855">
+  <w:num w:numId="1" w16cid:durableId="1902522842">
     <w:abstractNumId w:val="8"/>
   </w:num>
-  <w:num w:numId="2" w16cid:durableId="1936790705">
+  <w:num w:numId="2" w16cid:durableId="1882814984">
     <w:abstractNumId w:val="6"/>
   </w:num>
-  <w:num w:numId="3" w16cid:durableId="1270162675">
+  <w:num w:numId="3" w16cid:durableId="1756364824">
     <w:abstractNumId w:val="5"/>
   </w:num>
-  <w:num w:numId="4" w16cid:durableId="2052804908">
+  <w:num w:numId="4" w16cid:durableId="1971202815">
     <w:abstractNumId w:val="4"/>
   </w:num>
-  <w:num w:numId="5" w16cid:durableId="890189401">
+  <w:num w:numId="5" w16cid:durableId="2029092707">
     <w:abstractNumId w:val="7"/>
   </w:num>
-  <w:num w:numId="6" w16cid:durableId="1675716822">
+  <w:num w:numId="6" w16cid:durableId="953903106">
     <w:abstractNumId w:val="3"/>
   </w:num>
-  <w:num w:numId="7" w16cid:durableId="1084642073">
+  <w:num w:numId="7" w16cid:durableId="695426268">
     <w:abstractNumId w:val="2"/>
   </w:num>
-  <w:num w:numId="8" w16cid:durableId="1073817019">
+  <w:num w:numId="8" w16cid:durableId="550962470">
     <w:abstractNumId w:val="1"/>
   </w:num>
-  <w:num w:numId="9" w16cid:durableId="66348036">
+  <w:num w:numId="9" w16cid:durableId="383531930">
     <w:abstractNumId w:val="0"/>
   </w:num>
 </w:numbering>

--- a/Shopizer_Test_Report.docx
+++ b/Shopizer_Test_Report.docx
@@ -4,7 +4,7 @@
   <w:body>
     <w:p>
       <w:pPr>
-        <w:pStyle w:val="Title"/>
+        <w:pStyle w:val="aa"/>
         <w:jc w:val="center"/>
       </w:pPr>
       <w:r>
@@ -34,7 +34,7 @@
     <w:p/>
     <w:p>
       <w:pPr>
-        <w:pStyle w:val="Heading1"/>
+        <w:pStyle w:val="1"/>
       </w:pPr>
       <w:r>
         <w:t>Table of Contents</w:t>
@@ -42,7 +42,7 @@
     </w:p>
     <w:p>
       <w:pPr>
-        <w:pStyle w:val="ListBullet"/>
+        <w:pStyle w:val="a0"/>
       </w:pPr>
       <w:r>
         <w:t>1. Introduction</w:t>
@@ -50,7 +50,7 @@
     </w:p>
     <w:p>
       <w:pPr>
-        <w:pStyle w:val="ListBullet"/>
+        <w:pStyle w:val="a0"/>
       </w:pPr>
       <w:r>
         <w:t>2. Project Overview</w:t>
@@ -58,7 +58,7 @@
     </w:p>
     <w:p>
       <w:pPr>
-        <w:pStyle w:val="ListBullet"/>
+        <w:pStyle w:val="a0"/>
       </w:pPr>
       <w:r>
         <w:t>3. Build and Deployment</w:t>
@@ -66,7 +66,7 @@
     </w:p>
     <w:p>
       <w:pPr>
-        <w:pStyle w:val="ListBullet"/>
+        <w:pStyle w:val="a0"/>
       </w:pPr>
       <w:r>
         <w:t>4. Existing Test Framework</w:t>
@@ -74,7 +74,7 @@
     </w:p>
     <w:p>
       <w:pPr>
-        <w:pStyle w:val="ListBullet"/>
+        <w:pStyle w:val="a0"/>
       </w:pPr>
       <w:r>
         <w:t>5. Systematic Functional Testing &amp; Partition Testing</w:t>
@@ -82,7 +82,7 @@
     </w:p>
     <w:p>
       <w:pPr>
-        <w:pStyle w:val="ListBullet"/>
+        <w:pStyle w:val="a0"/>
       </w:pPr>
       <w:r>
         <w:t>6. Product Service: Partition-Based Test Design</w:t>
@@ -90,7 +90,7 @@
     </w:p>
     <w:p>
       <w:pPr>
-        <w:pStyle w:val="ListBullet"/>
+        <w:pStyle w:val="a0"/>
       </w:pPr>
       <w:r>
         <w:t>7. Test Implementation and Results</w:t>
@@ -98,7 +98,7 @@
     </w:p>
     <w:p>
       <w:pPr>
-        <w:pStyle w:val="ListBullet"/>
+        <w:pStyle w:val="a0"/>
       </w:pPr>
       <w:r>
         <w:t>8. Conclusion</w:t>
@@ -111,7 +111,7 @@
     </w:p>
     <w:p>
       <w:pPr>
-        <w:pStyle w:val="Heading1"/>
+        <w:pStyle w:val="1"/>
       </w:pPr>
       <w:r>
         <w:lastRenderedPageBreak/>
@@ -128,7 +128,7 @@
     </w:p>
     <w:p>
       <w:pPr>
-        <w:pStyle w:val="Heading1"/>
+        <w:pStyle w:val="1"/>
       </w:pPr>
       <w:r>
         <w:t>2. Project Overview</w:t>
@@ -136,7 +136,7 @@
     </w:p>
     <w:p>
       <w:pPr>
-        <w:pStyle w:val="Heading2"/>
+        <w:pStyle w:val="21"/>
       </w:pPr>
       <w:r>
         <w:t>2.1 Project Description</w:t>
@@ -152,7 +152,7 @@
     </w:p>
     <w:p>
       <w:pPr>
-        <w:pStyle w:val="Heading2"/>
+        <w:pStyle w:val="21"/>
       </w:pPr>
       <w:r>
         <w:t>2.2 Key Features</w:t>
@@ -160,7 +160,7 @@
     </w:p>
     <w:p>
       <w:pPr>
-        <w:pStyle w:val="ListBullet"/>
+        <w:pStyle w:val="a0"/>
       </w:pPr>
       <w:r>
         <w:t>Headless REST API architecture</w:t>
@@ -168,7 +168,7 @@
     </w:p>
     <w:p>
       <w:pPr>
-        <w:pStyle w:val="ListBullet"/>
+        <w:pStyle w:val="a0"/>
       </w:pPr>
       <w:r>
         <w:t>Multi-merchant support</w:t>
@@ -176,7 +176,7 @@
     </w:p>
     <w:p>
       <w:pPr>
-        <w:pStyle w:val="ListBullet"/>
+        <w:pStyle w:val="a0"/>
       </w:pPr>
       <w:r>
         <w:t>Product catalog with categories and attributes</w:t>
@@ -184,7 +184,7 @@
     </w:p>
     <w:p>
       <w:pPr>
-        <w:pStyle w:val="ListBullet"/>
+        <w:pStyle w:val="a0"/>
       </w:pPr>
       <w:r>
         <w:t>Shopping cart and checkout management</w:t>
@@ -192,7 +192,7 @@
     </w:p>
     <w:p>
       <w:pPr>
-        <w:pStyle w:val="ListBullet"/>
+        <w:pStyle w:val="a0"/>
       </w:pPr>
       <w:r>
         <w:t>Order processing and tracking</w:t>
@@ -200,7 +200,7 @@
     </w:p>
     <w:p>
       <w:pPr>
-        <w:pStyle w:val="ListBullet"/>
+        <w:pStyle w:val="a0"/>
       </w:pPr>
       <w:r>
         <w:t>Customer account management</w:t>
@@ -208,7 +208,7 @@
     </w:p>
     <w:p>
       <w:pPr>
-        <w:pStyle w:val="ListBullet"/>
+        <w:pStyle w:val="a0"/>
       </w:pPr>
       <w:r>
         <w:t>Payment gateway integration</w:t>
@@ -216,7 +216,7 @@
     </w:p>
     <w:p>
       <w:pPr>
-        <w:pStyle w:val="ListBullet"/>
+        <w:pStyle w:val="a0"/>
       </w:pPr>
       <w:r>
         <w:t>Search and filtering capabilities</w:t>
@@ -224,7 +224,7 @@
     </w:p>
     <w:p>
       <w:pPr>
-        <w:pStyle w:val="ListBullet"/>
+        <w:pStyle w:val="a0"/>
       </w:pPr>
       <w:r>
         <w:t>Content management system</w:t>
@@ -232,7 +232,7 @@
     </w:p>
     <w:p>
       <w:pPr>
-        <w:pStyle w:val="Heading2"/>
+        <w:pStyle w:val="21"/>
       </w:pPr>
       <w:r>
         <w:t>2.3 Technology Stack</w:t>
@@ -240,7 +240,7 @@
     </w:p>
     <w:tbl>
       <w:tblPr>
-        <w:tblStyle w:val="LightGrid-Accent1"/>
+        <w:tblStyle w:val="-11"/>
         <w:tblW w:w="0" w:type="auto"/>
         <w:tblLook w:val="04A0" w:firstRow="1" w:lastRow="0" w:firstColumn="1" w:lastColumn="0" w:noHBand="0" w:noVBand="1"/>
       </w:tblPr>
@@ -514,7 +514,7 @@
     </w:tbl>
     <w:p>
       <w:pPr>
-        <w:pStyle w:val="Heading2"/>
+        <w:pStyle w:val="21"/>
       </w:pPr>
       <w:r>
         <w:lastRenderedPageBreak/>
@@ -578,7 +578,7 @@
     </w:p>
     <w:p>
       <w:pPr>
-        <w:pStyle w:val="Heading1"/>
+        <w:pStyle w:val="1"/>
       </w:pPr>
       <w:r>
         <w:lastRenderedPageBreak/>
@@ -587,7 +587,7 @@
     </w:p>
     <w:p>
       <w:pPr>
-        <w:pStyle w:val="Heading2"/>
+        <w:pStyle w:val="21"/>
       </w:pPr>
       <w:r>
         <w:t>3.1 Prerequisites</w:t>
@@ -595,7 +595,7 @@
     </w:p>
     <w:p>
       <w:pPr>
-        <w:pStyle w:val="ListBullet"/>
+        <w:pStyle w:val="a0"/>
       </w:pPr>
       <w:r>
         <w:t>Java Development Kit (JDK) 11 or 17</w:t>
@@ -603,7 +603,7 @@
     </w:p>
     <w:p>
       <w:pPr>
-        <w:pStyle w:val="ListBullet"/>
+        <w:pStyle w:val="a0"/>
       </w:pPr>
       <w:r>
         <w:t>Maven 3.6 or higher</w:t>
@@ -611,7 +611,7 @@
     </w:p>
     <w:p>
       <w:pPr>
-        <w:pStyle w:val="ListBullet"/>
+        <w:pStyle w:val="a0"/>
       </w:pPr>
       <w:r>
         <w:t>Git</w:t>
@@ -619,7 +619,7 @@
     </w:p>
     <w:p>
       <w:pPr>
-        <w:pStyle w:val="ListBullet"/>
+        <w:pStyle w:val="a0"/>
       </w:pPr>
       <w:r>
         <w:t>Docker (optional, for containerized deployment)</w:t>
@@ -627,7 +627,7 @@
     </w:p>
     <w:p>
       <w:pPr>
-        <w:pStyle w:val="ListBullet"/>
+        <w:pStyle w:val="a0"/>
       </w:pPr>
       <w:r>
         <w:t>PostgreSQL or MySQL (optional, for production database)</w:t>
@@ -635,7 +635,7 @@
     </w:p>
     <w:p>
       <w:pPr>
-        <w:pStyle w:val="Heading2"/>
+        <w:pStyle w:val="21"/>
       </w:pPr>
       <w:r>
         <w:t>3.2 Build Process</w:t>
@@ -737,7 +737,7 @@
     </w:p>
     <w:p>
       <w:pPr>
-        <w:pStyle w:val="Heading2"/>
+        <w:pStyle w:val="21"/>
       </w:pPr>
       <w:r>
         <w:t>3.3 Docker Deployment</w:t>
@@ -750,7 +750,7 @@
     </w:p>
     <w:p>
       <w:pPr>
-        <w:pStyle w:val="ListBullet"/>
+        <w:pStyle w:val="a0"/>
       </w:pPr>
       <w:r>
         <w:t>PostgreSQL database container (port 5432)</w:t>
@@ -758,7 +758,7 @@
     </w:p>
     <w:p>
       <w:pPr>
-        <w:pStyle w:val="ListBullet"/>
+        <w:pStyle w:val="a0"/>
       </w:pPr>
       <w:r>
         <w:t>Shopizer backend API (port 8080)</w:t>
@@ -766,7 +766,7 @@
     </w:p>
     <w:p>
       <w:pPr>
-        <w:pStyle w:val="ListBullet"/>
+        <w:pStyle w:val="a0"/>
       </w:pPr>
       <w:r>
         <w:t>Shopizer admin UI (port 82)</w:t>
@@ -774,7 +774,7 @@
     </w:p>
     <w:p>
       <w:pPr>
-        <w:pStyle w:val="ListBullet"/>
+        <w:pStyle w:val="a0"/>
       </w:pPr>
       <w:r>
         <w:t>Shopizer shop React frontend (port 80)</w:t>
@@ -804,7 +804,7 @@
     </w:p>
     <w:p>
       <w:pPr>
-        <w:pStyle w:val="Heading1"/>
+        <w:pStyle w:val="1"/>
       </w:pPr>
       <w:r>
         <w:lastRenderedPageBreak/>
@@ -813,7 +813,7 @@
     </w:p>
     <w:p>
       <w:pPr>
-        <w:pStyle w:val="Heading2"/>
+        <w:pStyle w:val="21"/>
       </w:pPr>
       <w:r>
         <w:t>4.1 Testing Infrastructure</w:t>
@@ -829,13 +829,19 @@
     </w:p>
     <w:p>
       <w:pPr>
-        <w:pStyle w:val="Heading2"/>
+        <w:pStyle w:val="21"/>
       </w:pPr>
       <w:r>
         <w:t>4.2 Test Organization</w:t>
       </w:r>
     </w:p>
     <w:p>
+      <w:pPr>
+        <w:rPr>
+          <w:rFonts w:eastAsia="新細明體" w:hint="eastAsia"/>
+          <w:lang w:eastAsia="zh-TW"/>
+        </w:rPr>
+      </w:pPr>
       <w:r>
         <w:rPr>
           <w:b/>
@@ -852,13 +858,10 @@
         <w:br/>
         <w:t>Key Test Classes:</w:t>
       </w:r>
-      <w:r>
-        <w:br/>
-      </w:r>
     </w:p>
     <w:p>
       <w:pPr>
-        <w:pStyle w:val="ListBullet"/>
+        <w:pStyle w:val="a0"/>
       </w:pPr>
       <w:r>
         <w:t>ProductTest.java - Tests for product catalog operations</w:t>
@@ -866,7 +869,7 @@
     </w:p>
     <w:p>
       <w:pPr>
-        <w:pStyle w:val="ListBullet"/>
+        <w:pStyle w:val="a0"/>
       </w:pPr>
       <w:r>
         <w:t>CategoryTest.java - Tests for category management</w:t>
@@ -874,7 +877,7 @@
     </w:p>
     <w:p>
       <w:pPr>
-        <w:pStyle w:val="ListBullet"/>
+        <w:pStyle w:val="a0"/>
       </w:pPr>
       <w:r>
         <w:t>OrderTest.java - Tests for order processing</w:t>
@@ -882,7 +885,7 @@
     </w:p>
     <w:p>
       <w:pPr>
-        <w:pStyle w:val="ListBullet"/>
+        <w:pStyle w:val="a0"/>
       </w:pPr>
       <w:r>
         <w:t>CustomerTest.java - Tests for customer operations</w:t>
@@ -890,7 +893,7 @@
     </w:p>
     <w:p>
       <w:pPr>
-        <w:pStyle w:val="ListBullet"/>
+        <w:pStyle w:val="a0"/>
       </w:pPr>
       <w:r>
         <w:t>ShoppingCartTest.java - Tests for shopping cart functionality</w:t>
@@ -898,7 +901,7 @@
     </w:p>
     <w:p>
       <w:pPr>
-        <w:pStyle w:val="ListBullet"/>
+        <w:pStyle w:val="a0"/>
       </w:pPr>
       <w:r>
         <w:t>ShippingMethodDecisionTest.java - Tests for shipping calculations</w:t>
@@ -906,7 +909,7 @@
     </w:p>
     <w:p>
       <w:pPr>
-        <w:pStyle w:val="ListBullet"/>
+        <w:pStyle w:val="a0"/>
       </w:pPr>
       <w:r>
         <w:t>PaymentTest.java - Tests for payment processing</w:t>
@@ -914,7 +917,7 @@
     </w:p>
     <w:p>
       <w:pPr>
-        <w:pStyle w:val="ListBullet"/>
+        <w:pStyle w:val="a0"/>
       </w:pPr>
       <w:r>
         <w:t>ContentFolderTest.java - Tests for content management</w:t>
@@ -922,7 +925,7 @@
     </w:p>
     <w:p>
       <w:pPr>
-        <w:pStyle w:val="Heading2"/>
+        <w:pStyle w:val="21"/>
       </w:pPr>
       <w:r>
         <w:t>4.3 Base Test Class</w:t>
@@ -935,7 +938,7 @@
     </w:p>
     <w:p>
       <w:pPr>
-        <w:pStyle w:val="ListBullet"/>
+        <w:pStyle w:val="a0"/>
       </w:pPr>
       <w:r>
         <w:t>Spring application context initialization</w:t>
@@ -943,7 +946,7 @@
     </w:p>
     <w:p>
       <w:pPr>
-        <w:pStyle w:val="ListBullet"/>
+        <w:pStyle w:val="a0"/>
       </w:pPr>
       <w:r>
         <w:t>Transaction management and rollback</w:t>
@@ -951,7 +954,7 @@
     </w:p>
     <w:p>
       <w:pPr>
-        <w:pStyle w:val="ListBullet"/>
+        <w:pStyle w:val="a0"/>
       </w:pPr>
       <w:r>
         <w:t>Access to service beans (ProductService, CategoryService, etc.)</w:t>
@@ -959,7 +962,7 @@
     </w:p>
     <w:p>
       <w:pPr>
-        <w:pStyle w:val="ListBullet"/>
+        <w:pStyle w:val="a0"/>
       </w:pPr>
       <w:r>
         <w:t>Database initialization and cleanup</w:t>
@@ -967,13 +970,19 @@
     </w:p>
     <w:p>
       <w:pPr>
-        <w:pStyle w:val="Heading2"/>
+        <w:pStyle w:val="21"/>
       </w:pPr>
       <w:r>
         <w:t>4.4 How to Run Tests</w:t>
       </w:r>
     </w:p>
     <w:p>
+      <w:pPr>
+        <w:rPr>
+          <w:rFonts w:eastAsia="新細明體" w:hint="eastAsia"/>
+          <w:lang w:eastAsia="zh-TW"/>
+        </w:rPr>
+      </w:pPr>
       <w:r>
         <w:rPr>
           <w:b/>
@@ -1050,7 +1059,6 @@
         <w:br/>
       </w:r>
       <w:r>
-        <w:lastRenderedPageBreak/>
         <w:t>mvnw test -X</w:t>
       </w:r>
       <w:r>
@@ -1058,158 +1066,153 @@
       </w:r>
     </w:p>
     <w:p>
-      <w:r>
-        <w:br w:type="page"/>
+      <w:pPr>
+        <w:pStyle w:val="1"/>
+      </w:pPr>
+      <w:r>
+        <w:lastRenderedPageBreak/>
+        <w:t>5. Systematic Functional Testing &amp; Partition Testing</w:t>
       </w:r>
     </w:p>
     <w:p>
       <w:pPr>
-        <w:pStyle w:val="Heading1"/>
-      </w:pPr>
-      <w:r>
-        <w:lastRenderedPageBreak/>
-        <w:t>5. Systematic Functional Testing &amp; Partition Testing</w:t>
+        <w:pStyle w:val="21"/>
+      </w:pPr>
+      <w:r>
+        <w:t>5.1 Motivation for Systematic Testing</w:t>
       </w:r>
     </w:p>
     <w:p>
-      <w:pPr>
-        <w:pStyle w:val="Heading2"/>
-      </w:pPr>
-      <w:r>
-        <w:t>5.1 Motivation for Systematic Testing</w:t>
+      <w:r>
+        <w:t>Complex software systems like e-commerce platforms require systematic and thorough testing to ensure reliability, correctness, and maintainability. A comprehensive test strategy must address the following challenges:</w:t>
       </w:r>
     </w:p>
     <w:p>
-      <w:r>
-        <w:t>Complex software systems like e-commerce platforms require systematic and thorough testing to ensure reliability, correctness, and maintainability. A comprehensive test strategy must address the following challenges:</w:t>
+      <w:pPr>
+        <w:pStyle w:val="a0"/>
+      </w:pPr>
+      <w:r>
+        <w:t>Input Space: E-commerce systems accept diverse inputs with varying characteristics, making exhaustive testing infeasible.</w:t>
       </w:r>
     </w:p>
     <w:p>
       <w:pPr>
-        <w:pStyle w:val="ListBullet"/>
-      </w:pPr>
-      <w:r>
-        <w:t>Input Space: E-commerce systems accept diverse inputs with varying characteristics, making exhaustive testing infeasible.</w:t>
+        <w:pStyle w:val="a0"/>
+      </w:pPr>
+      <w:r>
+        <w:t>Business Logic Complexity: Multiple interdependent operations (catalog, cart, orders) create complex interactions requiring focused testing.</w:t>
       </w:r>
     </w:p>
     <w:p>
       <w:pPr>
-        <w:pStyle w:val="ListBullet"/>
-      </w:pPr>
-      <w:r>
-        <w:t>Business Logic Complexity: Multiple interdependent operations (catalog, cart, orders) create complex interactions requiring focused testing.</w:t>
+        <w:pStyle w:val="a0"/>
+      </w:pPr>
+      <w:r>
+        <w:t>Error Handling: Systems must gracefully handle invalid inputs, edge cases, and resource constraints.</w:t>
       </w:r>
     </w:p>
     <w:p>
       <w:pPr>
-        <w:pStyle w:val="ListBullet"/>
-      </w:pPr>
-      <w:r>
-        <w:t>Error Handling: Systems must gracefully handle invalid inputs, edge cases, and resource constraints.</w:t>
+        <w:pStyle w:val="a0"/>
+      </w:pPr>
+      <w:r>
+        <w:t>Regression Prevention: Test suites must detect unintended changes to existing functionality.</w:t>
       </w:r>
     </w:p>
     <w:p>
       <w:pPr>
-        <w:pStyle w:val="ListBullet"/>
-      </w:pPr>
-      <w:r>
-        <w:t>Regression Prevention: Test suites must detect unintended changes to existing functionality.</w:t>
+        <w:pStyle w:val="21"/>
+      </w:pPr>
+      <w:r>
+        <w:t>5.2 Partition Testing Methodology</w:t>
       </w:r>
     </w:p>
     <w:p>
-      <w:pPr>
-        <w:pStyle w:val="Heading2"/>
-      </w:pPr>
-      <w:r>
-        <w:t>5.2 Partition Testing Methodology</w:t>
+      <w:r>
+        <w:t>Partition testing, also known as equivalence class partitioning, is a black-box testing technique that divides the input domain into subsets (equivalence classes) where all inputs within a partition are expected to behave similarly. This approach:</w:t>
       </w:r>
     </w:p>
     <w:p>
-      <w:r>
-        <w:t>Partition testing, also known as equivalence class partitioning, is a black-box testing technique that divides the input domain into subsets (equivalence classes) where all inputs within a partition are expected to behave similarly. This approach:</w:t>
+      <w:pPr>
+        <w:pStyle w:val="a0"/>
+      </w:pPr>
+      <w:r>
+        <w:t>Reduces test cases: Instead of testing all possible inputs, representative values from each partition are tested.</w:t>
       </w:r>
     </w:p>
     <w:p>
       <w:pPr>
-        <w:pStyle w:val="ListBullet"/>
-      </w:pPr>
-      <w:r>
-        <w:t>Reduces test cases: Instead of testing all possible inputs, representative values from each partition are tested.</w:t>
+        <w:pStyle w:val="a0"/>
+      </w:pPr>
+      <w:r>
+        <w:t>Improves coverage: Systematic partitioning ensures all meaningful input combinations are addressed.</w:t>
       </w:r>
     </w:p>
     <w:p>
       <w:pPr>
-        <w:pStyle w:val="ListBullet"/>
-      </w:pPr>
-      <w:r>
-        <w:t>Improves coverage: Systematic partitioning ensures all meaningful input combinations are addressed.</w:t>
+        <w:pStyle w:val="a0"/>
+      </w:pPr>
+      <w:r>
+        <w:t>Identifies boundaries: Boundary value analysis within partitions reveals edge cases and off-by-one errors.</w:t>
       </w:r>
     </w:p>
     <w:p>
       <w:pPr>
-        <w:pStyle w:val="ListBullet"/>
-      </w:pPr>
-      <w:r>
-        <w:t>Identifies boundaries: Boundary value analysis within partitions reveals edge cases and off-by-one errors.</w:t>
+        <w:pStyle w:val="a0"/>
+      </w:pPr>
+      <w:r>
+        <w:t>Enhances maintainability: Clear partitioning makes test rationale transparent and test suites easier to maintain.</w:t>
       </w:r>
     </w:p>
     <w:p>
-      <w:pPr>
-        <w:pStyle w:val="ListBullet"/>
-      </w:pPr>
-      <w:r>
-        <w:t>Enhances maintainability: Clear partitioning makes test rationale transparent and test suites easier to maintain.</w:t>
+      <w:r>
+        <w:br w:type="page"/>
       </w:r>
     </w:p>
     <w:p>
-      <w:r>
-        <w:br w:type="page"/>
+      <w:pPr>
+        <w:pStyle w:val="1"/>
+      </w:pPr>
+      <w:r>
+        <w:lastRenderedPageBreak/>
+        <w:t>6. Product Service: Partition-Based Test Design</w:t>
       </w:r>
     </w:p>
     <w:p>
       <w:pPr>
-        <w:pStyle w:val="Heading1"/>
-      </w:pPr>
-      <w:r>
-        <w:lastRenderedPageBreak/>
-        <w:t>6. Product Service: Partition-Based Test Design</w:t>
+        <w:pStyle w:val="21"/>
+      </w:pPr>
+      <w:r>
+        <w:t>6.1 Selected Feature: Product Creation and Validation</w:t>
       </w:r>
     </w:p>
     <w:p>
       <w:pPr>
-        <w:pStyle w:val="Heading2"/>
-      </w:pPr>
-      <w:r>
-        <w:t>6.1 Selected Feature: Product Creation and Validation</w:t>
+        <w:spacing w:before="240" w:after="240"/>
+      </w:pPr>
+      <w:r>
+        <w:t>The Product Service is a critical component of the Shopizer catalog system. Product creation and validation represents a complex feature with multiple input parameters and business constraints, making it an ideal candidate for partition-based testing. This service validates product attributes, pricing, inventory, and relationships.</w:t>
       </w:r>
     </w:p>
     <w:p>
       <w:pPr>
-        <w:spacing w:before="240" w:after="240"/>
-      </w:pPr>
-      <w:r>
-        <w:t>The Product Service is a critical component of the Shopizer catalog system. Product creation and validation represents a complex feature with multiple input parameters and business constraints, making it an ideal candidate for partition-based testing. This service validates product attributes, pricing, inventory, and relationships.</w:t>
+        <w:pStyle w:val="21"/>
+      </w:pPr>
+      <w:r>
+        <w:t>6.2 Partitioning Scheme: Product Price Validation</w:t>
       </w:r>
     </w:p>
     <w:p>
       <w:pPr>
-        <w:pStyle w:val="Heading2"/>
-      </w:pPr>
-      <w:r>
-        <w:t>6.2 Partitioning Scheme: Product Price Validation</w:t>
+        <w:spacing w:before="240" w:after="240"/>
+      </w:pPr>
+      <w:r>
+        <w:t>We selected product price validation as the focus for partition testing. Price is a fundamental e-commerce attribute with specific business constraints: prices must be non-negative, reasonably bounded, and precise to monetary units.</w:t>
       </w:r>
     </w:p>
     <w:p>
       <w:pPr>
-        <w:spacing w:before="240" w:after="240"/>
-      </w:pPr>
-      <w:r>
-        <w:t>We selected product price validation as the focus for partition testing. Price is a fundamental e-commerce attribute with specific business constraints: prices must be non-negative, reasonably bounded, and precise to monetary units.</w:t>
-      </w:r>
-    </w:p>
-    <w:p>
-      <w:pPr>
-        <w:pStyle w:val="Heading2"/>
+        <w:pStyle w:val="21"/>
       </w:pPr>
       <w:r>
         <w:t>6.3 Partition Definition</w:t>
@@ -1217,7 +1220,7 @@
     </w:p>
     <w:tbl>
       <w:tblPr>
-        <w:tblStyle w:val="LightGrid-Accent1"/>
+        <w:tblStyle w:val="-11"/>
         <w:tblW w:w="0" w:type="auto"/>
         <w:tblLook w:val="04A0" w:firstRow="1" w:lastRow="0" w:firstColumn="1" w:lastColumn="0" w:noHBand="0" w:noVBand="1"/>
       </w:tblPr>
@@ -1674,7 +1677,7 @@
     </w:tbl>
     <w:p>
       <w:pPr>
-        <w:pStyle w:val="Heading2"/>
+        <w:pStyle w:val="21"/>
       </w:pPr>
       <w:r>
         <w:t>6.4 Boundary Value Analysis</w:t>
@@ -1682,7 +1685,7 @@
     </w:p>
     <w:tbl>
       <w:tblPr>
-        <w:tblStyle w:val="LightGrid-Accent1"/>
+        <w:tblStyle w:val="-11"/>
         <w:tblW w:w="0" w:type="auto"/>
         <w:tblLook w:val="04A0" w:firstRow="1" w:lastRow="0" w:firstColumn="1" w:lastColumn="0" w:noHBand="0" w:noVBand="1"/>
       </w:tblPr>
@@ -1996,7 +1999,7 @@
     </w:p>
     <w:p>
       <w:pPr>
-        <w:pStyle w:val="Heading1"/>
+        <w:pStyle w:val="1"/>
       </w:pPr>
       <w:r>
         <w:lastRenderedPageBreak/>
@@ -2005,7 +2008,7 @@
     </w:p>
     <w:p>
       <w:pPr>
-        <w:pStyle w:val="Heading2"/>
+        <w:pStyle w:val="21"/>
       </w:pPr>
       <w:r>
         <w:t>7.1 New JUnit Test Cases</w:t>
@@ -2021,7 +2024,7 @@
     </w:p>
     <w:p>
       <w:pPr>
-        <w:pStyle w:val="Heading2"/>
+        <w:pStyle w:val="21"/>
       </w:pPr>
       <w:r>
         <w:t>7.2 Test Class: ProductPricePartitionTest.java</w:t>
@@ -2205,7 +2208,7 @@
     </w:p>
     <w:p>
       <w:pPr>
-        <w:pStyle w:val="Heading2"/>
+        <w:pStyle w:val="21"/>
       </w:pPr>
       <w:r>
         <w:lastRenderedPageBreak/>
@@ -2222,7 +2225,7 @@
     </w:p>
     <w:p>
       <w:pPr>
-        <w:pStyle w:val="Heading3"/>
+        <w:pStyle w:val="31"/>
       </w:pPr>
       <w:r>
         <w:t>7.3.1 ProductPricePartitionTest (Author: Yijun Sun)</w:t>
@@ -2271,7 +2274,7 @@
     </w:p>
     <w:tbl>
       <w:tblPr>
-        <w:tblStyle w:val="LightGrid-Accent1"/>
+        <w:tblStyle w:val="-11"/>
         <w:tblW w:w="0" w:type="auto"/>
         <w:tblLook w:val="04A0" w:firstRow="1" w:lastRow="0" w:firstColumn="1" w:lastColumn="0" w:noHBand="0" w:noVBand="1"/>
       </w:tblPr>
@@ -3689,6 +3692,12 @@
     </w:tbl>
     <w:p/>
     <w:p>
+      <w:pPr>
+        <w:rPr>
+          <w:rFonts w:eastAsia="新細明體" w:hint="eastAsia"/>
+          <w:lang w:eastAsia="zh-TW"/>
+        </w:rPr>
+      </w:pPr>
       <w:r>
         <w:rPr>
           <w:b/>
@@ -3700,13 +3709,35 @@
         <w:t>Failed tests indicate missing validation logic in the system - these are expected failures that reveal areas for improvement.</w:t>
       </w:r>
     </w:p>
-    <w:p/>
     <w:p>
       <w:pPr>
-        <w:pStyle w:val="Heading3"/>
-      </w:pPr>
-      <w:r>
-        <w:t>7.3.2 MyCartQuantityTest (Author: Yuqian Chiu)</w:t>
+        <w:pStyle w:val="31"/>
+      </w:pPr>
+      <w:r>
+        <w:t xml:space="preserve">7.3.2 </w:t>
+      </w:r>
+      <w:proofErr w:type="spellStart"/>
+      <w:r>
+        <w:t>MyCartQuantityTest</w:t>
+      </w:r>
+      <w:proofErr w:type="spellEnd"/>
+      <w:r>
+        <w:t xml:space="preserve"> (Author: </w:t>
+      </w:r>
+      <w:proofErr w:type="spellStart"/>
+      <w:r>
+        <w:t>Yu</w:t>
+      </w:r>
+      <w:r>
+        <w:rPr>
+          <w:rFonts w:eastAsia="新細明體" w:hint="eastAsia"/>
+          <w:lang w:eastAsia="zh-TW"/>
+        </w:rPr>
+        <w:t>Chien</w:t>
+      </w:r>
+      <w:proofErr w:type="spellEnd"/>
+      <w:r>
+        <w:t xml:space="preserve"> Chiu)</w:t>
       </w:r>
     </w:p>
     <w:p>
@@ -3716,8 +3747,20 @@
         </w:rPr>
         <w:t xml:space="preserve">Test Author: </w:t>
       </w:r>
-      <w:r>
-        <w:t>Yuqian Chiu</w:t>
+      <w:proofErr w:type="spellStart"/>
+      <w:r>
+        <w:t>Yu</w:t>
+      </w:r>
+      <w:r>
+        <w:rPr>
+          <w:rFonts w:eastAsia="新細明體" w:hint="eastAsia"/>
+          <w:lang w:eastAsia="zh-TW"/>
+        </w:rPr>
+        <w:t>Chien</w:t>
+      </w:r>
+      <w:proofErr w:type="spellEnd"/>
+      <w:r>
+        <w:t xml:space="preserve"> Chiu</w:t>
       </w:r>
     </w:p>
     <w:p>
@@ -3732,6 +3775,12 @@
       </w:r>
     </w:p>
     <w:p>
+      <w:pPr>
+        <w:rPr>
+          <w:rFonts w:eastAsia="新細明體"/>
+          <w:lang w:eastAsia="zh-TW"/>
+        </w:rPr>
+      </w:pPr>
       <w:r>
         <w:rPr>
           <w:b/>
@@ -3739,29 +3788,105 @@
         <w:t xml:space="preserve">Test Execution: </w:t>
       </w:r>
       <w:r>
-        <w:t>4 tests run, 1 passed, 3 failed (expected failures)</w:t>
+        <w:rPr>
+          <w:rFonts w:eastAsia="新細明體" w:hint="eastAsia"/>
+          <w:lang w:eastAsia="zh-TW"/>
+        </w:rPr>
+        <w:t>11</w:t>
+      </w:r>
+      <w:r>
+        <w:t xml:space="preserve"> tests run, </w:t>
+      </w:r>
+      <w:r>
+        <w:rPr>
+          <w:rFonts w:eastAsia="新細明體" w:hint="eastAsia"/>
+          <w:lang w:eastAsia="zh-TW"/>
+        </w:rPr>
+        <w:t>6</w:t>
+      </w:r>
+      <w:r>
+        <w:t xml:space="preserve"> passed, </w:t>
+      </w:r>
+      <w:r>
+        <w:rPr>
+          <w:rFonts w:eastAsia="新細明體" w:hint="eastAsia"/>
+          <w:lang w:eastAsia="zh-TW"/>
+        </w:rPr>
+        <w:t>5</w:t>
+      </w:r>
+      <w:r>
+        <w:t xml:space="preserve"> failed (expected failures)</w:t>
       </w:r>
     </w:p>
     <w:p>
       <w:pPr>
+        <w:rPr>
+          <w:rFonts w:eastAsia="新細明體" w:hint="eastAsia"/>
+          <w:lang w:eastAsia="zh-TW"/>
+        </w:rPr>
+      </w:pPr>
+      <w:r>
+        <w:rPr>
+          <w:rFonts w:eastAsia="新細明體"/>
+          <w:lang w:eastAsia="zh-TW"/>
+        </w:rPr>
+        <w:drawing>
+          <wp:inline distT="0" distB="0" distL="0" distR="0" wp14:anchorId="3158432D" wp14:editId="3FFD6D8B">
+            <wp:extent cx="5486400" cy="2342515"/>
+            <wp:effectExtent l="0" t="0" r="0" b="635"/>
+            <wp:docPr id="1299401040" name="圖片 1" descr="一張含有 文字, 螢幕擷取畫面, 軟體, 多媒體軟體 的圖片&#10;&#10;AI 產生的內容可能不正確。"/>
+            <wp:cNvGraphicFramePr>
+              <a:graphicFrameLocks xmlns:a="http://schemas.openxmlformats.org/drawingml/2006/main" noChangeAspect="1"/>
+            </wp:cNvGraphicFramePr>
+            <a:graphic xmlns:a="http://schemas.openxmlformats.org/drawingml/2006/main">
+              <a:graphicData uri="http://schemas.openxmlformats.org/drawingml/2006/picture">
+                <pic:pic xmlns:pic="http://schemas.openxmlformats.org/drawingml/2006/picture">
+                  <pic:nvPicPr>
+                    <pic:cNvPr id="1299401040" name="圖片 1" descr="一張含有 文字, 螢幕擷取畫面, 軟體, 多媒體軟體 的圖片&#10;&#10;AI 產生的內容可能不正確。"/>
+                    <pic:cNvPicPr/>
+                  </pic:nvPicPr>
+                  <pic:blipFill>
+                    <a:blip r:embed="rId6"/>
+                    <a:stretch>
+                      <a:fillRect/>
+                    </a:stretch>
+                  </pic:blipFill>
+                  <pic:spPr>
+                    <a:xfrm>
+                      <a:off x="0" y="0"/>
+                      <a:ext cx="5486400" cy="2342515"/>
+                    </a:xfrm>
+                    <a:prstGeom prst="rect">
+                      <a:avLst/>
+                    </a:prstGeom>
+                  </pic:spPr>
+                </pic:pic>
+              </a:graphicData>
+            </a:graphic>
+          </wp:inline>
+        </w:drawing>
+      </w:r>
+    </w:p>
+    <w:p>
+      <w:pPr>
         <w:spacing w:before="240" w:after="240"/>
       </w:pPr>
       <w:r>
-        <w:t>This test suite validates shopping cart quantity handling across 4 partitions, testing valid quantities, zero quantity, negative quantities, and over-stock scenarios with a product having 10 items in stock.</w:t>
+        <w:t>This test suite applies equivalence partitioning to shopping cart item quantity using four partitions: valid (1–10), zero (0), negative (&lt;0), and over-stock (&gt;10). It runs 11 test cases (representative, boundary, and extreme values) against a product with stock = 10, plus one multi-line-item scenario. Five tests are expected to fail because the current implementation accepts invalid quantities without throwing exceptions.</w:t>
       </w:r>
     </w:p>
     <w:tbl>
       <w:tblPr>
-        <w:tblStyle w:val="LightGrid-Accent1"/>
-        <w:tblW w:w="0" w:type="auto"/>
+        <w:tblStyle w:val="-11"/>
+        <w:tblW w:w="9606" w:type="dxa"/>
         <w:tblLook w:val="04A0" w:firstRow="1" w:lastRow="0" w:firstColumn="1" w:lastColumn="0" w:noHBand="0" w:noVBand="1"/>
       </w:tblPr>
       <w:tblGrid>
-        <w:gridCol w:w="1380"/>
-        <w:gridCol w:w="3317"/>
-        <w:gridCol w:w="1376"/>
-        <w:gridCol w:w="1524"/>
-        <w:gridCol w:w="1259"/>
+        <w:gridCol w:w="1794"/>
+        <w:gridCol w:w="4113"/>
+        <w:gridCol w:w="1023"/>
+        <w:gridCol w:w="1548"/>
+        <w:gridCol w:w="1128"/>
       </w:tblGrid>
       <w:tr>
         <w:trPr>
@@ -3770,7 +3895,7 @@
         <w:tc>
           <w:tcPr>
             <w:cnfStyle w:val="001000000000" w:firstRow="0" w:lastRow="0" w:firstColumn="1" w:lastColumn="0" w:oddVBand="0" w:evenVBand="0" w:oddHBand="0" w:evenHBand="0" w:firstRowFirstColumn="0" w:firstRowLastColumn="0" w:lastRowFirstColumn="0" w:lastRowLastColumn="0"/>
-            <w:tcW w:w="1728" w:type="dxa"/>
+            <w:tcW w:w="1794" w:type="dxa"/>
             <w:shd w:val="clear" w:color="auto" w:fill="70AD47"/>
           </w:tcPr>
           <w:p>
@@ -3784,7 +3909,7 @@
         </w:tc>
         <w:tc>
           <w:tcPr>
-            <w:tcW w:w="1728" w:type="dxa"/>
+            <w:tcW w:w="4113" w:type="dxa"/>
             <w:shd w:val="clear" w:color="auto" w:fill="70AD47"/>
           </w:tcPr>
           <w:p>
@@ -3801,7 +3926,7 @@
         </w:tc>
         <w:tc>
           <w:tcPr>
-            <w:tcW w:w="1728" w:type="dxa"/>
+            <w:tcW w:w="1023" w:type="dxa"/>
             <w:shd w:val="clear" w:color="auto" w:fill="70AD47"/>
           </w:tcPr>
           <w:p>
@@ -3818,7 +3943,7 @@
         </w:tc>
         <w:tc>
           <w:tcPr>
-            <w:tcW w:w="1728" w:type="dxa"/>
+            <w:tcW w:w="1548" w:type="dxa"/>
             <w:shd w:val="clear" w:color="auto" w:fill="70AD47"/>
           </w:tcPr>
           <w:p>
@@ -3835,7 +3960,7 @@
         </w:tc>
         <w:tc>
           <w:tcPr>
-            <w:tcW w:w="1728" w:type="dxa"/>
+            <w:tcW w:w="1128" w:type="dxa"/>
             <w:shd w:val="clear" w:color="auto" w:fill="70AD47"/>
           </w:tcPr>
           <w:p>
@@ -3858,7 +3983,7 @@
         <w:tc>
           <w:tcPr>
             <w:cnfStyle w:val="001000000000" w:firstRow="0" w:lastRow="0" w:firstColumn="1" w:lastColumn="0" w:oddVBand="0" w:evenVBand="0" w:oddHBand="0" w:evenHBand="0" w:firstRowFirstColumn="0" w:firstRowLastColumn="0" w:lastRowFirstColumn="0" w:lastRowLastColumn="0"/>
-            <w:tcW w:w="1728" w:type="dxa"/>
+            <w:tcW w:w="1794" w:type="dxa"/>
           </w:tcPr>
           <w:p>
             <w:r>
@@ -3876,7 +4001,7 @@
         </w:tc>
         <w:tc>
           <w:tcPr>
-            <w:tcW w:w="1728" w:type="dxa"/>
+            <w:tcW w:w="4113" w:type="dxa"/>
           </w:tcPr>
           <w:p>
             <w:pPr>
@@ -3889,7 +4014,7 @@
         </w:tc>
         <w:tc>
           <w:tcPr>
-            <w:tcW w:w="1728" w:type="dxa"/>
+            <w:tcW w:w="1023" w:type="dxa"/>
           </w:tcPr>
           <w:p>
             <w:pPr>
@@ -3902,7 +4027,7 @@
         </w:tc>
         <w:tc>
           <w:tcPr>
-            <w:tcW w:w="1728" w:type="dxa"/>
+            <w:tcW w:w="1548" w:type="dxa"/>
           </w:tcPr>
           <w:p>
             <w:pPr>
@@ -3919,7 +4044,7 @@
         </w:tc>
         <w:tc>
           <w:tcPr>
-            <w:tcW w:w="1728" w:type="dxa"/>
+            <w:tcW w:w="1128" w:type="dxa"/>
             <w:shd w:val="clear" w:color="auto" w:fill="C6EFCE"/>
           </w:tcPr>
           <w:p>
@@ -3939,11 +4064,20 @@
         <w:tc>
           <w:tcPr>
             <w:cnfStyle w:val="001000000000" w:firstRow="0" w:lastRow="0" w:firstColumn="1" w:lastColumn="0" w:oddVBand="0" w:evenVBand="0" w:oddHBand="0" w:evenHBand="0" w:firstRowFirstColumn="0" w:firstRowLastColumn="0" w:lastRowFirstColumn="0" w:lastRowLastColumn="0"/>
-            <w:tcW w:w="1728" w:type="dxa"/>
-          </w:tcPr>
-          <w:p>
-            <w:r>
-              <w:t>Partition 2:</w:t>
+            <w:tcW w:w="1794" w:type="dxa"/>
+          </w:tcPr>
+          <w:p>
+            <w:r>
+              <w:t xml:space="preserve">Partition </w:t>
+            </w:r>
+            <w:r>
+              <w:rPr>
+                <w:rFonts w:hint="eastAsia"/>
+              </w:rPr>
+              <w:t>3</w:t>
+            </w:r>
+            <w:r>
+              <w:t>:</w:t>
             </w:r>
             <w:r>
               <w:br/>
@@ -3953,7 +4087,7 @@
         </w:tc>
         <w:tc>
           <w:tcPr>
-            <w:tcW w:w="1728" w:type="dxa"/>
+            <w:tcW w:w="4113" w:type="dxa"/>
           </w:tcPr>
           <w:p>
             <w:pPr>
@@ -3966,7 +4100,7 @@
         </w:tc>
         <w:tc>
           <w:tcPr>
-            <w:tcW w:w="1728" w:type="dxa"/>
+            <w:tcW w:w="1023" w:type="dxa"/>
           </w:tcPr>
           <w:p>
             <w:pPr>
@@ -3979,7 +4113,7 @@
         </w:tc>
         <w:tc>
           <w:tcPr>
-            <w:tcW w:w="1728" w:type="dxa"/>
+            <w:tcW w:w="1548" w:type="dxa"/>
           </w:tcPr>
           <w:p>
             <w:pPr>
@@ -3996,7 +4130,7 @@
         </w:tc>
         <w:tc>
           <w:tcPr>
-            <w:tcW w:w="1728" w:type="dxa"/>
+            <w:tcW w:w="1128" w:type="dxa"/>
             <w:shd w:val="clear" w:color="auto" w:fill="FFC7CE"/>
           </w:tcPr>
           <w:p>
@@ -4016,11 +4150,20 @@
         <w:tc>
           <w:tcPr>
             <w:cnfStyle w:val="001000000000" w:firstRow="0" w:lastRow="0" w:firstColumn="1" w:lastColumn="0" w:oddVBand="0" w:evenVBand="0" w:oddHBand="0" w:evenHBand="0" w:firstRowFirstColumn="0" w:firstRowLastColumn="0" w:lastRowFirstColumn="0" w:lastRowLastColumn="0"/>
-            <w:tcW w:w="1728" w:type="dxa"/>
-          </w:tcPr>
-          <w:p>
-            <w:r>
-              <w:t>Partition 3:</w:t>
+            <w:tcW w:w="1794" w:type="dxa"/>
+          </w:tcPr>
+          <w:p>
+            <w:r>
+              <w:t xml:space="preserve">Partition </w:t>
+            </w:r>
+            <w:r>
+              <w:rPr>
+                <w:rFonts w:hint="eastAsia"/>
+              </w:rPr>
+              <w:t>2</w:t>
+            </w:r>
+            <w:r>
+              <w:t>:</w:t>
             </w:r>
             <w:r>
               <w:br/>
@@ -4030,7 +4173,7 @@
         </w:tc>
         <w:tc>
           <w:tcPr>
-            <w:tcW w:w="1728" w:type="dxa"/>
+            <w:tcW w:w="4113" w:type="dxa"/>
           </w:tcPr>
           <w:p>
             <w:pPr>
@@ -4043,7 +4186,7 @@
         </w:tc>
         <w:tc>
           <w:tcPr>
-            <w:tcW w:w="1728" w:type="dxa"/>
+            <w:tcW w:w="1023" w:type="dxa"/>
           </w:tcPr>
           <w:p>
             <w:pPr>
@@ -4056,7 +4199,7 @@
         </w:tc>
         <w:tc>
           <w:tcPr>
-            <w:tcW w:w="1728" w:type="dxa"/>
+            <w:tcW w:w="1548" w:type="dxa"/>
           </w:tcPr>
           <w:p>
             <w:pPr>
@@ -4073,7 +4216,7 @@
         </w:tc>
         <w:tc>
           <w:tcPr>
-            <w:tcW w:w="1728" w:type="dxa"/>
+            <w:tcW w:w="1128" w:type="dxa"/>
             <w:shd w:val="clear" w:color="auto" w:fill="FFC7CE"/>
           </w:tcPr>
           <w:p>
@@ -4093,7 +4236,7 @@
         <w:tc>
           <w:tcPr>
             <w:cnfStyle w:val="001000000000" w:firstRow="0" w:lastRow="0" w:firstColumn="1" w:lastColumn="0" w:oddVBand="0" w:evenVBand="0" w:oddHBand="0" w:evenHBand="0" w:firstRowFirstColumn="0" w:firstRowLastColumn="0" w:lastRowFirstColumn="0" w:lastRowLastColumn="0"/>
-            <w:tcW w:w="1728" w:type="dxa"/>
+            <w:tcW w:w="1794" w:type="dxa"/>
           </w:tcPr>
           <w:p>
             <w:r>
@@ -4107,7 +4250,7 @@
         </w:tc>
         <w:tc>
           <w:tcPr>
-            <w:tcW w:w="1728" w:type="dxa"/>
+            <w:tcW w:w="4113" w:type="dxa"/>
           </w:tcPr>
           <w:p>
             <w:pPr>
@@ -4120,7 +4263,7 @@
         </w:tc>
         <w:tc>
           <w:tcPr>
-            <w:tcW w:w="1728" w:type="dxa"/>
+            <w:tcW w:w="1023" w:type="dxa"/>
           </w:tcPr>
           <w:p>
             <w:pPr>
@@ -4133,7 +4276,7 @@
         </w:tc>
         <w:tc>
           <w:tcPr>
-            <w:tcW w:w="1728" w:type="dxa"/>
+            <w:tcW w:w="1548" w:type="dxa"/>
           </w:tcPr>
           <w:p>
             <w:pPr>
@@ -4150,7 +4293,7 @@
         </w:tc>
         <w:tc>
           <w:tcPr>
-            <w:tcW w:w="1728" w:type="dxa"/>
+            <w:tcW w:w="1128" w:type="dxa"/>
             <w:shd w:val="clear" w:color="auto" w:fill="FFC7CE"/>
           </w:tcPr>
           <w:p>
@@ -4159,12 +4302,806 @@
             </w:pPr>
             <w:r>
               <w:t>❌ FAIL*</w:t>
+            </w:r>
+          </w:p>
+        </w:tc>
+      </w:tr>
+      <w:tr>
+        <w:trPr>
+          <w:cnfStyle w:val="000000100000" w:firstRow="0" w:lastRow="0" w:firstColumn="0" w:lastColumn="0" w:oddVBand="0" w:evenVBand="0" w:oddHBand="1" w:evenHBand="0" w:firstRowFirstColumn="0" w:firstRowLastColumn="0" w:lastRowFirstColumn="0" w:lastRowLastColumn="0"/>
+        </w:trPr>
+        <w:tc>
+          <w:tcPr>
+            <w:cnfStyle w:val="001000000000" w:firstRow="0" w:lastRow="0" w:firstColumn="1" w:lastColumn="0" w:oddVBand="0" w:evenVBand="0" w:oddHBand="0" w:evenHBand="0" w:firstRowFirstColumn="0" w:firstRowLastColumn="0" w:lastRowFirstColumn="0" w:lastRowLastColumn="0"/>
+            <w:tcW w:w="1794" w:type="dxa"/>
+          </w:tcPr>
+          <w:p>
+            <w:r>
+              <w:t xml:space="preserve">Partition </w:t>
+            </w:r>
+            <w:r>
+              <w:rPr>
+                <w:rFonts w:eastAsia="新細明體" w:hint="eastAsia"/>
+                <w:lang w:eastAsia="zh-TW"/>
+              </w:rPr>
+              <w:t>1</w:t>
+            </w:r>
+            <w:r>
+              <w:t>:</w:t>
+            </w:r>
+          </w:p>
+          <w:p>
+            <w:r>
+              <w:t>MinimumValid</w:t>
+            </w:r>
+          </w:p>
+        </w:tc>
+        <w:tc>
+          <w:tcPr>
+            <w:tcW w:w="4113" w:type="dxa"/>
+          </w:tcPr>
+          <w:p>
+            <w:pPr>
+              <w:cnfStyle w:val="000000100000" w:firstRow="0" w:lastRow="0" w:firstColumn="0" w:lastColumn="0" w:oddVBand="0" w:evenVBand="0" w:oddHBand="1" w:evenHBand="0" w:firstRowFirstColumn="0" w:firstRowLastColumn="0" w:lastRowFirstColumn="0" w:lastRowLastColumn="0"/>
+            </w:pPr>
+            <w:r>
+              <w:t>testAddToCart_MinimumValidQuantity</w:t>
+            </w:r>
+          </w:p>
+          <w:p>
+            <w:pPr>
+              <w:cnfStyle w:val="000000100000" w:firstRow="0" w:lastRow="0" w:firstColumn="0" w:lastColumn="0" w:oddVBand="0" w:evenVBand="0" w:oddHBand="1" w:evenHBand="0" w:firstRowFirstColumn="0" w:firstRowLastColumn="0" w:lastRowFirstColumn="0" w:lastRowLastColumn="0"/>
+            </w:pPr>
+          </w:p>
+        </w:tc>
+        <w:tc>
+          <w:tcPr>
+            <w:tcW w:w="1023" w:type="dxa"/>
+          </w:tcPr>
+          <w:p>
+            <w:pPr>
+              <w:cnfStyle w:val="000000100000" w:firstRow="0" w:lastRow="0" w:firstColumn="0" w:lastColumn="0" w:oddVBand="0" w:evenVBand="0" w:oddHBand="1" w:evenHBand="0" w:firstRowFirstColumn="0" w:firstRowLastColumn="0" w:lastRowFirstColumn="0" w:lastRowLastColumn="0"/>
+            </w:pPr>
+            <w:r>
+              <w:rPr>
+                <w:rFonts w:ascii="新細明體" w:eastAsia="新細明體" w:hAnsi="新細明體" w:hint="eastAsia"/>
+                <w:lang w:eastAsia="zh-TW"/>
+              </w:rPr>
+              <w:t>1</w:t>
+            </w:r>
+          </w:p>
+        </w:tc>
+        <w:tc>
+          <w:tcPr>
+            <w:tcW w:w="1548" w:type="dxa"/>
+          </w:tcPr>
+          <w:p>
+            <w:pPr>
+              <w:cnfStyle w:val="000000100000" w:firstRow="0" w:lastRow="0" w:firstColumn="0" w:lastColumn="0" w:oddVBand="0" w:evenVBand="0" w:oddHBand="1" w:evenHBand="0" w:firstRowFirstColumn="0" w:firstRowLastColumn="0" w:lastRowFirstColumn="0" w:lastRowLastColumn="0"/>
+            </w:pPr>
+            <w:r>
+              <w:t>PASS</w:t>
+            </w:r>
+            <w:r>
+              <w:br/>
+              <w:t>(Within stock)</w:t>
+            </w:r>
+          </w:p>
+        </w:tc>
+        <w:tc>
+          <w:tcPr>
+            <w:tcW w:w="1128" w:type="dxa"/>
+            <w:shd w:val="clear" w:color="auto" w:fill="C6EFCE"/>
+          </w:tcPr>
+          <w:p>
+            <w:pPr>
+              <w:cnfStyle w:val="000000100000" w:firstRow="0" w:lastRow="0" w:firstColumn="0" w:lastColumn="0" w:oddVBand="0" w:evenVBand="0" w:oddHBand="1" w:evenHBand="0" w:firstRowFirstColumn="0" w:firstRowLastColumn="0" w:lastRowFirstColumn="0" w:lastRowLastColumn="0"/>
+            </w:pPr>
+            <w:r>
+              <w:rPr>
+                <w:rFonts w:ascii="Segoe UI Emoji" w:hAnsi="Segoe UI Emoji" w:cs="Segoe UI Emoji"/>
+              </w:rPr>
+              <w:t>✅</w:t>
+            </w:r>
+            <w:r>
+              <w:t xml:space="preserve"> PASS</w:t>
+            </w:r>
+          </w:p>
+        </w:tc>
+      </w:tr>
+      <w:tr>
+        <w:trPr>
+          <w:cnfStyle w:val="000000010000" w:firstRow="0" w:lastRow="0" w:firstColumn="0" w:lastColumn="0" w:oddVBand="0" w:evenVBand="0" w:oddHBand="0" w:evenHBand="1" w:firstRowFirstColumn="0" w:firstRowLastColumn="0" w:lastRowFirstColumn="0" w:lastRowLastColumn="0"/>
+        </w:trPr>
+        <w:tc>
+          <w:tcPr>
+            <w:cnfStyle w:val="001000000000" w:firstRow="0" w:lastRow="0" w:firstColumn="1" w:lastColumn="0" w:oddVBand="0" w:evenVBand="0" w:oddHBand="0" w:evenHBand="0" w:firstRowFirstColumn="0" w:firstRowLastColumn="0" w:lastRowFirstColumn="0" w:lastRowLastColumn="0"/>
+            <w:tcW w:w="1794" w:type="dxa"/>
+          </w:tcPr>
+          <w:p>
+            <w:r>
+              <w:t xml:space="preserve">Partition </w:t>
+            </w:r>
+            <w:r>
+              <w:rPr>
+                <w:rFonts w:eastAsia="新細明體" w:hint="eastAsia"/>
+                <w:lang w:eastAsia="zh-TW"/>
+              </w:rPr>
+              <w:t>1</w:t>
+            </w:r>
+            <w:r>
+              <w:t>:</w:t>
+            </w:r>
+          </w:p>
+          <w:p>
+            <w:r>
+              <w:lastRenderedPageBreak/>
+              <w:t>MaximumValid</w:t>
+            </w:r>
+          </w:p>
+        </w:tc>
+        <w:tc>
+          <w:tcPr>
+            <w:tcW w:w="4113" w:type="dxa"/>
+          </w:tcPr>
+          <w:p>
+            <w:pPr>
+              <w:cnfStyle w:val="000000010000" w:firstRow="0" w:lastRow="0" w:firstColumn="0" w:lastColumn="0" w:oddVBand="0" w:evenVBand="0" w:oddHBand="0" w:evenHBand="1" w:firstRowFirstColumn="0" w:firstRowLastColumn="0" w:lastRowFirstColumn="0" w:lastRowLastColumn="0"/>
+            </w:pPr>
+            <w:r>
+              <w:lastRenderedPageBreak/>
+              <w:t>testAddToCart_MaximumValidQuantity</w:t>
+            </w:r>
+          </w:p>
+          <w:p>
+            <w:pPr>
+              <w:cnfStyle w:val="000000010000" w:firstRow="0" w:lastRow="0" w:firstColumn="0" w:lastColumn="0" w:oddVBand="0" w:evenVBand="0" w:oddHBand="0" w:evenHBand="1" w:firstRowFirstColumn="0" w:firstRowLastColumn="0" w:lastRowFirstColumn="0" w:lastRowLastColumn="0"/>
+            </w:pPr>
+          </w:p>
+        </w:tc>
+        <w:tc>
+          <w:tcPr>
+            <w:tcW w:w="1023" w:type="dxa"/>
+          </w:tcPr>
+          <w:p>
+            <w:pPr>
+              <w:cnfStyle w:val="000000010000" w:firstRow="0" w:lastRow="0" w:firstColumn="0" w:lastColumn="0" w:oddVBand="0" w:evenVBand="0" w:oddHBand="0" w:evenHBand="1" w:firstRowFirstColumn="0" w:firstRowLastColumn="0" w:lastRowFirstColumn="0" w:lastRowLastColumn="0"/>
+              <w:rPr>
+                <w:rFonts w:ascii="新細明體" w:eastAsia="新細明體" w:hAnsi="新細明體" w:hint="eastAsia"/>
+                <w:lang w:eastAsia="zh-TW"/>
+              </w:rPr>
+            </w:pPr>
+            <w:r>
+              <w:rPr>
+                <w:rFonts w:ascii="新細明體" w:eastAsia="新細明體" w:hAnsi="新細明體" w:hint="eastAsia"/>
+                <w:lang w:eastAsia="zh-TW"/>
+              </w:rPr>
+              <w:lastRenderedPageBreak/>
+              <w:t>10</w:t>
+            </w:r>
+          </w:p>
+        </w:tc>
+        <w:tc>
+          <w:tcPr>
+            <w:tcW w:w="1548" w:type="dxa"/>
+          </w:tcPr>
+          <w:p>
+            <w:pPr>
+              <w:cnfStyle w:val="000000010000" w:firstRow="0" w:lastRow="0" w:firstColumn="0" w:lastColumn="0" w:oddVBand="0" w:evenVBand="0" w:oddHBand="0" w:evenHBand="1" w:firstRowFirstColumn="0" w:firstRowLastColumn="0" w:lastRowFirstColumn="0" w:lastRowLastColumn="0"/>
+            </w:pPr>
+            <w:r>
+              <w:t>PASS</w:t>
+            </w:r>
+            <w:r>
+              <w:br/>
+            </w:r>
+            <w:r>
+              <w:lastRenderedPageBreak/>
+              <w:t>(Within stock)</w:t>
+            </w:r>
+          </w:p>
+        </w:tc>
+        <w:tc>
+          <w:tcPr>
+            <w:tcW w:w="1128" w:type="dxa"/>
+            <w:shd w:val="clear" w:color="auto" w:fill="C6EFCE"/>
+          </w:tcPr>
+          <w:p>
+            <w:pPr>
+              <w:cnfStyle w:val="000000010000" w:firstRow="0" w:lastRow="0" w:firstColumn="0" w:lastColumn="0" w:oddVBand="0" w:evenVBand="0" w:oddHBand="0" w:evenHBand="1" w:firstRowFirstColumn="0" w:firstRowLastColumn="0" w:lastRowFirstColumn="0" w:lastRowLastColumn="0"/>
+              <w:rPr>
+                <w:rFonts w:ascii="Segoe UI Emoji" w:hAnsi="Segoe UI Emoji" w:cs="Segoe UI Emoji"/>
+              </w:rPr>
+            </w:pPr>
+            <w:r>
+              <w:rPr>
+                <w:rFonts w:ascii="Segoe UI Emoji" w:hAnsi="Segoe UI Emoji" w:cs="Segoe UI Emoji"/>
+              </w:rPr>
+              <w:lastRenderedPageBreak/>
+              <w:t>✅</w:t>
+            </w:r>
+            <w:r>
+              <w:t xml:space="preserve"> PASS</w:t>
+            </w:r>
+          </w:p>
+        </w:tc>
+      </w:tr>
+      <w:tr>
+        <w:trPr>
+          <w:cnfStyle w:val="000000100000" w:firstRow="0" w:lastRow="0" w:firstColumn="0" w:lastColumn="0" w:oddVBand="0" w:evenVBand="0" w:oddHBand="1" w:evenHBand="0" w:firstRowFirstColumn="0" w:firstRowLastColumn="0" w:lastRowFirstColumn="0" w:lastRowLastColumn="0"/>
+        </w:trPr>
+        <w:tc>
+          <w:tcPr>
+            <w:cnfStyle w:val="001000000000" w:firstRow="0" w:lastRow="0" w:firstColumn="1" w:lastColumn="0" w:oddVBand="0" w:evenVBand="0" w:oddHBand="0" w:evenHBand="0" w:firstRowFirstColumn="0" w:firstRowLastColumn="0" w:lastRowFirstColumn="0" w:lastRowLastColumn="0"/>
+            <w:tcW w:w="1794" w:type="dxa"/>
+          </w:tcPr>
+          <w:p>
+            <w:r>
+              <w:t xml:space="preserve">Partition </w:t>
+            </w:r>
+            <w:r>
+              <w:rPr>
+                <w:rFonts w:eastAsia="新細明體" w:hint="eastAsia"/>
+                <w:lang w:eastAsia="zh-TW"/>
+              </w:rPr>
+              <w:t>1</w:t>
+            </w:r>
+            <w:r>
+              <w:t>:</w:t>
+            </w:r>
+          </w:p>
+          <w:p>
+            <w:r>
+              <w:t>MidRange</w:t>
+            </w:r>
+          </w:p>
+        </w:tc>
+        <w:tc>
+          <w:tcPr>
+            <w:tcW w:w="4113" w:type="dxa"/>
+          </w:tcPr>
+          <w:p>
+            <w:pPr>
+              <w:cnfStyle w:val="000000100000" w:firstRow="0" w:lastRow="0" w:firstColumn="0" w:lastColumn="0" w:oddVBand="0" w:evenVBand="0" w:oddHBand="1" w:evenHBand="0" w:firstRowFirstColumn="0" w:firstRowLastColumn="0" w:lastRowFirstColumn="0" w:lastRowLastColumn="0"/>
+            </w:pPr>
+            <w:r>
+              <w:t>testAddToCart_MidRangeQuantity</w:t>
+            </w:r>
+          </w:p>
+        </w:tc>
+        <w:tc>
+          <w:tcPr>
+            <w:tcW w:w="1023" w:type="dxa"/>
+          </w:tcPr>
+          <w:p>
+            <w:pPr>
+              <w:cnfStyle w:val="000000100000" w:firstRow="0" w:lastRow="0" w:firstColumn="0" w:lastColumn="0" w:oddVBand="0" w:evenVBand="0" w:oddHBand="1" w:evenHBand="0" w:firstRowFirstColumn="0" w:firstRowLastColumn="0" w:lastRowFirstColumn="0" w:lastRowLastColumn="0"/>
+              <w:rPr>
+                <w:rFonts w:ascii="新細明體" w:eastAsia="新細明體" w:hAnsi="新細明體" w:hint="eastAsia"/>
+                <w:lang w:eastAsia="zh-TW"/>
+              </w:rPr>
+            </w:pPr>
+            <w:r>
+              <w:rPr>
+                <w:rFonts w:ascii="新細明體" w:eastAsia="新細明體" w:hAnsi="新細明體" w:hint="eastAsia"/>
+                <w:lang w:eastAsia="zh-TW"/>
+              </w:rPr>
+              <w:t>3</w:t>
+            </w:r>
+          </w:p>
+        </w:tc>
+        <w:tc>
+          <w:tcPr>
+            <w:tcW w:w="1548" w:type="dxa"/>
+          </w:tcPr>
+          <w:p>
+            <w:pPr>
+              <w:cnfStyle w:val="000000100000" w:firstRow="0" w:lastRow="0" w:firstColumn="0" w:lastColumn="0" w:oddVBand="0" w:evenVBand="0" w:oddHBand="1" w:evenHBand="0" w:firstRowFirstColumn="0" w:firstRowLastColumn="0" w:lastRowFirstColumn="0" w:lastRowLastColumn="0"/>
+            </w:pPr>
+            <w:r>
+              <w:t>PASS</w:t>
+            </w:r>
+            <w:r>
+              <w:br/>
+              <w:t>(Within stock)</w:t>
+            </w:r>
+          </w:p>
+        </w:tc>
+        <w:tc>
+          <w:tcPr>
+            <w:tcW w:w="1128" w:type="dxa"/>
+            <w:shd w:val="clear" w:color="auto" w:fill="C6EFCE"/>
+          </w:tcPr>
+          <w:p>
+            <w:pPr>
+              <w:cnfStyle w:val="000000100000" w:firstRow="0" w:lastRow="0" w:firstColumn="0" w:lastColumn="0" w:oddVBand="0" w:evenVBand="0" w:oddHBand="1" w:evenHBand="0" w:firstRowFirstColumn="0" w:firstRowLastColumn="0" w:lastRowFirstColumn="0" w:lastRowLastColumn="0"/>
+              <w:rPr>
+                <w:rFonts w:ascii="Segoe UI Emoji" w:hAnsi="Segoe UI Emoji" w:cs="Segoe UI Emoji"/>
+              </w:rPr>
+            </w:pPr>
+            <w:r>
+              <w:rPr>
+                <w:rFonts w:ascii="Segoe UI Emoji" w:hAnsi="Segoe UI Emoji" w:cs="Segoe UI Emoji"/>
+              </w:rPr>
+              <w:t>✅</w:t>
+            </w:r>
+            <w:r>
+              <w:t xml:space="preserve"> PASS</w:t>
+            </w:r>
+          </w:p>
+        </w:tc>
+      </w:tr>
+      <w:tr>
+        <w:trPr>
+          <w:cnfStyle w:val="000000010000" w:firstRow="0" w:lastRow="0" w:firstColumn="0" w:lastColumn="0" w:oddVBand="0" w:evenVBand="0" w:oddHBand="0" w:evenHBand="1" w:firstRowFirstColumn="0" w:firstRowLastColumn="0" w:lastRowFirstColumn="0" w:lastRowLastColumn="0"/>
+        </w:trPr>
+        <w:tc>
+          <w:tcPr>
+            <w:cnfStyle w:val="001000000000" w:firstRow="0" w:lastRow="0" w:firstColumn="1" w:lastColumn="0" w:oddVBand="0" w:evenVBand="0" w:oddHBand="0" w:evenHBand="0" w:firstRowFirstColumn="0" w:firstRowLastColumn="0" w:lastRowFirstColumn="0" w:lastRowLastColumn="0"/>
+            <w:tcW w:w="1794" w:type="dxa"/>
+          </w:tcPr>
+          <w:p>
+            <w:r>
+              <w:t xml:space="preserve">Partition </w:t>
+            </w:r>
+            <w:r>
+              <w:rPr>
+                <w:rFonts w:eastAsia="新細明體" w:hint="eastAsia"/>
+                <w:lang w:eastAsia="zh-TW"/>
+              </w:rPr>
+              <w:t>3</w:t>
+            </w:r>
+            <w:r>
+              <w:t>:</w:t>
+            </w:r>
+          </w:p>
+          <w:p>
+            <w:pPr>
+              <w:rPr>
+                <w:rFonts w:hint="eastAsia"/>
+              </w:rPr>
+            </w:pPr>
+            <w:r>
+              <w:t>ExtremeNegative</w:t>
+            </w:r>
+          </w:p>
+        </w:tc>
+        <w:tc>
+          <w:tcPr>
+            <w:tcW w:w="4113" w:type="dxa"/>
+          </w:tcPr>
+          <w:p>
+            <w:pPr>
+              <w:cnfStyle w:val="000000010000" w:firstRow="0" w:lastRow="0" w:firstColumn="0" w:lastColumn="0" w:oddVBand="0" w:evenVBand="0" w:oddHBand="0" w:evenHBand="1" w:firstRowFirstColumn="0" w:firstRowLastColumn="0" w:lastRowFirstColumn="0" w:lastRowLastColumn="0"/>
+              <w:rPr>
+                <w:rFonts w:eastAsia="新細明體"/>
+                <w:lang w:eastAsia="zh-TW"/>
+              </w:rPr>
+            </w:pPr>
+            <w:r>
+              <w:rPr>
+                <w:rFonts w:eastAsia="新細明體"/>
+                <w:lang w:eastAsia="zh-TW"/>
+              </w:rPr>
+              <w:t>testAddToCart_ExtremeNegativeQuantity</w:t>
+            </w:r>
+          </w:p>
+          <w:p>
+            <w:pPr>
+              <w:cnfStyle w:val="000000010000" w:firstRow="0" w:lastRow="0" w:firstColumn="0" w:lastColumn="0" w:oddVBand="0" w:evenVBand="0" w:oddHBand="0" w:evenHBand="1" w:firstRowFirstColumn="0" w:firstRowLastColumn="0" w:lastRowFirstColumn="0" w:lastRowLastColumn="0"/>
+              <w:rPr>
+                <w:rFonts w:eastAsia="新細明體" w:hint="eastAsia"/>
+                <w:lang w:eastAsia="zh-TW"/>
+              </w:rPr>
+            </w:pPr>
+          </w:p>
+        </w:tc>
+        <w:tc>
+          <w:tcPr>
+            <w:tcW w:w="1023" w:type="dxa"/>
+          </w:tcPr>
+          <w:p>
+            <w:pPr>
+              <w:cnfStyle w:val="000000010000" w:firstRow="0" w:lastRow="0" w:firstColumn="0" w:lastColumn="0" w:oddVBand="0" w:evenVBand="0" w:oddHBand="0" w:evenHBand="1" w:firstRowFirstColumn="0" w:firstRowLastColumn="0" w:lastRowFirstColumn="0" w:lastRowLastColumn="0"/>
+            </w:pPr>
+            <w:r>
+              <w:rPr>
+                <w:rFonts w:ascii="新細明體" w:eastAsia="新細明體" w:hAnsi="新細明體" w:hint="eastAsia"/>
+                <w:lang w:eastAsia="zh-TW"/>
+              </w:rPr>
+              <w:t>-100</w:t>
+            </w:r>
+          </w:p>
+        </w:tc>
+        <w:tc>
+          <w:tcPr>
+            <w:tcW w:w="1548" w:type="dxa"/>
+          </w:tcPr>
+          <w:p>
+            <w:pPr>
+              <w:cnfStyle w:val="000000010000" w:firstRow="0" w:lastRow="0" w:firstColumn="0" w:lastColumn="0" w:oddVBand="0" w:evenVBand="0" w:oddHBand="0" w:evenHBand="1" w:firstRowFirstColumn="0" w:firstRowLastColumn="0" w:lastRowFirstColumn="0" w:lastRowLastColumn="0"/>
+            </w:pPr>
+            <w:r>
+              <w:t>REJECT</w:t>
+            </w:r>
+            <w:r>
+              <w:br/>
+              <w:t>(Exception)</w:t>
+            </w:r>
+          </w:p>
+        </w:tc>
+        <w:tc>
+          <w:tcPr>
+            <w:tcW w:w="1128" w:type="dxa"/>
+            <w:shd w:val="clear" w:color="auto" w:fill="FFC7CE"/>
+          </w:tcPr>
+          <w:p>
+            <w:pPr>
+              <w:cnfStyle w:val="000000010000" w:firstRow="0" w:lastRow="0" w:firstColumn="0" w:lastColumn="0" w:oddVBand="0" w:evenVBand="0" w:oddHBand="0" w:evenHBand="1" w:firstRowFirstColumn="0" w:firstRowLastColumn="0" w:lastRowFirstColumn="0" w:lastRowLastColumn="0"/>
+            </w:pPr>
+            <w:r>
+              <w:rPr>
+                <w:rFonts w:ascii="Segoe UI Emoji" w:hAnsi="Segoe UI Emoji" w:cs="Segoe UI Emoji"/>
+              </w:rPr>
+              <w:t>❌</w:t>
+            </w:r>
+            <w:r>
+              <w:t xml:space="preserve"> FAIL*</w:t>
+            </w:r>
+          </w:p>
+        </w:tc>
+      </w:tr>
+      <w:tr>
+        <w:trPr>
+          <w:cnfStyle w:val="000000100000" w:firstRow="0" w:lastRow="0" w:firstColumn="0" w:lastColumn="0" w:oddVBand="0" w:evenVBand="0" w:oddHBand="1" w:evenHBand="0" w:firstRowFirstColumn="0" w:firstRowLastColumn="0" w:lastRowFirstColumn="0" w:lastRowLastColumn="0"/>
+        </w:trPr>
+        <w:tc>
+          <w:tcPr>
+            <w:cnfStyle w:val="001000000000" w:firstRow="0" w:lastRow="0" w:firstColumn="1" w:lastColumn="0" w:oddVBand="0" w:evenVBand="0" w:oddHBand="0" w:evenHBand="0" w:firstRowFirstColumn="0" w:firstRowLastColumn="0" w:lastRowFirstColumn="0" w:lastRowLastColumn="0"/>
+            <w:tcW w:w="1794" w:type="dxa"/>
+          </w:tcPr>
+          <w:p>
+            <w:r>
+              <w:t xml:space="preserve">Partition </w:t>
+            </w:r>
+            <w:r>
+              <w:rPr>
+                <w:rFonts w:eastAsia="新細明體" w:hint="eastAsia"/>
+                <w:lang w:eastAsia="zh-TW"/>
+              </w:rPr>
+              <w:t>4</w:t>
+            </w:r>
+            <w:r>
+              <w:t>:</w:t>
+            </w:r>
+          </w:p>
+          <w:p>
+            <w:r>
+              <w:t>ExtremeOver</w:t>
+            </w:r>
+          </w:p>
+        </w:tc>
+        <w:tc>
+          <w:tcPr>
+            <w:tcW w:w="4113" w:type="dxa"/>
+          </w:tcPr>
+          <w:p>
+            <w:pPr>
+              <w:cnfStyle w:val="000000100000" w:firstRow="0" w:lastRow="0" w:firstColumn="0" w:lastColumn="0" w:oddVBand="0" w:evenVBand="0" w:oddHBand="1" w:evenHBand="0" w:firstRowFirstColumn="0" w:firstRowLastColumn="0" w:lastRowFirstColumn="0" w:lastRowLastColumn="0"/>
+              <w:rPr>
+                <w:rFonts w:eastAsia="新細明體"/>
+                <w:lang w:eastAsia="zh-TW"/>
+              </w:rPr>
+            </w:pPr>
+            <w:r>
+              <w:rPr>
+                <w:rFonts w:eastAsia="新細明體"/>
+                <w:lang w:eastAsia="zh-TW"/>
+              </w:rPr>
+              <w:t>testAddToCart_ExtremeOverStock</w:t>
+            </w:r>
+          </w:p>
+          <w:p>
+            <w:pPr>
+              <w:cnfStyle w:val="000000100000" w:firstRow="0" w:lastRow="0" w:firstColumn="0" w:lastColumn="0" w:oddVBand="0" w:evenVBand="0" w:oddHBand="1" w:evenHBand="0" w:firstRowFirstColumn="0" w:firstRowLastColumn="0" w:lastRowFirstColumn="0" w:lastRowLastColumn="0"/>
+              <w:rPr>
+                <w:rFonts w:eastAsia="新細明體"/>
+                <w:lang w:eastAsia="zh-TW"/>
+              </w:rPr>
+            </w:pPr>
+          </w:p>
+        </w:tc>
+        <w:tc>
+          <w:tcPr>
+            <w:tcW w:w="1023" w:type="dxa"/>
+          </w:tcPr>
+          <w:p>
+            <w:pPr>
+              <w:cnfStyle w:val="000000100000" w:firstRow="0" w:lastRow="0" w:firstColumn="0" w:lastColumn="0" w:oddVBand="0" w:evenVBand="0" w:oddHBand="1" w:evenHBand="0" w:firstRowFirstColumn="0" w:firstRowLastColumn="0" w:lastRowFirstColumn="0" w:lastRowLastColumn="0"/>
+              <w:rPr>
+                <w:rFonts w:ascii="新細明體" w:eastAsia="新細明體" w:hAnsi="新細明體" w:hint="eastAsia"/>
+                <w:lang w:eastAsia="zh-TW"/>
+              </w:rPr>
+            </w:pPr>
+            <w:r>
+              <w:rPr>
+                <w:rFonts w:ascii="新細明體" w:eastAsia="新細明體" w:hAnsi="新細明體" w:hint="eastAsia"/>
+                <w:lang w:eastAsia="zh-TW"/>
+              </w:rPr>
+              <w:t>100</w:t>
+            </w:r>
+          </w:p>
+        </w:tc>
+        <w:tc>
+          <w:tcPr>
+            <w:tcW w:w="1548" w:type="dxa"/>
+          </w:tcPr>
+          <w:p>
+            <w:pPr>
+              <w:cnfStyle w:val="000000100000" w:firstRow="0" w:lastRow="0" w:firstColumn="0" w:lastColumn="0" w:oddVBand="0" w:evenVBand="0" w:oddHBand="1" w:evenHBand="0" w:firstRowFirstColumn="0" w:firstRowLastColumn="0" w:lastRowFirstColumn="0" w:lastRowLastColumn="0"/>
+            </w:pPr>
+            <w:r>
+              <w:t>REJECT</w:t>
+            </w:r>
+            <w:r>
+              <w:br/>
+              <w:t>(Exception)</w:t>
+            </w:r>
+          </w:p>
+        </w:tc>
+        <w:tc>
+          <w:tcPr>
+            <w:tcW w:w="1128" w:type="dxa"/>
+            <w:shd w:val="clear" w:color="auto" w:fill="FFC7CE"/>
+          </w:tcPr>
+          <w:p>
+            <w:pPr>
+              <w:cnfStyle w:val="000000100000" w:firstRow="0" w:lastRow="0" w:firstColumn="0" w:lastColumn="0" w:oddVBand="0" w:evenVBand="0" w:oddHBand="1" w:evenHBand="0" w:firstRowFirstColumn="0" w:firstRowLastColumn="0" w:lastRowFirstColumn="0" w:lastRowLastColumn="0"/>
+              <w:rPr>
+                <w:rFonts w:ascii="Segoe UI Emoji" w:hAnsi="Segoe UI Emoji" w:cs="Segoe UI Emoji"/>
+              </w:rPr>
+            </w:pPr>
+            <w:r>
+              <w:rPr>
+                <w:rFonts w:ascii="Segoe UI Emoji" w:hAnsi="Segoe UI Emoji" w:cs="Segoe UI Emoji"/>
+              </w:rPr>
+              <w:t>❌</w:t>
+            </w:r>
+            <w:r>
+              <w:t xml:space="preserve"> FAIL*</w:t>
+            </w:r>
+          </w:p>
+        </w:tc>
+      </w:tr>
+      <w:tr>
+        <w:trPr>
+          <w:cnfStyle w:val="000000010000" w:firstRow="0" w:lastRow="0" w:firstColumn="0" w:lastColumn="0" w:oddVBand="0" w:evenVBand="0" w:oddHBand="0" w:evenHBand="1" w:firstRowFirstColumn="0" w:firstRowLastColumn="0" w:lastRowFirstColumn="0" w:lastRowLastColumn="0"/>
+        </w:trPr>
+        <w:tc>
+          <w:tcPr>
+            <w:cnfStyle w:val="001000000000" w:firstRow="0" w:lastRow="0" w:firstColumn="1" w:lastColumn="0" w:oddVBand="0" w:evenVBand="0" w:oddHBand="0" w:evenHBand="0" w:firstRowFirstColumn="0" w:firstRowLastColumn="0" w:lastRowFirstColumn="0" w:lastRowLastColumn="0"/>
+            <w:tcW w:w="1794" w:type="dxa"/>
+          </w:tcPr>
+          <w:p>
+            <w:r>
+              <w:t xml:space="preserve">Partition </w:t>
+            </w:r>
+            <w:r>
+              <w:rPr>
+                <w:rFonts w:eastAsia="新細明體" w:hint="eastAsia"/>
+                <w:lang w:eastAsia="zh-TW"/>
+              </w:rPr>
+              <w:t>1</w:t>
+            </w:r>
+            <w:r>
+              <w:t>:</w:t>
+            </w:r>
+          </w:p>
+          <w:p>
+            <w:r>
+              <w:t>MultipleItems</w:t>
+            </w:r>
+          </w:p>
+        </w:tc>
+        <w:tc>
+          <w:tcPr>
+            <w:tcW w:w="4113" w:type="dxa"/>
+          </w:tcPr>
+          <w:p>
+            <w:pPr>
+              <w:cnfStyle w:val="000000010000" w:firstRow="0" w:lastRow="0" w:firstColumn="0" w:lastColumn="0" w:oddVBand="0" w:evenVBand="0" w:oddHBand="0" w:evenHBand="1" w:firstRowFirstColumn="0" w:firstRowLastColumn="0" w:lastRowFirstColumn="0" w:lastRowLastColumn="0"/>
+            </w:pPr>
+            <w:r>
+              <w:t>testAddToCart_MultipleItems</w:t>
+            </w:r>
+          </w:p>
+          <w:p>
+            <w:pPr>
+              <w:cnfStyle w:val="000000010000" w:firstRow="0" w:lastRow="0" w:firstColumn="0" w:lastColumn="0" w:oddVBand="0" w:evenVBand="0" w:oddHBand="0" w:evenHBand="1" w:firstRowFirstColumn="0" w:firstRowLastColumn="0" w:lastRowFirstColumn="0" w:lastRowLastColumn="0"/>
+            </w:pPr>
+          </w:p>
+        </w:tc>
+        <w:tc>
+          <w:tcPr>
+            <w:tcW w:w="1023" w:type="dxa"/>
+          </w:tcPr>
+          <w:p>
+            <w:pPr>
+              <w:cnfStyle w:val="000000010000" w:firstRow="0" w:lastRow="0" w:firstColumn="0" w:lastColumn="0" w:oddVBand="0" w:evenVBand="0" w:oddHBand="0" w:evenHBand="1" w:firstRowFirstColumn="0" w:firstRowLastColumn="0" w:lastRowFirstColumn="0" w:lastRowLastColumn="0"/>
+              <w:rPr>
+                <w:rFonts w:ascii="新細明體" w:eastAsia="新細明體" w:hAnsi="新細明體" w:hint="eastAsia"/>
+                <w:lang w:eastAsia="zh-TW"/>
+              </w:rPr>
+            </w:pPr>
+            <w:r>
+              <w:rPr>
+                <w:rFonts w:ascii="新細明體" w:eastAsia="新細明體" w:hAnsi="新細明體"/>
+                <w:lang w:eastAsia="zh-TW"/>
+              </w:rPr>
+              <w:t>2, 3</w:t>
+            </w:r>
+          </w:p>
+        </w:tc>
+        <w:tc>
+          <w:tcPr>
+            <w:tcW w:w="1548" w:type="dxa"/>
+          </w:tcPr>
+          <w:p>
+            <w:pPr>
+              <w:cnfStyle w:val="000000010000" w:firstRow="0" w:lastRow="0" w:firstColumn="0" w:lastColumn="0" w:oddVBand="0" w:evenVBand="0" w:oddHBand="0" w:evenHBand="1" w:firstRowFirstColumn="0" w:firstRowLastColumn="0" w:lastRowFirstColumn="0" w:lastRowLastColumn="0"/>
+            </w:pPr>
+            <w:r>
+              <w:t>PASS</w:t>
+            </w:r>
+            <w:r>
+              <w:br/>
+              <w:t>(Within stock)</w:t>
+            </w:r>
+          </w:p>
+        </w:tc>
+        <w:tc>
+          <w:tcPr>
+            <w:tcW w:w="1128" w:type="dxa"/>
+            <w:shd w:val="clear" w:color="auto" w:fill="C6EFCE"/>
+          </w:tcPr>
+          <w:p>
+            <w:pPr>
+              <w:cnfStyle w:val="000000010000" w:firstRow="0" w:lastRow="0" w:firstColumn="0" w:lastColumn="0" w:oddVBand="0" w:evenVBand="0" w:oddHBand="0" w:evenHBand="1" w:firstRowFirstColumn="0" w:firstRowLastColumn="0" w:lastRowFirstColumn="0" w:lastRowLastColumn="0"/>
+              <w:rPr>
+                <w:rFonts w:ascii="Segoe UI Emoji" w:hAnsi="Segoe UI Emoji" w:cs="Segoe UI Emoji"/>
+              </w:rPr>
+            </w:pPr>
+            <w:r>
+              <w:rPr>
+                <w:rFonts w:ascii="Segoe UI Emoji" w:hAnsi="Segoe UI Emoji" w:cs="Segoe UI Emoji"/>
+              </w:rPr>
+              <w:t>✅</w:t>
+            </w:r>
+            <w:r>
+              <w:t xml:space="preserve"> PASS</w:t>
+            </w:r>
+          </w:p>
+        </w:tc>
+      </w:tr>
+      <w:tr>
+        <w:trPr>
+          <w:cnfStyle w:val="000000100000" w:firstRow="0" w:lastRow="0" w:firstColumn="0" w:lastColumn="0" w:oddVBand="0" w:evenVBand="0" w:oddHBand="1" w:evenHBand="0" w:firstRowFirstColumn="0" w:firstRowLastColumn="0" w:lastRowFirstColumn="0" w:lastRowLastColumn="0"/>
+        </w:trPr>
+        <w:tc>
+          <w:tcPr>
+            <w:cnfStyle w:val="001000000000" w:firstRow="0" w:lastRow="0" w:firstColumn="1" w:lastColumn="0" w:oddVBand="0" w:evenVBand="0" w:oddHBand="0" w:evenHBand="0" w:firstRowFirstColumn="0" w:firstRowLastColumn="0" w:lastRowFirstColumn="0" w:lastRowLastColumn="0"/>
+            <w:tcW w:w="1794" w:type="dxa"/>
+          </w:tcPr>
+          <w:p>
+            <w:r>
+              <w:t xml:space="preserve">Partition </w:t>
+            </w:r>
+            <w:r>
+              <w:rPr>
+                <w:rFonts w:eastAsia="新細明體" w:hint="eastAsia"/>
+                <w:lang w:eastAsia="zh-TW"/>
+              </w:rPr>
+              <w:t>1</w:t>
+            </w:r>
+            <w:r>
+              <w:t>:</w:t>
+            </w:r>
+          </w:p>
+          <w:p>
+            <w:r>
+              <w:t>NearMaximum</w:t>
+            </w:r>
+          </w:p>
+        </w:tc>
+        <w:tc>
+          <w:tcPr>
+            <w:tcW w:w="4113" w:type="dxa"/>
+          </w:tcPr>
+          <w:p>
+            <w:pPr>
+              <w:cnfStyle w:val="000000100000" w:firstRow="0" w:lastRow="0" w:firstColumn="0" w:lastColumn="0" w:oddVBand="0" w:evenVBand="0" w:oddHBand="1" w:evenHBand="0" w:firstRowFirstColumn="0" w:firstRowLastColumn="0" w:lastRowFirstColumn="0" w:lastRowLastColumn="0"/>
+            </w:pPr>
+            <w:r>
+              <w:t>testAddToCart_NearMaximumQuantity</w:t>
+            </w:r>
+          </w:p>
+          <w:p>
+            <w:pPr>
+              <w:cnfStyle w:val="000000100000" w:firstRow="0" w:lastRow="0" w:firstColumn="0" w:lastColumn="0" w:oddVBand="0" w:evenVBand="0" w:oddHBand="1" w:evenHBand="0" w:firstRowFirstColumn="0" w:firstRowLastColumn="0" w:lastRowFirstColumn="0" w:lastRowLastColumn="0"/>
+            </w:pPr>
+          </w:p>
+        </w:tc>
+        <w:tc>
+          <w:tcPr>
+            <w:tcW w:w="1023" w:type="dxa"/>
+          </w:tcPr>
+          <w:p>
+            <w:pPr>
+              <w:cnfStyle w:val="000000100000" w:firstRow="0" w:lastRow="0" w:firstColumn="0" w:lastColumn="0" w:oddVBand="0" w:evenVBand="0" w:oddHBand="1" w:evenHBand="0" w:firstRowFirstColumn="0" w:firstRowLastColumn="0" w:lastRowFirstColumn="0" w:lastRowLastColumn="0"/>
+              <w:rPr>
+                <w:rFonts w:ascii="新細明體" w:eastAsia="新細明體" w:hAnsi="新細明體" w:hint="eastAsia"/>
+                <w:lang w:eastAsia="zh-TW"/>
+              </w:rPr>
+            </w:pPr>
+            <w:r>
+              <w:rPr>
+                <w:rFonts w:ascii="新細明體" w:eastAsia="新細明體" w:hAnsi="新細明體" w:hint="eastAsia"/>
+                <w:lang w:eastAsia="zh-TW"/>
+              </w:rPr>
+              <w:t>9</w:t>
+            </w:r>
+          </w:p>
+        </w:tc>
+        <w:tc>
+          <w:tcPr>
+            <w:tcW w:w="1548" w:type="dxa"/>
+          </w:tcPr>
+          <w:p>
+            <w:pPr>
+              <w:cnfStyle w:val="000000100000" w:firstRow="0" w:lastRow="0" w:firstColumn="0" w:lastColumn="0" w:oddVBand="0" w:evenVBand="0" w:oddHBand="1" w:evenHBand="0" w:firstRowFirstColumn="0" w:firstRowLastColumn="0" w:lastRowFirstColumn="0" w:lastRowLastColumn="0"/>
+            </w:pPr>
+            <w:r>
+              <w:t>PASS</w:t>
+            </w:r>
+            <w:r>
+              <w:br/>
+              <w:t>(Within stock)</w:t>
+            </w:r>
+          </w:p>
+        </w:tc>
+        <w:tc>
+          <w:tcPr>
+            <w:tcW w:w="1128" w:type="dxa"/>
+            <w:shd w:val="clear" w:color="auto" w:fill="C6EFCE"/>
+          </w:tcPr>
+          <w:p>
+            <w:pPr>
+              <w:cnfStyle w:val="000000100000" w:firstRow="0" w:lastRow="0" w:firstColumn="0" w:lastColumn="0" w:oddVBand="0" w:evenVBand="0" w:oddHBand="1" w:evenHBand="0" w:firstRowFirstColumn="0" w:firstRowLastColumn="0" w:lastRowFirstColumn="0" w:lastRowLastColumn="0"/>
+              <w:rPr>
+                <w:rFonts w:ascii="Segoe UI Emoji" w:hAnsi="Segoe UI Emoji" w:cs="Segoe UI Emoji"/>
+              </w:rPr>
+            </w:pPr>
+            <w:r>
+              <w:rPr>
+                <w:rFonts w:ascii="Segoe UI Emoji" w:hAnsi="Segoe UI Emoji" w:cs="Segoe UI Emoji"/>
+              </w:rPr>
+              <w:t>✅</w:t>
+            </w:r>
+            <w:r>
+              <w:t xml:space="preserve"> PASS</w:t>
             </w:r>
           </w:p>
         </w:tc>
       </w:tr>
     </w:tbl>
-    <w:p/>
+    <w:p>
+      <w:pPr>
+        <w:rPr>
+          <w:rFonts w:eastAsia="新細明體" w:hint="eastAsia"/>
+          <w:lang w:eastAsia="zh-TW"/>
+        </w:rPr>
+      </w:pPr>
+    </w:p>
     <w:p>
       <w:r>
         <w:rPr>
@@ -4184,7 +5121,7 @@
     </w:p>
     <w:p>
       <w:pPr>
-        <w:pStyle w:val="Heading2"/>
+        <w:pStyle w:val="21"/>
       </w:pPr>
       <w:r>
         <w:lastRenderedPageBreak/>
@@ -4201,7 +5138,7 @@
     </w:p>
     <w:p>
       <w:pPr>
-        <w:pStyle w:val="Heading3"/>
+        <w:pStyle w:val="31"/>
       </w:pPr>
       <w:r>
         <w:t>7.4.1 ProductPricePartitionTest Summary (Yijun Sun)</w:t>
@@ -4209,7 +5146,7 @@
     </w:p>
     <w:tbl>
       <w:tblPr>
-        <w:tblStyle w:val="LightGrid-Accent1"/>
+        <w:tblStyle w:val="-11"/>
         <w:tblW w:w="0" w:type="auto"/>
         <w:tblLook w:val="04A0" w:firstRow="1" w:lastRow="0" w:firstColumn="1" w:lastColumn="0" w:noHBand="0" w:noVBand="1"/>
       </w:tblPr>
@@ -4461,7 +5398,7 @@
     <w:p/>
     <w:p>
       <w:pPr>
-        <w:pStyle w:val="Heading3"/>
+        <w:pStyle w:val="31"/>
       </w:pPr>
       <w:r>
         <w:t>7.4.2 MyCartQuantityTest Summary (Yuqian Chiu)</w:t>
@@ -4469,7 +5406,7 @@
     </w:p>
     <w:tbl>
       <w:tblPr>
-        <w:tblStyle w:val="LightGrid-Accent1"/>
+        <w:tblStyle w:val="-11"/>
         <w:tblW w:w="0" w:type="auto"/>
         <w:tblLook w:val="04A0" w:firstRow="1" w:lastRow="0" w:firstColumn="1" w:lastColumn="0" w:noHBand="0" w:noVBand="1"/>
       </w:tblPr>
@@ -4565,9 +5502,17 @@
           <w:p>
             <w:pPr>
               <w:cnfStyle w:val="000000010000" w:firstRow="0" w:lastRow="0" w:firstColumn="0" w:lastColumn="0" w:oddVBand="0" w:evenVBand="0" w:oddHBand="0" w:evenHBand="1" w:firstRowFirstColumn="0" w:firstRowLastColumn="0" w:lastRowFirstColumn="0" w:lastRowLastColumn="0"/>
-            </w:pPr>
-            <w:r>
-              <w:t>4</w:t>
+              <w:rPr>
+                <w:rFonts w:eastAsia="新細明體" w:hint="eastAsia"/>
+                <w:lang w:eastAsia="zh-TW"/>
+              </w:rPr>
+            </w:pPr>
+            <w:r>
+              <w:rPr>
+                <w:rFonts w:eastAsia="新細明體" w:hint="eastAsia"/>
+                <w:lang w:eastAsia="zh-TW"/>
+              </w:rPr>
+              <w:t>11</w:t>
             </w:r>
           </w:p>
         </w:tc>
@@ -4596,7 +5541,24 @@
               <w:cnfStyle w:val="000000100000" w:firstRow="0" w:lastRow="0" w:firstColumn="0" w:lastColumn="0" w:oddVBand="0" w:evenVBand="0" w:oddHBand="1" w:evenHBand="0" w:firstRowFirstColumn="0" w:firstRowLastColumn="0" w:lastRowFirstColumn="0" w:lastRowLastColumn="0"/>
             </w:pPr>
             <w:r>
-              <w:t>1 (25%)</w:t>
+              <w:rPr>
+                <w:rFonts w:eastAsia="新細明體" w:hint="eastAsia"/>
+                <w:lang w:eastAsia="zh-TW"/>
+              </w:rPr>
+              <w:t>6</w:t>
+            </w:r>
+            <w:r>
+              <w:t xml:space="preserve"> (</w:t>
+            </w:r>
+            <w:r>
+              <w:rPr>
+                <w:rFonts w:eastAsia="新細明體" w:hint="eastAsia"/>
+                <w:lang w:eastAsia="zh-TW"/>
+              </w:rPr>
+              <w:t>5</w:t>
+            </w:r>
+            <w:r>
+              <w:t>5%)</w:t>
             </w:r>
           </w:p>
         </w:tc>
@@ -4625,7 +5587,24 @@
               <w:cnfStyle w:val="000000010000" w:firstRow="0" w:lastRow="0" w:firstColumn="0" w:lastColumn="0" w:oddVBand="0" w:evenVBand="0" w:oddHBand="0" w:evenHBand="1" w:firstRowFirstColumn="0" w:firstRowLastColumn="0" w:lastRowFirstColumn="0" w:lastRowLastColumn="0"/>
             </w:pPr>
             <w:r>
-              <w:t>3 (75%)</w:t>
+              <w:rPr>
+                <w:rFonts w:eastAsia="新細明體" w:hint="eastAsia"/>
+                <w:lang w:eastAsia="zh-TW"/>
+              </w:rPr>
+              <w:t>5</w:t>
+            </w:r>
+            <w:r>
+              <w:t xml:space="preserve"> (</w:t>
+            </w:r>
+            <w:r>
+              <w:rPr>
+                <w:rFonts w:eastAsia="新細明體" w:hint="eastAsia"/>
+                <w:lang w:eastAsia="zh-TW"/>
+              </w:rPr>
+              <w:t>4</w:t>
+            </w:r>
+            <w:r>
+              <w:t>5%)</w:t>
             </w:r>
           </w:p>
         </w:tc>
@@ -4721,7 +5700,7 @@
     <w:p/>
     <w:p>
       <w:pPr>
-        <w:pStyle w:val="Heading3"/>
+        <w:pStyle w:val="31"/>
       </w:pPr>
       <w:r>
         <w:t>7.4.3 Combined Test Summary</w:t>
@@ -4729,7 +5708,7 @@
     </w:p>
     <w:tbl>
       <w:tblPr>
-        <w:tblStyle w:val="LightGrid-Accent1"/>
+        <w:tblStyle w:val="-11"/>
         <w:tblW w:w="0" w:type="auto"/>
         <w:tblLook w:val="04A0" w:firstRow="1" w:lastRow="0" w:firstColumn="1" w:lastColumn="0" w:noHBand="0" w:noVBand="1"/>
       </w:tblPr>
@@ -4796,9 +5775,17 @@
           <w:p>
             <w:pPr>
               <w:cnfStyle w:val="000000100000" w:firstRow="0" w:lastRow="0" w:firstColumn="0" w:lastColumn="0" w:oddVBand="0" w:evenVBand="0" w:oddHBand="1" w:evenHBand="0" w:firstRowFirstColumn="0" w:firstRowLastColumn="0" w:lastRowFirstColumn="0" w:lastRowLastColumn="0"/>
-            </w:pPr>
-            <w:r>
-              <w:t>23</w:t>
+              <w:rPr>
+                <w:rFonts w:eastAsia="新細明體" w:hint="eastAsia"/>
+                <w:lang w:eastAsia="zh-TW"/>
+              </w:rPr>
+            </w:pPr>
+            <w:r>
+              <w:rPr>
+                <w:rFonts w:eastAsia="新細明體" w:hint="eastAsia"/>
+                <w:lang w:eastAsia="zh-TW"/>
+              </w:rPr>
+              <w:t>30</w:t>
             </w:r>
           </w:p>
         </w:tc>
@@ -4827,7 +5814,24 @@
               <w:cnfStyle w:val="000000010000" w:firstRow="0" w:lastRow="0" w:firstColumn="0" w:lastColumn="0" w:oddVBand="0" w:evenVBand="0" w:oddHBand="0" w:evenHBand="1" w:firstRowFirstColumn="0" w:firstRowLastColumn="0" w:lastRowFirstColumn="0" w:lastRowLastColumn="0"/>
             </w:pPr>
             <w:r>
-              <w:t>15 (65.2%)</w:t>
+              <w:rPr>
+                <w:rFonts w:eastAsia="新細明體" w:hint="eastAsia"/>
+                <w:lang w:eastAsia="zh-TW"/>
+              </w:rPr>
+              <w:t xml:space="preserve">20 </w:t>
+            </w:r>
+            <w:r>
+              <w:t>(6</w:t>
+            </w:r>
+            <w:r>
+              <w:rPr>
+                <w:rFonts w:eastAsia="新細明體" w:hint="eastAsia"/>
+                <w:lang w:eastAsia="zh-TW"/>
+              </w:rPr>
+              <w:t>6</w:t>
+            </w:r>
+            <w:r>
+              <w:t>%)</w:t>
             </w:r>
           </w:p>
         </w:tc>
@@ -4856,7 +5860,14 @@
               <w:cnfStyle w:val="000000100000" w:firstRow="0" w:lastRow="0" w:firstColumn="0" w:lastColumn="0" w:oddVBand="0" w:evenVBand="0" w:oddHBand="1" w:evenHBand="0" w:firstRowFirstColumn="0" w:firstRowLastColumn="0" w:lastRowFirstColumn="0" w:lastRowLastColumn="0"/>
             </w:pPr>
             <w:r>
-              <w:t>8 (34.8%)</w:t>
+              <w:rPr>
+                <w:rFonts w:eastAsia="新細明體" w:hint="eastAsia"/>
+                <w:lang w:eastAsia="zh-TW"/>
+              </w:rPr>
+              <w:t>10</w:t>
+            </w:r>
+            <w:r>
+              <w:t xml:space="preserve"> (34%)</w:t>
             </w:r>
           </w:p>
         </w:tc>
@@ -4952,7 +5963,7 @@
     <w:p/>
     <w:p>
       <w:pPr>
-        <w:pStyle w:val="Heading2"/>
+        <w:pStyle w:val="21"/>
       </w:pPr>
       <w:r>
         <w:t>7.5 Issues Identified Through Testing</w:t>
@@ -4968,7 +5979,7 @@
     </w:p>
     <w:p>
       <w:pPr>
-        <w:pStyle w:val="Heading3"/>
+        <w:pStyle w:val="31"/>
       </w:pPr>
       <w:r>
         <w:lastRenderedPageBreak/>
@@ -4977,7 +5988,7 @@
     </w:p>
     <w:p>
       <w:pPr>
-        <w:pStyle w:val="ListBullet"/>
+        <w:pStyle w:val="a0"/>
       </w:pPr>
       <w:r>
         <w:t>❌ Missing Negative Price Validation: The system accepts negative prices (e.g., -$10.00, -$0.01) without rejection. Recommendation: Add @Min(0) validation annotation and service-layer checks.</w:t>
@@ -4985,7 +5996,7 @@
     </w:p>
     <w:p>
       <w:pPr>
-        <w:pStyle w:val="ListBullet"/>
+        <w:pStyle w:val="a0"/>
       </w:pPr>
       <w:r>
         <w:t>❌ Null Price Handling: The system does not gracefully handle null prices, potentially leading to NullPointerException. Recommendation: Add @NotNull validation or implement default value logic.</w:t>
@@ -4993,7 +6004,7 @@
     </w:p>
     <w:p>
       <w:pPr>
-        <w:pStyle w:val="ListBullet"/>
+        <w:pStyle w:val="a0"/>
       </w:pPr>
       <w:r>
         <w:t>❌ Decimal Precision Validation: Prices with excessive decimal places (e.g., $99.999, $99.123456) are accepted without proper validation or rounding. Recommendation: Enforce 2-decimal precision at service layer.</w:t>
@@ -5001,7 +6012,7 @@
     </w:p>
     <w:p>
       <w:pPr>
-        <w:pStyle w:val="ListBullet"/>
+        <w:pStyle w:val="a0"/>
       </w:pPr>
       <w:r>
         <w:t>✅ Positive Finding: BigDecimal correctly handles monetary calculations, preventing floating-point errors.</w:t>
@@ -5010,15 +6021,27 @@
     <w:p/>
     <w:p>
       <w:pPr>
-        <w:pStyle w:val="Heading3"/>
-      </w:pPr>
-      <w:r>
-        <w:t>7.5.2 ShoppingCart Issues (Discovered by Yuqian Chiu)</w:t>
+        <w:pStyle w:val="31"/>
+      </w:pPr>
+      <w:r>
+        <w:t xml:space="preserve">7.5.2 ShoppingCart Issues (Discovered by </w:t>
+      </w:r>
+      <w:proofErr w:type="spellStart"/>
+      <w:r>
+        <w:rPr>
+          <w:rFonts w:eastAsia="新細明體" w:hint="eastAsia"/>
+          <w:lang w:eastAsia="zh-TW"/>
+        </w:rPr>
+        <w:t>YuChien</w:t>
+      </w:r>
+      <w:proofErr w:type="spellEnd"/>
+      <w:r>
+        <w:t xml:space="preserve"> Chiu)</w:t>
       </w:r>
     </w:p>
     <w:p>
       <w:pPr>
-        <w:pStyle w:val="ListBullet"/>
+        <w:pStyle w:val="a0"/>
       </w:pPr>
       <w:r>
         <w:t>❌ Missing Negative Quantity Validation: The system accepts negative quantities (e.g., -1) without throwing exceptions. Recommendation: Add quantity validation in ShoppingCartService.create().</w:t>
@@ -5026,7 +6049,7 @@
     </w:p>
     <w:p>
       <w:pPr>
-        <w:pStyle w:val="ListBullet"/>
+        <w:pStyle w:val="a0"/>
       </w:pPr>
       <w:r>
         <w:t>❌ Zero Quantity Handling: Shopping cart allows items with zero quantity to be added, which should be rejected. Recommendation: Implement minimum quantity check (quantity &gt;= 1).</w:t>
@@ -5034,7 +6057,7 @@
     </w:p>
     <w:p>
       <w:pPr>
-        <w:pStyle w:val="ListBullet"/>
+        <w:pStyle w:val="a0"/>
       </w:pPr>
       <w:r>
         <w:t>❌ Missing Stock Validation: The system does not validate quantity against available stock when adding items to cart. Items exceeding stock (e.g., 11 when stock is 10) are accepted. Recommendation: Add stock availability check before cart item creation.</w:t>
@@ -5042,7 +6065,7 @@
     </w:p>
     <w:p>
       <w:pPr>
-        <w:pStyle w:val="ListBullet"/>
+        <w:pStyle w:val="a0"/>
       </w:pPr>
       <w:r>
         <w:t>✅ Positive Finding: Valid quantity (1-10) is correctly processed and persisted to the shopping cart.</w:t>
@@ -5051,7 +6074,7 @@
     <w:p/>
     <w:p>
       <w:pPr>
-        <w:pStyle w:val="Heading3"/>
+        <w:pStyle w:val="31"/>
       </w:pPr>
       <w:r>
         <w:t>7.5.3 Recommendations for Development Team</w:t>
@@ -5067,7 +6090,7 @@
     </w:p>
     <w:p>
       <w:pPr>
-        <w:pStyle w:val="ListNumber"/>
+        <w:pStyle w:val="a"/>
       </w:pPr>
       <w:r>
         <w:t>1. Implement comprehensive input validation using Bean Validation (JSR 303) annotations</w:t>
@@ -5075,7 +6098,7 @@
     </w:p>
     <w:p>
       <w:pPr>
-        <w:pStyle w:val="ListNumber"/>
+        <w:pStyle w:val="a"/>
       </w:pPr>
       <w:r>
         <w:t>2. Add service-layer validation for business rules (stock availability, price ranges, quantity limits)</w:t>
@@ -5083,7 +6106,7 @@
     </w:p>
     <w:p>
       <w:pPr>
-        <w:pStyle w:val="ListNumber"/>
+        <w:pStyle w:val="a"/>
       </w:pPr>
       <w:r>
         <w:t>3. Create custom validators for complex scenarios (e.g., @ValidPrice, @ValidQuantity)</w:t>
@@ -5091,7 +6114,7 @@
     </w:p>
     <w:p>
       <w:pPr>
-        <w:pStyle w:val="ListNumber"/>
+        <w:pStyle w:val="a"/>
       </w:pPr>
       <w:r>
         <w:t>4. Improve error handling to provide clear, actionable error messages to API consumers</w:t>
@@ -5099,7 +6122,7 @@
     </w:p>
     <w:p>
       <w:pPr>
-        <w:pStyle w:val="ListNumber"/>
+        <w:pStyle w:val="a"/>
       </w:pPr>
       <w:r>
         <w:t>5. Add these partition-based tests to the CI/CD pipeline to prevent regression</w:t>
@@ -5112,7 +6135,7 @@
     </w:p>
     <w:p>
       <w:pPr>
-        <w:pStyle w:val="Heading1"/>
+        <w:pStyle w:val="1"/>
       </w:pPr>
       <w:r>
         <w:lastRenderedPageBreak/>
@@ -5129,7 +6152,7 @@
     </w:p>
     <w:p>
       <w:pPr>
-        <w:pStyle w:val="ListBullet"/>
+        <w:pStyle w:val="a0"/>
       </w:pPr>
       <w:r>
         <w:t>Shopizer is a mature, well-structured Java enterprise application with ~115K lines of code organized into 5 Maven modules, employing Spring Boot and modern Java development practices.</w:t>
@@ -5137,7 +6160,7 @@
     </w:p>
     <w:p>
       <w:pPr>
-        <w:pStyle w:val="ListBullet"/>
+        <w:pStyle w:val="a0"/>
       </w:pPr>
       <w:r>
         <w:t>The project employs JUnit 4 and Mockito for testing with existing coverage across key business domains, providing a solid foundation for additional test development.</w:t>
@@ -5145,7 +6168,7 @@
     </w:p>
     <w:p>
       <w:pPr>
-        <w:pStyle w:val="ListBullet"/>
+        <w:pStyle w:val="a0"/>
       </w:pPr>
       <w:r>
         <w:t>Partition-based testing provides a systematic approach to identifying representative test cases, boundary conditions, and edge cases that might be missed with ad-hoc testing.</w:t>
@@ -5153,7 +6176,7 @@
     </w:p>
     <w:p>
       <w:pPr>
-        <w:pStyle w:val="ListBullet"/>
+        <w:pStyle w:val="a0"/>
       </w:pPr>
       <w:r>
         <w:t>Two critical service features were tested: ProductPrice validation (19 test cases across 7 partitions) and ShoppingCart quantity validation (4 test cases across 4 partitions).</w:t>
@@ -5161,7 +6184,7 @@
     </w:p>
     <w:p>
       <w:pPr>
-        <w:pStyle w:val="ListBullet"/>
+        <w:pStyle w:val="a0"/>
       </w:pPr>
       <w:r>
         <w:t>Testing revealed 8 validation gaps (5 in ProductService, 3 in ShoppingCartService) that represent potential security and data integrity risks in production.</w:t>
@@ -5170,7 +6193,7 @@
     <w:p/>
     <w:p>
       <w:pPr>
-        <w:pStyle w:val="Heading2"/>
+        <w:pStyle w:val="21"/>
       </w:pPr>
       <w:r>
         <w:t>8.1 Test Contributions</w:t>
@@ -5186,7 +6209,7 @@
     </w:p>
     <w:tbl>
       <w:tblPr>
-        <w:tblStyle w:val="LightGrid-Accent1"/>
+        <w:tblStyle w:val="-11"/>
         <w:tblW w:w="0" w:type="auto"/>
         <w:tblLook w:val="04A0" w:firstRow="1" w:lastRow="0" w:firstColumn="1" w:lastColumn="0" w:noHBand="0" w:noVBand="1"/>
       </w:tblPr>
@@ -5384,7 +6407,14 @@
               <w:cnfStyle w:val="000000010000" w:firstRow="0" w:lastRow="0" w:firstColumn="0" w:lastColumn="0" w:oddVBand="0" w:evenVBand="0" w:oddHBand="0" w:evenHBand="1" w:firstRowFirstColumn="0" w:firstRowLastColumn="0" w:lastRowFirstColumn="0" w:lastRowLastColumn="0"/>
             </w:pPr>
             <w:r>
-              <w:t>4 tests</w:t>
+              <w:rPr>
+                <w:rFonts w:eastAsia="新細明體" w:hint="eastAsia"/>
+                <w:lang w:eastAsia="zh-TW"/>
+              </w:rPr>
+              <w:t>11</w:t>
+            </w:r>
+            <w:r>
+              <w:t xml:space="preserve"> tests</w:t>
             </w:r>
             <w:r>
               <w:br/>
@@ -5397,7 +6427,7 @@
     <w:p/>
     <w:p>
       <w:pPr>
-        <w:pStyle w:val="Heading2"/>
+        <w:pStyle w:val="21"/>
       </w:pPr>
       <w:r>
         <w:t>8.2 Value Delivered</w:t>
@@ -5413,7 +6443,7 @@
     </w:p>
     <w:p>
       <w:pPr>
-        <w:pStyle w:val="ListBullet"/>
+        <w:pStyle w:val="a0"/>
       </w:pPr>
       <w:r>
         <w:t>Systematic Coverage: Tests cover representative values, boundary conditions, and invalid inputs for each partition, ensuring comprehensive validation.</w:t>
@@ -5421,7 +6451,7 @@
     </w:p>
     <w:p>
       <w:pPr>
-        <w:pStyle w:val="ListBullet"/>
+        <w:pStyle w:val="a0"/>
       </w:pPr>
       <w:r>
         <w:t>Early Defect Detection: 8 validation gaps were discovered before they could impact production, potentially preventing financial losses and security vulnerabilities.</w:t>
@@ -5429,7 +6459,7 @@
     </w:p>
     <w:p>
       <w:pPr>
-        <w:pStyle w:val="ListBullet"/>
+        <w:pStyle w:val="a0"/>
       </w:pPr>
       <w:r>
         <w:lastRenderedPageBreak/>
@@ -5438,7 +6468,7 @@
     </w:p>
     <w:p>
       <w:pPr>
-        <w:pStyle w:val="ListBullet"/>
+        <w:pStyle w:val="a0"/>
       </w:pPr>
       <w:r>
         <w:t>Knowledge Transfer: Clear documentation of system behavior and business rules through test cases.</w:t>
@@ -5506,7 +6536,7 @@
     <w:lvl w:ilvl="0">
       <w:start w:val="1"/>
       <w:numFmt w:val="decimal"/>
-      <w:pStyle w:val="ListNumber3"/>
+      <w:pStyle w:val="3"/>
       <w:lvlText w:val="%1."/>
       <w:lvlJc w:val="left"/>
       <w:pPr>
@@ -5524,7 +6554,7 @@
     <w:lvl w:ilvl="0">
       <w:start w:val="1"/>
       <w:numFmt w:val="decimal"/>
-      <w:pStyle w:val="ListNumber2"/>
+      <w:pStyle w:val="2"/>
       <w:lvlText w:val="%1."/>
       <w:lvlJc w:val="left"/>
       <w:pPr>
@@ -5562,7 +6592,7 @@
     <w:lvl w:ilvl="0">
       <w:start w:val="1"/>
       <w:numFmt w:val="bullet"/>
-      <w:pStyle w:val="ListBullet3"/>
+      <w:pStyle w:val="30"/>
       <w:lvlText w:val=""/>
       <w:lvlJc w:val="left"/>
       <w:pPr>
@@ -5583,7 +6613,7 @@
     <w:lvl w:ilvl="0">
       <w:start w:val="1"/>
       <w:numFmt w:val="bullet"/>
-      <w:pStyle w:val="ListBullet2"/>
+      <w:pStyle w:val="20"/>
       <w:lvlText w:val=""/>
       <w:lvlJc w:val="left"/>
       <w:pPr>
@@ -5604,7 +6634,7 @@
     <w:lvl w:ilvl="0">
       <w:start w:val="1"/>
       <w:numFmt w:val="decimal"/>
-      <w:pStyle w:val="ListNumber"/>
+      <w:pStyle w:val="a"/>
       <w:lvlText w:val="%1."/>
       <w:lvlJc w:val="left"/>
       <w:pPr>
@@ -5618,11 +6648,11 @@
   <w:abstractNum w:abstractNumId="8" w15:restartNumberingAfterBreak="0">
     <w:nsid w:val="FFFFFF89"/>
     <w:multiLevelType w:val="singleLevel"/>
-    <w:tmpl w:val="29761A62"/>
+    <w:tmpl w:val="43F806C6"/>
     <w:lvl w:ilvl="0">
       <w:start w:val="1"/>
       <w:numFmt w:val="bullet"/>
-      <w:pStyle w:val="ListBullet"/>
+      <w:pStyle w:val="a0"/>
       <w:lvlText w:val=""/>
       <w:lvlJc w:val="left"/>
       <w:pPr>
@@ -6052,16 +7082,16 @@
     <w:lsdException w:name="Unresolved Mention" w:semiHidden="1" w:unhideWhenUsed="1"/>
     <w:lsdException w:name="Smart Link" w:semiHidden="1" w:unhideWhenUsed="1"/>
   </w:latentStyles>
-  <w:style w:type="paragraph" w:default="1" w:styleId="Normal">
+  <w:style w:type="paragraph" w:default="1" w:styleId="a1">
     <w:name w:val="Normal"/>
     <w:qFormat/>
     <w:rsid w:val="00FC693F"/>
   </w:style>
-  <w:style w:type="paragraph" w:styleId="Heading1">
+  <w:style w:type="paragraph" w:styleId="1">
     <w:name w:val="heading 1"/>
-    <w:basedOn w:val="Normal"/>
-    <w:next w:val="Normal"/>
-    <w:link w:val="Heading1Char"/>
+    <w:basedOn w:val="a1"/>
+    <w:next w:val="a1"/>
+    <w:link w:val="10"/>
     <w:uiPriority w:val="9"/>
     <w:qFormat/>
     <w:rsid w:val="00FC693F"/>
@@ -6080,11 +7110,11 @@
       <w:szCs w:val="28"/>
     </w:rPr>
   </w:style>
-  <w:style w:type="paragraph" w:styleId="Heading2">
+  <w:style w:type="paragraph" w:styleId="21">
     <w:name w:val="heading 2"/>
-    <w:basedOn w:val="Normal"/>
-    <w:next w:val="Normal"/>
-    <w:link w:val="Heading2Char"/>
+    <w:basedOn w:val="a1"/>
+    <w:next w:val="a1"/>
+    <w:link w:val="22"/>
     <w:uiPriority w:val="9"/>
     <w:unhideWhenUsed/>
     <w:qFormat/>
@@ -6104,11 +7134,11 @@
       <w:szCs w:val="26"/>
     </w:rPr>
   </w:style>
-  <w:style w:type="paragraph" w:styleId="Heading3">
+  <w:style w:type="paragraph" w:styleId="31">
     <w:name w:val="heading 3"/>
-    <w:basedOn w:val="Normal"/>
-    <w:next w:val="Normal"/>
-    <w:link w:val="Heading3Char"/>
+    <w:basedOn w:val="a1"/>
+    <w:next w:val="a1"/>
+    <w:link w:val="32"/>
     <w:uiPriority w:val="9"/>
     <w:unhideWhenUsed/>
     <w:qFormat/>
@@ -6126,11 +7156,11 @@
       <w:color w:val="4F81BD" w:themeColor="accent1"/>
     </w:rPr>
   </w:style>
-  <w:style w:type="paragraph" w:styleId="Heading4">
+  <w:style w:type="paragraph" w:styleId="4">
     <w:name w:val="heading 4"/>
-    <w:basedOn w:val="Normal"/>
-    <w:next w:val="Normal"/>
-    <w:link w:val="Heading4Char"/>
+    <w:basedOn w:val="a1"/>
+    <w:next w:val="a1"/>
+    <w:link w:val="40"/>
     <w:uiPriority w:val="9"/>
     <w:semiHidden/>
     <w:unhideWhenUsed/>
@@ -6151,11 +7181,11 @@
       <w:color w:val="4F81BD" w:themeColor="accent1"/>
     </w:rPr>
   </w:style>
-  <w:style w:type="paragraph" w:styleId="Heading5">
+  <w:style w:type="paragraph" w:styleId="5">
     <w:name w:val="heading 5"/>
-    <w:basedOn w:val="Normal"/>
-    <w:next w:val="Normal"/>
-    <w:link w:val="Heading5Char"/>
+    <w:basedOn w:val="a1"/>
+    <w:next w:val="a1"/>
+    <w:link w:val="50"/>
     <w:uiPriority w:val="9"/>
     <w:semiHidden/>
     <w:unhideWhenUsed/>
@@ -6172,11 +7202,11 @@
       <w:color w:val="243F60" w:themeColor="accent1" w:themeShade="7F"/>
     </w:rPr>
   </w:style>
-  <w:style w:type="paragraph" w:styleId="Heading6">
+  <w:style w:type="paragraph" w:styleId="6">
     <w:name w:val="heading 6"/>
-    <w:basedOn w:val="Normal"/>
-    <w:next w:val="Normal"/>
-    <w:link w:val="Heading6Char"/>
+    <w:basedOn w:val="a1"/>
+    <w:next w:val="a1"/>
+    <w:link w:val="60"/>
     <w:uiPriority w:val="9"/>
     <w:semiHidden/>
     <w:unhideWhenUsed/>
@@ -6195,11 +7225,11 @@
       <w:color w:val="243F60" w:themeColor="accent1" w:themeShade="7F"/>
     </w:rPr>
   </w:style>
-  <w:style w:type="paragraph" w:styleId="Heading7">
+  <w:style w:type="paragraph" w:styleId="7">
     <w:name w:val="heading 7"/>
-    <w:basedOn w:val="Normal"/>
-    <w:next w:val="Normal"/>
-    <w:link w:val="Heading7Char"/>
+    <w:basedOn w:val="a1"/>
+    <w:next w:val="a1"/>
+    <w:link w:val="70"/>
     <w:uiPriority w:val="9"/>
     <w:semiHidden/>
     <w:unhideWhenUsed/>
@@ -6218,11 +7248,11 @@
       <w:color w:val="404040" w:themeColor="text1" w:themeTint="BF"/>
     </w:rPr>
   </w:style>
-  <w:style w:type="paragraph" w:styleId="Heading8">
+  <w:style w:type="paragraph" w:styleId="8">
     <w:name w:val="heading 8"/>
-    <w:basedOn w:val="Normal"/>
-    <w:next w:val="Normal"/>
-    <w:link w:val="Heading8Char"/>
+    <w:basedOn w:val="a1"/>
+    <w:next w:val="a1"/>
+    <w:link w:val="80"/>
     <w:uiPriority w:val="9"/>
     <w:semiHidden/>
     <w:unhideWhenUsed/>
@@ -6241,11 +7271,11 @@
       <w:szCs w:val="20"/>
     </w:rPr>
   </w:style>
-  <w:style w:type="paragraph" w:styleId="Heading9">
+  <w:style w:type="paragraph" w:styleId="9">
     <w:name w:val="heading 9"/>
-    <w:basedOn w:val="Normal"/>
-    <w:next w:val="Normal"/>
-    <w:link w:val="Heading9Char"/>
+    <w:basedOn w:val="a1"/>
+    <w:next w:val="a1"/>
+    <w:link w:val="90"/>
     <w:uiPriority w:val="9"/>
     <w:semiHidden/>
     <w:unhideWhenUsed/>
@@ -6266,13 +7296,12 @@
       <w:szCs w:val="20"/>
     </w:rPr>
   </w:style>
-  <w:style w:type="character" w:default="1" w:styleId="DefaultParagraphFont">
+  <w:style w:type="character" w:default="1" w:styleId="a2">
     <w:name w:val="Default Paragraph Font"/>
     <w:uiPriority w:val="1"/>
-    <w:semiHidden/>
     <w:unhideWhenUsed/>
   </w:style>
-  <w:style w:type="table" w:default="1" w:styleId="TableNormal">
+  <w:style w:type="table" w:default="1" w:styleId="a3">
     <w:name w:val="Normal Table"/>
     <w:uiPriority w:val="99"/>
     <w:semiHidden/>
@@ -6287,16 +7316,16 @@
       </w:tblCellMar>
     </w:tblPr>
   </w:style>
-  <w:style w:type="numbering" w:default="1" w:styleId="NoList">
+  <w:style w:type="numbering" w:default="1" w:styleId="a4">
     <w:name w:val="No List"/>
     <w:uiPriority w:val="99"/>
     <w:semiHidden/>
     <w:unhideWhenUsed/>
   </w:style>
-  <w:style w:type="paragraph" w:styleId="Header">
+  <w:style w:type="paragraph" w:styleId="a5">
     <w:name w:val="header"/>
-    <w:basedOn w:val="Normal"/>
-    <w:link w:val="HeaderChar"/>
+    <w:basedOn w:val="a1"/>
+    <w:link w:val="a6"/>
     <w:uiPriority w:val="99"/>
     <w:unhideWhenUsed/>
     <w:rsid w:val="00E618BF"/>
@@ -6308,17 +7337,17 @@
       <w:spacing w:after="0" w:line="240" w:lineRule="auto"/>
     </w:pPr>
   </w:style>
-  <w:style w:type="character" w:customStyle="1" w:styleId="HeaderChar">
-    <w:name w:val="Header Char"/>
-    <w:basedOn w:val="DefaultParagraphFont"/>
-    <w:link w:val="Header"/>
+  <w:style w:type="character" w:customStyle="1" w:styleId="a6">
+    <w:name w:val="頁首 字元"/>
+    <w:basedOn w:val="a2"/>
+    <w:link w:val="a5"/>
     <w:uiPriority w:val="99"/>
     <w:rsid w:val="00E618BF"/>
   </w:style>
-  <w:style w:type="paragraph" w:styleId="Footer">
+  <w:style w:type="paragraph" w:styleId="a7">
     <w:name w:val="footer"/>
-    <w:basedOn w:val="Normal"/>
-    <w:link w:val="FooterChar"/>
+    <w:basedOn w:val="a1"/>
+    <w:link w:val="a8"/>
     <w:uiPriority w:val="99"/>
     <w:unhideWhenUsed/>
     <w:rsid w:val="00E618BF"/>
@@ -6330,14 +7359,14 @@
       <w:spacing w:after="0" w:line="240" w:lineRule="auto"/>
     </w:pPr>
   </w:style>
-  <w:style w:type="character" w:customStyle="1" w:styleId="FooterChar">
-    <w:name w:val="Footer Char"/>
-    <w:basedOn w:val="DefaultParagraphFont"/>
-    <w:link w:val="Footer"/>
+  <w:style w:type="character" w:customStyle="1" w:styleId="a8">
+    <w:name w:val="頁尾 字元"/>
+    <w:basedOn w:val="a2"/>
+    <w:link w:val="a7"/>
     <w:uiPriority w:val="99"/>
     <w:rsid w:val="00E618BF"/>
   </w:style>
-  <w:style w:type="paragraph" w:styleId="NoSpacing">
+  <w:style w:type="paragraph" w:styleId="a9">
     <w:name w:val="No Spacing"/>
     <w:uiPriority w:val="1"/>
     <w:qFormat/>
@@ -6346,10 +7375,10 @@
       <w:spacing w:after="0" w:line="240" w:lineRule="auto"/>
     </w:pPr>
   </w:style>
-  <w:style w:type="character" w:customStyle="1" w:styleId="Heading1Char">
-    <w:name w:val="Heading 1 Char"/>
-    <w:basedOn w:val="DefaultParagraphFont"/>
-    <w:link w:val="Heading1"/>
+  <w:style w:type="character" w:customStyle="1" w:styleId="10">
+    <w:name w:val="標題 1 字元"/>
+    <w:basedOn w:val="a2"/>
+    <w:link w:val="1"/>
     <w:uiPriority w:val="9"/>
     <w:rsid w:val="00FC693F"/>
     <w:rPr>
@@ -6361,10 +7390,10 @@
       <w:szCs w:val="28"/>
     </w:rPr>
   </w:style>
-  <w:style w:type="character" w:customStyle="1" w:styleId="Heading2Char">
-    <w:name w:val="Heading 2 Char"/>
-    <w:basedOn w:val="DefaultParagraphFont"/>
-    <w:link w:val="Heading2"/>
+  <w:style w:type="character" w:customStyle="1" w:styleId="22">
+    <w:name w:val="標題 2 字元"/>
+    <w:basedOn w:val="a2"/>
+    <w:link w:val="21"/>
     <w:uiPriority w:val="9"/>
     <w:rsid w:val="00FC693F"/>
     <w:rPr>
@@ -6376,10 +7405,10 @@
       <w:szCs w:val="26"/>
     </w:rPr>
   </w:style>
-  <w:style w:type="character" w:customStyle="1" w:styleId="Heading3Char">
-    <w:name w:val="Heading 3 Char"/>
-    <w:basedOn w:val="DefaultParagraphFont"/>
-    <w:link w:val="Heading3"/>
+  <w:style w:type="character" w:customStyle="1" w:styleId="32">
+    <w:name w:val="標題 3 字元"/>
+    <w:basedOn w:val="a2"/>
+    <w:link w:val="31"/>
     <w:uiPriority w:val="9"/>
     <w:rsid w:val="00FC693F"/>
     <w:rPr>
@@ -6389,11 +7418,11 @@
       <w:color w:val="4F81BD" w:themeColor="accent1"/>
     </w:rPr>
   </w:style>
-  <w:style w:type="paragraph" w:styleId="Title">
+  <w:style w:type="paragraph" w:styleId="aa">
     <w:name w:val="Title"/>
-    <w:basedOn w:val="Normal"/>
-    <w:next w:val="Normal"/>
-    <w:link w:val="TitleChar"/>
+    <w:basedOn w:val="a1"/>
+    <w:next w:val="a1"/>
+    <w:link w:val="ab"/>
     <w:uiPriority w:val="10"/>
     <w:qFormat/>
     <w:rsid w:val="00FC693F"/>
@@ -6413,10 +7442,10 @@
       <w:szCs w:val="52"/>
     </w:rPr>
   </w:style>
-  <w:style w:type="character" w:customStyle="1" w:styleId="TitleChar">
-    <w:name w:val="Title Char"/>
-    <w:basedOn w:val="DefaultParagraphFont"/>
-    <w:link w:val="Title"/>
+  <w:style w:type="character" w:customStyle="1" w:styleId="ab">
+    <w:name w:val="標題 字元"/>
+    <w:basedOn w:val="a2"/>
+    <w:link w:val="aa"/>
     <w:uiPriority w:val="10"/>
     <w:rsid w:val="00FC693F"/>
     <w:rPr>
@@ -6428,11 +7457,11 @@
       <w:szCs w:val="52"/>
     </w:rPr>
   </w:style>
-  <w:style w:type="paragraph" w:styleId="Subtitle">
+  <w:style w:type="paragraph" w:styleId="ac">
     <w:name w:val="Subtitle"/>
-    <w:basedOn w:val="Normal"/>
-    <w:next w:val="Normal"/>
-    <w:link w:val="SubtitleChar"/>
+    <w:basedOn w:val="a1"/>
+    <w:next w:val="a1"/>
+    <w:link w:val="ad"/>
     <w:uiPriority w:val="11"/>
     <w:qFormat/>
     <w:rsid w:val="00FC693F"/>
@@ -6451,10 +7480,10 @@
       <w:szCs w:val="24"/>
     </w:rPr>
   </w:style>
-  <w:style w:type="character" w:customStyle="1" w:styleId="SubtitleChar">
-    <w:name w:val="Subtitle Char"/>
-    <w:basedOn w:val="DefaultParagraphFont"/>
-    <w:link w:val="Subtitle"/>
+  <w:style w:type="character" w:customStyle="1" w:styleId="ad">
+    <w:name w:val="副標題 字元"/>
+    <w:basedOn w:val="a2"/>
+    <w:link w:val="ac"/>
     <w:uiPriority w:val="11"/>
     <w:rsid w:val="00FC693F"/>
     <w:rPr>
@@ -6467,9 +7496,9 @@
       <w:szCs w:val="24"/>
     </w:rPr>
   </w:style>
-  <w:style w:type="paragraph" w:styleId="ListParagraph">
+  <w:style w:type="paragraph" w:styleId="ae">
     <w:name w:val="List Paragraph"/>
-    <w:basedOn w:val="Normal"/>
+    <w:basedOn w:val="a1"/>
     <w:uiPriority w:val="34"/>
     <w:qFormat/>
     <w:rsid w:val="00FC693F"/>
@@ -6478,10 +7507,10 @@
       <w:contextualSpacing/>
     </w:pPr>
   </w:style>
-  <w:style w:type="paragraph" w:styleId="BodyText">
+  <w:style w:type="paragraph" w:styleId="af">
     <w:name w:val="Body Text"/>
-    <w:basedOn w:val="Normal"/>
-    <w:link w:val="BodyTextChar"/>
+    <w:basedOn w:val="a1"/>
+    <w:link w:val="af0"/>
     <w:uiPriority w:val="99"/>
     <w:unhideWhenUsed/>
     <w:rsid w:val="00AA1D8D"/>
@@ -6489,17 +7518,17 @@
       <w:spacing w:after="120"/>
     </w:pPr>
   </w:style>
-  <w:style w:type="character" w:customStyle="1" w:styleId="BodyTextChar">
-    <w:name w:val="Body Text Char"/>
-    <w:basedOn w:val="DefaultParagraphFont"/>
-    <w:link w:val="BodyText"/>
+  <w:style w:type="character" w:customStyle="1" w:styleId="af0">
+    <w:name w:val="本文 字元"/>
+    <w:basedOn w:val="a2"/>
+    <w:link w:val="af"/>
     <w:uiPriority w:val="99"/>
     <w:rsid w:val="00AA1D8D"/>
   </w:style>
-  <w:style w:type="paragraph" w:styleId="BodyText2">
+  <w:style w:type="paragraph" w:styleId="23">
     <w:name w:val="Body Text 2"/>
-    <w:basedOn w:val="Normal"/>
-    <w:link w:val="BodyText2Char"/>
+    <w:basedOn w:val="a1"/>
+    <w:link w:val="24"/>
     <w:uiPriority w:val="99"/>
     <w:unhideWhenUsed/>
     <w:rsid w:val="00AA1D8D"/>
@@ -6507,17 +7536,17 @@
       <w:spacing w:after="120" w:line="480" w:lineRule="auto"/>
     </w:pPr>
   </w:style>
-  <w:style w:type="character" w:customStyle="1" w:styleId="BodyText2Char">
-    <w:name w:val="Body Text 2 Char"/>
-    <w:basedOn w:val="DefaultParagraphFont"/>
-    <w:link w:val="BodyText2"/>
+  <w:style w:type="character" w:customStyle="1" w:styleId="24">
+    <w:name w:val="本文 2 字元"/>
+    <w:basedOn w:val="a2"/>
+    <w:link w:val="23"/>
     <w:uiPriority w:val="99"/>
     <w:rsid w:val="00AA1D8D"/>
   </w:style>
-  <w:style w:type="paragraph" w:styleId="BodyText3">
+  <w:style w:type="paragraph" w:styleId="33">
     <w:name w:val="Body Text 3"/>
-    <w:basedOn w:val="Normal"/>
-    <w:link w:val="BodyText3Char"/>
+    <w:basedOn w:val="a1"/>
+    <w:link w:val="34"/>
     <w:uiPriority w:val="99"/>
     <w:unhideWhenUsed/>
     <w:rsid w:val="00AA1D8D"/>
@@ -6529,10 +7558,10 @@
       <w:szCs w:val="16"/>
     </w:rPr>
   </w:style>
-  <w:style w:type="character" w:customStyle="1" w:styleId="BodyText3Char">
-    <w:name w:val="Body Text 3 Char"/>
-    <w:basedOn w:val="DefaultParagraphFont"/>
-    <w:link w:val="BodyText3"/>
+  <w:style w:type="character" w:customStyle="1" w:styleId="34">
+    <w:name w:val="本文 3 字元"/>
+    <w:basedOn w:val="a2"/>
+    <w:link w:val="33"/>
     <w:uiPriority w:val="99"/>
     <w:rsid w:val="00AA1D8D"/>
     <w:rPr>
@@ -6540,9 +7569,9 @@
       <w:szCs w:val="16"/>
     </w:rPr>
   </w:style>
-  <w:style w:type="paragraph" w:styleId="List">
+  <w:style w:type="paragraph" w:styleId="af1">
     <w:name w:val="List"/>
-    <w:basedOn w:val="Normal"/>
+    <w:basedOn w:val="a1"/>
     <w:uiPriority w:val="99"/>
     <w:unhideWhenUsed/>
     <w:rsid w:val="00AA1D8D"/>
@@ -6551,9 +7580,9 @@
       <w:contextualSpacing/>
     </w:pPr>
   </w:style>
-  <w:style w:type="paragraph" w:styleId="List2">
+  <w:style w:type="paragraph" w:styleId="25">
     <w:name w:val="List 2"/>
-    <w:basedOn w:val="Normal"/>
+    <w:basedOn w:val="a1"/>
     <w:uiPriority w:val="99"/>
     <w:unhideWhenUsed/>
     <w:rsid w:val="00326F90"/>
@@ -6562,9 +7591,9 @@
       <w:contextualSpacing/>
     </w:pPr>
   </w:style>
-  <w:style w:type="paragraph" w:styleId="List3">
+  <w:style w:type="paragraph" w:styleId="35">
     <w:name w:val="List 3"/>
-    <w:basedOn w:val="Normal"/>
+    <w:basedOn w:val="a1"/>
     <w:uiPriority w:val="99"/>
     <w:unhideWhenUsed/>
     <w:rsid w:val="00326F90"/>
@@ -6573,9 +7602,9 @@
       <w:contextualSpacing/>
     </w:pPr>
   </w:style>
-  <w:style w:type="paragraph" w:styleId="ListBullet">
+  <w:style w:type="paragraph" w:styleId="a0">
     <w:name w:val="List Bullet"/>
-    <w:basedOn w:val="Normal"/>
+    <w:basedOn w:val="a1"/>
     <w:uiPriority w:val="99"/>
     <w:unhideWhenUsed/>
     <w:rsid w:val="00326F90"/>
@@ -6586,9 +7615,9 @@
       <w:contextualSpacing/>
     </w:pPr>
   </w:style>
-  <w:style w:type="paragraph" w:styleId="ListBullet2">
+  <w:style w:type="paragraph" w:styleId="20">
     <w:name w:val="List Bullet 2"/>
-    <w:basedOn w:val="Normal"/>
+    <w:basedOn w:val="a1"/>
     <w:uiPriority w:val="99"/>
     <w:unhideWhenUsed/>
     <w:rsid w:val="00326F90"/>
@@ -6599,9 +7628,9 @@
       <w:contextualSpacing/>
     </w:pPr>
   </w:style>
-  <w:style w:type="paragraph" w:styleId="ListBullet3">
+  <w:style w:type="paragraph" w:styleId="30">
     <w:name w:val="List Bullet 3"/>
-    <w:basedOn w:val="Normal"/>
+    <w:basedOn w:val="a1"/>
     <w:uiPriority w:val="99"/>
     <w:unhideWhenUsed/>
     <w:rsid w:val="00326F90"/>
@@ -6612,9 +7641,9 @@
       <w:contextualSpacing/>
     </w:pPr>
   </w:style>
-  <w:style w:type="paragraph" w:styleId="ListNumber">
+  <w:style w:type="paragraph" w:styleId="a">
     <w:name w:val="List Number"/>
-    <w:basedOn w:val="Normal"/>
+    <w:basedOn w:val="a1"/>
     <w:uiPriority w:val="99"/>
     <w:unhideWhenUsed/>
     <w:rsid w:val="00326F90"/>
@@ -6625,9 +7654,9 @@
       <w:contextualSpacing/>
     </w:pPr>
   </w:style>
-  <w:style w:type="paragraph" w:styleId="ListNumber2">
+  <w:style w:type="paragraph" w:styleId="2">
     <w:name w:val="List Number 2"/>
-    <w:basedOn w:val="Normal"/>
+    <w:basedOn w:val="a1"/>
     <w:uiPriority w:val="99"/>
     <w:unhideWhenUsed/>
     <w:rsid w:val="0029639D"/>
@@ -6638,9 +7667,9 @@
       <w:contextualSpacing/>
     </w:pPr>
   </w:style>
-  <w:style w:type="paragraph" w:styleId="ListNumber3">
+  <w:style w:type="paragraph" w:styleId="3">
     <w:name w:val="List Number 3"/>
-    <w:basedOn w:val="Normal"/>
+    <w:basedOn w:val="a1"/>
     <w:uiPriority w:val="99"/>
     <w:unhideWhenUsed/>
     <w:rsid w:val="0029639D"/>
@@ -6651,9 +7680,9 @@
       <w:contextualSpacing/>
     </w:pPr>
   </w:style>
-  <w:style w:type="paragraph" w:styleId="ListContinue">
+  <w:style w:type="paragraph" w:styleId="af2">
     <w:name w:val="List Continue"/>
-    <w:basedOn w:val="Normal"/>
+    <w:basedOn w:val="a1"/>
     <w:uiPriority w:val="99"/>
     <w:unhideWhenUsed/>
     <w:rsid w:val="0029639D"/>
@@ -6663,9 +7692,9 @@
       <w:contextualSpacing/>
     </w:pPr>
   </w:style>
-  <w:style w:type="paragraph" w:styleId="ListContinue2">
+  <w:style w:type="paragraph" w:styleId="26">
     <w:name w:val="List Continue 2"/>
-    <w:basedOn w:val="Normal"/>
+    <w:basedOn w:val="a1"/>
     <w:uiPriority w:val="99"/>
     <w:unhideWhenUsed/>
     <w:rsid w:val="0029639D"/>
@@ -6675,9 +7704,9 @@
       <w:contextualSpacing/>
     </w:pPr>
   </w:style>
-  <w:style w:type="paragraph" w:styleId="ListContinue3">
+  <w:style w:type="paragraph" w:styleId="36">
     <w:name w:val="List Continue 3"/>
-    <w:basedOn w:val="Normal"/>
+    <w:basedOn w:val="a1"/>
     <w:uiPriority w:val="99"/>
     <w:unhideWhenUsed/>
     <w:rsid w:val="0029639D"/>
@@ -6687,9 +7716,9 @@
       <w:contextualSpacing/>
     </w:pPr>
   </w:style>
-  <w:style w:type="paragraph" w:styleId="MacroText">
+  <w:style w:type="paragraph" w:styleId="af3">
     <w:name w:val="macro"/>
-    <w:link w:val="MacroTextChar"/>
+    <w:link w:val="af4"/>
     <w:uiPriority w:val="99"/>
     <w:unhideWhenUsed/>
     <w:rsid w:val="0029639D"/>
@@ -6710,10 +7739,10 @@
       <w:szCs w:val="20"/>
     </w:rPr>
   </w:style>
-  <w:style w:type="character" w:customStyle="1" w:styleId="MacroTextChar">
-    <w:name w:val="Macro Text Char"/>
-    <w:basedOn w:val="DefaultParagraphFont"/>
-    <w:link w:val="MacroText"/>
+  <w:style w:type="character" w:customStyle="1" w:styleId="af4">
+    <w:name w:val="巨集文字 字元"/>
+    <w:basedOn w:val="a2"/>
+    <w:link w:val="af3"/>
     <w:uiPriority w:val="99"/>
     <w:rsid w:val="0029639D"/>
     <w:rPr>
@@ -6722,11 +7751,11 @@
       <w:szCs w:val="20"/>
     </w:rPr>
   </w:style>
-  <w:style w:type="paragraph" w:styleId="Quote">
+  <w:style w:type="paragraph" w:styleId="af5">
     <w:name w:val="Quote"/>
-    <w:basedOn w:val="Normal"/>
-    <w:next w:val="Normal"/>
-    <w:link w:val="QuoteChar"/>
+    <w:basedOn w:val="a1"/>
+    <w:next w:val="a1"/>
+    <w:link w:val="af6"/>
     <w:uiPriority w:val="29"/>
     <w:qFormat/>
     <w:rsid w:val="00FC693F"/>
@@ -6736,10 +7765,10 @@
       <w:color w:val="000000" w:themeColor="text1"/>
     </w:rPr>
   </w:style>
-  <w:style w:type="character" w:customStyle="1" w:styleId="QuoteChar">
-    <w:name w:val="Quote Char"/>
-    <w:basedOn w:val="DefaultParagraphFont"/>
-    <w:link w:val="Quote"/>
+  <w:style w:type="character" w:customStyle="1" w:styleId="af6">
+    <w:name w:val="引文 字元"/>
+    <w:basedOn w:val="a2"/>
+    <w:link w:val="af5"/>
     <w:uiPriority w:val="29"/>
     <w:rsid w:val="00FC693F"/>
     <w:rPr>
@@ -6748,10 +7777,10 @@
       <w:color w:val="000000" w:themeColor="text1"/>
     </w:rPr>
   </w:style>
-  <w:style w:type="character" w:customStyle="1" w:styleId="Heading4Char">
-    <w:name w:val="Heading 4 Char"/>
-    <w:basedOn w:val="DefaultParagraphFont"/>
-    <w:link w:val="Heading4"/>
+  <w:style w:type="character" w:customStyle="1" w:styleId="40">
+    <w:name w:val="標題 4 字元"/>
+    <w:basedOn w:val="a2"/>
+    <w:link w:val="4"/>
     <w:uiPriority w:val="9"/>
     <w:semiHidden/>
     <w:rsid w:val="00FC693F"/>
@@ -6764,10 +7793,10 @@
       <w:color w:val="4F81BD" w:themeColor="accent1"/>
     </w:rPr>
   </w:style>
-  <w:style w:type="character" w:customStyle="1" w:styleId="Heading5Char">
-    <w:name w:val="Heading 5 Char"/>
-    <w:basedOn w:val="DefaultParagraphFont"/>
-    <w:link w:val="Heading5"/>
+  <w:style w:type="character" w:customStyle="1" w:styleId="50">
+    <w:name w:val="標題 5 字元"/>
+    <w:basedOn w:val="a2"/>
+    <w:link w:val="5"/>
     <w:uiPriority w:val="9"/>
     <w:semiHidden/>
     <w:rsid w:val="00FC693F"/>
@@ -6776,10 +7805,10 @@
       <w:color w:val="243F60" w:themeColor="accent1" w:themeShade="7F"/>
     </w:rPr>
   </w:style>
-  <w:style w:type="character" w:customStyle="1" w:styleId="Heading6Char">
-    <w:name w:val="Heading 6 Char"/>
-    <w:basedOn w:val="DefaultParagraphFont"/>
-    <w:link w:val="Heading6"/>
+  <w:style w:type="character" w:customStyle="1" w:styleId="60">
+    <w:name w:val="標題 6 字元"/>
+    <w:basedOn w:val="a2"/>
+    <w:link w:val="6"/>
     <w:uiPriority w:val="9"/>
     <w:semiHidden/>
     <w:rsid w:val="00FC693F"/>
@@ -6790,10 +7819,10 @@
       <w:color w:val="243F60" w:themeColor="accent1" w:themeShade="7F"/>
     </w:rPr>
   </w:style>
-  <w:style w:type="character" w:customStyle="1" w:styleId="Heading7Char">
-    <w:name w:val="Heading 7 Char"/>
-    <w:basedOn w:val="DefaultParagraphFont"/>
-    <w:link w:val="Heading7"/>
+  <w:style w:type="character" w:customStyle="1" w:styleId="70">
+    <w:name w:val="標題 7 字元"/>
+    <w:basedOn w:val="a2"/>
+    <w:link w:val="7"/>
     <w:uiPriority w:val="9"/>
     <w:semiHidden/>
     <w:rsid w:val="00FC693F"/>
@@ -6804,10 +7833,10 @@
       <w:color w:val="404040" w:themeColor="text1" w:themeTint="BF"/>
     </w:rPr>
   </w:style>
-  <w:style w:type="character" w:customStyle="1" w:styleId="Heading8Char">
-    <w:name w:val="Heading 8 Char"/>
-    <w:basedOn w:val="DefaultParagraphFont"/>
-    <w:link w:val="Heading8"/>
+  <w:style w:type="character" w:customStyle="1" w:styleId="80">
+    <w:name w:val="標題 8 字元"/>
+    <w:basedOn w:val="a2"/>
+    <w:link w:val="8"/>
     <w:uiPriority w:val="9"/>
     <w:semiHidden/>
     <w:rsid w:val="00FC693F"/>
@@ -6818,10 +7847,10 @@
       <w:szCs w:val="20"/>
     </w:rPr>
   </w:style>
-  <w:style w:type="character" w:customStyle="1" w:styleId="Heading9Char">
-    <w:name w:val="Heading 9 Char"/>
-    <w:basedOn w:val="DefaultParagraphFont"/>
-    <w:link w:val="Heading9"/>
+  <w:style w:type="character" w:customStyle="1" w:styleId="90">
+    <w:name w:val="標題 9 字元"/>
+    <w:basedOn w:val="a2"/>
+    <w:link w:val="9"/>
     <w:uiPriority w:val="9"/>
     <w:semiHidden/>
     <w:rsid w:val="00FC693F"/>
@@ -6834,10 +7863,10 @@
       <w:szCs w:val="20"/>
     </w:rPr>
   </w:style>
-  <w:style w:type="paragraph" w:styleId="Caption">
+  <w:style w:type="paragraph" w:styleId="af7">
     <w:name w:val="caption"/>
-    <w:basedOn w:val="Normal"/>
-    <w:next w:val="Normal"/>
+    <w:basedOn w:val="a1"/>
+    <w:next w:val="a1"/>
     <w:uiPriority w:val="35"/>
     <w:semiHidden/>
     <w:unhideWhenUsed/>
@@ -6854,9 +7883,9 @@
       <w:szCs w:val="18"/>
     </w:rPr>
   </w:style>
-  <w:style w:type="character" w:styleId="Strong">
+  <w:style w:type="character" w:styleId="af8">
     <w:name w:val="Strong"/>
-    <w:basedOn w:val="DefaultParagraphFont"/>
+    <w:basedOn w:val="a2"/>
     <w:uiPriority w:val="22"/>
     <w:qFormat/>
     <w:rsid w:val="00FC693F"/>
@@ -6865,9 +7894,9 @@
       <w:bCs/>
     </w:rPr>
   </w:style>
-  <w:style w:type="character" w:styleId="Emphasis">
+  <w:style w:type="character" w:styleId="af9">
     <w:name w:val="Emphasis"/>
-    <w:basedOn w:val="DefaultParagraphFont"/>
+    <w:basedOn w:val="a2"/>
     <w:uiPriority w:val="20"/>
     <w:qFormat/>
     <w:rsid w:val="00FC693F"/>
@@ -6876,11 +7905,11 @@
       <w:iCs/>
     </w:rPr>
   </w:style>
-  <w:style w:type="paragraph" w:styleId="IntenseQuote">
+  <w:style w:type="paragraph" w:styleId="afa">
     <w:name w:val="Intense Quote"/>
-    <w:basedOn w:val="Normal"/>
-    <w:next w:val="Normal"/>
-    <w:link w:val="IntenseQuoteChar"/>
+    <w:basedOn w:val="a1"/>
+    <w:next w:val="a1"/>
+    <w:link w:val="afb"/>
     <w:uiPriority w:val="30"/>
     <w:qFormat/>
     <w:rsid w:val="00FC693F"/>
@@ -6899,10 +7928,10 @@
       <w:color w:val="4F81BD" w:themeColor="accent1"/>
     </w:rPr>
   </w:style>
-  <w:style w:type="character" w:customStyle="1" w:styleId="IntenseQuoteChar">
-    <w:name w:val="Intense Quote Char"/>
-    <w:basedOn w:val="DefaultParagraphFont"/>
-    <w:link w:val="IntenseQuote"/>
+  <w:style w:type="character" w:customStyle="1" w:styleId="afb">
+    <w:name w:val="鮮明引文 字元"/>
+    <w:basedOn w:val="a2"/>
+    <w:link w:val="afa"/>
     <w:uiPriority w:val="30"/>
     <w:rsid w:val="00FC693F"/>
     <w:rPr>
@@ -6913,9 +7942,9 @@
       <w:color w:val="4F81BD" w:themeColor="accent1"/>
     </w:rPr>
   </w:style>
-  <w:style w:type="character" w:styleId="SubtleEmphasis">
+  <w:style w:type="character" w:styleId="afc">
     <w:name w:val="Subtle Emphasis"/>
-    <w:basedOn w:val="DefaultParagraphFont"/>
+    <w:basedOn w:val="a2"/>
     <w:uiPriority w:val="19"/>
     <w:qFormat/>
     <w:rsid w:val="00FC693F"/>
@@ -6925,9 +7954,9 @@
       <w:color w:val="808080" w:themeColor="text1" w:themeTint="7F"/>
     </w:rPr>
   </w:style>
-  <w:style w:type="character" w:styleId="IntenseEmphasis">
+  <w:style w:type="character" w:styleId="afd">
     <w:name w:val="Intense Emphasis"/>
-    <w:basedOn w:val="DefaultParagraphFont"/>
+    <w:basedOn w:val="a2"/>
     <w:uiPriority w:val="21"/>
     <w:qFormat/>
     <w:rsid w:val="00FC693F"/>
@@ -6939,9 +7968,9 @@
       <w:color w:val="4F81BD" w:themeColor="accent1"/>
     </w:rPr>
   </w:style>
-  <w:style w:type="character" w:styleId="SubtleReference">
+  <w:style w:type="character" w:styleId="afe">
     <w:name w:val="Subtle Reference"/>
-    <w:basedOn w:val="DefaultParagraphFont"/>
+    <w:basedOn w:val="a2"/>
     <w:uiPriority w:val="31"/>
     <w:qFormat/>
     <w:rsid w:val="00FC693F"/>
@@ -6951,9 +7980,9 @@
       <w:u w:val="single"/>
     </w:rPr>
   </w:style>
-  <w:style w:type="character" w:styleId="IntenseReference">
+  <w:style w:type="character" w:styleId="aff">
     <w:name w:val="Intense Reference"/>
-    <w:basedOn w:val="DefaultParagraphFont"/>
+    <w:basedOn w:val="a2"/>
     <w:uiPriority w:val="32"/>
     <w:qFormat/>
     <w:rsid w:val="00FC693F"/>
@@ -6966,9 +7995,9 @@
       <w:u w:val="single"/>
     </w:rPr>
   </w:style>
-  <w:style w:type="character" w:styleId="BookTitle">
+  <w:style w:type="character" w:styleId="aff0">
     <w:name w:val="Book Title"/>
-    <w:basedOn w:val="DefaultParagraphFont"/>
+    <w:basedOn w:val="a2"/>
     <w:uiPriority w:val="33"/>
     <w:qFormat/>
     <w:rsid w:val="00FC693F"/>
@@ -6979,10 +8008,10 @@
       <w:spacing w:val="5"/>
     </w:rPr>
   </w:style>
-  <w:style w:type="paragraph" w:styleId="TOCHeading">
+  <w:style w:type="paragraph" w:styleId="aff1">
     <w:name w:val="TOC Heading"/>
-    <w:basedOn w:val="Heading1"/>
-    <w:next w:val="Normal"/>
+    <w:basedOn w:val="1"/>
+    <w:next w:val="a1"/>
     <w:uiPriority w:val="39"/>
     <w:semiHidden/>
     <w:unhideWhenUsed/>
@@ -6992,9 +8021,9 @@
       <w:outlineLvl w:val="9"/>
     </w:pPr>
   </w:style>
-  <w:style w:type="table" w:styleId="TableGrid">
+  <w:style w:type="table" w:styleId="aff2">
     <w:name w:val="Table Grid"/>
-    <w:basedOn w:val="TableNormal"/>
+    <w:basedOn w:val="a3"/>
     <w:uiPriority w:val="59"/>
     <w:rsid w:val="00FC693F"/>
     <w:pPr>
@@ -7011,9 +8040,9 @@
       </w:tblBorders>
     </w:tblPr>
   </w:style>
-  <w:style w:type="table" w:styleId="LightShading">
+  <w:style w:type="table" w:styleId="aff3">
     <w:name w:val="Light Shading"/>
-    <w:basedOn w:val="TableNormal"/>
+    <w:basedOn w:val="a3"/>
     <w:uiPriority w:val="60"/>
     <w:rsid w:val="00FC693F"/>
     <w:pPr>
@@ -7107,9 +8136,9 @@
       </w:tcPr>
     </w:tblStylePr>
   </w:style>
-  <w:style w:type="table" w:styleId="LightShading-Accent1">
+  <w:style w:type="table" w:styleId="-1">
     <w:name w:val="Light Shading Accent 1"/>
-    <w:basedOn w:val="TableNormal"/>
+    <w:basedOn w:val="a3"/>
     <w:uiPriority w:val="60"/>
     <w:rsid w:val="00FC693F"/>
     <w:pPr>
@@ -7203,9 +8232,9 @@
       </w:tcPr>
     </w:tblStylePr>
   </w:style>
-  <w:style w:type="table" w:styleId="LightShading-Accent2">
+  <w:style w:type="table" w:styleId="-2">
     <w:name w:val="Light Shading Accent 2"/>
-    <w:basedOn w:val="TableNormal"/>
+    <w:basedOn w:val="a3"/>
     <w:uiPriority w:val="60"/>
     <w:rsid w:val="00FC693F"/>
     <w:pPr>
@@ -7299,9 +8328,9 @@
       </w:tcPr>
     </w:tblStylePr>
   </w:style>
-  <w:style w:type="table" w:styleId="LightShading-Accent3">
+  <w:style w:type="table" w:styleId="-3">
     <w:name w:val="Light Shading Accent 3"/>
-    <w:basedOn w:val="TableNormal"/>
+    <w:basedOn w:val="a3"/>
     <w:uiPriority w:val="60"/>
     <w:rsid w:val="00FC693F"/>
     <w:pPr>
@@ -7395,9 +8424,9 @@
       </w:tcPr>
     </w:tblStylePr>
   </w:style>
-  <w:style w:type="table" w:styleId="LightShading-Accent4">
+  <w:style w:type="table" w:styleId="-4">
     <w:name w:val="Light Shading Accent 4"/>
-    <w:basedOn w:val="TableNormal"/>
+    <w:basedOn w:val="a3"/>
     <w:uiPriority w:val="60"/>
     <w:rsid w:val="00FC693F"/>
     <w:pPr>
@@ -7491,9 +8520,9 @@
       </w:tcPr>
     </w:tblStylePr>
   </w:style>
-  <w:style w:type="table" w:styleId="LightShading-Accent5">
+  <w:style w:type="table" w:styleId="-5">
     <w:name w:val="Light Shading Accent 5"/>
-    <w:basedOn w:val="TableNormal"/>
+    <w:basedOn w:val="a3"/>
     <w:uiPriority w:val="60"/>
     <w:rsid w:val="00FC693F"/>
     <w:pPr>
@@ -7587,9 +8616,9 @@
       </w:tcPr>
     </w:tblStylePr>
   </w:style>
-  <w:style w:type="table" w:styleId="LightShading-Accent6">
+  <w:style w:type="table" w:styleId="-6">
     <w:name w:val="Light Shading Accent 6"/>
-    <w:basedOn w:val="TableNormal"/>
+    <w:basedOn w:val="a3"/>
     <w:uiPriority w:val="60"/>
     <w:rsid w:val="00FC693F"/>
     <w:pPr>
@@ -7683,9 +8712,9 @@
       </w:tcPr>
     </w:tblStylePr>
   </w:style>
-  <w:style w:type="table" w:styleId="LightList">
+  <w:style w:type="table" w:styleId="aff4">
     <w:name w:val="Light List"/>
-    <w:basedOn w:val="TableNormal"/>
+    <w:basedOn w:val="a3"/>
     <w:uiPriority w:val="61"/>
     <w:rsid w:val="00FC693F"/>
     <w:pPr>
@@ -7768,9 +8797,9 @@
       </w:tcPr>
     </w:tblStylePr>
   </w:style>
-  <w:style w:type="table" w:styleId="LightList-Accent1">
+  <w:style w:type="table" w:styleId="-10">
     <w:name w:val="Light List Accent 1"/>
-    <w:basedOn w:val="TableNormal"/>
+    <w:basedOn w:val="a3"/>
     <w:uiPriority w:val="61"/>
     <w:rsid w:val="00FC693F"/>
     <w:pPr>
@@ -7853,9 +8882,9 @@
       </w:tcPr>
     </w:tblStylePr>
   </w:style>
-  <w:style w:type="table" w:styleId="LightList-Accent2">
+  <w:style w:type="table" w:styleId="-20">
     <w:name w:val="Light List Accent 2"/>
-    <w:basedOn w:val="TableNormal"/>
+    <w:basedOn w:val="a3"/>
     <w:uiPriority w:val="61"/>
     <w:rsid w:val="00CB0664"/>
     <w:pPr>
@@ -7938,9 +8967,9 @@
       </w:tcPr>
     </w:tblStylePr>
   </w:style>
-  <w:style w:type="table" w:styleId="LightList-Accent3">
+  <w:style w:type="table" w:styleId="-30">
     <w:name w:val="Light List Accent 3"/>
-    <w:basedOn w:val="TableNormal"/>
+    <w:basedOn w:val="a3"/>
     <w:uiPriority w:val="61"/>
     <w:rsid w:val="00CB0664"/>
     <w:pPr>
@@ -8023,9 +9052,9 @@
       </w:tcPr>
     </w:tblStylePr>
   </w:style>
-  <w:style w:type="table" w:styleId="LightList-Accent4">
+  <w:style w:type="table" w:styleId="-40">
     <w:name w:val="Light List Accent 4"/>
-    <w:basedOn w:val="TableNormal"/>
+    <w:basedOn w:val="a3"/>
     <w:uiPriority w:val="61"/>
     <w:rsid w:val="00CB0664"/>
     <w:pPr>
@@ -8108,9 +9137,9 @@
       </w:tcPr>
     </w:tblStylePr>
   </w:style>
-  <w:style w:type="table" w:styleId="LightList-Accent5">
+  <w:style w:type="table" w:styleId="-50">
     <w:name w:val="Light List Accent 5"/>
-    <w:basedOn w:val="TableNormal"/>
+    <w:basedOn w:val="a3"/>
     <w:uiPriority w:val="61"/>
     <w:rsid w:val="00CB0664"/>
     <w:pPr>
@@ -8193,9 +9222,9 @@
       </w:tcPr>
     </w:tblStylePr>
   </w:style>
-  <w:style w:type="table" w:styleId="LightList-Accent6">
+  <w:style w:type="table" w:styleId="-60">
     <w:name w:val="Light List Accent 6"/>
-    <w:basedOn w:val="TableNormal"/>
+    <w:basedOn w:val="a3"/>
     <w:uiPriority w:val="61"/>
     <w:rsid w:val="00CB0664"/>
     <w:pPr>
@@ -8278,9 +9307,9 @@
       </w:tcPr>
     </w:tblStylePr>
   </w:style>
-  <w:style w:type="table" w:styleId="LightGrid">
+  <w:style w:type="table" w:styleId="aff5">
     <w:name w:val="Light Grid"/>
-    <w:basedOn w:val="TableNormal"/>
+    <w:basedOn w:val="a3"/>
     <w:uiPriority w:val="62"/>
     <w:rsid w:val="00CB0664"/>
     <w:pPr>
@@ -8401,9 +9430,9 @@
       </w:tcPr>
     </w:tblStylePr>
   </w:style>
-  <w:style w:type="table" w:styleId="LightGrid-Accent1">
+  <w:style w:type="table" w:styleId="-11">
     <w:name w:val="Light Grid Accent 1"/>
-    <w:basedOn w:val="TableNormal"/>
+    <w:basedOn w:val="a3"/>
     <w:uiPriority w:val="62"/>
     <w:rsid w:val="00CB0664"/>
     <w:pPr>
@@ -8524,9 +9553,9 @@
       </w:tcPr>
     </w:tblStylePr>
   </w:style>
-  <w:style w:type="table" w:styleId="LightGrid-Accent2">
+  <w:style w:type="table" w:styleId="-21">
     <w:name w:val="Light Grid Accent 2"/>
-    <w:basedOn w:val="TableNormal"/>
+    <w:basedOn w:val="a3"/>
     <w:uiPriority w:val="62"/>
     <w:rsid w:val="00CB0664"/>
     <w:pPr>
@@ -8647,9 +9676,9 @@
       </w:tcPr>
     </w:tblStylePr>
   </w:style>
-  <w:style w:type="table" w:styleId="LightGrid-Accent3">
+  <w:style w:type="table" w:styleId="-31">
     <w:name w:val="Light Grid Accent 3"/>
-    <w:basedOn w:val="TableNormal"/>
+    <w:basedOn w:val="a3"/>
     <w:uiPriority w:val="62"/>
     <w:rsid w:val="00CB0664"/>
     <w:pPr>
@@ -8770,9 +9799,9 @@
       </w:tcPr>
     </w:tblStylePr>
   </w:style>
-  <w:style w:type="table" w:styleId="LightGrid-Accent4">
+  <w:style w:type="table" w:styleId="-41">
     <w:name w:val="Light Grid Accent 4"/>
-    <w:basedOn w:val="TableNormal"/>
+    <w:basedOn w:val="a3"/>
     <w:uiPriority w:val="62"/>
     <w:rsid w:val="00CB0664"/>
     <w:pPr>
@@ -8893,9 +9922,9 @@
       </w:tcPr>
     </w:tblStylePr>
   </w:style>
-  <w:style w:type="table" w:styleId="LightGrid-Accent5">
+  <w:style w:type="table" w:styleId="-51">
     <w:name w:val="Light Grid Accent 5"/>
-    <w:basedOn w:val="TableNormal"/>
+    <w:basedOn w:val="a3"/>
     <w:uiPriority w:val="62"/>
     <w:rsid w:val="00CB0664"/>
     <w:pPr>
@@ -9016,9 +10045,9 @@
       </w:tcPr>
     </w:tblStylePr>
   </w:style>
-  <w:style w:type="table" w:styleId="LightGrid-Accent6">
+  <w:style w:type="table" w:styleId="-61">
     <w:name w:val="Light Grid Accent 6"/>
-    <w:basedOn w:val="TableNormal"/>
+    <w:basedOn w:val="a3"/>
     <w:uiPriority w:val="62"/>
     <w:rsid w:val="00CB0664"/>
     <w:pPr>
@@ -9139,9 +10168,9 @@
       </w:tcPr>
     </w:tblStylePr>
   </w:style>
-  <w:style w:type="table" w:styleId="MediumShading1">
+  <w:style w:type="table" w:styleId="11">
     <w:name w:val="Medium Shading 1"/>
-    <w:basedOn w:val="TableNormal"/>
+    <w:basedOn w:val="a3"/>
     <w:uiPriority w:val="63"/>
     <w:rsid w:val="00CB0664"/>
     <w:pPr>
@@ -9238,9 +10267,9 @@
       </w:tcPr>
     </w:tblStylePr>
   </w:style>
-  <w:style w:type="table" w:styleId="MediumShading1-Accent1">
+  <w:style w:type="table" w:styleId="1-1">
     <w:name w:val="Medium Shading 1 Accent 1"/>
-    <w:basedOn w:val="TableNormal"/>
+    <w:basedOn w:val="a3"/>
     <w:uiPriority w:val="63"/>
     <w:rsid w:val="00CB0664"/>
     <w:pPr>
@@ -9337,9 +10366,9 @@
       </w:tcPr>
     </w:tblStylePr>
   </w:style>
-  <w:style w:type="table" w:styleId="MediumShading1-Accent2">
+  <w:style w:type="table" w:styleId="1-2">
     <w:name w:val="Medium Shading 1 Accent 2"/>
-    <w:basedOn w:val="TableNormal"/>
+    <w:basedOn w:val="a3"/>
     <w:uiPriority w:val="63"/>
     <w:rsid w:val="00CB0664"/>
     <w:pPr>
@@ -9436,9 +10465,9 @@
       </w:tcPr>
     </w:tblStylePr>
   </w:style>
-  <w:style w:type="table" w:styleId="MediumShading1-Accent3">
+  <w:style w:type="table" w:styleId="1-3">
     <w:name w:val="Medium Shading 1 Accent 3"/>
-    <w:basedOn w:val="TableNormal"/>
+    <w:basedOn w:val="a3"/>
     <w:uiPriority w:val="63"/>
     <w:rsid w:val="00CB0664"/>
     <w:pPr>
@@ -9535,9 +10564,9 @@
       </w:tcPr>
     </w:tblStylePr>
   </w:style>
-  <w:style w:type="table" w:styleId="MediumShading1-Accent4">
+  <w:style w:type="table" w:styleId="1-4">
     <w:name w:val="Medium Shading 1 Accent 4"/>
-    <w:basedOn w:val="TableNormal"/>
+    <w:basedOn w:val="a3"/>
     <w:uiPriority w:val="63"/>
     <w:rsid w:val="00CB0664"/>
     <w:pPr>
@@ -9634,9 +10663,9 @@
       </w:tcPr>
     </w:tblStylePr>
   </w:style>
-  <w:style w:type="table" w:styleId="MediumShading1-Accent5">
+  <w:style w:type="table" w:styleId="1-5">
     <w:name w:val="Medium Shading 1 Accent 5"/>
-    <w:basedOn w:val="TableNormal"/>
+    <w:basedOn w:val="a3"/>
     <w:uiPriority w:val="63"/>
     <w:rsid w:val="00CB0664"/>
     <w:pPr>
@@ -9733,9 +10762,9 @@
       </w:tcPr>
     </w:tblStylePr>
   </w:style>
-  <w:style w:type="table" w:styleId="MediumShading1-Accent6">
+  <w:style w:type="table" w:styleId="1-6">
     <w:name w:val="Medium Shading 1 Accent 6"/>
-    <w:basedOn w:val="TableNormal"/>
+    <w:basedOn w:val="a3"/>
     <w:uiPriority w:val="63"/>
     <w:rsid w:val="00CB0664"/>
     <w:pPr>
@@ -9832,9 +10861,9 @@
       </w:tcPr>
     </w:tblStylePr>
   </w:style>
-  <w:style w:type="table" w:styleId="MediumShading2">
+  <w:style w:type="table" w:styleId="27">
     <w:name w:val="Medium Shading 2"/>
-    <w:basedOn w:val="TableNormal"/>
+    <w:basedOn w:val="a3"/>
     <w:uiPriority w:val="64"/>
     <w:rsid w:val="00CB0664"/>
     <w:pPr>
@@ -9974,9 +11003,9 @@
       </w:tcPr>
     </w:tblStylePr>
   </w:style>
-  <w:style w:type="table" w:styleId="MediumShading2-Accent1">
+  <w:style w:type="table" w:styleId="2-1">
     <w:name w:val="Medium Shading 2 Accent 1"/>
-    <w:basedOn w:val="TableNormal"/>
+    <w:basedOn w:val="a3"/>
     <w:uiPriority w:val="64"/>
     <w:rsid w:val="00CB0664"/>
     <w:pPr>
@@ -10116,9 +11145,9 @@
       </w:tcPr>
     </w:tblStylePr>
   </w:style>
-  <w:style w:type="table" w:styleId="MediumShading2-Accent2">
+  <w:style w:type="table" w:styleId="2-2">
     <w:name w:val="Medium Shading 2 Accent 2"/>
-    <w:basedOn w:val="TableNormal"/>
+    <w:basedOn w:val="a3"/>
     <w:uiPriority w:val="64"/>
     <w:rsid w:val="00CB0664"/>
     <w:pPr>
@@ -10258,9 +11287,9 @@
       </w:tcPr>
     </w:tblStylePr>
   </w:style>
-  <w:style w:type="table" w:styleId="MediumShading2-Accent3">
+  <w:style w:type="table" w:styleId="2-3">
     <w:name w:val="Medium Shading 2 Accent 3"/>
-    <w:basedOn w:val="TableNormal"/>
+    <w:basedOn w:val="a3"/>
     <w:uiPriority w:val="64"/>
     <w:rsid w:val="00CB0664"/>
     <w:pPr>
@@ -10400,9 +11429,9 @@
       </w:tcPr>
     </w:tblStylePr>
   </w:style>
-  <w:style w:type="table" w:styleId="MediumShading2-Accent4">
+  <w:style w:type="table" w:styleId="2-4">
     <w:name w:val="Medium Shading 2 Accent 4"/>
-    <w:basedOn w:val="TableNormal"/>
+    <w:basedOn w:val="a3"/>
     <w:uiPriority w:val="64"/>
     <w:rsid w:val="00CB0664"/>
     <w:pPr>
@@ -10542,9 +11571,9 @@
       </w:tcPr>
     </w:tblStylePr>
   </w:style>
-  <w:style w:type="table" w:styleId="MediumShading2-Accent5">
+  <w:style w:type="table" w:styleId="2-5">
     <w:name w:val="Medium Shading 2 Accent 5"/>
-    <w:basedOn w:val="TableNormal"/>
+    <w:basedOn w:val="a3"/>
     <w:uiPriority w:val="64"/>
     <w:rsid w:val="00CB0664"/>
     <w:pPr>
@@ -10684,9 +11713,9 @@
       </w:tcPr>
     </w:tblStylePr>
   </w:style>
-  <w:style w:type="table" w:styleId="MediumShading2-Accent6">
+  <w:style w:type="table" w:styleId="2-6">
     <w:name w:val="Medium Shading 2 Accent 6"/>
-    <w:basedOn w:val="TableNormal"/>
+    <w:basedOn w:val="a3"/>
     <w:uiPriority w:val="64"/>
     <w:rsid w:val="00CB0664"/>
     <w:pPr>
@@ -10826,9 +11855,9 @@
       </w:tcPr>
     </w:tblStylePr>
   </w:style>
-  <w:style w:type="table" w:styleId="MediumList1">
+  <w:style w:type="table" w:styleId="12">
     <w:name w:val="Medium List 1"/>
-    <w:basedOn w:val="TableNormal"/>
+    <w:basedOn w:val="a3"/>
     <w:uiPriority w:val="65"/>
     <w:rsid w:val="00CB0664"/>
     <w:pPr>
@@ -10903,9 +11932,9 @@
       </w:tcPr>
     </w:tblStylePr>
   </w:style>
-  <w:style w:type="table" w:styleId="MediumList1-Accent1">
+  <w:style w:type="table" w:styleId="1-10">
     <w:name w:val="Medium List 1 Accent 1"/>
-    <w:basedOn w:val="TableNormal"/>
+    <w:basedOn w:val="a3"/>
     <w:uiPriority w:val="65"/>
     <w:rsid w:val="00CB0664"/>
     <w:pPr>
@@ -10980,9 +12009,9 @@
       </w:tcPr>
     </w:tblStylePr>
   </w:style>
-  <w:style w:type="table" w:styleId="MediumList1-Accent2">
+  <w:style w:type="table" w:styleId="1-20">
     <w:name w:val="Medium List 1 Accent 2"/>
-    <w:basedOn w:val="TableNormal"/>
+    <w:basedOn w:val="a3"/>
     <w:uiPriority w:val="65"/>
     <w:rsid w:val="00CB0664"/>
     <w:pPr>
@@ -11057,9 +12086,9 @@
       </w:tcPr>
     </w:tblStylePr>
   </w:style>
-  <w:style w:type="table" w:styleId="MediumList1-Accent3">
+  <w:style w:type="table" w:styleId="1-30">
     <w:name w:val="Medium List 1 Accent 3"/>
-    <w:basedOn w:val="TableNormal"/>
+    <w:basedOn w:val="a3"/>
     <w:uiPriority w:val="65"/>
     <w:rsid w:val="00CB0664"/>
     <w:pPr>
@@ -11134,9 +12163,9 @@
       </w:tcPr>
     </w:tblStylePr>
   </w:style>
-  <w:style w:type="table" w:styleId="MediumList1-Accent4">
+  <w:style w:type="table" w:styleId="1-40">
     <w:name w:val="Medium List 1 Accent 4"/>
-    <w:basedOn w:val="TableNormal"/>
+    <w:basedOn w:val="a3"/>
     <w:uiPriority w:val="65"/>
     <w:rsid w:val="00CB0664"/>
     <w:pPr>
@@ -11211,9 +12240,9 @@
       </w:tcPr>
     </w:tblStylePr>
   </w:style>
-  <w:style w:type="table" w:styleId="MediumList1-Accent5">
+  <w:style w:type="table" w:styleId="1-50">
     <w:name w:val="Medium List 1 Accent 5"/>
-    <w:basedOn w:val="TableNormal"/>
+    <w:basedOn w:val="a3"/>
     <w:uiPriority w:val="65"/>
     <w:rsid w:val="00CB0664"/>
     <w:pPr>
@@ -11288,9 +12317,9 @@
       </w:tcPr>
     </w:tblStylePr>
   </w:style>
-  <w:style w:type="table" w:styleId="MediumList1-Accent6">
+  <w:style w:type="table" w:styleId="1-60">
     <w:name w:val="Medium List 1 Accent 6"/>
-    <w:basedOn w:val="TableNormal"/>
+    <w:basedOn w:val="a3"/>
     <w:uiPriority w:val="65"/>
     <w:rsid w:val="00CB0664"/>
     <w:pPr>
@@ -11365,9 +12394,9 @@
       </w:tcPr>
     </w:tblStylePr>
   </w:style>
-  <w:style w:type="table" w:styleId="MediumList2">
+  <w:style w:type="table" w:styleId="28">
     <w:name w:val="Medium List 2"/>
-    <w:basedOn w:val="TableNormal"/>
+    <w:basedOn w:val="a3"/>
     <w:uiPriority w:val="66"/>
     <w:rsid w:val="00CB0664"/>
     <w:pPr>
@@ -11486,9 +12515,9 @@
       </w:tcPr>
     </w:tblStylePr>
   </w:style>
-  <w:style w:type="table" w:styleId="MediumList2-Accent1">
+  <w:style w:type="table" w:styleId="2-10">
     <w:name w:val="Medium List 2 Accent 1"/>
-    <w:basedOn w:val="TableNormal"/>
+    <w:basedOn w:val="a3"/>
     <w:uiPriority w:val="66"/>
     <w:rsid w:val="00CB0664"/>
     <w:pPr>
@@ -11607,9 +12636,9 @@
       </w:tcPr>
     </w:tblStylePr>
   </w:style>
-  <w:style w:type="table" w:styleId="MediumList2-Accent2">
+  <w:style w:type="table" w:styleId="2-20">
     <w:name w:val="Medium List 2 Accent 2"/>
-    <w:basedOn w:val="TableNormal"/>
+    <w:basedOn w:val="a3"/>
     <w:uiPriority w:val="66"/>
     <w:rsid w:val="00CB0664"/>
     <w:pPr>
@@ -11728,9 +12757,9 @@
       </w:tcPr>
     </w:tblStylePr>
   </w:style>
-  <w:style w:type="table" w:styleId="MediumList2-Accent3">
+  <w:style w:type="table" w:styleId="2-30">
     <w:name w:val="Medium List 2 Accent 3"/>
-    <w:basedOn w:val="TableNormal"/>
+    <w:basedOn w:val="a3"/>
     <w:uiPriority w:val="66"/>
     <w:rsid w:val="00CB0664"/>
     <w:pPr>
@@ -11849,9 +12878,9 @@
       </w:tcPr>
     </w:tblStylePr>
   </w:style>
-  <w:style w:type="table" w:styleId="MediumList2-Accent4">
+  <w:style w:type="table" w:styleId="2-40">
     <w:name w:val="Medium List 2 Accent 4"/>
-    <w:basedOn w:val="TableNormal"/>
+    <w:basedOn w:val="a3"/>
     <w:uiPriority w:val="66"/>
     <w:rsid w:val="00CB0664"/>
     <w:pPr>
@@ -11970,9 +12999,9 @@
       </w:tcPr>
     </w:tblStylePr>
   </w:style>
-  <w:style w:type="table" w:styleId="MediumList2-Accent5">
+  <w:style w:type="table" w:styleId="2-50">
     <w:name w:val="Medium List 2 Accent 5"/>
-    <w:basedOn w:val="TableNormal"/>
+    <w:basedOn w:val="a3"/>
     <w:uiPriority w:val="66"/>
     <w:rsid w:val="00CB0664"/>
     <w:pPr>
@@ -12091,9 +13120,9 @@
       </w:tcPr>
     </w:tblStylePr>
   </w:style>
-  <w:style w:type="table" w:styleId="MediumList2-Accent6">
+  <w:style w:type="table" w:styleId="2-60">
     <w:name w:val="Medium List 2 Accent 6"/>
-    <w:basedOn w:val="TableNormal"/>
+    <w:basedOn w:val="a3"/>
     <w:uiPriority w:val="66"/>
     <w:rsid w:val="00CB0664"/>
     <w:pPr>
@@ -12212,9 +13241,9 @@
       </w:tcPr>
     </w:tblStylePr>
   </w:style>
-  <w:style w:type="table" w:styleId="MediumGrid1">
+  <w:style w:type="table" w:styleId="13">
     <w:name w:val="Medium Grid 1"/>
-    <w:basedOn w:val="TableNormal"/>
+    <w:basedOn w:val="a3"/>
     <w:uiPriority w:val="67"/>
     <w:rsid w:val="00CB0664"/>
     <w:pPr>
@@ -12278,9 +13307,9 @@
       </w:tcPr>
     </w:tblStylePr>
   </w:style>
-  <w:style w:type="table" w:styleId="MediumGrid1-Accent1">
+  <w:style w:type="table" w:styleId="1-11">
     <w:name w:val="Medium Grid 1 Accent 1"/>
-    <w:basedOn w:val="TableNormal"/>
+    <w:basedOn w:val="a3"/>
     <w:uiPriority w:val="67"/>
     <w:rsid w:val="00CB0664"/>
     <w:pPr>
@@ -12344,9 +13373,9 @@
       </w:tcPr>
     </w:tblStylePr>
   </w:style>
-  <w:style w:type="table" w:styleId="MediumGrid1-Accent2">
+  <w:style w:type="table" w:styleId="1-21">
     <w:name w:val="Medium Grid 1 Accent 2"/>
-    <w:basedOn w:val="TableNormal"/>
+    <w:basedOn w:val="a3"/>
     <w:uiPriority w:val="67"/>
     <w:rsid w:val="00CB0664"/>
     <w:pPr>
@@ -12410,9 +13439,9 @@
       </w:tcPr>
     </w:tblStylePr>
   </w:style>
-  <w:style w:type="table" w:styleId="MediumGrid1-Accent3">
+  <w:style w:type="table" w:styleId="1-31">
     <w:name w:val="Medium Grid 1 Accent 3"/>
-    <w:basedOn w:val="TableNormal"/>
+    <w:basedOn w:val="a3"/>
     <w:uiPriority w:val="67"/>
     <w:rsid w:val="00CB0664"/>
     <w:pPr>
@@ -12476,9 +13505,9 @@
       </w:tcPr>
     </w:tblStylePr>
   </w:style>
-  <w:style w:type="table" w:styleId="MediumGrid1-Accent4">
+  <w:style w:type="table" w:styleId="1-41">
     <w:name w:val="Medium Grid 1 Accent 4"/>
-    <w:basedOn w:val="TableNormal"/>
+    <w:basedOn w:val="a3"/>
     <w:uiPriority w:val="67"/>
     <w:rsid w:val="00CB0664"/>
     <w:pPr>
@@ -12542,9 +13571,9 @@
       </w:tcPr>
     </w:tblStylePr>
   </w:style>
-  <w:style w:type="table" w:styleId="MediumGrid1-Accent5">
+  <w:style w:type="table" w:styleId="1-51">
     <w:name w:val="Medium Grid 1 Accent 5"/>
-    <w:basedOn w:val="TableNormal"/>
+    <w:basedOn w:val="a3"/>
     <w:uiPriority w:val="67"/>
     <w:rsid w:val="00CB0664"/>
     <w:pPr>
@@ -12608,9 +13637,9 @@
       </w:tcPr>
     </w:tblStylePr>
   </w:style>
-  <w:style w:type="table" w:styleId="MediumGrid1-Accent6">
+  <w:style w:type="table" w:styleId="1-61">
     <w:name w:val="Medium Grid 1 Accent 6"/>
-    <w:basedOn w:val="TableNormal"/>
+    <w:basedOn w:val="a3"/>
     <w:uiPriority w:val="67"/>
     <w:rsid w:val="00CB0664"/>
     <w:pPr>
@@ -12674,9 +13703,9 @@
       </w:tcPr>
     </w:tblStylePr>
   </w:style>
-  <w:style w:type="table" w:styleId="MediumGrid2">
+  <w:style w:type="table" w:styleId="29">
     <w:name w:val="Medium Grid 2"/>
-    <w:basedOn w:val="TableNormal"/>
+    <w:basedOn w:val="a3"/>
     <w:uiPriority w:val="68"/>
     <w:rsid w:val="00CB0664"/>
     <w:pPr>
@@ -12792,9 +13821,9 @@
       </w:tcPr>
     </w:tblStylePr>
   </w:style>
-  <w:style w:type="table" w:styleId="MediumGrid2-Accent1">
+  <w:style w:type="table" w:styleId="2-11">
     <w:name w:val="Medium Grid 2 Accent 1"/>
-    <w:basedOn w:val="TableNormal"/>
+    <w:basedOn w:val="a3"/>
     <w:uiPriority w:val="68"/>
     <w:rsid w:val="00CB0664"/>
     <w:pPr>
@@ -12910,9 +13939,9 @@
       </w:tcPr>
     </w:tblStylePr>
   </w:style>
-  <w:style w:type="table" w:styleId="MediumGrid2-Accent2">
+  <w:style w:type="table" w:styleId="2-21">
     <w:name w:val="Medium Grid 2 Accent 2"/>
-    <w:basedOn w:val="TableNormal"/>
+    <w:basedOn w:val="a3"/>
     <w:uiPriority w:val="68"/>
     <w:rsid w:val="00CB0664"/>
     <w:pPr>
@@ -13028,9 +14057,9 @@
       </w:tcPr>
     </w:tblStylePr>
   </w:style>
-  <w:style w:type="table" w:styleId="MediumGrid2-Accent3">
+  <w:style w:type="table" w:styleId="2-31">
     <w:name w:val="Medium Grid 2 Accent 3"/>
-    <w:basedOn w:val="TableNormal"/>
+    <w:basedOn w:val="a3"/>
     <w:uiPriority w:val="68"/>
     <w:rsid w:val="00CB0664"/>
     <w:pPr>
@@ -13146,9 +14175,9 @@
       </w:tcPr>
     </w:tblStylePr>
   </w:style>
-  <w:style w:type="table" w:styleId="MediumGrid2-Accent4">
+  <w:style w:type="table" w:styleId="2-41">
     <w:name w:val="Medium Grid 2 Accent 4"/>
-    <w:basedOn w:val="TableNormal"/>
+    <w:basedOn w:val="a3"/>
     <w:uiPriority w:val="68"/>
     <w:rsid w:val="00CB0664"/>
     <w:pPr>
@@ -13264,9 +14293,9 @@
       </w:tcPr>
     </w:tblStylePr>
   </w:style>
-  <w:style w:type="table" w:styleId="MediumGrid2-Accent5">
+  <w:style w:type="table" w:styleId="2-51">
     <w:name w:val="Medium Grid 2 Accent 5"/>
-    <w:basedOn w:val="TableNormal"/>
+    <w:basedOn w:val="a3"/>
     <w:uiPriority w:val="68"/>
     <w:rsid w:val="00CB0664"/>
     <w:pPr>
@@ -13382,9 +14411,9 @@
       </w:tcPr>
     </w:tblStylePr>
   </w:style>
-  <w:style w:type="table" w:styleId="MediumGrid2-Accent6">
+  <w:style w:type="table" w:styleId="2-61">
     <w:name w:val="Medium Grid 2 Accent 6"/>
-    <w:basedOn w:val="TableNormal"/>
+    <w:basedOn w:val="a3"/>
     <w:uiPriority w:val="68"/>
     <w:rsid w:val="00CB0664"/>
     <w:pPr>
@@ -13500,9 +14529,9 @@
       </w:tcPr>
     </w:tblStylePr>
   </w:style>
-  <w:style w:type="table" w:styleId="MediumGrid3">
+  <w:style w:type="table" w:styleId="37">
     <w:name w:val="Medium Grid 3"/>
-    <w:basedOn w:val="TableNormal"/>
+    <w:basedOn w:val="a3"/>
     <w:uiPriority w:val="69"/>
     <w:rsid w:val="00CB0664"/>
     <w:pPr>
@@ -13634,9 +14663,9 @@
       </w:tcPr>
     </w:tblStylePr>
   </w:style>
-  <w:style w:type="table" w:styleId="MediumGrid3-Accent1">
+  <w:style w:type="table" w:styleId="3-1">
     <w:name w:val="Medium Grid 3 Accent 1"/>
-    <w:basedOn w:val="TableNormal"/>
+    <w:basedOn w:val="a3"/>
     <w:uiPriority w:val="69"/>
     <w:rsid w:val="00CB0664"/>
     <w:pPr>
@@ -13768,9 +14797,9 @@
       </w:tcPr>
     </w:tblStylePr>
   </w:style>
-  <w:style w:type="table" w:styleId="MediumGrid3-Accent2">
+  <w:style w:type="table" w:styleId="3-2">
     <w:name w:val="Medium Grid 3 Accent 2"/>
-    <w:basedOn w:val="TableNormal"/>
+    <w:basedOn w:val="a3"/>
     <w:uiPriority w:val="69"/>
     <w:rsid w:val="00CB0664"/>
     <w:pPr>
@@ -13902,9 +14931,9 @@
       </w:tcPr>
     </w:tblStylePr>
   </w:style>
-  <w:style w:type="table" w:styleId="MediumGrid3-Accent3">
+  <w:style w:type="table" w:styleId="3-3">
     <w:name w:val="Medium Grid 3 Accent 3"/>
-    <w:basedOn w:val="TableNormal"/>
+    <w:basedOn w:val="a3"/>
     <w:uiPriority w:val="69"/>
     <w:rsid w:val="00CB0664"/>
     <w:pPr>
@@ -14036,9 +15065,9 @@
       </w:tcPr>
     </w:tblStylePr>
   </w:style>
-  <w:style w:type="table" w:styleId="MediumGrid3-Accent4">
+  <w:style w:type="table" w:styleId="3-4">
     <w:name w:val="Medium Grid 3 Accent 4"/>
-    <w:basedOn w:val="TableNormal"/>
+    <w:basedOn w:val="a3"/>
     <w:uiPriority w:val="69"/>
     <w:rsid w:val="00CB0664"/>
     <w:pPr>
@@ -14170,9 +15199,9 @@
       </w:tcPr>
     </w:tblStylePr>
   </w:style>
-  <w:style w:type="table" w:styleId="MediumGrid3-Accent5">
+  <w:style w:type="table" w:styleId="3-5">
     <w:name w:val="Medium Grid 3 Accent 5"/>
-    <w:basedOn w:val="TableNormal"/>
+    <w:basedOn w:val="a3"/>
     <w:uiPriority w:val="69"/>
     <w:rsid w:val="00CB0664"/>
     <w:pPr>
@@ -14304,9 +15333,9 @@
       </w:tcPr>
     </w:tblStylePr>
   </w:style>
-  <w:style w:type="table" w:styleId="MediumGrid3-Accent6">
+  <w:style w:type="table" w:styleId="3-6">
     <w:name w:val="Medium Grid 3 Accent 6"/>
-    <w:basedOn w:val="TableNormal"/>
+    <w:basedOn w:val="a3"/>
     <w:uiPriority w:val="69"/>
     <w:rsid w:val="00CB0664"/>
     <w:pPr>
@@ -14438,9 +15467,9 @@
       </w:tcPr>
     </w:tblStylePr>
   </w:style>
-  <w:style w:type="table" w:styleId="DarkList">
+  <w:style w:type="table" w:styleId="aff6">
     <w:name w:val="Dark List"/>
-    <w:basedOn w:val="TableNormal"/>
+    <w:basedOn w:val="a3"/>
     <w:uiPriority w:val="70"/>
     <w:rsid w:val="00CB0664"/>
     <w:pPr>
@@ -14545,9 +15574,9 @@
       </w:tcPr>
     </w:tblStylePr>
   </w:style>
-  <w:style w:type="table" w:styleId="DarkList-Accent1">
+  <w:style w:type="table" w:styleId="-12">
     <w:name w:val="Dark List Accent 1"/>
-    <w:basedOn w:val="TableNormal"/>
+    <w:basedOn w:val="a3"/>
     <w:uiPriority w:val="70"/>
     <w:rsid w:val="00CB0664"/>
     <w:pPr>
@@ -14652,9 +15681,9 @@
       </w:tcPr>
     </w:tblStylePr>
   </w:style>
-  <w:style w:type="table" w:styleId="DarkList-Accent2">
+  <w:style w:type="table" w:styleId="-22">
     <w:name w:val="Dark List Accent 2"/>
-    <w:basedOn w:val="TableNormal"/>
+    <w:basedOn w:val="a3"/>
     <w:uiPriority w:val="70"/>
     <w:rsid w:val="00CB0664"/>
     <w:pPr>
@@ -14759,9 +15788,9 @@
       </w:tcPr>
     </w:tblStylePr>
   </w:style>
-  <w:style w:type="table" w:styleId="DarkList-Accent3">
+  <w:style w:type="table" w:styleId="-32">
     <w:name w:val="Dark List Accent 3"/>
-    <w:basedOn w:val="TableNormal"/>
+    <w:basedOn w:val="a3"/>
     <w:uiPriority w:val="70"/>
     <w:rsid w:val="00CB0664"/>
     <w:pPr>
@@ -14866,9 +15895,9 @@
       </w:tcPr>
     </w:tblStylePr>
   </w:style>
-  <w:style w:type="table" w:styleId="DarkList-Accent4">
+  <w:style w:type="table" w:styleId="-42">
     <w:name w:val="Dark List Accent 4"/>
-    <w:basedOn w:val="TableNormal"/>
+    <w:basedOn w:val="a3"/>
     <w:uiPriority w:val="70"/>
     <w:rsid w:val="00CB0664"/>
     <w:pPr>
@@ -14973,9 +16002,9 @@
       </w:tcPr>
     </w:tblStylePr>
   </w:style>
-  <w:style w:type="table" w:styleId="DarkList-Accent5">
+  <w:style w:type="table" w:styleId="-52">
     <w:name w:val="Dark List Accent 5"/>
-    <w:basedOn w:val="TableNormal"/>
+    <w:basedOn w:val="a3"/>
     <w:uiPriority w:val="70"/>
     <w:rsid w:val="00CB0664"/>
     <w:pPr>
@@ -15080,9 +16109,9 @@
       </w:tcPr>
     </w:tblStylePr>
   </w:style>
-  <w:style w:type="table" w:styleId="DarkList-Accent6">
+  <w:style w:type="table" w:styleId="-62">
     <w:name w:val="Dark List Accent 6"/>
-    <w:basedOn w:val="TableNormal"/>
+    <w:basedOn w:val="a3"/>
     <w:uiPriority w:val="70"/>
     <w:rsid w:val="00CB0664"/>
     <w:pPr>
@@ -15187,9 +16216,9 @@
       </w:tcPr>
     </w:tblStylePr>
   </w:style>
-  <w:style w:type="table" w:styleId="ColorfulShading">
+  <w:style w:type="table" w:styleId="aff7">
     <w:name w:val="Colorful Shading"/>
-    <w:basedOn w:val="TableNormal"/>
+    <w:basedOn w:val="a3"/>
     <w:uiPriority w:val="71"/>
     <w:rsid w:val="00CB0664"/>
     <w:pPr>
@@ -15302,9 +16331,9 @@
       </w:rPr>
     </w:tblStylePr>
   </w:style>
-  <w:style w:type="table" w:styleId="ColorfulShading-Accent1">
+  <w:style w:type="table" w:styleId="-13">
     <w:name w:val="Colorful Shading Accent 1"/>
-    <w:basedOn w:val="TableNormal"/>
+    <w:basedOn w:val="a3"/>
     <w:uiPriority w:val="71"/>
     <w:rsid w:val="00CB0664"/>
     <w:pPr>
@@ -15417,9 +16446,9 @@
       </w:rPr>
     </w:tblStylePr>
   </w:style>
-  <w:style w:type="table" w:styleId="ColorfulShading-Accent2">
+  <w:style w:type="table" w:styleId="-23">
     <w:name w:val="Colorful Shading Accent 2"/>
-    <w:basedOn w:val="TableNormal"/>
+    <w:basedOn w:val="a3"/>
     <w:uiPriority w:val="71"/>
     <w:rsid w:val="00CB0664"/>
     <w:pPr>
@@ -15532,9 +16561,9 @@
       </w:rPr>
     </w:tblStylePr>
   </w:style>
-  <w:style w:type="table" w:styleId="ColorfulShading-Accent3">
+  <w:style w:type="table" w:styleId="-33">
     <w:name w:val="Colorful Shading Accent 3"/>
-    <w:basedOn w:val="TableNormal"/>
+    <w:basedOn w:val="a3"/>
     <w:uiPriority w:val="71"/>
     <w:rsid w:val="00CB0664"/>
     <w:pPr>
@@ -15637,9 +16666,9 @@
       </w:tcPr>
     </w:tblStylePr>
   </w:style>
-  <w:style w:type="table" w:styleId="ColorfulShading-Accent4">
+  <w:style w:type="table" w:styleId="-43">
     <w:name w:val="Colorful Shading Accent 4"/>
-    <w:basedOn w:val="TableNormal"/>
+    <w:basedOn w:val="a3"/>
     <w:uiPriority w:val="71"/>
     <w:rsid w:val="00CB0664"/>
     <w:pPr>
@@ -15752,9 +16781,9 @@
       </w:rPr>
     </w:tblStylePr>
   </w:style>
-  <w:style w:type="table" w:styleId="ColorfulShading-Accent5">
+  <w:style w:type="table" w:styleId="-53">
     <w:name w:val="Colorful Shading Accent 5"/>
-    <w:basedOn w:val="TableNormal"/>
+    <w:basedOn w:val="a3"/>
     <w:uiPriority w:val="71"/>
     <w:rsid w:val="00CB0664"/>
     <w:pPr>
@@ -15867,9 +16896,9 @@
       </w:rPr>
     </w:tblStylePr>
   </w:style>
-  <w:style w:type="table" w:styleId="ColorfulShading-Accent6">
+  <w:style w:type="table" w:styleId="-63">
     <w:name w:val="Colorful Shading Accent 6"/>
-    <w:basedOn w:val="TableNormal"/>
+    <w:basedOn w:val="a3"/>
     <w:uiPriority w:val="71"/>
     <w:rsid w:val="00CB0664"/>
     <w:pPr>
@@ -15982,9 +17011,9 @@
       </w:rPr>
     </w:tblStylePr>
   </w:style>
-  <w:style w:type="table" w:styleId="ColorfulList">
+  <w:style w:type="table" w:styleId="aff8">
     <w:name w:val="Colorful List"/>
-    <w:basedOn w:val="TableNormal"/>
+    <w:basedOn w:val="a3"/>
     <w:uiPriority w:val="72"/>
     <w:rsid w:val="00CB0664"/>
     <w:pPr>
@@ -16061,9 +17090,9 @@
       </w:tcPr>
     </w:tblStylePr>
   </w:style>
-  <w:style w:type="table" w:styleId="ColorfulList-Accent1">
+  <w:style w:type="table" w:styleId="-14">
     <w:name w:val="Colorful List Accent 1"/>
-    <w:basedOn w:val="TableNormal"/>
+    <w:basedOn w:val="a3"/>
     <w:uiPriority w:val="72"/>
     <w:rsid w:val="00CB0664"/>
     <w:pPr>
@@ -16140,9 +17169,9 @@
       </w:tcPr>
     </w:tblStylePr>
   </w:style>
-  <w:style w:type="table" w:styleId="ColorfulList-Accent2">
+  <w:style w:type="table" w:styleId="-24">
     <w:name w:val="Colorful List Accent 2"/>
-    <w:basedOn w:val="TableNormal"/>
+    <w:basedOn w:val="a3"/>
     <w:uiPriority w:val="72"/>
     <w:rsid w:val="00CB0664"/>
     <w:pPr>
@@ -16219,9 +17248,9 @@
       </w:tcPr>
     </w:tblStylePr>
   </w:style>
-  <w:style w:type="table" w:styleId="ColorfulList-Accent3">
+  <w:style w:type="table" w:styleId="-34">
     <w:name w:val="Colorful List Accent 3"/>
-    <w:basedOn w:val="TableNormal"/>
+    <w:basedOn w:val="a3"/>
     <w:uiPriority w:val="72"/>
     <w:rsid w:val="00CB0664"/>
     <w:pPr>
@@ -16298,9 +17327,9 @@
       </w:tcPr>
     </w:tblStylePr>
   </w:style>
-  <w:style w:type="table" w:styleId="ColorfulList-Accent4">
+  <w:style w:type="table" w:styleId="-44">
     <w:name w:val="Colorful List Accent 4"/>
-    <w:basedOn w:val="TableNormal"/>
+    <w:basedOn w:val="a3"/>
     <w:uiPriority w:val="72"/>
     <w:rsid w:val="00CB0664"/>
     <w:pPr>
@@ -16377,9 +17406,9 @@
       </w:tcPr>
     </w:tblStylePr>
   </w:style>
-  <w:style w:type="table" w:styleId="ColorfulList-Accent5">
+  <w:style w:type="table" w:styleId="-54">
     <w:name w:val="Colorful List Accent 5"/>
-    <w:basedOn w:val="TableNormal"/>
+    <w:basedOn w:val="a3"/>
     <w:uiPriority w:val="72"/>
     <w:rsid w:val="00CB0664"/>
     <w:pPr>
@@ -16456,9 +17485,9 @@
       </w:tcPr>
     </w:tblStylePr>
   </w:style>
-  <w:style w:type="table" w:styleId="ColorfulList-Accent6">
+  <w:style w:type="table" w:styleId="-64">
     <w:name w:val="Colorful List Accent 6"/>
-    <w:basedOn w:val="TableNormal"/>
+    <w:basedOn w:val="a3"/>
     <w:uiPriority w:val="72"/>
     <w:rsid w:val="00CB0664"/>
     <w:pPr>
@@ -16535,9 +17564,9 @@
       </w:tcPr>
     </w:tblStylePr>
   </w:style>
-  <w:style w:type="table" w:styleId="ColorfulGrid">
+  <w:style w:type="table" w:styleId="aff9">
     <w:name w:val="Colorful Grid"/>
-    <w:basedOn w:val="TableNormal"/>
+    <w:basedOn w:val="a3"/>
     <w:uiPriority w:val="73"/>
     <w:rsid w:val="00CB0664"/>
     <w:pPr>
@@ -16608,9 +17637,9 @@
       </w:tcPr>
     </w:tblStylePr>
   </w:style>
-  <w:style w:type="table" w:styleId="ColorfulGrid-Accent1">
+  <w:style w:type="table" w:styleId="-15">
     <w:name w:val="Colorful Grid Accent 1"/>
-    <w:basedOn w:val="TableNormal"/>
+    <w:basedOn w:val="a3"/>
     <w:uiPriority w:val="73"/>
     <w:rsid w:val="00CB0664"/>
     <w:pPr>
@@ -16681,9 +17710,9 @@
       </w:tcPr>
     </w:tblStylePr>
   </w:style>
-  <w:style w:type="table" w:styleId="ColorfulGrid-Accent2">
+  <w:style w:type="table" w:styleId="-25">
     <w:name w:val="Colorful Grid Accent 2"/>
-    <w:basedOn w:val="TableNormal"/>
+    <w:basedOn w:val="a3"/>
     <w:uiPriority w:val="73"/>
     <w:rsid w:val="00CB0664"/>
     <w:pPr>
@@ -16754,9 +17783,9 @@
       </w:tcPr>
     </w:tblStylePr>
   </w:style>
-  <w:style w:type="table" w:styleId="ColorfulGrid-Accent3">
+  <w:style w:type="table" w:styleId="-35">
     <w:name w:val="Colorful Grid Accent 3"/>
-    <w:basedOn w:val="TableNormal"/>
+    <w:basedOn w:val="a3"/>
     <w:uiPriority w:val="73"/>
     <w:rsid w:val="00CB0664"/>
     <w:pPr>
@@ -16827,9 +17856,9 @@
       </w:tcPr>
     </w:tblStylePr>
   </w:style>
-  <w:style w:type="table" w:styleId="ColorfulGrid-Accent4">
+  <w:style w:type="table" w:styleId="-45">
     <w:name w:val="Colorful Grid Accent 4"/>
-    <w:basedOn w:val="TableNormal"/>
+    <w:basedOn w:val="a3"/>
     <w:uiPriority w:val="73"/>
     <w:rsid w:val="00CB0664"/>
     <w:pPr>
@@ -16900,9 +17929,9 @@
       </w:tcPr>
     </w:tblStylePr>
   </w:style>
-  <w:style w:type="table" w:styleId="ColorfulGrid-Accent5">
+  <w:style w:type="table" w:styleId="-55">
     <w:name w:val="Colorful Grid Accent 5"/>
-    <w:basedOn w:val="TableNormal"/>
+    <w:basedOn w:val="a3"/>
     <w:uiPriority w:val="73"/>
     <w:rsid w:val="00CB0664"/>
     <w:pPr>
@@ -16973,9 +18002,9 @@
       </w:tcPr>
     </w:tblStylePr>
   </w:style>
-  <w:style w:type="table" w:styleId="ColorfulGrid-Accent6">
+  <w:style w:type="table" w:styleId="-65">
     <w:name w:val="Colorful Grid Accent 6"/>
-    <w:basedOn w:val="TableNormal"/>
+    <w:basedOn w:val="a3"/>
     <w:uiPriority w:val="73"/>
     <w:rsid w:val="00CB0664"/>
     <w:pPr>

--- a/Shopizer_Test_Report.docx
+++ b/Shopizer_Test_Report.docx
@@ -4,7 +4,7 @@
   <w:body>
     <w:p>
       <w:pPr>
-        <w:pStyle w:val="aa"/>
+        <w:pStyle w:val="Title"/>
         <w:jc w:val="center"/>
       </w:pPr>
       <w:r>
@@ -34,7 +34,7 @@
     <w:p/>
     <w:p>
       <w:pPr>
-        <w:pStyle w:val="1"/>
+        <w:pStyle w:val="Heading1"/>
       </w:pPr>
       <w:r>
         <w:t>Table of Contents</w:t>
@@ -42,7 +42,7 @@
     </w:p>
     <w:p>
       <w:pPr>
-        <w:pStyle w:val="a0"/>
+        <w:pStyle w:val="ListBullet"/>
       </w:pPr>
       <w:r>
         <w:t>1. Introduction</w:t>
@@ -50,7 +50,7 @@
     </w:p>
     <w:p>
       <w:pPr>
-        <w:pStyle w:val="a0"/>
+        <w:pStyle w:val="ListBullet"/>
       </w:pPr>
       <w:r>
         <w:t>2. Project Overview</w:t>
@@ -58,7 +58,7 @@
     </w:p>
     <w:p>
       <w:pPr>
-        <w:pStyle w:val="a0"/>
+        <w:pStyle w:val="ListBullet"/>
       </w:pPr>
       <w:r>
         <w:t>3. Build and Deployment</w:t>
@@ -66,7 +66,7 @@
     </w:p>
     <w:p>
       <w:pPr>
-        <w:pStyle w:val="a0"/>
+        <w:pStyle w:val="ListBullet"/>
       </w:pPr>
       <w:r>
         <w:t>4. Existing Test Framework</w:t>
@@ -74,7 +74,7 @@
     </w:p>
     <w:p>
       <w:pPr>
-        <w:pStyle w:val="a0"/>
+        <w:pStyle w:val="ListBullet"/>
       </w:pPr>
       <w:r>
         <w:t>5. Systematic Functional Testing &amp; Partition Testing</w:t>
@@ -82,7 +82,7 @@
     </w:p>
     <w:p>
       <w:pPr>
-        <w:pStyle w:val="a0"/>
+        <w:pStyle w:val="ListBullet"/>
       </w:pPr>
       <w:r>
         <w:t>6. Product Service: Partition-Based Test Design</w:t>
@@ -90,7 +90,7 @@
     </w:p>
     <w:p>
       <w:pPr>
-        <w:pStyle w:val="a0"/>
+        <w:pStyle w:val="ListBullet"/>
       </w:pPr>
       <w:r>
         <w:t>7. Test Implementation and Results</w:t>
@@ -98,7 +98,7 @@
     </w:p>
     <w:p>
       <w:pPr>
-        <w:pStyle w:val="a0"/>
+        <w:pStyle w:val="ListBullet"/>
       </w:pPr>
       <w:r>
         <w:t>8. Conclusion</w:t>
@@ -111,7 +111,7 @@
     </w:p>
     <w:p>
       <w:pPr>
-        <w:pStyle w:val="1"/>
+        <w:pStyle w:val="Heading1"/>
       </w:pPr>
       <w:r>
         <w:lastRenderedPageBreak/>
@@ -128,7 +128,7 @@
     </w:p>
     <w:p>
       <w:pPr>
-        <w:pStyle w:val="1"/>
+        <w:pStyle w:val="Heading1"/>
       </w:pPr>
       <w:r>
         <w:t>2. Project Overview</w:t>
@@ -136,7 +136,7 @@
     </w:p>
     <w:p>
       <w:pPr>
-        <w:pStyle w:val="21"/>
+        <w:pStyle w:val="Heading2"/>
       </w:pPr>
       <w:r>
         <w:t>2.1 Project Description</w:t>
@@ -152,7 +152,7 @@
     </w:p>
     <w:p>
       <w:pPr>
-        <w:pStyle w:val="21"/>
+        <w:pStyle w:val="Heading2"/>
       </w:pPr>
       <w:r>
         <w:t>2.2 Key Features</w:t>
@@ -160,7 +160,7 @@
     </w:p>
     <w:p>
       <w:pPr>
-        <w:pStyle w:val="a0"/>
+        <w:pStyle w:val="ListBullet"/>
       </w:pPr>
       <w:r>
         <w:t>Headless REST API architecture</w:t>
@@ -168,7 +168,7 @@
     </w:p>
     <w:p>
       <w:pPr>
-        <w:pStyle w:val="a0"/>
+        <w:pStyle w:val="ListBullet"/>
       </w:pPr>
       <w:r>
         <w:t>Multi-merchant support</w:t>
@@ -176,7 +176,7 @@
     </w:p>
     <w:p>
       <w:pPr>
-        <w:pStyle w:val="a0"/>
+        <w:pStyle w:val="ListBullet"/>
       </w:pPr>
       <w:r>
         <w:t>Product catalog with categories and attributes</w:t>
@@ -184,7 +184,7 @@
     </w:p>
     <w:p>
       <w:pPr>
-        <w:pStyle w:val="a0"/>
+        <w:pStyle w:val="ListBullet"/>
       </w:pPr>
       <w:r>
         <w:t>Shopping cart and checkout management</w:t>
@@ -192,7 +192,7 @@
     </w:p>
     <w:p>
       <w:pPr>
-        <w:pStyle w:val="a0"/>
+        <w:pStyle w:val="ListBullet"/>
       </w:pPr>
       <w:r>
         <w:t>Order processing and tracking</w:t>
@@ -200,7 +200,7 @@
     </w:p>
     <w:p>
       <w:pPr>
-        <w:pStyle w:val="a0"/>
+        <w:pStyle w:val="ListBullet"/>
       </w:pPr>
       <w:r>
         <w:t>Customer account management</w:t>
@@ -208,7 +208,7 @@
     </w:p>
     <w:p>
       <w:pPr>
-        <w:pStyle w:val="a0"/>
+        <w:pStyle w:val="ListBullet"/>
       </w:pPr>
       <w:r>
         <w:t>Payment gateway integration</w:t>
@@ -216,7 +216,7 @@
     </w:p>
     <w:p>
       <w:pPr>
-        <w:pStyle w:val="a0"/>
+        <w:pStyle w:val="ListBullet"/>
       </w:pPr>
       <w:r>
         <w:t>Search and filtering capabilities</w:t>
@@ -224,7 +224,7 @@
     </w:p>
     <w:p>
       <w:pPr>
-        <w:pStyle w:val="a0"/>
+        <w:pStyle w:val="ListBullet"/>
       </w:pPr>
       <w:r>
         <w:t>Content management system</w:t>
@@ -232,7 +232,7 @@
     </w:p>
     <w:p>
       <w:pPr>
-        <w:pStyle w:val="21"/>
+        <w:pStyle w:val="Heading2"/>
       </w:pPr>
       <w:r>
         <w:t>2.3 Technology Stack</w:t>
@@ -240,7 +240,7 @@
     </w:p>
     <w:tbl>
       <w:tblPr>
-        <w:tblStyle w:val="-11"/>
+        <w:tblStyle w:val="LightGrid-Accent1"/>
         <w:tblW w:w="0" w:type="auto"/>
         <w:tblLook w:val="04A0" w:firstRow="1" w:lastRow="0" w:firstColumn="1" w:lastColumn="0" w:noHBand="0" w:noVBand="1"/>
       </w:tblPr>
@@ -514,7 +514,7 @@
     </w:tbl>
     <w:p>
       <w:pPr>
-        <w:pStyle w:val="21"/>
+        <w:pStyle w:val="Heading2"/>
       </w:pPr>
       <w:r>
         <w:lastRenderedPageBreak/>
@@ -578,7 +578,7 @@
     </w:p>
     <w:p>
       <w:pPr>
-        <w:pStyle w:val="1"/>
+        <w:pStyle w:val="Heading1"/>
       </w:pPr>
       <w:r>
         <w:lastRenderedPageBreak/>
@@ -587,7 +587,7 @@
     </w:p>
     <w:p>
       <w:pPr>
-        <w:pStyle w:val="21"/>
+        <w:pStyle w:val="Heading2"/>
       </w:pPr>
       <w:r>
         <w:t>3.1 Prerequisites</w:t>
@@ -595,7 +595,7 @@
     </w:p>
     <w:p>
       <w:pPr>
-        <w:pStyle w:val="a0"/>
+        <w:pStyle w:val="ListBullet"/>
       </w:pPr>
       <w:r>
         <w:t>Java Development Kit (JDK) 11 or 17</w:t>
@@ -603,7 +603,7 @@
     </w:p>
     <w:p>
       <w:pPr>
-        <w:pStyle w:val="a0"/>
+        <w:pStyle w:val="ListBullet"/>
       </w:pPr>
       <w:r>
         <w:t>Maven 3.6 or higher</w:t>
@@ -611,7 +611,7 @@
     </w:p>
     <w:p>
       <w:pPr>
-        <w:pStyle w:val="a0"/>
+        <w:pStyle w:val="ListBullet"/>
       </w:pPr>
       <w:r>
         <w:t>Git</w:t>
@@ -619,7 +619,7 @@
     </w:p>
     <w:p>
       <w:pPr>
-        <w:pStyle w:val="a0"/>
+        <w:pStyle w:val="ListBullet"/>
       </w:pPr>
       <w:r>
         <w:t>Docker (optional, for containerized deployment)</w:t>
@@ -627,7 +627,7 @@
     </w:p>
     <w:p>
       <w:pPr>
-        <w:pStyle w:val="a0"/>
+        <w:pStyle w:val="ListBullet"/>
       </w:pPr>
       <w:r>
         <w:t>PostgreSQL or MySQL (optional, for production database)</w:t>
@@ -635,7 +635,7 @@
     </w:p>
     <w:p>
       <w:pPr>
-        <w:pStyle w:val="21"/>
+        <w:pStyle w:val="Heading2"/>
       </w:pPr>
       <w:r>
         <w:t>3.2 Build Process</w:t>
@@ -737,7 +737,7 @@
     </w:p>
     <w:p>
       <w:pPr>
-        <w:pStyle w:val="21"/>
+        <w:pStyle w:val="Heading2"/>
       </w:pPr>
       <w:r>
         <w:t>3.3 Docker Deployment</w:t>
@@ -750,7 +750,7 @@
     </w:p>
     <w:p>
       <w:pPr>
-        <w:pStyle w:val="a0"/>
+        <w:pStyle w:val="ListBullet"/>
       </w:pPr>
       <w:r>
         <w:t>PostgreSQL database container (port 5432)</w:t>
@@ -758,7 +758,7 @@
     </w:p>
     <w:p>
       <w:pPr>
-        <w:pStyle w:val="a0"/>
+        <w:pStyle w:val="ListBullet"/>
       </w:pPr>
       <w:r>
         <w:t>Shopizer backend API (port 8080)</w:t>
@@ -766,7 +766,7 @@
     </w:p>
     <w:p>
       <w:pPr>
-        <w:pStyle w:val="a0"/>
+        <w:pStyle w:val="ListBullet"/>
       </w:pPr>
       <w:r>
         <w:t>Shopizer admin UI (port 82)</w:t>
@@ -774,7 +774,7 @@
     </w:p>
     <w:p>
       <w:pPr>
-        <w:pStyle w:val="a0"/>
+        <w:pStyle w:val="ListBullet"/>
       </w:pPr>
       <w:r>
         <w:t>Shopizer shop React frontend (port 80)</w:t>
@@ -804,7 +804,7 @@
     </w:p>
     <w:p>
       <w:pPr>
-        <w:pStyle w:val="1"/>
+        <w:pStyle w:val="Heading1"/>
       </w:pPr>
       <w:r>
         <w:lastRenderedPageBreak/>
@@ -813,7 +813,7 @@
     </w:p>
     <w:p>
       <w:pPr>
-        <w:pStyle w:val="21"/>
+        <w:pStyle w:val="Heading2"/>
       </w:pPr>
       <w:r>
         <w:t>4.1 Testing Infrastructure</w:t>
@@ -829,7 +829,7 @@
     </w:p>
     <w:p>
       <w:pPr>
-        <w:pStyle w:val="21"/>
+        <w:pStyle w:val="Heading2"/>
       </w:pPr>
       <w:r>
         <w:t>4.2 Test Organization</w:t>
@@ -838,7 +838,7 @@
     <w:p>
       <w:pPr>
         <w:rPr>
-          <w:rFonts w:eastAsia="新細明體" w:hint="eastAsia"/>
+          <w:rFonts w:eastAsia="PMingLiU"/>
           <w:lang w:eastAsia="zh-TW"/>
         </w:rPr>
       </w:pPr>
@@ -861,7 +861,7 @@
     </w:p>
     <w:p>
       <w:pPr>
-        <w:pStyle w:val="a0"/>
+        <w:pStyle w:val="ListBullet"/>
       </w:pPr>
       <w:r>
         <w:t>ProductTest.java - Tests for product catalog operations</w:t>
@@ -869,7 +869,7 @@
     </w:p>
     <w:p>
       <w:pPr>
-        <w:pStyle w:val="a0"/>
+        <w:pStyle w:val="ListBullet"/>
       </w:pPr>
       <w:r>
         <w:t>CategoryTest.java - Tests for category management</w:t>
@@ -877,7 +877,7 @@
     </w:p>
     <w:p>
       <w:pPr>
-        <w:pStyle w:val="a0"/>
+        <w:pStyle w:val="ListBullet"/>
       </w:pPr>
       <w:r>
         <w:t>OrderTest.java - Tests for order processing</w:t>
@@ -885,7 +885,7 @@
     </w:p>
     <w:p>
       <w:pPr>
-        <w:pStyle w:val="a0"/>
+        <w:pStyle w:val="ListBullet"/>
       </w:pPr>
       <w:r>
         <w:t>CustomerTest.java - Tests for customer operations</w:t>
@@ -893,7 +893,7 @@
     </w:p>
     <w:p>
       <w:pPr>
-        <w:pStyle w:val="a0"/>
+        <w:pStyle w:val="ListBullet"/>
       </w:pPr>
       <w:r>
         <w:t>ShoppingCartTest.java - Tests for shopping cart functionality</w:t>
@@ -901,7 +901,7 @@
     </w:p>
     <w:p>
       <w:pPr>
-        <w:pStyle w:val="a0"/>
+        <w:pStyle w:val="ListBullet"/>
       </w:pPr>
       <w:r>
         <w:t>ShippingMethodDecisionTest.java - Tests for shipping calculations</w:t>
@@ -909,7 +909,7 @@
     </w:p>
     <w:p>
       <w:pPr>
-        <w:pStyle w:val="a0"/>
+        <w:pStyle w:val="ListBullet"/>
       </w:pPr>
       <w:r>
         <w:t>PaymentTest.java - Tests for payment processing</w:t>
@@ -917,7 +917,7 @@
     </w:p>
     <w:p>
       <w:pPr>
-        <w:pStyle w:val="a0"/>
+        <w:pStyle w:val="ListBullet"/>
       </w:pPr>
       <w:r>
         <w:t>ContentFolderTest.java - Tests for content management</w:t>
@@ -925,7 +925,7 @@
     </w:p>
     <w:p>
       <w:pPr>
-        <w:pStyle w:val="21"/>
+        <w:pStyle w:val="Heading2"/>
       </w:pPr>
       <w:r>
         <w:t>4.3 Base Test Class</w:t>
@@ -938,7 +938,7 @@
     </w:p>
     <w:p>
       <w:pPr>
-        <w:pStyle w:val="a0"/>
+        <w:pStyle w:val="ListBullet"/>
       </w:pPr>
       <w:r>
         <w:t>Spring application context initialization</w:t>
@@ -946,7 +946,7 @@
     </w:p>
     <w:p>
       <w:pPr>
-        <w:pStyle w:val="a0"/>
+        <w:pStyle w:val="ListBullet"/>
       </w:pPr>
       <w:r>
         <w:t>Transaction management and rollback</w:t>
@@ -954,7 +954,7 @@
     </w:p>
     <w:p>
       <w:pPr>
-        <w:pStyle w:val="a0"/>
+        <w:pStyle w:val="ListBullet"/>
       </w:pPr>
       <w:r>
         <w:t>Access to service beans (ProductService, CategoryService, etc.)</w:t>
@@ -962,7 +962,7 @@
     </w:p>
     <w:p>
       <w:pPr>
-        <w:pStyle w:val="a0"/>
+        <w:pStyle w:val="ListBullet"/>
       </w:pPr>
       <w:r>
         <w:t>Database initialization and cleanup</w:t>
@@ -970,7 +970,7 @@
     </w:p>
     <w:p>
       <w:pPr>
-        <w:pStyle w:val="21"/>
+        <w:pStyle w:val="Heading2"/>
       </w:pPr>
       <w:r>
         <w:t>4.4 How to Run Tests</w:t>
@@ -979,7 +979,7 @@
     <w:p>
       <w:pPr>
         <w:rPr>
-          <w:rFonts w:eastAsia="新細明體" w:hint="eastAsia"/>
+          <w:rFonts w:eastAsia="PMingLiU"/>
           <w:lang w:eastAsia="zh-TW"/>
         </w:rPr>
       </w:pPr>
@@ -1067,7 +1067,7 @@
     </w:p>
     <w:p>
       <w:pPr>
-        <w:pStyle w:val="1"/>
+        <w:pStyle w:val="Heading1"/>
       </w:pPr>
       <w:r>
         <w:lastRenderedPageBreak/>
@@ -1076,7 +1076,7 @@
     </w:p>
     <w:p>
       <w:pPr>
-        <w:pStyle w:val="21"/>
+        <w:pStyle w:val="Heading2"/>
       </w:pPr>
       <w:r>
         <w:t>5.1 Motivation for Systematic Testing</w:t>
@@ -1089,7 +1089,7 @@
     </w:p>
     <w:p>
       <w:pPr>
-        <w:pStyle w:val="a0"/>
+        <w:pStyle w:val="ListBullet"/>
       </w:pPr>
       <w:r>
         <w:t>Input Space: E-commerce systems accept diverse inputs with varying characteristics, making exhaustive testing infeasible.</w:t>
@@ -1097,7 +1097,7 @@
     </w:p>
     <w:p>
       <w:pPr>
-        <w:pStyle w:val="a0"/>
+        <w:pStyle w:val="ListBullet"/>
       </w:pPr>
       <w:r>
         <w:t>Business Logic Complexity: Multiple interdependent operations (catalog, cart, orders) create complex interactions requiring focused testing.</w:t>
@@ -1105,7 +1105,7 @@
     </w:p>
     <w:p>
       <w:pPr>
-        <w:pStyle w:val="a0"/>
+        <w:pStyle w:val="ListBullet"/>
       </w:pPr>
       <w:r>
         <w:t>Error Handling: Systems must gracefully handle invalid inputs, edge cases, and resource constraints.</w:t>
@@ -1113,7 +1113,7 @@
     </w:p>
     <w:p>
       <w:pPr>
-        <w:pStyle w:val="a0"/>
+        <w:pStyle w:val="ListBullet"/>
       </w:pPr>
       <w:r>
         <w:t>Regression Prevention: Test suites must detect unintended changes to existing functionality.</w:t>
@@ -1121,7 +1121,7 @@
     </w:p>
     <w:p>
       <w:pPr>
-        <w:pStyle w:val="21"/>
+        <w:pStyle w:val="Heading2"/>
       </w:pPr>
       <w:r>
         <w:t>5.2 Partition Testing Methodology</w:t>
@@ -1134,7 +1134,7 @@
     </w:p>
     <w:p>
       <w:pPr>
-        <w:pStyle w:val="a0"/>
+        <w:pStyle w:val="ListBullet"/>
       </w:pPr>
       <w:r>
         <w:t>Reduces test cases: Instead of testing all possible inputs, representative values from each partition are tested.</w:t>
@@ -1142,7 +1142,7 @@
     </w:p>
     <w:p>
       <w:pPr>
-        <w:pStyle w:val="a0"/>
+        <w:pStyle w:val="ListBullet"/>
       </w:pPr>
       <w:r>
         <w:t>Improves coverage: Systematic partitioning ensures all meaningful input combinations are addressed.</w:t>
@@ -1150,7 +1150,7 @@
     </w:p>
     <w:p>
       <w:pPr>
-        <w:pStyle w:val="a0"/>
+        <w:pStyle w:val="ListBullet"/>
       </w:pPr>
       <w:r>
         <w:t>Identifies boundaries: Boundary value analysis within partitions reveals edge cases and off-by-one errors.</w:t>
@@ -1158,7 +1158,7 @@
     </w:p>
     <w:p>
       <w:pPr>
-        <w:pStyle w:val="a0"/>
+        <w:pStyle w:val="ListBullet"/>
       </w:pPr>
       <w:r>
         <w:t>Enhances maintainability: Clear partitioning makes test rationale transparent and test suites easier to maintain.</w:t>
@@ -1171,7 +1171,7 @@
     </w:p>
     <w:p>
       <w:pPr>
-        <w:pStyle w:val="1"/>
+        <w:pStyle w:val="Heading1"/>
       </w:pPr>
       <w:r>
         <w:lastRenderedPageBreak/>
@@ -1180,7 +1180,7 @@
     </w:p>
     <w:p>
       <w:pPr>
-        <w:pStyle w:val="21"/>
+        <w:pStyle w:val="Heading2"/>
       </w:pPr>
       <w:r>
         <w:t>6.1 Selected Feature: Product Creation and Validation</w:t>
@@ -1196,7 +1196,7 @@
     </w:p>
     <w:p>
       <w:pPr>
-        <w:pStyle w:val="21"/>
+        <w:pStyle w:val="Heading2"/>
       </w:pPr>
       <w:r>
         <w:t>6.2 Partitioning Scheme: Product Price Validation</w:t>
@@ -1212,7 +1212,7 @@
     </w:p>
     <w:p>
       <w:pPr>
-        <w:pStyle w:val="21"/>
+        <w:pStyle w:val="Heading2"/>
       </w:pPr>
       <w:r>
         <w:t>6.3 Partition Definition</w:t>
@@ -1220,7 +1220,7 @@
     </w:p>
     <w:tbl>
       <w:tblPr>
-        <w:tblStyle w:val="-11"/>
+        <w:tblStyle w:val="LightGrid-Accent1"/>
         <w:tblW w:w="0" w:type="auto"/>
         <w:tblLook w:val="04A0" w:firstRow="1" w:lastRow="0" w:firstColumn="1" w:lastColumn="0" w:noHBand="0" w:noVBand="1"/>
       </w:tblPr>
@@ -1677,7 +1677,7 @@
     </w:tbl>
     <w:p>
       <w:pPr>
-        <w:pStyle w:val="21"/>
+        <w:pStyle w:val="Heading2"/>
       </w:pPr>
       <w:r>
         <w:t>6.4 Boundary Value Analysis</w:t>
@@ -1685,7 +1685,7 @@
     </w:p>
     <w:tbl>
       <w:tblPr>
-        <w:tblStyle w:val="-11"/>
+        <w:tblStyle w:val="LightGrid-Accent1"/>
         <w:tblW w:w="0" w:type="auto"/>
         <w:tblLook w:val="04A0" w:firstRow="1" w:lastRow="0" w:firstColumn="1" w:lastColumn="0" w:noHBand="0" w:noVBand="1"/>
       </w:tblPr>
@@ -1999,7 +1999,7 @@
     </w:p>
     <w:p>
       <w:pPr>
-        <w:pStyle w:val="1"/>
+        <w:pStyle w:val="Heading1"/>
       </w:pPr>
       <w:r>
         <w:lastRenderedPageBreak/>
@@ -2008,7 +2008,7 @@
     </w:p>
     <w:p>
       <w:pPr>
-        <w:pStyle w:val="21"/>
+        <w:pStyle w:val="Heading2"/>
       </w:pPr>
       <w:r>
         <w:t>7.1 New JUnit Test Cases</w:t>
@@ -2024,7 +2024,7 @@
     </w:p>
     <w:p>
       <w:pPr>
-        <w:pStyle w:val="21"/>
+        <w:pStyle w:val="Heading2"/>
       </w:pPr>
       <w:r>
         <w:t>7.2 Test Class: ProductPricePartitionTest.java</w:t>
@@ -2208,7 +2208,7 @@
     </w:p>
     <w:p>
       <w:pPr>
-        <w:pStyle w:val="21"/>
+        <w:pStyle w:val="Heading2"/>
       </w:pPr>
       <w:r>
         <w:lastRenderedPageBreak/>
@@ -2225,7 +2225,7 @@
     </w:p>
     <w:p>
       <w:pPr>
-        <w:pStyle w:val="31"/>
+        <w:pStyle w:val="Heading3"/>
       </w:pPr>
       <w:r>
         <w:t>7.3.1 ProductPricePartitionTest (Author: Yijun Sun)</w:t>
@@ -2274,7 +2274,7 @@
     </w:p>
     <w:tbl>
       <w:tblPr>
-        <w:tblStyle w:val="-11"/>
+        <w:tblStyle w:val="LightGrid-Accent1"/>
         <w:tblW w:w="0" w:type="auto"/>
         <w:tblLook w:val="04A0" w:firstRow="1" w:lastRow="0" w:firstColumn="1" w:lastColumn="0" w:noHBand="0" w:noVBand="1"/>
       </w:tblPr>
@@ -3694,7 +3694,7 @@
     <w:p>
       <w:pPr>
         <w:rPr>
-          <w:rFonts w:eastAsia="新細明體" w:hint="eastAsia"/>
+          <w:rFonts w:eastAsia="PMingLiU"/>
           <w:lang w:eastAsia="zh-TW"/>
         </w:rPr>
       </w:pPr>
@@ -3711,7 +3711,7 @@
     </w:p>
     <w:p>
       <w:pPr>
-        <w:pStyle w:val="31"/>
+        <w:pStyle w:val="Heading3"/>
       </w:pPr>
       <w:r>
         <w:t xml:space="preserve">7.3.2 </w:t>
@@ -3730,7 +3730,7 @@
       </w:r>
       <w:r>
         <w:rPr>
-          <w:rFonts w:eastAsia="新細明體" w:hint="eastAsia"/>
+          <w:rFonts w:eastAsia="PMingLiU" w:hint="eastAsia"/>
           <w:lang w:eastAsia="zh-TW"/>
         </w:rPr>
         <w:t>Chien</w:t>
@@ -3753,7 +3753,7 @@
       </w:r>
       <w:r>
         <w:rPr>
-          <w:rFonts w:eastAsia="新細明體" w:hint="eastAsia"/>
+          <w:rFonts w:eastAsia="PMingLiU" w:hint="eastAsia"/>
           <w:lang w:eastAsia="zh-TW"/>
         </w:rPr>
         <w:t>Chien</w:t>
@@ -3777,7 +3777,7 @@
     <w:p>
       <w:pPr>
         <w:rPr>
-          <w:rFonts w:eastAsia="新細明體"/>
+          <w:rFonts w:eastAsia="PMingLiU"/>
           <w:lang w:eastAsia="zh-TW"/>
         </w:rPr>
       </w:pPr>
@@ -3789,7 +3789,7 @@
       </w:r>
       <w:r>
         <w:rPr>
-          <w:rFonts w:eastAsia="新細明體" w:hint="eastAsia"/>
+          <w:rFonts w:eastAsia="PMingLiU" w:hint="eastAsia"/>
           <w:lang w:eastAsia="zh-TW"/>
         </w:rPr>
         <w:t>11</w:t>
@@ -3799,7 +3799,7 @@
       </w:r>
       <w:r>
         <w:rPr>
-          <w:rFonts w:eastAsia="新細明體" w:hint="eastAsia"/>
+          <w:rFonts w:eastAsia="PMingLiU" w:hint="eastAsia"/>
           <w:lang w:eastAsia="zh-TW"/>
         </w:rPr>
         <w:t>6</w:t>
@@ -3809,7 +3809,7 @@
       </w:r>
       <w:r>
         <w:rPr>
-          <w:rFonts w:eastAsia="新細明體" w:hint="eastAsia"/>
+          <w:rFonts w:eastAsia="PMingLiU" w:hint="eastAsia"/>
           <w:lang w:eastAsia="zh-TW"/>
         </w:rPr>
         <w:t>5</w:t>
@@ -3821,13 +3821,14 @@
     <w:p>
       <w:pPr>
         <w:rPr>
-          <w:rFonts w:eastAsia="新細明體" w:hint="eastAsia"/>
+          <w:rFonts w:eastAsia="PMingLiU"/>
           <w:lang w:eastAsia="zh-TW"/>
         </w:rPr>
       </w:pPr>
       <w:r>
         <w:rPr>
-          <w:rFonts w:eastAsia="新細明體"/>
+          <w:rFonts w:eastAsia="PMingLiU"/>
+          <w:noProof/>
           <w:lang w:eastAsia="zh-TW"/>
         </w:rPr>
         <w:drawing>
@@ -3877,7 +3878,7 @@
     </w:p>
     <w:tbl>
       <w:tblPr>
-        <w:tblStyle w:val="-11"/>
+        <w:tblStyle w:val="LightGrid-Accent1"/>
         <w:tblW w:w="9606" w:type="dxa"/>
         <w:tblLook w:val="04A0" w:firstRow="1" w:lastRow="0" w:firstColumn="1" w:lastColumn="0" w:noHBand="0" w:noVBand="1"/>
       </w:tblPr>
@@ -4321,7 +4322,7 @@
             </w:r>
             <w:r>
               <w:rPr>
-                <w:rFonts w:eastAsia="新細明體" w:hint="eastAsia"/>
+                <w:rFonts w:eastAsia="PMingLiU" w:hint="eastAsia"/>
                 <w:lang w:eastAsia="zh-TW"/>
               </w:rPr>
               <w:t>1</w:t>
@@ -4364,7 +4365,7 @@
             </w:pPr>
             <w:r>
               <w:rPr>
-                <w:rFonts w:ascii="新細明體" w:eastAsia="新細明體" w:hAnsi="新細明體" w:hint="eastAsia"/>
+                <w:rFonts w:ascii="PMingLiU" w:eastAsia="PMingLiU" w:hAnsi="PMingLiU" w:hint="eastAsia"/>
                 <w:lang w:eastAsia="zh-TW"/>
               </w:rPr>
               <w:t>1</w:t>
@@ -4424,7 +4425,7 @@
             </w:r>
             <w:r>
               <w:rPr>
-                <w:rFonts w:eastAsia="新細明體" w:hint="eastAsia"/>
+                <w:rFonts w:eastAsia="PMingLiU" w:hint="eastAsia"/>
                 <w:lang w:eastAsia="zh-TW"/>
               </w:rPr>
               <w:t>1</w:t>
@@ -4467,13 +4468,13 @@
             <w:pPr>
               <w:cnfStyle w:val="000000010000" w:firstRow="0" w:lastRow="0" w:firstColumn="0" w:lastColumn="0" w:oddVBand="0" w:evenVBand="0" w:oddHBand="0" w:evenHBand="1" w:firstRowFirstColumn="0" w:firstRowLastColumn="0" w:lastRowFirstColumn="0" w:lastRowLastColumn="0"/>
               <w:rPr>
-                <w:rFonts w:ascii="新細明體" w:eastAsia="新細明體" w:hAnsi="新細明體" w:hint="eastAsia"/>
+                <w:rFonts w:ascii="PMingLiU" w:eastAsia="PMingLiU" w:hAnsi="PMingLiU"/>
                 <w:lang w:eastAsia="zh-TW"/>
               </w:rPr>
             </w:pPr>
             <w:r>
               <w:rPr>
-                <w:rFonts w:ascii="新細明體" w:eastAsia="新細明體" w:hAnsi="新細明體" w:hint="eastAsia"/>
+                <w:rFonts w:ascii="PMingLiU" w:eastAsia="PMingLiU" w:hAnsi="PMingLiU" w:hint="eastAsia"/>
                 <w:lang w:eastAsia="zh-TW"/>
               </w:rPr>
               <w:lastRenderedPageBreak/>
@@ -4541,7 +4542,7 @@
             </w:r>
             <w:r>
               <w:rPr>
-                <w:rFonts w:eastAsia="新細明體" w:hint="eastAsia"/>
+                <w:rFonts w:eastAsia="PMingLiU" w:hint="eastAsia"/>
                 <w:lang w:eastAsia="zh-TW"/>
               </w:rPr>
               <w:t>1</w:t>
@@ -4577,13 +4578,13 @@
             <w:pPr>
               <w:cnfStyle w:val="000000100000" w:firstRow="0" w:lastRow="0" w:firstColumn="0" w:lastColumn="0" w:oddVBand="0" w:evenVBand="0" w:oddHBand="1" w:evenHBand="0" w:firstRowFirstColumn="0" w:firstRowLastColumn="0" w:lastRowFirstColumn="0" w:lastRowLastColumn="0"/>
               <w:rPr>
-                <w:rFonts w:ascii="新細明體" w:eastAsia="新細明體" w:hAnsi="新細明體" w:hint="eastAsia"/>
+                <w:rFonts w:ascii="PMingLiU" w:eastAsia="PMingLiU" w:hAnsi="PMingLiU"/>
                 <w:lang w:eastAsia="zh-TW"/>
               </w:rPr>
             </w:pPr>
             <w:r>
               <w:rPr>
-                <w:rFonts w:ascii="新細明體" w:eastAsia="新細明體" w:hAnsi="新細明體" w:hint="eastAsia"/>
+                <w:rFonts w:ascii="PMingLiU" w:eastAsia="PMingLiU" w:hAnsi="PMingLiU" w:hint="eastAsia"/>
                 <w:lang w:eastAsia="zh-TW"/>
               </w:rPr>
               <w:t>3</w:t>
@@ -4646,7 +4647,7 @@
             </w:r>
             <w:r>
               <w:rPr>
-                <w:rFonts w:eastAsia="新細明體" w:hint="eastAsia"/>
+                <w:rFonts w:eastAsia="PMingLiU" w:hint="eastAsia"/>
                 <w:lang w:eastAsia="zh-TW"/>
               </w:rPr>
               <w:t>3</w:t>
@@ -4656,11 +4657,6 @@
             </w:r>
           </w:p>
           <w:p>
-            <w:pPr>
-              <w:rPr>
-                <w:rFonts w:hint="eastAsia"/>
-              </w:rPr>
-            </w:pPr>
             <w:r>
               <w:t>ExtremeNegative</w:t>
             </w:r>
@@ -4674,13 +4670,13 @@
             <w:pPr>
               <w:cnfStyle w:val="000000010000" w:firstRow="0" w:lastRow="0" w:firstColumn="0" w:lastColumn="0" w:oddVBand="0" w:evenVBand="0" w:oddHBand="0" w:evenHBand="1" w:firstRowFirstColumn="0" w:firstRowLastColumn="0" w:lastRowFirstColumn="0" w:lastRowLastColumn="0"/>
               <w:rPr>
-                <w:rFonts w:eastAsia="新細明體"/>
+                <w:rFonts w:eastAsia="PMingLiU"/>
                 <w:lang w:eastAsia="zh-TW"/>
               </w:rPr>
             </w:pPr>
             <w:r>
               <w:rPr>
-                <w:rFonts w:eastAsia="新細明體"/>
+                <w:rFonts w:eastAsia="PMingLiU"/>
                 <w:lang w:eastAsia="zh-TW"/>
               </w:rPr>
               <w:t>testAddToCart_ExtremeNegativeQuantity</w:t>
@@ -4690,7 +4686,7 @@
             <w:pPr>
               <w:cnfStyle w:val="000000010000" w:firstRow="0" w:lastRow="0" w:firstColumn="0" w:lastColumn="0" w:oddVBand="0" w:evenVBand="0" w:oddHBand="0" w:evenHBand="1" w:firstRowFirstColumn="0" w:firstRowLastColumn="0" w:lastRowFirstColumn="0" w:lastRowLastColumn="0"/>
               <w:rPr>
-                <w:rFonts w:eastAsia="新細明體" w:hint="eastAsia"/>
+                <w:rFonts w:eastAsia="PMingLiU"/>
                 <w:lang w:eastAsia="zh-TW"/>
               </w:rPr>
             </w:pPr>
@@ -4706,7 +4702,7 @@
             </w:pPr>
             <w:r>
               <w:rPr>
-                <w:rFonts w:ascii="新細明體" w:eastAsia="新細明體" w:hAnsi="新細明體" w:hint="eastAsia"/>
+                <w:rFonts w:ascii="PMingLiU" w:eastAsia="PMingLiU" w:hAnsi="PMingLiU" w:hint="eastAsia"/>
                 <w:lang w:eastAsia="zh-TW"/>
               </w:rPr>
               <w:t>-100</w:t>
@@ -4766,7 +4762,7 @@
             </w:r>
             <w:r>
               <w:rPr>
-                <w:rFonts w:eastAsia="新細明體" w:hint="eastAsia"/>
+                <w:rFonts w:eastAsia="PMingLiU" w:hint="eastAsia"/>
                 <w:lang w:eastAsia="zh-TW"/>
               </w:rPr>
               <w:t>4</w:t>
@@ -4789,13 +4785,13 @@
             <w:pPr>
               <w:cnfStyle w:val="000000100000" w:firstRow="0" w:lastRow="0" w:firstColumn="0" w:lastColumn="0" w:oddVBand="0" w:evenVBand="0" w:oddHBand="1" w:evenHBand="0" w:firstRowFirstColumn="0" w:firstRowLastColumn="0" w:lastRowFirstColumn="0" w:lastRowLastColumn="0"/>
               <w:rPr>
-                <w:rFonts w:eastAsia="新細明體"/>
+                <w:rFonts w:eastAsia="PMingLiU"/>
                 <w:lang w:eastAsia="zh-TW"/>
               </w:rPr>
             </w:pPr>
             <w:r>
               <w:rPr>
-                <w:rFonts w:eastAsia="新細明體"/>
+                <w:rFonts w:eastAsia="PMingLiU"/>
                 <w:lang w:eastAsia="zh-TW"/>
               </w:rPr>
               <w:t>testAddToCart_ExtremeOverStock</w:t>
@@ -4805,7 +4801,7 @@
             <w:pPr>
               <w:cnfStyle w:val="000000100000" w:firstRow="0" w:lastRow="0" w:firstColumn="0" w:lastColumn="0" w:oddVBand="0" w:evenVBand="0" w:oddHBand="1" w:evenHBand="0" w:firstRowFirstColumn="0" w:firstRowLastColumn="0" w:lastRowFirstColumn="0" w:lastRowLastColumn="0"/>
               <w:rPr>
-                <w:rFonts w:eastAsia="新細明體"/>
+                <w:rFonts w:eastAsia="PMingLiU"/>
                 <w:lang w:eastAsia="zh-TW"/>
               </w:rPr>
             </w:pPr>
@@ -4819,13 +4815,13 @@
             <w:pPr>
               <w:cnfStyle w:val="000000100000" w:firstRow="0" w:lastRow="0" w:firstColumn="0" w:lastColumn="0" w:oddVBand="0" w:evenVBand="0" w:oddHBand="1" w:evenHBand="0" w:firstRowFirstColumn="0" w:firstRowLastColumn="0" w:lastRowFirstColumn="0" w:lastRowLastColumn="0"/>
               <w:rPr>
-                <w:rFonts w:ascii="新細明體" w:eastAsia="新細明體" w:hAnsi="新細明體" w:hint="eastAsia"/>
+                <w:rFonts w:ascii="PMingLiU" w:eastAsia="PMingLiU" w:hAnsi="PMingLiU"/>
                 <w:lang w:eastAsia="zh-TW"/>
               </w:rPr>
             </w:pPr>
             <w:r>
               <w:rPr>
-                <w:rFonts w:ascii="新細明體" w:eastAsia="新細明體" w:hAnsi="新細明體" w:hint="eastAsia"/>
+                <w:rFonts w:ascii="PMingLiU" w:eastAsia="PMingLiU" w:hAnsi="PMingLiU" w:hint="eastAsia"/>
                 <w:lang w:eastAsia="zh-TW"/>
               </w:rPr>
               <w:t>100</w:t>
@@ -4888,7 +4884,7 @@
             </w:r>
             <w:r>
               <w:rPr>
-                <w:rFonts w:eastAsia="新細明體" w:hint="eastAsia"/>
+                <w:rFonts w:eastAsia="PMingLiU" w:hint="eastAsia"/>
                 <w:lang w:eastAsia="zh-TW"/>
               </w:rPr>
               <w:t>1</w:t>
@@ -4929,13 +4925,13 @@
             <w:pPr>
               <w:cnfStyle w:val="000000010000" w:firstRow="0" w:lastRow="0" w:firstColumn="0" w:lastColumn="0" w:oddVBand="0" w:evenVBand="0" w:oddHBand="0" w:evenHBand="1" w:firstRowFirstColumn="0" w:firstRowLastColumn="0" w:lastRowFirstColumn="0" w:lastRowLastColumn="0"/>
               <w:rPr>
-                <w:rFonts w:ascii="新細明體" w:eastAsia="新細明體" w:hAnsi="新細明體" w:hint="eastAsia"/>
+                <w:rFonts w:ascii="PMingLiU" w:eastAsia="PMingLiU" w:hAnsi="PMingLiU"/>
                 <w:lang w:eastAsia="zh-TW"/>
               </w:rPr>
             </w:pPr>
             <w:r>
               <w:rPr>
-                <w:rFonts w:ascii="新細明體" w:eastAsia="新細明體" w:hAnsi="新細明體"/>
+                <w:rFonts w:ascii="PMingLiU" w:eastAsia="PMingLiU" w:hAnsi="PMingLiU"/>
                 <w:lang w:eastAsia="zh-TW"/>
               </w:rPr>
               <w:t>2, 3</w:t>
@@ -4998,7 +4994,7 @@
             </w:r>
             <w:r>
               <w:rPr>
-                <w:rFonts w:eastAsia="新細明體" w:hint="eastAsia"/>
+                <w:rFonts w:eastAsia="PMingLiU" w:hint="eastAsia"/>
                 <w:lang w:eastAsia="zh-TW"/>
               </w:rPr>
               <w:t>1</w:t>
@@ -5039,13 +5035,13 @@
             <w:pPr>
               <w:cnfStyle w:val="000000100000" w:firstRow="0" w:lastRow="0" w:firstColumn="0" w:lastColumn="0" w:oddVBand="0" w:evenVBand="0" w:oddHBand="1" w:evenHBand="0" w:firstRowFirstColumn="0" w:firstRowLastColumn="0" w:lastRowFirstColumn="0" w:lastRowLastColumn="0"/>
               <w:rPr>
-                <w:rFonts w:ascii="新細明體" w:eastAsia="新細明體" w:hAnsi="新細明體" w:hint="eastAsia"/>
+                <w:rFonts w:ascii="PMingLiU" w:eastAsia="PMingLiU" w:hAnsi="PMingLiU"/>
                 <w:lang w:eastAsia="zh-TW"/>
               </w:rPr>
             </w:pPr>
             <w:r>
               <w:rPr>
-                <w:rFonts w:ascii="新細明體" w:eastAsia="新細明體" w:hAnsi="新細明體" w:hint="eastAsia"/>
+                <w:rFonts w:ascii="PMingLiU" w:eastAsia="PMingLiU" w:hAnsi="PMingLiU" w:hint="eastAsia"/>
                 <w:lang w:eastAsia="zh-TW"/>
               </w:rPr>
               <w:t>9</w:t>
@@ -5097,7 +5093,7 @@
     <w:p>
       <w:pPr>
         <w:rPr>
-          <w:rFonts w:eastAsia="新細明體" w:hint="eastAsia"/>
+          <w:rFonts w:eastAsia="PMingLiU"/>
           <w:lang w:eastAsia="zh-TW"/>
         </w:rPr>
       </w:pPr>
@@ -5121,7 +5117,7 @@
     </w:p>
     <w:p>
       <w:pPr>
-        <w:pStyle w:val="21"/>
+        <w:pStyle w:val="Heading2"/>
       </w:pPr>
       <w:r>
         <w:lastRenderedPageBreak/>
@@ -5138,7 +5134,7 @@
     </w:p>
     <w:p>
       <w:pPr>
-        <w:pStyle w:val="31"/>
+        <w:pStyle w:val="Heading3"/>
       </w:pPr>
       <w:r>
         <w:t>7.4.1 ProductPricePartitionTest Summary (Yijun Sun)</w:t>
@@ -5146,7 +5142,7 @@
     </w:p>
     <w:tbl>
       <w:tblPr>
-        <w:tblStyle w:val="-11"/>
+        <w:tblStyle w:val="LightGrid-Accent1"/>
         <w:tblW w:w="0" w:type="auto"/>
         <w:tblLook w:val="04A0" w:firstRow="1" w:lastRow="0" w:firstColumn="1" w:lastColumn="0" w:noHBand="0" w:noVBand="1"/>
       </w:tblPr>
@@ -5398,7 +5394,7 @@
     <w:p/>
     <w:p>
       <w:pPr>
-        <w:pStyle w:val="31"/>
+        <w:pStyle w:val="Heading3"/>
       </w:pPr>
       <w:r>
         <w:t>7.4.2 MyCartQuantityTest Summary (Yuqian Chiu)</w:t>
@@ -5406,7 +5402,7 @@
     </w:p>
     <w:tbl>
       <w:tblPr>
-        <w:tblStyle w:val="-11"/>
+        <w:tblStyle w:val="LightGrid-Accent1"/>
         <w:tblW w:w="0" w:type="auto"/>
         <w:tblLook w:val="04A0" w:firstRow="1" w:lastRow="0" w:firstColumn="1" w:lastColumn="0" w:noHBand="0" w:noVBand="1"/>
       </w:tblPr>
@@ -5503,13 +5499,13 @@
             <w:pPr>
               <w:cnfStyle w:val="000000010000" w:firstRow="0" w:lastRow="0" w:firstColumn="0" w:lastColumn="0" w:oddVBand="0" w:evenVBand="0" w:oddHBand="0" w:evenHBand="1" w:firstRowFirstColumn="0" w:firstRowLastColumn="0" w:lastRowFirstColumn="0" w:lastRowLastColumn="0"/>
               <w:rPr>
-                <w:rFonts w:eastAsia="新細明體" w:hint="eastAsia"/>
+                <w:rFonts w:eastAsia="PMingLiU"/>
                 <w:lang w:eastAsia="zh-TW"/>
               </w:rPr>
             </w:pPr>
             <w:r>
               <w:rPr>
-                <w:rFonts w:eastAsia="新細明體" w:hint="eastAsia"/>
+                <w:rFonts w:eastAsia="PMingLiU" w:hint="eastAsia"/>
                 <w:lang w:eastAsia="zh-TW"/>
               </w:rPr>
               <w:t>11</w:t>
@@ -5542,7 +5538,7 @@
             </w:pPr>
             <w:r>
               <w:rPr>
-                <w:rFonts w:eastAsia="新細明體" w:hint="eastAsia"/>
+                <w:rFonts w:eastAsia="PMingLiU" w:hint="eastAsia"/>
                 <w:lang w:eastAsia="zh-TW"/>
               </w:rPr>
               <w:t>6</w:t>
@@ -5552,7 +5548,7 @@
             </w:r>
             <w:r>
               <w:rPr>
-                <w:rFonts w:eastAsia="新細明體" w:hint="eastAsia"/>
+                <w:rFonts w:eastAsia="PMingLiU" w:hint="eastAsia"/>
                 <w:lang w:eastAsia="zh-TW"/>
               </w:rPr>
               <w:t>5</w:t>
@@ -5588,7 +5584,7 @@
             </w:pPr>
             <w:r>
               <w:rPr>
-                <w:rFonts w:eastAsia="新細明體" w:hint="eastAsia"/>
+                <w:rFonts w:eastAsia="PMingLiU" w:hint="eastAsia"/>
                 <w:lang w:eastAsia="zh-TW"/>
               </w:rPr>
               <w:t>5</w:t>
@@ -5598,7 +5594,7 @@
             </w:r>
             <w:r>
               <w:rPr>
-                <w:rFonts w:eastAsia="新細明體" w:hint="eastAsia"/>
+                <w:rFonts w:eastAsia="PMingLiU" w:hint="eastAsia"/>
                 <w:lang w:eastAsia="zh-TW"/>
               </w:rPr>
               <w:t>4</w:t>
@@ -5700,7 +5696,7 @@
     <w:p/>
     <w:p>
       <w:pPr>
-        <w:pStyle w:val="31"/>
+        <w:pStyle w:val="Heading3"/>
       </w:pPr>
       <w:r>
         <w:t>7.4.3 Combined Test Summary</w:t>
@@ -5708,7 +5704,7 @@
     </w:p>
     <w:tbl>
       <w:tblPr>
-        <w:tblStyle w:val="-11"/>
+        <w:tblStyle w:val="LightGrid-Accent1"/>
         <w:tblW w:w="0" w:type="auto"/>
         <w:tblLook w:val="04A0" w:firstRow="1" w:lastRow="0" w:firstColumn="1" w:lastColumn="0" w:noHBand="0" w:noVBand="1"/>
       </w:tblPr>
@@ -5776,13 +5772,13 @@
             <w:pPr>
               <w:cnfStyle w:val="000000100000" w:firstRow="0" w:lastRow="0" w:firstColumn="0" w:lastColumn="0" w:oddVBand="0" w:evenVBand="0" w:oddHBand="1" w:evenHBand="0" w:firstRowFirstColumn="0" w:firstRowLastColumn="0" w:lastRowFirstColumn="0" w:lastRowLastColumn="0"/>
               <w:rPr>
-                <w:rFonts w:eastAsia="新細明體" w:hint="eastAsia"/>
+                <w:rFonts w:eastAsia="PMingLiU"/>
                 <w:lang w:eastAsia="zh-TW"/>
               </w:rPr>
             </w:pPr>
             <w:r>
               <w:rPr>
-                <w:rFonts w:eastAsia="新細明體" w:hint="eastAsia"/>
+                <w:rFonts w:eastAsia="PMingLiU" w:hint="eastAsia"/>
                 <w:lang w:eastAsia="zh-TW"/>
               </w:rPr>
               <w:t>30</w:t>
@@ -5815,7 +5811,7 @@
             </w:pPr>
             <w:r>
               <w:rPr>
-                <w:rFonts w:eastAsia="新細明體" w:hint="eastAsia"/>
+                <w:rFonts w:eastAsia="PMingLiU" w:hint="eastAsia"/>
                 <w:lang w:eastAsia="zh-TW"/>
               </w:rPr>
               <w:t xml:space="preserve">20 </w:t>
@@ -5825,7 +5821,7 @@
             </w:r>
             <w:r>
               <w:rPr>
-                <w:rFonts w:eastAsia="新細明體" w:hint="eastAsia"/>
+                <w:rFonts w:eastAsia="PMingLiU" w:hint="eastAsia"/>
                 <w:lang w:eastAsia="zh-TW"/>
               </w:rPr>
               <w:t>6</w:t>
@@ -5861,7 +5857,7 @@
             </w:pPr>
             <w:r>
               <w:rPr>
-                <w:rFonts w:eastAsia="新細明體" w:hint="eastAsia"/>
+                <w:rFonts w:eastAsia="PMingLiU" w:hint="eastAsia"/>
                 <w:lang w:eastAsia="zh-TW"/>
               </w:rPr>
               <w:t>10</w:t>
@@ -5963,7 +5959,7 @@
     <w:p/>
     <w:p>
       <w:pPr>
-        <w:pStyle w:val="21"/>
+        <w:pStyle w:val="Heading2"/>
       </w:pPr>
       <w:r>
         <w:t>7.5 Issues Identified Through Testing</w:t>
@@ -5979,7 +5975,7 @@
     </w:p>
     <w:p>
       <w:pPr>
-        <w:pStyle w:val="31"/>
+        <w:pStyle w:val="Heading3"/>
       </w:pPr>
       <w:r>
         <w:lastRenderedPageBreak/>
@@ -5988,7 +5984,7 @@
     </w:p>
     <w:p>
       <w:pPr>
-        <w:pStyle w:val="a0"/>
+        <w:pStyle w:val="ListBullet"/>
       </w:pPr>
       <w:r>
         <w:t>❌ Missing Negative Price Validation: The system accepts negative prices (e.g., -$10.00, -$0.01) without rejection. Recommendation: Add @Min(0) validation annotation and service-layer checks.</w:t>
@@ -5996,7 +5992,7 @@
     </w:p>
     <w:p>
       <w:pPr>
-        <w:pStyle w:val="a0"/>
+        <w:pStyle w:val="ListBullet"/>
       </w:pPr>
       <w:r>
         <w:t>❌ Null Price Handling: The system does not gracefully handle null prices, potentially leading to NullPointerException. Recommendation: Add @NotNull validation or implement default value logic.</w:t>
@@ -6004,7 +6000,7 @@
     </w:p>
     <w:p>
       <w:pPr>
-        <w:pStyle w:val="a0"/>
+        <w:pStyle w:val="ListBullet"/>
       </w:pPr>
       <w:r>
         <w:t>❌ Decimal Precision Validation: Prices with excessive decimal places (e.g., $99.999, $99.123456) are accepted without proper validation or rounding. Recommendation: Enforce 2-decimal precision at service layer.</w:t>
@@ -6012,7 +6008,7 @@
     </w:p>
     <w:p>
       <w:pPr>
-        <w:pStyle w:val="a0"/>
+        <w:pStyle w:val="ListBullet"/>
       </w:pPr>
       <w:r>
         <w:t>✅ Positive Finding: BigDecimal correctly handles monetary calculations, preventing floating-point errors.</w:t>
@@ -6021,7 +6017,7 @@
     <w:p/>
     <w:p>
       <w:pPr>
-        <w:pStyle w:val="31"/>
+        <w:pStyle w:val="Heading3"/>
       </w:pPr>
       <w:r>
         <w:t xml:space="preserve">7.5.2 ShoppingCart Issues (Discovered by </w:t>
@@ -6029,7 +6025,7 @@
       <w:proofErr w:type="spellStart"/>
       <w:r>
         <w:rPr>
-          <w:rFonts w:eastAsia="新細明體" w:hint="eastAsia"/>
+          <w:rFonts w:eastAsia="PMingLiU" w:hint="eastAsia"/>
           <w:lang w:eastAsia="zh-TW"/>
         </w:rPr>
         <w:t>YuChien</w:t>
@@ -6041,7 +6037,7 @@
     </w:p>
     <w:p>
       <w:pPr>
-        <w:pStyle w:val="a0"/>
+        <w:pStyle w:val="ListBullet"/>
       </w:pPr>
       <w:r>
         <w:t>❌ Missing Negative Quantity Validation: The system accepts negative quantities (e.g., -1) without throwing exceptions. Recommendation: Add quantity validation in ShoppingCartService.create().</w:t>
@@ -6049,7 +6045,7 @@
     </w:p>
     <w:p>
       <w:pPr>
-        <w:pStyle w:val="a0"/>
+        <w:pStyle w:val="ListBullet"/>
       </w:pPr>
       <w:r>
         <w:t>❌ Zero Quantity Handling: Shopping cart allows items with zero quantity to be added, which should be rejected. Recommendation: Implement minimum quantity check (quantity &gt;= 1).</w:t>
@@ -6057,7 +6053,7 @@
     </w:p>
     <w:p>
       <w:pPr>
-        <w:pStyle w:val="a0"/>
+        <w:pStyle w:val="ListBullet"/>
       </w:pPr>
       <w:r>
         <w:t>❌ Missing Stock Validation: The system does not validate quantity against available stock when adding items to cart. Items exceeding stock (e.g., 11 when stock is 10) are accepted. Recommendation: Add stock availability check before cart item creation.</w:t>
@@ -6065,7 +6061,7 @@
     </w:p>
     <w:p>
       <w:pPr>
-        <w:pStyle w:val="a0"/>
+        <w:pStyle w:val="ListBullet"/>
       </w:pPr>
       <w:r>
         <w:t>✅ Positive Finding: Valid quantity (1-10) is correctly processed and persisted to the shopping cart.</w:t>
@@ -6074,7 +6070,7 @@
     <w:p/>
     <w:p>
       <w:pPr>
-        <w:pStyle w:val="31"/>
+        <w:pStyle w:val="Heading3"/>
       </w:pPr>
       <w:r>
         <w:t>7.5.3 Recommendations for Development Team</w:t>
@@ -6090,7 +6086,7 @@
     </w:p>
     <w:p>
       <w:pPr>
-        <w:pStyle w:val="a"/>
+        <w:pStyle w:val="ListNumber"/>
       </w:pPr>
       <w:r>
         <w:t>1. Implement comprehensive input validation using Bean Validation (JSR 303) annotations</w:t>
@@ -6098,7 +6094,7 @@
     </w:p>
     <w:p>
       <w:pPr>
-        <w:pStyle w:val="a"/>
+        <w:pStyle w:val="ListNumber"/>
       </w:pPr>
       <w:r>
         <w:t>2. Add service-layer validation for business rules (stock availability, price ranges, quantity limits)</w:t>
@@ -6106,7 +6102,7 @@
     </w:p>
     <w:p>
       <w:pPr>
-        <w:pStyle w:val="a"/>
+        <w:pStyle w:val="ListNumber"/>
       </w:pPr>
       <w:r>
         <w:t>3. Create custom validators for complex scenarios (e.g., @ValidPrice, @ValidQuantity)</w:t>
@@ -6114,7 +6110,7 @@
     </w:p>
     <w:p>
       <w:pPr>
-        <w:pStyle w:val="a"/>
+        <w:pStyle w:val="ListNumber"/>
       </w:pPr>
       <w:r>
         <w:t>4. Improve error handling to provide clear, actionable error messages to API consumers</w:t>
@@ -6122,7 +6118,7 @@
     </w:p>
     <w:p>
       <w:pPr>
-        <w:pStyle w:val="a"/>
+        <w:pStyle w:val="ListNumber"/>
       </w:pPr>
       <w:r>
         <w:t>5. Add these partition-based tests to the CI/CD pipeline to prevent regression</w:t>
@@ -6135,7 +6131,7 @@
     </w:p>
     <w:p>
       <w:pPr>
-        <w:pStyle w:val="1"/>
+        <w:pStyle w:val="Heading1"/>
       </w:pPr>
       <w:r>
         <w:lastRenderedPageBreak/>
@@ -6152,7 +6148,7 @@
     </w:p>
     <w:p>
       <w:pPr>
-        <w:pStyle w:val="a0"/>
+        <w:pStyle w:val="ListBullet"/>
       </w:pPr>
       <w:r>
         <w:t>Shopizer is a mature, well-structured Java enterprise application with ~115K lines of code organized into 5 Maven modules, employing Spring Boot and modern Java development practices.</w:t>
@@ -6160,7 +6156,7 @@
     </w:p>
     <w:p>
       <w:pPr>
-        <w:pStyle w:val="a0"/>
+        <w:pStyle w:val="ListBullet"/>
       </w:pPr>
       <w:r>
         <w:t>The project employs JUnit 4 and Mockito for testing with existing coverage across key business domains, providing a solid foundation for additional test development.</w:t>
@@ -6168,7 +6164,7 @@
     </w:p>
     <w:p>
       <w:pPr>
-        <w:pStyle w:val="a0"/>
+        <w:pStyle w:val="ListBullet"/>
       </w:pPr>
       <w:r>
         <w:t>Partition-based testing provides a systematic approach to identifying representative test cases, boundary conditions, and edge cases that might be missed with ad-hoc testing.</w:t>
@@ -6176,7 +6172,7 @@
     </w:p>
     <w:p>
       <w:pPr>
-        <w:pStyle w:val="a0"/>
+        <w:pStyle w:val="ListBullet"/>
       </w:pPr>
       <w:r>
         <w:t>Two critical service features were tested: ProductPrice validation (19 test cases across 7 partitions) and ShoppingCart quantity validation (4 test cases across 4 partitions).</w:t>
@@ -6184,7 +6180,7 @@
     </w:p>
     <w:p>
       <w:pPr>
-        <w:pStyle w:val="a0"/>
+        <w:pStyle w:val="ListBullet"/>
       </w:pPr>
       <w:r>
         <w:t>Testing revealed 8 validation gaps (5 in ProductService, 3 in ShoppingCartService) that represent potential security and data integrity risks in production.</w:t>
@@ -6193,7 +6189,7 @@
     <w:p/>
     <w:p>
       <w:pPr>
-        <w:pStyle w:val="21"/>
+        <w:pStyle w:val="Heading2"/>
       </w:pPr>
       <w:r>
         <w:t>8.1 Test Contributions</w:t>
@@ -6209,7 +6205,7 @@
     </w:p>
     <w:tbl>
       <w:tblPr>
-        <w:tblStyle w:val="-11"/>
+        <w:tblStyle w:val="LightGrid-Accent1"/>
         <w:tblW w:w="0" w:type="auto"/>
         <w:tblLook w:val="04A0" w:firstRow="1" w:lastRow="0" w:firstColumn="1" w:lastColumn="0" w:noHBand="0" w:noVBand="1"/>
       </w:tblPr>
@@ -6408,7 +6404,7 @@
             </w:pPr>
             <w:r>
               <w:rPr>
-                <w:rFonts w:eastAsia="新細明體" w:hint="eastAsia"/>
+                <w:rFonts w:eastAsia="PMingLiU" w:hint="eastAsia"/>
                 <w:lang w:eastAsia="zh-TW"/>
               </w:rPr>
               <w:t>11</w:t>
@@ -6427,7 +6423,7 @@
     <w:p/>
     <w:p>
       <w:pPr>
-        <w:pStyle w:val="21"/>
+        <w:pStyle w:val="Heading2"/>
       </w:pPr>
       <w:r>
         <w:t>8.2 Value Delivered</w:t>
@@ -6443,7 +6439,7 @@
     </w:p>
     <w:p>
       <w:pPr>
-        <w:pStyle w:val="a0"/>
+        <w:pStyle w:val="ListBullet"/>
       </w:pPr>
       <w:r>
         <w:t>Systematic Coverage: Tests cover representative values, boundary conditions, and invalid inputs for each partition, ensuring comprehensive validation.</w:t>
@@ -6451,7 +6447,7 @@
     </w:p>
     <w:p>
       <w:pPr>
-        <w:pStyle w:val="a0"/>
+        <w:pStyle w:val="ListBullet"/>
       </w:pPr>
       <w:r>
         <w:t>Early Defect Detection: 8 validation gaps were discovered before they could impact production, potentially preventing financial losses and security vulnerabilities.</w:t>
@@ -6459,7 +6455,7 @@
     </w:p>
     <w:p>
       <w:pPr>
-        <w:pStyle w:val="a0"/>
+        <w:pStyle w:val="ListBullet"/>
       </w:pPr>
       <w:r>
         <w:lastRenderedPageBreak/>
@@ -6468,7 +6464,7 @@
     </w:p>
     <w:p>
       <w:pPr>
-        <w:pStyle w:val="a0"/>
+        <w:pStyle w:val="ListBullet"/>
       </w:pPr>
       <w:r>
         <w:t>Knowledge Transfer: Clear documentation of system behavior and business rules through test cases.</w:t>
@@ -6536,7 +6532,7 @@
     <w:lvl w:ilvl="0">
       <w:start w:val="1"/>
       <w:numFmt w:val="decimal"/>
-      <w:pStyle w:val="3"/>
+      <w:pStyle w:val="ListNumber3"/>
       <w:lvlText w:val="%1."/>
       <w:lvlJc w:val="left"/>
       <w:pPr>
@@ -6554,7 +6550,7 @@
     <w:lvl w:ilvl="0">
       <w:start w:val="1"/>
       <w:numFmt w:val="decimal"/>
-      <w:pStyle w:val="2"/>
+      <w:pStyle w:val="ListNumber2"/>
       <w:lvlText w:val="%1."/>
       <w:lvlJc w:val="left"/>
       <w:pPr>
@@ -6592,7 +6588,7 @@
     <w:lvl w:ilvl="0">
       <w:start w:val="1"/>
       <w:numFmt w:val="bullet"/>
-      <w:pStyle w:val="30"/>
+      <w:pStyle w:val="ListBullet3"/>
       <w:lvlText w:val=""/>
       <w:lvlJc w:val="left"/>
       <w:pPr>
@@ -6613,7 +6609,7 @@
     <w:lvl w:ilvl="0">
       <w:start w:val="1"/>
       <w:numFmt w:val="bullet"/>
-      <w:pStyle w:val="20"/>
+      <w:pStyle w:val="ListBullet2"/>
       <w:lvlText w:val=""/>
       <w:lvlJc w:val="left"/>
       <w:pPr>
@@ -6634,7 +6630,7 @@
     <w:lvl w:ilvl="0">
       <w:start w:val="1"/>
       <w:numFmt w:val="decimal"/>
-      <w:pStyle w:val="a"/>
+      <w:pStyle w:val="ListNumber"/>
       <w:lvlText w:val="%1."/>
       <w:lvlJc w:val="left"/>
       <w:pPr>
@@ -6652,7 +6648,7 @@
     <w:lvl w:ilvl="0">
       <w:start w:val="1"/>
       <w:numFmt w:val="bullet"/>
-      <w:pStyle w:val="a0"/>
+      <w:pStyle w:val="ListBullet"/>
       <w:lvlText w:val=""/>
       <w:lvlJc w:val="left"/>
       <w:pPr>
@@ -7082,16 +7078,16 @@
     <w:lsdException w:name="Unresolved Mention" w:semiHidden="1" w:unhideWhenUsed="1"/>
     <w:lsdException w:name="Smart Link" w:semiHidden="1" w:unhideWhenUsed="1"/>
   </w:latentStyles>
-  <w:style w:type="paragraph" w:default="1" w:styleId="a1">
+  <w:style w:type="paragraph" w:default="1" w:styleId="Normal">
     <w:name w:val="Normal"/>
     <w:qFormat/>
     <w:rsid w:val="00FC693F"/>
   </w:style>
-  <w:style w:type="paragraph" w:styleId="1">
+  <w:style w:type="paragraph" w:styleId="Heading1">
     <w:name w:val="heading 1"/>
-    <w:basedOn w:val="a1"/>
-    <w:next w:val="a1"/>
-    <w:link w:val="10"/>
+    <w:basedOn w:val="Normal"/>
+    <w:next w:val="Normal"/>
+    <w:link w:val="Heading1Char"/>
     <w:uiPriority w:val="9"/>
     <w:qFormat/>
     <w:rsid w:val="00FC693F"/>
@@ -7110,11 +7106,11 @@
       <w:szCs w:val="28"/>
     </w:rPr>
   </w:style>
-  <w:style w:type="paragraph" w:styleId="21">
+  <w:style w:type="paragraph" w:styleId="Heading2">
     <w:name w:val="heading 2"/>
-    <w:basedOn w:val="a1"/>
-    <w:next w:val="a1"/>
-    <w:link w:val="22"/>
+    <w:basedOn w:val="Normal"/>
+    <w:next w:val="Normal"/>
+    <w:link w:val="Heading2Char"/>
     <w:uiPriority w:val="9"/>
     <w:unhideWhenUsed/>
     <w:qFormat/>
@@ -7134,11 +7130,11 @@
       <w:szCs w:val="26"/>
     </w:rPr>
   </w:style>
-  <w:style w:type="paragraph" w:styleId="31">
+  <w:style w:type="paragraph" w:styleId="Heading3">
     <w:name w:val="heading 3"/>
-    <w:basedOn w:val="a1"/>
-    <w:next w:val="a1"/>
-    <w:link w:val="32"/>
+    <w:basedOn w:val="Normal"/>
+    <w:next w:val="Normal"/>
+    <w:link w:val="Heading3Char"/>
     <w:uiPriority w:val="9"/>
     <w:unhideWhenUsed/>
     <w:qFormat/>
@@ -7156,11 +7152,11 @@
       <w:color w:val="4F81BD" w:themeColor="accent1"/>
     </w:rPr>
   </w:style>
-  <w:style w:type="paragraph" w:styleId="4">
+  <w:style w:type="paragraph" w:styleId="Heading4">
     <w:name w:val="heading 4"/>
-    <w:basedOn w:val="a1"/>
-    <w:next w:val="a1"/>
-    <w:link w:val="40"/>
+    <w:basedOn w:val="Normal"/>
+    <w:next w:val="Normal"/>
+    <w:link w:val="Heading4Char"/>
     <w:uiPriority w:val="9"/>
     <w:semiHidden/>
     <w:unhideWhenUsed/>
@@ -7181,11 +7177,11 @@
       <w:color w:val="4F81BD" w:themeColor="accent1"/>
     </w:rPr>
   </w:style>
-  <w:style w:type="paragraph" w:styleId="5">
+  <w:style w:type="paragraph" w:styleId="Heading5">
     <w:name w:val="heading 5"/>
-    <w:basedOn w:val="a1"/>
-    <w:next w:val="a1"/>
-    <w:link w:val="50"/>
+    <w:basedOn w:val="Normal"/>
+    <w:next w:val="Normal"/>
+    <w:link w:val="Heading5Char"/>
     <w:uiPriority w:val="9"/>
     <w:semiHidden/>
     <w:unhideWhenUsed/>
@@ -7202,11 +7198,11 @@
       <w:color w:val="243F60" w:themeColor="accent1" w:themeShade="7F"/>
     </w:rPr>
   </w:style>
-  <w:style w:type="paragraph" w:styleId="6">
+  <w:style w:type="paragraph" w:styleId="Heading6">
     <w:name w:val="heading 6"/>
-    <w:basedOn w:val="a1"/>
-    <w:next w:val="a1"/>
-    <w:link w:val="60"/>
+    <w:basedOn w:val="Normal"/>
+    <w:next w:val="Normal"/>
+    <w:link w:val="Heading6Char"/>
     <w:uiPriority w:val="9"/>
     <w:semiHidden/>
     <w:unhideWhenUsed/>
@@ -7225,11 +7221,11 @@
       <w:color w:val="243F60" w:themeColor="accent1" w:themeShade="7F"/>
     </w:rPr>
   </w:style>
-  <w:style w:type="paragraph" w:styleId="7">
+  <w:style w:type="paragraph" w:styleId="Heading7">
     <w:name w:val="heading 7"/>
-    <w:basedOn w:val="a1"/>
-    <w:next w:val="a1"/>
-    <w:link w:val="70"/>
+    <w:basedOn w:val="Normal"/>
+    <w:next w:val="Normal"/>
+    <w:link w:val="Heading7Char"/>
     <w:uiPriority w:val="9"/>
     <w:semiHidden/>
     <w:unhideWhenUsed/>
@@ -7248,11 +7244,11 @@
       <w:color w:val="404040" w:themeColor="text1" w:themeTint="BF"/>
     </w:rPr>
   </w:style>
-  <w:style w:type="paragraph" w:styleId="8">
+  <w:style w:type="paragraph" w:styleId="Heading8">
     <w:name w:val="heading 8"/>
-    <w:basedOn w:val="a1"/>
-    <w:next w:val="a1"/>
-    <w:link w:val="80"/>
+    <w:basedOn w:val="Normal"/>
+    <w:next w:val="Normal"/>
+    <w:link w:val="Heading8Char"/>
     <w:uiPriority w:val="9"/>
     <w:semiHidden/>
     <w:unhideWhenUsed/>
@@ -7271,11 +7267,11 @@
       <w:szCs w:val="20"/>
     </w:rPr>
   </w:style>
-  <w:style w:type="paragraph" w:styleId="9">
+  <w:style w:type="paragraph" w:styleId="Heading9">
     <w:name w:val="heading 9"/>
-    <w:basedOn w:val="a1"/>
-    <w:next w:val="a1"/>
-    <w:link w:val="90"/>
+    <w:basedOn w:val="Normal"/>
+    <w:next w:val="Normal"/>
+    <w:link w:val="Heading9Char"/>
     <w:uiPriority w:val="9"/>
     <w:semiHidden/>
     <w:unhideWhenUsed/>
@@ -7296,12 +7292,13 @@
       <w:szCs w:val="20"/>
     </w:rPr>
   </w:style>
-  <w:style w:type="character" w:default="1" w:styleId="a2">
+  <w:style w:type="character" w:default="1" w:styleId="DefaultParagraphFont">
     <w:name w:val="Default Paragraph Font"/>
     <w:uiPriority w:val="1"/>
+    <w:semiHidden/>
     <w:unhideWhenUsed/>
   </w:style>
-  <w:style w:type="table" w:default="1" w:styleId="a3">
+  <w:style w:type="table" w:default="1" w:styleId="TableNormal">
     <w:name w:val="Normal Table"/>
     <w:uiPriority w:val="99"/>
     <w:semiHidden/>
@@ -7316,16 +7313,16 @@
       </w:tblCellMar>
     </w:tblPr>
   </w:style>
-  <w:style w:type="numbering" w:default="1" w:styleId="a4">
+  <w:style w:type="numbering" w:default="1" w:styleId="NoList">
     <w:name w:val="No List"/>
     <w:uiPriority w:val="99"/>
     <w:semiHidden/>
     <w:unhideWhenUsed/>
   </w:style>
-  <w:style w:type="paragraph" w:styleId="a5">
+  <w:style w:type="paragraph" w:styleId="Header">
     <w:name w:val="header"/>
-    <w:basedOn w:val="a1"/>
-    <w:link w:val="a6"/>
+    <w:basedOn w:val="Normal"/>
+    <w:link w:val="HeaderChar"/>
     <w:uiPriority w:val="99"/>
     <w:unhideWhenUsed/>
     <w:rsid w:val="00E618BF"/>
@@ -7337,17 +7334,17 @@
       <w:spacing w:after="0" w:line="240" w:lineRule="auto"/>
     </w:pPr>
   </w:style>
-  <w:style w:type="character" w:customStyle="1" w:styleId="a6">
-    <w:name w:val="頁首 字元"/>
-    <w:basedOn w:val="a2"/>
-    <w:link w:val="a5"/>
+  <w:style w:type="character" w:customStyle="1" w:styleId="HeaderChar">
+    <w:name w:val="Header Char"/>
+    <w:basedOn w:val="DefaultParagraphFont"/>
+    <w:link w:val="Header"/>
     <w:uiPriority w:val="99"/>
     <w:rsid w:val="00E618BF"/>
   </w:style>
-  <w:style w:type="paragraph" w:styleId="a7">
+  <w:style w:type="paragraph" w:styleId="Footer">
     <w:name w:val="footer"/>
-    <w:basedOn w:val="a1"/>
-    <w:link w:val="a8"/>
+    <w:basedOn w:val="Normal"/>
+    <w:link w:val="FooterChar"/>
     <w:uiPriority w:val="99"/>
     <w:unhideWhenUsed/>
     <w:rsid w:val="00E618BF"/>
@@ -7359,14 +7356,14 @@
       <w:spacing w:after="0" w:line="240" w:lineRule="auto"/>
     </w:pPr>
   </w:style>
-  <w:style w:type="character" w:customStyle="1" w:styleId="a8">
-    <w:name w:val="頁尾 字元"/>
-    <w:basedOn w:val="a2"/>
-    <w:link w:val="a7"/>
+  <w:style w:type="character" w:customStyle="1" w:styleId="FooterChar">
+    <w:name w:val="Footer Char"/>
+    <w:basedOn w:val="DefaultParagraphFont"/>
+    <w:link w:val="Footer"/>
     <w:uiPriority w:val="99"/>
     <w:rsid w:val="00E618BF"/>
   </w:style>
-  <w:style w:type="paragraph" w:styleId="a9">
+  <w:style w:type="paragraph" w:styleId="NoSpacing">
     <w:name w:val="No Spacing"/>
     <w:uiPriority w:val="1"/>
     <w:qFormat/>
@@ -7375,10 +7372,10 @@
       <w:spacing w:after="0" w:line="240" w:lineRule="auto"/>
     </w:pPr>
   </w:style>
-  <w:style w:type="character" w:customStyle="1" w:styleId="10">
-    <w:name w:val="標題 1 字元"/>
-    <w:basedOn w:val="a2"/>
-    <w:link w:val="1"/>
+  <w:style w:type="character" w:customStyle="1" w:styleId="Heading1Char">
+    <w:name w:val="Heading 1 Char"/>
+    <w:basedOn w:val="DefaultParagraphFont"/>
+    <w:link w:val="Heading1"/>
     <w:uiPriority w:val="9"/>
     <w:rsid w:val="00FC693F"/>
     <w:rPr>
@@ -7390,10 +7387,10 @@
       <w:szCs w:val="28"/>
     </w:rPr>
   </w:style>
-  <w:style w:type="character" w:customStyle="1" w:styleId="22">
-    <w:name w:val="標題 2 字元"/>
-    <w:basedOn w:val="a2"/>
-    <w:link w:val="21"/>
+  <w:style w:type="character" w:customStyle="1" w:styleId="Heading2Char">
+    <w:name w:val="Heading 2 Char"/>
+    <w:basedOn w:val="DefaultParagraphFont"/>
+    <w:link w:val="Heading2"/>
     <w:uiPriority w:val="9"/>
     <w:rsid w:val="00FC693F"/>
     <w:rPr>
@@ -7405,10 +7402,10 @@
       <w:szCs w:val="26"/>
     </w:rPr>
   </w:style>
-  <w:style w:type="character" w:customStyle="1" w:styleId="32">
-    <w:name w:val="標題 3 字元"/>
-    <w:basedOn w:val="a2"/>
-    <w:link w:val="31"/>
+  <w:style w:type="character" w:customStyle="1" w:styleId="Heading3Char">
+    <w:name w:val="Heading 3 Char"/>
+    <w:basedOn w:val="DefaultParagraphFont"/>
+    <w:link w:val="Heading3"/>
     <w:uiPriority w:val="9"/>
     <w:rsid w:val="00FC693F"/>
     <w:rPr>
@@ -7418,11 +7415,11 @@
       <w:color w:val="4F81BD" w:themeColor="accent1"/>
     </w:rPr>
   </w:style>
-  <w:style w:type="paragraph" w:styleId="aa">
+  <w:style w:type="paragraph" w:styleId="Title">
     <w:name w:val="Title"/>
-    <w:basedOn w:val="a1"/>
-    <w:next w:val="a1"/>
-    <w:link w:val="ab"/>
+    <w:basedOn w:val="Normal"/>
+    <w:next w:val="Normal"/>
+    <w:link w:val="TitleChar"/>
     <w:uiPriority w:val="10"/>
     <w:qFormat/>
     <w:rsid w:val="00FC693F"/>
@@ -7442,10 +7439,10 @@
       <w:szCs w:val="52"/>
     </w:rPr>
   </w:style>
-  <w:style w:type="character" w:customStyle="1" w:styleId="ab">
-    <w:name w:val="標題 字元"/>
-    <w:basedOn w:val="a2"/>
-    <w:link w:val="aa"/>
+  <w:style w:type="character" w:customStyle="1" w:styleId="TitleChar">
+    <w:name w:val="Title Char"/>
+    <w:basedOn w:val="DefaultParagraphFont"/>
+    <w:link w:val="Title"/>
     <w:uiPriority w:val="10"/>
     <w:rsid w:val="00FC693F"/>
     <w:rPr>
@@ -7457,11 +7454,11 @@
       <w:szCs w:val="52"/>
     </w:rPr>
   </w:style>
-  <w:style w:type="paragraph" w:styleId="ac">
+  <w:style w:type="paragraph" w:styleId="Subtitle">
     <w:name w:val="Subtitle"/>
-    <w:basedOn w:val="a1"/>
-    <w:next w:val="a1"/>
-    <w:link w:val="ad"/>
+    <w:basedOn w:val="Normal"/>
+    <w:next w:val="Normal"/>
+    <w:link w:val="SubtitleChar"/>
     <w:uiPriority w:val="11"/>
     <w:qFormat/>
     <w:rsid w:val="00FC693F"/>
@@ -7480,10 +7477,10 @@
       <w:szCs w:val="24"/>
     </w:rPr>
   </w:style>
-  <w:style w:type="character" w:customStyle="1" w:styleId="ad">
-    <w:name w:val="副標題 字元"/>
-    <w:basedOn w:val="a2"/>
-    <w:link w:val="ac"/>
+  <w:style w:type="character" w:customStyle="1" w:styleId="SubtitleChar">
+    <w:name w:val="Subtitle Char"/>
+    <w:basedOn w:val="DefaultParagraphFont"/>
+    <w:link w:val="Subtitle"/>
     <w:uiPriority w:val="11"/>
     <w:rsid w:val="00FC693F"/>
     <w:rPr>
@@ -7496,9 +7493,9 @@
       <w:szCs w:val="24"/>
     </w:rPr>
   </w:style>
-  <w:style w:type="paragraph" w:styleId="ae">
+  <w:style w:type="paragraph" w:styleId="ListParagraph">
     <w:name w:val="List Paragraph"/>
-    <w:basedOn w:val="a1"/>
+    <w:basedOn w:val="Normal"/>
     <w:uiPriority w:val="34"/>
     <w:qFormat/>
     <w:rsid w:val="00FC693F"/>
@@ -7507,10 +7504,10 @@
       <w:contextualSpacing/>
     </w:pPr>
   </w:style>
-  <w:style w:type="paragraph" w:styleId="af">
+  <w:style w:type="paragraph" w:styleId="BodyText">
     <w:name w:val="Body Text"/>
-    <w:basedOn w:val="a1"/>
-    <w:link w:val="af0"/>
+    <w:basedOn w:val="Normal"/>
+    <w:link w:val="BodyTextChar"/>
     <w:uiPriority w:val="99"/>
     <w:unhideWhenUsed/>
     <w:rsid w:val="00AA1D8D"/>
@@ -7518,17 +7515,17 @@
       <w:spacing w:after="120"/>
     </w:pPr>
   </w:style>
-  <w:style w:type="character" w:customStyle="1" w:styleId="af0">
-    <w:name w:val="本文 字元"/>
-    <w:basedOn w:val="a2"/>
-    <w:link w:val="af"/>
+  <w:style w:type="character" w:customStyle="1" w:styleId="BodyTextChar">
+    <w:name w:val="Body Text Char"/>
+    <w:basedOn w:val="DefaultParagraphFont"/>
+    <w:link w:val="BodyText"/>
     <w:uiPriority w:val="99"/>
     <w:rsid w:val="00AA1D8D"/>
   </w:style>
-  <w:style w:type="paragraph" w:styleId="23">
+  <w:style w:type="paragraph" w:styleId="BodyText2">
     <w:name w:val="Body Text 2"/>
-    <w:basedOn w:val="a1"/>
-    <w:link w:val="24"/>
+    <w:basedOn w:val="Normal"/>
+    <w:link w:val="BodyText2Char"/>
     <w:uiPriority w:val="99"/>
     <w:unhideWhenUsed/>
     <w:rsid w:val="00AA1D8D"/>
@@ -7536,17 +7533,17 @@
       <w:spacing w:after="120" w:line="480" w:lineRule="auto"/>
     </w:pPr>
   </w:style>
-  <w:style w:type="character" w:customStyle="1" w:styleId="24">
-    <w:name w:val="本文 2 字元"/>
-    <w:basedOn w:val="a2"/>
-    <w:link w:val="23"/>
+  <w:style w:type="character" w:customStyle="1" w:styleId="BodyText2Char">
+    <w:name w:val="Body Text 2 Char"/>
+    <w:basedOn w:val="DefaultParagraphFont"/>
+    <w:link w:val="BodyText2"/>
     <w:uiPriority w:val="99"/>
     <w:rsid w:val="00AA1D8D"/>
   </w:style>
-  <w:style w:type="paragraph" w:styleId="33">
+  <w:style w:type="paragraph" w:styleId="BodyText3">
     <w:name w:val="Body Text 3"/>
-    <w:basedOn w:val="a1"/>
-    <w:link w:val="34"/>
+    <w:basedOn w:val="Normal"/>
+    <w:link w:val="BodyText3Char"/>
     <w:uiPriority w:val="99"/>
     <w:unhideWhenUsed/>
     <w:rsid w:val="00AA1D8D"/>
@@ -7558,10 +7555,10 @@
       <w:szCs w:val="16"/>
     </w:rPr>
   </w:style>
-  <w:style w:type="character" w:customStyle="1" w:styleId="34">
-    <w:name w:val="本文 3 字元"/>
-    <w:basedOn w:val="a2"/>
-    <w:link w:val="33"/>
+  <w:style w:type="character" w:customStyle="1" w:styleId="BodyText3Char">
+    <w:name w:val="Body Text 3 Char"/>
+    <w:basedOn w:val="DefaultParagraphFont"/>
+    <w:link w:val="BodyText3"/>
     <w:uiPriority w:val="99"/>
     <w:rsid w:val="00AA1D8D"/>
     <w:rPr>
@@ -7569,9 +7566,9 @@
       <w:szCs w:val="16"/>
     </w:rPr>
   </w:style>
-  <w:style w:type="paragraph" w:styleId="af1">
+  <w:style w:type="paragraph" w:styleId="List">
     <w:name w:val="List"/>
-    <w:basedOn w:val="a1"/>
+    <w:basedOn w:val="Normal"/>
     <w:uiPriority w:val="99"/>
     <w:unhideWhenUsed/>
     <w:rsid w:val="00AA1D8D"/>
@@ -7580,9 +7577,9 @@
       <w:contextualSpacing/>
     </w:pPr>
   </w:style>
-  <w:style w:type="paragraph" w:styleId="25">
+  <w:style w:type="paragraph" w:styleId="List2">
     <w:name w:val="List 2"/>
-    <w:basedOn w:val="a1"/>
+    <w:basedOn w:val="Normal"/>
     <w:uiPriority w:val="99"/>
     <w:unhideWhenUsed/>
     <w:rsid w:val="00326F90"/>
@@ -7591,9 +7588,9 @@
       <w:contextualSpacing/>
     </w:pPr>
   </w:style>
-  <w:style w:type="paragraph" w:styleId="35">
+  <w:style w:type="paragraph" w:styleId="List3">
     <w:name w:val="List 3"/>
-    <w:basedOn w:val="a1"/>
+    <w:basedOn w:val="Normal"/>
     <w:uiPriority w:val="99"/>
     <w:unhideWhenUsed/>
     <w:rsid w:val="00326F90"/>
@@ -7602,9 +7599,9 @@
       <w:contextualSpacing/>
     </w:pPr>
   </w:style>
-  <w:style w:type="paragraph" w:styleId="a0">
+  <w:style w:type="paragraph" w:styleId="ListBullet">
     <w:name w:val="List Bullet"/>
-    <w:basedOn w:val="a1"/>
+    <w:basedOn w:val="Normal"/>
     <w:uiPriority w:val="99"/>
     <w:unhideWhenUsed/>
     <w:rsid w:val="00326F90"/>
@@ -7615,9 +7612,9 @@
       <w:contextualSpacing/>
     </w:pPr>
   </w:style>
-  <w:style w:type="paragraph" w:styleId="20">
+  <w:style w:type="paragraph" w:styleId="ListBullet2">
     <w:name w:val="List Bullet 2"/>
-    <w:basedOn w:val="a1"/>
+    <w:basedOn w:val="Normal"/>
     <w:uiPriority w:val="99"/>
     <w:unhideWhenUsed/>
     <w:rsid w:val="00326F90"/>
@@ -7628,9 +7625,9 @@
       <w:contextualSpacing/>
     </w:pPr>
   </w:style>
-  <w:style w:type="paragraph" w:styleId="30">
+  <w:style w:type="paragraph" w:styleId="ListBullet3">
     <w:name w:val="List Bullet 3"/>
-    <w:basedOn w:val="a1"/>
+    <w:basedOn w:val="Normal"/>
     <w:uiPriority w:val="99"/>
     <w:unhideWhenUsed/>
     <w:rsid w:val="00326F90"/>
@@ -7641,9 +7638,9 @@
       <w:contextualSpacing/>
     </w:pPr>
   </w:style>
-  <w:style w:type="paragraph" w:styleId="a">
+  <w:style w:type="paragraph" w:styleId="ListNumber">
     <w:name w:val="List Number"/>
-    <w:basedOn w:val="a1"/>
+    <w:basedOn w:val="Normal"/>
     <w:uiPriority w:val="99"/>
     <w:unhideWhenUsed/>
     <w:rsid w:val="00326F90"/>
@@ -7654,9 +7651,9 @@
       <w:contextualSpacing/>
     </w:pPr>
   </w:style>
-  <w:style w:type="paragraph" w:styleId="2">
+  <w:style w:type="paragraph" w:styleId="ListNumber2">
     <w:name w:val="List Number 2"/>
-    <w:basedOn w:val="a1"/>
+    <w:basedOn w:val="Normal"/>
     <w:uiPriority w:val="99"/>
     <w:unhideWhenUsed/>
     <w:rsid w:val="0029639D"/>
@@ -7667,9 +7664,9 @@
       <w:contextualSpacing/>
     </w:pPr>
   </w:style>
-  <w:style w:type="paragraph" w:styleId="3">
+  <w:style w:type="paragraph" w:styleId="ListNumber3">
     <w:name w:val="List Number 3"/>
-    <w:basedOn w:val="a1"/>
+    <w:basedOn w:val="Normal"/>
     <w:uiPriority w:val="99"/>
     <w:unhideWhenUsed/>
     <w:rsid w:val="0029639D"/>
@@ -7680,9 +7677,9 @@
       <w:contextualSpacing/>
     </w:pPr>
   </w:style>
-  <w:style w:type="paragraph" w:styleId="af2">
+  <w:style w:type="paragraph" w:styleId="ListContinue">
     <w:name w:val="List Continue"/>
-    <w:basedOn w:val="a1"/>
+    <w:basedOn w:val="Normal"/>
     <w:uiPriority w:val="99"/>
     <w:unhideWhenUsed/>
     <w:rsid w:val="0029639D"/>
@@ -7692,9 +7689,9 @@
       <w:contextualSpacing/>
     </w:pPr>
   </w:style>
-  <w:style w:type="paragraph" w:styleId="26">
+  <w:style w:type="paragraph" w:styleId="ListContinue2">
     <w:name w:val="List Continue 2"/>
-    <w:basedOn w:val="a1"/>
+    <w:basedOn w:val="Normal"/>
     <w:uiPriority w:val="99"/>
     <w:unhideWhenUsed/>
     <w:rsid w:val="0029639D"/>
@@ -7704,9 +7701,9 @@
       <w:contextualSpacing/>
     </w:pPr>
   </w:style>
-  <w:style w:type="paragraph" w:styleId="36">
+  <w:style w:type="paragraph" w:styleId="ListContinue3">
     <w:name w:val="List Continue 3"/>
-    <w:basedOn w:val="a1"/>
+    <w:basedOn w:val="Normal"/>
     <w:uiPriority w:val="99"/>
     <w:unhideWhenUsed/>
     <w:rsid w:val="0029639D"/>
@@ -7716,9 +7713,9 @@
       <w:contextualSpacing/>
     </w:pPr>
   </w:style>
-  <w:style w:type="paragraph" w:styleId="af3">
+  <w:style w:type="paragraph" w:styleId="MacroText">
     <w:name w:val="macro"/>
-    <w:link w:val="af4"/>
+    <w:link w:val="MacroTextChar"/>
     <w:uiPriority w:val="99"/>
     <w:unhideWhenUsed/>
     <w:rsid w:val="0029639D"/>
@@ -7739,10 +7736,10 @@
       <w:szCs w:val="20"/>
     </w:rPr>
   </w:style>
-  <w:style w:type="character" w:customStyle="1" w:styleId="af4">
-    <w:name w:val="巨集文字 字元"/>
-    <w:basedOn w:val="a2"/>
-    <w:link w:val="af3"/>
+  <w:style w:type="character" w:customStyle="1" w:styleId="MacroTextChar">
+    <w:name w:val="Macro Text Char"/>
+    <w:basedOn w:val="DefaultParagraphFont"/>
+    <w:link w:val="MacroText"/>
     <w:uiPriority w:val="99"/>
     <w:rsid w:val="0029639D"/>
     <w:rPr>
@@ -7751,11 +7748,11 @@
       <w:szCs w:val="20"/>
     </w:rPr>
   </w:style>
-  <w:style w:type="paragraph" w:styleId="af5">
+  <w:style w:type="paragraph" w:styleId="Quote">
     <w:name w:val="Quote"/>
-    <w:basedOn w:val="a1"/>
-    <w:next w:val="a1"/>
-    <w:link w:val="af6"/>
+    <w:basedOn w:val="Normal"/>
+    <w:next w:val="Normal"/>
+    <w:link w:val="QuoteChar"/>
     <w:uiPriority w:val="29"/>
     <w:qFormat/>
     <w:rsid w:val="00FC693F"/>
@@ -7765,10 +7762,10 @@
       <w:color w:val="000000" w:themeColor="text1"/>
     </w:rPr>
   </w:style>
-  <w:style w:type="character" w:customStyle="1" w:styleId="af6">
-    <w:name w:val="引文 字元"/>
-    <w:basedOn w:val="a2"/>
-    <w:link w:val="af5"/>
+  <w:style w:type="character" w:customStyle="1" w:styleId="QuoteChar">
+    <w:name w:val="Quote Char"/>
+    <w:basedOn w:val="DefaultParagraphFont"/>
+    <w:link w:val="Quote"/>
     <w:uiPriority w:val="29"/>
     <w:rsid w:val="00FC693F"/>
     <w:rPr>
@@ -7777,10 +7774,10 @@
       <w:color w:val="000000" w:themeColor="text1"/>
     </w:rPr>
   </w:style>
-  <w:style w:type="character" w:customStyle="1" w:styleId="40">
-    <w:name w:val="標題 4 字元"/>
-    <w:basedOn w:val="a2"/>
-    <w:link w:val="4"/>
+  <w:style w:type="character" w:customStyle="1" w:styleId="Heading4Char">
+    <w:name w:val="Heading 4 Char"/>
+    <w:basedOn w:val="DefaultParagraphFont"/>
+    <w:link w:val="Heading4"/>
     <w:uiPriority w:val="9"/>
     <w:semiHidden/>
     <w:rsid w:val="00FC693F"/>
@@ -7793,10 +7790,10 @@
       <w:color w:val="4F81BD" w:themeColor="accent1"/>
     </w:rPr>
   </w:style>
-  <w:style w:type="character" w:customStyle="1" w:styleId="50">
-    <w:name w:val="標題 5 字元"/>
-    <w:basedOn w:val="a2"/>
-    <w:link w:val="5"/>
+  <w:style w:type="character" w:customStyle="1" w:styleId="Heading5Char">
+    <w:name w:val="Heading 5 Char"/>
+    <w:basedOn w:val="DefaultParagraphFont"/>
+    <w:link w:val="Heading5"/>
     <w:uiPriority w:val="9"/>
     <w:semiHidden/>
     <w:rsid w:val="00FC693F"/>
@@ -7805,10 +7802,10 @@
       <w:color w:val="243F60" w:themeColor="accent1" w:themeShade="7F"/>
     </w:rPr>
   </w:style>
-  <w:style w:type="character" w:customStyle="1" w:styleId="60">
-    <w:name w:val="標題 6 字元"/>
-    <w:basedOn w:val="a2"/>
-    <w:link w:val="6"/>
+  <w:style w:type="character" w:customStyle="1" w:styleId="Heading6Char">
+    <w:name w:val="Heading 6 Char"/>
+    <w:basedOn w:val="DefaultParagraphFont"/>
+    <w:link w:val="Heading6"/>
     <w:uiPriority w:val="9"/>
     <w:semiHidden/>
     <w:rsid w:val="00FC693F"/>
@@ -7819,10 +7816,10 @@
       <w:color w:val="243F60" w:themeColor="accent1" w:themeShade="7F"/>
     </w:rPr>
   </w:style>
-  <w:style w:type="character" w:customStyle="1" w:styleId="70">
-    <w:name w:val="標題 7 字元"/>
-    <w:basedOn w:val="a2"/>
-    <w:link w:val="7"/>
+  <w:style w:type="character" w:customStyle="1" w:styleId="Heading7Char">
+    <w:name w:val="Heading 7 Char"/>
+    <w:basedOn w:val="DefaultParagraphFont"/>
+    <w:link w:val="Heading7"/>
     <w:uiPriority w:val="9"/>
     <w:semiHidden/>
     <w:rsid w:val="00FC693F"/>
@@ -7833,10 +7830,10 @@
       <w:color w:val="404040" w:themeColor="text1" w:themeTint="BF"/>
     </w:rPr>
   </w:style>
-  <w:style w:type="character" w:customStyle="1" w:styleId="80">
-    <w:name w:val="標題 8 字元"/>
-    <w:basedOn w:val="a2"/>
-    <w:link w:val="8"/>
+  <w:style w:type="character" w:customStyle="1" w:styleId="Heading8Char">
+    <w:name w:val="Heading 8 Char"/>
+    <w:basedOn w:val="DefaultParagraphFont"/>
+    <w:link w:val="Heading8"/>
     <w:uiPriority w:val="9"/>
     <w:semiHidden/>
     <w:rsid w:val="00FC693F"/>
@@ -7847,10 +7844,10 @@
       <w:szCs w:val="20"/>
     </w:rPr>
   </w:style>
-  <w:style w:type="character" w:customStyle="1" w:styleId="90">
-    <w:name w:val="標題 9 字元"/>
-    <w:basedOn w:val="a2"/>
-    <w:link w:val="9"/>
+  <w:style w:type="character" w:customStyle="1" w:styleId="Heading9Char">
+    <w:name w:val="Heading 9 Char"/>
+    <w:basedOn w:val="DefaultParagraphFont"/>
+    <w:link w:val="Heading9"/>
     <w:uiPriority w:val="9"/>
     <w:semiHidden/>
     <w:rsid w:val="00FC693F"/>
@@ -7863,10 +7860,10 @@
       <w:szCs w:val="20"/>
     </w:rPr>
   </w:style>
-  <w:style w:type="paragraph" w:styleId="af7">
+  <w:style w:type="paragraph" w:styleId="Caption">
     <w:name w:val="caption"/>
-    <w:basedOn w:val="a1"/>
-    <w:next w:val="a1"/>
+    <w:basedOn w:val="Normal"/>
+    <w:next w:val="Normal"/>
     <w:uiPriority w:val="35"/>
     <w:semiHidden/>
     <w:unhideWhenUsed/>
@@ -7883,9 +7880,9 @@
       <w:szCs w:val="18"/>
     </w:rPr>
   </w:style>
-  <w:style w:type="character" w:styleId="af8">
+  <w:style w:type="character" w:styleId="Strong">
     <w:name w:val="Strong"/>
-    <w:basedOn w:val="a2"/>
+    <w:basedOn w:val="DefaultParagraphFont"/>
     <w:uiPriority w:val="22"/>
     <w:qFormat/>
     <w:rsid w:val="00FC693F"/>
@@ -7894,9 +7891,9 @@
       <w:bCs/>
     </w:rPr>
   </w:style>
-  <w:style w:type="character" w:styleId="af9">
+  <w:style w:type="character" w:styleId="Emphasis">
     <w:name w:val="Emphasis"/>
-    <w:basedOn w:val="a2"/>
+    <w:basedOn w:val="DefaultParagraphFont"/>
     <w:uiPriority w:val="20"/>
     <w:qFormat/>
     <w:rsid w:val="00FC693F"/>
@@ -7905,11 +7902,11 @@
       <w:iCs/>
     </w:rPr>
   </w:style>
-  <w:style w:type="paragraph" w:styleId="afa">
+  <w:style w:type="paragraph" w:styleId="IntenseQuote">
     <w:name w:val="Intense Quote"/>
-    <w:basedOn w:val="a1"/>
-    <w:next w:val="a1"/>
-    <w:link w:val="afb"/>
+    <w:basedOn w:val="Normal"/>
+    <w:next w:val="Normal"/>
+    <w:link w:val="IntenseQuoteChar"/>
     <w:uiPriority w:val="30"/>
     <w:qFormat/>
     <w:rsid w:val="00FC693F"/>
@@ -7928,10 +7925,10 @@
       <w:color w:val="4F81BD" w:themeColor="accent1"/>
     </w:rPr>
   </w:style>
-  <w:style w:type="character" w:customStyle="1" w:styleId="afb">
-    <w:name w:val="鮮明引文 字元"/>
-    <w:basedOn w:val="a2"/>
-    <w:link w:val="afa"/>
+  <w:style w:type="character" w:customStyle="1" w:styleId="IntenseQuoteChar">
+    <w:name w:val="Intense Quote Char"/>
+    <w:basedOn w:val="DefaultParagraphFont"/>
+    <w:link w:val="IntenseQuote"/>
     <w:uiPriority w:val="30"/>
     <w:rsid w:val="00FC693F"/>
     <w:rPr>
@@ -7942,9 +7939,9 @@
       <w:color w:val="4F81BD" w:themeColor="accent1"/>
     </w:rPr>
   </w:style>
-  <w:style w:type="character" w:styleId="afc">
+  <w:style w:type="character" w:styleId="SubtleEmphasis">
     <w:name w:val="Subtle Emphasis"/>
-    <w:basedOn w:val="a2"/>
+    <w:basedOn w:val="DefaultParagraphFont"/>
     <w:uiPriority w:val="19"/>
     <w:qFormat/>
     <w:rsid w:val="00FC693F"/>
@@ -7954,9 +7951,9 @@
       <w:color w:val="808080" w:themeColor="text1" w:themeTint="7F"/>
     </w:rPr>
   </w:style>
-  <w:style w:type="character" w:styleId="afd">
+  <w:style w:type="character" w:styleId="IntenseEmphasis">
     <w:name w:val="Intense Emphasis"/>
-    <w:basedOn w:val="a2"/>
+    <w:basedOn w:val="DefaultParagraphFont"/>
     <w:uiPriority w:val="21"/>
     <w:qFormat/>
     <w:rsid w:val="00FC693F"/>
@@ -7968,9 +7965,9 @@
       <w:color w:val="4F81BD" w:themeColor="accent1"/>
     </w:rPr>
   </w:style>
-  <w:style w:type="character" w:styleId="afe">
+  <w:style w:type="character" w:styleId="SubtleReference">
     <w:name w:val="Subtle Reference"/>
-    <w:basedOn w:val="a2"/>
+    <w:basedOn w:val="DefaultParagraphFont"/>
     <w:uiPriority w:val="31"/>
     <w:qFormat/>
     <w:rsid w:val="00FC693F"/>
@@ -7980,9 +7977,9 @@
       <w:u w:val="single"/>
     </w:rPr>
   </w:style>
-  <w:style w:type="character" w:styleId="aff">
+  <w:style w:type="character" w:styleId="IntenseReference">
     <w:name w:val="Intense Reference"/>
-    <w:basedOn w:val="a2"/>
+    <w:basedOn w:val="DefaultParagraphFont"/>
     <w:uiPriority w:val="32"/>
     <w:qFormat/>
     <w:rsid w:val="00FC693F"/>
@@ -7995,9 +7992,9 @@
       <w:u w:val="single"/>
     </w:rPr>
   </w:style>
-  <w:style w:type="character" w:styleId="aff0">
+  <w:style w:type="character" w:styleId="BookTitle">
     <w:name w:val="Book Title"/>
-    <w:basedOn w:val="a2"/>
+    <w:basedOn w:val="DefaultParagraphFont"/>
     <w:uiPriority w:val="33"/>
     <w:qFormat/>
     <w:rsid w:val="00FC693F"/>
@@ -8008,10 +8005,10 @@
       <w:spacing w:val="5"/>
     </w:rPr>
   </w:style>
-  <w:style w:type="paragraph" w:styleId="aff1">
+  <w:style w:type="paragraph" w:styleId="TOCHeading">
     <w:name w:val="TOC Heading"/>
-    <w:basedOn w:val="1"/>
-    <w:next w:val="a1"/>
+    <w:basedOn w:val="Heading1"/>
+    <w:next w:val="Normal"/>
     <w:uiPriority w:val="39"/>
     <w:semiHidden/>
     <w:unhideWhenUsed/>
@@ -8021,9 +8018,9 @@
       <w:outlineLvl w:val="9"/>
     </w:pPr>
   </w:style>
-  <w:style w:type="table" w:styleId="aff2">
+  <w:style w:type="table" w:styleId="TableGrid">
     <w:name w:val="Table Grid"/>
-    <w:basedOn w:val="a3"/>
+    <w:basedOn w:val="TableNormal"/>
     <w:uiPriority w:val="59"/>
     <w:rsid w:val="00FC693F"/>
     <w:pPr>
@@ -8040,9 +8037,9 @@
       </w:tblBorders>
     </w:tblPr>
   </w:style>
-  <w:style w:type="table" w:styleId="aff3">
+  <w:style w:type="table" w:styleId="LightShading">
     <w:name w:val="Light Shading"/>
-    <w:basedOn w:val="a3"/>
+    <w:basedOn w:val="TableNormal"/>
     <w:uiPriority w:val="60"/>
     <w:rsid w:val="00FC693F"/>
     <w:pPr>
@@ -8136,9 +8133,9 @@
       </w:tcPr>
     </w:tblStylePr>
   </w:style>
-  <w:style w:type="table" w:styleId="-1">
+  <w:style w:type="table" w:styleId="LightShading-Accent1">
     <w:name w:val="Light Shading Accent 1"/>
-    <w:basedOn w:val="a3"/>
+    <w:basedOn w:val="TableNormal"/>
     <w:uiPriority w:val="60"/>
     <w:rsid w:val="00FC693F"/>
     <w:pPr>
@@ -8232,9 +8229,9 @@
       </w:tcPr>
     </w:tblStylePr>
   </w:style>
-  <w:style w:type="table" w:styleId="-2">
+  <w:style w:type="table" w:styleId="LightShading-Accent2">
     <w:name w:val="Light Shading Accent 2"/>
-    <w:basedOn w:val="a3"/>
+    <w:basedOn w:val="TableNormal"/>
     <w:uiPriority w:val="60"/>
     <w:rsid w:val="00FC693F"/>
     <w:pPr>
@@ -8328,9 +8325,9 @@
       </w:tcPr>
     </w:tblStylePr>
   </w:style>
-  <w:style w:type="table" w:styleId="-3">
+  <w:style w:type="table" w:styleId="LightShading-Accent3">
     <w:name w:val="Light Shading Accent 3"/>
-    <w:basedOn w:val="a3"/>
+    <w:basedOn w:val="TableNormal"/>
     <w:uiPriority w:val="60"/>
     <w:rsid w:val="00FC693F"/>
     <w:pPr>
@@ -8424,9 +8421,9 @@
       </w:tcPr>
     </w:tblStylePr>
   </w:style>
-  <w:style w:type="table" w:styleId="-4">
+  <w:style w:type="table" w:styleId="LightShading-Accent4">
     <w:name w:val="Light Shading Accent 4"/>
-    <w:basedOn w:val="a3"/>
+    <w:basedOn w:val="TableNormal"/>
     <w:uiPriority w:val="60"/>
     <w:rsid w:val="00FC693F"/>
     <w:pPr>
@@ -8520,9 +8517,9 @@
       </w:tcPr>
     </w:tblStylePr>
   </w:style>
-  <w:style w:type="table" w:styleId="-5">
+  <w:style w:type="table" w:styleId="LightShading-Accent5">
     <w:name w:val="Light Shading Accent 5"/>
-    <w:basedOn w:val="a3"/>
+    <w:basedOn w:val="TableNormal"/>
     <w:uiPriority w:val="60"/>
     <w:rsid w:val="00FC693F"/>
     <w:pPr>
@@ -8616,9 +8613,9 @@
       </w:tcPr>
     </w:tblStylePr>
   </w:style>
-  <w:style w:type="table" w:styleId="-6">
+  <w:style w:type="table" w:styleId="LightShading-Accent6">
     <w:name w:val="Light Shading Accent 6"/>
-    <w:basedOn w:val="a3"/>
+    <w:basedOn w:val="TableNormal"/>
     <w:uiPriority w:val="60"/>
     <w:rsid w:val="00FC693F"/>
     <w:pPr>
@@ -8712,9 +8709,9 @@
       </w:tcPr>
     </w:tblStylePr>
   </w:style>
-  <w:style w:type="table" w:styleId="aff4">
+  <w:style w:type="table" w:styleId="LightList">
     <w:name w:val="Light List"/>
-    <w:basedOn w:val="a3"/>
+    <w:basedOn w:val="TableNormal"/>
     <w:uiPriority w:val="61"/>
     <w:rsid w:val="00FC693F"/>
     <w:pPr>
@@ -8797,9 +8794,9 @@
       </w:tcPr>
     </w:tblStylePr>
   </w:style>
-  <w:style w:type="table" w:styleId="-10">
+  <w:style w:type="table" w:styleId="LightList-Accent1">
     <w:name w:val="Light List Accent 1"/>
-    <w:basedOn w:val="a3"/>
+    <w:basedOn w:val="TableNormal"/>
     <w:uiPriority w:val="61"/>
     <w:rsid w:val="00FC693F"/>
     <w:pPr>
@@ -8882,9 +8879,9 @@
       </w:tcPr>
     </w:tblStylePr>
   </w:style>
-  <w:style w:type="table" w:styleId="-20">
+  <w:style w:type="table" w:styleId="LightList-Accent2">
     <w:name w:val="Light List Accent 2"/>
-    <w:basedOn w:val="a3"/>
+    <w:basedOn w:val="TableNormal"/>
     <w:uiPriority w:val="61"/>
     <w:rsid w:val="00CB0664"/>
     <w:pPr>
@@ -8967,9 +8964,9 @@
       </w:tcPr>
     </w:tblStylePr>
   </w:style>
-  <w:style w:type="table" w:styleId="-30">
+  <w:style w:type="table" w:styleId="LightList-Accent3">
     <w:name w:val="Light List Accent 3"/>
-    <w:basedOn w:val="a3"/>
+    <w:basedOn w:val="TableNormal"/>
     <w:uiPriority w:val="61"/>
     <w:rsid w:val="00CB0664"/>
     <w:pPr>
@@ -9052,9 +9049,9 @@
       </w:tcPr>
     </w:tblStylePr>
   </w:style>
-  <w:style w:type="table" w:styleId="-40">
+  <w:style w:type="table" w:styleId="LightList-Accent4">
     <w:name w:val="Light List Accent 4"/>
-    <w:basedOn w:val="a3"/>
+    <w:basedOn w:val="TableNormal"/>
     <w:uiPriority w:val="61"/>
     <w:rsid w:val="00CB0664"/>
     <w:pPr>
@@ -9137,9 +9134,9 @@
       </w:tcPr>
     </w:tblStylePr>
   </w:style>
-  <w:style w:type="table" w:styleId="-50">
+  <w:style w:type="table" w:styleId="LightList-Accent5">
     <w:name w:val="Light List Accent 5"/>
-    <w:basedOn w:val="a3"/>
+    <w:basedOn w:val="TableNormal"/>
     <w:uiPriority w:val="61"/>
     <w:rsid w:val="00CB0664"/>
     <w:pPr>
@@ -9222,9 +9219,9 @@
       </w:tcPr>
     </w:tblStylePr>
   </w:style>
-  <w:style w:type="table" w:styleId="-60">
+  <w:style w:type="table" w:styleId="LightList-Accent6">
     <w:name w:val="Light List Accent 6"/>
-    <w:basedOn w:val="a3"/>
+    <w:basedOn w:val="TableNormal"/>
     <w:uiPriority w:val="61"/>
     <w:rsid w:val="00CB0664"/>
     <w:pPr>
@@ -9307,9 +9304,9 @@
       </w:tcPr>
     </w:tblStylePr>
   </w:style>
-  <w:style w:type="table" w:styleId="aff5">
+  <w:style w:type="table" w:styleId="LightGrid">
     <w:name w:val="Light Grid"/>
-    <w:basedOn w:val="a3"/>
+    <w:basedOn w:val="TableNormal"/>
     <w:uiPriority w:val="62"/>
     <w:rsid w:val="00CB0664"/>
     <w:pPr>
@@ -9430,9 +9427,9 @@
       </w:tcPr>
     </w:tblStylePr>
   </w:style>
-  <w:style w:type="table" w:styleId="-11">
+  <w:style w:type="table" w:styleId="LightGrid-Accent1">
     <w:name w:val="Light Grid Accent 1"/>
-    <w:basedOn w:val="a3"/>
+    <w:basedOn w:val="TableNormal"/>
     <w:uiPriority w:val="62"/>
     <w:rsid w:val="00CB0664"/>
     <w:pPr>
@@ -9553,9 +9550,9 @@
       </w:tcPr>
     </w:tblStylePr>
   </w:style>
-  <w:style w:type="table" w:styleId="-21">
+  <w:style w:type="table" w:styleId="LightGrid-Accent2">
     <w:name w:val="Light Grid Accent 2"/>
-    <w:basedOn w:val="a3"/>
+    <w:basedOn w:val="TableNormal"/>
     <w:uiPriority w:val="62"/>
     <w:rsid w:val="00CB0664"/>
     <w:pPr>
@@ -9676,9 +9673,9 @@
       </w:tcPr>
     </w:tblStylePr>
   </w:style>
-  <w:style w:type="table" w:styleId="-31">
+  <w:style w:type="table" w:styleId="LightGrid-Accent3">
     <w:name w:val="Light Grid Accent 3"/>
-    <w:basedOn w:val="a3"/>
+    <w:basedOn w:val="TableNormal"/>
     <w:uiPriority w:val="62"/>
     <w:rsid w:val="00CB0664"/>
     <w:pPr>
@@ -9799,9 +9796,9 @@
       </w:tcPr>
     </w:tblStylePr>
   </w:style>
-  <w:style w:type="table" w:styleId="-41">
+  <w:style w:type="table" w:styleId="LightGrid-Accent4">
     <w:name w:val="Light Grid Accent 4"/>
-    <w:basedOn w:val="a3"/>
+    <w:basedOn w:val="TableNormal"/>
     <w:uiPriority w:val="62"/>
     <w:rsid w:val="00CB0664"/>
     <w:pPr>
@@ -9922,9 +9919,9 @@
       </w:tcPr>
     </w:tblStylePr>
   </w:style>
-  <w:style w:type="table" w:styleId="-51">
+  <w:style w:type="table" w:styleId="LightGrid-Accent5">
     <w:name w:val="Light Grid Accent 5"/>
-    <w:basedOn w:val="a3"/>
+    <w:basedOn w:val="TableNormal"/>
     <w:uiPriority w:val="62"/>
     <w:rsid w:val="00CB0664"/>
     <w:pPr>
@@ -10045,9 +10042,9 @@
       </w:tcPr>
     </w:tblStylePr>
   </w:style>
-  <w:style w:type="table" w:styleId="-61">
+  <w:style w:type="table" w:styleId="LightGrid-Accent6">
     <w:name w:val="Light Grid Accent 6"/>
-    <w:basedOn w:val="a3"/>
+    <w:basedOn w:val="TableNormal"/>
     <w:uiPriority w:val="62"/>
     <w:rsid w:val="00CB0664"/>
     <w:pPr>
@@ -10168,9 +10165,9 @@
       </w:tcPr>
     </w:tblStylePr>
   </w:style>
-  <w:style w:type="table" w:styleId="11">
+  <w:style w:type="table" w:styleId="MediumShading1">
     <w:name w:val="Medium Shading 1"/>
-    <w:basedOn w:val="a3"/>
+    <w:basedOn w:val="TableNormal"/>
     <w:uiPriority w:val="63"/>
     <w:rsid w:val="00CB0664"/>
     <w:pPr>
@@ -10267,9 +10264,9 @@
       </w:tcPr>
     </w:tblStylePr>
   </w:style>
-  <w:style w:type="table" w:styleId="1-1">
+  <w:style w:type="table" w:styleId="MediumShading1-Accent1">
     <w:name w:val="Medium Shading 1 Accent 1"/>
-    <w:basedOn w:val="a3"/>
+    <w:basedOn w:val="TableNormal"/>
     <w:uiPriority w:val="63"/>
     <w:rsid w:val="00CB0664"/>
     <w:pPr>
@@ -10366,9 +10363,9 @@
       </w:tcPr>
     </w:tblStylePr>
   </w:style>
-  <w:style w:type="table" w:styleId="1-2">
+  <w:style w:type="table" w:styleId="MediumShading1-Accent2">
     <w:name w:val="Medium Shading 1 Accent 2"/>
-    <w:basedOn w:val="a3"/>
+    <w:basedOn w:val="TableNormal"/>
     <w:uiPriority w:val="63"/>
     <w:rsid w:val="00CB0664"/>
     <w:pPr>
@@ -10465,9 +10462,9 @@
       </w:tcPr>
     </w:tblStylePr>
   </w:style>
-  <w:style w:type="table" w:styleId="1-3">
+  <w:style w:type="table" w:styleId="MediumShading1-Accent3">
     <w:name w:val="Medium Shading 1 Accent 3"/>
-    <w:basedOn w:val="a3"/>
+    <w:basedOn w:val="TableNormal"/>
     <w:uiPriority w:val="63"/>
     <w:rsid w:val="00CB0664"/>
     <w:pPr>
@@ -10564,9 +10561,9 @@
       </w:tcPr>
     </w:tblStylePr>
   </w:style>
-  <w:style w:type="table" w:styleId="1-4">
+  <w:style w:type="table" w:styleId="MediumShading1-Accent4">
     <w:name w:val="Medium Shading 1 Accent 4"/>
-    <w:basedOn w:val="a3"/>
+    <w:basedOn w:val="TableNormal"/>
     <w:uiPriority w:val="63"/>
     <w:rsid w:val="00CB0664"/>
     <w:pPr>
@@ -10663,9 +10660,9 @@
       </w:tcPr>
     </w:tblStylePr>
   </w:style>
-  <w:style w:type="table" w:styleId="1-5">
+  <w:style w:type="table" w:styleId="MediumShading1-Accent5">
     <w:name w:val="Medium Shading 1 Accent 5"/>
-    <w:basedOn w:val="a3"/>
+    <w:basedOn w:val="TableNormal"/>
     <w:uiPriority w:val="63"/>
     <w:rsid w:val="00CB0664"/>
     <w:pPr>
@@ -10762,9 +10759,9 @@
       </w:tcPr>
     </w:tblStylePr>
   </w:style>
-  <w:style w:type="table" w:styleId="1-6">
+  <w:style w:type="table" w:styleId="MediumShading1-Accent6">
     <w:name w:val="Medium Shading 1 Accent 6"/>
-    <w:basedOn w:val="a3"/>
+    <w:basedOn w:val="TableNormal"/>
     <w:uiPriority w:val="63"/>
     <w:rsid w:val="00CB0664"/>
     <w:pPr>
@@ -10861,9 +10858,9 @@
       </w:tcPr>
     </w:tblStylePr>
   </w:style>
-  <w:style w:type="table" w:styleId="27">
+  <w:style w:type="table" w:styleId="MediumShading2">
     <w:name w:val="Medium Shading 2"/>
-    <w:basedOn w:val="a3"/>
+    <w:basedOn w:val="TableNormal"/>
     <w:uiPriority w:val="64"/>
     <w:rsid w:val="00CB0664"/>
     <w:pPr>
@@ -11003,9 +11000,9 @@
       </w:tcPr>
     </w:tblStylePr>
   </w:style>
-  <w:style w:type="table" w:styleId="2-1">
+  <w:style w:type="table" w:styleId="MediumShading2-Accent1">
     <w:name w:val="Medium Shading 2 Accent 1"/>
-    <w:basedOn w:val="a3"/>
+    <w:basedOn w:val="TableNormal"/>
     <w:uiPriority w:val="64"/>
     <w:rsid w:val="00CB0664"/>
     <w:pPr>
@@ -11145,9 +11142,9 @@
       </w:tcPr>
     </w:tblStylePr>
   </w:style>
-  <w:style w:type="table" w:styleId="2-2">
+  <w:style w:type="table" w:styleId="MediumShading2-Accent2">
     <w:name w:val="Medium Shading 2 Accent 2"/>
-    <w:basedOn w:val="a3"/>
+    <w:basedOn w:val="TableNormal"/>
     <w:uiPriority w:val="64"/>
     <w:rsid w:val="00CB0664"/>
     <w:pPr>
@@ -11287,9 +11284,9 @@
       </w:tcPr>
     </w:tblStylePr>
   </w:style>
-  <w:style w:type="table" w:styleId="2-3">
+  <w:style w:type="table" w:styleId="MediumShading2-Accent3">
     <w:name w:val="Medium Shading 2 Accent 3"/>
-    <w:basedOn w:val="a3"/>
+    <w:basedOn w:val="TableNormal"/>
     <w:uiPriority w:val="64"/>
     <w:rsid w:val="00CB0664"/>
     <w:pPr>
@@ -11429,9 +11426,9 @@
       </w:tcPr>
     </w:tblStylePr>
   </w:style>
-  <w:style w:type="table" w:styleId="2-4">
+  <w:style w:type="table" w:styleId="MediumShading2-Accent4">
     <w:name w:val="Medium Shading 2 Accent 4"/>
-    <w:basedOn w:val="a3"/>
+    <w:basedOn w:val="TableNormal"/>
     <w:uiPriority w:val="64"/>
     <w:rsid w:val="00CB0664"/>
     <w:pPr>
@@ -11571,9 +11568,9 @@
       </w:tcPr>
     </w:tblStylePr>
   </w:style>
-  <w:style w:type="table" w:styleId="2-5">
+  <w:style w:type="table" w:styleId="MediumShading2-Accent5">
     <w:name w:val="Medium Shading 2 Accent 5"/>
-    <w:basedOn w:val="a3"/>
+    <w:basedOn w:val="TableNormal"/>
     <w:uiPriority w:val="64"/>
     <w:rsid w:val="00CB0664"/>
     <w:pPr>
@@ -11713,9 +11710,9 @@
       </w:tcPr>
     </w:tblStylePr>
   </w:style>
-  <w:style w:type="table" w:styleId="2-6">
+  <w:style w:type="table" w:styleId="MediumShading2-Accent6">
     <w:name w:val="Medium Shading 2 Accent 6"/>
-    <w:basedOn w:val="a3"/>
+    <w:basedOn w:val="TableNormal"/>
     <w:uiPriority w:val="64"/>
     <w:rsid w:val="00CB0664"/>
     <w:pPr>
@@ -11855,9 +11852,9 @@
       </w:tcPr>
     </w:tblStylePr>
   </w:style>
-  <w:style w:type="table" w:styleId="12">
+  <w:style w:type="table" w:styleId="MediumList1">
     <w:name w:val="Medium List 1"/>
-    <w:basedOn w:val="a3"/>
+    <w:basedOn w:val="TableNormal"/>
     <w:uiPriority w:val="65"/>
     <w:rsid w:val="00CB0664"/>
     <w:pPr>
@@ -11932,9 +11929,9 @@
       </w:tcPr>
     </w:tblStylePr>
   </w:style>
-  <w:style w:type="table" w:styleId="1-10">
+  <w:style w:type="table" w:styleId="MediumList1-Accent1">
     <w:name w:val="Medium List 1 Accent 1"/>
-    <w:basedOn w:val="a3"/>
+    <w:basedOn w:val="TableNormal"/>
     <w:uiPriority w:val="65"/>
     <w:rsid w:val="00CB0664"/>
     <w:pPr>
@@ -12009,9 +12006,9 @@
       </w:tcPr>
     </w:tblStylePr>
   </w:style>
-  <w:style w:type="table" w:styleId="1-20">
+  <w:style w:type="table" w:styleId="MediumList1-Accent2">
     <w:name w:val="Medium List 1 Accent 2"/>
-    <w:basedOn w:val="a3"/>
+    <w:basedOn w:val="TableNormal"/>
     <w:uiPriority w:val="65"/>
     <w:rsid w:val="00CB0664"/>
     <w:pPr>
@@ -12086,9 +12083,9 @@
       </w:tcPr>
     </w:tblStylePr>
   </w:style>
-  <w:style w:type="table" w:styleId="1-30">
+  <w:style w:type="table" w:styleId="MediumList1-Accent3">
     <w:name w:val="Medium List 1 Accent 3"/>
-    <w:basedOn w:val="a3"/>
+    <w:basedOn w:val="TableNormal"/>
     <w:uiPriority w:val="65"/>
     <w:rsid w:val="00CB0664"/>
     <w:pPr>
@@ -12163,9 +12160,9 @@
       </w:tcPr>
     </w:tblStylePr>
   </w:style>
-  <w:style w:type="table" w:styleId="1-40">
+  <w:style w:type="table" w:styleId="MediumList1-Accent4">
     <w:name w:val="Medium List 1 Accent 4"/>
-    <w:basedOn w:val="a3"/>
+    <w:basedOn w:val="TableNormal"/>
     <w:uiPriority w:val="65"/>
     <w:rsid w:val="00CB0664"/>
     <w:pPr>
@@ -12240,9 +12237,9 @@
       </w:tcPr>
     </w:tblStylePr>
   </w:style>
-  <w:style w:type="table" w:styleId="1-50">
+  <w:style w:type="table" w:styleId="MediumList1-Accent5">
     <w:name w:val="Medium List 1 Accent 5"/>
-    <w:basedOn w:val="a3"/>
+    <w:basedOn w:val="TableNormal"/>
     <w:uiPriority w:val="65"/>
     <w:rsid w:val="00CB0664"/>
     <w:pPr>
@@ -12317,9 +12314,9 @@
       </w:tcPr>
     </w:tblStylePr>
   </w:style>
-  <w:style w:type="table" w:styleId="1-60">
+  <w:style w:type="table" w:styleId="MediumList1-Accent6">
     <w:name w:val="Medium List 1 Accent 6"/>
-    <w:basedOn w:val="a3"/>
+    <w:basedOn w:val="TableNormal"/>
     <w:uiPriority w:val="65"/>
     <w:rsid w:val="00CB0664"/>
     <w:pPr>
@@ -12394,9 +12391,9 @@
       </w:tcPr>
     </w:tblStylePr>
   </w:style>
-  <w:style w:type="table" w:styleId="28">
+  <w:style w:type="table" w:styleId="MediumList2">
     <w:name w:val="Medium List 2"/>
-    <w:basedOn w:val="a3"/>
+    <w:basedOn w:val="TableNormal"/>
     <w:uiPriority w:val="66"/>
     <w:rsid w:val="00CB0664"/>
     <w:pPr>
@@ -12515,9 +12512,9 @@
       </w:tcPr>
     </w:tblStylePr>
   </w:style>
-  <w:style w:type="table" w:styleId="2-10">
+  <w:style w:type="table" w:styleId="MediumList2-Accent1">
     <w:name w:val="Medium List 2 Accent 1"/>
-    <w:basedOn w:val="a3"/>
+    <w:basedOn w:val="TableNormal"/>
     <w:uiPriority w:val="66"/>
     <w:rsid w:val="00CB0664"/>
     <w:pPr>
@@ -12636,9 +12633,9 @@
       </w:tcPr>
     </w:tblStylePr>
   </w:style>
-  <w:style w:type="table" w:styleId="2-20">
+  <w:style w:type="table" w:styleId="MediumList2-Accent2">
     <w:name w:val="Medium List 2 Accent 2"/>
-    <w:basedOn w:val="a3"/>
+    <w:basedOn w:val="TableNormal"/>
     <w:uiPriority w:val="66"/>
     <w:rsid w:val="00CB0664"/>
     <w:pPr>
@@ -12757,9 +12754,9 @@
       </w:tcPr>
     </w:tblStylePr>
   </w:style>
-  <w:style w:type="table" w:styleId="2-30">
+  <w:style w:type="table" w:styleId="MediumList2-Accent3">
     <w:name w:val="Medium List 2 Accent 3"/>
-    <w:basedOn w:val="a3"/>
+    <w:basedOn w:val="TableNormal"/>
     <w:uiPriority w:val="66"/>
     <w:rsid w:val="00CB0664"/>
     <w:pPr>
@@ -12878,9 +12875,9 @@
       </w:tcPr>
     </w:tblStylePr>
   </w:style>
-  <w:style w:type="table" w:styleId="2-40">
+  <w:style w:type="table" w:styleId="MediumList2-Accent4">
     <w:name w:val="Medium List 2 Accent 4"/>
-    <w:basedOn w:val="a3"/>
+    <w:basedOn w:val="TableNormal"/>
     <w:uiPriority w:val="66"/>
     <w:rsid w:val="00CB0664"/>
     <w:pPr>
@@ -12999,9 +12996,9 @@
       </w:tcPr>
     </w:tblStylePr>
   </w:style>
-  <w:style w:type="table" w:styleId="2-50">
+  <w:style w:type="table" w:styleId="MediumList2-Accent5">
     <w:name w:val="Medium List 2 Accent 5"/>
-    <w:basedOn w:val="a3"/>
+    <w:basedOn w:val="TableNormal"/>
     <w:uiPriority w:val="66"/>
     <w:rsid w:val="00CB0664"/>
     <w:pPr>
@@ -13120,9 +13117,9 @@
       </w:tcPr>
     </w:tblStylePr>
   </w:style>
-  <w:style w:type="table" w:styleId="2-60">
+  <w:style w:type="table" w:styleId="MediumList2-Accent6">
     <w:name w:val="Medium List 2 Accent 6"/>
-    <w:basedOn w:val="a3"/>
+    <w:basedOn w:val="TableNormal"/>
     <w:uiPriority w:val="66"/>
     <w:rsid w:val="00CB0664"/>
     <w:pPr>
@@ -13241,9 +13238,9 @@
       </w:tcPr>
     </w:tblStylePr>
   </w:style>
-  <w:style w:type="table" w:styleId="13">
+  <w:style w:type="table" w:styleId="MediumGrid1">
     <w:name w:val="Medium Grid 1"/>
-    <w:basedOn w:val="a3"/>
+    <w:basedOn w:val="TableNormal"/>
     <w:uiPriority w:val="67"/>
     <w:rsid w:val="00CB0664"/>
     <w:pPr>
@@ -13307,9 +13304,9 @@
       </w:tcPr>
     </w:tblStylePr>
   </w:style>
-  <w:style w:type="table" w:styleId="1-11">
+  <w:style w:type="table" w:styleId="MediumGrid1-Accent1">
     <w:name w:val="Medium Grid 1 Accent 1"/>
-    <w:basedOn w:val="a3"/>
+    <w:basedOn w:val="TableNormal"/>
     <w:uiPriority w:val="67"/>
     <w:rsid w:val="00CB0664"/>
     <w:pPr>
@@ -13373,9 +13370,9 @@
       </w:tcPr>
     </w:tblStylePr>
   </w:style>
-  <w:style w:type="table" w:styleId="1-21">
+  <w:style w:type="table" w:styleId="MediumGrid1-Accent2">
     <w:name w:val="Medium Grid 1 Accent 2"/>
-    <w:basedOn w:val="a3"/>
+    <w:basedOn w:val="TableNormal"/>
     <w:uiPriority w:val="67"/>
     <w:rsid w:val="00CB0664"/>
     <w:pPr>
@@ -13439,9 +13436,9 @@
       </w:tcPr>
     </w:tblStylePr>
   </w:style>
-  <w:style w:type="table" w:styleId="1-31">
+  <w:style w:type="table" w:styleId="MediumGrid1-Accent3">
     <w:name w:val="Medium Grid 1 Accent 3"/>
-    <w:basedOn w:val="a3"/>
+    <w:basedOn w:val="TableNormal"/>
     <w:uiPriority w:val="67"/>
     <w:rsid w:val="00CB0664"/>
     <w:pPr>
@@ -13505,9 +13502,9 @@
       </w:tcPr>
     </w:tblStylePr>
   </w:style>
-  <w:style w:type="table" w:styleId="1-41">
+  <w:style w:type="table" w:styleId="MediumGrid1-Accent4">
     <w:name w:val="Medium Grid 1 Accent 4"/>
-    <w:basedOn w:val="a3"/>
+    <w:basedOn w:val="TableNormal"/>
     <w:uiPriority w:val="67"/>
     <w:rsid w:val="00CB0664"/>
     <w:pPr>
@@ -13571,9 +13568,9 @@
       </w:tcPr>
     </w:tblStylePr>
   </w:style>
-  <w:style w:type="table" w:styleId="1-51">
+  <w:style w:type="table" w:styleId="MediumGrid1-Accent5">
     <w:name w:val="Medium Grid 1 Accent 5"/>
-    <w:basedOn w:val="a3"/>
+    <w:basedOn w:val="TableNormal"/>
     <w:uiPriority w:val="67"/>
     <w:rsid w:val="00CB0664"/>
     <w:pPr>
@@ -13637,9 +13634,9 @@
       </w:tcPr>
     </w:tblStylePr>
   </w:style>
-  <w:style w:type="table" w:styleId="1-61">
+  <w:style w:type="table" w:styleId="MediumGrid1-Accent6">
     <w:name w:val="Medium Grid 1 Accent 6"/>
-    <w:basedOn w:val="a3"/>
+    <w:basedOn w:val="TableNormal"/>
     <w:uiPriority w:val="67"/>
     <w:rsid w:val="00CB0664"/>
     <w:pPr>
@@ -13703,9 +13700,9 @@
       </w:tcPr>
     </w:tblStylePr>
   </w:style>
-  <w:style w:type="table" w:styleId="29">
+  <w:style w:type="table" w:styleId="MediumGrid2">
     <w:name w:val="Medium Grid 2"/>
-    <w:basedOn w:val="a3"/>
+    <w:basedOn w:val="TableNormal"/>
     <w:uiPriority w:val="68"/>
     <w:rsid w:val="00CB0664"/>
     <w:pPr>
@@ -13821,9 +13818,9 @@
       </w:tcPr>
     </w:tblStylePr>
   </w:style>
-  <w:style w:type="table" w:styleId="2-11">
+  <w:style w:type="table" w:styleId="MediumGrid2-Accent1">
     <w:name w:val="Medium Grid 2 Accent 1"/>
-    <w:basedOn w:val="a3"/>
+    <w:basedOn w:val="TableNormal"/>
     <w:uiPriority w:val="68"/>
     <w:rsid w:val="00CB0664"/>
     <w:pPr>
@@ -13939,9 +13936,9 @@
       </w:tcPr>
     </w:tblStylePr>
   </w:style>
-  <w:style w:type="table" w:styleId="2-21">
+  <w:style w:type="table" w:styleId="MediumGrid2-Accent2">
     <w:name w:val="Medium Grid 2 Accent 2"/>
-    <w:basedOn w:val="a3"/>
+    <w:basedOn w:val="TableNormal"/>
     <w:uiPriority w:val="68"/>
     <w:rsid w:val="00CB0664"/>
     <w:pPr>
@@ -14057,9 +14054,9 @@
       </w:tcPr>
     </w:tblStylePr>
   </w:style>
-  <w:style w:type="table" w:styleId="2-31">
+  <w:style w:type="table" w:styleId="MediumGrid2-Accent3">
     <w:name w:val="Medium Grid 2 Accent 3"/>
-    <w:basedOn w:val="a3"/>
+    <w:basedOn w:val="TableNormal"/>
     <w:uiPriority w:val="68"/>
     <w:rsid w:val="00CB0664"/>
     <w:pPr>
@@ -14175,9 +14172,9 @@
       </w:tcPr>
     </w:tblStylePr>
   </w:style>
-  <w:style w:type="table" w:styleId="2-41">
+  <w:style w:type="table" w:styleId="MediumGrid2-Accent4">
     <w:name w:val="Medium Grid 2 Accent 4"/>
-    <w:basedOn w:val="a3"/>
+    <w:basedOn w:val="TableNormal"/>
     <w:uiPriority w:val="68"/>
     <w:rsid w:val="00CB0664"/>
     <w:pPr>
@@ -14293,9 +14290,9 @@
       </w:tcPr>
     </w:tblStylePr>
   </w:style>
-  <w:style w:type="table" w:styleId="2-51">
+  <w:style w:type="table" w:styleId="MediumGrid2-Accent5">
     <w:name w:val="Medium Grid 2 Accent 5"/>
-    <w:basedOn w:val="a3"/>
+    <w:basedOn w:val="TableNormal"/>
     <w:uiPriority w:val="68"/>
     <w:rsid w:val="00CB0664"/>
     <w:pPr>
@@ -14411,9 +14408,9 @@
       </w:tcPr>
     </w:tblStylePr>
   </w:style>
-  <w:style w:type="table" w:styleId="2-61">
+  <w:style w:type="table" w:styleId="MediumGrid2-Accent6">
     <w:name w:val="Medium Grid 2 Accent 6"/>
-    <w:basedOn w:val="a3"/>
+    <w:basedOn w:val="TableNormal"/>
     <w:uiPriority w:val="68"/>
     <w:rsid w:val="00CB0664"/>
     <w:pPr>
@@ -14529,9 +14526,9 @@
       </w:tcPr>
     </w:tblStylePr>
   </w:style>
-  <w:style w:type="table" w:styleId="37">
+  <w:style w:type="table" w:styleId="MediumGrid3">
     <w:name w:val="Medium Grid 3"/>
-    <w:basedOn w:val="a3"/>
+    <w:basedOn w:val="TableNormal"/>
     <w:uiPriority w:val="69"/>
     <w:rsid w:val="00CB0664"/>
     <w:pPr>
@@ -14663,9 +14660,9 @@
       </w:tcPr>
     </w:tblStylePr>
   </w:style>
-  <w:style w:type="table" w:styleId="3-1">
+  <w:style w:type="table" w:styleId="MediumGrid3-Accent1">
     <w:name w:val="Medium Grid 3 Accent 1"/>
-    <w:basedOn w:val="a3"/>
+    <w:basedOn w:val="TableNormal"/>
     <w:uiPriority w:val="69"/>
     <w:rsid w:val="00CB0664"/>
     <w:pPr>
@@ -14797,9 +14794,9 @@
       </w:tcPr>
     </w:tblStylePr>
   </w:style>
-  <w:style w:type="table" w:styleId="3-2">
+  <w:style w:type="table" w:styleId="MediumGrid3-Accent2">
     <w:name w:val="Medium Grid 3 Accent 2"/>
-    <w:basedOn w:val="a3"/>
+    <w:basedOn w:val="TableNormal"/>
     <w:uiPriority w:val="69"/>
     <w:rsid w:val="00CB0664"/>
     <w:pPr>
@@ -14931,9 +14928,9 @@
       </w:tcPr>
     </w:tblStylePr>
   </w:style>
-  <w:style w:type="table" w:styleId="3-3">
+  <w:style w:type="table" w:styleId="MediumGrid3-Accent3">
     <w:name w:val="Medium Grid 3 Accent 3"/>
-    <w:basedOn w:val="a3"/>
+    <w:basedOn w:val="TableNormal"/>
     <w:uiPriority w:val="69"/>
     <w:rsid w:val="00CB0664"/>
     <w:pPr>
@@ -15065,9 +15062,9 @@
       </w:tcPr>
     </w:tblStylePr>
   </w:style>
-  <w:style w:type="table" w:styleId="3-4">
+  <w:style w:type="table" w:styleId="MediumGrid3-Accent4">
     <w:name w:val="Medium Grid 3 Accent 4"/>
-    <w:basedOn w:val="a3"/>
+    <w:basedOn w:val="TableNormal"/>
     <w:uiPriority w:val="69"/>
     <w:rsid w:val="00CB0664"/>
     <w:pPr>
@@ -15199,9 +15196,9 @@
       </w:tcPr>
     </w:tblStylePr>
   </w:style>
-  <w:style w:type="table" w:styleId="3-5">
+  <w:style w:type="table" w:styleId="MediumGrid3-Accent5">
     <w:name w:val="Medium Grid 3 Accent 5"/>
-    <w:basedOn w:val="a3"/>
+    <w:basedOn w:val="TableNormal"/>
     <w:uiPriority w:val="69"/>
     <w:rsid w:val="00CB0664"/>
     <w:pPr>
@@ -15333,9 +15330,9 @@
       </w:tcPr>
     </w:tblStylePr>
   </w:style>
-  <w:style w:type="table" w:styleId="3-6">
+  <w:style w:type="table" w:styleId="MediumGrid3-Accent6">
     <w:name w:val="Medium Grid 3 Accent 6"/>
-    <w:basedOn w:val="a3"/>
+    <w:basedOn w:val="TableNormal"/>
     <w:uiPriority w:val="69"/>
     <w:rsid w:val="00CB0664"/>
     <w:pPr>
@@ -15467,9 +15464,9 @@
       </w:tcPr>
     </w:tblStylePr>
   </w:style>
-  <w:style w:type="table" w:styleId="aff6">
+  <w:style w:type="table" w:styleId="DarkList">
     <w:name w:val="Dark List"/>
-    <w:basedOn w:val="a3"/>
+    <w:basedOn w:val="TableNormal"/>
     <w:uiPriority w:val="70"/>
     <w:rsid w:val="00CB0664"/>
     <w:pPr>
@@ -15574,9 +15571,9 @@
       </w:tcPr>
     </w:tblStylePr>
   </w:style>
-  <w:style w:type="table" w:styleId="-12">
+  <w:style w:type="table" w:styleId="DarkList-Accent1">
     <w:name w:val="Dark List Accent 1"/>
-    <w:basedOn w:val="a3"/>
+    <w:basedOn w:val="TableNormal"/>
     <w:uiPriority w:val="70"/>
     <w:rsid w:val="00CB0664"/>
     <w:pPr>
@@ -15681,9 +15678,9 @@
       </w:tcPr>
     </w:tblStylePr>
   </w:style>
-  <w:style w:type="table" w:styleId="-22">
+  <w:style w:type="table" w:styleId="DarkList-Accent2">
     <w:name w:val="Dark List Accent 2"/>
-    <w:basedOn w:val="a3"/>
+    <w:basedOn w:val="TableNormal"/>
     <w:uiPriority w:val="70"/>
     <w:rsid w:val="00CB0664"/>
     <w:pPr>
@@ -15788,9 +15785,9 @@
       </w:tcPr>
     </w:tblStylePr>
   </w:style>
-  <w:style w:type="table" w:styleId="-32">
+  <w:style w:type="table" w:styleId="DarkList-Accent3">
     <w:name w:val="Dark List Accent 3"/>
-    <w:basedOn w:val="a3"/>
+    <w:basedOn w:val="TableNormal"/>
     <w:uiPriority w:val="70"/>
     <w:rsid w:val="00CB0664"/>
     <w:pPr>
@@ -15895,9 +15892,9 @@
       </w:tcPr>
     </w:tblStylePr>
   </w:style>
-  <w:style w:type="table" w:styleId="-42">
+  <w:style w:type="table" w:styleId="DarkList-Accent4">
     <w:name w:val="Dark List Accent 4"/>
-    <w:basedOn w:val="a3"/>
+    <w:basedOn w:val="TableNormal"/>
     <w:uiPriority w:val="70"/>
     <w:rsid w:val="00CB0664"/>
     <w:pPr>
@@ -16002,9 +15999,9 @@
       </w:tcPr>
     </w:tblStylePr>
   </w:style>
-  <w:style w:type="table" w:styleId="-52">
+  <w:style w:type="table" w:styleId="DarkList-Accent5">
     <w:name w:val="Dark List Accent 5"/>
-    <w:basedOn w:val="a3"/>
+    <w:basedOn w:val="TableNormal"/>
     <w:uiPriority w:val="70"/>
     <w:rsid w:val="00CB0664"/>
     <w:pPr>
@@ -16109,9 +16106,9 @@
       </w:tcPr>
     </w:tblStylePr>
   </w:style>
-  <w:style w:type="table" w:styleId="-62">
+  <w:style w:type="table" w:styleId="DarkList-Accent6">
     <w:name w:val="Dark List Accent 6"/>
-    <w:basedOn w:val="a3"/>
+    <w:basedOn w:val="TableNormal"/>
     <w:uiPriority w:val="70"/>
     <w:rsid w:val="00CB0664"/>
     <w:pPr>
@@ -16216,9 +16213,9 @@
       </w:tcPr>
     </w:tblStylePr>
   </w:style>
-  <w:style w:type="table" w:styleId="aff7">
+  <w:style w:type="table" w:styleId="ColorfulShading">
     <w:name w:val="Colorful Shading"/>
-    <w:basedOn w:val="a3"/>
+    <w:basedOn w:val="TableNormal"/>
     <w:uiPriority w:val="71"/>
     <w:rsid w:val="00CB0664"/>
     <w:pPr>
@@ -16331,9 +16328,9 @@
       </w:rPr>
     </w:tblStylePr>
   </w:style>
-  <w:style w:type="table" w:styleId="-13">
+  <w:style w:type="table" w:styleId="ColorfulShading-Accent1">
     <w:name w:val="Colorful Shading Accent 1"/>
-    <w:basedOn w:val="a3"/>
+    <w:basedOn w:val="TableNormal"/>
     <w:uiPriority w:val="71"/>
     <w:rsid w:val="00CB0664"/>
     <w:pPr>
@@ -16446,9 +16443,9 @@
       </w:rPr>
     </w:tblStylePr>
   </w:style>
-  <w:style w:type="table" w:styleId="-23">
+  <w:style w:type="table" w:styleId="ColorfulShading-Accent2">
     <w:name w:val="Colorful Shading Accent 2"/>
-    <w:basedOn w:val="a3"/>
+    <w:basedOn w:val="TableNormal"/>
     <w:uiPriority w:val="71"/>
     <w:rsid w:val="00CB0664"/>
     <w:pPr>
@@ -16561,9 +16558,9 @@
       </w:rPr>
     </w:tblStylePr>
   </w:style>
-  <w:style w:type="table" w:styleId="-33">
+  <w:style w:type="table" w:styleId="ColorfulShading-Accent3">
     <w:name w:val="Colorful Shading Accent 3"/>
-    <w:basedOn w:val="a3"/>
+    <w:basedOn w:val="TableNormal"/>
     <w:uiPriority w:val="71"/>
     <w:rsid w:val="00CB0664"/>
     <w:pPr>
@@ -16666,9 +16663,9 @@
       </w:tcPr>
     </w:tblStylePr>
   </w:style>
-  <w:style w:type="table" w:styleId="-43">
+  <w:style w:type="table" w:styleId="ColorfulShading-Accent4">
     <w:name w:val="Colorful Shading Accent 4"/>
-    <w:basedOn w:val="a3"/>
+    <w:basedOn w:val="TableNormal"/>
     <w:uiPriority w:val="71"/>
     <w:rsid w:val="00CB0664"/>
     <w:pPr>
@@ -16781,9 +16778,9 @@
       </w:rPr>
     </w:tblStylePr>
   </w:style>
-  <w:style w:type="table" w:styleId="-53">
+  <w:style w:type="table" w:styleId="ColorfulShading-Accent5">
     <w:name w:val="Colorful Shading Accent 5"/>
-    <w:basedOn w:val="a3"/>
+    <w:basedOn w:val="TableNormal"/>
     <w:uiPriority w:val="71"/>
     <w:rsid w:val="00CB0664"/>
     <w:pPr>
@@ -16896,9 +16893,9 @@
       </w:rPr>
     </w:tblStylePr>
   </w:style>
-  <w:style w:type="table" w:styleId="-63">
+  <w:style w:type="table" w:styleId="ColorfulShading-Accent6">
     <w:name w:val="Colorful Shading Accent 6"/>
-    <w:basedOn w:val="a3"/>
+    <w:basedOn w:val="TableNormal"/>
     <w:uiPriority w:val="71"/>
     <w:rsid w:val="00CB0664"/>
     <w:pPr>
@@ -17011,9 +17008,9 @@
       </w:rPr>
     </w:tblStylePr>
   </w:style>
-  <w:style w:type="table" w:styleId="aff8">
+  <w:style w:type="table" w:styleId="ColorfulList">
     <w:name w:val="Colorful List"/>
-    <w:basedOn w:val="a3"/>
+    <w:basedOn w:val="TableNormal"/>
     <w:uiPriority w:val="72"/>
     <w:rsid w:val="00CB0664"/>
     <w:pPr>
@@ -17090,9 +17087,9 @@
       </w:tcPr>
     </w:tblStylePr>
   </w:style>
-  <w:style w:type="table" w:styleId="-14">
+  <w:style w:type="table" w:styleId="ColorfulList-Accent1">
     <w:name w:val="Colorful List Accent 1"/>
-    <w:basedOn w:val="a3"/>
+    <w:basedOn w:val="TableNormal"/>
     <w:uiPriority w:val="72"/>
     <w:rsid w:val="00CB0664"/>
     <w:pPr>
@@ -17169,9 +17166,9 @@
       </w:tcPr>
     </w:tblStylePr>
   </w:style>
-  <w:style w:type="table" w:styleId="-24">
+  <w:style w:type="table" w:styleId="ColorfulList-Accent2">
     <w:name w:val="Colorful List Accent 2"/>
-    <w:basedOn w:val="a3"/>
+    <w:basedOn w:val="TableNormal"/>
     <w:uiPriority w:val="72"/>
     <w:rsid w:val="00CB0664"/>
     <w:pPr>
@@ -17248,9 +17245,9 @@
       </w:tcPr>
     </w:tblStylePr>
   </w:style>
-  <w:style w:type="table" w:styleId="-34">
+  <w:style w:type="table" w:styleId="ColorfulList-Accent3">
     <w:name w:val="Colorful List Accent 3"/>
-    <w:basedOn w:val="a3"/>
+    <w:basedOn w:val="TableNormal"/>
     <w:uiPriority w:val="72"/>
     <w:rsid w:val="00CB0664"/>
     <w:pPr>
@@ -17327,9 +17324,9 @@
       </w:tcPr>
     </w:tblStylePr>
   </w:style>
-  <w:style w:type="table" w:styleId="-44">
+  <w:style w:type="table" w:styleId="ColorfulList-Accent4">
     <w:name w:val="Colorful List Accent 4"/>
-    <w:basedOn w:val="a3"/>
+    <w:basedOn w:val="TableNormal"/>
     <w:uiPriority w:val="72"/>
     <w:rsid w:val="00CB0664"/>
     <w:pPr>
@@ -17406,9 +17403,9 @@
       </w:tcPr>
     </w:tblStylePr>
   </w:style>
-  <w:style w:type="table" w:styleId="-54">
+  <w:style w:type="table" w:styleId="ColorfulList-Accent5">
     <w:name w:val="Colorful List Accent 5"/>
-    <w:basedOn w:val="a3"/>
+    <w:basedOn w:val="TableNormal"/>
     <w:uiPriority w:val="72"/>
     <w:rsid w:val="00CB0664"/>
     <w:pPr>
@@ -17485,9 +17482,9 @@
       </w:tcPr>
     </w:tblStylePr>
   </w:style>
-  <w:style w:type="table" w:styleId="-64">
+  <w:style w:type="table" w:styleId="ColorfulList-Accent6">
     <w:name w:val="Colorful List Accent 6"/>
-    <w:basedOn w:val="a3"/>
+    <w:basedOn w:val="TableNormal"/>
     <w:uiPriority w:val="72"/>
     <w:rsid w:val="00CB0664"/>
     <w:pPr>
@@ -17564,9 +17561,9 @@
       </w:tcPr>
     </w:tblStylePr>
   </w:style>
-  <w:style w:type="table" w:styleId="aff9">
+  <w:style w:type="table" w:styleId="ColorfulGrid">
     <w:name w:val="Colorful Grid"/>
-    <w:basedOn w:val="a3"/>
+    <w:basedOn w:val="TableNormal"/>
     <w:uiPriority w:val="73"/>
     <w:rsid w:val="00CB0664"/>
     <w:pPr>
@@ -17637,9 +17634,9 @@
       </w:tcPr>
     </w:tblStylePr>
   </w:style>
-  <w:style w:type="table" w:styleId="-15">
+  <w:style w:type="table" w:styleId="ColorfulGrid-Accent1">
     <w:name w:val="Colorful Grid Accent 1"/>
-    <w:basedOn w:val="a3"/>
+    <w:basedOn w:val="TableNormal"/>
     <w:uiPriority w:val="73"/>
     <w:rsid w:val="00CB0664"/>
     <w:pPr>
@@ -17710,9 +17707,9 @@
       </w:tcPr>
     </w:tblStylePr>
   </w:style>
-  <w:style w:type="table" w:styleId="-25">
+  <w:style w:type="table" w:styleId="ColorfulGrid-Accent2">
     <w:name w:val="Colorful Grid Accent 2"/>
-    <w:basedOn w:val="a3"/>
+    <w:basedOn w:val="TableNormal"/>
     <w:uiPriority w:val="73"/>
     <w:rsid w:val="00CB0664"/>
     <w:pPr>
@@ -17783,9 +17780,9 @@
       </w:tcPr>
     </w:tblStylePr>
   </w:style>
-  <w:style w:type="table" w:styleId="-35">
+  <w:style w:type="table" w:styleId="ColorfulGrid-Accent3">
     <w:name w:val="Colorful Grid Accent 3"/>
-    <w:basedOn w:val="a3"/>
+    <w:basedOn w:val="TableNormal"/>
     <w:uiPriority w:val="73"/>
     <w:rsid w:val="00CB0664"/>
     <w:pPr>
@@ -17856,9 +17853,9 @@
       </w:tcPr>
     </w:tblStylePr>
   </w:style>
-  <w:style w:type="table" w:styleId="-45">
+  <w:style w:type="table" w:styleId="ColorfulGrid-Accent4">
     <w:name w:val="Colorful Grid Accent 4"/>
-    <w:basedOn w:val="a3"/>
+    <w:basedOn w:val="TableNormal"/>
     <w:uiPriority w:val="73"/>
     <w:rsid w:val="00CB0664"/>
     <w:pPr>
@@ -17929,9 +17926,9 @@
       </w:tcPr>
     </w:tblStylePr>
   </w:style>
-  <w:style w:type="table" w:styleId="-55">
+  <w:style w:type="table" w:styleId="ColorfulGrid-Accent5">
     <w:name w:val="Colorful Grid Accent 5"/>
-    <w:basedOn w:val="a3"/>
+    <w:basedOn w:val="TableNormal"/>
     <w:uiPriority w:val="73"/>
     <w:rsid w:val="00CB0664"/>
     <w:pPr>
@@ -18002,9 +17999,9 @@
       </w:tcPr>
     </w:tblStylePr>
   </w:style>
-  <w:style w:type="table" w:styleId="-65">
+  <w:style w:type="table" w:styleId="ColorfulGrid-Accent6">
     <w:name w:val="Colorful Grid Accent 6"/>
-    <w:basedOn w:val="a3"/>
+    <w:basedOn w:val="TableNormal"/>
     <w:uiPriority w:val="73"/>
     <w:rsid w:val="00CB0664"/>
     <w:pPr>

--- a/Shopizer_Test_Report.docx
+++ b/Shopizer_Test_Report.docx
@@ -4,11 +4,16 @@
   <w:body>
     <w:p>
       <w:pPr>
-        <w:pStyle w:val="Title"/>
+        <w:pStyle w:val="aa"/>
         <w:jc w:val="center"/>
       </w:pPr>
-      <w:r>
-        <w:t>Shopizer E-Commerce Platform</w:t>
+      <w:proofErr w:type="spellStart"/>
+      <w:r>
+        <w:t>Shopizer</w:t>
+      </w:r>
+      <w:proofErr w:type="spellEnd"/>
+      <w:r>
+        <w:t xml:space="preserve"> E-Commerce Platform</w:t>
       </w:r>
     </w:p>
     <w:p>
@@ -34,7 +39,7 @@
     <w:p/>
     <w:p>
       <w:pPr>
-        <w:pStyle w:val="Heading1"/>
+        <w:pStyle w:val="1"/>
       </w:pPr>
       <w:r>
         <w:t>Table of Contents</w:t>
@@ -42,7 +47,7 @@
     </w:p>
     <w:p>
       <w:pPr>
-        <w:pStyle w:val="ListBullet"/>
+        <w:pStyle w:val="a0"/>
       </w:pPr>
       <w:r>
         <w:t>1. Introduction</w:t>
@@ -50,7 +55,7 @@
     </w:p>
     <w:p>
       <w:pPr>
-        <w:pStyle w:val="ListBullet"/>
+        <w:pStyle w:val="a0"/>
       </w:pPr>
       <w:r>
         <w:t>2. Project Overview</w:t>
@@ -58,7 +63,7 @@
     </w:p>
     <w:p>
       <w:pPr>
-        <w:pStyle w:val="ListBullet"/>
+        <w:pStyle w:val="a0"/>
       </w:pPr>
       <w:r>
         <w:t>3. Build and Deployment</w:t>
@@ -66,7 +71,7 @@
     </w:p>
     <w:p>
       <w:pPr>
-        <w:pStyle w:val="ListBullet"/>
+        <w:pStyle w:val="a0"/>
       </w:pPr>
       <w:r>
         <w:t>4. Existing Test Framework</w:t>
@@ -74,7 +79,7 @@
     </w:p>
     <w:p>
       <w:pPr>
-        <w:pStyle w:val="ListBullet"/>
+        <w:pStyle w:val="a0"/>
       </w:pPr>
       <w:r>
         <w:t>5. Systematic Functional Testing &amp; Partition Testing</w:t>
@@ -82,7 +87,7 @@
     </w:p>
     <w:p>
       <w:pPr>
-        <w:pStyle w:val="ListBullet"/>
+        <w:pStyle w:val="a0"/>
       </w:pPr>
       <w:r>
         <w:t>6. Product Service: Partition-Based Test Design</w:t>
@@ -90,7 +95,7 @@
     </w:p>
     <w:p>
       <w:pPr>
-        <w:pStyle w:val="ListBullet"/>
+        <w:pStyle w:val="a0"/>
       </w:pPr>
       <w:r>
         <w:t>7. Test Implementation and Results</w:t>
@@ -98,7 +103,7 @@
     </w:p>
     <w:p>
       <w:pPr>
-        <w:pStyle w:val="ListBullet"/>
+        <w:pStyle w:val="a0"/>
       </w:pPr>
       <w:r>
         <w:t>8. Conclusion</w:t>
@@ -111,7 +116,7 @@
     </w:p>
     <w:p>
       <w:pPr>
-        <w:pStyle w:val="Heading1"/>
+        <w:pStyle w:val="1"/>
       </w:pPr>
       <w:r>
         <w:lastRenderedPageBreak/>
@@ -122,13 +127,34 @@
       <w:pPr>
         <w:spacing w:before="240" w:after="240"/>
       </w:pPr>
-      <w:r>
-        <w:t>Shopizer is an open-source, enterprise-grade e-commerce platform designed to provide a headless, REST API-based commerce solution. This report documents a comprehensive analysis of the Shopizer codebase, focusing on its existing testing infrastructure and the development of systematic partition-based test cases. The analysis includes project metrics, build procedures, existing test frameworks, and the design and implementation of new test cases using partition testing methodology.</w:t>
+      <w:proofErr w:type="spellStart"/>
+      <w:r>
+        <w:t>Shopizer</w:t>
+      </w:r>
+      <w:proofErr w:type="spellEnd"/>
+      <w:r>
+        <w:t xml:space="preserve"> is an open-source, enterprise-grade e-commerce platform designed to provide a headless, REST API-based commerce solution. This report documents a comprehensive analysis of the </w:t>
+      </w:r>
+      <w:proofErr w:type="spellStart"/>
+      <w:r>
+        <w:t>Shopizer</w:t>
+      </w:r>
+      <w:proofErr w:type="spellEnd"/>
+      <w:r>
+        <w:t xml:space="preserve"> codebase, focusing on its existing testing infrastructure and the development of systematic partition-based test cases. The analysis includes project metrics, </w:t>
+      </w:r>
+      <w:proofErr w:type="gramStart"/>
+      <w:r>
+        <w:t>build</w:t>
+      </w:r>
+      <w:proofErr w:type="gramEnd"/>
+      <w:r>
+        <w:t xml:space="preserve"> procedures, existing test frameworks, and the design and implementation of new test cases using partition testing methodology.</w:t>
       </w:r>
     </w:p>
     <w:p>
       <w:pPr>
-        <w:pStyle w:val="Heading1"/>
+        <w:pStyle w:val="1"/>
       </w:pPr>
       <w:r>
         <w:t>2. Project Overview</w:t>
@@ -136,7 +162,7 @@
     </w:p>
     <w:p>
       <w:pPr>
-        <w:pStyle w:val="Heading2"/>
+        <w:pStyle w:val="21"/>
       </w:pPr>
       <w:r>
         <w:t>2.1 Project Description</w:t>
@@ -146,13 +172,18 @@
       <w:pPr>
         <w:spacing w:before="240" w:after="240"/>
       </w:pPr>
-      <w:r>
-        <w:t>Shopizer is a Java-based open-source e-commerce platform that provides a complete headless commerce solution. The platform is modular and designed to support various e-commerce requirements including product catalog management, shopping cart, checkout, order management, customer management, and payment processing.</w:t>
+      <w:proofErr w:type="spellStart"/>
+      <w:r>
+        <w:t>Shopizer</w:t>
+      </w:r>
+      <w:proofErr w:type="spellEnd"/>
+      <w:r>
+        <w:t xml:space="preserve"> is a Java-based open-source e-commerce platform that provides a complete headless commerce solution. The platform is modular and designed to support various e-commerce requirements including product catalog management, shopping cart, checkout, order management, customer management, and payment processing.</w:t>
       </w:r>
     </w:p>
     <w:p>
       <w:pPr>
-        <w:pStyle w:val="Heading2"/>
+        <w:pStyle w:val="21"/>
       </w:pPr>
       <w:r>
         <w:t>2.2 Key Features</w:t>
@@ -160,7 +191,7 @@
     </w:p>
     <w:p>
       <w:pPr>
-        <w:pStyle w:val="ListBullet"/>
+        <w:pStyle w:val="a0"/>
       </w:pPr>
       <w:r>
         <w:t>Headless REST API architecture</w:t>
@@ -168,7 +199,7 @@
     </w:p>
     <w:p>
       <w:pPr>
-        <w:pStyle w:val="ListBullet"/>
+        <w:pStyle w:val="a0"/>
       </w:pPr>
       <w:r>
         <w:t>Multi-merchant support</w:t>
@@ -176,7 +207,7 @@
     </w:p>
     <w:p>
       <w:pPr>
-        <w:pStyle w:val="ListBullet"/>
+        <w:pStyle w:val="a0"/>
       </w:pPr>
       <w:r>
         <w:t>Product catalog with categories and attributes</w:t>
@@ -184,7 +215,7 @@
     </w:p>
     <w:p>
       <w:pPr>
-        <w:pStyle w:val="ListBullet"/>
+        <w:pStyle w:val="a0"/>
       </w:pPr>
       <w:r>
         <w:t>Shopping cart and checkout management</w:t>
@@ -192,7 +223,7 @@
     </w:p>
     <w:p>
       <w:pPr>
-        <w:pStyle w:val="ListBullet"/>
+        <w:pStyle w:val="a0"/>
       </w:pPr>
       <w:r>
         <w:t>Order processing and tracking</w:t>
@@ -200,7 +231,7 @@
     </w:p>
     <w:p>
       <w:pPr>
-        <w:pStyle w:val="ListBullet"/>
+        <w:pStyle w:val="a0"/>
       </w:pPr>
       <w:r>
         <w:t>Customer account management</w:t>
@@ -208,7 +239,7 @@
     </w:p>
     <w:p>
       <w:pPr>
-        <w:pStyle w:val="ListBullet"/>
+        <w:pStyle w:val="a0"/>
       </w:pPr>
       <w:r>
         <w:t>Payment gateway integration</w:t>
@@ -216,7 +247,7 @@
     </w:p>
     <w:p>
       <w:pPr>
-        <w:pStyle w:val="ListBullet"/>
+        <w:pStyle w:val="a0"/>
       </w:pPr>
       <w:r>
         <w:t>Search and filtering capabilities</w:t>
@@ -224,7 +255,7 @@
     </w:p>
     <w:p>
       <w:pPr>
-        <w:pStyle w:val="ListBullet"/>
+        <w:pStyle w:val="a0"/>
       </w:pPr>
       <w:r>
         <w:t>Content management system</w:t>
@@ -232,7 +263,7 @@
     </w:p>
     <w:p>
       <w:pPr>
-        <w:pStyle w:val="Heading2"/>
+        <w:pStyle w:val="21"/>
       </w:pPr>
       <w:r>
         <w:t>2.3 Technology Stack</w:t>
@@ -240,7 +271,7 @@
     </w:p>
     <w:tbl>
       <w:tblPr>
-        <w:tblStyle w:val="LightGrid-Accent1"/>
+        <w:tblStyle w:val="-11"/>
         <w:tblW w:w="0" w:type="auto"/>
         <w:tblLook w:val="04A0" w:firstRow="1" w:lastRow="0" w:firstColumn="1" w:lastColumn="0" w:noHBand="0" w:noVBand="1"/>
       </w:tblPr>
@@ -448,8 +479,13 @@
               <w:cnfStyle w:val="000000010000" w:firstRow="0" w:lastRow="0" w:firstColumn="0" w:lastColumn="0" w:oddVBand="0" w:evenVBand="0" w:oddHBand="0" w:evenHBand="1" w:firstRowFirstColumn="0" w:firstRowLastColumn="0" w:lastRowFirstColumn="0" w:lastRowLastColumn="0"/>
             </w:pPr>
             <w:r>
-              <w:t>Swagger/SpringFox</w:t>
-            </w:r>
+              <w:t>Swagger/</w:t>
+            </w:r>
+            <w:proofErr w:type="spellStart"/>
+            <w:r>
+              <w:t>SpringFox</w:t>
+            </w:r>
+            <w:proofErr w:type="spellEnd"/>
           </w:p>
         </w:tc>
       </w:tr>
@@ -514,7 +550,7 @@
     </w:tbl>
     <w:p>
       <w:pPr>
-        <w:pStyle w:val="Heading2"/>
+        <w:pStyle w:val="21"/>
       </w:pPr>
       <w:r>
         <w:lastRenderedPageBreak/>
@@ -565,7 +601,47 @@
         <w:t xml:space="preserve">Number of Modules: </w:t>
       </w:r>
       <w:r>
-        <w:t>5 (sm-core, sm-core-model, sm-core-modules, sm-shop, sm-shop-model)</w:t>
+        <w:t>5 (</w:t>
+      </w:r>
+      <w:proofErr w:type="spellStart"/>
+      <w:r>
+        <w:t>sm</w:t>
+      </w:r>
+      <w:proofErr w:type="spellEnd"/>
+      <w:r>
+        <w:t xml:space="preserve">-core, </w:t>
+      </w:r>
+      <w:proofErr w:type="spellStart"/>
+      <w:r>
+        <w:t>sm</w:t>
+      </w:r>
+      <w:proofErr w:type="spellEnd"/>
+      <w:r>
+        <w:t xml:space="preserve">-core-model, </w:t>
+      </w:r>
+      <w:proofErr w:type="spellStart"/>
+      <w:r>
+        <w:t>sm</w:t>
+      </w:r>
+      <w:proofErr w:type="spellEnd"/>
+      <w:r>
+        <w:t xml:space="preserve">-core-modules, </w:t>
+      </w:r>
+      <w:proofErr w:type="spellStart"/>
+      <w:r>
+        <w:t>sm</w:t>
+      </w:r>
+      <w:proofErr w:type="spellEnd"/>
+      <w:r>
+        <w:t xml:space="preserve">-shop, </w:t>
+      </w:r>
+      <w:proofErr w:type="spellStart"/>
+      <w:r>
+        <w:t>sm</w:t>
+      </w:r>
+      <w:proofErr w:type="spellEnd"/>
+      <w:r>
+        <w:t>-shop-model)</w:t>
       </w:r>
       <w:r>
         <w:br/>
@@ -578,7 +654,7 @@
     </w:p>
     <w:p>
       <w:pPr>
-        <w:pStyle w:val="Heading1"/>
+        <w:pStyle w:val="1"/>
       </w:pPr>
       <w:r>
         <w:lastRenderedPageBreak/>
@@ -587,7 +663,7 @@
     </w:p>
     <w:p>
       <w:pPr>
-        <w:pStyle w:val="Heading2"/>
+        <w:pStyle w:val="21"/>
       </w:pPr>
       <w:r>
         <w:t>3.1 Prerequisites</w:t>
@@ -595,7 +671,7 @@
     </w:p>
     <w:p>
       <w:pPr>
-        <w:pStyle w:val="ListBullet"/>
+        <w:pStyle w:val="a0"/>
       </w:pPr>
       <w:r>
         <w:t>Java Development Kit (JDK) 11 or 17</w:t>
@@ -603,7 +679,7 @@
     </w:p>
     <w:p>
       <w:pPr>
-        <w:pStyle w:val="ListBullet"/>
+        <w:pStyle w:val="a0"/>
       </w:pPr>
       <w:r>
         <w:t>Maven 3.6 or higher</w:t>
@@ -611,7 +687,7 @@
     </w:p>
     <w:p>
       <w:pPr>
-        <w:pStyle w:val="ListBullet"/>
+        <w:pStyle w:val="a0"/>
       </w:pPr>
       <w:r>
         <w:t>Git</w:t>
@@ -619,7 +695,7 @@
     </w:p>
     <w:p>
       <w:pPr>
-        <w:pStyle w:val="ListBullet"/>
+        <w:pStyle w:val="a0"/>
       </w:pPr>
       <w:r>
         <w:t>Docker (optional, for containerized deployment)</w:t>
@@ -627,7 +703,7 @@
     </w:p>
     <w:p>
       <w:pPr>
-        <w:pStyle w:val="ListBullet"/>
+        <w:pStyle w:val="a0"/>
       </w:pPr>
       <w:r>
         <w:t>PostgreSQL or MySQL (optional, for production database)</w:t>
@@ -635,7 +711,7 @@
     </w:p>
     <w:p>
       <w:pPr>
-        <w:pStyle w:val="Heading2"/>
+        <w:pStyle w:val="21"/>
       </w:pPr>
       <w:r>
         <w:t>3.2 Build Process</w:t>
@@ -676,11 +752,23 @@
         <w:br/>
       </w:r>
       <w:r>
-        <w:t>cd shopizer</w:t>
-      </w:r>
+        <w:t xml:space="preserve">cd </w:t>
+      </w:r>
+      <w:proofErr w:type="spellStart"/>
+      <w:r>
+        <w:t>shopizer</w:t>
+      </w:r>
+      <w:proofErr w:type="spellEnd"/>
       <w:r>
         <w:br/>
-        <w:t>mvnw clean install</w:t>
+      </w:r>
+      <w:proofErr w:type="spellStart"/>
+      <w:r>
+        <w:t>mvnw</w:t>
+      </w:r>
+      <w:proofErr w:type="spellEnd"/>
+      <w:r>
+        <w:t xml:space="preserve"> clean install</w:t>
       </w:r>
       <w:r>
         <w:br/>
@@ -700,8 +788,13 @@
         </w:rPr>
         <w:br/>
       </w:r>
-      <w:r>
-        <w:t>mvnw test</w:t>
+      <w:proofErr w:type="spellStart"/>
+      <w:r>
+        <w:t>mvnw</w:t>
+      </w:r>
+      <w:proofErr w:type="spellEnd"/>
+      <w:r>
+        <w:t xml:space="preserve"> test</w:t>
       </w:r>
       <w:r>
         <w:br/>
@@ -722,12 +815,32 @@
         <w:br/>
       </w:r>
       <w:r>
-        <w:t>cd sm-shop</w:t>
+        <w:t xml:space="preserve">cd </w:t>
+      </w:r>
+      <w:proofErr w:type="spellStart"/>
+      <w:r>
+        <w:t>sm</w:t>
+      </w:r>
+      <w:proofErr w:type="spellEnd"/>
+      <w:r>
+        <w:t>-shop</w:t>
       </w:r>
       <w:r>
         <w:br/>
-        <w:t>mvnw spring-boot:run</w:t>
-      </w:r>
+      </w:r>
+      <w:proofErr w:type="spellStart"/>
+      <w:r>
+        <w:t>mvnw</w:t>
+      </w:r>
+      <w:proofErr w:type="spellEnd"/>
+      <w:r>
+        <w:t xml:space="preserve"> </w:t>
+      </w:r>
+      <w:proofErr w:type="spellStart"/>
+      <w:r>
+        <w:t>spring-boot:run</w:t>
+      </w:r>
+      <w:proofErr w:type="spellEnd"/>
       <w:r>
         <w:br/>
       </w:r>
@@ -737,7 +850,7 @@
     </w:p>
     <w:p>
       <w:pPr>
-        <w:pStyle w:val="Heading2"/>
+        <w:pStyle w:val="21"/>
       </w:pPr>
       <w:r>
         <w:t>3.3 Docker Deployment</w:t>
@@ -750,7 +863,7 @@
     </w:p>
     <w:p>
       <w:pPr>
-        <w:pStyle w:val="ListBullet"/>
+        <w:pStyle w:val="a0"/>
       </w:pPr>
       <w:r>
         <w:t>PostgreSQL database container (port 5432)</w:t>
@@ -758,26 +871,41 @@
     </w:p>
     <w:p>
       <w:pPr>
-        <w:pStyle w:val="ListBullet"/>
-      </w:pPr>
-      <w:r>
-        <w:t>Shopizer backend API (port 8080)</w:t>
+        <w:pStyle w:val="a0"/>
+      </w:pPr>
+      <w:proofErr w:type="spellStart"/>
+      <w:r>
+        <w:t>Shopizer</w:t>
+      </w:r>
+      <w:proofErr w:type="spellEnd"/>
+      <w:r>
+        <w:t xml:space="preserve"> backend API (port 8080)</w:t>
       </w:r>
     </w:p>
     <w:p>
       <w:pPr>
-        <w:pStyle w:val="ListBullet"/>
-      </w:pPr>
-      <w:r>
-        <w:t>Shopizer admin UI (port 82)</w:t>
+        <w:pStyle w:val="a0"/>
+      </w:pPr>
+      <w:proofErr w:type="spellStart"/>
+      <w:r>
+        <w:t>Shopizer</w:t>
+      </w:r>
+      <w:proofErr w:type="spellEnd"/>
+      <w:r>
+        <w:t xml:space="preserve"> admin UI (port 82)</w:t>
       </w:r>
     </w:p>
     <w:p>
       <w:pPr>
-        <w:pStyle w:val="ListBullet"/>
-      </w:pPr>
-      <w:r>
-        <w:t>Shopizer shop React frontend (port 80)</w:t>
+        <w:pStyle w:val="a0"/>
+      </w:pPr>
+      <w:proofErr w:type="spellStart"/>
+      <w:r>
+        <w:t>Shopizer</w:t>
+      </w:r>
+      <w:proofErr w:type="spellEnd"/>
+      <w:r>
+        <w:t xml:space="preserve"> shop React frontend (port 80)</w:t>
       </w:r>
     </w:p>
     <w:p>
@@ -804,7 +932,7 @@
     </w:p>
     <w:p>
       <w:pPr>
-        <w:pStyle w:val="Heading1"/>
+        <w:pStyle w:val="1"/>
       </w:pPr>
       <w:r>
         <w:lastRenderedPageBreak/>
@@ -813,7 +941,7 @@
     </w:p>
     <w:p>
       <w:pPr>
-        <w:pStyle w:val="Heading2"/>
+        <w:pStyle w:val="21"/>
       </w:pPr>
       <w:r>
         <w:t>4.1 Testing Infrastructure</w:t>
@@ -823,13 +951,18 @@
       <w:pPr>
         <w:spacing w:before="240" w:after="240"/>
       </w:pPr>
-      <w:r>
-        <w:t>Shopizer uses JUnit 4 as its primary testing framework with Mockito for mocking dependencies. The project contains approximately 20+ test classes distributed across core business logic, catalog operations, order management, shipping calculations, and customer management.</w:t>
+      <w:proofErr w:type="spellStart"/>
+      <w:r>
+        <w:t>Shopizer</w:t>
+      </w:r>
+      <w:proofErr w:type="spellEnd"/>
+      <w:r>
+        <w:t xml:space="preserve"> uses JUnit 4 as its primary testing framework with Mockito for mocking dependencies. The project contains approximately 20+ test classes distributed across core business logic, catalog operations, order management, shipping calculations, and customer management.</w:t>
       </w:r>
     </w:p>
     <w:p>
       <w:pPr>
-        <w:pStyle w:val="Heading2"/>
+        <w:pStyle w:val="21"/>
       </w:pPr>
       <w:r>
         <w:t>4.2 Test Organization</w:t>
@@ -838,7 +971,7 @@
     <w:p>
       <w:pPr>
         <w:rPr>
-          <w:rFonts w:eastAsia="PMingLiU"/>
+          <w:rFonts w:eastAsia="新細明體"/>
           <w:lang w:eastAsia="zh-TW"/>
         </w:rPr>
       </w:pPr>
@@ -848,8 +981,21 @@
         </w:rPr>
         <w:t xml:space="preserve">Test Location: </w:t>
       </w:r>
-      <w:r>
-        <w:t>src/test/java/com/salesmanager/test/</w:t>
+      <w:proofErr w:type="spellStart"/>
+      <w:r>
+        <w:t>src</w:t>
+      </w:r>
+      <w:proofErr w:type="spellEnd"/>
+      <w:r>
+        <w:t>/test/java/com/</w:t>
+      </w:r>
+      <w:proofErr w:type="spellStart"/>
+      <w:r>
+        <w:t>salesmanager</w:t>
+      </w:r>
+      <w:proofErr w:type="spellEnd"/>
+      <w:r>
+        <w:t>/test/</w:t>
       </w:r>
       <w:r>
         <w:br/>
@@ -861,7 +1007,7 @@
     </w:p>
     <w:p>
       <w:pPr>
-        <w:pStyle w:val="ListBullet"/>
+        <w:pStyle w:val="a0"/>
       </w:pPr>
       <w:r>
         <w:t>ProductTest.java - Tests for product catalog operations</w:t>
@@ -869,7 +1015,7 @@
     </w:p>
     <w:p>
       <w:pPr>
-        <w:pStyle w:val="ListBullet"/>
+        <w:pStyle w:val="a0"/>
       </w:pPr>
       <w:r>
         <w:t>CategoryTest.java - Tests for category management</w:t>
@@ -877,7 +1023,7 @@
     </w:p>
     <w:p>
       <w:pPr>
-        <w:pStyle w:val="ListBullet"/>
+        <w:pStyle w:val="a0"/>
       </w:pPr>
       <w:r>
         <w:t>OrderTest.java - Tests for order processing</w:t>
@@ -885,7 +1031,7 @@
     </w:p>
     <w:p>
       <w:pPr>
-        <w:pStyle w:val="ListBullet"/>
+        <w:pStyle w:val="a0"/>
       </w:pPr>
       <w:r>
         <w:t>CustomerTest.java - Tests for customer operations</w:t>
@@ -893,7 +1039,7 @@
     </w:p>
     <w:p>
       <w:pPr>
-        <w:pStyle w:val="ListBullet"/>
+        <w:pStyle w:val="a0"/>
       </w:pPr>
       <w:r>
         <w:t>ShoppingCartTest.java - Tests for shopping cart functionality</w:t>
@@ -901,7 +1047,7 @@
     </w:p>
     <w:p>
       <w:pPr>
-        <w:pStyle w:val="ListBullet"/>
+        <w:pStyle w:val="a0"/>
       </w:pPr>
       <w:r>
         <w:t>ShippingMethodDecisionTest.java - Tests for shipping calculations</w:t>
@@ -909,7 +1055,7 @@
     </w:p>
     <w:p>
       <w:pPr>
-        <w:pStyle w:val="ListBullet"/>
+        <w:pStyle w:val="a0"/>
       </w:pPr>
       <w:r>
         <w:t>PaymentTest.java - Tests for payment processing</w:t>
@@ -917,7 +1063,7 @@
     </w:p>
     <w:p>
       <w:pPr>
-        <w:pStyle w:val="ListBullet"/>
+        <w:pStyle w:val="a0"/>
       </w:pPr>
       <w:r>
         <w:t>ContentFolderTest.java - Tests for content management</w:t>
@@ -925,7 +1071,7 @@
     </w:p>
     <w:p>
       <w:pPr>
-        <w:pStyle w:val="Heading2"/>
+        <w:pStyle w:val="21"/>
       </w:pPr>
       <w:r>
         <w:t>4.3 Base Test Class</w:t>
@@ -933,12 +1079,20 @@
     </w:p>
     <w:p>
       <w:r>
-        <w:t>All test classes extend AbstractSalesManagerCoreTestCase, which provides:</w:t>
+        <w:t xml:space="preserve">All test classes extend </w:t>
+      </w:r>
+      <w:proofErr w:type="spellStart"/>
+      <w:r>
+        <w:t>AbstractSalesManagerCoreTestCase</w:t>
+      </w:r>
+      <w:proofErr w:type="spellEnd"/>
+      <w:r>
+        <w:t>, which provides:</w:t>
       </w:r>
     </w:p>
     <w:p>
       <w:pPr>
-        <w:pStyle w:val="ListBullet"/>
+        <w:pStyle w:val="a0"/>
       </w:pPr>
       <w:r>
         <w:t>Spring application context initialization</w:t>
@@ -946,7 +1100,7 @@
     </w:p>
     <w:p>
       <w:pPr>
-        <w:pStyle w:val="ListBullet"/>
+        <w:pStyle w:val="a0"/>
       </w:pPr>
       <w:r>
         <w:t>Transaction management and rollback</w:t>
@@ -954,15 +1108,31 @@
     </w:p>
     <w:p>
       <w:pPr>
-        <w:pStyle w:val="ListBullet"/>
-      </w:pPr>
-      <w:r>
-        <w:t>Access to service beans (ProductService, CategoryService, etc.)</w:t>
+        <w:pStyle w:val="a0"/>
+      </w:pPr>
+      <w:r>
+        <w:t>Access to service beans (</w:t>
+      </w:r>
+      <w:proofErr w:type="spellStart"/>
+      <w:r>
+        <w:t>ProductService</w:t>
+      </w:r>
+      <w:proofErr w:type="spellEnd"/>
+      <w:r>
+        <w:t xml:space="preserve">, </w:t>
+      </w:r>
+      <w:proofErr w:type="spellStart"/>
+      <w:r>
+        <w:t>CategoryService</w:t>
+      </w:r>
+      <w:proofErr w:type="spellEnd"/>
+      <w:r>
+        <w:t>, etc.)</w:t>
       </w:r>
     </w:p>
     <w:p>
       <w:pPr>
-        <w:pStyle w:val="ListBullet"/>
+        <w:pStyle w:val="a0"/>
       </w:pPr>
       <w:r>
         <w:t>Database initialization and cleanup</w:t>
@@ -970,7 +1140,7 @@
     </w:p>
     <w:p>
       <w:pPr>
-        <w:pStyle w:val="Heading2"/>
+        <w:pStyle w:val="21"/>
       </w:pPr>
       <w:r>
         <w:t>4.4 How to Run Tests</w:t>
@@ -979,7 +1149,7 @@
     <w:p>
       <w:pPr>
         <w:rPr>
-          <w:rFonts w:eastAsia="PMingLiU"/>
+          <w:rFonts w:eastAsia="新細明體"/>
           <w:lang w:eastAsia="zh-TW"/>
         </w:rPr>
       </w:pPr>
@@ -995,8 +1165,13 @@
         </w:rPr>
         <w:br/>
       </w:r>
-      <w:r>
-        <w:t>mvnw test</w:t>
+      <w:proofErr w:type="spellStart"/>
+      <w:r>
+        <w:t>mvnw</w:t>
+      </w:r>
+      <w:proofErr w:type="spellEnd"/>
+      <w:r>
+        <w:t xml:space="preserve"> test</w:t>
       </w:r>
       <w:r>
         <w:br/>
@@ -1016,9 +1191,27 @@
         </w:rPr>
         <w:br/>
       </w:r>
-      <w:r>
-        <w:t>mvnw test -Dtest=ProductTest</w:t>
-      </w:r>
+      <w:proofErr w:type="spellStart"/>
+      <w:r>
+        <w:t>mvnw</w:t>
+      </w:r>
+      <w:proofErr w:type="spellEnd"/>
+      <w:r>
+        <w:t xml:space="preserve"> test -</w:t>
+      </w:r>
+      <w:proofErr w:type="spellStart"/>
+      <w:r>
+        <w:t>Dtest</w:t>
+      </w:r>
+      <w:proofErr w:type="spellEnd"/>
+      <w:r>
+        <w:t>=</w:t>
+      </w:r>
+      <w:proofErr w:type="spellStart"/>
+      <w:r>
+        <w:t>ProductTest</w:t>
+      </w:r>
+      <w:proofErr w:type="spellEnd"/>
       <w:r>
         <w:br/>
       </w:r>
@@ -1037,9 +1230,27 @@
         </w:rPr>
         <w:br/>
       </w:r>
-      <w:r>
-        <w:t>mvnw test -Dtest=ProductTest#testCreateProduct</w:t>
-      </w:r>
+      <w:proofErr w:type="spellStart"/>
+      <w:r>
+        <w:t>mvnw</w:t>
+      </w:r>
+      <w:proofErr w:type="spellEnd"/>
+      <w:r>
+        <w:t xml:space="preserve"> test -</w:t>
+      </w:r>
+      <w:proofErr w:type="spellStart"/>
+      <w:r>
+        <w:t>Dtest</w:t>
+      </w:r>
+      <w:proofErr w:type="spellEnd"/>
+      <w:r>
+        <w:t>=</w:t>
+      </w:r>
+      <w:proofErr w:type="spellStart"/>
+      <w:r>
+        <w:t>ProductTest#testCreateProduct</w:t>
+      </w:r>
+      <w:proofErr w:type="spellEnd"/>
       <w:r>
         <w:br/>
       </w:r>
@@ -1058,8 +1269,13 @@
         </w:rPr>
         <w:br/>
       </w:r>
-      <w:r>
-        <w:t>mvnw test -X</w:t>
+      <w:proofErr w:type="spellStart"/>
+      <w:r>
+        <w:t>mvnw</w:t>
+      </w:r>
+      <w:proofErr w:type="spellEnd"/>
+      <w:r>
+        <w:t xml:space="preserve"> test -X</w:t>
       </w:r>
       <w:r>
         <w:br/>
@@ -1067,7 +1283,7 @@
     </w:p>
     <w:p>
       <w:pPr>
-        <w:pStyle w:val="Heading1"/>
+        <w:pStyle w:val="1"/>
       </w:pPr>
       <w:r>
         <w:lastRenderedPageBreak/>
@@ -1076,7 +1292,7 @@
     </w:p>
     <w:p>
       <w:pPr>
-        <w:pStyle w:val="Heading2"/>
+        <w:pStyle w:val="21"/>
       </w:pPr>
       <w:r>
         <w:t>5.1 Motivation for Systematic Testing</w:t>
@@ -1089,7 +1305,7 @@
     </w:p>
     <w:p>
       <w:pPr>
-        <w:pStyle w:val="ListBullet"/>
+        <w:pStyle w:val="a0"/>
       </w:pPr>
       <w:r>
         <w:t>Input Space: E-commerce systems accept diverse inputs with varying characteristics, making exhaustive testing infeasible.</w:t>
@@ -1097,7 +1313,7 @@
     </w:p>
     <w:p>
       <w:pPr>
-        <w:pStyle w:val="ListBullet"/>
+        <w:pStyle w:val="a0"/>
       </w:pPr>
       <w:r>
         <w:t>Business Logic Complexity: Multiple interdependent operations (catalog, cart, orders) create complex interactions requiring focused testing.</w:t>
@@ -1105,7 +1321,7 @@
     </w:p>
     <w:p>
       <w:pPr>
-        <w:pStyle w:val="ListBullet"/>
+        <w:pStyle w:val="a0"/>
       </w:pPr>
       <w:r>
         <w:t>Error Handling: Systems must gracefully handle invalid inputs, edge cases, and resource constraints.</w:t>
@@ -1113,7 +1329,7 @@
     </w:p>
     <w:p>
       <w:pPr>
-        <w:pStyle w:val="ListBullet"/>
+        <w:pStyle w:val="a0"/>
       </w:pPr>
       <w:r>
         <w:t>Regression Prevention: Test suites must detect unintended changes to existing functionality.</w:t>
@@ -1121,7 +1337,7 @@
     </w:p>
     <w:p>
       <w:pPr>
-        <w:pStyle w:val="Heading2"/>
+        <w:pStyle w:val="21"/>
       </w:pPr>
       <w:r>
         <w:t>5.2 Partition Testing Methodology</w:t>
@@ -1134,7 +1350,7 @@
     </w:p>
     <w:p>
       <w:pPr>
-        <w:pStyle w:val="ListBullet"/>
+        <w:pStyle w:val="a0"/>
       </w:pPr>
       <w:r>
         <w:t>Reduces test cases: Instead of testing all possible inputs, representative values from each partition are tested.</w:t>
@@ -1142,15 +1358,20 @@
     </w:p>
     <w:p>
       <w:pPr>
-        <w:pStyle w:val="ListBullet"/>
-      </w:pPr>
-      <w:r>
-        <w:t>Improves coverage: Systematic partitioning ensures all meaningful input combinations are addressed.</w:t>
+        <w:pStyle w:val="a0"/>
+      </w:pPr>
+      <w:proofErr w:type="gramStart"/>
+      <w:r>
+        <w:t>Improves</w:t>
+      </w:r>
+      <w:proofErr w:type="gramEnd"/>
+      <w:r>
+        <w:t xml:space="preserve"> coverage: Systematic partitioning ensures all meaningful input combinations are addressed.</w:t>
       </w:r>
     </w:p>
     <w:p>
       <w:pPr>
-        <w:pStyle w:val="ListBullet"/>
+        <w:pStyle w:val="a0"/>
       </w:pPr>
       <w:r>
         <w:t>Identifies boundaries: Boundary value analysis within partitions reveals edge cases and off-by-one errors.</w:t>
@@ -1158,7 +1379,7 @@
     </w:p>
     <w:p>
       <w:pPr>
-        <w:pStyle w:val="ListBullet"/>
+        <w:pStyle w:val="a0"/>
       </w:pPr>
       <w:r>
         <w:t>Enhances maintainability: Clear partitioning makes test rationale transparent and test suites easier to maintain.</w:t>
@@ -1171,7 +1392,7 @@
     </w:p>
     <w:p>
       <w:pPr>
-        <w:pStyle w:val="Heading1"/>
+        <w:pStyle w:val="1"/>
       </w:pPr>
       <w:r>
         <w:lastRenderedPageBreak/>
@@ -1180,7 +1401,7 @@
     </w:p>
     <w:p>
       <w:pPr>
-        <w:pStyle w:val="Heading2"/>
+        <w:pStyle w:val="21"/>
       </w:pPr>
       <w:r>
         <w:t>6.1 Selected Feature: Product Creation and Validation</w:t>
@@ -1190,13 +1411,34 @@
       <w:pPr>
         <w:spacing w:before="240" w:after="240"/>
       </w:pPr>
-      <w:r>
-        <w:t>The Product Service is a critical component of the Shopizer catalog system. Product creation and validation represents a complex feature with multiple input parameters and business constraints, making it an ideal candidate for partition-based testing. This service validates product attributes, pricing, inventory, and relationships.</w:t>
+      <w:proofErr w:type="gramStart"/>
+      <w:r>
+        <w:t>The Product</w:t>
+      </w:r>
+      <w:proofErr w:type="gramEnd"/>
+      <w:r>
+        <w:t xml:space="preserve"> Service is a critical component of the </w:t>
+      </w:r>
+      <w:proofErr w:type="spellStart"/>
+      <w:r>
+        <w:t>Shopizer</w:t>
+      </w:r>
+      <w:proofErr w:type="spellEnd"/>
+      <w:r>
+        <w:t xml:space="preserve"> catalog system. Product creation and validation </w:t>
+      </w:r>
+      <w:proofErr w:type="gramStart"/>
+      <w:r>
+        <w:t>represents</w:t>
+      </w:r>
+      <w:proofErr w:type="gramEnd"/>
+      <w:r>
+        <w:t xml:space="preserve"> a complex feature with multiple input parameters and business constraints, making it an ideal candidate for partition-based testing. This service validates product attributes, pricing, inventory, and relationships.</w:t>
       </w:r>
     </w:p>
     <w:p>
       <w:pPr>
-        <w:pStyle w:val="Heading2"/>
+        <w:pStyle w:val="21"/>
       </w:pPr>
       <w:r>
         <w:t>6.2 Partitioning Scheme: Product Price Validation</w:t>
@@ -1212,7 +1454,7 @@
     </w:p>
     <w:p>
       <w:pPr>
-        <w:pStyle w:val="Heading2"/>
+        <w:pStyle w:val="21"/>
       </w:pPr>
       <w:r>
         <w:t>6.3 Partition Definition</w:t>
@@ -1220,7 +1462,7 @@
     </w:p>
     <w:tbl>
       <w:tblPr>
-        <w:tblStyle w:val="LightGrid-Accent1"/>
+        <w:tblStyle w:val="-11"/>
         <w:tblW w:w="0" w:type="auto"/>
         <w:tblLook w:val="04A0" w:firstRow="1" w:lastRow="0" w:firstColumn="1" w:lastColumn="0" w:noHBand="0" w:noVBand="1"/>
       </w:tblPr>
@@ -1674,18 +1916,608 @@
           </w:p>
         </w:tc>
       </w:tr>
+      <w:tr>
+        <w:trPr>
+          <w:cnfStyle w:val="000000010000" w:firstRow="0" w:lastRow="0" w:firstColumn="0" w:lastColumn="0" w:oddVBand="0" w:evenVBand="0" w:oddHBand="0" w:evenHBand="1" w:firstRowFirstColumn="0" w:firstRowLastColumn="0" w:lastRowFirstColumn="0" w:lastRowLastColumn="0"/>
+        </w:trPr>
+        <w:tc>
+          <w:tcPr>
+            <w:cnfStyle w:val="001000000000" w:firstRow="0" w:lastRow="0" w:firstColumn="1" w:lastColumn="0" w:oddVBand="0" w:evenVBand="0" w:oddHBand="0" w:evenHBand="0" w:firstRowFirstColumn="0" w:firstRowLastColumn="0" w:lastRowFirstColumn="0" w:lastRowLastColumn="0"/>
+            <w:tcW w:w="2160" w:type="dxa"/>
+          </w:tcPr>
+          <w:p/>
+        </w:tc>
+        <w:tc>
+          <w:tcPr>
+            <w:tcW w:w="2160" w:type="dxa"/>
+          </w:tcPr>
+          <w:p>
+            <w:pPr>
+              <w:cnfStyle w:val="000000010000" w:firstRow="0" w:lastRow="0" w:firstColumn="0" w:lastColumn="0" w:oddVBand="0" w:evenVBand="0" w:oddHBand="0" w:evenHBand="1" w:firstRowFirstColumn="0" w:firstRowLastColumn="0" w:lastRowFirstColumn="0" w:lastRowLastColumn="0"/>
+            </w:pPr>
+          </w:p>
+        </w:tc>
+        <w:tc>
+          <w:tcPr>
+            <w:tcW w:w="2160" w:type="dxa"/>
+          </w:tcPr>
+          <w:p>
+            <w:pPr>
+              <w:cnfStyle w:val="000000010000" w:firstRow="0" w:lastRow="0" w:firstColumn="0" w:lastColumn="0" w:oddVBand="0" w:evenVBand="0" w:oddHBand="0" w:evenHBand="1" w:firstRowFirstColumn="0" w:firstRowLastColumn="0" w:lastRowFirstColumn="0" w:lastRowLastColumn="0"/>
+            </w:pPr>
+          </w:p>
+        </w:tc>
+        <w:tc>
+          <w:tcPr>
+            <w:tcW w:w="2160" w:type="dxa"/>
+          </w:tcPr>
+          <w:p>
+            <w:pPr>
+              <w:cnfStyle w:val="000000010000" w:firstRow="0" w:lastRow="0" w:firstColumn="0" w:lastColumn="0" w:oddVBand="0" w:evenVBand="0" w:oddHBand="0" w:evenHBand="1" w:firstRowFirstColumn="0" w:firstRowLastColumn="0" w:lastRowFirstColumn="0" w:lastRowLastColumn="0"/>
+            </w:pPr>
+          </w:p>
+        </w:tc>
+      </w:tr>
     </w:tbl>
     <w:p>
       <w:pPr>
-        <w:pStyle w:val="Heading2"/>
-      </w:pPr>
-      <w:r>
-        <w:t>6.4 Boundary Value Analysis</w:t>
+        <w:pStyle w:val="21"/>
+        <w:rPr>
+          <w:rFonts w:eastAsia="新細明體" w:hint="eastAsia"/>
+          <w:lang w:eastAsia="zh-TW"/>
+        </w:rPr>
+      </w:pPr>
+      <w:r>
+        <w:rPr>
+          <w:rFonts w:eastAsia="新細明體"/>
+          <w:lang w:eastAsia="zh-TW"/>
+        </w:rPr>
+        <w:t>Shopping Cart Quantity</w:t>
+      </w:r>
+      <w:r>
+        <w:rPr>
+          <w:rFonts w:eastAsia="新細明體" w:hint="eastAsia"/>
+          <w:lang w:eastAsia="zh-TW"/>
+        </w:rPr>
+        <w:t xml:space="preserve"> </w:t>
+      </w:r>
+      <w:r>
+        <w:t>Partition Definition</w:t>
       </w:r>
     </w:p>
     <w:tbl>
       <w:tblPr>
-        <w:tblStyle w:val="LightGrid-Accent1"/>
+        <w:tblStyle w:val="-11"/>
+        <w:tblW w:w="0" w:type="auto"/>
+        <w:tblLook w:val="04A0" w:firstRow="1" w:lastRow="0" w:firstColumn="1" w:lastColumn="0" w:noHBand="0" w:noVBand="1"/>
+      </w:tblPr>
+      <w:tblGrid>
+        <w:gridCol w:w="1881"/>
+        <w:gridCol w:w="3390"/>
+        <w:gridCol w:w="1485"/>
+        <w:gridCol w:w="2100"/>
+      </w:tblGrid>
+      <w:tr>
+        <w:trPr>
+          <w:cnfStyle w:val="100000000000" w:firstRow="1" w:lastRow="0" w:firstColumn="0" w:lastColumn="0" w:oddVBand="0" w:evenVBand="0" w:oddHBand="0" w:evenHBand="0" w:firstRowFirstColumn="0" w:firstRowLastColumn="0" w:lastRowFirstColumn="0" w:lastRowLastColumn="0"/>
+        </w:trPr>
+        <w:tc>
+          <w:tcPr>
+            <w:cnfStyle w:val="001000000000" w:firstRow="0" w:lastRow="0" w:firstColumn="1" w:lastColumn="0" w:oddVBand="0" w:evenVBand="0" w:oddHBand="0" w:evenHBand="0" w:firstRowFirstColumn="0" w:firstRowLastColumn="0" w:lastRowFirstColumn="0" w:lastRowLastColumn="0"/>
+            <w:tcW w:w="0" w:type="auto"/>
+            <w:hideMark/>
+          </w:tcPr>
+          <w:p>
+            <w:r>
+              <w:t>Partition</w:t>
+            </w:r>
+          </w:p>
+        </w:tc>
+        <w:tc>
+          <w:tcPr>
+            <w:tcW w:w="0" w:type="auto"/>
+            <w:hideMark/>
+          </w:tcPr>
+          <w:p>
+            <w:pPr>
+              <w:cnfStyle w:val="100000000000" w:firstRow="1" w:lastRow="0" w:firstColumn="0" w:lastColumn="0" w:oddVBand="0" w:evenVBand="0" w:oddHBand="0" w:evenHBand="0" w:firstRowFirstColumn="0" w:firstRowLastColumn="0" w:lastRowFirstColumn="0" w:lastRowLastColumn="0"/>
+            </w:pPr>
+            <w:r>
+              <w:t>Description</w:t>
+            </w:r>
+          </w:p>
+        </w:tc>
+        <w:tc>
+          <w:tcPr>
+            <w:tcW w:w="0" w:type="auto"/>
+            <w:hideMark/>
+          </w:tcPr>
+          <w:p>
+            <w:pPr>
+              <w:cnfStyle w:val="100000000000" w:firstRow="1" w:lastRow="0" w:firstColumn="0" w:lastColumn="0" w:oddVBand="0" w:evenVBand="0" w:oddHBand="0" w:evenHBand="0" w:firstRowFirstColumn="0" w:firstRowLastColumn="0" w:lastRowFirstColumn="0" w:lastRowLastColumn="0"/>
+            </w:pPr>
+            <w:r>
+              <w:t>Quantity Range</w:t>
+            </w:r>
+          </w:p>
+        </w:tc>
+        <w:tc>
+          <w:tcPr>
+            <w:tcW w:w="0" w:type="auto"/>
+            <w:hideMark/>
+          </w:tcPr>
+          <w:p>
+            <w:pPr>
+              <w:cnfStyle w:val="100000000000" w:firstRow="1" w:lastRow="0" w:firstColumn="0" w:lastColumn="0" w:oddVBand="0" w:evenVBand="0" w:oddHBand="0" w:evenHBand="0" w:firstRowFirstColumn="0" w:firstRowLastColumn="0" w:lastRowFirstColumn="0" w:lastRowLastColumn="0"/>
+            </w:pPr>
+            <w:r>
+              <w:t>Representative Values</w:t>
+            </w:r>
+          </w:p>
+        </w:tc>
+      </w:tr>
+      <w:tr>
+        <w:trPr>
+          <w:cnfStyle w:val="000000100000" w:firstRow="0" w:lastRow="0" w:firstColumn="0" w:lastColumn="0" w:oddVBand="0" w:evenVBand="0" w:oddHBand="1" w:evenHBand="0" w:firstRowFirstColumn="0" w:firstRowLastColumn="0" w:lastRowFirstColumn="0" w:lastRowLastColumn="0"/>
+        </w:trPr>
+        <w:tc>
+          <w:tcPr>
+            <w:cnfStyle w:val="001000000000" w:firstRow="0" w:lastRow="0" w:firstColumn="1" w:lastColumn="0" w:oddVBand="0" w:evenVBand="0" w:oddHBand="0" w:evenHBand="0" w:firstRowFirstColumn="0" w:firstRowLastColumn="0" w:lastRowFirstColumn="0" w:lastRowLastColumn="0"/>
+            <w:tcW w:w="0" w:type="auto"/>
+            <w:hideMark/>
+          </w:tcPr>
+          <w:p>
+            <w:r>
+              <w:t>P1 Valid</w:t>
+            </w:r>
+          </w:p>
+        </w:tc>
+        <w:tc>
+          <w:tcPr>
+            <w:tcW w:w="0" w:type="auto"/>
+            <w:hideMark/>
+          </w:tcPr>
+          <w:p>
+            <w:pPr>
+              <w:cnfStyle w:val="000000100000" w:firstRow="0" w:lastRow="0" w:firstColumn="0" w:lastColumn="0" w:oddVBand="0" w:evenVBand="0" w:oddHBand="1" w:evenHBand="0" w:firstRowFirstColumn="0" w:firstRowLastColumn="0" w:lastRowFirstColumn="0" w:lastRowLastColumn="0"/>
+              <w:rPr>
+                <w:rFonts w:asciiTheme="majorHAnsi" w:eastAsiaTheme="majorEastAsia" w:hAnsiTheme="majorHAnsi" w:cstheme="majorBidi"/>
+                <w:b/>
+                <w:bCs/>
+              </w:rPr>
+            </w:pPr>
+            <w:r>
+              <w:rPr>
+                <w:rFonts w:asciiTheme="majorHAnsi" w:eastAsiaTheme="majorEastAsia" w:hAnsiTheme="majorHAnsi" w:cstheme="majorBidi"/>
+                <w:b/>
+                <w:bCs/>
+              </w:rPr>
+              <w:t>Quantity within available stock</w:t>
+            </w:r>
+          </w:p>
+        </w:tc>
+        <w:tc>
+          <w:tcPr>
+            <w:tcW w:w="0" w:type="auto"/>
+            <w:hideMark/>
+          </w:tcPr>
+          <w:p>
+            <w:pPr>
+              <w:cnfStyle w:val="000000100000" w:firstRow="0" w:lastRow="0" w:firstColumn="0" w:lastColumn="0" w:oddVBand="0" w:evenVBand="0" w:oddHBand="1" w:evenHBand="0" w:firstRowFirstColumn="0" w:firstRowLastColumn="0" w:lastRowFirstColumn="0" w:lastRowLastColumn="0"/>
+              <w:rPr>
+                <w:rFonts w:asciiTheme="majorHAnsi" w:eastAsiaTheme="majorEastAsia" w:hAnsiTheme="majorHAnsi" w:cstheme="majorBidi"/>
+                <w:b/>
+                <w:bCs/>
+              </w:rPr>
+            </w:pPr>
+            <w:r>
+              <w:rPr>
+                <w:rFonts w:asciiTheme="majorHAnsi" w:eastAsiaTheme="majorEastAsia" w:hAnsiTheme="majorHAnsi" w:cstheme="majorBidi"/>
+                <w:b/>
+                <w:bCs/>
+              </w:rPr>
+              <w:t>1 – 10</w:t>
+            </w:r>
+          </w:p>
+        </w:tc>
+        <w:tc>
+          <w:tcPr>
+            <w:tcW w:w="0" w:type="auto"/>
+            <w:hideMark/>
+          </w:tcPr>
+          <w:p>
+            <w:pPr>
+              <w:cnfStyle w:val="000000100000" w:firstRow="0" w:lastRow="0" w:firstColumn="0" w:lastColumn="0" w:oddVBand="0" w:evenVBand="0" w:oddHBand="1" w:evenHBand="0" w:firstRowFirstColumn="0" w:firstRowLastColumn="0" w:lastRowFirstColumn="0" w:lastRowLastColumn="0"/>
+              <w:rPr>
+                <w:rFonts w:asciiTheme="majorHAnsi" w:eastAsiaTheme="majorEastAsia" w:hAnsiTheme="majorHAnsi" w:cstheme="majorBidi"/>
+                <w:b/>
+                <w:bCs/>
+              </w:rPr>
+            </w:pPr>
+            <w:r>
+              <w:rPr>
+                <w:rFonts w:asciiTheme="majorHAnsi" w:eastAsiaTheme="majorEastAsia" w:hAnsiTheme="majorHAnsi" w:cstheme="majorBidi"/>
+                <w:b/>
+                <w:bCs/>
+              </w:rPr>
+              <w:t>1, 3, 5, 9, 10</w:t>
+            </w:r>
+          </w:p>
+        </w:tc>
+      </w:tr>
+      <w:tr>
+        <w:trPr>
+          <w:cnfStyle w:val="000000010000" w:firstRow="0" w:lastRow="0" w:firstColumn="0" w:lastColumn="0" w:oddVBand="0" w:evenVBand="0" w:oddHBand="0" w:evenHBand="1" w:firstRowFirstColumn="0" w:firstRowLastColumn="0" w:lastRowFirstColumn="0" w:lastRowLastColumn="0"/>
+        </w:trPr>
+        <w:tc>
+          <w:tcPr>
+            <w:cnfStyle w:val="001000000000" w:firstRow="0" w:lastRow="0" w:firstColumn="1" w:lastColumn="0" w:oddVBand="0" w:evenVBand="0" w:oddHBand="0" w:evenHBand="0" w:firstRowFirstColumn="0" w:firstRowLastColumn="0" w:lastRowFirstColumn="0" w:lastRowLastColumn="0"/>
+            <w:tcW w:w="0" w:type="auto"/>
+            <w:hideMark/>
+          </w:tcPr>
+          <w:p>
+            <w:r>
+              <w:t>P2 Invalid Zero</w:t>
+            </w:r>
+          </w:p>
+        </w:tc>
+        <w:tc>
+          <w:tcPr>
+            <w:tcW w:w="0" w:type="auto"/>
+            <w:hideMark/>
+          </w:tcPr>
+          <w:p>
+            <w:pPr>
+              <w:cnfStyle w:val="000000010000" w:firstRow="0" w:lastRow="0" w:firstColumn="0" w:lastColumn="0" w:oddVBand="0" w:evenVBand="0" w:oddHBand="0" w:evenHBand="1" w:firstRowFirstColumn="0" w:firstRowLastColumn="0" w:lastRowFirstColumn="0" w:lastRowLastColumn="0"/>
+              <w:rPr>
+                <w:rFonts w:asciiTheme="majorHAnsi" w:eastAsiaTheme="majorEastAsia" w:hAnsiTheme="majorHAnsi" w:cstheme="majorBidi"/>
+                <w:b/>
+                <w:bCs/>
+              </w:rPr>
+            </w:pPr>
+            <w:r>
+              <w:rPr>
+                <w:rFonts w:asciiTheme="majorHAnsi" w:eastAsiaTheme="majorEastAsia" w:hAnsiTheme="majorHAnsi" w:cstheme="majorBidi"/>
+                <w:b/>
+                <w:bCs/>
+              </w:rPr>
+              <w:t>Zero quantity not meaningful for purchase</w:t>
+            </w:r>
+          </w:p>
+        </w:tc>
+        <w:tc>
+          <w:tcPr>
+            <w:tcW w:w="0" w:type="auto"/>
+            <w:hideMark/>
+          </w:tcPr>
+          <w:p>
+            <w:pPr>
+              <w:cnfStyle w:val="000000010000" w:firstRow="0" w:lastRow="0" w:firstColumn="0" w:lastColumn="0" w:oddVBand="0" w:evenVBand="0" w:oddHBand="0" w:evenHBand="1" w:firstRowFirstColumn="0" w:firstRowLastColumn="0" w:lastRowFirstColumn="0" w:lastRowLastColumn="0"/>
+              <w:rPr>
+                <w:rFonts w:asciiTheme="majorHAnsi" w:eastAsiaTheme="majorEastAsia" w:hAnsiTheme="majorHAnsi" w:cstheme="majorBidi"/>
+                <w:b/>
+                <w:bCs/>
+              </w:rPr>
+            </w:pPr>
+            <w:r>
+              <w:rPr>
+                <w:rFonts w:asciiTheme="majorHAnsi" w:eastAsiaTheme="majorEastAsia" w:hAnsiTheme="majorHAnsi" w:cstheme="majorBidi"/>
+                <w:b/>
+                <w:bCs/>
+              </w:rPr>
+              <w:t>0</w:t>
+            </w:r>
+          </w:p>
+        </w:tc>
+        <w:tc>
+          <w:tcPr>
+            <w:tcW w:w="0" w:type="auto"/>
+            <w:hideMark/>
+          </w:tcPr>
+          <w:p>
+            <w:pPr>
+              <w:cnfStyle w:val="000000010000" w:firstRow="0" w:lastRow="0" w:firstColumn="0" w:lastColumn="0" w:oddVBand="0" w:evenVBand="0" w:oddHBand="0" w:evenHBand="1" w:firstRowFirstColumn="0" w:firstRowLastColumn="0" w:lastRowFirstColumn="0" w:lastRowLastColumn="0"/>
+              <w:rPr>
+                <w:rFonts w:asciiTheme="majorHAnsi" w:eastAsiaTheme="majorEastAsia" w:hAnsiTheme="majorHAnsi" w:cstheme="majorBidi"/>
+                <w:b/>
+                <w:bCs/>
+              </w:rPr>
+            </w:pPr>
+            <w:r>
+              <w:rPr>
+                <w:rFonts w:asciiTheme="majorHAnsi" w:eastAsiaTheme="majorEastAsia" w:hAnsiTheme="majorHAnsi" w:cstheme="majorBidi"/>
+                <w:b/>
+                <w:bCs/>
+              </w:rPr>
+              <w:t>0</w:t>
+            </w:r>
+          </w:p>
+        </w:tc>
+      </w:tr>
+      <w:tr>
+        <w:trPr>
+          <w:cnfStyle w:val="000000100000" w:firstRow="0" w:lastRow="0" w:firstColumn="0" w:lastColumn="0" w:oddVBand="0" w:evenVBand="0" w:oddHBand="1" w:evenHBand="0" w:firstRowFirstColumn="0" w:firstRowLastColumn="0" w:lastRowFirstColumn="0" w:lastRowLastColumn="0"/>
+        </w:trPr>
+        <w:tc>
+          <w:tcPr>
+            <w:cnfStyle w:val="001000000000" w:firstRow="0" w:lastRow="0" w:firstColumn="1" w:lastColumn="0" w:oddVBand="0" w:evenVBand="0" w:oddHBand="0" w:evenHBand="0" w:firstRowFirstColumn="0" w:firstRowLastColumn="0" w:lastRowFirstColumn="0" w:lastRowLastColumn="0"/>
+            <w:tcW w:w="0" w:type="auto"/>
+            <w:hideMark/>
+          </w:tcPr>
+          <w:p>
+            <w:r>
+              <w:t>P3 Invalid Negative</w:t>
+            </w:r>
+          </w:p>
+        </w:tc>
+        <w:tc>
+          <w:tcPr>
+            <w:tcW w:w="0" w:type="auto"/>
+            <w:hideMark/>
+          </w:tcPr>
+          <w:p>
+            <w:pPr>
+              <w:cnfStyle w:val="000000100000" w:firstRow="0" w:lastRow="0" w:firstColumn="0" w:lastColumn="0" w:oddVBand="0" w:evenVBand="0" w:oddHBand="1" w:evenHBand="0" w:firstRowFirstColumn="0" w:firstRowLastColumn="0" w:lastRowFirstColumn="0" w:lastRowLastColumn="0"/>
+              <w:rPr>
+                <w:rFonts w:asciiTheme="majorHAnsi" w:eastAsiaTheme="majorEastAsia" w:hAnsiTheme="majorHAnsi" w:cstheme="majorBidi"/>
+                <w:b/>
+                <w:bCs/>
+              </w:rPr>
+            </w:pPr>
+            <w:r>
+              <w:rPr>
+                <w:rFonts w:asciiTheme="majorHAnsi" w:eastAsiaTheme="majorEastAsia" w:hAnsiTheme="majorHAnsi" w:cstheme="majorBidi"/>
+                <w:b/>
+                <w:bCs/>
+              </w:rPr>
+              <w:t>Negative quantities are invalid</w:t>
+            </w:r>
+          </w:p>
+        </w:tc>
+        <w:tc>
+          <w:tcPr>
+            <w:tcW w:w="0" w:type="auto"/>
+            <w:hideMark/>
+          </w:tcPr>
+          <w:p>
+            <w:pPr>
+              <w:cnfStyle w:val="000000100000" w:firstRow="0" w:lastRow="0" w:firstColumn="0" w:lastColumn="0" w:oddVBand="0" w:evenVBand="0" w:oddHBand="1" w:evenHBand="0" w:firstRowFirstColumn="0" w:firstRowLastColumn="0" w:lastRowFirstColumn="0" w:lastRowLastColumn="0"/>
+              <w:rPr>
+                <w:rFonts w:asciiTheme="majorHAnsi" w:eastAsiaTheme="majorEastAsia" w:hAnsiTheme="majorHAnsi" w:cstheme="majorBidi"/>
+                <w:b/>
+                <w:bCs/>
+              </w:rPr>
+            </w:pPr>
+            <w:r>
+              <w:rPr>
+                <w:rFonts w:asciiTheme="majorHAnsi" w:eastAsiaTheme="majorEastAsia" w:hAnsiTheme="majorHAnsi" w:cstheme="majorBidi"/>
+                <w:b/>
+                <w:bCs/>
+              </w:rPr>
+              <w:t>&lt; 0</w:t>
+            </w:r>
+          </w:p>
+        </w:tc>
+        <w:tc>
+          <w:tcPr>
+            <w:tcW w:w="0" w:type="auto"/>
+            <w:hideMark/>
+          </w:tcPr>
+          <w:p>
+            <w:pPr>
+              <w:cnfStyle w:val="000000100000" w:firstRow="0" w:lastRow="0" w:firstColumn="0" w:lastColumn="0" w:oddVBand="0" w:evenVBand="0" w:oddHBand="1" w:evenHBand="0" w:firstRowFirstColumn="0" w:firstRowLastColumn="0" w:lastRowFirstColumn="0" w:lastRowLastColumn="0"/>
+              <w:rPr>
+                <w:rFonts w:asciiTheme="majorHAnsi" w:eastAsiaTheme="majorEastAsia" w:hAnsiTheme="majorHAnsi" w:cstheme="majorBidi"/>
+                <w:b/>
+                <w:bCs/>
+              </w:rPr>
+            </w:pPr>
+            <w:r>
+              <w:rPr>
+                <w:rFonts w:asciiTheme="majorHAnsi" w:eastAsiaTheme="majorEastAsia" w:hAnsiTheme="majorHAnsi" w:cstheme="majorBidi"/>
+                <w:b/>
+                <w:bCs/>
+              </w:rPr>
+              <w:t>-1, -100</w:t>
+            </w:r>
+          </w:p>
+        </w:tc>
+      </w:tr>
+      <w:tr>
+        <w:trPr>
+          <w:cnfStyle w:val="000000010000" w:firstRow="0" w:lastRow="0" w:firstColumn="0" w:lastColumn="0" w:oddVBand="0" w:evenVBand="0" w:oddHBand="0" w:evenHBand="1" w:firstRowFirstColumn="0" w:firstRowLastColumn="0" w:lastRowFirstColumn="0" w:lastRowLastColumn="0"/>
+        </w:trPr>
+        <w:tc>
+          <w:tcPr>
+            <w:cnfStyle w:val="001000000000" w:firstRow="0" w:lastRow="0" w:firstColumn="1" w:lastColumn="0" w:oddVBand="0" w:evenVBand="0" w:oddHBand="0" w:evenHBand="0" w:firstRowFirstColumn="0" w:firstRowLastColumn="0" w:lastRowFirstColumn="0" w:lastRowLastColumn="0"/>
+            <w:tcW w:w="0" w:type="auto"/>
+            <w:hideMark/>
+          </w:tcPr>
+          <w:p>
+            <w:r>
+              <w:t>P4 Invalid Over-Stock</w:t>
+            </w:r>
+          </w:p>
+        </w:tc>
+        <w:tc>
+          <w:tcPr>
+            <w:tcW w:w="0" w:type="auto"/>
+            <w:hideMark/>
+          </w:tcPr>
+          <w:p>
+            <w:pPr>
+              <w:cnfStyle w:val="000000010000" w:firstRow="0" w:lastRow="0" w:firstColumn="0" w:lastColumn="0" w:oddVBand="0" w:evenVBand="0" w:oddHBand="0" w:evenHBand="1" w:firstRowFirstColumn="0" w:firstRowLastColumn="0" w:lastRowFirstColumn="0" w:lastRowLastColumn="0"/>
+              <w:rPr>
+                <w:rFonts w:asciiTheme="majorHAnsi" w:eastAsiaTheme="majorEastAsia" w:hAnsiTheme="majorHAnsi" w:cstheme="majorBidi"/>
+                <w:b/>
+                <w:bCs/>
+              </w:rPr>
+            </w:pPr>
+            <w:r>
+              <w:rPr>
+                <w:rFonts w:asciiTheme="majorHAnsi" w:eastAsiaTheme="majorEastAsia" w:hAnsiTheme="majorHAnsi" w:cstheme="majorBidi"/>
+                <w:b/>
+                <w:bCs/>
+              </w:rPr>
+              <w:t>Quantity exceeds inventory</w:t>
+            </w:r>
+          </w:p>
+        </w:tc>
+        <w:tc>
+          <w:tcPr>
+            <w:tcW w:w="0" w:type="auto"/>
+            <w:hideMark/>
+          </w:tcPr>
+          <w:p>
+            <w:pPr>
+              <w:cnfStyle w:val="000000010000" w:firstRow="0" w:lastRow="0" w:firstColumn="0" w:lastColumn="0" w:oddVBand="0" w:evenVBand="0" w:oddHBand="0" w:evenHBand="1" w:firstRowFirstColumn="0" w:firstRowLastColumn="0" w:lastRowFirstColumn="0" w:lastRowLastColumn="0"/>
+              <w:rPr>
+                <w:rFonts w:asciiTheme="majorHAnsi" w:eastAsiaTheme="majorEastAsia" w:hAnsiTheme="majorHAnsi" w:cstheme="majorBidi"/>
+                <w:b/>
+                <w:bCs/>
+              </w:rPr>
+            </w:pPr>
+            <w:r>
+              <w:rPr>
+                <w:rFonts w:asciiTheme="majorHAnsi" w:eastAsiaTheme="majorEastAsia" w:hAnsiTheme="majorHAnsi" w:cstheme="majorBidi"/>
+                <w:b/>
+                <w:bCs/>
+              </w:rPr>
+              <w:t>&gt; 10</w:t>
+            </w:r>
+          </w:p>
+        </w:tc>
+        <w:tc>
+          <w:tcPr>
+            <w:tcW w:w="0" w:type="auto"/>
+            <w:hideMark/>
+          </w:tcPr>
+          <w:p>
+            <w:pPr>
+              <w:cnfStyle w:val="000000010000" w:firstRow="0" w:lastRow="0" w:firstColumn="0" w:lastColumn="0" w:oddVBand="0" w:evenVBand="0" w:oddHBand="0" w:evenHBand="1" w:firstRowFirstColumn="0" w:firstRowLastColumn="0" w:lastRowFirstColumn="0" w:lastRowLastColumn="0"/>
+              <w:rPr>
+                <w:rFonts w:asciiTheme="majorHAnsi" w:eastAsiaTheme="majorEastAsia" w:hAnsiTheme="majorHAnsi" w:cstheme="majorBidi"/>
+                <w:b/>
+                <w:bCs/>
+              </w:rPr>
+            </w:pPr>
+            <w:r>
+              <w:rPr>
+                <w:rFonts w:asciiTheme="majorHAnsi" w:eastAsiaTheme="majorEastAsia" w:hAnsiTheme="majorHAnsi" w:cstheme="majorBidi"/>
+                <w:b/>
+                <w:bCs/>
+              </w:rPr>
+              <w:t>11, 100</w:t>
+            </w:r>
+          </w:p>
+        </w:tc>
+      </w:tr>
+      <w:tr>
+        <w:trPr>
+          <w:cnfStyle w:val="000000100000" w:firstRow="0" w:lastRow="0" w:firstColumn="0" w:lastColumn="0" w:oddVBand="0" w:evenVBand="0" w:oddHBand="1" w:evenHBand="0" w:firstRowFirstColumn="0" w:firstRowLastColumn="0" w:lastRowFirstColumn="0" w:lastRowLastColumn="0"/>
+        </w:trPr>
+        <w:tc>
+          <w:tcPr>
+            <w:cnfStyle w:val="001000000000" w:firstRow="0" w:lastRow="0" w:firstColumn="1" w:lastColumn="0" w:oddVBand="0" w:evenVBand="0" w:oddHBand="0" w:evenHBand="0" w:firstRowFirstColumn="0" w:firstRowLastColumn="0" w:lastRowFirstColumn="0" w:lastRowLastColumn="0"/>
+            <w:tcW w:w="0" w:type="auto"/>
+            <w:hideMark/>
+          </w:tcPr>
+          <w:p>
+            <w:r>
+              <w:t>S1 Scenario</w:t>
+            </w:r>
+          </w:p>
+        </w:tc>
+        <w:tc>
+          <w:tcPr>
+            <w:tcW w:w="0" w:type="auto"/>
+            <w:hideMark/>
+          </w:tcPr>
+          <w:p>
+            <w:pPr>
+              <w:cnfStyle w:val="000000100000" w:firstRow="0" w:lastRow="0" w:firstColumn="0" w:lastColumn="0" w:oddVBand="0" w:evenVBand="0" w:oddHBand="1" w:evenHBand="0" w:firstRowFirstColumn="0" w:firstRowLastColumn="0" w:lastRowFirstColumn="0" w:lastRowLastColumn="0"/>
+              <w:rPr>
+                <w:rFonts w:asciiTheme="majorHAnsi" w:eastAsiaTheme="majorEastAsia" w:hAnsiTheme="majorHAnsi" w:cstheme="majorBidi"/>
+                <w:b/>
+                <w:bCs/>
+              </w:rPr>
+            </w:pPr>
+            <w:r>
+              <w:rPr>
+                <w:rFonts w:asciiTheme="majorHAnsi" w:eastAsiaTheme="majorEastAsia" w:hAnsiTheme="majorHAnsi" w:cstheme="majorBidi"/>
+                <w:b/>
+                <w:bCs/>
+              </w:rPr>
+              <w:t>Multiple valid line items in one cart</w:t>
+            </w:r>
+          </w:p>
+        </w:tc>
+        <w:tc>
+          <w:tcPr>
+            <w:tcW w:w="0" w:type="auto"/>
+            <w:hideMark/>
+          </w:tcPr>
+          <w:p>
+            <w:pPr>
+              <w:cnfStyle w:val="000000100000" w:firstRow="0" w:lastRow="0" w:firstColumn="0" w:lastColumn="0" w:oddVBand="0" w:evenVBand="0" w:oddHBand="1" w:evenHBand="0" w:firstRowFirstColumn="0" w:firstRowLastColumn="0" w:lastRowFirstColumn="0" w:lastRowLastColumn="0"/>
+              <w:rPr>
+                <w:rFonts w:asciiTheme="majorHAnsi" w:eastAsiaTheme="majorEastAsia" w:hAnsiTheme="majorHAnsi" w:cstheme="majorBidi"/>
+                <w:b/>
+                <w:bCs/>
+              </w:rPr>
+            </w:pPr>
+            <w:r>
+              <w:rPr>
+                <w:rFonts w:asciiTheme="majorHAnsi" w:eastAsiaTheme="majorEastAsia" w:hAnsiTheme="majorHAnsi" w:cstheme="majorBidi"/>
+                <w:b/>
+                <w:bCs/>
+              </w:rPr>
+              <w:t>(2, 3)</w:t>
+            </w:r>
+          </w:p>
+        </w:tc>
+        <w:tc>
+          <w:tcPr>
+            <w:tcW w:w="0" w:type="auto"/>
+            <w:hideMark/>
+          </w:tcPr>
+          <w:p>
+            <w:pPr>
+              <w:cnfStyle w:val="000000100000" w:firstRow="0" w:lastRow="0" w:firstColumn="0" w:lastColumn="0" w:oddVBand="0" w:evenVBand="0" w:oddHBand="1" w:evenHBand="0" w:firstRowFirstColumn="0" w:firstRowLastColumn="0" w:lastRowFirstColumn="0" w:lastRowLastColumn="0"/>
+              <w:rPr>
+                <w:rFonts w:asciiTheme="majorHAnsi" w:eastAsiaTheme="majorEastAsia" w:hAnsiTheme="majorHAnsi" w:cstheme="majorBidi"/>
+                <w:b/>
+                <w:bCs/>
+              </w:rPr>
+            </w:pPr>
+            <w:r>
+              <w:rPr>
+                <w:rFonts w:asciiTheme="majorHAnsi" w:eastAsiaTheme="majorEastAsia" w:hAnsiTheme="majorHAnsi" w:cstheme="majorBidi"/>
+                <w:b/>
+                <w:bCs/>
+              </w:rPr>
+              <w:t>2 &amp; 3</w:t>
+            </w:r>
+          </w:p>
+        </w:tc>
+      </w:tr>
+    </w:tbl>
+    <w:p>
+      <w:pPr>
+        <w:pStyle w:val="21"/>
+        <w:rPr>
+          <w:rFonts w:eastAsia="新細明體" w:hint="eastAsia"/>
+          <w:lang w:eastAsia="zh-TW"/>
+        </w:rPr>
+      </w:pPr>
+      <w:r>
+        <w:lastRenderedPageBreak/>
+        <w:t>6.4 Boundary Value Analysis</w:t>
+      </w:r>
+    </w:p>
+    <w:tbl>
+      <w:tblPr>
+        <w:tblStyle w:val="-11"/>
         <w:tblW w:w="0" w:type="auto"/>
         <w:tblLook w:val="04A0" w:firstRow="1" w:lastRow="0" w:firstColumn="1" w:lastColumn="0" w:noHBand="0" w:noVBand="1"/>
       </w:tblPr>
@@ -1993,13 +2825,361 @@
       </w:tr>
     </w:tbl>
     <w:p>
+      <w:pPr>
+        <w:rPr>
+          <w:rFonts w:eastAsia="新細明體" w:hint="eastAsia"/>
+          <w:lang w:eastAsia="zh-TW"/>
+        </w:rPr>
+      </w:pPr>
+    </w:p>
+    <w:tbl>
+      <w:tblPr>
+        <w:tblStyle w:val="-11"/>
+        <w:tblW w:w="8755" w:type="dxa"/>
+        <w:tblLook w:val="04A0" w:firstRow="1" w:lastRow="0" w:firstColumn="1" w:lastColumn="0" w:noHBand="0" w:noVBand="1"/>
+      </w:tblPr>
+      <w:tblGrid>
+        <w:gridCol w:w="2802"/>
+        <w:gridCol w:w="2976"/>
+        <w:gridCol w:w="2977"/>
+      </w:tblGrid>
+      <w:tr>
+        <w:trPr>
+          <w:cnfStyle w:val="100000000000" w:firstRow="1" w:lastRow="0" w:firstColumn="0" w:lastColumn="0" w:oddVBand="0" w:evenVBand="0" w:oddHBand="0" w:evenHBand="0" w:firstRowFirstColumn="0" w:firstRowLastColumn="0" w:lastRowFirstColumn="0" w:lastRowLastColumn="0"/>
+          <w:trHeight w:val="239"/>
+        </w:trPr>
+        <w:tc>
+          <w:tcPr>
+            <w:cnfStyle w:val="001000000000" w:firstRow="0" w:lastRow="0" w:firstColumn="1" w:lastColumn="0" w:oddVBand="0" w:evenVBand="0" w:oddHBand="0" w:evenHBand="0" w:firstRowFirstColumn="0" w:firstRowLastColumn="0" w:lastRowFirstColumn="0" w:lastRowLastColumn="0"/>
+            <w:tcW w:w="2802" w:type="dxa"/>
+            <w:hideMark/>
+          </w:tcPr>
+          <w:p>
+            <w:r>
+              <w:t>Boundary Case</w:t>
+            </w:r>
+          </w:p>
+        </w:tc>
+        <w:tc>
+          <w:tcPr>
+            <w:tcW w:w="2976" w:type="dxa"/>
+            <w:hideMark/>
+          </w:tcPr>
+          <w:p>
+            <w:pPr>
+              <w:cnfStyle w:val="100000000000" w:firstRow="1" w:lastRow="0" w:firstColumn="0" w:lastColumn="0" w:oddVBand="0" w:evenVBand="0" w:oddHBand="0" w:evenHBand="0" w:firstRowFirstColumn="0" w:firstRowLastColumn="0" w:lastRowFirstColumn="0" w:lastRowLastColumn="0"/>
+            </w:pPr>
+            <w:r>
+              <w:t>Quantity</w:t>
+            </w:r>
+          </w:p>
+        </w:tc>
+        <w:tc>
+          <w:tcPr>
+            <w:tcW w:w="2977" w:type="dxa"/>
+            <w:hideMark/>
+          </w:tcPr>
+          <w:p>
+            <w:pPr>
+              <w:cnfStyle w:val="100000000000" w:firstRow="1" w:lastRow="0" w:firstColumn="0" w:lastColumn="0" w:oddVBand="0" w:evenVBand="0" w:oddHBand="0" w:evenHBand="0" w:firstRowFirstColumn="0" w:firstRowLastColumn="0" w:lastRowFirstColumn="0" w:lastRowLastColumn="0"/>
+            </w:pPr>
+            <w:r>
+              <w:t>Expected</w:t>
+            </w:r>
+          </w:p>
+        </w:tc>
+      </w:tr>
+      <w:tr>
+        <w:trPr>
+          <w:cnfStyle w:val="000000100000" w:firstRow="0" w:lastRow="0" w:firstColumn="0" w:lastColumn="0" w:oddVBand="0" w:evenVBand="0" w:oddHBand="1" w:evenHBand="0" w:firstRowFirstColumn="0" w:firstRowLastColumn="0" w:lastRowFirstColumn="0" w:lastRowLastColumn="0"/>
+          <w:trHeight w:val="230"/>
+        </w:trPr>
+        <w:tc>
+          <w:tcPr>
+            <w:cnfStyle w:val="001000000000" w:firstRow="0" w:lastRow="0" w:firstColumn="1" w:lastColumn="0" w:oddVBand="0" w:evenVBand="0" w:oddHBand="0" w:evenHBand="0" w:firstRowFirstColumn="0" w:firstRowLastColumn="0" w:lastRowFirstColumn="0" w:lastRowLastColumn="0"/>
+            <w:tcW w:w="0" w:type="auto"/>
+            <w:hideMark/>
+          </w:tcPr>
+          <w:p>
+            <w:r>
+              <w:t>Lower valid boundary</w:t>
+            </w:r>
+          </w:p>
+        </w:tc>
+        <w:tc>
+          <w:tcPr>
+            <w:tcW w:w="2976" w:type="dxa"/>
+            <w:hideMark/>
+          </w:tcPr>
+          <w:p>
+            <w:pPr>
+              <w:cnfStyle w:val="000000100000" w:firstRow="0" w:lastRow="0" w:firstColumn="0" w:lastColumn="0" w:oddVBand="0" w:evenVBand="0" w:oddHBand="1" w:evenHBand="0" w:firstRowFirstColumn="0" w:firstRowLastColumn="0" w:lastRowFirstColumn="0" w:lastRowLastColumn="0"/>
+            </w:pPr>
+            <w:r>
+              <w:t>1</w:t>
+            </w:r>
+          </w:p>
+        </w:tc>
+        <w:tc>
+          <w:tcPr>
+            <w:tcW w:w="2977" w:type="dxa"/>
+            <w:hideMark/>
+          </w:tcPr>
+          <w:p>
+            <w:pPr>
+              <w:cnfStyle w:val="000000100000" w:firstRow="0" w:lastRow="0" w:firstColumn="0" w:lastColumn="0" w:oddVBand="0" w:evenVBand="0" w:oddHBand="1" w:evenHBand="0" w:firstRowFirstColumn="0" w:firstRowLastColumn="0" w:lastRowFirstColumn="0" w:lastRowLastColumn="0"/>
+            </w:pPr>
+            <w:r>
+              <w:t>ACCEPT</w:t>
+            </w:r>
+          </w:p>
+        </w:tc>
+      </w:tr>
+      <w:tr>
+        <w:trPr>
+          <w:cnfStyle w:val="000000010000" w:firstRow="0" w:lastRow="0" w:firstColumn="0" w:lastColumn="0" w:oddVBand="0" w:evenVBand="0" w:oddHBand="0" w:evenHBand="1" w:firstRowFirstColumn="0" w:firstRowLastColumn="0" w:lastRowFirstColumn="0" w:lastRowLastColumn="0"/>
+          <w:trHeight w:val="239"/>
+        </w:trPr>
+        <w:tc>
+          <w:tcPr>
+            <w:cnfStyle w:val="001000000000" w:firstRow="0" w:lastRow="0" w:firstColumn="1" w:lastColumn="0" w:oddVBand="0" w:evenVBand="0" w:oddHBand="0" w:evenHBand="0" w:firstRowFirstColumn="0" w:firstRowLastColumn="0" w:lastRowFirstColumn="0" w:lastRowLastColumn="0"/>
+            <w:tcW w:w="0" w:type="auto"/>
+            <w:hideMark/>
+          </w:tcPr>
+          <w:p>
+            <w:r>
+              <w:t>Upper valid boundary</w:t>
+            </w:r>
+          </w:p>
+        </w:tc>
+        <w:tc>
+          <w:tcPr>
+            <w:tcW w:w="2976" w:type="dxa"/>
+            <w:hideMark/>
+          </w:tcPr>
+          <w:p>
+            <w:pPr>
+              <w:cnfStyle w:val="000000010000" w:firstRow="0" w:lastRow="0" w:firstColumn="0" w:lastColumn="0" w:oddVBand="0" w:evenVBand="0" w:oddHBand="0" w:evenHBand="1" w:firstRowFirstColumn="0" w:firstRowLastColumn="0" w:lastRowFirstColumn="0" w:lastRowLastColumn="0"/>
+            </w:pPr>
+            <w:r>
+              <w:t>10</w:t>
+            </w:r>
+          </w:p>
+        </w:tc>
+        <w:tc>
+          <w:tcPr>
+            <w:tcW w:w="2977" w:type="dxa"/>
+            <w:hideMark/>
+          </w:tcPr>
+          <w:p>
+            <w:pPr>
+              <w:cnfStyle w:val="000000010000" w:firstRow="0" w:lastRow="0" w:firstColumn="0" w:lastColumn="0" w:oddVBand="0" w:evenVBand="0" w:oddHBand="0" w:evenHBand="1" w:firstRowFirstColumn="0" w:firstRowLastColumn="0" w:lastRowFirstColumn="0" w:lastRowLastColumn="0"/>
+            </w:pPr>
+            <w:r>
+              <w:t>ACCEPT</w:t>
+            </w:r>
+          </w:p>
+        </w:tc>
+      </w:tr>
+      <w:tr>
+        <w:trPr>
+          <w:cnfStyle w:val="000000100000" w:firstRow="0" w:lastRow="0" w:firstColumn="0" w:lastColumn="0" w:oddVBand="0" w:evenVBand="0" w:oddHBand="1" w:evenHBand="0" w:firstRowFirstColumn="0" w:firstRowLastColumn="0" w:lastRowFirstColumn="0" w:lastRowLastColumn="0"/>
+          <w:trHeight w:val="239"/>
+        </w:trPr>
+        <w:tc>
+          <w:tcPr>
+            <w:cnfStyle w:val="001000000000" w:firstRow="0" w:lastRow="0" w:firstColumn="1" w:lastColumn="0" w:oddVBand="0" w:evenVBand="0" w:oddHBand="0" w:evenHBand="0" w:firstRowFirstColumn="0" w:firstRowLastColumn="0" w:lastRowFirstColumn="0" w:lastRowLastColumn="0"/>
+            <w:tcW w:w="0" w:type="auto"/>
+            <w:hideMark/>
+          </w:tcPr>
+          <w:p>
+            <w:r>
+              <w:t>Just below valid</w:t>
+            </w:r>
+          </w:p>
+        </w:tc>
+        <w:tc>
+          <w:tcPr>
+            <w:tcW w:w="2976" w:type="dxa"/>
+            <w:hideMark/>
+          </w:tcPr>
+          <w:p>
+            <w:pPr>
+              <w:cnfStyle w:val="000000100000" w:firstRow="0" w:lastRow="0" w:firstColumn="0" w:lastColumn="0" w:oddVBand="0" w:evenVBand="0" w:oddHBand="1" w:evenHBand="0" w:firstRowFirstColumn="0" w:firstRowLastColumn="0" w:lastRowFirstColumn="0" w:lastRowLastColumn="0"/>
+            </w:pPr>
+            <w:r>
+              <w:t>0</w:t>
+            </w:r>
+          </w:p>
+        </w:tc>
+        <w:tc>
+          <w:tcPr>
+            <w:tcW w:w="2977" w:type="dxa"/>
+            <w:hideMark/>
+          </w:tcPr>
+          <w:p>
+            <w:pPr>
+              <w:cnfStyle w:val="000000100000" w:firstRow="0" w:lastRow="0" w:firstColumn="0" w:lastColumn="0" w:oddVBand="0" w:evenVBand="0" w:oddHBand="1" w:evenHBand="0" w:firstRowFirstColumn="0" w:firstRowLastColumn="0" w:lastRowFirstColumn="0" w:lastRowLastColumn="0"/>
+            </w:pPr>
+            <w:r>
+              <w:t>REJECT</w:t>
+            </w:r>
+          </w:p>
+        </w:tc>
+      </w:tr>
+      <w:tr>
+        <w:trPr>
+          <w:cnfStyle w:val="000000010000" w:firstRow="0" w:lastRow="0" w:firstColumn="0" w:lastColumn="0" w:oddVBand="0" w:evenVBand="0" w:oddHBand="0" w:evenHBand="1" w:firstRowFirstColumn="0" w:firstRowLastColumn="0" w:lastRowFirstColumn="0" w:lastRowLastColumn="0"/>
+          <w:trHeight w:val="239"/>
+        </w:trPr>
+        <w:tc>
+          <w:tcPr>
+            <w:cnfStyle w:val="001000000000" w:firstRow="0" w:lastRow="0" w:firstColumn="1" w:lastColumn="0" w:oddVBand="0" w:evenVBand="0" w:oddHBand="0" w:evenHBand="0" w:firstRowFirstColumn="0" w:firstRowLastColumn="0" w:lastRowFirstColumn="0" w:lastRowLastColumn="0"/>
+            <w:tcW w:w="0" w:type="auto"/>
+            <w:hideMark/>
+          </w:tcPr>
+          <w:p>
+            <w:r>
+              <w:t>Just above stock</w:t>
+            </w:r>
+          </w:p>
+        </w:tc>
+        <w:tc>
+          <w:tcPr>
+            <w:tcW w:w="2976" w:type="dxa"/>
+            <w:hideMark/>
+          </w:tcPr>
+          <w:p>
+            <w:pPr>
+              <w:cnfStyle w:val="000000010000" w:firstRow="0" w:lastRow="0" w:firstColumn="0" w:lastColumn="0" w:oddVBand="0" w:evenVBand="0" w:oddHBand="0" w:evenHBand="1" w:firstRowFirstColumn="0" w:firstRowLastColumn="0" w:lastRowFirstColumn="0" w:lastRowLastColumn="0"/>
+            </w:pPr>
+            <w:r>
+              <w:t>11</w:t>
+            </w:r>
+          </w:p>
+        </w:tc>
+        <w:tc>
+          <w:tcPr>
+            <w:tcW w:w="2977" w:type="dxa"/>
+            <w:hideMark/>
+          </w:tcPr>
+          <w:p>
+            <w:pPr>
+              <w:cnfStyle w:val="000000010000" w:firstRow="0" w:lastRow="0" w:firstColumn="0" w:lastColumn="0" w:oddVBand="0" w:evenVBand="0" w:oddHBand="0" w:evenHBand="1" w:firstRowFirstColumn="0" w:firstRowLastColumn="0" w:lastRowFirstColumn="0" w:lastRowLastColumn="0"/>
+            </w:pPr>
+            <w:r>
+              <w:t>REJECT</w:t>
+            </w:r>
+          </w:p>
+        </w:tc>
+      </w:tr>
+      <w:tr>
+        <w:trPr>
+          <w:cnfStyle w:val="000000100000" w:firstRow="0" w:lastRow="0" w:firstColumn="0" w:lastColumn="0" w:oddVBand="0" w:evenVBand="0" w:oddHBand="1" w:evenHBand="0" w:firstRowFirstColumn="0" w:firstRowLastColumn="0" w:lastRowFirstColumn="0" w:lastRowLastColumn="0"/>
+          <w:trHeight w:val="239"/>
+        </w:trPr>
+        <w:tc>
+          <w:tcPr>
+            <w:cnfStyle w:val="001000000000" w:firstRow="0" w:lastRow="0" w:firstColumn="1" w:lastColumn="0" w:oddVBand="0" w:evenVBand="0" w:oddHBand="0" w:evenHBand="0" w:firstRowFirstColumn="0" w:firstRowLastColumn="0" w:lastRowFirstColumn="0" w:lastRowLastColumn="0"/>
+            <w:tcW w:w="0" w:type="auto"/>
+            <w:hideMark/>
+          </w:tcPr>
+          <w:p>
+            <w:r>
+              <w:t>Extreme negative</w:t>
+            </w:r>
+          </w:p>
+        </w:tc>
+        <w:tc>
+          <w:tcPr>
+            <w:tcW w:w="2976" w:type="dxa"/>
+            <w:hideMark/>
+          </w:tcPr>
+          <w:p>
+            <w:pPr>
+              <w:cnfStyle w:val="000000100000" w:firstRow="0" w:lastRow="0" w:firstColumn="0" w:lastColumn="0" w:oddVBand="0" w:evenVBand="0" w:oddHBand="1" w:evenHBand="0" w:firstRowFirstColumn="0" w:firstRowLastColumn="0" w:lastRowFirstColumn="0" w:lastRowLastColumn="0"/>
+            </w:pPr>
+            <w:r>
+              <w:t>-100</w:t>
+            </w:r>
+          </w:p>
+        </w:tc>
+        <w:tc>
+          <w:tcPr>
+            <w:tcW w:w="2977" w:type="dxa"/>
+            <w:hideMark/>
+          </w:tcPr>
+          <w:p>
+            <w:pPr>
+              <w:cnfStyle w:val="000000100000" w:firstRow="0" w:lastRow="0" w:firstColumn="0" w:lastColumn="0" w:oddVBand="0" w:evenVBand="0" w:oddHBand="1" w:evenHBand="0" w:firstRowFirstColumn="0" w:firstRowLastColumn="0" w:lastRowFirstColumn="0" w:lastRowLastColumn="0"/>
+            </w:pPr>
+            <w:r>
+              <w:t>REJECT</w:t>
+            </w:r>
+          </w:p>
+        </w:tc>
+      </w:tr>
+      <w:tr>
+        <w:trPr>
+          <w:cnfStyle w:val="000000010000" w:firstRow="0" w:lastRow="0" w:firstColumn="0" w:lastColumn="0" w:oddVBand="0" w:evenVBand="0" w:oddHBand="0" w:evenHBand="1" w:firstRowFirstColumn="0" w:firstRowLastColumn="0" w:lastRowFirstColumn="0" w:lastRowLastColumn="0"/>
+          <w:trHeight w:val="230"/>
+        </w:trPr>
+        <w:tc>
+          <w:tcPr>
+            <w:cnfStyle w:val="001000000000" w:firstRow="0" w:lastRow="0" w:firstColumn="1" w:lastColumn="0" w:oddVBand="0" w:evenVBand="0" w:oddHBand="0" w:evenHBand="0" w:firstRowFirstColumn="0" w:firstRowLastColumn="0" w:lastRowFirstColumn="0" w:lastRowLastColumn="0"/>
+            <w:tcW w:w="0" w:type="auto"/>
+            <w:hideMark/>
+          </w:tcPr>
+          <w:p>
+            <w:r>
+              <w:t>Extreme over-stock</w:t>
+            </w:r>
+          </w:p>
+        </w:tc>
+        <w:tc>
+          <w:tcPr>
+            <w:tcW w:w="2976" w:type="dxa"/>
+            <w:hideMark/>
+          </w:tcPr>
+          <w:p>
+            <w:pPr>
+              <w:cnfStyle w:val="000000010000" w:firstRow="0" w:lastRow="0" w:firstColumn="0" w:lastColumn="0" w:oddVBand="0" w:evenVBand="0" w:oddHBand="0" w:evenHBand="1" w:firstRowFirstColumn="0" w:firstRowLastColumn="0" w:lastRowFirstColumn="0" w:lastRowLastColumn="0"/>
+            </w:pPr>
+            <w:r>
+              <w:t>100</w:t>
+            </w:r>
+          </w:p>
+        </w:tc>
+        <w:tc>
+          <w:tcPr>
+            <w:tcW w:w="2977" w:type="dxa"/>
+            <w:hideMark/>
+          </w:tcPr>
+          <w:p>
+            <w:pPr>
+              <w:cnfStyle w:val="000000010000" w:firstRow="0" w:lastRow="0" w:firstColumn="0" w:lastColumn="0" w:oddVBand="0" w:evenVBand="0" w:oddHBand="0" w:evenHBand="1" w:firstRowFirstColumn="0" w:firstRowLastColumn="0" w:lastRowFirstColumn="0" w:lastRowLastColumn="0"/>
+            </w:pPr>
+            <w:r>
+              <w:t>REJECT</w:t>
+            </w:r>
+          </w:p>
+        </w:tc>
+      </w:tr>
+    </w:tbl>
+    <w:p>
+      <w:pPr>
+        <w:rPr>
+          <w:rFonts w:eastAsia="新細明體" w:hint="eastAsia"/>
+          <w:lang w:eastAsia="zh-TW"/>
+        </w:rPr>
+      </w:pPr>
       <w:r>
         <w:br w:type="page"/>
       </w:r>
     </w:p>
     <w:p>
       <w:pPr>
-        <w:pStyle w:val="Heading1"/>
+        <w:pStyle w:val="1"/>
       </w:pPr>
       <w:r>
         <w:lastRenderedPageBreak/>
@@ -2008,7 +3188,7 @@
     </w:p>
     <w:p>
       <w:pPr>
-        <w:pStyle w:val="Heading2"/>
+        <w:pStyle w:val="21"/>
       </w:pPr>
       <w:r>
         <w:t>7.1 New JUnit Test Cases</w:t>
@@ -2019,12 +3199,20 @@
         <w:spacing w:before="240" w:after="240"/>
       </w:pPr>
       <w:r>
-        <w:t>The following JUnit test class implements comprehensive partition-based testing for the ProductService price validation feature. Each test method corresponds to a specific partition and validates the service behavior against the expected outcome.</w:t>
+        <w:t xml:space="preserve">The following JUnit test class implements comprehensive partition-based testing for the </w:t>
+      </w:r>
+      <w:proofErr w:type="spellStart"/>
+      <w:r>
+        <w:t>ProductService</w:t>
+      </w:r>
+      <w:proofErr w:type="spellEnd"/>
+      <w:r>
+        <w:t xml:space="preserve"> price validation feature. Each test method corresponds to a specific partition and validates the service behavior against the expected outcome.</w:t>
       </w:r>
     </w:p>
     <w:p>
       <w:pPr>
-        <w:pStyle w:val="Heading2"/>
+        <w:pStyle w:val="21"/>
       </w:pPr>
       <w:r>
         <w:t>7.2 Test Class: ProductPricePartitionTest.java</w:t>
@@ -2047,49 +3235,137 @@
         <w:ind w:left="720" w:right="720"/>
       </w:pPr>
       <w:r>
-        <w:t>package com.salesmanager.test.catalog;</w:t>
+        <w:t xml:space="preserve">package </w:t>
+      </w:r>
+      <w:proofErr w:type="spellStart"/>
+      <w:r>
+        <w:t>com.salesmanager.test.catalog</w:t>
+      </w:r>
+      <w:proofErr w:type="spellEnd"/>
+      <w:r>
+        <w:t>;</w:t>
       </w:r>
       <w:r>
         <w:br/>
       </w:r>
       <w:r>
         <w:br/>
-        <w:t>import java.math.BigDecimal;</w:t>
+        <w:t xml:space="preserve">import </w:t>
+      </w:r>
+      <w:proofErr w:type="spellStart"/>
+      <w:r>
+        <w:t>java.math.BigDecimal</w:t>
+      </w:r>
+      <w:proofErr w:type="spellEnd"/>
+      <w:r>
+        <w:t>;</w:t>
       </w:r>
       <w:r>
         <w:br/>
-        <w:t>import org.junit.Test;</w:t>
+        <w:t xml:space="preserve">import </w:t>
+      </w:r>
+      <w:proofErr w:type="spellStart"/>
+      <w:r>
+        <w:t>org.junit.Test</w:t>
+      </w:r>
+      <w:proofErr w:type="spellEnd"/>
+      <w:r>
+        <w:t>;</w:t>
       </w:r>
       <w:r>
         <w:br/>
-        <w:t>import org.junit.Assert;</w:t>
+        <w:t xml:space="preserve">import </w:t>
+      </w:r>
+      <w:proofErr w:type="spellStart"/>
+      <w:r>
+        <w:t>org.junit.Assert</w:t>
+      </w:r>
+      <w:proofErr w:type="spellEnd"/>
+      <w:r>
+        <w:t>;</w:t>
       </w:r>
       <w:r>
         <w:br/>
-        <w:t>import com.salesmanager.core.business.exception.ServiceException;</w:t>
+        <w:t xml:space="preserve">import </w:t>
+      </w:r>
+      <w:proofErr w:type="spellStart"/>
+      <w:r>
+        <w:t>com.salesmanager.core.business.exception.ServiceException</w:t>
+      </w:r>
+      <w:proofErr w:type="spellEnd"/>
+      <w:r>
+        <w:t>;</w:t>
       </w:r>
       <w:r>
         <w:br/>
-        <w:t>import com.salesmanager.core.model.catalog.product.Product;</w:t>
+        <w:t xml:space="preserve">import </w:t>
+      </w:r>
+      <w:proofErr w:type="spellStart"/>
+      <w:r>
+        <w:t>com.salesmanager.core.model.catalog.product.Product</w:t>
+      </w:r>
+      <w:proofErr w:type="spellEnd"/>
+      <w:r>
+        <w:t>;</w:t>
       </w:r>
       <w:r>
         <w:br/>
-        <w:t>import com.salesmanager.core.model.catalog.product.price.ProductPrice;</w:t>
+        <w:t xml:space="preserve">import </w:t>
+      </w:r>
+      <w:proofErr w:type="spellStart"/>
+      <w:r>
+        <w:t>com.salesmanager.core.model.catalog.product.price.ProductPrice</w:t>
+      </w:r>
+      <w:proofErr w:type="spellEnd"/>
+      <w:r>
+        <w:t>;</w:t>
       </w:r>
       <w:r>
         <w:br/>
-        <w:t>import com.salesmanager.core.model.merchant.MerchantStore;</w:t>
+        <w:t xml:space="preserve">import </w:t>
+      </w:r>
+      <w:proofErr w:type="spellStart"/>
+      <w:r>
+        <w:t>com.salesmanager.core.model.merchant.MerchantStore</w:t>
+      </w:r>
+      <w:proofErr w:type="spellEnd"/>
+      <w:r>
+        <w:t>;</w:t>
       </w:r>
       <w:r>
         <w:br/>
-        <w:t>import com.salesmanager.core.model.reference.language.Language;</w:t>
+        <w:t xml:space="preserve">import </w:t>
+      </w:r>
+      <w:proofErr w:type="spellStart"/>
+      <w:r>
+        <w:t>com.salesmanager.core.model.reference.language.Language</w:t>
+      </w:r>
+      <w:proofErr w:type="spellEnd"/>
+      <w:r>
+        <w:t>;</w:t>
       </w:r>
       <w:r>
         <w:br/>
       </w:r>
       <w:r>
         <w:br/>
-        <w:t>public class ProductPricePartitionTest extends AbstractSalesManagerCoreTestCase {</w:t>
+        <w:t xml:space="preserve">public class </w:t>
+      </w:r>
+      <w:proofErr w:type="spellStart"/>
+      <w:r>
+        <w:t>ProductPricePartitionTest</w:t>
+      </w:r>
+      <w:proofErr w:type="spellEnd"/>
+      <w:r>
+        <w:t xml:space="preserve"> extends </w:t>
+      </w:r>
+      <w:proofErr w:type="spellStart"/>
+      <w:r>
+        <w:t>AbstractSalesManagerCoreTestCase</w:t>
+      </w:r>
+      <w:proofErr w:type="spellEnd"/>
+      <w:r>
+        <w:t xml:space="preserve"> {</w:t>
       </w:r>
       <w:r>
         <w:br/>
@@ -2117,23 +3393,111 @@
       </w:r>
       <w:r>
         <w:br/>
-        <w:t xml:space="preserve">    public void testCreateProductWithZeroPrice() throws Exception {</w:t>
+        <w:t xml:space="preserve">    public void </w:t>
+      </w:r>
+      <w:proofErr w:type="spellStart"/>
+      <w:r>
+        <w:t>testCreateProductWithZeroPrice</w:t>
+      </w:r>
+      <w:proofErr w:type="spellEnd"/>
+      <w:r>
+        <w:t>() throws Exception {</w:t>
       </w:r>
       <w:r>
         <w:br/>
-        <w:t xml:space="preserve">        BigDecimal zeroPrice = new BigDecimal("0.00");</w:t>
+        <w:t xml:space="preserve">        </w:t>
+      </w:r>
+      <w:proofErr w:type="spellStart"/>
+      <w:r>
+        <w:t>BigDecimal</w:t>
+      </w:r>
+      <w:proofErr w:type="spellEnd"/>
+      <w:r>
+        <w:t xml:space="preserve"> </w:t>
+      </w:r>
+      <w:proofErr w:type="spellStart"/>
+      <w:r>
+        <w:t>zeroPrice</w:t>
+      </w:r>
+      <w:proofErr w:type="spellEnd"/>
+      <w:r>
+        <w:t xml:space="preserve"> = new </w:t>
+      </w:r>
+      <w:proofErr w:type="spellStart"/>
+      <w:r>
+        <w:t>BigDecimal</w:t>
+      </w:r>
+      <w:proofErr w:type="spellEnd"/>
+      <w:r>
+        <w:t>("0.00");</w:t>
       </w:r>
       <w:r>
         <w:br/>
-        <w:t xml:space="preserve">        Product product = createProductWithPrice(zeroPrice);</w:t>
+        <w:t xml:space="preserve">        Product </w:t>
+      </w:r>
+      <w:proofErr w:type="spellStart"/>
+      <w:r>
+        <w:t>product</w:t>
+      </w:r>
+      <w:proofErr w:type="spellEnd"/>
+      <w:r>
+        <w:t xml:space="preserve"> = </w:t>
+      </w:r>
+      <w:proofErr w:type="spellStart"/>
+      <w:r>
+        <w:t>createProductWithPrice</w:t>
+      </w:r>
+      <w:proofErr w:type="spellEnd"/>
+      <w:r>
+        <w:t>(</w:t>
+      </w:r>
+      <w:proofErr w:type="spellStart"/>
+      <w:r>
+        <w:t>zeroPrice</w:t>
+      </w:r>
+      <w:proofErr w:type="spellEnd"/>
+      <w:r>
+        <w:t>);</w:t>
       </w:r>
       <w:r>
         <w:br/>
-        <w:t xml:space="preserve">        Assert.assertNotNull(product);</w:t>
+        <w:t xml:space="preserve">        </w:t>
+      </w:r>
+      <w:proofErr w:type="spellStart"/>
+      <w:r>
+        <w:t>Assert.assertNotNull</w:t>
+      </w:r>
+      <w:proofErr w:type="spellEnd"/>
+      <w:r>
+        <w:t>(product);</w:t>
       </w:r>
       <w:r>
         <w:br/>
-        <w:t xml:space="preserve">        Assert.assertEquals(0, zeroPrice.compareTo(product.getPrice()));</w:t>
+        <w:t xml:space="preserve">        </w:t>
+      </w:r>
+      <w:proofErr w:type="spellStart"/>
+      <w:r>
+        <w:t>Assert.assertEquals</w:t>
+      </w:r>
+      <w:proofErr w:type="spellEnd"/>
+      <w:r>
+        <w:t xml:space="preserve">(0, </w:t>
+      </w:r>
+      <w:proofErr w:type="spellStart"/>
+      <w:r>
+        <w:t>zeroPrice.compareTo</w:t>
+      </w:r>
+      <w:proofErr w:type="spellEnd"/>
+      <w:r>
+        <w:t>(</w:t>
+      </w:r>
+      <w:proofErr w:type="spellStart"/>
+      <w:r>
+        <w:t>product.getPrice</w:t>
+      </w:r>
+      <w:proofErr w:type="spellEnd"/>
+      <w:r>
+        <w:t>()));</w:t>
       </w:r>
       <w:r>
         <w:br/>
@@ -2171,23 +3535,111 @@
       </w:r>
       <w:r>
         <w:br/>
-        <w:t xml:space="preserve">    public void testCreateProductWithNormalPrice() throws Exception {</w:t>
+        <w:t xml:space="preserve">    public void </w:t>
+      </w:r>
+      <w:proofErr w:type="spellStart"/>
+      <w:r>
+        <w:t>testCreateProductWithNormalPrice</w:t>
+      </w:r>
+      <w:proofErr w:type="spellEnd"/>
+      <w:r>
+        <w:t>() throws Exception {</w:t>
       </w:r>
       <w:r>
         <w:br/>
-        <w:t xml:space="preserve">        BigDecimal normalPrice = new BigDecimal("29.99");</w:t>
+        <w:t xml:space="preserve">        </w:t>
+      </w:r>
+      <w:proofErr w:type="spellStart"/>
+      <w:r>
+        <w:t>BigDecimal</w:t>
+      </w:r>
+      <w:proofErr w:type="spellEnd"/>
+      <w:r>
+        <w:t xml:space="preserve"> </w:t>
+      </w:r>
+      <w:proofErr w:type="spellStart"/>
+      <w:r>
+        <w:t>normalPrice</w:t>
+      </w:r>
+      <w:proofErr w:type="spellEnd"/>
+      <w:r>
+        <w:t xml:space="preserve"> = new </w:t>
+      </w:r>
+      <w:proofErr w:type="spellStart"/>
+      <w:r>
+        <w:t>BigDecimal</w:t>
+      </w:r>
+      <w:proofErr w:type="spellEnd"/>
+      <w:r>
+        <w:t>("29.99");</w:t>
       </w:r>
       <w:r>
         <w:br/>
-        <w:t xml:space="preserve">        Product product = createProductWithPrice(normalPrice);</w:t>
+        <w:t xml:space="preserve">        Product </w:t>
+      </w:r>
+      <w:proofErr w:type="spellStart"/>
+      <w:r>
+        <w:t>product</w:t>
+      </w:r>
+      <w:proofErr w:type="spellEnd"/>
+      <w:r>
+        <w:t xml:space="preserve"> = </w:t>
+      </w:r>
+      <w:proofErr w:type="spellStart"/>
+      <w:r>
+        <w:t>createProductWithPrice</w:t>
+      </w:r>
+      <w:proofErr w:type="spellEnd"/>
+      <w:r>
+        <w:t>(</w:t>
+      </w:r>
+      <w:proofErr w:type="spellStart"/>
+      <w:r>
+        <w:t>normalPrice</w:t>
+      </w:r>
+      <w:proofErr w:type="spellEnd"/>
+      <w:r>
+        <w:t>);</w:t>
       </w:r>
       <w:r>
         <w:br/>
-        <w:t xml:space="preserve">        Assert.assertNotNull(product);</w:t>
+        <w:t xml:space="preserve">        </w:t>
+      </w:r>
+      <w:proofErr w:type="spellStart"/>
+      <w:r>
+        <w:t>Assert.assertNotNull</w:t>
+      </w:r>
+      <w:proofErr w:type="spellEnd"/>
+      <w:r>
+        <w:t>(product);</w:t>
       </w:r>
       <w:r>
         <w:br/>
-        <w:t xml:space="preserve">        Assert.assertEquals(0, normalPrice.compareTo(product.getPrice()));</w:t>
+        <w:t xml:space="preserve">        </w:t>
+      </w:r>
+      <w:proofErr w:type="spellStart"/>
+      <w:r>
+        <w:t>Assert.assertEquals</w:t>
+      </w:r>
+      <w:proofErr w:type="spellEnd"/>
+      <w:r>
+        <w:t xml:space="preserve">(0, </w:t>
+      </w:r>
+      <w:proofErr w:type="spellStart"/>
+      <w:r>
+        <w:t>normalPrice.compareTo</w:t>
+      </w:r>
+      <w:proofErr w:type="spellEnd"/>
+      <w:r>
+        <w:t>(</w:t>
+      </w:r>
+      <w:proofErr w:type="spellStart"/>
+      <w:r>
+        <w:t>product.getPrice</w:t>
+      </w:r>
+      <w:proofErr w:type="spellEnd"/>
+      <w:r>
+        <w:t>()));</w:t>
       </w:r>
       <w:r>
         <w:br/>
@@ -2208,7 +3660,7 @@
     </w:p>
     <w:p>
       <w:pPr>
-        <w:pStyle w:val="Heading2"/>
+        <w:pStyle w:val="21"/>
       </w:pPr>
       <w:r>
         <w:lastRenderedPageBreak/>
@@ -2220,15 +3672,38 @@
         <w:spacing w:before="240" w:after="240"/>
       </w:pPr>
       <w:r>
-        <w:t>Two comprehensive test suites were implemented and executed: ProductPricePartitionTest.java by Yijun Sun and MyCartQuantityTest.java by Yuqian Chiu. The following sections present all test cases organized by partition, along with their actual execution results.</w:t>
+        <w:t xml:space="preserve">Two comprehensive test suites were implemented and executed: ProductPricePartitionTest.java by Yijun Sun and MyCartQuantityTest.java by </w:t>
+      </w:r>
+      <w:proofErr w:type="spellStart"/>
+      <w:r>
+        <w:t>Yu</w:t>
+      </w:r>
+      <w:r>
+        <w:rPr>
+          <w:rFonts w:eastAsia="新細明體" w:hint="eastAsia"/>
+          <w:lang w:eastAsia="zh-TW"/>
+        </w:rPr>
+        <w:t>Chien</w:t>
+      </w:r>
+      <w:proofErr w:type="spellEnd"/>
+      <w:r>
+        <w:t xml:space="preserve"> Chiu. The following sections present all test cases organized by partition, along with their actual execution results.</w:t>
       </w:r>
     </w:p>
     <w:p>
       <w:pPr>
-        <w:pStyle w:val="Heading3"/>
-      </w:pPr>
-      <w:r>
-        <w:t>7.3.1 ProductPricePartitionTest (Author: Yijun Sun)</w:t>
+        <w:pStyle w:val="31"/>
+      </w:pPr>
+      <w:r>
+        <w:t xml:space="preserve">7.3.1 </w:t>
+      </w:r>
+      <w:proofErr w:type="spellStart"/>
+      <w:r>
+        <w:t>ProductPricePartitionTest</w:t>
+      </w:r>
+      <w:proofErr w:type="spellEnd"/>
+      <w:r>
+        <w:t xml:space="preserve"> (Author: Yijun Sun)</w:t>
       </w:r>
     </w:p>
     <w:p>
@@ -2269,12 +3744,20 @@
         <w:spacing w:before="240" w:after="240"/>
       </w:pPr>
       <w:r>
-        <w:t>This test suite validates product price handling across 7 partitions covering valid prices, boundary values, and invalid inputs including negative prices, null values, and precision errors.</w:t>
+        <w:t xml:space="preserve">This </w:t>
+      </w:r>
+      <w:proofErr w:type="gramStart"/>
+      <w:r>
+        <w:t>test suite</w:t>
+      </w:r>
+      <w:proofErr w:type="gramEnd"/>
+      <w:r>
+        <w:t xml:space="preserve"> validates product price handling across 7 partitions covering valid prices, boundary values, and invalid inputs including negative prices, null values, and precision errors.</w:t>
       </w:r>
     </w:p>
     <w:tbl>
       <w:tblPr>
-        <w:tblStyle w:val="LightGrid-Accent1"/>
+        <w:tblStyle w:val="-11"/>
         <w:tblW w:w="0" w:type="auto"/>
         <w:tblLook w:val="04A0" w:firstRow="1" w:lastRow="0" w:firstColumn="1" w:lastColumn="0" w:noHBand="0" w:noVBand="1"/>
       </w:tblPr>
@@ -3694,7 +5177,7 @@
     <w:p>
       <w:pPr>
         <w:rPr>
-          <w:rFonts w:eastAsia="PMingLiU"/>
+          <w:rFonts w:eastAsia="新細明體"/>
           <w:lang w:eastAsia="zh-TW"/>
         </w:rPr>
       </w:pPr>
@@ -3711,7 +5194,7 @@
     </w:p>
     <w:p>
       <w:pPr>
-        <w:pStyle w:val="Heading3"/>
+        <w:pStyle w:val="31"/>
       </w:pPr>
       <w:r>
         <w:t xml:space="preserve">7.3.2 </w:t>
@@ -3730,7 +5213,7 @@
       </w:r>
       <w:r>
         <w:rPr>
-          <w:rFonts w:eastAsia="PMingLiU" w:hint="eastAsia"/>
+          <w:rFonts w:eastAsia="新細明體" w:hint="eastAsia"/>
           <w:lang w:eastAsia="zh-TW"/>
         </w:rPr>
         <w:t>Chien</w:t>
@@ -3753,7 +5236,7 @@
       </w:r>
       <w:r>
         <w:rPr>
-          <w:rFonts w:eastAsia="PMingLiU" w:hint="eastAsia"/>
+          <w:rFonts w:eastAsia="新細明體" w:hint="eastAsia"/>
           <w:lang w:eastAsia="zh-TW"/>
         </w:rPr>
         <w:t>Chien</w:t>
@@ -3777,7 +5260,7 @@
     <w:p>
       <w:pPr>
         <w:rPr>
-          <w:rFonts w:eastAsia="PMingLiU"/>
+          <w:rFonts w:eastAsia="新細明體"/>
           <w:lang w:eastAsia="zh-TW"/>
         </w:rPr>
       </w:pPr>
@@ -3789,7 +5272,7 @@
       </w:r>
       <w:r>
         <w:rPr>
-          <w:rFonts w:eastAsia="PMingLiU" w:hint="eastAsia"/>
+          <w:rFonts w:eastAsia="新細明體" w:hint="eastAsia"/>
           <w:lang w:eastAsia="zh-TW"/>
         </w:rPr>
         <w:t>11</w:t>
@@ -3799,7 +5282,7 @@
       </w:r>
       <w:r>
         <w:rPr>
-          <w:rFonts w:eastAsia="PMingLiU" w:hint="eastAsia"/>
+          <w:rFonts w:eastAsia="新細明體" w:hint="eastAsia"/>
           <w:lang w:eastAsia="zh-TW"/>
         </w:rPr>
         <w:t>6</w:t>
@@ -3809,7 +5292,7 @@
       </w:r>
       <w:r>
         <w:rPr>
-          <w:rFonts w:eastAsia="PMingLiU" w:hint="eastAsia"/>
+          <w:rFonts w:eastAsia="新細明體" w:hint="eastAsia"/>
           <w:lang w:eastAsia="zh-TW"/>
         </w:rPr>
         <w:t>5</w:t>
@@ -3821,13 +5304,13 @@
     <w:p>
       <w:pPr>
         <w:rPr>
-          <w:rFonts w:eastAsia="PMingLiU"/>
+          <w:rFonts w:eastAsia="新細明體"/>
           <w:lang w:eastAsia="zh-TW"/>
         </w:rPr>
       </w:pPr>
       <w:r>
         <w:rPr>
-          <w:rFonts w:eastAsia="PMingLiU"/>
+          <w:rFonts w:eastAsia="新細明體"/>
           <w:noProof/>
           <w:lang w:eastAsia="zh-TW"/>
         </w:rPr>
@@ -3847,7 +5330,7 @@
                     <pic:cNvPicPr/>
                   </pic:nvPicPr>
                   <pic:blipFill>
-                    <a:blip r:embed="rId6"/>
+                    <a:blip r:embed="rId8"/>
                     <a:stretch>
                       <a:fillRect/>
                     </a:stretch>
@@ -3878,7 +5361,7 @@
     </w:p>
     <w:tbl>
       <w:tblPr>
-        <w:tblStyle w:val="LightGrid-Accent1"/>
+        <w:tblStyle w:val="-11"/>
         <w:tblW w:w="9606" w:type="dxa"/>
         <w:tblLook w:val="04A0" w:firstRow="1" w:lastRow="0" w:firstColumn="1" w:lastColumn="0" w:noHBand="0" w:noVBand="1"/>
       </w:tblPr>
@@ -4008,9 +5491,11 @@
             <w:pPr>
               <w:cnfStyle w:val="000000100000" w:firstRow="0" w:lastRow="0" w:firstColumn="0" w:lastColumn="0" w:oddVBand="0" w:evenVBand="0" w:oddHBand="1" w:evenHBand="0" w:firstRowFirstColumn="0" w:firstRowLastColumn="0" w:lastRowFirstColumn="0" w:lastRowLastColumn="0"/>
             </w:pPr>
+            <w:proofErr w:type="spellStart"/>
             <w:r>
               <w:t>testAddToCart_ValidQuantity</w:t>
             </w:r>
+            <w:proofErr w:type="spellEnd"/>
           </w:p>
         </w:tc>
         <w:tc>
@@ -4094,9 +5579,11 @@
             <w:pPr>
               <w:cnfStyle w:val="000000010000" w:firstRow="0" w:lastRow="0" w:firstColumn="0" w:lastColumn="0" w:oddVBand="0" w:evenVBand="0" w:oddHBand="0" w:evenHBand="1" w:firstRowFirstColumn="0" w:firstRowLastColumn="0" w:lastRowFirstColumn="0" w:lastRowLastColumn="0"/>
             </w:pPr>
+            <w:proofErr w:type="spellStart"/>
             <w:r>
               <w:t>testAddToCart_NegativeQuantity</w:t>
             </w:r>
+            <w:proofErr w:type="spellEnd"/>
           </w:p>
         </w:tc>
         <w:tc>
@@ -4180,9 +5667,11 @@
             <w:pPr>
               <w:cnfStyle w:val="000000100000" w:firstRow="0" w:lastRow="0" w:firstColumn="0" w:lastColumn="0" w:oddVBand="0" w:evenVBand="0" w:oddHBand="1" w:evenHBand="0" w:firstRowFirstColumn="0" w:firstRowLastColumn="0" w:lastRowFirstColumn="0" w:lastRowLastColumn="0"/>
             </w:pPr>
+            <w:proofErr w:type="spellStart"/>
             <w:r>
               <w:t>testAddToCart_ZeroQuantity</w:t>
             </w:r>
+            <w:proofErr w:type="spellEnd"/>
           </w:p>
         </w:tc>
         <w:tc>
@@ -4257,9 +5746,11 @@
             <w:pPr>
               <w:cnfStyle w:val="000000010000" w:firstRow="0" w:lastRow="0" w:firstColumn="0" w:lastColumn="0" w:oddVBand="0" w:evenVBand="0" w:oddHBand="0" w:evenHBand="1" w:firstRowFirstColumn="0" w:firstRowLastColumn="0" w:lastRowFirstColumn="0" w:lastRowLastColumn="0"/>
             </w:pPr>
+            <w:proofErr w:type="spellStart"/>
             <w:r>
               <w:t>testAddToCart_OverStock</w:t>
             </w:r>
+            <w:proofErr w:type="spellEnd"/>
           </w:p>
         </w:tc>
         <w:tc>
@@ -4322,7 +5813,7 @@
             </w:r>
             <w:r>
               <w:rPr>
-                <w:rFonts w:eastAsia="PMingLiU" w:hint="eastAsia"/>
+                <w:rFonts w:eastAsia="新細明體" w:hint="eastAsia"/>
                 <w:lang w:eastAsia="zh-TW"/>
               </w:rPr>
               <w:t>1</w:t>
@@ -4332,9 +5823,11 @@
             </w:r>
           </w:p>
           <w:p>
+            <w:proofErr w:type="spellStart"/>
             <w:r>
               <w:t>MinimumValid</w:t>
             </w:r>
+            <w:proofErr w:type="spellEnd"/>
           </w:p>
         </w:tc>
         <w:tc>
@@ -4345,9 +5838,11 @@
             <w:pPr>
               <w:cnfStyle w:val="000000100000" w:firstRow="0" w:lastRow="0" w:firstColumn="0" w:lastColumn="0" w:oddVBand="0" w:evenVBand="0" w:oddHBand="1" w:evenHBand="0" w:firstRowFirstColumn="0" w:firstRowLastColumn="0" w:lastRowFirstColumn="0" w:lastRowLastColumn="0"/>
             </w:pPr>
+            <w:proofErr w:type="spellStart"/>
             <w:r>
               <w:t>testAddToCart_MinimumValidQuantity</w:t>
             </w:r>
+            <w:proofErr w:type="spellEnd"/>
           </w:p>
           <w:p>
             <w:pPr>
@@ -4365,7 +5860,7 @@
             </w:pPr>
             <w:r>
               <w:rPr>
-                <w:rFonts w:ascii="PMingLiU" w:eastAsia="PMingLiU" w:hAnsi="PMingLiU" w:hint="eastAsia"/>
+                <w:rFonts w:ascii="新細明體" w:eastAsia="新細明體" w:hAnsi="新細明體" w:hint="eastAsia"/>
                 <w:lang w:eastAsia="zh-TW"/>
               </w:rPr>
               <w:t>1</w:t>
@@ -4425,7 +5920,7 @@
             </w:r>
             <w:r>
               <w:rPr>
-                <w:rFonts w:eastAsia="PMingLiU" w:hint="eastAsia"/>
+                <w:rFonts w:eastAsia="新細明體" w:hint="eastAsia"/>
                 <w:lang w:eastAsia="zh-TW"/>
               </w:rPr>
               <w:t>1</w:t>
@@ -4435,10 +5930,12 @@
             </w:r>
           </w:p>
           <w:p>
+            <w:proofErr w:type="spellStart"/>
             <w:r>
               <w:lastRenderedPageBreak/>
               <w:t>MaximumValid</w:t>
             </w:r>
+            <w:proofErr w:type="spellEnd"/>
           </w:p>
         </w:tc>
         <w:tc>
@@ -4449,10 +5946,12 @@
             <w:pPr>
               <w:cnfStyle w:val="000000010000" w:firstRow="0" w:lastRow="0" w:firstColumn="0" w:lastColumn="0" w:oddVBand="0" w:evenVBand="0" w:oddHBand="0" w:evenHBand="1" w:firstRowFirstColumn="0" w:firstRowLastColumn="0" w:lastRowFirstColumn="0" w:lastRowLastColumn="0"/>
             </w:pPr>
+            <w:proofErr w:type="spellStart"/>
             <w:r>
               <w:lastRenderedPageBreak/>
               <w:t>testAddToCart_MaximumValidQuantity</w:t>
             </w:r>
+            <w:proofErr w:type="spellEnd"/>
           </w:p>
           <w:p>
             <w:pPr>
@@ -4468,13 +5967,13 @@
             <w:pPr>
               <w:cnfStyle w:val="000000010000" w:firstRow="0" w:lastRow="0" w:firstColumn="0" w:lastColumn="0" w:oddVBand="0" w:evenVBand="0" w:oddHBand="0" w:evenHBand="1" w:firstRowFirstColumn="0" w:firstRowLastColumn="0" w:lastRowFirstColumn="0" w:lastRowLastColumn="0"/>
               <w:rPr>
-                <w:rFonts w:ascii="PMingLiU" w:eastAsia="PMingLiU" w:hAnsi="PMingLiU"/>
+                <w:rFonts w:ascii="新細明體" w:eastAsia="新細明體" w:hAnsi="新細明體"/>
                 <w:lang w:eastAsia="zh-TW"/>
               </w:rPr>
             </w:pPr>
             <w:r>
               <w:rPr>
-                <w:rFonts w:ascii="PMingLiU" w:eastAsia="PMingLiU" w:hAnsi="PMingLiU" w:hint="eastAsia"/>
+                <w:rFonts w:ascii="新細明體" w:eastAsia="新細明體" w:hAnsi="新細明體" w:hint="eastAsia"/>
                 <w:lang w:eastAsia="zh-TW"/>
               </w:rPr>
               <w:lastRenderedPageBreak/>
@@ -4542,7 +6041,7 @@
             </w:r>
             <w:r>
               <w:rPr>
-                <w:rFonts w:eastAsia="PMingLiU" w:hint="eastAsia"/>
+                <w:rFonts w:eastAsia="新細明體" w:hint="eastAsia"/>
                 <w:lang w:eastAsia="zh-TW"/>
               </w:rPr>
               <w:t>1</w:t>
@@ -4552,9 +6051,11 @@
             </w:r>
           </w:p>
           <w:p>
+            <w:proofErr w:type="spellStart"/>
             <w:r>
               <w:t>MidRange</w:t>
             </w:r>
+            <w:proofErr w:type="spellEnd"/>
           </w:p>
         </w:tc>
         <w:tc>
@@ -4565,9 +6066,11 @@
             <w:pPr>
               <w:cnfStyle w:val="000000100000" w:firstRow="0" w:lastRow="0" w:firstColumn="0" w:lastColumn="0" w:oddVBand="0" w:evenVBand="0" w:oddHBand="1" w:evenHBand="0" w:firstRowFirstColumn="0" w:firstRowLastColumn="0" w:lastRowFirstColumn="0" w:lastRowLastColumn="0"/>
             </w:pPr>
+            <w:proofErr w:type="spellStart"/>
             <w:r>
               <w:t>testAddToCart_MidRangeQuantity</w:t>
             </w:r>
+            <w:proofErr w:type="spellEnd"/>
           </w:p>
         </w:tc>
         <w:tc>
@@ -4578,13 +6081,13 @@
             <w:pPr>
               <w:cnfStyle w:val="000000100000" w:firstRow="0" w:lastRow="0" w:firstColumn="0" w:lastColumn="0" w:oddVBand="0" w:evenVBand="0" w:oddHBand="1" w:evenHBand="0" w:firstRowFirstColumn="0" w:firstRowLastColumn="0" w:lastRowFirstColumn="0" w:lastRowLastColumn="0"/>
               <w:rPr>
-                <w:rFonts w:ascii="PMingLiU" w:eastAsia="PMingLiU" w:hAnsi="PMingLiU"/>
+                <w:rFonts w:ascii="新細明體" w:eastAsia="新細明體" w:hAnsi="新細明體"/>
                 <w:lang w:eastAsia="zh-TW"/>
               </w:rPr>
             </w:pPr>
             <w:r>
               <w:rPr>
-                <w:rFonts w:ascii="PMingLiU" w:eastAsia="PMingLiU" w:hAnsi="PMingLiU" w:hint="eastAsia"/>
+                <w:rFonts w:ascii="新細明體" w:eastAsia="新細明體" w:hAnsi="新細明體" w:hint="eastAsia"/>
                 <w:lang w:eastAsia="zh-TW"/>
               </w:rPr>
               <w:t>3</w:t>
@@ -4647,7 +6150,7 @@
             </w:r>
             <w:r>
               <w:rPr>
-                <w:rFonts w:eastAsia="PMingLiU" w:hint="eastAsia"/>
+                <w:rFonts w:eastAsia="新細明體" w:hint="eastAsia"/>
                 <w:lang w:eastAsia="zh-TW"/>
               </w:rPr>
               <w:t>3</w:t>
@@ -4657,9 +6160,11 @@
             </w:r>
           </w:p>
           <w:p>
+            <w:proofErr w:type="spellStart"/>
             <w:r>
               <w:t>ExtremeNegative</w:t>
             </w:r>
+            <w:proofErr w:type="spellEnd"/>
           </w:p>
         </w:tc>
         <w:tc>
@@ -4670,23 +6175,25 @@
             <w:pPr>
               <w:cnfStyle w:val="000000010000" w:firstRow="0" w:lastRow="0" w:firstColumn="0" w:lastColumn="0" w:oddVBand="0" w:evenVBand="0" w:oddHBand="0" w:evenHBand="1" w:firstRowFirstColumn="0" w:firstRowLastColumn="0" w:lastRowFirstColumn="0" w:lastRowLastColumn="0"/>
               <w:rPr>
-                <w:rFonts w:eastAsia="PMingLiU"/>
+                <w:rFonts w:eastAsia="新細明體"/>
                 <w:lang w:eastAsia="zh-TW"/>
               </w:rPr>
             </w:pPr>
+            <w:proofErr w:type="spellStart"/>
             <w:r>
               <w:rPr>
-                <w:rFonts w:eastAsia="PMingLiU"/>
+                <w:rFonts w:eastAsia="新細明體"/>
                 <w:lang w:eastAsia="zh-TW"/>
               </w:rPr>
               <w:t>testAddToCart_ExtremeNegativeQuantity</w:t>
             </w:r>
+            <w:proofErr w:type="spellEnd"/>
           </w:p>
           <w:p>
             <w:pPr>
               <w:cnfStyle w:val="000000010000" w:firstRow="0" w:lastRow="0" w:firstColumn="0" w:lastColumn="0" w:oddVBand="0" w:evenVBand="0" w:oddHBand="0" w:evenHBand="1" w:firstRowFirstColumn="0" w:firstRowLastColumn="0" w:lastRowFirstColumn="0" w:lastRowLastColumn="0"/>
               <w:rPr>
-                <w:rFonts w:eastAsia="PMingLiU"/>
+                <w:rFonts w:eastAsia="新細明體"/>
                 <w:lang w:eastAsia="zh-TW"/>
               </w:rPr>
             </w:pPr>
@@ -4702,7 +6209,7 @@
             </w:pPr>
             <w:r>
               <w:rPr>
-                <w:rFonts w:ascii="PMingLiU" w:eastAsia="PMingLiU" w:hAnsi="PMingLiU" w:hint="eastAsia"/>
+                <w:rFonts w:ascii="新細明體" w:eastAsia="新細明體" w:hAnsi="新細明體" w:hint="eastAsia"/>
                 <w:lang w:eastAsia="zh-TW"/>
               </w:rPr>
               <w:t>-100</w:t>
@@ -4762,7 +6269,7 @@
             </w:r>
             <w:r>
               <w:rPr>
-                <w:rFonts w:eastAsia="PMingLiU" w:hint="eastAsia"/>
+                <w:rFonts w:eastAsia="新細明體" w:hint="eastAsia"/>
                 <w:lang w:eastAsia="zh-TW"/>
               </w:rPr>
               <w:t>4</w:t>
@@ -4772,9 +6279,11 @@
             </w:r>
           </w:p>
           <w:p>
+            <w:proofErr w:type="spellStart"/>
             <w:r>
               <w:t>ExtremeOver</w:t>
             </w:r>
+            <w:proofErr w:type="spellEnd"/>
           </w:p>
         </w:tc>
         <w:tc>
@@ -4785,23 +6294,25 @@
             <w:pPr>
               <w:cnfStyle w:val="000000100000" w:firstRow="0" w:lastRow="0" w:firstColumn="0" w:lastColumn="0" w:oddVBand="0" w:evenVBand="0" w:oddHBand="1" w:evenHBand="0" w:firstRowFirstColumn="0" w:firstRowLastColumn="0" w:lastRowFirstColumn="0" w:lastRowLastColumn="0"/>
               <w:rPr>
-                <w:rFonts w:eastAsia="PMingLiU"/>
+                <w:rFonts w:eastAsia="新細明體"/>
                 <w:lang w:eastAsia="zh-TW"/>
               </w:rPr>
             </w:pPr>
+            <w:proofErr w:type="spellStart"/>
             <w:r>
               <w:rPr>
-                <w:rFonts w:eastAsia="PMingLiU"/>
+                <w:rFonts w:eastAsia="新細明體"/>
                 <w:lang w:eastAsia="zh-TW"/>
               </w:rPr>
               <w:t>testAddToCart_ExtremeOverStock</w:t>
             </w:r>
+            <w:proofErr w:type="spellEnd"/>
           </w:p>
           <w:p>
             <w:pPr>
               <w:cnfStyle w:val="000000100000" w:firstRow="0" w:lastRow="0" w:firstColumn="0" w:lastColumn="0" w:oddVBand="0" w:evenVBand="0" w:oddHBand="1" w:evenHBand="0" w:firstRowFirstColumn="0" w:firstRowLastColumn="0" w:lastRowFirstColumn="0" w:lastRowLastColumn="0"/>
               <w:rPr>
-                <w:rFonts w:eastAsia="PMingLiU"/>
+                <w:rFonts w:eastAsia="新細明體"/>
                 <w:lang w:eastAsia="zh-TW"/>
               </w:rPr>
             </w:pPr>
@@ -4815,13 +6326,13 @@
             <w:pPr>
               <w:cnfStyle w:val="000000100000" w:firstRow="0" w:lastRow="0" w:firstColumn="0" w:lastColumn="0" w:oddVBand="0" w:evenVBand="0" w:oddHBand="1" w:evenHBand="0" w:firstRowFirstColumn="0" w:firstRowLastColumn="0" w:lastRowFirstColumn="0" w:lastRowLastColumn="0"/>
               <w:rPr>
-                <w:rFonts w:ascii="PMingLiU" w:eastAsia="PMingLiU" w:hAnsi="PMingLiU"/>
+                <w:rFonts w:ascii="新細明體" w:eastAsia="新細明體" w:hAnsi="新細明體"/>
                 <w:lang w:eastAsia="zh-TW"/>
               </w:rPr>
             </w:pPr>
             <w:r>
               <w:rPr>
-                <w:rFonts w:ascii="PMingLiU" w:eastAsia="PMingLiU" w:hAnsi="PMingLiU" w:hint="eastAsia"/>
+                <w:rFonts w:ascii="新細明體" w:eastAsia="新細明體" w:hAnsi="新細明體" w:hint="eastAsia"/>
                 <w:lang w:eastAsia="zh-TW"/>
               </w:rPr>
               <w:t>100</w:t>
@@ -4884,7 +6395,7 @@
             </w:r>
             <w:r>
               <w:rPr>
-                <w:rFonts w:eastAsia="PMingLiU" w:hint="eastAsia"/>
+                <w:rFonts w:eastAsia="新細明體" w:hint="eastAsia"/>
                 <w:lang w:eastAsia="zh-TW"/>
               </w:rPr>
               <w:t>1</w:t>
@@ -4894,9 +6405,11 @@
             </w:r>
           </w:p>
           <w:p>
+            <w:proofErr w:type="spellStart"/>
             <w:r>
               <w:t>MultipleItems</w:t>
             </w:r>
+            <w:proofErr w:type="spellEnd"/>
           </w:p>
         </w:tc>
         <w:tc>
@@ -4907,9 +6420,11 @@
             <w:pPr>
               <w:cnfStyle w:val="000000010000" w:firstRow="0" w:lastRow="0" w:firstColumn="0" w:lastColumn="0" w:oddVBand="0" w:evenVBand="0" w:oddHBand="0" w:evenHBand="1" w:firstRowFirstColumn="0" w:firstRowLastColumn="0" w:lastRowFirstColumn="0" w:lastRowLastColumn="0"/>
             </w:pPr>
+            <w:proofErr w:type="spellStart"/>
             <w:r>
               <w:t>testAddToCart_MultipleItems</w:t>
             </w:r>
+            <w:proofErr w:type="spellEnd"/>
           </w:p>
           <w:p>
             <w:pPr>
@@ -4925,13 +6440,13 @@
             <w:pPr>
               <w:cnfStyle w:val="000000010000" w:firstRow="0" w:lastRow="0" w:firstColumn="0" w:lastColumn="0" w:oddVBand="0" w:evenVBand="0" w:oddHBand="0" w:evenHBand="1" w:firstRowFirstColumn="0" w:firstRowLastColumn="0" w:lastRowFirstColumn="0" w:lastRowLastColumn="0"/>
               <w:rPr>
-                <w:rFonts w:ascii="PMingLiU" w:eastAsia="PMingLiU" w:hAnsi="PMingLiU"/>
+                <w:rFonts w:ascii="新細明體" w:eastAsia="新細明體" w:hAnsi="新細明體"/>
                 <w:lang w:eastAsia="zh-TW"/>
               </w:rPr>
             </w:pPr>
             <w:r>
               <w:rPr>
-                <w:rFonts w:ascii="PMingLiU" w:eastAsia="PMingLiU" w:hAnsi="PMingLiU"/>
+                <w:rFonts w:ascii="新細明體" w:eastAsia="新細明體" w:hAnsi="新細明體"/>
                 <w:lang w:eastAsia="zh-TW"/>
               </w:rPr>
               <w:t>2, 3</w:t>
@@ -4994,7 +6509,7 @@
             </w:r>
             <w:r>
               <w:rPr>
-                <w:rFonts w:eastAsia="PMingLiU" w:hint="eastAsia"/>
+                <w:rFonts w:eastAsia="新細明體" w:hint="eastAsia"/>
                 <w:lang w:eastAsia="zh-TW"/>
               </w:rPr>
               <w:t>1</w:t>
@@ -5004,9 +6519,11 @@
             </w:r>
           </w:p>
           <w:p>
+            <w:proofErr w:type="spellStart"/>
             <w:r>
               <w:t>NearMaximum</w:t>
             </w:r>
+            <w:proofErr w:type="spellEnd"/>
           </w:p>
         </w:tc>
         <w:tc>
@@ -5017,9 +6534,11 @@
             <w:pPr>
               <w:cnfStyle w:val="000000100000" w:firstRow="0" w:lastRow="0" w:firstColumn="0" w:lastColumn="0" w:oddVBand="0" w:evenVBand="0" w:oddHBand="1" w:evenHBand="0" w:firstRowFirstColumn="0" w:firstRowLastColumn="0" w:lastRowFirstColumn="0" w:lastRowLastColumn="0"/>
             </w:pPr>
+            <w:proofErr w:type="spellStart"/>
             <w:r>
               <w:t>testAddToCart_NearMaximumQuantity</w:t>
             </w:r>
+            <w:proofErr w:type="spellEnd"/>
           </w:p>
           <w:p>
             <w:pPr>
@@ -5035,13 +6554,13 @@
             <w:pPr>
               <w:cnfStyle w:val="000000100000" w:firstRow="0" w:lastRow="0" w:firstColumn="0" w:lastColumn="0" w:oddVBand="0" w:evenVBand="0" w:oddHBand="1" w:evenHBand="0" w:firstRowFirstColumn="0" w:firstRowLastColumn="0" w:lastRowFirstColumn="0" w:lastRowLastColumn="0"/>
               <w:rPr>
-                <w:rFonts w:ascii="PMingLiU" w:eastAsia="PMingLiU" w:hAnsi="PMingLiU"/>
+                <w:rFonts w:ascii="新細明體" w:eastAsia="新細明體" w:hAnsi="新細明體"/>
                 <w:lang w:eastAsia="zh-TW"/>
               </w:rPr>
             </w:pPr>
             <w:r>
               <w:rPr>
-                <w:rFonts w:ascii="PMingLiU" w:eastAsia="PMingLiU" w:hAnsi="PMingLiU" w:hint="eastAsia"/>
+                <w:rFonts w:ascii="新細明體" w:eastAsia="新細明體" w:hAnsi="新細明體" w:hint="eastAsia"/>
                 <w:lang w:eastAsia="zh-TW"/>
               </w:rPr>
               <w:t>9</w:t>
@@ -5093,7 +6612,7 @@
     <w:p>
       <w:pPr>
         <w:rPr>
-          <w:rFonts w:eastAsia="PMingLiU"/>
+          <w:rFonts w:eastAsia="新細明體"/>
           <w:lang w:eastAsia="zh-TW"/>
         </w:rPr>
       </w:pPr>
@@ -5106,7 +6625,15 @@
         <w:t xml:space="preserve">* Note: </w:t>
       </w:r>
       <w:r>
-        <w:t>Failed tests indicate missing validation in ShoppingCartService - the system currently accepts invalid quantities without throwing exceptions.</w:t>
+        <w:t xml:space="preserve">Failed tests indicate missing validation in </w:t>
+      </w:r>
+      <w:proofErr w:type="spellStart"/>
+      <w:r>
+        <w:t>ShoppingCartService</w:t>
+      </w:r>
+      <w:proofErr w:type="spellEnd"/>
+      <w:r>
+        <w:t xml:space="preserve"> - the system currently accepts invalid quantities without throwing exceptions.</w:t>
       </w:r>
     </w:p>
     <w:p/>
@@ -5117,7 +6644,7 @@
     </w:p>
     <w:p>
       <w:pPr>
-        <w:pStyle w:val="Heading2"/>
+        <w:pStyle w:val="21"/>
       </w:pPr>
       <w:r>
         <w:lastRenderedPageBreak/>
@@ -5129,20 +6656,36 @@
         <w:spacing w:before="240" w:after="240"/>
       </w:pPr>
       <w:r>
-        <w:t>The following tables summarize the execution results for both test suites, highlighting the test coverage and issues discovered in the Shopizer platform.</w:t>
+        <w:t xml:space="preserve">The following tables summarize the execution results for both test suites, highlighting the test coverage and issues discovered in the </w:t>
+      </w:r>
+      <w:proofErr w:type="spellStart"/>
+      <w:r>
+        <w:t>Shopizer</w:t>
+      </w:r>
+      <w:proofErr w:type="spellEnd"/>
+      <w:r>
+        <w:t xml:space="preserve"> platform.</w:t>
       </w:r>
     </w:p>
     <w:p>
       <w:pPr>
-        <w:pStyle w:val="Heading3"/>
-      </w:pPr>
-      <w:r>
-        <w:t>7.4.1 ProductPricePartitionTest Summary (Yijun Sun)</w:t>
+        <w:pStyle w:val="31"/>
+      </w:pPr>
+      <w:r>
+        <w:t xml:space="preserve">7.4.1 </w:t>
+      </w:r>
+      <w:proofErr w:type="spellStart"/>
+      <w:r>
+        <w:t>ProductPricePartitionTest</w:t>
+      </w:r>
+      <w:proofErr w:type="spellEnd"/>
+      <w:r>
+        <w:t xml:space="preserve"> Summary (Yijun Sun)</w:t>
       </w:r>
     </w:p>
     <w:tbl>
       <w:tblPr>
-        <w:tblStyle w:val="LightGrid-Accent1"/>
+        <w:tblStyle w:val="-11"/>
         <w:tblW w:w="0" w:type="auto"/>
         <w:tblLook w:val="04A0" w:firstRow="1" w:lastRow="0" w:firstColumn="1" w:lastColumn="0" w:noHBand="0" w:noVBand="1"/>
       </w:tblPr>
@@ -5384,9 +6927,27 @@
             <w:pPr>
               <w:cnfStyle w:val="000000100000" w:firstRow="0" w:lastRow="0" w:firstColumn="0" w:lastColumn="0" w:oddVBand="0" w:evenVBand="0" w:oddHBand="1" w:evenHBand="0" w:firstRowFirstColumn="0" w:firstRowLastColumn="0" w:lastRowFirstColumn="0" w:lastRowLastColumn="0"/>
             </w:pPr>
-            <w:r>
-              <w:t>ProductService, ProductPrice, ProductAvailability</w:t>
-            </w:r>
+            <w:proofErr w:type="spellStart"/>
+            <w:r>
+              <w:t>ProductService</w:t>
+            </w:r>
+            <w:proofErr w:type="spellEnd"/>
+            <w:r>
+              <w:t xml:space="preserve">, </w:t>
+            </w:r>
+            <w:proofErr w:type="spellStart"/>
+            <w:r>
+              <w:t>ProductPrice</w:t>
+            </w:r>
+            <w:proofErr w:type="spellEnd"/>
+            <w:r>
+              <w:t xml:space="preserve">, </w:t>
+            </w:r>
+            <w:proofErr w:type="spellStart"/>
+            <w:r>
+              <w:t>ProductAvailability</w:t>
+            </w:r>
+            <w:proofErr w:type="spellEnd"/>
           </w:p>
         </w:tc>
       </w:tr>
@@ -5394,15 +6955,41 @@
     <w:p/>
     <w:p>
       <w:pPr>
-        <w:pStyle w:val="Heading3"/>
-      </w:pPr>
-      <w:r>
-        <w:t>7.4.2 MyCartQuantityTest Summary (Yuqian Chiu)</w:t>
+        <w:pStyle w:val="31"/>
+      </w:pPr>
+      <w:r>
+        <w:t xml:space="preserve">7.4.2 </w:t>
+      </w:r>
+      <w:proofErr w:type="spellStart"/>
+      <w:r>
+        <w:t>MyCartQuantityTest</w:t>
+      </w:r>
+      <w:proofErr w:type="spellEnd"/>
+      <w:r>
+        <w:t xml:space="preserve"> Summary (</w:t>
+      </w:r>
+      <w:proofErr w:type="spellStart"/>
+      <w:r>
+        <w:t>Yu</w:t>
+      </w:r>
+      <w:r>
+        <w:rPr>
+          <w:rFonts w:eastAsia="新細明體" w:hint="eastAsia"/>
+          <w:lang w:eastAsia="zh-TW"/>
+        </w:rPr>
+        <w:t>Chie</w:t>
+      </w:r>
+      <w:r>
+        <w:t>n</w:t>
+      </w:r>
+      <w:proofErr w:type="spellEnd"/>
+      <w:r>
+        <w:t xml:space="preserve"> Chiu)</w:t>
       </w:r>
     </w:p>
     <w:tbl>
       <w:tblPr>
-        <w:tblStyle w:val="LightGrid-Accent1"/>
+        <w:tblStyle w:val="-11"/>
         <w:tblW w:w="0" w:type="auto"/>
         <w:tblLook w:val="04A0" w:firstRow="1" w:lastRow="0" w:firstColumn="1" w:lastColumn="0" w:noHBand="0" w:noVBand="1"/>
       </w:tblPr>
@@ -5499,13 +7086,13 @@
             <w:pPr>
               <w:cnfStyle w:val="000000010000" w:firstRow="0" w:lastRow="0" w:firstColumn="0" w:lastColumn="0" w:oddVBand="0" w:evenVBand="0" w:oddHBand="0" w:evenHBand="1" w:firstRowFirstColumn="0" w:firstRowLastColumn="0" w:lastRowFirstColumn="0" w:lastRowLastColumn="0"/>
               <w:rPr>
-                <w:rFonts w:eastAsia="PMingLiU"/>
+                <w:rFonts w:eastAsia="新細明體"/>
                 <w:lang w:eastAsia="zh-TW"/>
               </w:rPr>
             </w:pPr>
             <w:r>
               <w:rPr>
-                <w:rFonts w:eastAsia="PMingLiU" w:hint="eastAsia"/>
+                <w:rFonts w:eastAsia="新細明體" w:hint="eastAsia"/>
                 <w:lang w:eastAsia="zh-TW"/>
               </w:rPr>
               <w:t>11</w:t>
@@ -5538,7 +7125,7 @@
             </w:pPr>
             <w:r>
               <w:rPr>
-                <w:rFonts w:eastAsia="PMingLiU" w:hint="eastAsia"/>
+                <w:rFonts w:eastAsia="新細明體" w:hint="eastAsia"/>
                 <w:lang w:eastAsia="zh-TW"/>
               </w:rPr>
               <w:t>6</w:t>
@@ -5548,7 +7135,7 @@
             </w:r>
             <w:r>
               <w:rPr>
-                <w:rFonts w:eastAsia="PMingLiU" w:hint="eastAsia"/>
+                <w:rFonts w:eastAsia="新細明體" w:hint="eastAsia"/>
                 <w:lang w:eastAsia="zh-TW"/>
               </w:rPr>
               <w:t>5</w:t>
@@ -5584,7 +7171,7 @@
             </w:pPr>
             <w:r>
               <w:rPr>
-                <w:rFonts w:eastAsia="PMingLiU" w:hint="eastAsia"/>
+                <w:rFonts w:eastAsia="新細明體" w:hint="eastAsia"/>
                 <w:lang w:eastAsia="zh-TW"/>
               </w:rPr>
               <w:t>5</w:t>
@@ -5594,7 +7181,7 @@
             </w:r>
             <w:r>
               <w:rPr>
-                <w:rFonts w:eastAsia="PMingLiU" w:hint="eastAsia"/>
+                <w:rFonts w:eastAsia="新細明體" w:hint="eastAsia"/>
                 <w:lang w:eastAsia="zh-TW"/>
               </w:rPr>
               <w:t>4</w:t>
@@ -5629,7 +7216,15 @@
               <w:cnfStyle w:val="000000100000" w:firstRow="0" w:lastRow="0" w:firstColumn="0" w:lastColumn="0" w:oddVBand="0" w:evenVBand="0" w:oddHBand="1" w:evenHBand="0" w:firstRowFirstColumn="0" w:firstRowLastColumn="0" w:lastRowFirstColumn="0" w:lastRowLastColumn="0"/>
             </w:pPr>
             <w:r>
-              <w:t>4 (Valid/Negative/Zero/OverStock)</w:t>
+              <w:t>4 (Valid/Negative/Zero/</w:t>
+            </w:r>
+            <w:proofErr w:type="spellStart"/>
+            <w:r>
+              <w:t>OverStock</w:t>
+            </w:r>
+            <w:proofErr w:type="spellEnd"/>
+            <w:r>
+              <w:t>)</w:t>
             </w:r>
           </w:p>
         </w:tc>
@@ -5686,9 +7281,27 @@
             <w:pPr>
               <w:cnfStyle w:val="000000100000" w:firstRow="0" w:lastRow="0" w:firstColumn="0" w:lastColumn="0" w:oddVBand="0" w:evenVBand="0" w:oddHBand="1" w:evenHBand="0" w:firstRowFirstColumn="0" w:firstRowLastColumn="0" w:lastRowFirstColumn="0" w:lastRowLastColumn="0"/>
             </w:pPr>
-            <w:r>
-              <w:t>ShoppingCartService, ShoppingCart, ShoppingCartItem</w:t>
-            </w:r>
+            <w:proofErr w:type="spellStart"/>
+            <w:r>
+              <w:t>ShoppingCartService</w:t>
+            </w:r>
+            <w:proofErr w:type="spellEnd"/>
+            <w:r>
+              <w:t xml:space="preserve">, </w:t>
+            </w:r>
+            <w:proofErr w:type="spellStart"/>
+            <w:r>
+              <w:t>ShoppingCart</w:t>
+            </w:r>
+            <w:proofErr w:type="spellEnd"/>
+            <w:r>
+              <w:t xml:space="preserve">, </w:t>
+            </w:r>
+            <w:proofErr w:type="spellStart"/>
+            <w:r>
+              <w:t>ShoppingCartItem</w:t>
+            </w:r>
+            <w:proofErr w:type="spellEnd"/>
           </w:p>
         </w:tc>
       </w:tr>
@@ -5696,7 +7309,7 @@
     <w:p/>
     <w:p>
       <w:pPr>
-        <w:pStyle w:val="Heading3"/>
+        <w:pStyle w:val="31"/>
       </w:pPr>
       <w:r>
         <w:t>7.4.3 Combined Test Summary</w:t>
@@ -5704,7 +7317,7 @@
     </w:p>
     <w:tbl>
       <w:tblPr>
-        <w:tblStyle w:val="LightGrid-Accent1"/>
+        <w:tblStyle w:val="-11"/>
         <w:tblW w:w="0" w:type="auto"/>
         <w:tblLook w:val="04A0" w:firstRow="1" w:lastRow="0" w:firstColumn="1" w:lastColumn="0" w:noHBand="0" w:noVBand="1"/>
       </w:tblPr>
@@ -5772,13 +7385,13 @@
             <w:pPr>
               <w:cnfStyle w:val="000000100000" w:firstRow="0" w:lastRow="0" w:firstColumn="0" w:lastColumn="0" w:oddVBand="0" w:evenVBand="0" w:oddHBand="1" w:evenHBand="0" w:firstRowFirstColumn="0" w:firstRowLastColumn="0" w:lastRowFirstColumn="0" w:lastRowLastColumn="0"/>
               <w:rPr>
-                <w:rFonts w:eastAsia="PMingLiU"/>
+                <w:rFonts w:eastAsia="新細明體"/>
                 <w:lang w:eastAsia="zh-TW"/>
               </w:rPr>
             </w:pPr>
             <w:r>
               <w:rPr>
-                <w:rFonts w:eastAsia="PMingLiU" w:hint="eastAsia"/>
+                <w:rFonts w:eastAsia="新細明體" w:hint="eastAsia"/>
                 <w:lang w:eastAsia="zh-TW"/>
               </w:rPr>
               <w:t>30</w:t>
@@ -5811,7 +7424,7 @@
             </w:pPr>
             <w:r>
               <w:rPr>
-                <w:rFonts w:eastAsia="PMingLiU" w:hint="eastAsia"/>
+                <w:rFonts w:eastAsia="新細明體" w:hint="eastAsia"/>
                 <w:lang w:eastAsia="zh-TW"/>
               </w:rPr>
               <w:t xml:space="preserve">20 </w:t>
@@ -5821,7 +7434,7 @@
             </w:r>
             <w:r>
               <w:rPr>
-                <w:rFonts w:eastAsia="PMingLiU" w:hint="eastAsia"/>
+                <w:rFonts w:eastAsia="新細明體" w:hint="eastAsia"/>
                 <w:lang w:eastAsia="zh-TW"/>
               </w:rPr>
               <w:t>6</w:t>
@@ -5857,7 +7470,7 @@
             </w:pPr>
             <w:r>
               <w:rPr>
-                <w:rFonts w:eastAsia="PMingLiU" w:hint="eastAsia"/>
+                <w:rFonts w:eastAsia="新細明體" w:hint="eastAsia"/>
                 <w:lang w:eastAsia="zh-TW"/>
               </w:rPr>
               <w:t>10</w:t>
@@ -5920,9 +7533,19 @@
             <w:pPr>
               <w:cnfStyle w:val="000000100000" w:firstRow="0" w:lastRow="0" w:firstColumn="0" w:lastColumn="0" w:oddVBand="0" w:evenVBand="0" w:oddHBand="1" w:evenHBand="0" w:firstRowFirstColumn="0" w:firstRowLastColumn="0" w:lastRowFirstColumn="0" w:lastRowLastColumn="0"/>
             </w:pPr>
-            <w:r>
-              <w:t>ProductService, ShoppingCartService</w:t>
-            </w:r>
+            <w:proofErr w:type="spellStart"/>
+            <w:r>
+              <w:t>ProductService</w:t>
+            </w:r>
+            <w:proofErr w:type="spellEnd"/>
+            <w:r>
+              <w:t xml:space="preserve">, </w:t>
+            </w:r>
+            <w:proofErr w:type="spellStart"/>
+            <w:r>
+              <w:t>ShoppingCartService</w:t>
+            </w:r>
+            <w:proofErr w:type="spellEnd"/>
           </w:p>
         </w:tc>
       </w:tr>
@@ -5959,7 +7582,7 @@
     <w:p/>
     <w:p>
       <w:pPr>
-        <w:pStyle w:val="Heading2"/>
+        <w:pStyle w:val="21"/>
       </w:pPr>
       <w:r>
         <w:t>7.5 Issues Identified Through Testing</w:t>
@@ -5970,37 +7593,77 @@
         <w:spacing w:before="240" w:after="240"/>
       </w:pPr>
       <w:r>
-        <w:t>During the execution of both test suites, several critical validation gaps were identified in the Shopizer platform. These findings highlight areas requiring improvement:</w:t>
+        <w:t xml:space="preserve">During the execution of both test suites, several critical validation gaps were identified in the </w:t>
+      </w:r>
+      <w:proofErr w:type="spellStart"/>
+      <w:r>
+        <w:t>Shopizer</w:t>
+      </w:r>
+      <w:proofErr w:type="spellEnd"/>
+      <w:r>
+        <w:t xml:space="preserve"> platform. These findings highlight areas requiring improvement:</w:t>
       </w:r>
     </w:p>
     <w:p>
       <w:pPr>
-        <w:pStyle w:val="Heading3"/>
+        <w:pStyle w:val="31"/>
       </w:pPr>
       <w:r>
         <w:lastRenderedPageBreak/>
-        <w:t>7.5.1 ProductPrice Issues (Discovered by Yijun Sun)</w:t>
+        <w:t xml:space="preserve">7.5.1 </w:t>
+      </w:r>
+      <w:proofErr w:type="spellStart"/>
+      <w:r>
+        <w:t>ProductPrice</w:t>
+      </w:r>
+      <w:proofErr w:type="spellEnd"/>
+      <w:r>
+        <w:t xml:space="preserve"> Issues (Discovered by Yijun Sun)</w:t>
       </w:r>
     </w:p>
     <w:p>
       <w:pPr>
-        <w:pStyle w:val="ListBullet"/>
-      </w:pPr>
-      <w:r>
-        <w:t>❌ Missing Negative Price Validation: The system accepts negative prices (e.g., -$10.00, -$0.01) without rejection. Recommendation: Add @Min(0) validation annotation and service-layer checks.</w:t>
+        <w:pStyle w:val="a0"/>
+      </w:pPr>
+      <w:r>
+        <w:t xml:space="preserve">❌ Missing Negative Price Validation: The system accepts negative prices (e.g., -$10.00, -$0.01) without rejection. Recommendation: </w:t>
+      </w:r>
+      <w:proofErr w:type="gramStart"/>
+      <w:r>
+        <w:t>Add @</w:t>
+      </w:r>
+      <w:proofErr w:type="gramEnd"/>
+      <w:r>
+        <w:t>Min(0) validation annotation and service-layer checks.</w:t>
       </w:r>
     </w:p>
     <w:p>
       <w:pPr>
-        <w:pStyle w:val="ListBullet"/>
-      </w:pPr>
-      <w:r>
-        <w:t>❌ Null Price Handling: The system does not gracefully handle null prices, potentially leading to NullPointerException. Recommendation: Add @NotNull validation or implement default value logic.</w:t>
+        <w:pStyle w:val="a0"/>
+      </w:pPr>
+      <w:r>
+        <w:t xml:space="preserve">❌ Null Price Handling: The system does not gracefully handle null prices, potentially leading to </w:t>
+      </w:r>
+      <w:proofErr w:type="spellStart"/>
+      <w:r>
+        <w:t>NullPointerException</w:t>
+      </w:r>
+      <w:proofErr w:type="spellEnd"/>
+      <w:r>
+        <w:t xml:space="preserve">. Recommendation: </w:t>
+      </w:r>
+      <w:proofErr w:type="gramStart"/>
+      <w:r>
+        <w:t>Add @</w:t>
+      </w:r>
+      <w:proofErr w:type="gramEnd"/>
+      <w:r>
+        <w:t>NotNull validation or implement default value logic.</w:t>
       </w:r>
     </w:p>
     <w:p>
       <w:pPr>
-        <w:pStyle w:val="ListBullet"/>
+        <w:pStyle w:val="a0"/>
       </w:pPr>
       <w:r>
         <w:t>❌ Decimal Precision Validation: Prices with excessive decimal places (e.g., $99.999, $99.123456) are accepted without proper validation or rounding. Recommendation: Enforce 2-decimal precision at service layer.</w:t>
@@ -6008,24 +7671,40 @@
     </w:p>
     <w:p>
       <w:pPr>
-        <w:pStyle w:val="ListBullet"/>
-      </w:pPr>
-      <w:r>
-        <w:t>✅ Positive Finding: BigDecimal correctly handles monetary calculations, preventing floating-point errors.</w:t>
+        <w:pStyle w:val="a0"/>
+      </w:pPr>
+      <w:r>
+        <w:t xml:space="preserve">✅ Positive Finding: </w:t>
+      </w:r>
+      <w:proofErr w:type="spellStart"/>
+      <w:r>
+        <w:t>BigDecimal</w:t>
+      </w:r>
+      <w:proofErr w:type="spellEnd"/>
+      <w:r>
+        <w:t xml:space="preserve"> correctly handles monetary calculations, preventing floating-point errors.</w:t>
       </w:r>
     </w:p>
     <w:p/>
     <w:p>
       <w:pPr>
-        <w:pStyle w:val="Heading3"/>
-      </w:pPr>
-      <w:r>
-        <w:t xml:space="preserve">7.5.2 ShoppingCart Issues (Discovered by </w:t>
+        <w:pStyle w:val="31"/>
+      </w:pPr>
+      <w:r>
+        <w:t xml:space="preserve">7.5.2 </w:t>
       </w:r>
       <w:proofErr w:type="spellStart"/>
       <w:r>
+        <w:t>ShoppingCart</w:t>
+      </w:r>
+      <w:proofErr w:type="spellEnd"/>
+      <w:r>
+        <w:t xml:space="preserve"> Issues (Discovered by </w:t>
+      </w:r>
+      <w:proofErr w:type="spellStart"/>
+      <w:r>
         <w:rPr>
-          <w:rFonts w:eastAsia="PMingLiU" w:hint="eastAsia"/>
+          <w:rFonts w:eastAsia="新細明體" w:hint="eastAsia"/>
           <w:lang w:eastAsia="zh-TW"/>
         </w:rPr>
         <w:t>YuChien</w:t>
@@ -6037,15 +7716,23 @@
     </w:p>
     <w:p>
       <w:pPr>
-        <w:pStyle w:val="ListBullet"/>
-      </w:pPr>
-      <w:r>
-        <w:t>❌ Missing Negative Quantity Validation: The system accepts negative quantities (e.g., -1) without throwing exceptions. Recommendation: Add quantity validation in ShoppingCartService.create().</w:t>
+        <w:pStyle w:val="a0"/>
+      </w:pPr>
+      <w:r>
+        <w:t xml:space="preserve">❌ Missing Negative Quantity Validation: The system accepts negative quantities (e.g., -1) without throwing exceptions. Recommendation: Add quantity validation in </w:t>
+      </w:r>
+      <w:proofErr w:type="spellStart"/>
+      <w:r>
+        <w:t>ShoppingCartService.create</w:t>
+      </w:r>
+      <w:proofErr w:type="spellEnd"/>
+      <w:r>
+        <w:t>().</w:t>
       </w:r>
     </w:p>
     <w:p>
       <w:pPr>
-        <w:pStyle w:val="ListBullet"/>
+        <w:pStyle w:val="a0"/>
       </w:pPr>
       <w:r>
         <w:t>❌ Zero Quantity Handling: Shopping cart allows items with zero quantity to be added, which should be rejected. Recommendation: Implement minimum quantity check (quantity &gt;= 1).</w:t>
@@ -6053,7 +7740,7 @@
     </w:p>
     <w:p>
       <w:pPr>
-        <w:pStyle w:val="ListBullet"/>
+        <w:pStyle w:val="a0"/>
       </w:pPr>
       <w:r>
         <w:t>❌ Missing Stock Validation: The system does not validate quantity against available stock when adding items to cart. Items exceeding stock (e.g., 11 when stock is 10) are accepted. Recommendation: Add stock availability check before cart item creation.</w:t>
@@ -6061,7 +7748,7 @@
     </w:p>
     <w:p>
       <w:pPr>
-        <w:pStyle w:val="ListBullet"/>
+        <w:pStyle w:val="a0"/>
       </w:pPr>
       <w:r>
         <w:t>✅ Positive Finding: Valid quantity (1-10) is correctly processed and persisted to the shopping cart.</w:t>
@@ -6070,7 +7757,7 @@
     <w:p/>
     <w:p>
       <w:pPr>
-        <w:pStyle w:val="Heading3"/>
+        <w:pStyle w:val="31"/>
       </w:pPr>
       <w:r>
         <w:t>7.5.3 Recommendations for Development Team</w:t>
@@ -6086,7 +7773,7 @@
     </w:p>
     <w:p>
       <w:pPr>
-        <w:pStyle w:val="ListNumber"/>
+        <w:pStyle w:val="a"/>
       </w:pPr>
       <w:r>
         <w:t>1. Implement comprehensive input validation using Bean Validation (JSR 303) annotations</w:t>
@@ -6094,7 +7781,7 @@
     </w:p>
     <w:p>
       <w:pPr>
-        <w:pStyle w:val="ListNumber"/>
+        <w:pStyle w:val="a"/>
       </w:pPr>
       <w:r>
         <w:t>2. Add service-layer validation for business rules (stock availability, price ranges, quantity limits)</w:t>
@@ -6102,15 +7789,23 @@
     </w:p>
     <w:p>
       <w:pPr>
-        <w:pStyle w:val="ListNumber"/>
-      </w:pPr>
-      <w:r>
-        <w:t>3. Create custom validators for complex scenarios (e.g., @ValidPrice, @ValidQuantity)</w:t>
+        <w:pStyle w:val="a"/>
+      </w:pPr>
+      <w:r>
+        <w:t>3. Create custom validators for complex scenarios (e.g</w:t>
+      </w:r>
+      <w:proofErr w:type="gramStart"/>
+      <w:r>
+        <w:t>., @ValidPrice, @</w:t>
+      </w:r>
+      <w:proofErr w:type="gramEnd"/>
+      <w:r>
+        <w:t>ValidQuantity)</w:t>
       </w:r>
     </w:p>
     <w:p>
       <w:pPr>
-        <w:pStyle w:val="ListNumber"/>
+        <w:pStyle w:val="a"/>
       </w:pPr>
       <w:r>
         <w:t>4. Improve error handling to provide clear, actionable error messages to API consumers</w:t>
@@ -6118,7 +7813,7 @@
     </w:p>
     <w:p>
       <w:pPr>
-        <w:pStyle w:val="ListNumber"/>
+        <w:pStyle w:val="a"/>
       </w:pPr>
       <w:r>
         <w:t>5. Add these partition-based tests to the CI/CD pipeline to prevent regression</w:t>
@@ -6131,7 +7826,7 @@
     </w:p>
     <w:p>
       <w:pPr>
-        <w:pStyle w:val="Heading1"/>
+        <w:pStyle w:val="1"/>
       </w:pPr>
       <w:r>
         <w:lastRenderedPageBreak/>
@@ -6143,20 +7838,33 @@
         <w:spacing w:before="240" w:after="240"/>
       </w:pPr>
       <w:r>
-        <w:t>This comprehensive testing analysis of the Shopizer e-commerce platform demonstrates the application of systematic partition-based testing methodology to improve test coverage and identify critical validation gaps. The collaborative effort between two test engineers resulted in the following key findings:</w:t>
+        <w:t xml:space="preserve">This comprehensive testing analysis of the </w:t>
+      </w:r>
+      <w:proofErr w:type="spellStart"/>
+      <w:r>
+        <w:t>Shopizer</w:t>
+      </w:r>
+      <w:proofErr w:type="spellEnd"/>
+      <w:r>
+        <w:t xml:space="preserve"> e-commerce platform demonstrates the application of systematic partition-based testing methodology to improve test coverage and identify critical validation gaps. The collaborative effort between two test engineers resulted in the following key findings:</w:t>
       </w:r>
     </w:p>
     <w:p>
       <w:pPr>
-        <w:pStyle w:val="ListBullet"/>
-      </w:pPr>
-      <w:r>
-        <w:t>Shopizer is a mature, well-structured Java enterprise application with ~115K lines of code organized into 5 Maven modules, employing Spring Boot and modern Java development practices.</w:t>
+        <w:pStyle w:val="a0"/>
+      </w:pPr>
+      <w:proofErr w:type="spellStart"/>
+      <w:r>
+        <w:t>Shopizer</w:t>
+      </w:r>
+      <w:proofErr w:type="spellEnd"/>
+      <w:r>
+        <w:t xml:space="preserve"> is a mature, well-structured Java enterprise application with ~115K lines of code organized into 5 Maven modules, employing Spring Boot and modern Java development practices.</w:t>
       </w:r>
     </w:p>
     <w:p>
       <w:pPr>
-        <w:pStyle w:val="ListBullet"/>
+        <w:pStyle w:val="a0"/>
       </w:pPr>
       <w:r>
         <w:t>The project employs JUnit 4 and Mockito for testing with existing coverage across key business domains, providing a solid foundation for additional test development.</w:t>
@@ -6164,7 +7872,7 @@
     </w:p>
     <w:p>
       <w:pPr>
-        <w:pStyle w:val="ListBullet"/>
+        <w:pStyle w:val="a0"/>
       </w:pPr>
       <w:r>
         <w:t>Partition-based testing provides a systematic approach to identifying representative test cases, boundary conditions, and edge cases that might be missed with ad-hoc testing.</w:t>
@@ -6172,24 +7880,56 @@
     </w:p>
     <w:p>
       <w:pPr>
-        <w:pStyle w:val="ListBullet"/>
-      </w:pPr>
-      <w:r>
-        <w:t>Two critical service features were tested: ProductPrice validation (19 test cases across 7 partitions) and ShoppingCart quantity validation (4 test cases across 4 partitions).</w:t>
+        <w:pStyle w:val="a0"/>
+      </w:pPr>
+      <w:r>
+        <w:t xml:space="preserve">Two critical service features were tested: </w:t>
+      </w:r>
+      <w:proofErr w:type="spellStart"/>
+      <w:r>
+        <w:t>ProductPrice</w:t>
+      </w:r>
+      <w:proofErr w:type="spellEnd"/>
+      <w:r>
+        <w:t xml:space="preserve"> validation (19 test cases across 7 partitions) and </w:t>
+      </w:r>
+      <w:proofErr w:type="spellStart"/>
+      <w:r>
+        <w:t>ShoppingCart</w:t>
+      </w:r>
+      <w:proofErr w:type="spellEnd"/>
+      <w:r>
+        <w:t xml:space="preserve"> quantity validation (4 test cases across 4 partitions).</w:t>
       </w:r>
     </w:p>
     <w:p>
       <w:pPr>
-        <w:pStyle w:val="ListBullet"/>
-      </w:pPr>
-      <w:r>
-        <w:t>Testing revealed 8 validation gaps (5 in ProductService, 3 in ShoppingCartService) that represent potential security and data integrity risks in production.</w:t>
+        <w:pStyle w:val="a0"/>
+      </w:pPr>
+      <w:r>
+        <w:t xml:space="preserve">Testing revealed 8 validation gaps (5 in </w:t>
+      </w:r>
+      <w:proofErr w:type="spellStart"/>
+      <w:r>
+        <w:t>ProductService</w:t>
+      </w:r>
+      <w:proofErr w:type="spellEnd"/>
+      <w:r>
+        <w:t xml:space="preserve">, 3 in </w:t>
+      </w:r>
+      <w:proofErr w:type="spellStart"/>
+      <w:r>
+        <w:t>ShoppingCartService</w:t>
+      </w:r>
+      <w:proofErr w:type="spellEnd"/>
+      <w:r>
+        <w:t>) that represent potential security and data integrity risks in production.</w:t>
       </w:r>
     </w:p>
     <w:p/>
     <w:p>
       <w:pPr>
-        <w:pStyle w:val="Heading2"/>
+        <w:pStyle w:val="21"/>
       </w:pPr>
       <w:r>
         <w:t>8.1 Test Contributions</w:t>
@@ -6200,12 +7940,28 @@
         <w:spacing w:before="240" w:after="240"/>
       </w:pPr>
       <w:r>
-        <w:t>This testing effort represents a collaborative work between two test engineers, each focusing on different critical aspects of the Shopizer e-commerce platform:</w:t>
+        <w:t xml:space="preserve">This testing effort represents </w:t>
+      </w:r>
+      <w:proofErr w:type="gramStart"/>
+      <w:r>
+        <w:t>a collaborative</w:t>
+      </w:r>
+      <w:proofErr w:type="gramEnd"/>
+      <w:r>
+        <w:t xml:space="preserve"> work between two test engineers, each focusing on different critical aspects of the </w:t>
+      </w:r>
+      <w:proofErr w:type="spellStart"/>
+      <w:r>
+        <w:t>Shopizer</w:t>
+      </w:r>
+      <w:proofErr w:type="spellEnd"/>
+      <w:r>
+        <w:t xml:space="preserve"> e-commerce platform:</w:t>
       </w:r>
     </w:p>
     <w:tbl>
       <w:tblPr>
-        <w:tblStyle w:val="LightGrid-Accent1"/>
+        <w:tblStyle w:val="-11"/>
         <w:tblW w:w="0" w:type="auto"/>
         <w:tblLook w:val="04A0" w:firstRow="1" w:lastRow="0" w:firstColumn="1" w:lastColumn="0" w:noHBand="0" w:noVBand="1"/>
       </w:tblPr>
@@ -6309,9 +8065,11 @@
             <w:pPr>
               <w:cnfStyle w:val="000000100000" w:firstRow="0" w:lastRow="0" w:firstColumn="0" w:lastColumn="0" w:oddVBand="0" w:evenVBand="0" w:oddHBand="1" w:evenHBand="0" w:firstRowFirstColumn="0" w:firstRowLastColumn="0" w:lastRowFirstColumn="0" w:lastRowLastColumn="0"/>
             </w:pPr>
+            <w:proofErr w:type="spellStart"/>
             <w:r>
               <w:t>ProductPricePartitionTest</w:t>
             </w:r>
+            <w:proofErr w:type="spellEnd"/>
           </w:p>
         </w:tc>
         <w:tc>
@@ -6359,8 +8117,20 @@
             <w:tcW w:w="2160" w:type="dxa"/>
           </w:tcPr>
           <w:p>
-            <w:r>
-              <w:t>Yuqian Chiu</w:t>
+            <w:proofErr w:type="spellStart"/>
+            <w:r>
+              <w:t>Yu</w:t>
+            </w:r>
+            <w:r>
+              <w:rPr>
+                <w:rFonts w:eastAsia="新細明體" w:hint="eastAsia"/>
+                <w:lang w:eastAsia="zh-TW"/>
+              </w:rPr>
+              <w:t>Chien</w:t>
+            </w:r>
+            <w:proofErr w:type="spellEnd"/>
+            <w:r>
+              <w:t xml:space="preserve"> Chiu</w:t>
             </w:r>
           </w:p>
         </w:tc>
@@ -6372,9 +8142,11 @@
             <w:pPr>
               <w:cnfStyle w:val="000000010000" w:firstRow="0" w:lastRow="0" w:firstColumn="0" w:lastColumn="0" w:oddVBand="0" w:evenVBand="0" w:oddHBand="0" w:evenHBand="1" w:firstRowFirstColumn="0" w:firstRowLastColumn="0" w:lastRowFirstColumn="0" w:lastRowLastColumn="0"/>
             </w:pPr>
+            <w:proofErr w:type="spellStart"/>
             <w:r>
               <w:t>MyCartQuantityTest</w:t>
             </w:r>
+            <w:proofErr w:type="spellEnd"/>
           </w:p>
         </w:tc>
         <w:tc>
@@ -6404,7 +8176,7 @@
             </w:pPr>
             <w:r>
               <w:rPr>
-                <w:rFonts w:eastAsia="PMingLiU" w:hint="eastAsia"/>
+                <w:rFonts w:eastAsia="新細明體" w:hint="eastAsia"/>
                 <w:lang w:eastAsia="zh-TW"/>
               </w:rPr>
               <w:t>11</w:t>
@@ -6423,7 +8195,7 @@
     <w:p/>
     <w:p>
       <w:pPr>
-        <w:pStyle w:val="Heading2"/>
+        <w:pStyle w:val="21"/>
       </w:pPr>
       <w:r>
         <w:t>8.2 Value Delivered</w:t>
@@ -6439,7 +8211,7 @@
     </w:p>
     <w:p>
       <w:pPr>
-        <w:pStyle w:val="ListBullet"/>
+        <w:pStyle w:val="a0"/>
       </w:pPr>
       <w:r>
         <w:t>Systematic Coverage: Tests cover representative values, boundary conditions, and invalid inputs for each partition, ensuring comprehensive validation.</w:t>
@@ -6447,7 +8219,7 @@
     </w:p>
     <w:p>
       <w:pPr>
-        <w:pStyle w:val="ListBullet"/>
+        <w:pStyle w:val="a0"/>
       </w:pPr>
       <w:r>
         <w:t>Early Defect Detection: 8 validation gaps were discovered before they could impact production, potentially preventing financial losses and security vulnerabilities.</w:t>
@@ -6455,7 +8227,7 @@
     </w:p>
     <w:p>
       <w:pPr>
-        <w:pStyle w:val="ListBullet"/>
+        <w:pStyle w:val="a0"/>
       </w:pPr>
       <w:r>
         <w:lastRenderedPageBreak/>
@@ -6464,7 +8236,7 @@
     </w:p>
     <w:p>
       <w:pPr>
-        <w:pStyle w:val="ListBullet"/>
+        <w:pStyle w:val="a0"/>
       </w:pPr>
       <w:r>
         <w:t>Knowledge Transfer: Clear documentation of system behavior and business rules through test cases.</w:t>
@@ -6476,7 +8248,15 @@
       </w:pPr>
       <w:r>
         <w:br/>
-        <w:t>Both test suites implement partition testing best practices and can be integrated into the continuous integration pipeline. This collaborative approach provides a foundation for expanding test coverage across additional Shopizer features and ensures robust validation of critical e-commerce operations. The identified issues should be prioritized for remediation to improve the platform's reliability and security posture.</w:t>
+        <w:t xml:space="preserve">Both test suites implement partition testing best practices and can be integrated into the continuous integration pipeline. This collaborative approach provides a foundation for expanding test coverage across additional </w:t>
+      </w:r>
+      <w:proofErr w:type="spellStart"/>
+      <w:r>
+        <w:t>Shopizer</w:t>
+      </w:r>
+      <w:proofErr w:type="spellEnd"/>
+      <w:r>
+        <w:t xml:space="preserve"> features and ensures robust validation of critical e-commerce operations. The identified issues should be prioritized for remediation to improve the platform's reliability and security posture.</w:t>
       </w:r>
     </w:p>
     <w:sectPr>
@@ -6487,6 +8267,56 @@
     </w:sectPr>
   </w:body>
 </w:document>
+</file>
+
+<file path=word/endnotes.xml><?xml version="1.0" encoding="utf-8"?>
+<w:endnotes xmlns:wpc="http://schemas.microsoft.com/office/word/2010/wordprocessingCanvas" xmlns:cx="http://schemas.microsoft.com/office/drawing/2014/chartex" xmlns:cx1="http://schemas.microsoft.com/office/drawing/2015/9/8/chartex" xmlns:cx2="http://schemas.microsoft.com/office/drawing/2015/10/21/chartex" xmlns:cx3="http://schemas.microsoft.com/office/drawing/2016/5/9/chartex" xmlns:cx4="http://schemas.microsoft.com/office/drawing/2016/5/10/chartex" xmlns:cx5="http://schemas.microsoft.com/office/drawing/2016/5/11/chartex" xmlns:cx6="http://schemas.microsoft.com/office/drawing/2016/5/12/chartex" xmlns:cx7="http://schemas.microsoft.com/office/drawing/2016/5/13/chartex" xmlns:cx8="http://schemas.microsoft.com/office/drawing/2016/5/14/chartex" xmlns:mc="http://schemas.openxmlformats.org/markup-compatibility/2006" xmlns:aink="http://schemas.microsoft.com/office/drawing/2016/ink" xmlns:am3d="http://schemas.microsoft.com/office/drawing/2017/model3d" xmlns:o="urn:schemas-microsoft-com:office:office" xmlns:oel="http://schemas.microsoft.com/office/2019/extlst" xmlns:r="http://schemas.openxmlformats.org/officeDocument/2006/relationships" xmlns:m="http://schemas.openxmlformats.org/officeDocument/2006/math" xmlns:v="urn:schemas-microsoft-com:vml" xmlns:wp14="http://schemas.microsoft.com/office/word/2010/wordprocessingDrawing" xmlns:wp="http://schemas.openxmlformats.org/drawingml/2006/wordprocessingDrawing" xmlns:w10="urn:schemas-microsoft-com:office:word" xmlns:w="http://schemas.openxmlformats.org/wordprocessingml/2006/main" xmlns:w14="http://schemas.microsoft.com/office/word/2010/wordml" xmlns:w15="http://schemas.microsoft.com/office/word/2012/wordml" xmlns:w16cex="http://schemas.microsoft.com/office/word/2018/wordml/cex" xmlns:w16cid="http://schemas.microsoft.com/office/word/2016/wordml/cid" xmlns:w16="http://schemas.microsoft.com/office/word/2018/wordml" xmlns:w16du="http://schemas.microsoft.com/office/word/2023/wordml/word16du" xmlns:w16sdtdh="http://schemas.microsoft.com/office/word/2020/wordml/sdtdatahash" xmlns:w16sdtfl="http://schemas.microsoft.com/office/word/2024/wordml/sdtformatlock" xmlns:w16se="http://schemas.microsoft.com/office/word/2015/wordml/symex" xmlns:wpg="http://schemas.microsoft.com/office/word/2010/wordprocessingGroup" xmlns:wpi="http://schemas.microsoft.com/office/word/2010/wordprocessingInk" xmlns:wne="http://schemas.microsoft.com/office/word/2006/wordml" xmlns:wps="http://schemas.microsoft.com/office/word/2010/wordprocessingShape" mc:Ignorable="w14 w15 w16se w16cid w16 w16cex w16sdtdh w16sdtfl w16du wp14">
+  <w:endnote w:type="separator" w:id="-1">
+    <w:p>
+      <w:pPr>
+        <w:spacing w:after="0" w:line="240" w:lineRule="auto"/>
+      </w:pPr>
+      <w:r>
+        <w:separator/>
+      </w:r>
+    </w:p>
+  </w:endnote>
+  <w:endnote w:type="continuationSeparator" w:id="0">
+    <w:p>
+      <w:pPr>
+        <w:spacing w:after="0" w:line="240" w:lineRule="auto"/>
+      </w:pPr>
+      <w:r>
+        <w:continuationSeparator/>
+      </w:r>
+    </w:p>
+  </w:endnote>
+</w:endnotes>
+</file>
+
+<file path=word/footnotes.xml><?xml version="1.0" encoding="utf-8"?>
+<w:footnotes xmlns:wpc="http://schemas.microsoft.com/office/word/2010/wordprocessingCanvas" xmlns:cx="http://schemas.microsoft.com/office/drawing/2014/chartex" xmlns:cx1="http://schemas.microsoft.com/office/drawing/2015/9/8/chartex" xmlns:cx2="http://schemas.microsoft.com/office/drawing/2015/10/21/chartex" xmlns:cx3="http://schemas.microsoft.com/office/drawing/2016/5/9/chartex" xmlns:cx4="http://schemas.microsoft.com/office/drawing/2016/5/10/chartex" xmlns:cx5="http://schemas.microsoft.com/office/drawing/2016/5/11/chartex" xmlns:cx6="http://schemas.microsoft.com/office/drawing/2016/5/12/chartex" xmlns:cx7="http://schemas.microsoft.com/office/drawing/2016/5/13/chartex" xmlns:cx8="http://schemas.microsoft.com/office/drawing/2016/5/14/chartex" xmlns:mc="http://schemas.openxmlformats.org/markup-compatibility/2006" xmlns:aink="http://schemas.microsoft.com/office/drawing/2016/ink" xmlns:am3d="http://schemas.microsoft.com/office/drawing/2017/model3d" xmlns:o="urn:schemas-microsoft-com:office:office" xmlns:oel="http://schemas.microsoft.com/office/2019/extlst" xmlns:r="http://schemas.openxmlformats.org/officeDocument/2006/relationships" xmlns:m="http://schemas.openxmlformats.org/officeDocument/2006/math" xmlns:v="urn:schemas-microsoft-com:vml" xmlns:wp14="http://schemas.microsoft.com/office/word/2010/wordprocessingDrawing" xmlns:wp="http://schemas.openxmlformats.org/drawingml/2006/wordprocessingDrawing" xmlns:w10="urn:schemas-microsoft-com:office:word" xmlns:w="http://schemas.openxmlformats.org/wordprocessingml/2006/main" xmlns:w14="http://schemas.microsoft.com/office/word/2010/wordml" xmlns:w15="http://schemas.microsoft.com/office/word/2012/wordml" xmlns:w16cex="http://schemas.microsoft.com/office/word/2018/wordml/cex" xmlns:w16cid="http://schemas.microsoft.com/office/word/2016/wordml/cid" xmlns:w16="http://schemas.microsoft.com/office/word/2018/wordml" xmlns:w16du="http://schemas.microsoft.com/office/word/2023/wordml/word16du" xmlns:w16sdtdh="http://schemas.microsoft.com/office/word/2020/wordml/sdtdatahash" xmlns:w16sdtfl="http://schemas.microsoft.com/office/word/2024/wordml/sdtformatlock" xmlns:w16se="http://schemas.microsoft.com/office/word/2015/wordml/symex" xmlns:wpg="http://schemas.microsoft.com/office/word/2010/wordprocessingGroup" xmlns:wpi="http://schemas.microsoft.com/office/word/2010/wordprocessingInk" xmlns:wne="http://schemas.microsoft.com/office/word/2006/wordml" xmlns:wps="http://schemas.microsoft.com/office/word/2010/wordprocessingShape" mc:Ignorable="w14 w15 w16se w16cid w16 w16cex w16sdtdh w16sdtfl w16du wp14">
+  <w:footnote w:type="separator" w:id="-1">
+    <w:p>
+      <w:pPr>
+        <w:spacing w:after="0" w:line="240" w:lineRule="auto"/>
+      </w:pPr>
+      <w:r>
+        <w:separator/>
+      </w:r>
+    </w:p>
+  </w:footnote>
+  <w:footnote w:type="continuationSeparator" w:id="0">
+    <w:p>
+      <w:pPr>
+        <w:spacing w:after="0" w:line="240" w:lineRule="auto"/>
+      </w:pPr>
+      <w:r>
+        <w:continuationSeparator/>
+      </w:r>
+    </w:p>
+  </w:footnote>
+</w:footnotes>
 </file>
 
 <file path=word/numbering.xml><?xml version="1.0" encoding="utf-8"?>
@@ -6532,7 +8362,7 @@
     <w:lvl w:ilvl="0">
       <w:start w:val="1"/>
       <w:numFmt w:val="decimal"/>
-      <w:pStyle w:val="ListNumber3"/>
+      <w:pStyle w:val="3"/>
       <w:lvlText w:val="%1."/>
       <w:lvlJc w:val="left"/>
       <w:pPr>
@@ -6550,7 +8380,7 @@
     <w:lvl w:ilvl="0">
       <w:start w:val="1"/>
       <w:numFmt w:val="decimal"/>
-      <w:pStyle w:val="ListNumber2"/>
+      <w:pStyle w:val="2"/>
       <w:lvlText w:val="%1."/>
       <w:lvlJc w:val="left"/>
       <w:pPr>
@@ -6588,7 +8418,7 @@
     <w:lvl w:ilvl="0">
       <w:start w:val="1"/>
       <w:numFmt w:val="bullet"/>
-      <w:pStyle w:val="ListBullet3"/>
+      <w:pStyle w:val="30"/>
       <w:lvlText w:val=""/>
       <w:lvlJc w:val="left"/>
       <w:pPr>
@@ -6609,7 +8439,7 @@
     <w:lvl w:ilvl="0">
       <w:start w:val="1"/>
       <w:numFmt w:val="bullet"/>
-      <w:pStyle w:val="ListBullet2"/>
+      <w:pStyle w:val="20"/>
       <w:lvlText w:val=""/>
       <w:lvlJc w:val="left"/>
       <w:pPr>
@@ -6630,7 +8460,7 @@
     <w:lvl w:ilvl="0">
       <w:start w:val="1"/>
       <w:numFmt w:val="decimal"/>
-      <w:pStyle w:val="ListNumber"/>
+      <w:pStyle w:val="a"/>
       <w:lvlText w:val="%1."/>
       <w:lvlJc w:val="left"/>
       <w:pPr>
@@ -6648,7 +8478,7 @@
     <w:lvl w:ilvl="0">
       <w:start w:val="1"/>
       <w:numFmt w:val="bullet"/>
-      <w:pStyle w:val="ListBullet"/>
+      <w:pStyle w:val="a0"/>
       <w:lvlText w:val=""/>
       <w:lvlJc w:val="left"/>
       <w:pPr>
@@ -7078,16 +8908,16 @@
     <w:lsdException w:name="Unresolved Mention" w:semiHidden="1" w:unhideWhenUsed="1"/>
     <w:lsdException w:name="Smart Link" w:semiHidden="1" w:unhideWhenUsed="1"/>
   </w:latentStyles>
-  <w:style w:type="paragraph" w:default="1" w:styleId="Normal">
+  <w:style w:type="paragraph" w:default="1" w:styleId="a1">
     <w:name w:val="Normal"/>
     <w:qFormat/>
     <w:rsid w:val="00FC693F"/>
   </w:style>
-  <w:style w:type="paragraph" w:styleId="Heading1">
+  <w:style w:type="paragraph" w:styleId="1">
     <w:name w:val="heading 1"/>
-    <w:basedOn w:val="Normal"/>
-    <w:next w:val="Normal"/>
-    <w:link w:val="Heading1Char"/>
+    <w:basedOn w:val="a1"/>
+    <w:next w:val="a1"/>
+    <w:link w:val="10"/>
     <w:uiPriority w:val="9"/>
     <w:qFormat/>
     <w:rsid w:val="00FC693F"/>
@@ -7106,11 +8936,11 @@
       <w:szCs w:val="28"/>
     </w:rPr>
   </w:style>
-  <w:style w:type="paragraph" w:styleId="Heading2">
+  <w:style w:type="paragraph" w:styleId="21">
     <w:name w:val="heading 2"/>
-    <w:basedOn w:val="Normal"/>
-    <w:next w:val="Normal"/>
-    <w:link w:val="Heading2Char"/>
+    <w:basedOn w:val="a1"/>
+    <w:next w:val="a1"/>
+    <w:link w:val="22"/>
     <w:uiPriority w:val="9"/>
     <w:unhideWhenUsed/>
     <w:qFormat/>
@@ -7130,11 +8960,11 @@
       <w:szCs w:val="26"/>
     </w:rPr>
   </w:style>
-  <w:style w:type="paragraph" w:styleId="Heading3">
+  <w:style w:type="paragraph" w:styleId="31">
     <w:name w:val="heading 3"/>
-    <w:basedOn w:val="Normal"/>
-    <w:next w:val="Normal"/>
-    <w:link w:val="Heading3Char"/>
+    <w:basedOn w:val="a1"/>
+    <w:next w:val="a1"/>
+    <w:link w:val="32"/>
     <w:uiPriority w:val="9"/>
     <w:unhideWhenUsed/>
     <w:qFormat/>
@@ -7152,11 +8982,11 @@
       <w:color w:val="4F81BD" w:themeColor="accent1"/>
     </w:rPr>
   </w:style>
-  <w:style w:type="paragraph" w:styleId="Heading4">
+  <w:style w:type="paragraph" w:styleId="4">
     <w:name w:val="heading 4"/>
-    <w:basedOn w:val="Normal"/>
-    <w:next w:val="Normal"/>
-    <w:link w:val="Heading4Char"/>
+    <w:basedOn w:val="a1"/>
+    <w:next w:val="a1"/>
+    <w:link w:val="40"/>
     <w:uiPriority w:val="9"/>
     <w:semiHidden/>
     <w:unhideWhenUsed/>
@@ -7177,11 +9007,11 @@
       <w:color w:val="4F81BD" w:themeColor="accent1"/>
     </w:rPr>
   </w:style>
-  <w:style w:type="paragraph" w:styleId="Heading5">
+  <w:style w:type="paragraph" w:styleId="5">
     <w:name w:val="heading 5"/>
-    <w:basedOn w:val="Normal"/>
-    <w:next w:val="Normal"/>
-    <w:link w:val="Heading5Char"/>
+    <w:basedOn w:val="a1"/>
+    <w:next w:val="a1"/>
+    <w:link w:val="50"/>
     <w:uiPriority w:val="9"/>
     <w:semiHidden/>
     <w:unhideWhenUsed/>
@@ -7198,11 +9028,11 @@
       <w:color w:val="243F60" w:themeColor="accent1" w:themeShade="7F"/>
     </w:rPr>
   </w:style>
-  <w:style w:type="paragraph" w:styleId="Heading6">
+  <w:style w:type="paragraph" w:styleId="6">
     <w:name w:val="heading 6"/>
-    <w:basedOn w:val="Normal"/>
-    <w:next w:val="Normal"/>
-    <w:link w:val="Heading6Char"/>
+    <w:basedOn w:val="a1"/>
+    <w:next w:val="a1"/>
+    <w:link w:val="60"/>
     <w:uiPriority w:val="9"/>
     <w:semiHidden/>
     <w:unhideWhenUsed/>
@@ -7221,11 +9051,11 @@
       <w:color w:val="243F60" w:themeColor="accent1" w:themeShade="7F"/>
     </w:rPr>
   </w:style>
-  <w:style w:type="paragraph" w:styleId="Heading7">
+  <w:style w:type="paragraph" w:styleId="7">
     <w:name w:val="heading 7"/>
-    <w:basedOn w:val="Normal"/>
-    <w:next w:val="Normal"/>
-    <w:link w:val="Heading7Char"/>
+    <w:basedOn w:val="a1"/>
+    <w:next w:val="a1"/>
+    <w:link w:val="70"/>
     <w:uiPriority w:val="9"/>
     <w:semiHidden/>
     <w:unhideWhenUsed/>
@@ -7244,11 +9074,11 @@
       <w:color w:val="404040" w:themeColor="text1" w:themeTint="BF"/>
     </w:rPr>
   </w:style>
-  <w:style w:type="paragraph" w:styleId="Heading8">
+  <w:style w:type="paragraph" w:styleId="8">
     <w:name w:val="heading 8"/>
-    <w:basedOn w:val="Normal"/>
-    <w:next w:val="Normal"/>
-    <w:link w:val="Heading8Char"/>
+    <w:basedOn w:val="a1"/>
+    <w:next w:val="a1"/>
+    <w:link w:val="80"/>
     <w:uiPriority w:val="9"/>
     <w:semiHidden/>
     <w:unhideWhenUsed/>
@@ -7267,11 +9097,11 @@
       <w:szCs w:val="20"/>
     </w:rPr>
   </w:style>
-  <w:style w:type="paragraph" w:styleId="Heading9">
+  <w:style w:type="paragraph" w:styleId="9">
     <w:name w:val="heading 9"/>
-    <w:basedOn w:val="Normal"/>
-    <w:next w:val="Normal"/>
-    <w:link w:val="Heading9Char"/>
+    <w:basedOn w:val="a1"/>
+    <w:next w:val="a1"/>
+    <w:link w:val="90"/>
     <w:uiPriority w:val="9"/>
     <w:semiHidden/>
     <w:unhideWhenUsed/>
@@ -7292,13 +9122,12 @@
       <w:szCs w:val="20"/>
     </w:rPr>
   </w:style>
-  <w:style w:type="character" w:default="1" w:styleId="DefaultParagraphFont">
+  <w:style w:type="character" w:default="1" w:styleId="a2">
     <w:name w:val="Default Paragraph Font"/>
     <w:uiPriority w:val="1"/>
-    <w:semiHidden/>
     <w:unhideWhenUsed/>
   </w:style>
-  <w:style w:type="table" w:default="1" w:styleId="TableNormal">
+  <w:style w:type="table" w:default="1" w:styleId="a3">
     <w:name w:val="Normal Table"/>
     <w:uiPriority w:val="99"/>
     <w:semiHidden/>
@@ -7313,16 +9142,16 @@
       </w:tblCellMar>
     </w:tblPr>
   </w:style>
-  <w:style w:type="numbering" w:default="1" w:styleId="NoList">
+  <w:style w:type="numbering" w:default="1" w:styleId="a4">
     <w:name w:val="No List"/>
     <w:uiPriority w:val="99"/>
     <w:semiHidden/>
     <w:unhideWhenUsed/>
   </w:style>
-  <w:style w:type="paragraph" w:styleId="Header">
+  <w:style w:type="paragraph" w:styleId="a5">
     <w:name w:val="header"/>
-    <w:basedOn w:val="Normal"/>
-    <w:link w:val="HeaderChar"/>
+    <w:basedOn w:val="a1"/>
+    <w:link w:val="a6"/>
     <w:uiPriority w:val="99"/>
     <w:unhideWhenUsed/>
     <w:rsid w:val="00E618BF"/>
@@ -7334,17 +9163,17 @@
       <w:spacing w:after="0" w:line="240" w:lineRule="auto"/>
     </w:pPr>
   </w:style>
-  <w:style w:type="character" w:customStyle="1" w:styleId="HeaderChar">
-    <w:name w:val="Header Char"/>
-    <w:basedOn w:val="DefaultParagraphFont"/>
-    <w:link w:val="Header"/>
+  <w:style w:type="character" w:customStyle="1" w:styleId="a6">
+    <w:name w:val="頁首 字元"/>
+    <w:basedOn w:val="a2"/>
+    <w:link w:val="a5"/>
     <w:uiPriority w:val="99"/>
     <w:rsid w:val="00E618BF"/>
   </w:style>
-  <w:style w:type="paragraph" w:styleId="Footer">
+  <w:style w:type="paragraph" w:styleId="a7">
     <w:name w:val="footer"/>
-    <w:basedOn w:val="Normal"/>
-    <w:link w:val="FooterChar"/>
+    <w:basedOn w:val="a1"/>
+    <w:link w:val="a8"/>
     <w:uiPriority w:val="99"/>
     <w:unhideWhenUsed/>
     <w:rsid w:val="00E618BF"/>
@@ -7356,14 +9185,14 @@
       <w:spacing w:after="0" w:line="240" w:lineRule="auto"/>
     </w:pPr>
   </w:style>
-  <w:style w:type="character" w:customStyle="1" w:styleId="FooterChar">
-    <w:name w:val="Footer Char"/>
-    <w:basedOn w:val="DefaultParagraphFont"/>
-    <w:link w:val="Footer"/>
+  <w:style w:type="character" w:customStyle="1" w:styleId="a8">
+    <w:name w:val="頁尾 字元"/>
+    <w:basedOn w:val="a2"/>
+    <w:link w:val="a7"/>
     <w:uiPriority w:val="99"/>
     <w:rsid w:val="00E618BF"/>
   </w:style>
-  <w:style w:type="paragraph" w:styleId="NoSpacing">
+  <w:style w:type="paragraph" w:styleId="a9">
     <w:name w:val="No Spacing"/>
     <w:uiPriority w:val="1"/>
     <w:qFormat/>
@@ -7372,10 +9201,10 @@
       <w:spacing w:after="0" w:line="240" w:lineRule="auto"/>
     </w:pPr>
   </w:style>
-  <w:style w:type="character" w:customStyle="1" w:styleId="Heading1Char">
-    <w:name w:val="Heading 1 Char"/>
-    <w:basedOn w:val="DefaultParagraphFont"/>
-    <w:link w:val="Heading1"/>
+  <w:style w:type="character" w:customStyle="1" w:styleId="10">
+    <w:name w:val="標題 1 字元"/>
+    <w:basedOn w:val="a2"/>
+    <w:link w:val="1"/>
     <w:uiPriority w:val="9"/>
     <w:rsid w:val="00FC693F"/>
     <w:rPr>
@@ -7387,10 +9216,10 @@
       <w:szCs w:val="28"/>
     </w:rPr>
   </w:style>
-  <w:style w:type="character" w:customStyle="1" w:styleId="Heading2Char">
-    <w:name w:val="Heading 2 Char"/>
-    <w:basedOn w:val="DefaultParagraphFont"/>
-    <w:link w:val="Heading2"/>
+  <w:style w:type="character" w:customStyle="1" w:styleId="22">
+    <w:name w:val="標題 2 字元"/>
+    <w:basedOn w:val="a2"/>
+    <w:link w:val="21"/>
     <w:uiPriority w:val="9"/>
     <w:rsid w:val="00FC693F"/>
     <w:rPr>
@@ -7402,10 +9231,10 @@
       <w:szCs w:val="26"/>
     </w:rPr>
   </w:style>
-  <w:style w:type="character" w:customStyle="1" w:styleId="Heading3Char">
-    <w:name w:val="Heading 3 Char"/>
-    <w:basedOn w:val="DefaultParagraphFont"/>
-    <w:link w:val="Heading3"/>
+  <w:style w:type="character" w:customStyle="1" w:styleId="32">
+    <w:name w:val="標題 3 字元"/>
+    <w:basedOn w:val="a2"/>
+    <w:link w:val="31"/>
     <w:uiPriority w:val="9"/>
     <w:rsid w:val="00FC693F"/>
     <w:rPr>
@@ -7415,11 +9244,11 @@
       <w:color w:val="4F81BD" w:themeColor="accent1"/>
     </w:rPr>
   </w:style>
-  <w:style w:type="paragraph" w:styleId="Title">
+  <w:style w:type="paragraph" w:styleId="aa">
     <w:name w:val="Title"/>
-    <w:basedOn w:val="Normal"/>
-    <w:next w:val="Normal"/>
-    <w:link w:val="TitleChar"/>
+    <w:basedOn w:val="a1"/>
+    <w:next w:val="a1"/>
+    <w:link w:val="ab"/>
     <w:uiPriority w:val="10"/>
     <w:qFormat/>
     <w:rsid w:val="00FC693F"/>
@@ -7439,10 +9268,10 @@
       <w:szCs w:val="52"/>
     </w:rPr>
   </w:style>
-  <w:style w:type="character" w:customStyle="1" w:styleId="TitleChar">
-    <w:name w:val="Title Char"/>
-    <w:basedOn w:val="DefaultParagraphFont"/>
-    <w:link w:val="Title"/>
+  <w:style w:type="character" w:customStyle="1" w:styleId="ab">
+    <w:name w:val="標題 字元"/>
+    <w:basedOn w:val="a2"/>
+    <w:link w:val="aa"/>
     <w:uiPriority w:val="10"/>
     <w:rsid w:val="00FC693F"/>
     <w:rPr>
@@ -7454,11 +9283,11 @@
       <w:szCs w:val="52"/>
     </w:rPr>
   </w:style>
-  <w:style w:type="paragraph" w:styleId="Subtitle">
+  <w:style w:type="paragraph" w:styleId="ac">
     <w:name w:val="Subtitle"/>
-    <w:basedOn w:val="Normal"/>
-    <w:next w:val="Normal"/>
-    <w:link w:val="SubtitleChar"/>
+    <w:basedOn w:val="a1"/>
+    <w:next w:val="a1"/>
+    <w:link w:val="ad"/>
     <w:uiPriority w:val="11"/>
     <w:qFormat/>
     <w:rsid w:val="00FC693F"/>
@@ -7477,10 +9306,10 @@
       <w:szCs w:val="24"/>
     </w:rPr>
   </w:style>
-  <w:style w:type="character" w:customStyle="1" w:styleId="SubtitleChar">
-    <w:name w:val="Subtitle Char"/>
-    <w:basedOn w:val="DefaultParagraphFont"/>
-    <w:link w:val="Subtitle"/>
+  <w:style w:type="character" w:customStyle="1" w:styleId="ad">
+    <w:name w:val="副標題 字元"/>
+    <w:basedOn w:val="a2"/>
+    <w:link w:val="ac"/>
     <w:uiPriority w:val="11"/>
     <w:rsid w:val="00FC693F"/>
     <w:rPr>
@@ -7493,9 +9322,9 @@
       <w:szCs w:val="24"/>
     </w:rPr>
   </w:style>
-  <w:style w:type="paragraph" w:styleId="ListParagraph">
+  <w:style w:type="paragraph" w:styleId="ae">
     <w:name w:val="List Paragraph"/>
-    <w:basedOn w:val="Normal"/>
+    <w:basedOn w:val="a1"/>
     <w:uiPriority w:val="34"/>
     <w:qFormat/>
     <w:rsid w:val="00FC693F"/>
@@ -7504,10 +9333,10 @@
       <w:contextualSpacing/>
     </w:pPr>
   </w:style>
-  <w:style w:type="paragraph" w:styleId="BodyText">
+  <w:style w:type="paragraph" w:styleId="af">
     <w:name w:val="Body Text"/>
-    <w:basedOn w:val="Normal"/>
-    <w:link w:val="BodyTextChar"/>
+    <w:basedOn w:val="a1"/>
+    <w:link w:val="af0"/>
     <w:uiPriority w:val="99"/>
     <w:unhideWhenUsed/>
     <w:rsid w:val="00AA1D8D"/>
@@ -7515,17 +9344,17 @@
       <w:spacing w:after="120"/>
     </w:pPr>
   </w:style>
-  <w:style w:type="character" w:customStyle="1" w:styleId="BodyTextChar">
-    <w:name w:val="Body Text Char"/>
-    <w:basedOn w:val="DefaultParagraphFont"/>
-    <w:link w:val="BodyText"/>
+  <w:style w:type="character" w:customStyle="1" w:styleId="af0">
+    <w:name w:val="本文 字元"/>
+    <w:basedOn w:val="a2"/>
+    <w:link w:val="af"/>
     <w:uiPriority w:val="99"/>
     <w:rsid w:val="00AA1D8D"/>
   </w:style>
-  <w:style w:type="paragraph" w:styleId="BodyText2">
+  <w:style w:type="paragraph" w:styleId="23">
     <w:name w:val="Body Text 2"/>
-    <w:basedOn w:val="Normal"/>
-    <w:link w:val="BodyText2Char"/>
+    <w:basedOn w:val="a1"/>
+    <w:link w:val="24"/>
     <w:uiPriority w:val="99"/>
     <w:unhideWhenUsed/>
     <w:rsid w:val="00AA1D8D"/>
@@ -7533,17 +9362,17 @@
       <w:spacing w:after="120" w:line="480" w:lineRule="auto"/>
     </w:pPr>
   </w:style>
-  <w:style w:type="character" w:customStyle="1" w:styleId="BodyText2Char">
-    <w:name w:val="Body Text 2 Char"/>
-    <w:basedOn w:val="DefaultParagraphFont"/>
-    <w:link w:val="BodyText2"/>
+  <w:style w:type="character" w:customStyle="1" w:styleId="24">
+    <w:name w:val="本文 2 字元"/>
+    <w:basedOn w:val="a2"/>
+    <w:link w:val="23"/>
     <w:uiPriority w:val="99"/>
     <w:rsid w:val="00AA1D8D"/>
   </w:style>
-  <w:style w:type="paragraph" w:styleId="BodyText3">
+  <w:style w:type="paragraph" w:styleId="33">
     <w:name w:val="Body Text 3"/>
-    <w:basedOn w:val="Normal"/>
-    <w:link w:val="BodyText3Char"/>
+    <w:basedOn w:val="a1"/>
+    <w:link w:val="34"/>
     <w:uiPriority w:val="99"/>
     <w:unhideWhenUsed/>
     <w:rsid w:val="00AA1D8D"/>
@@ -7555,10 +9384,10 @@
       <w:szCs w:val="16"/>
     </w:rPr>
   </w:style>
-  <w:style w:type="character" w:customStyle="1" w:styleId="BodyText3Char">
-    <w:name w:val="Body Text 3 Char"/>
-    <w:basedOn w:val="DefaultParagraphFont"/>
-    <w:link w:val="BodyText3"/>
+  <w:style w:type="character" w:customStyle="1" w:styleId="34">
+    <w:name w:val="本文 3 字元"/>
+    <w:basedOn w:val="a2"/>
+    <w:link w:val="33"/>
     <w:uiPriority w:val="99"/>
     <w:rsid w:val="00AA1D8D"/>
     <w:rPr>
@@ -7566,9 +9395,9 @@
       <w:szCs w:val="16"/>
     </w:rPr>
   </w:style>
-  <w:style w:type="paragraph" w:styleId="List">
+  <w:style w:type="paragraph" w:styleId="af1">
     <w:name w:val="List"/>
-    <w:basedOn w:val="Normal"/>
+    <w:basedOn w:val="a1"/>
     <w:uiPriority w:val="99"/>
     <w:unhideWhenUsed/>
     <w:rsid w:val="00AA1D8D"/>
@@ -7577,9 +9406,9 @@
       <w:contextualSpacing/>
     </w:pPr>
   </w:style>
-  <w:style w:type="paragraph" w:styleId="List2">
+  <w:style w:type="paragraph" w:styleId="25">
     <w:name w:val="List 2"/>
-    <w:basedOn w:val="Normal"/>
+    <w:basedOn w:val="a1"/>
     <w:uiPriority w:val="99"/>
     <w:unhideWhenUsed/>
     <w:rsid w:val="00326F90"/>
@@ -7588,9 +9417,9 @@
       <w:contextualSpacing/>
     </w:pPr>
   </w:style>
-  <w:style w:type="paragraph" w:styleId="List3">
+  <w:style w:type="paragraph" w:styleId="35">
     <w:name w:val="List 3"/>
-    <w:basedOn w:val="Normal"/>
+    <w:basedOn w:val="a1"/>
     <w:uiPriority w:val="99"/>
     <w:unhideWhenUsed/>
     <w:rsid w:val="00326F90"/>
@@ -7599,9 +9428,9 @@
       <w:contextualSpacing/>
     </w:pPr>
   </w:style>
-  <w:style w:type="paragraph" w:styleId="ListBullet">
+  <w:style w:type="paragraph" w:styleId="a0">
     <w:name w:val="List Bullet"/>
-    <w:basedOn w:val="Normal"/>
+    <w:basedOn w:val="a1"/>
     <w:uiPriority w:val="99"/>
     <w:unhideWhenUsed/>
     <w:rsid w:val="00326F90"/>
@@ -7612,9 +9441,9 @@
       <w:contextualSpacing/>
     </w:pPr>
   </w:style>
-  <w:style w:type="paragraph" w:styleId="ListBullet2">
+  <w:style w:type="paragraph" w:styleId="20">
     <w:name w:val="List Bullet 2"/>
-    <w:basedOn w:val="Normal"/>
+    <w:basedOn w:val="a1"/>
     <w:uiPriority w:val="99"/>
     <w:unhideWhenUsed/>
     <w:rsid w:val="00326F90"/>
@@ -7625,9 +9454,9 @@
       <w:contextualSpacing/>
     </w:pPr>
   </w:style>
-  <w:style w:type="paragraph" w:styleId="ListBullet3">
+  <w:style w:type="paragraph" w:styleId="30">
     <w:name w:val="List Bullet 3"/>
-    <w:basedOn w:val="Normal"/>
+    <w:basedOn w:val="a1"/>
     <w:uiPriority w:val="99"/>
     <w:unhideWhenUsed/>
     <w:rsid w:val="00326F90"/>
@@ -7638,9 +9467,9 @@
       <w:contextualSpacing/>
     </w:pPr>
   </w:style>
-  <w:style w:type="paragraph" w:styleId="ListNumber">
+  <w:style w:type="paragraph" w:styleId="a">
     <w:name w:val="List Number"/>
-    <w:basedOn w:val="Normal"/>
+    <w:basedOn w:val="a1"/>
     <w:uiPriority w:val="99"/>
     <w:unhideWhenUsed/>
     <w:rsid w:val="00326F90"/>
@@ -7651,9 +9480,9 @@
       <w:contextualSpacing/>
     </w:pPr>
   </w:style>
-  <w:style w:type="paragraph" w:styleId="ListNumber2">
+  <w:style w:type="paragraph" w:styleId="2">
     <w:name w:val="List Number 2"/>
-    <w:basedOn w:val="Normal"/>
+    <w:basedOn w:val="a1"/>
     <w:uiPriority w:val="99"/>
     <w:unhideWhenUsed/>
     <w:rsid w:val="0029639D"/>
@@ -7664,9 +9493,9 @@
       <w:contextualSpacing/>
     </w:pPr>
   </w:style>
-  <w:style w:type="paragraph" w:styleId="ListNumber3">
+  <w:style w:type="paragraph" w:styleId="3">
     <w:name w:val="List Number 3"/>
-    <w:basedOn w:val="Normal"/>
+    <w:basedOn w:val="a1"/>
     <w:uiPriority w:val="99"/>
     <w:unhideWhenUsed/>
     <w:rsid w:val="0029639D"/>
@@ -7677,9 +9506,9 @@
       <w:contextualSpacing/>
     </w:pPr>
   </w:style>
-  <w:style w:type="paragraph" w:styleId="ListContinue">
+  <w:style w:type="paragraph" w:styleId="af2">
     <w:name w:val="List Continue"/>
-    <w:basedOn w:val="Normal"/>
+    <w:basedOn w:val="a1"/>
     <w:uiPriority w:val="99"/>
     <w:unhideWhenUsed/>
     <w:rsid w:val="0029639D"/>
@@ -7689,9 +9518,9 @@
       <w:contextualSpacing/>
     </w:pPr>
   </w:style>
-  <w:style w:type="paragraph" w:styleId="ListContinue2">
+  <w:style w:type="paragraph" w:styleId="26">
     <w:name w:val="List Continue 2"/>
-    <w:basedOn w:val="Normal"/>
+    <w:basedOn w:val="a1"/>
     <w:uiPriority w:val="99"/>
     <w:unhideWhenUsed/>
     <w:rsid w:val="0029639D"/>
@@ -7701,9 +9530,9 @@
       <w:contextualSpacing/>
     </w:pPr>
   </w:style>
-  <w:style w:type="paragraph" w:styleId="ListContinue3">
+  <w:style w:type="paragraph" w:styleId="36">
     <w:name w:val="List Continue 3"/>
-    <w:basedOn w:val="Normal"/>
+    <w:basedOn w:val="a1"/>
     <w:uiPriority w:val="99"/>
     <w:unhideWhenUsed/>
     <w:rsid w:val="0029639D"/>
@@ -7713,9 +9542,9 @@
       <w:contextualSpacing/>
     </w:pPr>
   </w:style>
-  <w:style w:type="paragraph" w:styleId="MacroText">
+  <w:style w:type="paragraph" w:styleId="af3">
     <w:name w:val="macro"/>
-    <w:link w:val="MacroTextChar"/>
+    <w:link w:val="af4"/>
     <w:uiPriority w:val="99"/>
     <w:unhideWhenUsed/>
     <w:rsid w:val="0029639D"/>
@@ -7736,10 +9565,10 @@
       <w:szCs w:val="20"/>
     </w:rPr>
   </w:style>
-  <w:style w:type="character" w:customStyle="1" w:styleId="MacroTextChar">
-    <w:name w:val="Macro Text Char"/>
-    <w:basedOn w:val="DefaultParagraphFont"/>
-    <w:link w:val="MacroText"/>
+  <w:style w:type="character" w:customStyle="1" w:styleId="af4">
+    <w:name w:val="巨集文字 字元"/>
+    <w:basedOn w:val="a2"/>
+    <w:link w:val="af3"/>
     <w:uiPriority w:val="99"/>
     <w:rsid w:val="0029639D"/>
     <w:rPr>
@@ -7748,11 +9577,11 @@
       <w:szCs w:val="20"/>
     </w:rPr>
   </w:style>
-  <w:style w:type="paragraph" w:styleId="Quote">
+  <w:style w:type="paragraph" w:styleId="af5">
     <w:name w:val="Quote"/>
-    <w:basedOn w:val="Normal"/>
-    <w:next w:val="Normal"/>
-    <w:link w:val="QuoteChar"/>
+    <w:basedOn w:val="a1"/>
+    <w:next w:val="a1"/>
+    <w:link w:val="af6"/>
     <w:uiPriority w:val="29"/>
     <w:qFormat/>
     <w:rsid w:val="00FC693F"/>
@@ -7762,10 +9591,10 @@
       <w:color w:val="000000" w:themeColor="text1"/>
     </w:rPr>
   </w:style>
-  <w:style w:type="character" w:customStyle="1" w:styleId="QuoteChar">
-    <w:name w:val="Quote Char"/>
-    <w:basedOn w:val="DefaultParagraphFont"/>
-    <w:link w:val="Quote"/>
+  <w:style w:type="character" w:customStyle="1" w:styleId="af6">
+    <w:name w:val="引文 字元"/>
+    <w:basedOn w:val="a2"/>
+    <w:link w:val="af5"/>
     <w:uiPriority w:val="29"/>
     <w:rsid w:val="00FC693F"/>
     <w:rPr>
@@ -7774,10 +9603,10 @@
       <w:color w:val="000000" w:themeColor="text1"/>
     </w:rPr>
   </w:style>
-  <w:style w:type="character" w:customStyle="1" w:styleId="Heading4Char">
-    <w:name w:val="Heading 4 Char"/>
-    <w:basedOn w:val="DefaultParagraphFont"/>
-    <w:link w:val="Heading4"/>
+  <w:style w:type="character" w:customStyle="1" w:styleId="40">
+    <w:name w:val="標題 4 字元"/>
+    <w:basedOn w:val="a2"/>
+    <w:link w:val="4"/>
     <w:uiPriority w:val="9"/>
     <w:semiHidden/>
     <w:rsid w:val="00FC693F"/>
@@ -7790,10 +9619,10 @@
       <w:color w:val="4F81BD" w:themeColor="accent1"/>
     </w:rPr>
   </w:style>
-  <w:style w:type="character" w:customStyle="1" w:styleId="Heading5Char">
-    <w:name w:val="Heading 5 Char"/>
-    <w:basedOn w:val="DefaultParagraphFont"/>
-    <w:link w:val="Heading5"/>
+  <w:style w:type="character" w:customStyle="1" w:styleId="50">
+    <w:name w:val="標題 5 字元"/>
+    <w:basedOn w:val="a2"/>
+    <w:link w:val="5"/>
     <w:uiPriority w:val="9"/>
     <w:semiHidden/>
     <w:rsid w:val="00FC693F"/>
@@ -7802,10 +9631,10 @@
       <w:color w:val="243F60" w:themeColor="accent1" w:themeShade="7F"/>
     </w:rPr>
   </w:style>
-  <w:style w:type="character" w:customStyle="1" w:styleId="Heading6Char">
-    <w:name w:val="Heading 6 Char"/>
-    <w:basedOn w:val="DefaultParagraphFont"/>
-    <w:link w:val="Heading6"/>
+  <w:style w:type="character" w:customStyle="1" w:styleId="60">
+    <w:name w:val="標題 6 字元"/>
+    <w:basedOn w:val="a2"/>
+    <w:link w:val="6"/>
     <w:uiPriority w:val="9"/>
     <w:semiHidden/>
     <w:rsid w:val="00FC693F"/>
@@ -7816,10 +9645,10 @@
       <w:color w:val="243F60" w:themeColor="accent1" w:themeShade="7F"/>
     </w:rPr>
   </w:style>
-  <w:style w:type="character" w:customStyle="1" w:styleId="Heading7Char">
-    <w:name w:val="Heading 7 Char"/>
-    <w:basedOn w:val="DefaultParagraphFont"/>
-    <w:link w:val="Heading7"/>
+  <w:style w:type="character" w:customStyle="1" w:styleId="70">
+    <w:name w:val="標題 7 字元"/>
+    <w:basedOn w:val="a2"/>
+    <w:link w:val="7"/>
     <w:uiPriority w:val="9"/>
     <w:semiHidden/>
     <w:rsid w:val="00FC693F"/>
@@ -7830,10 +9659,10 @@
       <w:color w:val="404040" w:themeColor="text1" w:themeTint="BF"/>
     </w:rPr>
   </w:style>
-  <w:style w:type="character" w:customStyle="1" w:styleId="Heading8Char">
-    <w:name w:val="Heading 8 Char"/>
-    <w:basedOn w:val="DefaultParagraphFont"/>
-    <w:link w:val="Heading8"/>
+  <w:style w:type="character" w:customStyle="1" w:styleId="80">
+    <w:name w:val="標題 8 字元"/>
+    <w:basedOn w:val="a2"/>
+    <w:link w:val="8"/>
     <w:uiPriority w:val="9"/>
     <w:semiHidden/>
     <w:rsid w:val="00FC693F"/>
@@ -7844,10 +9673,10 @@
       <w:szCs w:val="20"/>
     </w:rPr>
   </w:style>
-  <w:style w:type="character" w:customStyle="1" w:styleId="Heading9Char">
-    <w:name w:val="Heading 9 Char"/>
-    <w:basedOn w:val="DefaultParagraphFont"/>
-    <w:link w:val="Heading9"/>
+  <w:style w:type="character" w:customStyle="1" w:styleId="90">
+    <w:name w:val="標題 9 字元"/>
+    <w:basedOn w:val="a2"/>
+    <w:link w:val="9"/>
     <w:uiPriority w:val="9"/>
     <w:semiHidden/>
     <w:rsid w:val="00FC693F"/>
@@ -7860,10 +9689,10 @@
       <w:szCs w:val="20"/>
     </w:rPr>
   </w:style>
-  <w:style w:type="paragraph" w:styleId="Caption">
+  <w:style w:type="paragraph" w:styleId="af7">
     <w:name w:val="caption"/>
-    <w:basedOn w:val="Normal"/>
-    <w:next w:val="Normal"/>
+    <w:basedOn w:val="a1"/>
+    <w:next w:val="a1"/>
     <w:uiPriority w:val="35"/>
     <w:semiHidden/>
     <w:unhideWhenUsed/>
@@ -7880,9 +9709,9 @@
       <w:szCs w:val="18"/>
     </w:rPr>
   </w:style>
-  <w:style w:type="character" w:styleId="Strong">
+  <w:style w:type="character" w:styleId="af8">
     <w:name w:val="Strong"/>
-    <w:basedOn w:val="DefaultParagraphFont"/>
+    <w:basedOn w:val="a2"/>
     <w:uiPriority w:val="22"/>
     <w:qFormat/>
     <w:rsid w:val="00FC693F"/>
@@ -7891,9 +9720,9 @@
       <w:bCs/>
     </w:rPr>
   </w:style>
-  <w:style w:type="character" w:styleId="Emphasis">
+  <w:style w:type="character" w:styleId="af9">
     <w:name w:val="Emphasis"/>
-    <w:basedOn w:val="DefaultParagraphFont"/>
+    <w:basedOn w:val="a2"/>
     <w:uiPriority w:val="20"/>
     <w:qFormat/>
     <w:rsid w:val="00FC693F"/>
@@ -7902,11 +9731,11 @@
       <w:iCs/>
     </w:rPr>
   </w:style>
-  <w:style w:type="paragraph" w:styleId="IntenseQuote">
+  <w:style w:type="paragraph" w:styleId="afa">
     <w:name w:val="Intense Quote"/>
-    <w:basedOn w:val="Normal"/>
-    <w:next w:val="Normal"/>
-    <w:link w:val="IntenseQuoteChar"/>
+    <w:basedOn w:val="a1"/>
+    <w:next w:val="a1"/>
+    <w:link w:val="afb"/>
     <w:uiPriority w:val="30"/>
     <w:qFormat/>
     <w:rsid w:val="00FC693F"/>
@@ -7925,10 +9754,10 @@
       <w:color w:val="4F81BD" w:themeColor="accent1"/>
     </w:rPr>
   </w:style>
-  <w:style w:type="character" w:customStyle="1" w:styleId="IntenseQuoteChar">
-    <w:name w:val="Intense Quote Char"/>
-    <w:basedOn w:val="DefaultParagraphFont"/>
-    <w:link w:val="IntenseQuote"/>
+  <w:style w:type="character" w:customStyle="1" w:styleId="afb">
+    <w:name w:val="鮮明引文 字元"/>
+    <w:basedOn w:val="a2"/>
+    <w:link w:val="afa"/>
     <w:uiPriority w:val="30"/>
     <w:rsid w:val="00FC693F"/>
     <w:rPr>
@@ -7939,9 +9768,9 @@
       <w:color w:val="4F81BD" w:themeColor="accent1"/>
     </w:rPr>
   </w:style>
-  <w:style w:type="character" w:styleId="SubtleEmphasis">
+  <w:style w:type="character" w:styleId="afc">
     <w:name w:val="Subtle Emphasis"/>
-    <w:basedOn w:val="DefaultParagraphFont"/>
+    <w:basedOn w:val="a2"/>
     <w:uiPriority w:val="19"/>
     <w:qFormat/>
     <w:rsid w:val="00FC693F"/>
@@ -7951,9 +9780,9 @@
       <w:color w:val="808080" w:themeColor="text1" w:themeTint="7F"/>
     </w:rPr>
   </w:style>
-  <w:style w:type="character" w:styleId="IntenseEmphasis">
+  <w:style w:type="character" w:styleId="afd">
     <w:name w:val="Intense Emphasis"/>
-    <w:basedOn w:val="DefaultParagraphFont"/>
+    <w:basedOn w:val="a2"/>
     <w:uiPriority w:val="21"/>
     <w:qFormat/>
     <w:rsid w:val="00FC693F"/>
@@ -7965,9 +9794,9 @@
       <w:color w:val="4F81BD" w:themeColor="accent1"/>
     </w:rPr>
   </w:style>
-  <w:style w:type="character" w:styleId="SubtleReference">
+  <w:style w:type="character" w:styleId="afe">
     <w:name w:val="Subtle Reference"/>
-    <w:basedOn w:val="DefaultParagraphFont"/>
+    <w:basedOn w:val="a2"/>
     <w:uiPriority w:val="31"/>
     <w:qFormat/>
     <w:rsid w:val="00FC693F"/>
@@ -7977,9 +9806,9 @@
       <w:u w:val="single"/>
     </w:rPr>
   </w:style>
-  <w:style w:type="character" w:styleId="IntenseReference">
+  <w:style w:type="character" w:styleId="aff">
     <w:name w:val="Intense Reference"/>
-    <w:basedOn w:val="DefaultParagraphFont"/>
+    <w:basedOn w:val="a2"/>
     <w:uiPriority w:val="32"/>
     <w:qFormat/>
     <w:rsid w:val="00FC693F"/>
@@ -7992,9 +9821,9 @@
       <w:u w:val="single"/>
     </w:rPr>
   </w:style>
-  <w:style w:type="character" w:styleId="BookTitle">
+  <w:style w:type="character" w:styleId="aff0">
     <w:name w:val="Book Title"/>
-    <w:basedOn w:val="DefaultParagraphFont"/>
+    <w:basedOn w:val="a2"/>
     <w:uiPriority w:val="33"/>
     <w:qFormat/>
     <w:rsid w:val="00FC693F"/>
@@ -8005,10 +9834,10 @@
       <w:spacing w:val="5"/>
     </w:rPr>
   </w:style>
-  <w:style w:type="paragraph" w:styleId="TOCHeading">
+  <w:style w:type="paragraph" w:styleId="aff1">
     <w:name w:val="TOC Heading"/>
-    <w:basedOn w:val="Heading1"/>
-    <w:next w:val="Normal"/>
+    <w:basedOn w:val="1"/>
+    <w:next w:val="a1"/>
     <w:uiPriority w:val="39"/>
     <w:semiHidden/>
     <w:unhideWhenUsed/>
@@ -8018,9 +9847,9 @@
       <w:outlineLvl w:val="9"/>
     </w:pPr>
   </w:style>
-  <w:style w:type="table" w:styleId="TableGrid">
+  <w:style w:type="table" w:styleId="aff2">
     <w:name w:val="Table Grid"/>
-    <w:basedOn w:val="TableNormal"/>
+    <w:basedOn w:val="a3"/>
     <w:uiPriority w:val="59"/>
     <w:rsid w:val="00FC693F"/>
     <w:pPr>
@@ -8037,9 +9866,9 @@
       </w:tblBorders>
     </w:tblPr>
   </w:style>
-  <w:style w:type="table" w:styleId="LightShading">
+  <w:style w:type="table" w:styleId="aff3">
     <w:name w:val="Light Shading"/>
-    <w:basedOn w:val="TableNormal"/>
+    <w:basedOn w:val="a3"/>
     <w:uiPriority w:val="60"/>
     <w:rsid w:val="00FC693F"/>
     <w:pPr>
@@ -8133,9 +9962,9 @@
       </w:tcPr>
     </w:tblStylePr>
   </w:style>
-  <w:style w:type="table" w:styleId="LightShading-Accent1">
+  <w:style w:type="table" w:styleId="-1">
     <w:name w:val="Light Shading Accent 1"/>
-    <w:basedOn w:val="TableNormal"/>
+    <w:basedOn w:val="a3"/>
     <w:uiPriority w:val="60"/>
     <w:rsid w:val="00FC693F"/>
     <w:pPr>
@@ -8229,9 +10058,9 @@
       </w:tcPr>
     </w:tblStylePr>
   </w:style>
-  <w:style w:type="table" w:styleId="LightShading-Accent2">
+  <w:style w:type="table" w:styleId="-2">
     <w:name w:val="Light Shading Accent 2"/>
-    <w:basedOn w:val="TableNormal"/>
+    <w:basedOn w:val="a3"/>
     <w:uiPriority w:val="60"/>
     <w:rsid w:val="00FC693F"/>
     <w:pPr>
@@ -8325,9 +10154,9 @@
       </w:tcPr>
     </w:tblStylePr>
   </w:style>
-  <w:style w:type="table" w:styleId="LightShading-Accent3">
+  <w:style w:type="table" w:styleId="-3">
     <w:name w:val="Light Shading Accent 3"/>
-    <w:basedOn w:val="TableNormal"/>
+    <w:basedOn w:val="a3"/>
     <w:uiPriority w:val="60"/>
     <w:rsid w:val="00FC693F"/>
     <w:pPr>
@@ -8421,9 +10250,9 @@
       </w:tcPr>
     </w:tblStylePr>
   </w:style>
-  <w:style w:type="table" w:styleId="LightShading-Accent4">
+  <w:style w:type="table" w:styleId="-4">
     <w:name w:val="Light Shading Accent 4"/>
-    <w:basedOn w:val="TableNormal"/>
+    <w:basedOn w:val="a3"/>
     <w:uiPriority w:val="60"/>
     <w:rsid w:val="00FC693F"/>
     <w:pPr>
@@ -8517,9 +10346,9 @@
       </w:tcPr>
     </w:tblStylePr>
   </w:style>
-  <w:style w:type="table" w:styleId="LightShading-Accent5">
+  <w:style w:type="table" w:styleId="-5">
     <w:name w:val="Light Shading Accent 5"/>
-    <w:basedOn w:val="TableNormal"/>
+    <w:basedOn w:val="a3"/>
     <w:uiPriority w:val="60"/>
     <w:rsid w:val="00FC693F"/>
     <w:pPr>
@@ -8613,9 +10442,9 @@
       </w:tcPr>
     </w:tblStylePr>
   </w:style>
-  <w:style w:type="table" w:styleId="LightShading-Accent6">
+  <w:style w:type="table" w:styleId="-6">
     <w:name w:val="Light Shading Accent 6"/>
-    <w:basedOn w:val="TableNormal"/>
+    <w:basedOn w:val="a3"/>
     <w:uiPriority w:val="60"/>
     <w:rsid w:val="00FC693F"/>
     <w:pPr>
@@ -8709,9 +10538,9 @@
       </w:tcPr>
     </w:tblStylePr>
   </w:style>
-  <w:style w:type="table" w:styleId="LightList">
+  <w:style w:type="table" w:styleId="aff4">
     <w:name w:val="Light List"/>
-    <w:basedOn w:val="TableNormal"/>
+    <w:basedOn w:val="a3"/>
     <w:uiPriority w:val="61"/>
     <w:rsid w:val="00FC693F"/>
     <w:pPr>
@@ -8794,9 +10623,9 @@
       </w:tcPr>
     </w:tblStylePr>
   </w:style>
-  <w:style w:type="table" w:styleId="LightList-Accent1">
+  <w:style w:type="table" w:styleId="-10">
     <w:name w:val="Light List Accent 1"/>
-    <w:basedOn w:val="TableNormal"/>
+    <w:basedOn w:val="a3"/>
     <w:uiPriority w:val="61"/>
     <w:rsid w:val="00FC693F"/>
     <w:pPr>
@@ -8879,9 +10708,9 @@
       </w:tcPr>
     </w:tblStylePr>
   </w:style>
-  <w:style w:type="table" w:styleId="LightList-Accent2">
+  <w:style w:type="table" w:styleId="-20">
     <w:name w:val="Light List Accent 2"/>
-    <w:basedOn w:val="TableNormal"/>
+    <w:basedOn w:val="a3"/>
     <w:uiPriority w:val="61"/>
     <w:rsid w:val="00CB0664"/>
     <w:pPr>
@@ -8964,9 +10793,9 @@
       </w:tcPr>
     </w:tblStylePr>
   </w:style>
-  <w:style w:type="table" w:styleId="LightList-Accent3">
+  <w:style w:type="table" w:styleId="-30">
     <w:name w:val="Light List Accent 3"/>
-    <w:basedOn w:val="TableNormal"/>
+    <w:basedOn w:val="a3"/>
     <w:uiPriority w:val="61"/>
     <w:rsid w:val="00CB0664"/>
     <w:pPr>
@@ -9049,9 +10878,9 @@
       </w:tcPr>
     </w:tblStylePr>
   </w:style>
-  <w:style w:type="table" w:styleId="LightList-Accent4">
+  <w:style w:type="table" w:styleId="-40">
     <w:name w:val="Light List Accent 4"/>
-    <w:basedOn w:val="TableNormal"/>
+    <w:basedOn w:val="a3"/>
     <w:uiPriority w:val="61"/>
     <w:rsid w:val="00CB0664"/>
     <w:pPr>
@@ -9134,9 +10963,9 @@
       </w:tcPr>
     </w:tblStylePr>
   </w:style>
-  <w:style w:type="table" w:styleId="LightList-Accent5">
+  <w:style w:type="table" w:styleId="-50">
     <w:name w:val="Light List Accent 5"/>
-    <w:basedOn w:val="TableNormal"/>
+    <w:basedOn w:val="a3"/>
     <w:uiPriority w:val="61"/>
     <w:rsid w:val="00CB0664"/>
     <w:pPr>
@@ -9219,9 +11048,9 @@
       </w:tcPr>
     </w:tblStylePr>
   </w:style>
-  <w:style w:type="table" w:styleId="LightList-Accent6">
+  <w:style w:type="table" w:styleId="-60">
     <w:name w:val="Light List Accent 6"/>
-    <w:basedOn w:val="TableNormal"/>
+    <w:basedOn w:val="a3"/>
     <w:uiPriority w:val="61"/>
     <w:rsid w:val="00CB0664"/>
     <w:pPr>
@@ -9304,9 +11133,9 @@
       </w:tcPr>
     </w:tblStylePr>
   </w:style>
-  <w:style w:type="table" w:styleId="LightGrid">
+  <w:style w:type="table" w:styleId="aff5">
     <w:name w:val="Light Grid"/>
-    <w:basedOn w:val="TableNormal"/>
+    <w:basedOn w:val="a3"/>
     <w:uiPriority w:val="62"/>
     <w:rsid w:val="00CB0664"/>
     <w:pPr>
@@ -9427,9 +11256,9 @@
       </w:tcPr>
     </w:tblStylePr>
   </w:style>
-  <w:style w:type="table" w:styleId="LightGrid-Accent1">
+  <w:style w:type="table" w:styleId="-11">
     <w:name w:val="Light Grid Accent 1"/>
-    <w:basedOn w:val="TableNormal"/>
+    <w:basedOn w:val="a3"/>
     <w:uiPriority w:val="62"/>
     <w:rsid w:val="00CB0664"/>
     <w:pPr>
@@ -9550,9 +11379,9 @@
       </w:tcPr>
     </w:tblStylePr>
   </w:style>
-  <w:style w:type="table" w:styleId="LightGrid-Accent2">
+  <w:style w:type="table" w:styleId="-21">
     <w:name w:val="Light Grid Accent 2"/>
-    <w:basedOn w:val="TableNormal"/>
+    <w:basedOn w:val="a3"/>
     <w:uiPriority w:val="62"/>
     <w:rsid w:val="00CB0664"/>
     <w:pPr>
@@ -9673,9 +11502,9 @@
       </w:tcPr>
     </w:tblStylePr>
   </w:style>
-  <w:style w:type="table" w:styleId="LightGrid-Accent3">
+  <w:style w:type="table" w:styleId="-31">
     <w:name w:val="Light Grid Accent 3"/>
-    <w:basedOn w:val="TableNormal"/>
+    <w:basedOn w:val="a3"/>
     <w:uiPriority w:val="62"/>
     <w:rsid w:val="00CB0664"/>
     <w:pPr>
@@ -9796,9 +11625,9 @@
       </w:tcPr>
     </w:tblStylePr>
   </w:style>
-  <w:style w:type="table" w:styleId="LightGrid-Accent4">
+  <w:style w:type="table" w:styleId="-41">
     <w:name w:val="Light Grid Accent 4"/>
-    <w:basedOn w:val="TableNormal"/>
+    <w:basedOn w:val="a3"/>
     <w:uiPriority w:val="62"/>
     <w:rsid w:val="00CB0664"/>
     <w:pPr>
@@ -9919,9 +11748,9 @@
       </w:tcPr>
     </w:tblStylePr>
   </w:style>
-  <w:style w:type="table" w:styleId="LightGrid-Accent5">
+  <w:style w:type="table" w:styleId="-51">
     <w:name w:val="Light Grid Accent 5"/>
-    <w:basedOn w:val="TableNormal"/>
+    <w:basedOn w:val="a3"/>
     <w:uiPriority w:val="62"/>
     <w:rsid w:val="00CB0664"/>
     <w:pPr>
@@ -10042,9 +11871,9 @@
       </w:tcPr>
     </w:tblStylePr>
   </w:style>
-  <w:style w:type="table" w:styleId="LightGrid-Accent6">
+  <w:style w:type="table" w:styleId="-61">
     <w:name w:val="Light Grid Accent 6"/>
-    <w:basedOn w:val="TableNormal"/>
+    <w:basedOn w:val="a3"/>
     <w:uiPriority w:val="62"/>
     <w:rsid w:val="00CB0664"/>
     <w:pPr>
@@ -10165,9 +11994,9 @@
       </w:tcPr>
     </w:tblStylePr>
   </w:style>
-  <w:style w:type="table" w:styleId="MediumShading1">
+  <w:style w:type="table" w:styleId="11">
     <w:name w:val="Medium Shading 1"/>
-    <w:basedOn w:val="TableNormal"/>
+    <w:basedOn w:val="a3"/>
     <w:uiPriority w:val="63"/>
     <w:rsid w:val="00CB0664"/>
     <w:pPr>
@@ -10264,9 +12093,9 @@
       </w:tcPr>
     </w:tblStylePr>
   </w:style>
-  <w:style w:type="table" w:styleId="MediumShading1-Accent1">
+  <w:style w:type="table" w:styleId="1-1">
     <w:name w:val="Medium Shading 1 Accent 1"/>
-    <w:basedOn w:val="TableNormal"/>
+    <w:basedOn w:val="a3"/>
     <w:uiPriority w:val="63"/>
     <w:rsid w:val="00CB0664"/>
     <w:pPr>
@@ -10363,9 +12192,9 @@
       </w:tcPr>
     </w:tblStylePr>
   </w:style>
-  <w:style w:type="table" w:styleId="MediumShading1-Accent2">
+  <w:style w:type="table" w:styleId="1-2">
     <w:name w:val="Medium Shading 1 Accent 2"/>
-    <w:basedOn w:val="TableNormal"/>
+    <w:basedOn w:val="a3"/>
     <w:uiPriority w:val="63"/>
     <w:rsid w:val="00CB0664"/>
     <w:pPr>
@@ -10462,9 +12291,9 @@
       </w:tcPr>
     </w:tblStylePr>
   </w:style>
-  <w:style w:type="table" w:styleId="MediumShading1-Accent3">
+  <w:style w:type="table" w:styleId="1-3">
     <w:name w:val="Medium Shading 1 Accent 3"/>
-    <w:basedOn w:val="TableNormal"/>
+    <w:basedOn w:val="a3"/>
     <w:uiPriority w:val="63"/>
     <w:rsid w:val="00CB0664"/>
     <w:pPr>
@@ -10561,9 +12390,9 @@
       </w:tcPr>
     </w:tblStylePr>
   </w:style>
-  <w:style w:type="table" w:styleId="MediumShading1-Accent4">
+  <w:style w:type="table" w:styleId="1-4">
     <w:name w:val="Medium Shading 1 Accent 4"/>
-    <w:basedOn w:val="TableNormal"/>
+    <w:basedOn w:val="a3"/>
     <w:uiPriority w:val="63"/>
     <w:rsid w:val="00CB0664"/>
     <w:pPr>
@@ -10660,9 +12489,9 @@
       </w:tcPr>
     </w:tblStylePr>
   </w:style>
-  <w:style w:type="table" w:styleId="MediumShading1-Accent5">
+  <w:style w:type="table" w:styleId="1-5">
     <w:name w:val="Medium Shading 1 Accent 5"/>
-    <w:basedOn w:val="TableNormal"/>
+    <w:basedOn w:val="a3"/>
     <w:uiPriority w:val="63"/>
     <w:rsid w:val="00CB0664"/>
     <w:pPr>
@@ -10759,9 +12588,9 @@
       </w:tcPr>
     </w:tblStylePr>
   </w:style>
-  <w:style w:type="table" w:styleId="MediumShading1-Accent6">
+  <w:style w:type="table" w:styleId="1-6">
     <w:name w:val="Medium Shading 1 Accent 6"/>
-    <w:basedOn w:val="TableNormal"/>
+    <w:basedOn w:val="a3"/>
     <w:uiPriority w:val="63"/>
     <w:rsid w:val="00CB0664"/>
     <w:pPr>
@@ -10858,9 +12687,9 @@
       </w:tcPr>
     </w:tblStylePr>
   </w:style>
-  <w:style w:type="table" w:styleId="MediumShading2">
+  <w:style w:type="table" w:styleId="27">
     <w:name w:val="Medium Shading 2"/>
-    <w:basedOn w:val="TableNormal"/>
+    <w:basedOn w:val="a3"/>
     <w:uiPriority w:val="64"/>
     <w:rsid w:val="00CB0664"/>
     <w:pPr>
@@ -11000,9 +12829,9 @@
       </w:tcPr>
     </w:tblStylePr>
   </w:style>
-  <w:style w:type="table" w:styleId="MediumShading2-Accent1">
+  <w:style w:type="table" w:styleId="2-1">
     <w:name w:val="Medium Shading 2 Accent 1"/>
-    <w:basedOn w:val="TableNormal"/>
+    <w:basedOn w:val="a3"/>
     <w:uiPriority w:val="64"/>
     <w:rsid w:val="00CB0664"/>
     <w:pPr>
@@ -11142,9 +12971,9 @@
       </w:tcPr>
     </w:tblStylePr>
   </w:style>
-  <w:style w:type="table" w:styleId="MediumShading2-Accent2">
+  <w:style w:type="table" w:styleId="2-2">
     <w:name w:val="Medium Shading 2 Accent 2"/>
-    <w:basedOn w:val="TableNormal"/>
+    <w:basedOn w:val="a3"/>
     <w:uiPriority w:val="64"/>
     <w:rsid w:val="00CB0664"/>
     <w:pPr>
@@ -11284,9 +13113,9 @@
       </w:tcPr>
     </w:tblStylePr>
   </w:style>
-  <w:style w:type="table" w:styleId="MediumShading2-Accent3">
+  <w:style w:type="table" w:styleId="2-3">
     <w:name w:val="Medium Shading 2 Accent 3"/>
-    <w:basedOn w:val="TableNormal"/>
+    <w:basedOn w:val="a3"/>
     <w:uiPriority w:val="64"/>
     <w:rsid w:val="00CB0664"/>
     <w:pPr>
@@ -11426,9 +13255,9 @@
       </w:tcPr>
     </w:tblStylePr>
   </w:style>
-  <w:style w:type="table" w:styleId="MediumShading2-Accent4">
+  <w:style w:type="table" w:styleId="2-4">
     <w:name w:val="Medium Shading 2 Accent 4"/>
-    <w:basedOn w:val="TableNormal"/>
+    <w:basedOn w:val="a3"/>
     <w:uiPriority w:val="64"/>
     <w:rsid w:val="00CB0664"/>
     <w:pPr>
@@ -11568,9 +13397,9 @@
       </w:tcPr>
     </w:tblStylePr>
   </w:style>
-  <w:style w:type="table" w:styleId="MediumShading2-Accent5">
+  <w:style w:type="table" w:styleId="2-5">
     <w:name w:val="Medium Shading 2 Accent 5"/>
-    <w:basedOn w:val="TableNormal"/>
+    <w:basedOn w:val="a3"/>
     <w:uiPriority w:val="64"/>
     <w:rsid w:val="00CB0664"/>
     <w:pPr>
@@ -11710,9 +13539,9 @@
       </w:tcPr>
     </w:tblStylePr>
   </w:style>
-  <w:style w:type="table" w:styleId="MediumShading2-Accent6">
+  <w:style w:type="table" w:styleId="2-6">
     <w:name w:val="Medium Shading 2 Accent 6"/>
-    <w:basedOn w:val="TableNormal"/>
+    <w:basedOn w:val="a3"/>
     <w:uiPriority w:val="64"/>
     <w:rsid w:val="00CB0664"/>
     <w:pPr>
@@ -11852,9 +13681,9 @@
       </w:tcPr>
     </w:tblStylePr>
   </w:style>
-  <w:style w:type="table" w:styleId="MediumList1">
+  <w:style w:type="table" w:styleId="12">
     <w:name w:val="Medium List 1"/>
-    <w:basedOn w:val="TableNormal"/>
+    <w:basedOn w:val="a3"/>
     <w:uiPriority w:val="65"/>
     <w:rsid w:val="00CB0664"/>
     <w:pPr>
@@ -11929,9 +13758,9 @@
       </w:tcPr>
     </w:tblStylePr>
   </w:style>
-  <w:style w:type="table" w:styleId="MediumList1-Accent1">
+  <w:style w:type="table" w:styleId="1-10">
     <w:name w:val="Medium List 1 Accent 1"/>
-    <w:basedOn w:val="TableNormal"/>
+    <w:basedOn w:val="a3"/>
     <w:uiPriority w:val="65"/>
     <w:rsid w:val="00CB0664"/>
     <w:pPr>
@@ -12006,9 +13835,9 @@
       </w:tcPr>
     </w:tblStylePr>
   </w:style>
-  <w:style w:type="table" w:styleId="MediumList1-Accent2">
+  <w:style w:type="table" w:styleId="1-20">
     <w:name w:val="Medium List 1 Accent 2"/>
-    <w:basedOn w:val="TableNormal"/>
+    <w:basedOn w:val="a3"/>
     <w:uiPriority w:val="65"/>
     <w:rsid w:val="00CB0664"/>
     <w:pPr>
@@ -12083,9 +13912,9 @@
       </w:tcPr>
     </w:tblStylePr>
   </w:style>
-  <w:style w:type="table" w:styleId="MediumList1-Accent3">
+  <w:style w:type="table" w:styleId="1-30">
     <w:name w:val="Medium List 1 Accent 3"/>
-    <w:basedOn w:val="TableNormal"/>
+    <w:basedOn w:val="a3"/>
     <w:uiPriority w:val="65"/>
     <w:rsid w:val="00CB0664"/>
     <w:pPr>
@@ -12160,9 +13989,9 @@
       </w:tcPr>
     </w:tblStylePr>
   </w:style>
-  <w:style w:type="table" w:styleId="MediumList1-Accent4">
+  <w:style w:type="table" w:styleId="1-40">
     <w:name w:val="Medium List 1 Accent 4"/>
-    <w:basedOn w:val="TableNormal"/>
+    <w:basedOn w:val="a3"/>
     <w:uiPriority w:val="65"/>
     <w:rsid w:val="00CB0664"/>
     <w:pPr>
@@ -12237,9 +14066,9 @@
       </w:tcPr>
     </w:tblStylePr>
   </w:style>
-  <w:style w:type="table" w:styleId="MediumList1-Accent5">
+  <w:style w:type="table" w:styleId="1-50">
     <w:name w:val="Medium List 1 Accent 5"/>
-    <w:basedOn w:val="TableNormal"/>
+    <w:basedOn w:val="a3"/>
     <w:uiPriority w:val="65"/>
     <w:rsid w:val="00CB0664"/>
     <w:pPr>
@@ -12314,9 +14143,9 @@
       </w:tcPr>
     </w:tblStylePr>
   </w:style>
-  <w:style w:type="table" w:styleId="MediumList1-Accent6">
+  <w:style w:type="table" w:styleId="1-60">
     <w:name w:val="Medium List 1 Accent 6"/>
-    <w:basedOn w:val="TableNormal"/>
+    <w:basedOn w:val="a3"/>
     <w:uiPriority w:val="65"/>
     <w:rsid w:val="00CB0664"/>
     <w:pPr>
@@ -12391,9 +14220,9 @@
       </w:tcPr>
     </w:tblStylePr>
   </w:style>
-  <w:style w:type="table" w:styleId="MediumList2">
+  <w:style w:type="table" w:styleId="28">
     <w:name w:val="Medium List 2"/>
-    <w:basedOn w:val="TableNormal"/>
+    <w:basedOn w:val="a3"/>
     <w:uiPriority w:val="66"/>
     <w:rsid w:val="00CB0664"/>
     <w:pPr>
@@ -12512,9 +14341,9 @@
       </w:tcPr>
     </w:tblStylePr>
   </w:style>
-  <w:style w:type="table" w:styleId="MediumList2-Accent1">
+  <w:style w:type="table" w:styleId="2-10">
     <w:name w:val="Medium List 2 Accent 1"/>
-    <w:basedOn w:val="TableNormal"/>
+    <w:basedOn w:val="a3"/>
     <w:uiPriority w:val="66"/>
     <w:rsid w:val="00CB0664"/>
     <w:pPr>
@@ -12633,9 +14462,9 @@
       </w:tcPr>
     </w:tblStylePr>
   </w:style>
-  <w:style w:type="table" w:styleId="MediumList2-Accent2">
+  <w:style w:type="table" w:styleId="2-20">
     <w:name w:val="Medium List 2 Accent 2"/>
-    <w:basedOn w:val="TableNormal"/>
+    <w:basedOn w:val="a3"/>
     <w:uiPriority w:val="66"/>
     <w:rsid w:val="00CB0664"/>
     <w:pPr>
@@ -12754,9 +14583,9 @@
       </w:tcPr>
     </w:tblStylePr>
   </w:style>
-  <w:style w:type="table" w:styleId="MediumList2-Accent3">
+  <w:style w:type="table" w:styleId="2-30">
     <w:name w:val="Medium List 2 Accent 3"/>
-    <w:basedOn w:val="TableNormal"/>
+    <w:basedOn w:val="a3"/>
     <w:uiPriority w:val="66"/>
     <w:rsid w:val="00CB0664"/>
     <w:pPr>
@@ -12875,9 +14704,9 @@
       </w:tcPr>
     </w:tblStylePr>
   </w:style>
-  <w:style w:type="table" w:styleId="MediumList2-Accent4">
+  <w:style w:type="table" w:styleId="2-40">
     <w:name w:val="Medium List 2 Accent 4"/>
-    <w:basedOn w:val="TableNormal"/>
+    <w:basedOn w:val="a3"/>
     <w:uiPriority w:val="66"/>
     <w:rsid w:val="00CB0664"/>
     <w:pPr>
@@ -12996,9 +14825,9 @@
       </w:tcPr>
     </w:tblStylePr>
   </w:style>
-  <w:style w:type="table" w:styleId="MediumList2-Accent5">
+  <w:style w:type="table" w:styleId="2-50">
     <w:name w:val="Medium List 2 Accent 5"/>
-    <w:basedOn w:val="TableNormal"/>
+    <w:basedOn w:val="a3"/>
     <w:uiPriority w:val="66"/>
     <w:rsid w:val="00CB0664"/>
     <w:pPr>
@@ -13117,9 +14946,9 @@
       </w:tcPr>
     </w:tblStylePr>
   </w:style>
-  <w:style w:type="table" w:styleId="MediumList2-Accent6">
+  <w:style w:type="table" w:styleId="2-60">
     <w:name w:val="Medium List 2 Accent 6"/>
-    <w:basedOn w:val="TableNormal"/>
+    <w:basedOn w:val="a3"/>
     <w:uiPriority w:val="66"/>
     <w:rsid w:val="00CB0664"/>
     <w:pPr>
@@ -13238,9 +15067,9 @@
       </w:tcPr>
     </w:tblStylePr>
   </w:style>
-  <w:style w:type="table" w:styleId="MediumGrid1">
+  <w:style w:type="table" w:styleId="13">
     <w:name w:val="Medium Grid 1"/>
-    <w:basedOn w:val="TableNormal"/>
+    <w:basedOn w:val="a3"/>
     <w:uiPriority w:val="67"/>
     <w:rsid w:val="00CB0664"/>
     <w:pPr>
@@ -13304,9 +15133,9 @@
       </w:tcPr>
     </w:tblStylePr>
   </w:style>
-  <w:style w:type="table" w:styleId="MediumGrid1-Accent1">
+  <w:style w:type="table" w:styleId="1-11">
     <w:name w:val="Medium Grid 1 Accent 1"/>
-    <w:basedOn w:val="TableNormal"/>
+    <w:basedOn w:val="a3"/>
     <w:uiPriority w:val="67"/>
     <w:rsid w:val="00CB0664"/>
     <w:pPr>
@@ -13370,9 +15199,9 @@
       </w:tcPr>
     </w:tblStylePr>
   </w:style>
-  <w:style w:type="table" w:styleId="MediumGrid1-Accent2">
+  <w:style w:type="table" w:styleId="1-21">
     <w:name w:val="Medium Grid 1 Accent 2"/>
-    <w:basedOn w:val="TableNormal"/>
+    <w:basedOn w:val="a3"/>
     <w:uiPriority w:val="67"/>
     <w:rsid w:val="00CB0664"/>
     <w:pPr>
@@ -13436,9 +15265,9 @@
       </w:tcPr>
     </w:tblStylePr>
   </w:style>
-  <w:style w:type="table" w:styleId="MediumGrid1-Accent3">
+  <w:style w:type="table" w:styleId="1-31">
     <w:name w:val="Medium Grid 1 Accent 3"/>
-    <w:basedOn w:val="TableNormal"/>
+    <w:basedOn w:val="a3"/>
     <w:uiPriority w:val="67"/>
     <w:rsid w:val="00CB0664"/>
     <w:pPr>
@@ -13502,9 +15331,9 @@
       </w:tcPr>
     </w:tblStylePr>
   </w:style>
-  <w:style w:type="table" w:styleId="MediumGrid1-Accent4">
+  <w:style w:type="table" w:styleId="1-41">
     <w:name w:val="Medium Grid 1 Accent 4"/>
-    <w:basedOn w:val="TableNormal"/>
+    <w:basedOn w:val="a3"/>
     <w:uiPriority w:val="67"/>
     <w:rsid w:val="00CB0664"/>
     <w:pPr>
@@ -13568,9 +15397,9 @@
       </w:tcPr>
     </w:tblStylePr>
   </w:style>
-  <w:style w:type="table" w:styleId="MediumGrid1-Accent5">
+  <w:style w:type="table" w:styleId="1-51">
     <w:name w:val="Medium Grid 1 Accent 5"/>
-    <w:basedOn w:val="TableNormal"/>
+    <w:basedOn w:val="a3"/>
     <w:uiPriority w:val="67"/>
     <w:rsid w:val="00CB0664"/>
     <w:pPr>
@@ -13634,9 +15463,9 @@
       </w:tcPr>
     </w:tblStylePr>
   </w:style>
-  <w:style w:type="table" w:styleId="MediumGrid1-Accent6">
+  <w:style w:type="table" w:styleId="1-61">
     <w:name w:val="Medium Grid 1 Accent 6"/>
-    <w:basedOn w:val="TableNormal"/>
+    <w:basedOn w:val="a3"/>
     <w:uiPriority w:val="67"/>
     <w:rsid w:val="00CB0664"/>
     <w:pPr>
@@ -13700,9 +15529,9 @@
       </w:tcPr>
     </w:tblStylePr>
   </w:style>
-  <w:style w:type="table" w:styleId="MediumGrid2">
+  <w:style w:type="table" w:styleId="29">
     <w:name w:val="Medium Grid 2"/>
-    <w:basedOn w:val="TableNormal"/>
+    <w:basedOn w:val="a3"/>
     <w:uiPriority w:val="68"/>
     <w:rsid w:val="00CB0664"/>
     <w:pPr>
@@ -13818,9 +15647,9 @@
       </w:tcPr>
     </w:tblStylePr>
   </w:style>
-  <w:style w:type="table" w:styleId="MediumGrid2-Accent1">
+  <w:style w:type="table" w:styleId="2-11">
     <w:name w:val="Medium Grid 2 Accent 1"/>
-    <w:basedOn w:val="TableNormal"/>
+    <w:basedOn w:val="a3"/>
     <w:uiPriority w:val="68"/>
     <w:rsid w:val="00CB0664"/>
     <w:pPr>
@@ -13936,9 +15765,9 @@
       </w:tcPr>
     </w:tblStylePr>
   </w:style>
-  <w:style w:type="table" w:styleId="MediumGrid2-Accent2">
+  <w:style w:type="table" w:styleId="2-21">
     <w:name w:val="Medium Grid 2 Accent 2"/>
-    <w:basedOn w:val="TableNormal"/>
+    <w:basedOn w:val="a3"/>
     <w:uiPriority w:val="68"/>
     <w:rsid w:val="00CB0664"/>
     <w:pPr>
@@ -14054,9 +15883,9 @@
       </w:tcPr>
     </w:tblStylePr>
   </w:style>
-  <w:style w:type="table" w:styleId="MediumGrid2-Accent3">
+  <w:style w:type="table" w:styleId="2-31">
     <w:name w:val="Medium Grid 2 Accent 3"/>
-    <w:basedOn w:val="TableNormal"/>
+    <w:basedOn w:val="a3"/>
     <w:uiPriority w:val="68"/>
     <w:rsid w:val="00CB0664"/>
     <w:pPr>
@@ -14172,9 +16001,9 @@
       </w:tcPr>
     </w:tblStylePr>
   </w:style>
-  <w:style w:type="table" w:styleId="MediumGrid2-Accent4">
+  <w:style w:type="table" w:styleId="2-41">
     <w:name w:val="Medium Grid 2 Accent 4"/>
-    <w:basedOn w:val="TableNormal"/>
+    <w:basedOn w:val="a3"/>
     <w:uiPriority w:val="68"/>
     <w:rsid w:val="00CB0664"/>
     <w:pPr>
@@ -14290,9 +16119,9 @@
       </w:tcPr>
     </w:tblStylePr>
   </w:style>
-  <w:style w:type="table" w:styleId="MediumGrid2-Accent5">
+  <w:style w:type="table" w:styleId="2-51">
     <w:name w:val="Medium Grid 2 Accent 5"/>
-    <w:basedOn w:val="TableNormal"/>
+    <w:basedOn w:val="a3"/>
     <w:uiPriority w:val="68"/>
     <w:rsid w:val="00CB0664"/>
     <w:pPr>
@@ -14408,9 +16237,9 @@
       </w:tcPr>
     </w:tblStylePr>
   </w:style>
-  <w:style w:type="table" w:styleId="MediumGrid2-Accent6">
+  <w:style w:type="table" w:styleId="2-61">
     <w:name w:val="Medium Grid 2 Accent 6"/>
-    <w:basedOn w:val="TableNormal"/>
+    <w:basedOn w:val="a3"/>
     <w:uiPriority w:val="68"/>
     <w:rsid w:val="00CB0664"/>
     <w:pPr>
@@ -14526,9 +16355,9 @@
       </w:tcPr>
     </w:tblStylePr>
   </w:style>
-  <w:style w:type="table" w:styleId="MediumGrid3">
+  <w:style w:type="table" w:styleId="37">
     <w:name w:val="Medium Grid 3"/>
-    <w:basedOn w:val="TableNormal"/>
+    <w:basedOn w:val="a3"/>
     <w:uiPriority w:val="69"/>
     <w:rsid w:val="00CB0664"/>
     <w:pPr>
@@ -14660,9 +16489,9 @@
       </w:tcPr>
     </w:tblStylePr>
   </w:style>
-  <w:style w:type="table" w:styleId="MediumGrid3-Accent1">
+  <w:style w:type="table" w:styleId="3-1">
     <w:name w:val="Medium Grid 3 Accent 1"/>
-    <w:basedOn w:val="TableNormal"/>
+    <w:basedOn w:val="a3"/>
     <w:uiPriority w:val="69"/>
     <w:rsid w:val="00CB0664"/>
     <w:pPr>
@@ -14794,9 +16623,9 @@
       </w:tcPr>
     </w:tblStylePr>
   </w:style>
-  <w:style w:type="table" w:styleId="MediumGrid3-Accent2">
+  <w:style w:type="table" w:styleId="3-2">
     <w:name w:val="Medium Grid 3 Accent 2"/>
-    <w:basedOn w:val="TableNormal"/>
+    <w:basedOn w:val="a3"/>
     <w:uiPriority w:val="69"/>
     <w:rsid w:val="00CB0664"/>
     <w:pPr>
@@ -14928,9 +16757,9 @@
       </w:tcPr>
     </w:tblStylePr>
   </w:style>
-  <w:style w:type="table" w:styleId="MediumGrid3-Accent3">
+  <w:style w:type="table" w:styleId="3-3">
     <w:name w:val="Medium Grid 3 Accent 3"/>
-    <w:basedOn w:val="TableNormal"/>
+    <w:basedOn w:val="a3"/>
     <w:uiPriority w:val="69"/>
     <w:rsid w:val="00CB0664"/>
     <w:pPr>
@@ -15062,9 +16891,9 @@
       </w:tcPr>
     </w:tblStylePr>
   </w:style>
-  <w:style w:type="table" w:styleId="MediumGrid3-Accent4">
+  <w:style w:type="table" w:styleId="3-4">
     <w:name w:val="Medium Grid 3 Accent 4"/>
-    <w:basedOn w:val="TableNormal"/>
+    <w:basedOn w:val="a3"/>
     <w:uiPriority w:val="69"/>
     <w:rsid w:val="00CB0664"/>
     <w:pPr>
@@ -15196,9 +17025,9 @@
       </w:tcPr>
     </w:tblStylePr>
   </w:style>
-  <w:style w:type="table" w:styleId="MediumGrid3-Accent5">
+  <w:style w:type="table" w:styleId="3-5">
     <w:name w:val="Medium Grid 3 Accent 5"/>
-    <w:basedOn w:val="TableNormal"/>
+    <w:basedOn w:val="a3"/>
     <w:uiPriority w:val="69"/>
     <w:rsid w:val="00CB0664"/>
     <w:pPr>
@@ -15330,9 +17159,9 @@
       </w:tcPr>
     </w:tblStylePr>
   </w:style>
-  <w:style w:type="table" w:styleId="MediumGrid3-Accent6">
+  <w:style w:type="table" w:styleId="3-6">
     <w:name w:val="Medium Grid 3 Accent 6"/>
-    <w:basedOn w:val="TableNormal"/>
+    <w:basedOn w:val="a3"/>
     <w:uiPriority w:val="69"/>
     <w:rsid w:val="00CB0664"/>
     <w:pPr>
@@ -15464,9 +17293,9 @@
       </w:tcPr>
     </w:tblStylePr>
   </w:style>
-  <w:style w:type="table" w:styleId="DarkList">
+  <w:style w:type="table" w:styleId="aff6">
     <w:name w:val="Dark List"/>
-    <w:basedOn w:val="TableNormal"/>
+    <w:basedOn w:val="a3"/>
     <w:uiPriority w:val="70"/>
     <w:rsid w:val="00CB0664"/>
     <w:pPr>
@@ -15571,9 +17400,9 @@
       </w:tcPr>
     </w:tblStylePr>
   </w:style>
-  <w:style w:type="table" w:styleId="DarkList-Accent1">
+  <w:style w:type="table" w:styleId="-12">
     <w:name w:val="Dark List Accent 1"/>
-    <w:basedOn w:val="TableNormal"/>
+    <w:basedOn w:val="a3"/>
     <w:uiPriority w:val="70"/>
     <w:rsid w:val="00CB0664"/>
     <w:pPr>
@@ -15678,9 +17507,9 @@
       </w:tcPr>
     </w:tblStylePr>
   </w:style>
-  <w:style w:type="table" w:styleId="DarkList-Accent2">
+  <w:style w:type="table" w:styleId="-22">
     <w:name w:val="Dark List Accent 2"/>
-    <w:basedOn w:val="TableNormal"/>
+    <w:basedOn w:val="a3"/>
     <w:uiPriority w:val="70"/>
     <w:rsid w:val="00CB0664"/>
     <w:pPr>
@@ -15785,9 +17614,9 @@
       </w:tcPr>
     </w:tblStylePr>
   </w:style>
-  <w:style w:type="table" w:styleId="DarkList-Accent3">
+  <w:style w:type="table" w:styleId="-32">
     <w:name w:val="Dark List Accent 3"/>
-    <w:basedOn w:val="TableNormal"/>
+    <w:basedOn w:val="a3"/>
     <w:uiPriority w:val="70"/>
     <w:rsid w:val="00CB0664"/>
     <w:pPr>
@@ -15892,9 +17721,9 @@
       </w:tcPr>
     </w:tblStylePr>
   </w:style>
-  <w:style w:type="table" w:styleId="DarkList-Accent4">
+  <w:style w:type="table" w:styleId="-42">
     <w:name w:val="Dark List Accent 4"/>
-    <w:basedOn w:val="TableNormal"/>
+    <w:basedOn w:val="a3"/>
     <w:uiPriority w:val="70"/>
     <w:rsid w:val="00CB0664"/>
     <w:pPr>
@@ -15999,9 +17828,9 @@
       </w:tcPr>
     </w:tblStylePr>
   </w:style>
-  <w:style w:type="table" w:styleId="DarkList-Accent5">
+  <w:style w:type="table" w:styleId="-52">
     <w:name w:val="Dark List Accent 5"/>
-    <w:basedOn w:val="TableNormal"/>
+    <w:basedOn w:val="a3"/>
     <w:uiPriority w:val="70"/>
     <w:rsid w:val="00CB0664"/>
     <w:pPr>
@@ -16106,9 +17935,9 @@
       </w:tcPr>
     </w:tblStylePr>
   </w:style>
-  <w:style w:type="table" w:styleId="DarkList-Accent6">
+  <w:style w:type="table" w:styleId="-62">
     <w:name w:val="Dark List Accent 6"/>
-    <w:basedOn w:val="TableNormal"/>
+    <w:basedOn w:val="a3"/>
     <w:uiPriority w:val="70"/>
     <w:rsid w:val="00CB0664"/>
     <w:pPr>
@@ -16213,9 +18042,9 @@
       </w:tcPr>
     </w:tblStylePr>
   </w:style>
-  <w:style w:type="table" w:styleId="ColorfulShading">
+  <w:style w:type="table" w:styleId="aff7">
     <w:name w:val="Colorful Shading"/>
-    <w:basedOn w:val="TableNormal"/>
+    <w:basedOn w:val="a3"/>
     <w:uiPriority w:val="71"/>
     <w:rsid w:val="00CB0664"/>
     <w:pPr>
@@ -16328,9 +18157,9 @@
       </w:rPr>
     </w:tblStylePr>
   </w:style>
-  <w:style w:type="table" w:styleId="ColorfulShading-Accent1">
+  <w:style w:type="table" w:styleId="-13">
     <w:name w:val="Colorful Shading Accent 1"/>
-    <w:basedOn w:val="TableNormal"/>
+    <w:basedOn w:val="a3"/>
     <w:uiPriority w:val="71"/>
     <w:rsid w:val="00CB0664"/>
     <w:pPr>
@@ -16443,9 +18272,9 @@
       </w:rPr>
     </w:tblStylePr>
   </w:style>
-  <w:style w:type="table" w:styleId="ColorfulShading-Accent2">
+  <w:style w:type="table" w:styleId="-23">
     <w:name w:val="Colorful Shading Accent 2"/>
-    <w:basedOn w:val="TableNormal"/>
+    <w:basedOn w:val="a3"/>
     <w:uiPriority w:val="71"/>
     <w:rsid w:val="00CB0664"/>
     <w:pPr>
@@ -16558,9 +18387,9 @@
       </w:rPr>
     </w:tblStylePr>
   </w:style>
-  <w:style w:type="table" w:styleId="ColorfulShading-Accent3">
+  <w:style w:type="table" w:styleId="-33">
     <w:name w:val="Colorful Shading Accent 3"/>
-    <w:basedOn w:val="TableNormal"/>
+    <w:basedOn w:val="a3"/>
     <w:uiPriority w:val="71"/>
     <w:rsid w:val="00CB0664"/>
     <w:pPr>
@@ -16663,9 +18492,9 @@
       </w:tcPr>
     </w:tblStylePr>
   </w:style>
-  <w:style w:type="table" w:styleId="ColorfulShading-Accent4">
+  <w:style w:type="table" w:styleId="-43">
     <w:name w:val="Colorful Shading Accent 4"/>
-    <w:basedOn w:val="TableNormal"/>
+    <w:basedOn w:val="a3"/>
     <w:uiPriority w:val="71"/>
     <w:rsid w:val="00CB0664"/>
     <w:pPr>
@@ -16778,9 +18607,9 @@
       </w:rPr>
     </w:tblStylePr>
   </w:style>
-  <w:style w:type="table" w:styleId="ColorfulShading-Accent5">
+  <w:style w:type="table" w:styleId="-53">
     <w:name w:val="Colorful Shading Accent 5"/>
-    <w:basedOn w:val="TableNormal"/>
+    <w:basedOn w:val="a3"/>
     <w:uiPriority w:val="71"/>
     <w:rsid w:val="00CB0664"/>
     <w:pPr>
@@ -16893,9 +18722,9 @@
       </w:rPr>
     </w:tblStylePr>
   </w:style>
-  <w:style w:type="table" w:styleId="ColorfulShading-Accent6">
+  <w:style w:type="table" w:styleId="-63">
     <w:name w:val="Colorful Shading Accent 6"/>
-    <w:basedOn w:val="TableNormal"/>
+    <w:basedOn w:val="a3"/>
     <w:uiPriority w:val="71"/>
     <w:rsid w:val="00CB0664"/>
     <w:pPr>
@@ -17008,9 +18837,9 @@
       </w:rPr>
     </w:tblStylePr>
   </w:style>
-  <w:style w:type="table" w:styleId="ColorfulList">
+  <w:style w:type="table" w:styleId="aff8">
     <w:name w:val="Colorful List"/>
-    <w:basedOn w:val="TableNormal"/>
+    <w:basedOn w:val="a3"/>
     <w:uiPriority w:val="72"/>
     <w:rsid w:val="00CB0664"/>
     <w:pPr>
@@ -17087,9 +18916,9 @@
       </w:tcPr>
     </w:tblStylePr>
   </w:style>
-  <w:style w:type="table" w:styleId="ColorfulList-Accent1">
+  <w:style w:type="table" w:styleId="-14">
     <w:name w:val="Colorful List Accent 1"/>
-    <w:basedOn w:val="TableNormal"/>
+    <w:basedOn w:val="a3"/>
     <w:uiPriority w:val="72"/>
     <w:rsid w:val="00CB0664"/>
     <w:pPr>
@@ -17166,9 +18995,9 @@
       </w:tcPr>
     </w:tblStylePr>
   </w:style>
-  <w:style w:type="table" w:styleId="ColorfulList-Accent2">
+  <w:style w:type="table" w:styleId="-24">
     <w:name w:val="Colorful List Accent 2"/>
-    <w:basedOn w:val="TableNormal"/>
+    <w:basedOn w:val="a3"/>
     <w:uiPriority w:val="72"/>
     <w:rsid w:val="00CB0664"/>
     <w:pPr>
@@ -17245,9 +19074,9 @@
       </w:tcPr>
     </w:tblStylePr>
   </w:style>
-  <w:style w:type="table" w:styleId="ColorfulList-Accent3">
+  <w:style w:type="table" w:styleId="-34">
     <w:name w:val="Colorful List Accent 3"/>
-    <w:basedOn w:val="TableNormal"/>
+    <w:basedOn w:val="a3"/>
     <w:uiPriority w:val="72"/>
     <w:rsid w:val="00CB0664"/>
     <w:pPr>
@@ -17324,9 +19153,9 @@
       </w:tcPr>
     </w:tblStylePr>
   </w:style>
-  <w:style w:type="table" w:styleId="ColorfulList-Accent4">
+  <w:style w:type="table" w:styleId="-44">
     <w:name w:val="Colorful List Accent 4"/>
-    <w:basedOn w:val="TableNormal"/>
+    <w:basedOn w:val="a3"/>
     <w:uiPriority w:val="72"/>
     <w:rsid w:val="00CB0664"/>
     <w:pPr>
@@ -17403,9 +19232,9 @@
       </w:tcPr>
     </w:tblStylePr>
   </w:style>
-  <w:style w:type="table" w:styleId="ColorfulList-Accent5">
+  <w:style w:type="table" w:styleId="-54">
     <w:name w:val="Colorful List Accent 5"/>
-    <w:basedOn w:val="TableNormal"/>
+    <w:basedOn w:val="a3"/>
     <w:uiPriority w:val="72"/>
     <w:rsid w:val="00CB0664"/>
     <w:pPr>
@@ -17482,9 +19311,9 @@
       </w:tcPr>
     </w:tblStylePr>
   </w:style>
-  <w:style w:type="table" w:styleId="ColorfulList-Accent6">
+  <w:style w:type="table" w:styleId="-64">
     <w:name w:val="Colorful List Accent 6"/>
-    <w:basedOn w:val="TableNormal"/>
+    <w:basedOn w:val="a3"/>
     <w:uiPriority w:val="72"/>
     <w:rsid w:val="00CB0664"/>
     <w:pPr>
@@ -17561,9 +19390,9 @@
       </w:tcPr>
     </w:tblStylePr>
   </w:style>
-  <w:style w:type="table" w:styleId="ColorfulGrid">
+  <w:style w:type="table" w:styleId="aff9">
     <w:name w:val="Colorful Grid"/>
-    <w:basedOn w:val="TableNormal"/>
+    <w:basedOn w:val="a3"/>
     <w:uiPriority w:val="73"/>
     <w:rsid w:val="00CB0664"/>
     <w:pPr>
@@ -17634,9 +19463,9 @@
       </w:tcPr>
     </w:tblStylePr>
   </w:style>
-  <w:style w:type="table" w:styleId="ColorfulGrid-Accent1">
+  <w:style w:type="table" w:styleId="-15">
     <w:name w:val="Colorful Grid Accent 1"/>
-    <w:basedOn w:val="TableNormal"/>
+    <w:basedOn w:val="a3"/>
     <w:uiPriority w:val="73"/>
     <w:rsid w:val="00CB0664"/>
     <w:pPr>
@@ -17707,9 +19536,9 @@
       </w:tcPr>
     </w:tblStylePr>
   </w:style>
-  <w:style w:type="table" w:styleId="ColorfulGrid-Accent2">
+  <w:style w:type="table" w:styleId="-25">
     <w:name w:val="Colorful Grid Accent 2"/>
-    <w:basedOn w:val="TableNormal"/>
+    <w:basedOn w:val="a3"/>
     <w:uiPriority w:val="73"/>
     <w:rsid w:val="00CB0664"/>
     <w:pPr>
@@ -17780,9 +19609,9 @@
       </w:tcPr>
     </w:tblStylePr>
   </w:style>
-  <w:style w:type="table" w:styleId="ColorfulGrid-Accent3">
+  <w:style w:type="table" w:styleId="-35">
     <w:name w:val="Colorful Grid Accent 3"/>
-    <w:basedOn w:val="TableNormal"/>
+    <w:basedOn w:val="a3"/>
     <w:uiPriority w:val="73"/>
     <w:rsid w:val="00CB0664"/>
     <w:pPr>
@@ -17853,9 +19682,9 @@
       </w:tcPr>
     </w:tblStylePr>
   </w:style>
-  <w:style w:type="table" w:styleId="ColorfulGrid-Accent4">
+  <w:style w:type="table" w:styleId="-45">
     <w:name w:val="Colorful Grid Accent 4"/>
-    <w:basedOn w:val="TableNormal"/>
+    <w:basedOn w:val="a3"/>
     <w:uiPriority w:val="73"/>
     <w:rsid w:val="00CB0664"/>
     <w:pPr>
@@ -17926,9 +19755,9 @@
       </w:tcPr>
     </w:tblStylePr>
   </w:style>
-  <w:style w:type="table" w:styleId="ColorfulGrid-Accent5">
+  <w:style w:type="table" w:styleId="-55">
     <w:name w:val="Colorful Grid Accent 5"/>
-    <w:basedOn w:val="TableNormal"/>
+    <w:basedOn w:val="a3"/>
     <w:uiPriority w:val="73"/>
     <w:rsid w:val="00CB0664"/>
     <w:pPr>
@@ -17999,9 +19828,9 @@
       </w:tcPr>
     </w:tblStylePr>
   </w:style>
-  <w:style w:type="table" w:styleId="ColorfulGrid-Accent6">
+  <w:style w:type="table" w:styleId="-65">
     <w:name w:val="Colorful Grid Accent 6"/>
-    <w:basedOn w:val="TableNormal"/>
+    <w:basedOn w:val="a3"/>
     <w:uiPriority w:val="73"/>
     <w:rsid w:val="00CB0664"/>
     <w:pPr>

--- a/Shopizer_Test_Report.docx
+++ b/Shopizer_Test_Report.docx
@@ -4,7 +4,7 @@
   <w:body>
     <w:p>
       <w:pPr>
-        <w:pStyle w:val="aa"/>
+        <w:pStyle w:val="Title"/>
         <w:jc w:val="center"/>
       </w:pPr>
       <w:proofErr w:type="spellStart"/>
@@ -39,7 +39,7 @@
     <w:p/>
     <w:p>
       <w:pPr>
-        <w:pStyle w:val="1"/>
+        <w:pStyle w:val="Heading1"/>
       </w:pPr>
       <w:r>
         <w:t>Table of Contents</w:t>
@@ -47,7 +47,7 @@
     </w:p>
     <w:p>
       <w:pPr>
-        <w:pStyle w:val="a0"/>
+        <w:pStyle w:val="ListBullet"/>
       </w:pPr>
       <w:r>
         <w:t>1. Introduction</w:t>
@@ -55,7 +55,7 @@
     </w:p>
     <w:p>
       <w:pPr>
-        <w:pStyle w:val="a0"/>
+        <w:pStyle w:val="ListBullet"/>
       </w:pPr>
       <w:r>
         <w:t>2. Project Overview</w:t>
@@ -63,7 +63,7 @@
     </w:p>
     <w:p>
       <w:pPr>
-        <w:pStyle w:val="a0"/>
+        <w:pStyle w:val="ListBullet"/>
       </w:pPr>
       <w:r>
         <w:t>3. Build and Deployment</w:t>
@@ -71,7 +71,7 @@
     </w:p>
     <w:p>
       <w:pPr>
-        <w:pStyle w:val="a0"/>
+        <w:pStyle w:val="ListBullet"/>
       </w:pPr>
       <w:r>
         <w:t>4. Existing Test Framework</w:t>
@@ -79,7 +79,7 @@
     </w:p>
     <w:p>
       <w:pPr>
-        <w:pStyle w:val="a0"/>
+        <w:pStyle w:val="ListBullet"/>
       </w:pPr>
       <w:r>
         <w:t>5. Systematic Functional Testing &amp; Partition Testing</w:t>
@@ -87,7 +87,7 @@
     </w:p>
     <w:p>
       <w:pPr>
-        <w:pStyle w:val="a0"/>
+        <w:pStyle w:val="ListBullet"/>
       </w:pPr>
       <w:r>
         <w:t>6. Product Service: Partition-Based Test Design</w:t>
@@ -95,7 +95,7 @@
     </w:p>
     <w:p>
       <w:pPr>
-        <w:pStyle w:val="a0"/>
+        <w:pStyle w:val="ListBullet"/>
       </w:pPr>
       <w:r>
         <w:t>7. Test Implementation and Results</w:t>
@@ -103,7 +103,7 @@
     </w:p>
     <w:p>
       <w:pPr>
-        <w:pStyle w:val="a0"/>
+        <w:pStyle w:val="ListBullet"/>
       </w:pPr>
       <w:r>
         <w:t>8. Conclusion</w:t>
@@ -116,7 +116,7 @@
     </w:p>
     <w:p>
       <w:pPr>
-        <w:pStyle w:val="1"/>
+        <w:pStyle w:val="Heading1"/>
       </w:pPr>
       <w:r>
         <w:lastRenderedPageBreak/>
@@ -141,20 +141,12 @@
       </w:r>
       <w:proofErr w:type="spellEnd"/>
       <w:r>
-        <w:t xml:space="preserve"> codebase, focusing on its existing testing infrastructure and the development of systematic partition-based test cases. The analysis includes project metrics, </w:t>
-      </w:r>
-      <w:proofErr w:type="gramStart"/>
-      <w:r>
-        <w:t>build</w:t>
-      </w:r>
-      <w:proofErr w:type="gramEnd"/>
-      <w:r>
-        <w:t xml:space="preserve"> procedures, existing test frameworks, and the design and implementation of new test cases using partition testing methodology.</w:t>
+        <w:t xml:space="preserve"> codebase, focusing on its existing testing infrastructure and the development of systematic partition-based test cases. The analysis includes project metrics, build procedures, existing test frameworks, and the design and implementation of new test cases using partition testing methodology.</w:t>
       </w:r>
     </w:p>
     <w:p>
       <w:pPr>
-        <w:pStyle w:val="1"/>
+        <w:pStyle w:val="Heading1"/>
       </w:pPr>
       <w:r>
         <w:t>2. Project Overview</w:t>
@@ -162,7 +154,7 @@
     </w:p>
     <w:p>
       <w:pPr>
-        <w:pStyle w:val="21"/>
+        <w:pStyle w:val="Heading2"/>
       </w:pPr>
       <w:r>
         <w:t>2.1 Project Description</w:t>
@@ -183,7 +175,7 @@
     </w:p>
     <w:p>
       <w:pPr>
-        <w:pStyle w:val="21"/>
+        <w:pStyle w:val="Heading2"/>
       </w:pPr>
       <w:r>
         <w:t>2.2 Key Features</w:t>
@@ -191,7 +183,7 @@
     </w:p>
     <w:p>
       <w:pPr>
-        <w:pStyle w:val="a0"/>
+        <w:pStyle w:val="ListBullet"/>
       </w:pPr>
       <w:r>
         <w:t>Headless REST API architecture</w:t>
@@ -199,7 +191,7 @@
     </w:p>
     <w:p>
       <w:pPr>
-        <w:pStyle w:val="a0"/>
+        <w:pStyle w:val="ListBullet"/>
       </w:pPr>
       <w:r>
         <w:t>Multi-merchant support</w:t>
@@ -207,7 +199,7 @@
     </w:p>
     <w:p>
       <w:pPr>
-        <w:pStyle w:val="a0"/>
+        <w:pStyle w:val="ListBullet"/>
       </w:pPr>
       <w:r>
         <w:t>Product catalog with categories and attributes</w:t>
@@ -215,7 +207,7 @@
     </w:p>
     <w:p>
       <w:pPr>
-        <w:pStyle w:val="a0"/>
+        <w:pStyle w:val="ListBullet"/>
       </w:pPr>
       <w:r>
         <w:t>Shopping cart and checkout management</w:t>
@@ -223,7 +215,7 @@
     </w:p>
     <w:p>
       <w:pPr>
-        <w:pStyle w:val="a0"/>
+        <w:pStyle w:val="ListBullet"/>
       </w:pPr>
       <w:r>
         <w:t>Order processing and tracking</w:t>
@@ -231,7 +223,7 @@
     </w:p>
     <w:p>
       <w:pPr>
-        <w:pStyle w:val="a0"/>
+        <w:pStyle w:val="ListBullet"/>
       </w:pPr>
       <w:r>
         <w:t>Customer account management</w:t>
@@ -239,7 +231,7 @@
     </w:p>
     <w:p>
       <w:pPr>
-        <w:pStyle w:val="a0"/>
+        <w:pStyle w:val="ListBullet"/>
       </w:pPr>
       <w:r>
         <w:t>Payment gateway integration</w:t>
@@ -247,7 +239,7 @@
     </w:p>
     <w:p>
       <w:pPr>
-        <w:pStyle w:val="a0"/>
+        <w:pStyle w:val="ListBullet"/>
       </w:pPr>
       <w:r>
         <w:t>Search and filtering capabilities</w:t>
@@ -255,7 +247,7 @@
     </w:p>
     <w:p>
       <w:pPr>
-        <w:pStyle w:val="a0"/>
+        <w:pStyle w:val="ListBullet"/>
       </w:pPr>
       <w:r>
         <w:t>Content management system</w:t>
@@ -263,7 +255,7 @@
     </w:p>
     <w:p>
       <w:pPr>
-        <w:pStyle w:val="21"/>
+        <w:pStyle w:val="Heading2"/>
       </w:pPr>
       <w:r>
         <w:t>2.3 Technology Stack</w:t>
@@ -271,7 +263,7 @@
     </w:p>
     <w:tbl>
       <w:tblPr>
-        <w:tblStyle w:val="-11"/>
+        <w:tblStyle w:val="LightGrid-Accent1"/>
         <w:tblW w:w="0" w:type="auto"/>
         <w:tblLook w:val="04A0" w:firstRow="1" w:lastRow="0" w:firstColumn="1" w:lastColumn="0" w:noHBand="0" w:noVBand="1"/>
       </w:tblPr>
@@ -550,7 +542,7 @@
     </w:tbl>
     <w:p>
       <w:pPr>
-        <w:pStyle w:val="21"/>
+        <w:pStyle w:val="Heading2"/>
       </w:pPr>
       <w:r>
         <w:lastRenderedPageBreak/>
@@ -654,7 +646,7 @@
     </w:p>
     <w:p>
       <w:pPr>
-        <w:pStyle w:val="1"/>
+        <w:pStyle w:val="Heading1"/>
       </w:pPr>
       <w:r>
         <w:lastRenderedPageBreak/>
@@ -663,7 +655,7 @@
     </w:p>
     <w:p>
       <w:pPr>
-        <w:pStyle w:val="21"/>
+        <w:pStyle w:val="Heading2"/>
       </w:pPr>
       <w:r>
         <w:t>3.1 Prerequisites</w:t>
@@ -671,7 +663,7 @@
     </w:p>
     <w:p>
       <w:pPr>
-        <w:pStyle w:val="a0"/>
+        <w:pStyle w:val="ListBullet"/>
       </w:pPr>
       <w:r>
         <w:t>Java Development Kit (JDK) 11 or 17</w:t>
@@ -679,7 +671,7 @@
     </w:p>
     <w:p>
       <w:pPr>
-        <w:pStyle w:val="a0"/>
+        <w:pStyle w:val="ListBullet"/>
       </w:pPr>
       <w:r>
         <w:t>Maven 3.6 or higher</w:t>
@@ -687,7 +679,7 @@
     </w:p>
     <w:p>
       <w:pPr>
-        <w:pStyle w:val="a0"/>
+        <w:pStyle w:val="ListBullet"/>
       </w:pPr>
       <w:r>
         <w:t>Git</w:t>
@@ -695,7 +687,7 @@
     </w:p>
     <w:p>
       <w:pPr>
-        <w:pStyle w:val="a0"/>
+        <w:pStyle w:val="ListBullet"/>
       </w:pPr>
       <w:r>
         <w:t>Docker (optional, for containerized deployment)</w:t>
@@ -703,7 +695,7 @@
     </w:p>
     <w:p>
       <w:pPr>
-        <w:pStyle w:val="a0"/>
+        <w:pStyle w:val="ListBullet"/>
       </w:pPr>
       <w:r>
         <w:t>PostgreSQL or MySQL (optional, for production database)</w:t>
@@ -711,7 +703,7 @@
     </w:p>
     <w:p>
       <w:pPr>
-        <w:pStyle w:val="21"/>
+        <w:pStyle w:val="Heading2"/>
       </w:pPr>
       <w:r>
         <w:t>3.2 Build Process</w:t>
@@ -850,7 +842,7 @@
     </w:p>
     <w:p>
       <w:pPr>
-        <w:pStyle w:val="21"/>
+        <w:pStyle w:val="Heading2"/>
       </w:pPr>
       <w:r>
         <w:t>3.3 Docker Deployment</w:t>
@@ -863,7 +855,7 @@
     </w:p>
     <w:p>
       <w:pPr>
-        <w:pStyle w:val="a0"/>
+        <w:pStyle w:val="ListBullet"/>
       </w:pPr>
       <w:r>
         <w:t>PostgreSQL database container (port 5432)</w:t>
@@ -871,7 +863,7 @@
     </w:p>
     <w:p>
       <w:pPr>
-        <w:pStyle w:val="a0"/>
+        <w:pStyle w:val="ListBullet"/>
       </w:pPr>
       <w:proofErr w:type="spellStart"/>
       <w:r>
@@ -884,7 +876,7 @@
     </w:p>
     <w:p>
       <w:pPr>
-        <w:pStyle w:val="a0"/>
+        <w:pStyle w:val="ListBullet"/>
       </w:pPr>
       <w:proofErr w:type="spellStart"/>
       <w:r>
@@ -897,7 +889,7 @@
     </w:p>
     <w:p>
       <w:pPr>
-        <w:pStyle w:val="a0"/>
+        <w:pStyle w:val="ListBullet"/>
       </w:pPr>
       <w:proofErr w:type="spellStart"/>
       <w:r>
@@ -932,7 +924,7 @@
     </w:p>
     <w:p>
       <w:pPr>
-        <w:pStyle w:val="1"/>
+        <w:pStyle w:val="Heading1"/>
       </w:pPr>
       <w:r>
         <w:lastRenderedPageBreak/>
@@ -941,7 +933,7 @@
     </w:p>
     <w:p>
       <w:pPr>
-        <w:pStyle w:val="21"/>
+        <w:pStyle w:val="Heading2"/>
       </w:pPr>
       <w:r>
         <w:t>4.1 Testing Infrastructure</w:t>
@@ -962,7 +954,7 @@
     </w:p>
     <w:p>
       <w:pPr>
-        <w:pStyle w:val="21"/>
+        <w:pStyle w:val="Heading2"/>
       </w:pPr>
       <w:r>
         <w:t>4.2 Test Organization</w:t>
@@ -971,7 +963,7 @@
     <w:p>
       <w:pPr>
         <w:rPr>
-          <w:rFonts w:eastAsia="新細明體"/>
+          <w:rFonts w:eastAsia="PMingLiU"/>
           <w:lang w:eastAsia="zh-TW"/>
         </w:rPr>
       </w:pPr>
@@ -1007,7 +999,7 @@
     </w:p>
     <w:p>
       <w:pPr>
-        <w:pStyle w:val="a0"/>
+        <w:pStyle w:val="ListBullet"/>
       </w:pPr>
       <w:r>
         <w:t>ProductTest.java - Tests for product catalog operations</w:t>
@@ -1015,7 +1007,7 @@
     </w:p>
     <w:p>
       <w:pPr>
-        <w:pStyle w:val="a0"/>
+        <w:pStyle w:val="ListBullet"/>
       </w:pPr>
       <w:r>
         <w:t>CategoryTest.java - Tests for category management</w:t>
@@ -1023,7 +1015,7 @@
     </w:p>
     <w:p>
       <w:pPr>
-        <w:pStyle w:val="a0"/>
+        <w:pStyle w:val="ListBullet"/>
       </w:pPr>
       <w:r>
         <w:t>OrderTest.java - Tests for order processing</w:t>
@@ -1031,7 +1023,7 @@
     </w:p>
     <w:p>
       <w:pPr>
-        <w:pStyle w:val="a0"/>
+        <w:pStyle w:val="ListBullet"/>
       </w:pPr>
       <w:r>
         <w:t>CustomerTest.java - Tests for customer operations</w:t>
@@ -1039,7 +1031,7 @@
     </w:p>
     <w:p>
       <w:pPr>
-        <w:pStyle w:val="a0"/>
+        <w:pStyle w:val="ListBullet"/>
       </w:pPr>
       <w:r>
         <w:t>ShoppingCartTest.java - Tests for shopping cart functionality</w:t>
@@ -1047,7 +1039,7 @@
     </w:p>
     <w:p>
       <w:pPr>
-        <w:pStyle w:val="a0"/>
+        <w:pStyle w:val="ListBullet"/>
       </w:pPr>
       <w:r>
         <w:t>ShippingMethodDecisionTest.java - Tests for shipping calculations</w:t>
@@ -1055,7 +1047,7 @@
     </w:p>
     <w:p>
       <w:pPr>
-        <w:pStyle w:val="a0"/>
+        <w:pStyle w:val="ListBullet"/>
       </w:pPr>
       <w:r>
         <w:t>PaymentTest.java - Tests for payment processing</w:t>
@@ -1063,7 +1055,7 @@
     </w:p>
     <w:p>
       <w:pPr>
-        <w:pStyle w:val="a0"/>
+        <w:pStyle w:val="ListBullet"/>
       </w:pPr>
       <w:r>
         <w:t>ContentFolderTest.java - Tests for content management</w:t>
@@ -1071,7 +1063,7 @@
     </w:p>
     <w:p>
       <w:pPr>
-        <w:pStyle w:val="21"/>
+        <w:pStyle w:val="Heading2"/>
       </w:pPr>
       <w:r>
         <w:t>4.3 Base Test Class</w:t>
@@ -1092,7 +1084,7 @@
     </w:p>
     <w:p>
       <w:pPr>
-        <w:pStyle w:val="a0"/>
+        <w:pStyle w:val="ListBullet"/>
       </w:pPr>
       <w:r>
         <w:t>Spring application context initialization</w:t>
@@ -1100,7 +1092,7 @@
     </w:p>
     <w:p>
       <w:pPr>
-        <w:pStyle w:val="a0"/>
+        <w:pStyle w:val="ListBullet"/>
       </w:pPr>
       <w:r>
         <w:t>Transaction management and rollback</w:t>
@@ -1108,7 +1100,7 @@
     </w:p>
     <w:p>
       <w:pPr>
-        <w:pStyle w:val="a0"/>
+        <w:pStyle w:val="ListBullet"/>
       </w:pPr>
       <w:r>
         <w:t>Access to service beans (</w:t>
@@ -1132,7 +1124,7 @@
     </w:p>
     <w:p>
       <w:pPr>
-        <w:pStyle w:val="a0"/>
+        <w:pStyle w:val="ListBullet"/>
       </w:pPr>
       <w:r>
         <w:t>Database initialization and cleanup</w:t>
@@ -1140,7 +1132,7 @@
     </w:p>
     <w:p>
       <w:pPr>
-        <w:pStyle w:val="21"/>
+        <w:pStyle w:val="Heading2"/>
       </w:pPr>
       <w:r>
         <w:t>4.4 How to Run Tests</w:t>
@@ -1149,7 +1141,7 @@
     <w:p>
       <w:pPr>
         <w:rPr>
-          <w:rFonts w:eastAsia="新細明體"/>
+          <w:rFonts w:eastAsia="PMingLiU"/>
           <w:lang w:eastAsia="zh-TW"/>
         </w:rPr>
       </w:pPr>
@@ -1283,7 +1275,7 @@
     </w:p>
     <w:p>
       <w:pPr>
-        <w:pStyle w:val="1"/>
+        <w:pStyle w:val="Heading1"/>
       </w:pPr>
       <w:r>
         <w:lastRenderedPageBreak/>
@@ -1292,7 +1284,7 @@
     </w:p>
     <w:p>
       <w:pPr>
-        <w:pStyle w:val="21"/>
+        <w:pStyle w:val="Heading2"/>
       </w:pPr>
       <w:r>
         <w:t>5.1 Motivation for Systematic Testing</w:t>
@@ -1305,7 +1297,7 @@
     </w:p>
     <w:p>
       <w:pPr>
-        <w:pStyle w:val="a0"/>
+        <w:pStyle w:val="ListBullet"/>
       </w:pPr>
       <w:r>
         <w:t>Input Space: E-commerce systems accept diverse inputs with varying characteristics, making exhaustive testing infeasible.</w:t>
@@ -1313,7 +1305,7 @@
     </w:p>
     <w:p>
       <w:pPr>
-        <w:pStyle w:val="a0"/>
+        <w:pStyle w:val="ListBullet"/>
       </w:pPr>
       <w:r>
         <w:t>Business Logic Complexity: Multiple interdependent operations (catalog, cart, orders) create complex interactions requiring focused testing.</w:t>
@@ -1321,7 +1313,7 @@
     </w:p>
     <w:p>
       <w:pPr>
-        <w:pStyle w:val="a0"/>
+        <w:pStyle w:val="ListBullet"/>
       </w:pPr>
       <w:r>
         <w:t>Error Handling: Systems must gracefully handle invalid inputs, edge cases, and resource constraints.</w:t>
@@ -1329,7 +1321,7 @@
     </w:p>
     <w:p>
       <w:pPr>
-        <w:pStyle w:val="a0"/>
+        <w:pStyle w:val="ListBullet"/>
       </w:pPr>
       <w:r>
         <w:t>Regression Prevention: Test suites must detect unintended changes to existing functionality.</w:t>
@@ -1337,7 +1329,7 @@
     </w:p>
     <w:p>
       <w:pPr>
-        <w:pStyle w:val="21"/>
+        <w:pStyle w:val="Heading2"/>
       </w:pPr>
       <w:r>
         <w:t>5.2 Partition Testing Methodology</w:t>
@@ -1350,7 +1342,7 @@
     </w:p>
     <w:p>
       <w:pPr>
-        <w:pStyle w:val="a0"/>
+        <w:pStyle w:val="ListBullet"/>
       </w:pPr>
       <w:r>
         <w:t>Reduces test cases: Instead of testing all possible inputs, representative values from each partition are tested.</w:t>
@@ -1358,20 +1350,15 @@
     </w:p>
     <w:p>
       <w:pPr>
-        <w:pStyle w:val="a0"/>
-      </w:pPr>
-      <w:proofErr w:type="gramStart"/>
-      <w:r>
-        <w:t>Improves</w:t>
-      </w:r>
-      <w:proofErr w:type="gramEnd"/>
-      <w:r>
-        <w:t xml:space="preserve"> coverage: Systematic partitioning ensures all meaningful input combinations are addressed.</w:t>
+        <w:pStyle w:val="ListBullet"/>
+      </w:pPr>
+      <w:r>
+        <w:t>Improves coverage: Systematic partitioning ensures all meaningful input combinations are addressed.</w:t>
       </w:r>
     </w:p>
     <w:p>
       <w:pPr>
-        <w:pStyle w:val="a0"/>
+        <w:pStyle w:val="ListBullet"/>
       </w:pPr>
       <w:r>
         <w:t>Identifies boundaries: Boundary value analysis within partitions reveals edge cases and off-by-one errors.</w:t>
@@ -1379,7 +1366,7 @@
     </w:p>
     <w:p>
       <w:pPr>
-        <w:pStyle w:val="a0"/>
+        <w:pStyle w:val="ListBullet"/>
       </w:pPr>
       <w:r>
         <w:t>Enhances maintainability: Clear partitioning makes test rationale transparent and test suites easier to maintain.</w:t>
@@ -1392,7 +1379,7 @@
     </w:p>
     <w:p>
       <w:pPr>
-        <w:pStyle w:val="1"/>
+        <w:pStyle w:val="Heading1"/>
       </w:pPr>
       <w:r>
         <w:lastRenderedPageBreak/>
@@ -1401,7 +1388,7 @@
     </w:p>
     <w:p>
       <w:pPr>
-        <w:pStyle w:val="21"/>
+        <w:pStyle w:val="Heading2"/>
       </w:pPr>
       <w:r>
         <w:t>6.1 Selected Feature: Product Creation and Validation</w:t>
@@ -1411,13 +1398,8 @@
       <w:pPr>
         <w:spacing w:before="240" w:after="240"/>
       </w:pPr>
-      <w:proofErr w:type="gramStart"/>
-      <w:r>
-        <w:t>The Product</w:t>
-      </w:r>
-      <w:proofErr w:type="gramEnd"/>
-      <w:r>
-        <w:t xml:space="preserve"> Service is a critical component of the </w:t>
+      <w:r>
+        <w:t xml:space="preserve">The Product Service is a critical component of the </w:t>
       </w:r>
       <w:proofErr w:type="spellStart"/>
       <w:r>
@@ -1438,7 +1420,7 @@
     </w:p>
     <w:p>
       <w:pPr>
-        <w:pStyle w:val="21"/>
+        <w:pStyle w:val="Heading2"/>
       </w:pPr>
       <w:r>
         <w:t>6.2 Partitioning Scheme: Product Price Validation</w:t>
@@ -1454,7 +1436,7 @@
     </w:p>
     <w:p>
       <w:pPr>
-        <w:pStyle w:val="21"/>
+        <w:pStyle w:val="Heading2"/>
       </w:pPr>
       <w:r>
         <w:t>6.3 Partition Definition</w:t>
@@ -1462,7 +1444,7 @@
     </w:p>
     <w:tbl>
       <w:tblPr>
-        <w:tblStyle w:val="-11"/>
+        <w:tblStyle w:val="LightGrid-Accent1"/>
         <w:tblW w:w="0" w:type="auto"/>
         <w:tblLook w:val="04A0" w:firstRow="1" w:lastRow="0" w:firstColumn="1" w:lastColumn="0" w:noHBand="0" w:noVBand="1"/>
       </w:tblPr>
@@ -1961,22 +1943,22 @@
     </w:tbl>
     <w:p>
       <w:pPr>
-        <w:pStyle w:val="21"/>
+        <w:pStyle w:val="Heading2"/>
         <w:rPr>
-          <w:rFonts w:eastAsia="新細明體" w:hint="eastAsia"/>
+          <w:rFonts w:eastAsia="PMingLiU"/>
           <w:lang w:eastAsia="zh-TW"/>
         </w:rPr>
       </w:pPr>
       <w:r>
         <w:rPr>
-          <w:rFonts w:eastAsia="新細明體"/>
+          <w:rFonts w:eastAsia="PMingLiU"/>
           <w:lang w:eastAsia="zh-TW"/>
         </w:rPr>
         <w:t>Shopping Cart Quantity</w:t>
       </w:r>
       <w:r>
         <w:rPr>
-          <w:rFonts w:eastAsia="新細明體" w:hint="eastAsia"/>
+          <w:rFonts w:eastAsia="PMingLiU" w:hint="eastAsia"/>
           <w:lang w:eastAsia="zh-TW"/>
         </w:rPr>
         <w:t xml:space="preserve"> </w:t>
@@ -1987,7 +1969,7 @@
     </w:p>
     <w:tbl>
       <w:tblPr>
-        <w:tblStyle w:val="-11"/>
+        <w:tblStyle w:val="LightGrid-Accent1"/>
         <w:tblW w:w="0" w:type="auto"/>
         <w:tblLook w:val="04A0" w:firstRow="1" w:lastRow="0" w:firstColumn="1" w:lastColumn="0" w:noHBand="0" w:noVBand="1"/>
       </w:tblPr>
@@ -2504,9 +2486,9 @@
     </w:tbl>
     <w:p>
       <w:pPr>
-        <w:pStyle w:val="21"/>
+        <w:pStyle w:val="Heading2"/>
         <w:rPr>
-          <w:rFonts w:eastAsia="新細明體" w:hint="eastAsia"/>
+          <w:rFonts w:eastAsia="PMingLiU"/>
           <w:lang w:eastAsia="zh-TW"/>
         </w:rPr>
       </w:pPr>
@@ -2517,7 +2499,7 @@
     </w:p>
     <w:tbl>
       <w:tblPr>
-        <w:tblStyle w:val="-11"/>
+        <w:tblStyle w:val="LightGrid-Accent1"/>
         <w:tblW w:w="0" w:type="auto"/>
         <w:tblLook w:val="04A0" w:firstRow="1" w:lastRow="0" w:firstColumn="1" w:lastColumn="0" w:noHBand="0" w:noVBand="1"/>
       </w:tblPr>
@@ -2827,14 +2809,14 @@
     <w:p>
       <w:pPr>
         <w:rPr>
-          <w:rFonts w:eastAsia="新細明體" w:hint="eastAsia"/>
+          <w:rFonts w:eastAsia="PMingLiU"/>
           <w:lang w:eastAsia="zh-TW"/>
         </w:rPr>
       </w:pPr>
     </w:p>
     <w:tbl>
       <w:tblPr>
-        <w:tblStyle w:val="-11"/>
+        <w:tblStyle w:val="LightGrid-Accent1"/>
         <w:tblW w:w="8755" w:type="dxa"/>
         <w:tblLook w:val="04A0" w:firstRow="1" w:lastRow="0" w:firstColumn="1" w:lastColumn="0" w:noHBand="0" w:noVBand="1"/>
       </w:tblPr>
@@ -3169,7 +3151,7 @@
     <w:p>
       <w:pPr>
         <w:rPr>
-          <w:rFonts w:eastAsia="新細明體" w:hint="eastAsia"/>
+          <w:rFonts w:eastAsia="PMingLiU"/>
           <w:lang w:eastAsia="zh-TW"/>
         </w:rPr>
       </w:pPr>
@@ -3179,7 +3161,7 @@
     </w:p>
     <w:p>
       <w:pPr>
-        <w:pStyle w:val="1"/>
+        <w:pStyle w:val="Heading1"/>
       </w:pPr>
       <w:r>
         <w:lastRenderedPageBreak/>
@@ -3188,7 +3170,7 @@
     </w:p>
     <w:p>
       <w:pPr>
-        <w:pStyle w:val="21"/>
+        <w:pStyle w:val="Heading2"/>
       </w:pPr>
       <w:r>
         <w:t>7.1 New JUnit Test Cases</w:t>
@@ -3212,7 +3194,7 @@
     </w:p>
     <w:p>
       <w:pPr>
-        <w:pStyle w:val="21"/>
+        <w:pStyle w:val="Heading2"/>
       </w:pPr>
       <w:r>
         <w:t>7.2 Test Class: ProductPricePartitionTest.java</w:t>
@@ -3660,7 +3642,7 @@
     </w:p>
     <w:p>
       <w:pPr>
-        <w:pStyle w:val="21"/>
+        <w:pStyle w:val="Heading2"/>
       </w:pPr>
       <w:r>
         <w:lastRenderedPageBreak/>
@@ -3680,7 +3662,7 @@
       </w:r>
       <w:r>
         <w:rPr>
-          <w:rFonts w:eastAsia="新細明體" w:hint="eastAsia"/>
+          <w:rFonts w:eastAsia="PMingLiU" w:hint="eastAsia"/>
           <w:lang w:eastAsia="zh-TW"/>
         </w:rPr>
         <w:t>Chien</w:t>
@@ -3692,7 +3674,7 @@
     </w:p>
     <w:p>
       <w:pPr>
-        <w:pStyle w:val="31"/>
+        <w:pStyle w:val="Heading3"/>
       </w:pPr>
       <w:r>
         <w:t xml:space="preserve">7.3.1 </w:t>
@@ -3744,20 +3726,12 @@
         <w:spacing w:before="240" w:after="240"/>
       </w:pPr>
       <w:r>
-        <w:t xml:space="preserve">This </w:t>
-      </w:r>
-      <w:proofErr w:type="gramStart"/>
-      <w:r>
-        <w:t>test suite</w:t>
-      </w:r>
-      <w:proofErr w:type="gramEnd"/>
-      <w:r>
-        <w:t xml:space="preserve"> validates product price handling across 7 partitions covering valid prices, boundary values, and invalid inputs including negative prices, null values, and precision errors.</w:t>
+        <w:t>This test suite validates product price handling across 7 partitions covering valid prices, boundary values, and invalid inputs including negative prices, null values, and precision errors.</w:t>
       </w:r>
     </w:p>
     <w:tbl>
       <w:tblPr>
-        <w:tblStyle w:val="-11"/>
+        <w:tblStyle w:val="LightGrid-Accent1"/>
         <w:tblW w:w="0" w:type="auto"/>
         <w:tblLook w:val="04A0" w:firstRow="1" w:lastRow="0" w:firstColumn="1" w:lastColumn="0" w:noHBand="0" w:noVBand="1"/>
       </w:tblPr>
@@ -5177,7 +5151,7 @@
     <w:p>
       <w:pPr>
         <w:rPr>
-          <w:rFonts w:eastAsia="新細明體"/>
+          <w:rFonts w:eastAsia="PMingLiU"/>
           <w:lang w:eastAsia="zh-TW"/>
         </w:rPr>
       </w:pPr>
@@ -5194,7 +5168,7 @@
     </w:p>
     <w:p>
       <w:pPr>
-        <w:pStyle w:val="31"/>
+        <w:pStyle w:val="Heading3"/>
       </w:pPr>
       <w:r>
         <w:t xml:space="preserve">7.3.2 </w:t>
@@ -5213,7 +5187,7 @@
       </w:r>
       <w:r>
         <w:rPr>
-          <w:rFonts w:eastAsia="新細明體" w:hint="eastAsia"/>
+          <w:rFonts w:eastAsia="PMingLiU" w:hint="eastAsia"/>
           <w:lang w:eastAsia="zh-TW"/>
         </w:rPr>
         <w:t>Chien</w:t>
@@ -5236,7 +5210,7 @@
       </w:r>
       <w:r>
         <w:rPr>
-          <w:rFonts w:eastAsia="新細明體" w:hint="eastAsia"/>
+          <w:rFonts w:eastAsia="PMingLiU" w:hint="eastAsia"/>
           <w:lang w:eastAsia="zh-TW"/>
         </w:rPr>
         <w:t>Chien</w:t>
@@ -5260,7 +5234,7 @@
     <w:p>
       <w:pPr>
         <w:rPr>
-          <w:rFonts w:eastAsia="新細明體"/>
+          <w:rFonts w:eastAsia="PMingLiU"/>
           <w:lang w:eastAsia="zh-TW"/>
         </w:rPr>
       </w:pPr>
@@ -5272,7 +5246,7 @@
       </w:r>
       <w:r>
         <w:rPr>
-          <w:rFonts w:eastAsia="新細明體" w:hint="eastAsia"/>
+          <w:rFonts w:eastAsia="PMingLiU" w:hint="eastAsia"/>
           <w:lang w:eastAsia="zh-TW"/>
         </w:rPr>
         <w:t>11</w:t>
@@ -5282,7 +5256,7 @@
       </w:r>
       <w:r>
         <w:rPr>
-          <w:rFonts w:eastAsia="新細明體" w:hint="eastAsia"/>
+          <w:rFonts w:eastAsia="PMingLiU" w:hint="eastAsia"/>
           <w:lang w:eastAsia="zh-TW"/>
         </w:rPr>
         <w:t>6</w:t>
@@ -5292,7 +5266,7 @@
       </w:r>
       <w:r>
         <w:rPr>
-          <w:rFonts w:eastAsia="新細明體" w:hint="eastAsia"/>
+          <w:rFonts w:eastAsia="PMingLiU" w:hint="eastAsia"/>
           <w:lang w:eastAsia="zh-TW"/>
         </w:rPr>
         <w:t>5</w:t>
@@ -5304,13 +5278,13 @@
     <w:p>
       <w:pPr>
         <w:rPr>
-          <w:rFonts w:eastAsia="新細明體"/>
+          <w:rFonts w:eastAsia="PMingLiU"/>
           <w:lang w:eastAsia="zh-TW"/>
         </w:rPr>
       </w:pPr>
       <w:r>
         <w:rPr>
-          <w:rFonts w:eastAsia="新細明體"/>
+          <w:rFonts w:eastAsia="PMingLiU"/>
           <w:noProof/>
           <w:lang w:eastAsia="zh-TW"/>
         </w:rPr>
@@ -5361,7 +5335,7 @@
     </w:p>
     <w:tbl>
       <w:tblPr>
-        <w:tblStyle w:val="-11"/>
+        <w:tblStyle w:val="LightGrid-Accent1"/>
         <w:tblW w:w="9606" w:type="dxa"/>
         <w:tblLook w:val="04A0" w:firstRow="1" w:lastRow="0" w:firstColumn="1" w:lastColumn="0" w:noHBand="0" w:noVBand="1"/>
       </w:tblPr>
@@ -5813,7 +5787,7 @@
             </w:r>
             <w:r>
               <w:rPr>
-                <w:rFonts w:eastAsia="新細明體" w:hint="eastAsia"/>
+                <w:rFonts w:eastAsia="PMingLiU" w:hint="eastAsia"/>
                 <w:lang w:eastAsia="zh-TW"/>
               </w:rPr>
               <w:t>1</w:t>
@@ -5860,7 +5834,7 @@
             </w:pPr>
             <w:r>
               <w:rPr>
-                <w:rFonts w:ascii="新細明體" w:eastAsia="新細明體" w:hAnsi="新細明體" w:hint="eastAsia"/>
+                <w:rFonts w:ascii="PMingLiU" w:eastAsia="PMingLiU" w:hAnsi="PMingLiU" w:hint="eastAsia"/>
                 <w:lang w:eastAsia="zh-TW"/>
               </w:rPr>
               <w:t>1</w:t>
@@ -5920,7 +5894,7 @@
             </w:r>
             <w:r>
               <w:rPr>
-                <w:rFonts w:eastAsia="新細明體" w:hint="eastAsia"/>
+                <w:rFonts w:eastAsia="PMingLiU" w:hint="eastAsia"/>
                 <w:lang w:eastAsia="zh-TW"/>
               </w:rPr>
               <w:t>1</w:t>
@@ -5967,13 +5941,13 @@
             <w:pPr>
               <w:cnfStyle w:val="000000010000" w:firstRow="0" w:lastRow="0" w:firstColumn="0" w:lastColumn="0" w:oddVBand="0" w:evenVBand="0" w:oddHBand="0" w:evenHBand="1" w:firstRowFirstColumn="0" w:firstRowLastColumn="0" w:lastRowFirstColumn="0" w:lastRowLastColumn="0"/>
               <w:rPr>
-                <w:rFonts w:ascii="新細明體" w:eastAsia="新細明體" w:hAnsi="新細明體"/>
+                <w:rFonts w:ascii="PMingLiU" w:eastAsia="PMingLiU" w:hAnsi="PMingLiU"/>
                 <w:lang w:eastAsia="zh-TW"/>
               </w:rPr>
             </w:pPr>
             <w:r>
               <w:rPr>
-                <w:rFonts w:ascii="新細明體" w:eastAsia="新細明體" w:hAnsi="新細明體" w:hint="eastAsia"/>
+                <w:rFonts w:ascii="PMingLiU" w:eastAsia="PMingLiU" w:hAnsi="PMingLiU" w:hint="eastAsia"/>
                 <w:lang w:eastAsia="zh-TW"/>
               </w:rPr>
               <w:lastRenderedPageBreak/>
@@ -6041,7 +6015,7 @@
             </w:r>
             <w:r>
               <w:rPr>
-                <w:rFonts w:eastAsia="新細明體" w:hint="eastAsia"/>
+                <w:rFonts w:eastAsia="PMingLiU" w:hint="eastAsia"/>
                 <w:lang w:eastAsia="zh-TW"/>
               </w:rPr>
               <w:t>1</w:t>
@@ -6081,13 +6055,13 @@
             <w:pPr>
               <w:cnfStyle w:val="000000100000" w:firstRow="0" w:lastRow="0" w:firstColumn="0" w:lastColumn="0" w:oddVBand="0" w:evenVBand="0" w:oddHBand="1" w:evenHBand="0" w:firstRowFirstColumn="0" w:firstRowLastColumn="0" w:lastRowFirstColumn="0" w:lastRowLastColumn="0"/>
               <w:rPr>
-                <w:rFonts w:ascii="新細明體" w:eastAsia="新細明體" w:hAnsi="新細明體"/>
+                <w:rFonts w:ascii="PMingLiU" w:eastAsia="PMingLiU" w:hAnsi="PMingLiU"/>
                 <w:lang w:eastAsia="zh-TW"/>
               </w:rPr>
             </w:pPr>
             <w:r>
               <w:rPr>
-                <w:rFonts w:ascii="新細明體" w:eastAsia="新細明體" w:hAnsi="新細明體" w:hint="eastAsia"/>
+                <w:rFonts w:ascii="PMingLiU" w:eastAsia="PMingLiU" w:hAnsi="PMingLiU" w:hint="eastAsia"/>
                 <w:lang w:eastAsia="zh-TW"/>
               </w:rPr>
               <w:t>3</w:t>
@@ -6150,7 +6124,7 @@
             </w:r>
             <w:r>
               <w:rPr>
-                <w:rFonts w:eastAsia="新細明體" w:hint="eastAsia"/>
+                <w:rFonts w:eastAsia="PMingLiU" w:hint="eastAsia"/>
                 <w:lang w:eastAsia="zh-TW"/>
               </w:rPr>
               <w:t>3</w:t>
@@ -6175,14 +6149,14 @@
             <w:pPr>
               <w:cnfStyle w:val="000000010000" w:firstRow="0" w:lastRow="0" w:firstColumn="0" w:lastColumn="0" w:oddVBand="0" w:evenVBand="0" w:oddHBand="0" w:evenHBand="1" w:firstRowFirstColumn="0" w:firstRowLastColumn="0" w:lastRowFirstColumn="0" w:lastRowLastColumn="0"/>
               <w:rPr>
-                <w:rFonts w:eastAsia="新細明體"/>
+                <w:rFonts w:eastAsia="PMingLiU"/>
                 <w:lang w:eastAsia="zh-TW"/>
               </w:rPr>
             </w:pPr>
             <w:proofErr w:type="spellStart"/>
             <w:r>
               <w:rPr>
-                <w:rFonts w:eastAsia="新細明體"/>
+                <w:rFonts w:eastAsia="PMingLiU"/>
                 <w:lang w:eastAsia="zh-TW"/>
               </w:rPr>
               <w:t>testAddToCart_ExtremeNegativeQuantity</w:t>
@@ -6193,7 +6167,7 @@
             <w:pPr>
               <w:cnfStyle w:val="000000010000" w:firstRow="0" w:lastRow="0" w:firstColumn="0" w:lastColumn="0" w:oddVBand="0" w:evenVBand="0" w:oddHBand="0" w:evenHBand="1" w:firstRowFirstColumn="0" w:firstRowLastColumn="0" w:lastRowFirstColumn="0" w:lastRowLastColumn="0"/>
               <w:rPr>
-                <w:rFonts w:eastAsia="新細明體"/>
+                <w:rFonts w:eastAsia="PMingLiU"/>
                 <w:lang w:eastAsia="zh-TW"/>
               </w:rPr>
             </w:pPr>
@@ -6209,7 +6183,7 @@
             </w:pPr>
             <w:r>
               <w:rPr>
-                <w:rFonts w:ascii="新細明體" w:eastAsia="新細明體" w:hAnsi="新細明體" w:hint="eastAsia"/>
+                <w:rFonts w:ascii="PMingLiU" w:eastAsia="PMingLiU" w:hAnsi="PMingLiU" w:hint="eastAsia"/>
                 <w:lang w:eastAsia="zh-TW"/>
               </w:rPr>
               <w:t>-100</w:t>
@@ -6269,7 +6243,7 @@
             </w:r>
             <w:r>
               <w:rPr>
-                <w:rFonts w:eastAsia="新細明體" w:hint="eastAsia"/>
+                <w:rFonts w:eastAsia="PMingLiU" w:hint="eastAsia"/>
                 <w:lang w:eastAsia="zh-TW"/>
               </w:rPr>
               <w:t>4</w:t>
@@ -6294,14 +6268,14 @@
             <w:pPr>
               <w:cnfStyle w:val="000000100000" w:firstRow="0" w:lastRow="0" w:firstColumn="0" w:lastColumn="0" w:oddVBand="0" w:evenVBand="0" w:oddHBand="1" w:evenHBand="0" w:firstRowFirstColumn="0" w:firstRowLastColumn="0" w:lastRowFirstColumn="0" w:lastRowLastColumn="0"/>
               <w:rPr>
-                <w:rFonts w:eastAsia="新細明體"/>
+                <w:rFonts w:eastAsia="PMingLiU"/>
                 <w:lang w:eastAsia="zh-TW"/>
               </w:rPr>
             </w:pPr>
             <w:proofErr w:type="spellStart"/>
             <w:r>
               <w:rPr>
-                <w:rFonts w:eastAsia="新細明體"/>
+                <w:rFonts w:eastAsia="PMingLiU"/>
                 <w:lang w:eastAsia="zh-TW"/>
               </w:rPr>
               <w:t>testAddToCart_ExtremeOverStock</w:t>
@@ -6312,7 +6286,7 @@
             <w:pPr>
               <w:cnfStyle w:val="000000100000" w:firstRow="0" w:lastRow="0" w:firstColumn="0" w:lastColumn="0" w:oddVBand="0" w:evenVBand="0" w:oddHBand="1" w:evenHBand="0" w:firstRowFirstColumn="0" w:firstRowLastColumn="0" w:lastRowFirstColumn="0" w:lastRowLastColumn="0"/>
               <w:rPr>
-                <w:rFonts w:eastAsia="新細明體"/>
+                <w:rFonts w:eastAsia="PMingLiU"/>
                 <w:lang w:eastAsia="zh-TW"/>
               </w:rPr>
             </w:pPr>
@@ -6326,13 +6300,13 @@
             <w:pPr>
               <w:cnfStyle w:val="000000100000" w:firstRow="0" w:lastRow="0" w:firstColumn="0" w:lastColumn="0" w:oddVBand="0" w:evenVBand="0" w:oddHBand="1" w:evenHBand="0" w:firstRowFirstColumn="0" w:firstRowLastColumn="0" w:lastRowFirstColumn="0" w:lastRowLastColumn="0"/>
               <w:rPr>
-                <w:rFonts w:ascii="新細明體" w:eastAsia="新細明體" w:hAnsi="新細明體"/>
+                <w:rFonts w:ascii="PMingLiU" w:eastAsia="PMingLiU" w:hAnsi="PMingLiU"/>
                 <w:lang w:eastAsia="zh-TW"/>
               </w:rPr>
             </w:pPr>
             <w:r>
               <w:rPr>
-                <w:rFonts w:ascii="新細明體" w:eastAsia="新細明體" w:hAnsi="新細明體" w:hint="eastAsia"/>
+                <w:rFonts w:ascii="PMingLiU" w:eastAsia="PMingLiU" w:hAnsi="PMingLiU" w:hint="eastAsia"/>
                 <w:lang w:eastAsia="zh-TW"/>
               </w:rPr>
               <w:t>100</w:t>
@@ -6395,7 +6369,7 @@
             </w:r>
             <w:r>
               <w:rPr>
-                <w:rFonts w:eastAsia="新細明體" w:hint="eastAsia"/>
+                <w:rFonts w:eastAsia="PMingLiU" w:hint="eastAsia"/>
                 <w:lang w:eastAsia="zh-TW"/>
               </w:rPr>
               <w:t>1</w:t>
@@ -6440,13 +6414,13 @@
             <w:pPr>
               <w:cnfStyle w:val="000000010000" w:firstRow="0" w:lastRow="0" w:firstColumn="0" w:lastColumn="0" w:oddVBand="0" w:evenVBand="0" w:oddHBand="0" w:evenHBand="1" w:firstRowFirstColumn="0" w:firstRowLastColumn="0" w:lastRowFirstColumn="0" w:lastRowLastColumn="0"/>
               <w:rPr>
-                <w:rFonts w:ascii="新細明體" w:eastAsia="新細明體" w:hAnsi="新細明體"/>
+                <w:rFonts w:ascii="PMingLiU" w:eastAsia="PMingLiU" w:hAnsi="PMingLiU"/>
                 <w:lang w:eastAsia="zh-TW"/>
               </w:rPr>
             </w:pPr>
             <w:r>
               <w:rPr>
-                <w:rFonts w:ascii="新細明體" w:eastAsia="新細明體" w:hAnsi="新細明體"/>
+                <w:rFonts w:ascii="PMingLiU" w:eastAsia="PMingLiU" w:hAnsi="PMingLiU"/>
                 <w:lang w:eastAsia="zh-TW"/>
               </w:rPr>
               <w:t>2, 3</w:t>
@@ -6509,7 +6483,7 @@
             </w:r>
             <w:r>
               <w:rPr>
-                <w:rFonts w:eastAsia="新細明體" w:hint="eastAsia"/>
+                <w:rFonts w:eastAsia="PMingLiU" w:hint="eastAsia"/>
                 <w:lang w:eastAsia="zh-TW"/>
               </w:rPr>
               <w:t>1</w:t>
@@ -6554,13 +6528,13 @@
             <w:pPr>
               <w:cnfStyle w:val="000000100000" w:firstRow="0" w:lastRow="0" w:firstColumn="0" w:lastColumn="0" w:oddVBand="0" w:evenVBand="0" w:oddHBand="1" w:evenHBand="0" w:firstRowFirstColumn="0" w:firstRowLastColumn="0" w:lastRowFirstColumn="0" w:lastRowLastColumn="0"/>
               <w:rPr>
-                <w:rFonts w:ascii="新細明體" w:eastAsia="新細明體" w:hAnsi="新細明體"/>
+                <w:rFonts w:ascii="PMingLiU" w:eastAsia="PMingLiU" w:hAnsi="PMingLiU"/>
                 <w:lang w:eastAsia="zh-TW"/>
               </w:rPr>
             </w:pPr>
             <w:r>
               <w:rPr>
-                <w:rFonts w:ascii="新細明體" w:eastAsia="新細明體" w:hAnsi="新細明體" w:hint="eastAsia"/>
+                <w:rFonts w:ascii="PMingLiU" w:eastAsia="PMingLiU" w:hAnsi="PMingLiU" w:hint="eastAsia"/>
                 <w:lang w:eastAsia="zh-TW"/>
               </w:rPr>
               <w:t>9</w:t>
@@ -6612,7 +6586,7 @@
     <w:p>
       <w:pPr>
         <w:rPr>
-          <w:rFonts w:eastAsia="新細明體"/>
+          <w:rFonts w:eastAsia="PMingLiU"/>
           <w:lang w:eastAsia="zh-TW"/>
         </w:rPr>
       </w:pPr>
@@ -6644,7 +6618,7 @@
     </w:p>
     <w:p>
       <w:pPr>
-        <w:pStyle w:val="21"/>
+        <w:pStyle w:val="Heading2"/>
       </w:pPr>
       <w:r>
         <w:lastRenderedPageBreak/>
@@ -6669,7 +6643,7 @@
     </w:p>
     <w:p>
       <w:pPr>
-        <w:pStyle w:val="31"/>
+        <w:pStyle w:val="Heading3"/>
       </w:pPr>
       <w:r>
         <w:t xml:space="preserve">7.4.1 </w:t>
@@ -6685,7 +6659,7 @@
     </w:p>
     <w:tbl>
       <w:tblPr>
-        <w:tblStyle w:val="-11"/>
+        <w:tblStyle w:val="LightGrid-Accent1"/>
         <w:tblW w:w="0" w:type="auto"/>
         <w:tblLook w:val="04A0" w:firstRow="1" w:lastRow="0" w:firstColumn="1" w:lastColumn="0" w:noHBand="0" w:noVBand="1"/>
       </w:tblPr>
@@ -6955,7 +6929,7 @@
     <w:p/>
     <w:p>
       <w:pPr>
-        <w:pStyle w:val="31"/>
+        <w:pStyle w:val="Heading3"/>
       </w:pPr>
       <w:r>
         <w:t xml:space="preserve">7.4.2 </w:t>
@@ -6974,7 +6948,7 @@
       </w:r>
       <w:r>
         <w:rPr>
-          <w:rFonts w:eastAsia="新細明體" w:hint="eastAsia"/>
+          <w:rFonts w:eastAsia="PMingLiU" w:hint="eastAsia"/>
           <w:lang w:eastAsia="zh-TW"/>
         </w:rPr>
         <w:t>Chie</w:t>
@@ -6989,7 +6963,7 @@
     </w:p>
     <w:tbl>
       <w:tblPr>
-        <w:tblStyle w:val="-11"/>
+        <w:tblStyle w:val="LightGrid-Accent1"/>
         <w:tblW w:w="0" w:type="auto"/>
         <w:tblLook w:val="04A0" w:firstRow="1" w:lastRow="0" w:firstColumn="1" w:lastColumn="0" w:noHBand="0" w:noVBand="1"/>
       </w:tblPr>
@@ -7086,13 +7060,13 @@
             <w:pPr>
               <w:cnfStyle w:val="000000010000" w:firstRow="0" w:lastRow="0" w:firstColumn="0" w:lastColumn="0" w:oddVBand="0" w:evenVBand="0" w:oddHBand="0" w:evenHBand="1" w:firstRowFirstColumn="0" w:firstRowLastColumn="0" w:lastRowFirstColumn="0" w:lastRowLastColumn="0"/>
               <w:rPr>
-                <w:rFonts w:eastAsia="新細明體"/>
+                <w:rFonts w:eastAsia="PMingLiU"/>
                 <w:lang w:eastAsia="zh-TW"/>
               </w:rPr>
             </w:pPr>
             <w:r>
               <w:rPr>
-                <w:rFonts w:eastAsia="新細明體" w:hint="eastAsia"/>
+                <w:rFonts w:eastAsia="PMingLiU" w:hint="eastAsia"/>
                 <w:lang w:eastAsia="zh-TW"/>
               </w:rPr>
               <w:t>11</w:t>
@@ -7125,7 +7099,7 @@
             </w:pPr>
             <w:r>
               <w:rPr>
-                <w:rFonts w:eastAsia="新細明體" w:hint="eastAsia"/>
+                <w:rFonts w:eastAsia="PMingLiU" w:hint="eastAsia"/>
                 <w:lang w:eastAsia="zh-TW"/>
               </w:rPr>
               <w:t>6</w:t>
@@ -7135,7 +7109,7 @@
             </w:r>
             <w:r>
               <w:rPr>
-                <w:rFonts w:eastAsia="新細明體" w:hint="eastAsia"/>
+                <w:rFonts w:eastAsia="PMingLiU" w:hint="eastAsia"/>
                 <w:lang w:eastAsia="zh-TW"/>
               </w:rPr>
               <w:t>5</w:t>
@@ -7171,7 +7145,7 @@
             </w:pPr>
             <w:r>
               <w:rPr>
-                <w:rFonts w:eastAsia="新細明體" w:hint="eastAsia"/>
+                <w:rFonts w:eastAsia="PMingLiU" w:hint="eastAsia"/>
                 <w:lang w:eastAsia="zh-TW"/>
               </w:rPr>
               <w:t>5</w:t>
@@ -7181,7 +7155,7 @@
             </w:r>
             <w:r>
               <w:rPr>
-                <w:rFonts w:eastAsia="新細明體" w:hint="eastAsia"/>
+                <w:rFonts w:eastAsia="PMingLiU" w:hint="eastAsia"/>
                 <w:lang w:eastAsia="zh-TW"/>
               </w:rPr>
               <w:t>4</w:t>
@@ -7309,7 +7283,7 @@
     <w:p/>
     <w:p>
       <w:pPr>
-        <w:pStyle w:val="31"/>
+        <w:pStyle w:val="Heading3"/>
       </w:pPr>
       <w:r>
         <w:t>7.4.3 Combined Test Summary</w:t>
@@ -7317,7 +7291,7 @@
     </w:p>
     <w:tbl>
       <w:tblPr>
-        <w:tblStyle w:val="-11"/>
+        <w:tblStyle w:val="LightGrid-Accent1"/>
         <w:tblW w:w="0" w:type="auto"/>
         <w:tblLook w:val="04A0" w:firstRow="1" w:lastRow="0" w:firstColumn="1" w:lastColumn="0" w:noHBand="0" w:noVBand="1"/>
       </w:tblPr>
@@ -7385,13 +7359,13 @@
             <w:pPr>
               <w:cnfStyle w:val="000000100000" w:firstRow="0" w:lastRow="0" w:firstColumn="0" w:lastColumn="0" w:oddVBand="0" w:evenVBand="0" w:oddHBand="1" w:evenHBand="0" w:firstRowFirstColumn="0" w:firstRowLastColumn="0" w:lastRowFirstColumn="0" w:lastRowLastColumn="0"/>
               <w:rPr>
-                <w:rFonts w:eastAsia="新細明體"/>
+                <w:rFonts w:eastAsia="PMingLiU"/>
                 <w:lang w:eastAsia="zh-TW"/>
               </w:rPr>
             </w:pPr>
             <w:r>
               <w:rPr>
-                <w:rFonts w:eastAsia="新細明體" w:hint="eastAsia"/>
+                <w:rFonts w:eastAsia="PMingLiU" w:hint="eastAsia"/>
                 <w:lang w:eastAsia="zh-TW"/>
               </w:rPr>
               <w:t>30</w:t>
@@ -7424,7 +7398,7 @@
             </w:pPr>
             <w:r>
               <w:rPr>
-                <w:rFonts w:eastAsia="新細明體" w:hint="eastAsia"/>
+                <w:rFonts w:eastAsia="PMingLiU" w:hint="eastAsia"/>
                 <w:lang w:eastAsia="zh-TW"/>
               </w:rPr>
               <w:t xml:space="preserve">20 </w:t>
@@ -7434,7 +7408,7 @@
             </w:r>
             <w:r>
               <w:rPr>
-                <w:rFonts w:eastAsia="新細明體" w:hint="eastAsia"/>
+                <w:rFonts w:eastAsia="PMingLiU" w:hint="eastAsia"/>
                 <w:lang w:eastAsia="zh-TW"/>
               </w:rPr>
               <w:t>6</w:t>
@@ -7470,7 +7444,7 @@
             </w:pPr>
             <w:r>
               <w:rPr>
-                <w:rFonts w:eastAsia="新細明體" w:hint="eastAsia"/>
+                <w:rFonts w:eastAsia="PMingLiU" w:hint="eastAsia"/>
                 <w:lang w:eastAsia="zh-TW"/>
               </w:rPr>
               <w:t>10</w:t>
@@ -7582,7 +7556,7 @@
     <w:p/>
     <w:p>
       <w:pPr>
-        <w:pStyle w:val="21"/>
+        <w:pStyle w:val="Heading2"/>
       </w:pPr>
       <w:r>
         <w:t>7.5 Issues Identified Through Testing</w:t>
@@ -7606,7 +7580,7 @@
     </w:p>
     <w:p>
       <w:pPr>
-        <w:pStyle w:val="31"/>
+        <w:pStyle w:val="Heading3"/>
       </w:pPr>
       <w:r>
         <w:lastRenderedPageBreak/>
@@ -7623,23 +7597,23 @@
     </w:p>
     <w:p>
       <w:pPr>
-        <w:pStyle w:val="a0"/>
-      </w:pPr>
-      <w:r>
-        <w:t xml:space="preserve">❌ Missing Negative Price Validation: The system accepts negative prices (e.g., -$10.00, -$0.01) without rejection. Recommendation: </w:t>
+        <w:pStyle w:val="ListBullet"/>
+      </w:pPr>
+      <w:r>
+        <w:t>❌ Missing Negative Price Validation: The system accepts negative prices (e.g., -$10.00, -$0.01) without rejection. Recommendation: Add @</w:t>
       </w:r>
       <w:proofErr w:type="gramStart"/>
       <w:r>
-        <w:t>Add @</w:t>
+        <w:t>Min(</w:t>
       </w:r>
       <w:proofErr w:type="gramEnd"/>
       <w:r>
-        <w:t>Min(0) validation annotation and service-layer checks.</w:t>
+        <w:t>0) validation annotation and service-layer checks.</w:t>
       </w:r>
     </w:p>
     <w:p>
       <w:pPr>
-        <w:pStyle w:val="a0"/>
+        <w:pStyle w:val="ListBullet"/>
       </w:pPr>
       <w:r>
         <w:t xml:space="preserve">❌ Null Price Handling: The system does not gracefully handle null prices, potentially leading to </w:t>
@@ -7650,20 +7624,12 @@
       </w:r>
       <w:proofErr w:type="spellEnd"/>
       <w:r>
-        <w:t xml:space="preserve">. Recommendation: </w:t>
-      </w:r>
-      <w:proofErr w:type="gramStart"/>
-      <w:r>
-        <w:t>Add @</w:t>
-      </w:r>
-      <w:proofErr w:type="gramEnd"/>
-      <w:r>
-        <w:t>NotNull validation or implement default value logic.</w:t>
+        <w:t>. Recommendation: Add @NotNull validation or implement default value logic.</w:t>
       </w:r>
     </w:p>
     <w:p>
       <w:pPr>
-        <w:pStyle w:val="a0"/>
+        <w:pStyle w:val="ListBullet"/>
       </w:pPr>
       <w:r>
         <w:t>❌ Decimal Precision Validation: Prices with excessive decimal places (e.g., $99.999, $99.123456) are accepted without proper validation or rounding. Recommendation: Enforce 2-decimal precision at service layer.</w:t>
@@ -7671,7 +7637,7 @@
     </w:p>
     <w:p>
       <w:pPr>
-        <w:pStyle w:val="a0"/>
+        <w:pStyle w:val="ListBullet"/>
       </w:pPr>
       <w:r>
         <w:t xml:space="preserve">✅ Positive Finding: </w:t>
@@ -7688,7 +7654,7 @@
     <w:p/>
     <w:p>
       <w:pPr>
-        <w:pStyle w:val="31"/>
+        <w:pStyle w:val="Heading3"/>
       </w:pPr>
       <w:r>
         <w:t xml:space="preserve">7.5.2 </w:t>
@@ -7704,7 +7670,7 @@
       <w:proofErr w:type="spellStart"/>
       <w:r>
         <w:rPr>
-          <w:rFonts w:eastAsia="新細明體" w:hint="eastAsia"/>
+          <w:rFonts w:eastAsia="PMingLiU" w:hint="eastAsia"/>
           <w:lang w:eastAsia="zh-TW"/>
         </w:rPr>
         <w:t>YuChien</w:t>
@@ -7716,7 +7682,7 @@
     </w:p>
     <w:p>
       <w:pPr>
-        <w:pStyle w:val="a0"/>
+        <w:pStyle w:val="ListBullet"/>
       </w:pPr>
       <w:r>
         <w:t xml:space="preserve">❌ Missing Negative Quantity Validation: The system accepts negative quantities (e.g., -1) without throwing exceptions. Recommendation: Add quantity validation in </w:t>
@@ -7732,7 +7698,7 @@
     </w:p>
     <w:p>
       <w:pPr>
-        <w:pStyle w:val="a0"/>
+        <w:pStyle w:val="ListBullet"/>
       </w:pPr>
       <w:r>
         <w:t>❌ Zero Quantity Handling: Shopping cart allows items with zero quantity to be added, which should be rejected. Recommendation: Implement minimum quantity check (quantity &gt;= 1).</w:t>
@@ -7740,7 +7706,7 @@
     </w:p>
     <w:p>
       <w:pPr>
-        <w:pStyle w:val="a0"/>
+        <w:pStyle w:val="ListBullet"/>
       </w:pPr>
       <w:r>
         <w:t>❌ Missing Stock Validation: The system does not validate quantity against available stock when adding items to cart. Items exceeding stock (e.g., 11 when stock is 10) are accepted. Recommendation: Add stock availability check before cart item creation.</w:t>
@@ -7748,7 +7714,7 @@
     </w:p>
     <w:p>
       <w:pPr>
-        <w:pStyle w:val="a0"/>
+        <w:pStyle w:val="ListBullet"/>
       </w:pPr>
       <w:r>
         <w:t>✅ Positive Finding: Valid quantity (1-10) is correctly processed and persisted to the shopping cart.</w:t>
@@ -7757,7 +7723,7 @@
     <w:p/>
     <w:p>
       <w:pPr>
-        <w:pStyle w:val="31"/>
+        <w:pStyle w:val="Heading3"/>
       </w:pPr>
       <w:r>
         <w:t>7.5.3 Recommendations for Development Team</w:t>
@@ -7773,7 +7739,7 @@
     </w:p>
     <w:p>
       <w:pPr>
-        <w:pStyle w:val="a"/>
+        <w:pStyle w:val="ListNumber"/>
       </w:pPr>
       <w:r>
         <w:t>1. Implement comprehensive input validation using Bean Validation (JSR 303) annotations</w:t>
@@ -7781,7 +7747,7 @@
     </w:p>
     <w:p>
       <w:pPr>
-        <w:pStyle w:val="a"/>
+        <w:pStyle w:val="ListNumber"/>
       </w:pPr>
       <w:r>
         <w:t>2. Add service-layer validation for business rules (stock availability, price ranges, quantity limits)</w:t>
@@ -7789,23 +7755,15 @@
     </w:p>
     <w:p>
       <w:pPr>
-        <w:pStyle w:val="a"/>
-      </w:pPr>
-      <w:r>
-        <w:t>3. Create custom validators for complex scenarios (e.g</w:t>
-      </w:r>
-      <w:proofErr w:type="gramStart"/>
-      <w:r>
-        <w:t>., @ValidPrice, @</w:t>
-      </w:r>
-      <w:proofErr w:type="gramEnd"/>
-      <w:r>
-        <w:t>ValidQuantity)</w:t>
+        <w:pStyle w:val="ListNumber"/>
+      </w:pPr>
+      <w:r>
+        <w:t>3. Create custom validators for complex scenarios (e.g., @ValidPrice, @ValidQuantity)</w:t>
       </w:r>
     </w:p>
     <w:p>
       <w:pPr>
-        <w:pStyle w:val="a"/>
+        <w:pStyle w:val="ListNumber"/>
       </w:pPr>
       <w:r>
         <w:t>4. Improve error handling to provide clear, actionable error messages to API consumers</w:t>
@@ -7813,7 +7771,7 @@
     </w:p>
     <w:p>
       <w:pPr>
-        <w:pStyle w:val="a"/>
+        <w:pStyle w:val="ListNumber"/>
       </w:pPr>
       <w:r>
         <w:t>5. Add these partition-based tests to the CI/CD pipeline to prevent regression</w:t>
@@ -7826,7 +7784,7 @@
     </w:p>
     <w:p>
       <w:pPr>
-        <w:pStyle w:val="1"/>
+        <w:pStyle w:val="Heading1"/>
       </w:pPr>
       <w:r>
         <w:lastRenderedPageBreak/>
@@ -7851,7 +7809,7 @@
     </w:p>
     <w:p>
       <w:pPr>
-        <w:pStyle w:val="a0"/>
+        <w:pStyle w:val="ListBullet"/>
       </w:pPr>
       <w:proofErr w:type="spellStart"/>
       <w:r>
@@ -7864,7 +7822,7 @@
     </w:p>
     <w:p>
       <w:pPr>
-        <w:pStyle w:val="a0"/>
+        <w:pStyle w:val="ListBullet"/>
       </w:pPr>
       <w:r>
         <w:t>The project employs JUnit 4 and Mockito for testing with existing coverage across key business domains, providing a solid foundation for additional test development.</w:t>
@@ -7872,7 +7830,7 @@
     </w:p>
     <w:p>
       <w:pPr>
-        <w:pStyle w:val="a0"/>
+        <w:pStyle w:val="ListBullet"/>
       </w:pPr>
       <w:r>
         <w:t>Partition-based testing provides a systematic approach to identifying representative test cases, boundary conditions, and edge cases that might be missed with ad-hoc testing.</w:t>
@@ -7880,7 +7838,7 @@
     </w:p>
     <w:p>
       <w:pPr>
-        <w:pStyle w:val="a0"/>
+        <w:pStyle w:val="ListBullet"/>
       </w:pPr>
       <w:r>
         <w:t xml:space="preserve">Two critical service features were tested: </w:t>
@@ -7904,7 +7862,7 @@
     </w:p>
     <w:p>
       <w:pPr>
-        <w:pStyle w:val="a0"/>
+        <w:pStyle w:val="ListBullet"/>
       </w:pPr>
       <w:r>
         <w:t xml:space="preserve">Testing revealed 8 validation gaps (5 in </w:t>
@@ -7929,7 +7887,7 @@
     <w:p/>
     <w:p>
       <w:pPr>
-        <w:pStyle w:val="21"/>
+        <w:pStyle w:val="Heading2"/>
       </w:pPr>
       <w:r>
         <w:t>8.1 Test Contributions</w:t>
@@ -7940,15 +7898,7 @@
         <w:spacing w:before="240" w:after="240"/>
       </w:pPr>
       <w:r>
-        <w:t xml:space="preserve">This testing effort represents </w:t>
-      </w:r>
-      <w:proofErr w:type="gramStart"/>
-      <w:r>
-        <w:t>a collaborative</w:t>
-      </w:r>
-      <w:proofErr w:type="gramEnd"/>
-      <w:r>
-        <w:t xml:space="preserve"> work between two test engineers, each focusing on different critical aspects of the </w:t>
+        <w:t xml:space="preserve">This testing effort represents a collaborative work between two test engineers, each focusing on different critical aspects of the </w:t>
       </w:r>
       <w:proofErr w:type="spellStart"/>
       <w:r>
@@ -7961,7 +7911,7 @@
     </w:p>
     <w:tbl>
       <w:tblPr>
-        <w:tblStyle w:val="-11"/>
+        <w:tblStyle w:val="LightGrid-Accent1"/>
         <w:tblW w:w="0" w:type="auto"/>
         <w:tblLook w:val="04A0" w:firstRow="1" w:lastRow="0" w:firstColumn="1" w:lastColumn="0" w:noHBand="0" w:noVBand="1"/>
       </w:tblPr>
@@ -8123,7 +8073,7 @@
             </w:r>
             <w:r>
               <w:rPr>
-                <w:rFonts w:eastAsia="新細明體" w:hint="eastAsia"/>
+                <w:rFonts w:eastAsia="PMingLiU" w:hint="eastAsia"/>
                 <w:lang w:eastAsia="zh-TW"/>
               </w:rPr>
               <w:t>Chien</w:t>
@@ -8176,7 +8126,7 @@
             </w:pPr>
             <w:r>
               <w:rPr>
-                <w:rFonts w:eastAsia="新細明體" w:hint="eastAsia"/>
+                <w:rFonts w:eastAsia="PMingLiU" w:hint="eastAsia"/>
                 <w:lang w:eastAsia="zh-TW"/>
               </w:rPr>
               <w:t>11</w:t>
@@ -8195,7 +8145,7 @@
     <w:p/>
     <w:p>
       <w:pPr>
-        <w:pStyle w:val="21"/>
+        <w:pStyle w:val="Heading2"/>
       </w:pPr>
       <w:r>
         <w:t>8.2 Value Delivered</w:t>
@@ -8211,7 +8161,7 @@
     </w:p>
     <w:p>
       <w:pPr>
-        <w:pStyle w:val="a0"/>
+        <w:pStyle w:val="ListBullet"/>
       </w:pPr>
       <w:r>
         <w:t>Systematic Coverage: Tests cover representative values, boundary conditions, and invalid inputs for each partition, ensuring comprehensive validation.</w:t>
@@ -8219,7 +8169,7 @@
     </w:p>
     <w:p>
       <w:pPr>
-        <w:pStyle w:val="a0"/>
+        <w:pStyle w:val="ListBullet"/>
       </w:pPr>
       <w:r>
         <w:t>Early Defect Detection: 8 validation gaps were discovered before they could impact production, potentially preventing financial losses and security vulnerabilities.</w:t>
@@ -8227,7 +8177,7 @@
     </w:p>
     <w:p>
       <w:pPr>
-        <w:pStyle w:val="a0"/>
+        <w:pStyle w:val="ListBullet"/>
       </w:pPr>
       <w:r>
         <w:lastRenderedPageBreak/>
@@ -8236,7 +8186,7 @@
     </w:p>
     <w:p>
       <w:pPr>
-        <w:pStyle w:val="a0"/>
+        <w:pStyle w:val="ListBullet"/>
       </w:pPr>
       <w:r>
         <w:t>Knowledge Transfer: Clear documentation of system behavior and business rules through test cases.</w:t>
@@ -8362,7 +8312,7 @@
     <w:lvl w:ilvl="0">
       <w:start w:val="1"/>
       <w:numFmt w:val="decimal"/>
-      <w:pStyle w:val="3"/>
+      <w:pStyle w:val="ListNumber3"/>
       <w:lvlText w:val="%1."/>
       <w:lvlJc w:val="left"/>
       <w:pPr>
@@ -8380,7 +8330,7 @@
     <w:lvl w:ilvl="0">
       <w:start w:val="1"/>
       <w:numFmt w:val="decimal"/>
-      <w:pStyle w:val="2"/>
+      <w:pStyle w:val="ListNumber2"/>
       <w:lvlText w:val="%1."/>
       <w:lvlJc w:val="left"/>
       <w:pPr>
@@ -8418,7 +8368,7 @@
     <w:lvl w:ilvl="0">
       <w:start w:val="1"/>
       <w:numFmt w:val="bullet"/>
-      <w:pStyle w:val="30"/>
+      <w:pStyle w:val="ListBullet3"/>
       <w:lvlText w:val=""/>
       <w:lvlJc w:val="left"/>
       <w:pPr>
@@ -8439,7 +8389,7 @@
     <w:lvl w:ilvl="0">
       <w:start w:val="1"/>
       <w:numFmt w:val="bullet"/>
-      <w:pStyle w:val="20"/>
+      <w:pStyle w:val="ListBullet2"/>
       <w:lvlText w:val=""/>
       <w:lvlJc w:val="left"/>
       <w:pPr>
@@ -8460,7 +8410,7 @@
     <w:lvl w:ilvl="0">
       <w:start w:val="1"/>
       <w:numFmt w:val="decimal"/>
-      <w:pStyle w:val="a"/>
+      <w:pStyle w:val="ListNumber"/>
       <w:lvlText w:val="%1."/>
       <w:lvlJc w:val="left"/>
       <w:pPr>
@@ -8478,7 +8428,7 @@
     <w:lvl w:ilvl="0">
       <w:start w:val="1"/>
       <w:numFmt w:val="bullet"/>
-      <w:pStyle w:val="a0"/>
+      <w:pStyle w:val="ListBullet"/>
       <w:lvlText w:val=""/>
       <w:lvlJc w:val="left"/>
       <w:pPr>
@@ -8908,16 +8858,16 @@
     <w:lsdException w:name="Unresolved Mention" w:semiHidden="1" w:unhideWhenUsed="1"/>
     <w:lsdException w:name="Smart Link" w:semiHidden="1" w:unhideWhenUsed="1"/>
   </w:latentStyles>
-  <w:style w:type="paragraph" w:default="1" w:styleId="a1">
+  <w:style w:type="paragraph" w:default="1" w:styleId="Normal">
     <w:name w:val="Normal"/>
     <w:qFormat/>
     <w:rsid w:val="00FC693F"/>
   </w:style>
-  <w:style w:type="paragraph" w:styleId="1">
+  <w:style w:type="paragraph" w:styleId="Heading1">
     <w:name w:val="heading 1"/>
-    <w:basedOn w:val="a1"/>
-    <w:next w:val="a1"/>
-    <w:link w:val="10"/>
+    <w:basedOn w:val="Normal"/>
+    <w:next w:val="Normal"/>
+    <w:link w:val="Heading1Char"/>
     <w:uiPriority w:val="9"/>
     <w:qFormat/>
     <w:rsid w:val="00FC693F"/>
@@ -8936,11 +8886,11 @@
       <w:szCs w:val="28"/>
     </w:rPr>
   </w:style>
-  <w:style w:type="paragraph" w:styleId="21">
+  <w:style w:type="paragraph" w:styleId="Heading2">
     <w:name w:val="heading 2"/>
-    <w:basedOn w:val="a1"/>
-    <w:next w:val="a1"/>
-    <w:link w:val="22"/>
+    <w:basedOn w:val="Normal"/>
+    <w:next w:val="Normal"/>
+    <w:link w:val="Heading2Char"/>
     <w:uiPriority w:val="9"/>
     <w:unhideWhenUsed/>
     <w:qFormat/>
@@ -8960,11 +8910,11 @@
       <w:szCs w:val="26"/>
     </w:rPr>
   </w:style>
-  <w:style w:type="paragraph" w:styleId="31">
+  <w:style w:type="paragraph" w:styleId="Heading3">
     <w:name w:val="heading 3"/>
-    <w:basedOn w:val="a1"/>
-    <w:next w:val="a1"/>
-    <w:link w:val="32"/>
+    <w:basedOn w:val="Normal"/>
+    <w:next w:val="Normal"/>
+    <w:link w:val="Heading3Char"/>
     <w:uiPriority w:val="9"/>
     <w:unhideWhenUsed/>
     <w:qFormat/>
@@ -8982,11 +8932,11 @@
       <w:color w:val="4F81BD" w:themeColor="accent1"/>
     </w:rPr>
   </w:style>
-  <w:style w:type="paragraph" w:styleId="4">
+  <w:style w:type="paragraph" w:styleId="Heading4">
     <w:name w:val="heading 4"/>
-    <w:basedOn w:val="a1"/>
-    <w:next w:val="a1"/>
-    <w:link w:val="40"/>
+    <w:basedOn w:val="Normal"/>
+    <w:next w:val="Normal"/>
+    <w:link w:val="Heading4Char"/>
     <w:uiPriority w:val="9"/>
     <w:semiHidden/>
     <w:unhideWhenUsed/>
@@ -9007,11 +8957,11 @@
       <w:color w:val="4F81BD" w:themeColor="accent1"/>
     </w:rPr>
   </w:style>
-  <w:style w:type="paragraph" w:styleId="5">
+  <w:style w:type="paragraph" w:styleId="Heading5">
     <w:name w:val="heading 5"/>
-    <w:basedOn w:val="a1"/>
-    <w:next w:val="a1"/>
-    <w:link w:val="50"/>
+    <w:basedOn w:val="Normal"/>
+    <w:next w:val="Normal"/>
+    <w:link w:val="Heading5Char"/>
     <w:uiPriority w:val="9"/>
     <w:semiHidden/>
     <w:unhideWhenUsed/>
@@ -9028,11 +8978,11 @@
       <w:color w:val="243F60" w:themeColor="accent1" w:themeShade="7F"/>
     </w:rPr>
   </w:style>
-  <w:style w:type="paragraph" w:styleId="6">
+  <w:style w:type="paragraph" w:styleId="Heading6">
     <w:name w:val="heading 6"/>
-    <w:basedOn w:val="a1"/>
-    <w:next w:val="a1"/>
-    <w:link w:val="60"/>
+    <w:basedOn w:val="Normal"/>
+    <w:next w:val="Normal"/>
+    <w:link w:val="Heading6Char"/>
     <w:uiPriority w:val="9"/>
     <w:semiHidden/>
     <w:unhideWhenUsed/>
@@ -9051,11 +9001,11 @@
       <w:color w:val="243F60" w:themeColor="accent1" w:themeShade="7F"/>
     </w:rPr>
   </w:style>
-  <w:style w:type="paragraph" w:styleId="7">
+  <w:style w:type="paragraph" w:styleId="Heading7">
     <w:name w:val="heading 7"/>
-    <w:basedOn w:val="a1"/>
-    <w:next w:val="a1"/>
-    <w:link w:val="70"/>
+    <w:basedOn w:val="Normal"/>
+    <w:next w:val="Normal"/>
+    <w:link w:val="Heading7Char"/>
     <w:uiPriority w:val="9"/>
     <w:semiHidden/>
     <w:unhideWhenUsed/>
@@ -9074,11 +9024,11 @@
       <w:color w:val="404040" w:themeColor="text1" w:themeTint="BF"/>
     </w:rPr>
   </w:style>
-  <w:style w:type="paragraph" w:styleId="8">
+  <w:style w:type="paragraph" w:styleId="Heading8">
     <w:name w:val="heading 8"/>
-    <w:basedOn w:val="a1"/>
-    <w:next w:val="a1"/>
-    <w:link w:val="80"/>
+    <w:basedOn w:val="Normal"/>
+    <w:next w:val="Normal"/>
+    <w:link w:val="Heading8Char"/>
     <w:uiPriority w:val="9"/>
     <w:semiHidden/>
     <w:unhideWhenUsed/>
@@ -9097,11 +9047,11 @@
       <w:szCs w:val="20"/>
     </w:rPr>
   </w:style>
-  <w:style w:type="paragraph" w:styleId="9">
+  <w:style w:type="paragraph" w:styleId="Heading9">
     <w:name w:val="heading 9"/>
-    <w:basedOn w:val="a1"/>
-    <w:next w:val="a1"/>
-    <w:link w:val="90"/>
+    <w:basedOn w:val="Normal"/>
+    <w:next w:val="Normal"/>
+    <w:link w:val="Heading9Char"/>
     <w:uiPriority w:val="9"/>
     <w:semiHidden/>
     <w:unhideWhenUsed/>
@@ -9122,12 +9072,13 @@
       <w:szCs w:val="20"/>
     </w:rPr>
   </w:style>
-  <w:style w:type="character" w:default="1" w:styleId="a2">
+  <w:style w:type="character" w:default="1" w:styleId="DefaultParagraphFont">
     <w:name w:val="Default Paragraph Font"/>
     <w:uiPriority w:val="1"/>
+    <w:semiHidden/>
     <w:unhideWhenUsed/>
   </w:style>
-  <w:style w:type="table" w:default="1" w:styleId="a3">
+  <w:style w:type="table" w:default="1" w:styleId="TableNormal">
     <w:name w:val="Normal Table"/>
     <w:uiPriority w:val="99"/>
     <w:semiHidden/>
@@ -9142,16 +9093,16 @@
       </w:tblCellMar>
     </w:tblPr>
   </w:style>
-  <w:style w:type="numbering" w:default="1" w:styleId="a4">
+  <w:style w:type="numbering" w:default="1" w:styleId="NoList">
     <w:name w:val="No List"/>
     <w:uiPriority w:val="99"/>
     <w:semiHidden/>
     <w:unhideWhenUsed/>
   </w:style>
-  <w:style w:type="paragraph" w:styleId="a5">
+  <w:style w:type="paragraph" w:styleId="Header">
     <w:name w:val="header"/>
-    <w:basedOn w:val="a1"/>
-    <w:link w:val="a6"/>
+    <w:basedOn w:val="Normal"/>
+    <w:link w:val="HeaderChar"/>
     <w:uiPriority w:val="99"/>
     <w:unhideWhenUsed/>
     <w:rsid w:val="00E618BF"/>
@@ -9163,17 +9114,17 @@
       <w:spacing w:after="0" w:line="240" w:lineRule="auto"/>
     </w:pPr>
   </w:style>
-  <w:style w:type="character" w:customStyle="1" w:styleId="a6">
-    <w:name w:val="頁首 字元"/>
-    <w:basedOn w:val="a2"/>
-    <w:link w:val="a5"/>
+  <w:style w:type="character" w:customStyle="1" w:styleId="HeaderChar">
+    <w:name w:val="Header Char"/>
+    <w:basedOn w:val="DefaultParagraphFont"/>
+    <w:link w:val="Header"/>
     <w:uiPriority w:val="99"/>
     <w:rsid w:val="00E618BF"/>
   </w:style>
-  <w:style w:type="paragraph" w:styleId="a7">
+  <w:style w:type="paragraph" w:styleId="Footer">
     <w:name w:val="footer"/>
-    <w:basedOn w:val="a1"/>
-    <w:link w:val="a8"/>
+    <w:basedOn w:val="Normal"/>
+    <w:link w:val="FooterChar"/>
     <w:uiPriority w:val="99"/>
     <w:unhideWhenUsed/>
     <w:rsid w:val="00E618BF"/>
@@ -9185,14 +9136,14 @@
       <w:spacing w:after="0" w:line="240" w:lineRule="auto"/>
     </w:pPr>
   </w:style>
-  <w:style w:type="character" w:customStyle="1" w:styleId="a8">
-    <w:name w:val="頁尾 字元"/>
-    <w:basedOn w:val="a2"/>
-    <w:link w:val="a7"/>
+  <w:style w:type="character" w:customStyle="1" w:styleId="FooterChar">
+    <w:name w:val="Footer Char"/>
+    <w:basedOn w:val="DefaultParagraphFont"/>
+    <w:link w:val="Footer"/>
     <w:uiPriority w:val="99"/>
     <w:rsid w:val="00E618BF"/>
   </w:style>
-  <w:style w:type="paragraph" w:styleId="a9">
+  <w:style w:type="paragraph" w:styleId="NoSpacing">
     <w:name w:val="No Spacing"/>
     <w:uiPriority w:val="1"/>
     <w:qFormat/>
@@ -9201,10 +9152,10 @@
       <w:spacing w:after="0" w:line="240" w:lineRule="auto"/>
     </w:pPr>
   </w:style>
-  <w:style w:type="character" w:customStyle="1" w:styleId="10">
-    <w:name w:val="標題 1 字元"/>
-    <w:basedOn w:val="a2"/>
-    <w:link w:val="1"/>
+  <w:style w:type="character" w:customStyle="1" w:styleId="Heading1Char">
+    <w:name w:val="Heading 1 Char"/>
+    <w:basedOn w:val="DefaultParagraphFont"/>
+    <w:link w:val="Heading1"/>
     <w:uiPriority w:val="9"/>
     <w:rsid w:val="00FC693F"/>
     <w:rPr>
@@ -9216,10 +9167,10 @@
       <w:szCs w:val="28"/>
     </w:rPr>
   </w:style>
-  <w:style w:type="character" w:customStyle="1" w:styleId="22">
-    <w:name w:val="標題 2 字元"/>
-    <w:basedOn w:val="a2"/>
-    <w:link w:val="21"/>
+  <w:style w:type="character" w:customStyle="1" w:styleId="Heading2Char">
+    <w:name w:val="Heading 2 Char"/>
+    <w:basedOn w:val="DefaultParagraphFont"/>
+    <w:link w:val="Heading2"/>
     <w:uiPriority w:val="9"/>
     <w:rsid w:val="00FC693F"/>
     <w:rPr>
@@ -9231,10 +9182,10 @@
       <w:szCs w:val="26"/>
     </w:rPr>
   </w:style>
-  <w:style w:type="character" w:customStyle="1" w:styleId="32">
-    <w:name w:val="標題 3 字元"/>
-    <w:basedOn w:val="a2"/>
-    <w:link w:val="31"/>
+  <w:style w:type="character" w:customStyle="1" w:styleId="Heading3Char">
+    <w:name w:val="Heading 3 Char"/>
+    <w:basedOn w:val="DefaultParagraphFont"/>
+    <w:link w:val="Heading3"/>
     <w:uiPriority w:val="9"/>
     <w:rsid w:val="00FC693F"/>
     <w:rPr>
@@ -9244,11 +9195,11 @@
       <w:color w:val="4F81BD" w:themeColor="accent1"/>
     </w:rPr>
   </w:style>
-  <w:style w:type="paragraph" w:styleId="aa">
+  <w:style w:type="paragraph" w:styleId="Title">
     <w:name w:val="Title"/>
-    <w:basedOn w:val="a1"/>
-    <w:next w:val="a1"/>
-    <w:link w:val="ab"/>
+    <w:basedOn w:val="Normal"/>
+    <w:next w:val="Normal"/>
+    <w:link w:val="TitleChar"/>
     <w:uiPriority w:val="10"/>
     <w:qFormat/>
     <w:rsid w:val="00FC693F"/>
@@ -9268,10 +9219,10 @@
       <w:szCs w:val="52"/>
     </w:rPr>
   </w:style>
-  <w:style w:type="character" w:customStyle="1" w:styleId="ab">
-    <w:name w:val="標題 字元"/>
-    <w:basedOn w:val="a2"/>
-    <w:link w:val="aa"/>
+  <w:style w:type="character" w:customStyle="1" w:styleId="TitleChar">
+    <w:name w:val="Title Char"/>
+    <w:basedOn w:val="DefaultParagraphFont"/>
+    <w:link w:val="Title"/>
     <w:uiPriority w:val="10"/>
     <w:rsid w:val="00FC693F"/>
     <w:rPr>
@@ -9283,11 +9234,11 @@
       <w:szCs w:val="52"/>
     </w:rPr>
   </w:style>
-  <w:style w:type="paragraph" w:styleId="ac">
+  <w:style w:type="paragraph" w:styleId="Subtitle">
     <w:name w:val="Subtitle"/>
-    <w:basedOn w:val="a1"/>
-    <w:next w:val="a1"/>
-    <w:link w:val="ad"/>
+    <w:basedOn w:val="Normal"/>
+    <w:next w:val="Normal"/>
+    <w:link w:val="SubtitleChar"/>
     <w:uiPriority w:val="11"/>
     <w:qFormat/>
     <w:rsid w:val="00FC693F"/>
@@ -9306,10 +9257,10 @@
       <w:szCs w:val="24"/>
     </w:rPr>
   </w:style>
-  <w:style w:type="character" w:customStyle="1" w:styleId="ad">
-    <w:name w:val="副標題 字元"/>
-    <w:basedOn w:val="a2"/>
-    <w:link w:val="ac"/>
+  <w:style w:type="character" w:customStyle="1" w:styleId="SubtitleChar">
+    <w:name w:val="Subtitle Char"/>
+    <w:basedOn w:val="DefaultParagraphFont"/>
+    <w:link w:val="Subtitle"/>
     <w:uiPriority w:val="11"/>
     <w:rsid w:val="00FC693F"/>
     <w:rPr>
@@ -9322,9 +9273,9 @@
       <w:szCs w:val="24"/>
     </w:rPr>
   </w:style>
-  <w:style w:type="paragraph" w:styleId="ae">
+  <w:style w:type="paragraph" w:styleId="ListParagraph">
     <w:name w:val="List Paragraph"/>
-    <w:basedOn w:val="a1"/>
+    <w:basedOn w:val="Normal"/>
     <w:uiPriority w:val="34"/>
     <w:qFormat/>
     <w:rsid w:val="00FC693F"/>
@@ -9333,10 +9284,10 @@
       <w:contextualSpacing/>
     </w:pPr>
   </w:style>
-  <w:style w:type="paragraph" w:styleId="af">
+  <w:style w:type="paragraph" w:styleId="BodyText">
     <w:name w:val="Body Text"/>
-    <w:basedOn w:val="a1"/>
-    <w:link w:val="af0"/>
+    <w:basedOn w:val="Normal"/>
+    <w:link w:val="BodyTextChar"/>
     <w:uiPriority w:val="99"/>
     <w:unhideWhenUsed/>
     <w:rsid w:val="00AA1D8D"/>
@@ -9344,17 +9295,17 @@
       <w:spacing w:after="120"/>
     </w:pPr>
   </w:style>
-  <w:style w:type="character" w:customStyle="1" w:styleId="af0">
-    <w:name w:val="本文 字元"/>
-    <w:basedOn w:val="a2"/>
-    <w:link w:val="af"/>
+  <w:style w:type="character" w:customStyle="1" w:styleId="BodyTextChar">
+    <w:name w:val="Body Text Char"/>
+    <w:basedOn w:val="DefaultParagraphFont"/>
+    <w:link w:val="BodyText"/>
     <w:uiPriority w:val="99"/>
     <w:rsid w:val="00AA1D8D"/>
   </w:style>
-  <w:style w:type="paragraph" w:styleId="23">
+  <w:style w:type="paragraph" w:styleId="BodyText2">
     <w:name w:val="Body Text 2"/>
-    <w:basedOn w:val="a1"/>
-    <w:link w:val="24"/>
+    <w:basedOn w:val="Normal"/>
+    <w:link w:val="BodyText2Char"/>
     <w:uiPriority w:val="99"/>
     <w:unhideWhenUsed/>
     <w:rsid w:val="00AA1D8D"/>
@@ -9362,17 +9313,17 @@
       <w:spacing w:after="120" w:line="480" w:lineRule="auto"/>
     </w:pPr>
   </w:style>
-  <w:style w:type="character" w:customStyle="1" w:styleId="24">
-    <w:name w:val="本文 2 字元"/>
-    <w:basedOn w:val="a2"/>
-    <w:link w:val="23"/>
+  <w:style w:type="character" w:customStyle="1" w:styleId="BodyText2Char">
+    <w:name w:val="Body Text 2 Char"/>
+    <w:basedOn w:val="DefaultParagraphFont"/>
+    <w:link w:val="BodyText2"/>
     <w:uiPriority w:val="99"/>
     <w:rsid w:val="00AA1D8D"/>
   </w:style>
-  <w:style w:type="paragraph" w:styleId="33">
+  <w:style w:type="paragraph" w:styleId="BodyText3">
     <w:name w:val="Body Text 3"/>
-    <w:basedOn w:val="a1"/>
-    <w:link w:val="34"/>
+    <w:basedOn w:val="Normal"/>
+    <w:link w:val="BodyText3Char"/>
     <w:uiPriority w:val="99"/>
     <w:unhideWhenUsed/>
     <w:rsid w:val="00AA1D8D"/>
@@ -9384,10 +9335,10 @@
       <w:szCs w:val="16"/>
     </w:rPr>
   </w:style>
-  <w:style w:type="character" w:customStyle="1" w:styleId="34">
-    <w:name w:val="本文 3 字元"/>
-    <w:basedOn w:val="a2"/>
-    <w:link w:val="33"/>
+  <w:style w:type="character" w:customStyle="1" w:styleId="BodyText3Char">
+    <w:name w:val="Body Text 3 Char"/>
+    <w:basedOn w:val="DefaultParagraphFont"/>
+    <w:link w:val="BodyText3"/>
     <w:uiPriority w:val="99"/>
     <w:rsid w:val="00AA1D8D"/>
     <w:rPr>
@@ -9395,9 +9346,9 @@
       <w:szCs w:val="16"/>
     </w:rPr>
   </w:style>
-  <w:style w:type="paragraph" w:styleId="af1">
+  <w:style w:type="paragraph" w:styleId="List">
     <w:name w:val="List"/>
-    <w:basedOn w:val="a1"/>
+    <w:basedOn w:val="Normal"/>
     <w:uiPriority w:val="99"/>
     <w:unhideWhenUsed/>
     <w:rsid w:val="00AA1D8D"/>
@@ -9406,9 +9357,9 @@
       <w:contextualSpacing/>
     </w:pPr>
   </w:style>
-  <w:style w:type="paragraph" w:styleId="25">
+  <w:style w:type="paragraph" w:styleId="List2">
     <w:name w:val="List 2"/>
-    <w:basedOn w:val="a1"/>
+    <w:basedOn w:val="Normal"/>
     <w:uiPriority w:val="99"/>
     <w:unhideWhenUsed/>
     <w:rsid w:val="00326F90"/>
@@ -9417,9 +9368,9 @@
       <w:contextualSpacing/>
     </w:pPr>
   </w:style>
-  <w:style w:type="paragraph" w:styleId="35">
+  <w:style w:type="paragraph" w:styleId="List3">
     <w:name w:val="List 3"/>
-    <w:basedOn w:val="a1"/>
+    <w:basedOn w:val="Normal"/>
     <w:uiPriority w:val="99"/>
     <w:unhideWhenUsed/>
     <w:rsid w:val="00326F90"/>
@@ -9428,9 +9379,9 @@
       <w:contextualSpacing/>
     </w:pPr>
   </w:style>
-  <w:style w:type="paragraph" w:styleId="a0">
+  <w:style w:type="paragraph" w:styleId="ListBullet">
     <w:name w:val="List Bullet"/>
-    <w:basedOn w:val="a1"/>
+    <w:basedOn w:val="Normal"/>
     <w:uiPriority w:val="99"/>
     <w:unhideWhenUsed/>
     <w:rsid w:val="00326F90"/>
@@ -9441,9 +9392,9 @@
       <w:contextualSpacing/>
     </w:pPr>
   </w:style>
-  <w:style w:type="paragraph" w:styleId="20">
+  <w:style w:type="paragraph" w:styleId="ListBullet2">
     <w:name w:val="List Bullet 2"/>
-    <w:basedOn w:val="a1"/>
+    <w:basedOn w:val="Normal"/>
     <w:uiPriority w:val="99"/>
     <w:unhideWhenUsed/>
     <w:rsid w:val="00326F90"/>
@@ -9454,9 +9405,9 @@
       <w:contextualSpacing/>
     </w:pPr>
   </w:style>
-  <w:style w:type="paragraph" w:styleId="30">
+  <w:style w:type="paragraph" w:styleId="ListBullet3">
     <w:name w:val="List Bullet 3"/>
-    <w:basedOn w:val="a1"/>
+    <w:basedOn w:val="Normal"/>
     <w:uiPriority w:val="99"/>
     <w:unhideWhenUsed/>
     <w:rsid w:val="00326F90"/>
@@ -9467,9 +9418,9 @@
       <w:contextualSpacing/>
     </w:pPr>
   </w:style>
-  <w:style w:type="paragraph" w:styleId="a">
+  <w:style w:type="paragraph" w:styleId="ListNumber">
     <w:name w:val="List Number"/>
-    <w:basedOn w:val="a1"/>
+    <w:basedOn w:val="Normal"/>
     <w:uiPriority w:val="99"/>
     <w:unhideWhenUsed/>
     <w:rsid w:val="00326F90"/>
@@ -9480,9 +9431,9 @@
       <w:contextualSpacing/>
     </w:pPr>
   </w:style>
-  <w:style w:type="paragraph" w:styleId="2">
+  <w:style w:type="paragraph" w:styleId="ListNumber2">
     <w:name w:val="List Number 2"/>
-    <w:basedOn w:val="a1"/>
+    <w:basedOn w:val="Normal"/>
     <w:uiPriority w:val="99"/>
     <w:unhideWhenUsed/>
     <w:rsid w:val="0029639D"/>
@@ -9493,9 +9444,9 @@
       <w:contextualSpacing/>
     </w:pPr>
   </w:style>
-  <w:style w:type="paragraph" w:styleId="3">
+  <w:style w:type="paragraph" w:styleId="ListNumber3">
     <w:name w:val="List Number 3"/>
-    <w:basedOn w:val="a1"/>
+    <w:basedOn w:val="Normal"/>
     <w:uiPriority w:val="99"/>
     <w:unhideWhenUsed/>
     <w:rsid w:val="0029639D"/>
@@ -9506,9 +9457,9 @@
       <w:contextualSpacing/>
     </w:pPr>
   </w:style>
-  <w:style w:type="paragraph" w:styleId="af2">
+  <w:style w:type="paragraph" w:styleId="ListContinue">
     <w:name w:val="List Continue"/>
-    <w:basedOn w:val="a1"/>
+    <w:basedOn w:val="Normal"/>
     <w:uiPriority w:val="99"/>
     <w:unhideWhenUsed/>
     <w:rsid w:val="0029639D"/>
@@ -9518,9 +9469,9 @@
       <w:contextualSpacing/>
     </w:pPr>
   </w:style>
-  <w:style w:type="paragraph" w:styleId="26">
+  <w:style w:type="paragraph" w:styleId="ListContinue2">
     <w:name w:val="List Continue 2"/>
-    <w:basedOn w:val="a1"/>
+    <w:basedOn w:val="Normal"/>
     <w:uiPriority w:val="99"/>
     <w:unhideWhenUsed/>
     <w:rsid w:val="0029639D"/>
@@ -9530,9 +9481,9 @@
       <w:contextualSpacing/>
     </w:pPr>
   </w:style>
-  <w:style w:type="paragraph" w:styleId="36">
+  <w:style w:type="paragraph" w:styleId="ListContinue3">
     <w:name w:val="List Continue 3"/>
-    <w:basedOn w:val="a1"/>
+    <w:basedOn w:val="Normal"/>
     <w:uiPriority w:val="99"/>
     <w:unhideWhenUsed/>
     <w:rsid w:val="0029639D"/>
@@ -9542,9 +9493,9 @@
       <w:contextualSpacing/>
     </w:pPr>
   </w:style>
-  <w:style w:type="paragraph" w:styleId="af3">
+  <w:style w:type="paragraph" w:styleId="MacroText">
     <w:name w:val="macro"/>
-    <w:link w:val="af4"/>
+    <w:link w:val="MacroTextChar"/>
     <w:uiPriority w:val="99"/>
     <w:unhideWhenUsed/>
     <w:rsid w:val="0029639D"/>
@@ -9565,10 +9516,10 @@
       <w:szCs w:val="20"/>
     </w:rPr>
   </w:style>
-  <w:style w:type="character" w:customStyle="1" w:styleId="af4">
-    <w:name w:val="巨集文字 字元"/>
-    <w:basedOn w:val="a2"/>
-    <w:link w:val="af3"/>
+  <w:style w:type="character" w:customStyle="1" w:styleId="MacroTextChar">
+    <w:name w:val="Macro Text Char"/>
+    <w:basedOn w:val="DefaultParagraphFont"/>
+    <w:link w:val="MacroText"/>
     <w:uiPriority w:val="99"/>
     <w:rsid w:val="0029639D"/>
     <w:rPr>
@@ -9577,11 +9528,11 @@
       <w:szCs w:val="20"/>
     </w:rPr>
   </w:style>
-  <w:style w:type="paragraph" w:styleId="af5">
+  <w:style w:type="paragraph" w:styleId="Quote">
     <w:name w:val="Quote"/>
-    <w:basedOn w:val="a1"/>
-    <w:next w:val="a1"/>
-    <w:link w:val="af6"/>
+    <w:basedOn w:val="Normal"/>
+    <w:next w:val="Normal"/>
+    <w:link w:val="QuoteChar"/>
     <w:uiPriority w:val="29"/>
     <w:qFormat/>
     <w:rsid w:val="00FC693F"/>
@@ -9591,10 +9542,10 @@
       <w:color w:val="000000" w:themeColor="text1"/>
     </w:rPr>
   </w:style>
-  <w:style w:type="character" w:customStyle="1" w:styleId="af6">
-    <w:name w:val="引文 字元"/>
-    <w:basedOn w:val="a2"/>
-    <w:link w:val="af5"/>
+  <w:style w:type="character" w:customStyle="1" w:styleId="QuoteChar">
+    <w:name w:val="Quote Char"/>
+    <w:basedOn w:val="DefaultParagraphFont"/>
+    <w:link w:val="Quote"/>
     <w:uiPriority w:val="29"/>
     <w:rsid w:val="00FC693F"/>
     <w:rPr>
@@ -9603,10 +9554,10 @@
       <w:color w:val="000000" w:themeColor="text1"/>
     </w:rPr>
   </w:style>
-  <w:style w:type="character" w:customStyle="1" w:styleId="40">
-    <w:name w:val="標題 4 字元"/>
-    <w:basedOn w:val="a2"/>
-    <w:link w:val="4"/>
+  <w:style w:type="character" w:customStyle="1" w:styleId="Heading4Char">
+    <w:name w:val="Heading 4 Char"/>
+    <w:basedOn w:val="DefaultParagraphFont"/>
+    <w:link w:val="Heading4"/>
     <w:uiPriority w:val="9"/>
     <w:semiHidden/>
     <w:rsid w:val="00FC693F"/>
@@ -9619,10 +9570,10 @@
       <w:color w:val="4F81BD" w:themeColor="accent1"/>
     </w:rPr>
   </w:style>
-  <w:style w:type="character" w:customStyle="1" w:styleId="50">
-    <w:name w:val="標題 5 字元"/>
-    <w:basedOn w:val="a2"/>
-    <w:link w:val="5"/>
+  <w:style w:type="character" w:customStyle="1" w:styleId="Heading5Char">
+    <w:name w:val="Heading 5 Char"/>
+    <w:basedOn w:val="DefaultParagraphFont"/>
+    <w:link w:val="Heading5"/>
     <w:uiPriority w:val="9"/>
     <w:semiHidden/>
     <w:rsid w:val="00FC693F"/>
@@ -9631,10 +9582,10 @@
       <w:color w:val="243F60" w:themeColor="accent1" w:themeShade="7F"/>
     </w:rPr>
   </w:style>
-  <w:style w:type="character" w:customStyle="1" w:styleId="60">
-    <w:name w:val="標題 6 字元"/>
-    <w:basedOn w:val="a2"/>
-    <w:link w:val="6"/>
+  <w:style w:type="character" w:customStyle="1" w:styleId="Heading6Char">
+    <w:name w:val="Heading 6 Char"/>
+    <w:basedOn w:val="DefaultParagraphFont"/>
+    <w:link w:val="Heading6"/>
     <w:uiPriority w:val="9"/>
     <w:semiHidden/>
     <w:rsid w:val="00FC693F"/>
@@ -9645,10 +9596,10 @@
       <w:color w:val="243F60" w:themeColor="accent1" w:themeShade="7F"/>
     </w:rPr>
   </w:style>
-  <w:style w:type="character" w:customStyle="1" w:styleId="70">
-    <w:name w:val="標題 7 字元"/>
-    <w:basedOn w:val="a2"/>
-    <w:link w:val="7"/>
+  <w:style w:type="character" w:customStyle="1" w:styleId="Heading7Char">
+    <w:name w:val="Heading 7 Char"/>
+    <w:basedOn w:val="DefaultParagraphFont"/>
+    <w:link w:val="Heading7"/>
     <w:uiPriority w:val="9"/>
     <w:semiHidden/>
     <w:rsid w:val="00FC693F"/>
@@ -9659,10 +9610,10 @@
       <w:color w:val="404040" w:themeColor="text1" w:themeTint="BF"/>
     </w:rPr>
   </w:style>
-  <w:style w:type="character" w:customStyle="1" w:styleId="80">
-    <w:name w:val="標題 8 字元"/>
-    <w:basedOn w:val="a2"/>
-    <w:link w:val="8"/>
+  <w:style w:type="character" w:customStyle="1" w:styleId="Heading8Char">
+    <w:name w:val="Heading 8 Char"/>
+    <w:basedOn w:val="DefaultParagraphFont"/>
+    <w:link w:val="Heading8"/>
     <w:uiPriority w:val="9"/>
     <w:semiHidden/>
     <w:rsid w:val="00FC693F"/>
@@ -9673,10 +9624,10 @@
       <w:szCs w:val="20"/>
     </w:rPr>
   </w:style>
-  <w:style w:type="character" w:customStyle="1" w:styleId="90">
-    <w:name w:val="標題 9 字元"/>
-    <w:basedOn w:val="a2"/>
-    <w:link w:val="9"/>
+  <w:style w:type="character" w:customStyle="1" w:styleId="Heading9Char">
+    <w:name w:val="Heading 9 Char"/>
+    <w:basedOn w:val="DefaultParagraphFont"/>
+    <w:link w:val="Heading9"/>
     <w:uiPriority w:val="9"/>
     <w:semiHidden/>
     <w:rsid w:val="00FC693F"/>
@@ -9689,10 +9640,10 @@
       <w:szCs w:val="20"/>
     </w:rPr>
   </w:style>
-  <w:style w:type="paragraph" w:styleId="af7">
+  <w:style w:type="paragraph" w:styleId="Caption">
     <w:name w:val="caption"/>
-    <w:basedOn w:val="a1"/>
-    <w:next w:val="a1"/>
+    <w:basedOn w:val="Normal"/>
+    <w:next w:val="Normal"/>
     <w:uiPriority w:val="35"/>
     <w:semiHidden/>
     <w:unhideWhenUsed/>
@@ -9709,9 +9660,9 @@
       <w:szCs w:val="18"/>
     </w:rPr>
   </w:style>
-  <w:style w:type="character" w:styleId="af8">
+  <w:style w:type="character" w:styleId="Strong">
     <w:name w:val="Strong"/>
-    <w:basedOn w:val="a2"/>
+    <w:basedOn w:val="DefaultParagraphFont"/>
     <w:uiPriority w:val="22"/>
     <w:qFormat/>
     <w:rsid w:val="00FC693F"/>
@@ -9720,9 +9671,9 @@
       <w:bCs/>
     </w:rPr>
   </w:style>
-  <w:style w:type="character" w:styleId="af9">
+  <w:style w:type="character" w:styleId="Emphasis">
     <w:name w:val="Emphasis"/>
-    <w:basedOn w:val="a2"/>
+    <w:basedOn w:val="DefaultParagraphFont"/>
     <w:uiPriority w:val="20"/>
     <w:qFormat/>
     <w:rsid w:val="00FC693F"/>
@@ -9731,11 +9682,11 @@
       <w:iCs/>
     </w:rPr>
   </w:style>
-  <w:style w:type="paragraph" w:styleId="afa">
+  <w:style w:type="paragraph" w:styleId="IntenseQuote">
     <w:name w:val="Intense Quote"/>
-    <w:basedOn w:val="a1"/>
-    <w:next w:val="a1"/>
-    <w:link w:val="afb"/>
+    <w:basedOn w:val="Normal"/>
+    <w:next w:val="Normal"/>
+    <w:link w:val="IntenseQuoteChar"/>
     <w:uiPriority w:val="30"/>
     <w:qFormat/>
     <w:rsid w:val="00FC693F"/>
@@ -9754,10 +9705,10 @@
       <w:color w:val="4F81BD" w:themeColor="accent1"/>
     </w:rPr>
   </w:style>
-  <w:style w:type="character" w:customStyle="1" w:styleId="afb">
-    <w:name w:val="鮮明引文 字元"/>
-    <w:basedOn w:val="a2"/>
-    <w:link w:val="afa"/>
+  <w:style w:type="character" w:customStyle="1" w:styleId="IntenseQuoteChar">
+    <w:name w:val="Intense Quote Char"/>
+    <w:basedOn w:val="DefaultParagraphFont"/>
+    <w:link w:val="IntenseQuote"/>
     <w:uiPriority w:val="30"/>
     <w:rsid w:val="00FC693F"/>
     <w:rPr>
@@ -9768,9 +9719,9 @@
       <w:color w:val="4F81BD" w:themeColor="accent1"/>
     </w:rPr>
   </w:style>
-  <w:style w:type="character" w:styleId="afc">
+  <w:style w:type="character" w:styleId="SubtleEmphasis">
     <w:name w:val="Subtle Emphasis"/>
-    <w:basedOn w:val="a2"/>
+    <w:basedOn w:val="DefaultParagraphFont"/>
     <w:uiPriority w:val="19"/>
     <w:qFormat/>
     <w:rsid w:val="00FC693F"/>
@@ -9780,9 +9731,9 @@
       <w:color w:val="808080" w:themeColor="text1" w:themeTint="7F"/>
     </w:rPr>
   </w:style>
-  <w:style w:type="character" w:styleId="afd">
+  <w:style w:type="character" w:styleId="IntenseEmphasis">
     <w:name w:val="Intense Emphasis"/>
-    <w:basedOn w:val="a2"/>
+    <w:basedOn w:val="DefaultParagraphFont"/>
     <w:uiPriority w:val="21"/>
     <w:qFormat/>
     <w:rsid w:val="00FC693F"/>
@@ -9794,9 +9745,9 @@
       <w:color w:val="4F81BD" w:themeColor="accent1"/>
     </w:rPr>
   </w:style>
-  <w:style w:type="character" w:styleId="afe">
+  <w:style w:type="character" w:styleId="SubtleReference">
     <w:name w:val="Subtle Reference"/>
-    <w:basedOn w:val="a2"/>
+    <w:basedOn w:val="DefaultParagraphFont"/>
     <w:uiPriority w:val="31"/>
     <w:qFormat/>
     <w:rsid w:val="00FC693F"/>
@@ -9806,9 +9757,9 @@
       <w:u w:val="single"/>
     </w:rPr>
   </w:style>
-  <w:style w:type="character" w:styleId="aff">
+  <w:style w:type="character" w:styleId="IntenseReference">
     <w:name w:val="Intense Reference"/>
-    <w:basedOn w:val="a2"/>
+    <w:basedOn w:val="DefaultParagraphFont"/>
     <w:uiPriority w:val="32"/>
     <w:qFormat/>
     <w:rsid w:val="00FC693F"/>
@@ -9821,9 +9772,9 @@
       <w:u w:val="single"/>
     </w:rPr>
   </w:style>
-  <w:style w:type="character" w:styleId="aff0">
+  <w:style w:type="character" w:styleId="BookTitle">
     <w:name w:val="Book Title"/>
-    <w:basedOn w:val="a2"/>
+    <w:basedOn w:val="DefaultParagraphFont"/>
     <w:uiPriority w:val="33"/>
     <w:qFormat/>
     <w:rsid w:val="00FC693F"/>
@@ -9834,10 +9785,10 @@
       <w:spacing w:val="5"/>
     </w:rPr>
   </w:style>
-  <w:style w:type="paragraph" w:styleId="aff1">
+  <w:style w:type="paragraph" w:styleId="TOCHeading">
     <w:name w:val="TOC Heading"/>
-    <w:basedOn w:val="1"/>
-    <w:next w:val="a1"/>
+    <w:basedOn w:val="Heading1"/>
+    <w:next w:val="Normal"/>
     <w:uiPriority w:val="39"/>
     <w:semiHidden/>
     <w:unhideWhenUsed/>
@@ -9847,9 +9798,9 @@
       <w:outlineLvl w:val="9"/>
     </w:pPr>
   </w:style>
-  <w:style w:type="table" w:styleId="aff2">
+  <w:style w:type="table" w:styleId="TableGrid">
     <w:name w:val="Table Grid"/>
-    <w:basedOn w:val="a3"/>
+    <w:basedOn w:val="TableNormal"/>
     <w:uiPriority w:val="59"/>
     <w:rsid w:val="00FC693F"/>
     <w:pPr>
@@ -9866,9 +9817,9 @@
       </w:tblBorders>
     </w:tblPr>
   </w:style>
-  <w:style w:type="table" w:styleId="aff3">
+  <w:style w:type="table" w:styleId="LightShading">
     <w:name w:val="Light Shading"/>
-    <w:basedOn w:val="a3"/>
+    <w:basedOn w:val="TableNormal"/>
     <w:uiPriority w:val="60"/>
     <w:rsid w:val="00FC693F"/>
     <w:pPr>
@@ -9962,9 +9913,9 @@
       </w:tcPr>
     </w:tblStylePr>
   </w:style>
-  <w:style w:type="table" w:styleId="-1">
+  <w:style w:type="table" w:styleId="LightShading-Accent1">
     <w:name w:val="Light Shading Accent 1"/>
-    <w:basedOn w:val="a3"/>
+    <w:basedOn w:val="TableNormal"/>
     <w:uiPriority w:val="60"/>
     <w:rsid w:val="00FC693F"/>
     <w:pPr>
@@ -10058,9 +10009,9 @@
       </w:tcPr>
     </w:tblStylePr>
   </w:style>
-  <w:style w:type="table" w:styleId="-2">
+  <w:style w:type="table" w:styleId="LightShading-Accent2">
     <w:name w:val="Light Shading Accent 2"/>
-    <w:basedOn w:val="a3"/>
+    <w:basedOn w:val="TableNormal"/>
     <w:uiPriority w:val="60"/>
     <w:rsid w:val="00FC693F"/>
     <w:pPr>
@@ -10154,9 +10105,9 @@
       </w:tcPr>
     </w:tblStylePr>
   </w:style>
-  <w:style w:type="table" w:styleId="-3">
+  <w:style w:type="table" w:styleId="LightShading-Accent3">
     <w:name w:val="Light Shading Accent 3"/>
-    <w:basedOn w:val="a3"/>
+    <w:basedOn w:val="TableNormal"/>
     <w:uiPriority w:val="60"/>
     <w:rsid w:val="00FC693F"/>
     <w:pPr>
@@ -10250,9 +10201,9 @@
       </w:tcPr>
     </w:tblStylePr>
   </w:style>
-  <w:style w:type="table" w:styleId="-4">
+  <w:style w:type="table" w:styleId="LightShading-Accent4">
     <w:name w:val="Light Shading Accent 4"/>
-    <w:basedOn w:val="a3"/>
+    <w:basedOn w:val="TableNormal"/>
     <w:uiPriority w:val="60"/>
     <w:rsid w:val="00FC693F"/>
     <w:pPr>
@@ -10346,9 +10297,9 @@
       </w:tcPr>
     </w:tblStylePr>
   </w:style>
-  <w:style w:type="table" w:styleId="-5">
+  <w:style w:type="table" w:styleId="LightShading-Accent5">
     <w:name w:val="Light Shading Accent 5"/>
-    <w:basedOn w:val="a3"/>
+    <w:basedOn w:val="TableNormal"/>
     <w:uiPriority w:val="60"/>
     <w:rsid w:val="00FC693F"/>
     <w:pPr>
@@ -10442,9 +10393,9 @@
       </w:tcPr>
     </w:tblStylePr>
   </w:style>
-  <w:style w:type="table" w:styleId="-6">
+  <w:style w:type="table" w:styleId="LightShading-Accent6">
     <w:name w:val="Light Shading Accent 6"/>
-    <w:basedOn w:val="a3"/>
+    <w:basedOn w:val="TableNormal"/>
     <w:uiPriority w:val="60"/>
     <w:rsid w:val="00FC693F"/>
     <w:pPr>
@@ -10538,9 +10489,9 @@
       </w:tcPr>
     </w:tblStylePr>
   </w:style>
-  <w:style w:type="table" w:styleId="aff4">
+  <w:style w:type="table" w:styleId="LightList">
     <w:name w:val="Light List"/>
-    <w:basedOn w:val="a3"/>
+    <w:basedOn w:val="TableNormal"/>
     <w:uiPriority w:val="61"/>
     <w:rsid w:val="00FC693F"/>
     <w:pPr>
@@ -10623,9 +10574,9 @@
       </w:tcPr>
     </w:tblStylePr>
   </w:style>
-  <w:style w:type="table" w:styleId="-10">
+  <w:style w:type="table" w:styleId="LightList-Accent1">
     <w:name w:val="Light List Accent 1"/>
-    <w:basedOn w:val="a3"/>
+    <w:basedOn w:val="TableNormal"/>
     <w:uiPriority w:val="61"/>
     <w:rsid w:val="00FC693F"/>
     <w:pPr>
@@ -10708,9 +10659,9 @@
       </w:tcPr>
     </w:tblStylePr>
   </w:style>
-  <w:style w:type="table" w:styleId="-20">
+  <w:style w:type="table" w:styleId="LightList-Accent2">
     <w:name w:val="Light List Accent 2"/>
-    <w:basedOn w:val="a3"/>
+    <w:basedOn w:val="TableNormal"/>
     <w:uiPriority w:val="61"/>
     <w:rsid w:val="00CB0664"/>
     <w:pPr>
@@ -10793,9 +10744,9 @@
       </w:tcPr>
     </w:tblStylePr>
   </w:style>
-  <w:style w:type="table" w:styleId="-30">
+  <w:style w:type="table" w:styleId="LightList-Accent3">
     <w:name w:val="Light List Accent 3"/>
-    <w:basedOn w:val="a3"/>
+    <w:basedOn w:val="TableNormal"/>
     <w:uiPriority w:val="61"/>
     <w:rsid w:val="00CB0664"/>
     <w:pPr>
@@ -10878,9 +10829,9 @@
       </w:tcPr>
     </w:tblStylePr>
   </w:style>
-  <w:style w:type="table" w:styleId="-40">
+  <w:style w:type="table" w:styleId="LightList-Accent4">
     <w:name w:val="Light List Accent 4"/>
-    <w:basedOn w:val="a3"/>
+    <w:basedOn w:val="TableNormal"/>
     <w:uiPriority w:val="61"/>
     <w:rsid w:val="00CB0664"/>
     <w:pPr>
@@ -10963,9 +10914,9 @@
       </w:tcPr>
     </w:tblStylePr>
   </w:style>
-  <w:style w:type="table" w:styleId="-50">
+  <w:style w:type="table" w:styleId="LightList-Accent5">
     <w:name w:val="Light List Accent 5"/>
-    <w:basedOn w:val="a3"/>
+    <w:basedOn w:val="TableNormal"/>
     <w:uiPriority w:val="61"/>
     <w:rsid w:val="00CB0664"/>
     <w:pPr>
@@ -11048,9 +10999,9 @@
       </w:tcPr>
     </w:tblStylePr>
   </w:style>
-  <w:style w:type="table" w:styleId="-60">
+  <w:style w:type="table" w:styleId="LightList-Accent6">
     <w:name w:val="Light List Accent 6"/>
-    <w:basedOn w:val="a3"/>
+    <w:basedOn w:val="TableNormal"/>
     <w:uiPriority w:val="61"/>
     <w:rsid w:val="00CB0664"/>
     <w:pPr>
@@ -11133,9 +11084,9 @@
       </w:tcPr>
     </w:tblStylePr>
   </w:style>
-  <w:style w:type="table" w:styleId="aff5">
+  <w:style w:type="table" w:styleId="LightGrid">
     <w:name w:val="Light Grid"/>
-    <w:basedOn w:val="a3"/>
+    <w:basedOn w:val="TableNormal"/>
     <w:uiPriority w:val="62"/>
     <w:rsid w:val="00CB0664"/>
     <w:pPr>
@@ -11256,9 +11207,9 @@
       </w:tcPr>
     </w:tblStylePr>
   </w:style>
-  <w:style w:type="table" w:styleId="-11">
+  <w:style w:type="table" w:styleId="LightGrid-Accent1">
     <w:name w:val="Light Grid Accent 1"/>
-    <w:basedOn w:val="a3"/>
+    <w:basedOn w:val="TableNormal"/>
     <w:uiPriority w:val="62"/>
     <w:rsid w:val="00CB0664"/>
     <w:pPr>
@@ -11379,9 +11330,9 @@
       </w:tcPr>
     </w:tblStylePr>
   </w:style>
-  <w:style w:type="table" w:styleId="-21">
+  <w:style w:type="table" w:styleId="LightGrid-Accent2">
     <w:name w:val="Light Grid Accent 2"/>
-    <w:basedOn w:val="a3"/>
+    <w:basedOn w:val="TableNormal"/>
     <w:uiPriority w:val="62"/>
     <w:rsid w:val="00CB0664"/>
     <w:pPr>
@@ -11502,9 +11453,9 @@
       </w:tcPr>
     </w:tblStylePr>
   </w:style>
-  <w:style w:type="table" w:styleId="-31">
+  <w:style w:type="table" w:styleId="LightGrid-Accent3">
     <w:name w:val="Light Grid Accent 3"/>
-    <w:basedOn w:val="a3"/>
+    <w:basedOn w:val="TableNormal"/>
     <w:uiPriority w:val="62"/>
     <w:rsid w:val="00CB0664"/>
     <w:pPr>
@@ -11625,9 +11576,9 @@
       </w:tcPr>
     </w:tblStylePr>
   </w:style>
-  <w:style w:type="table" w:styleId="-41">
+  <w:style w:type="table" w:styleId="LightGrid-Accent4">
     <w:name w:val="Light Grid Accent 4"/>
-    <w:basedOn w:val="a3"/>
+    <w:basedOn w:val="TableNormal"/>
     <w:uiPriority w:val="62"/>
     <w:rsid w:val="00CB0664"/>
     <w:pPr>
@@ -11748,9 +11699,9 @@
       </w:tcPr>
     </w:tblStylePr>
   </w:style>
-  <w:style w:type="table" w:styleId="-51">
+  <w:style w:type="table" w:styleId="LightGrid-Accent5">
     <w:name w:val="Light Grid Accent 5"/>
-    <w:basedOn w:val="a3"/>
+    <w:basedOn w:val="TableNormal"/>
     <w:uiPriority w:val="62"/>
     <w:rsid w:val="00CB0664"/>
     <w:pPr>
@@ -11871,9 +11822,9 @@
       </w:tcPr>
     </w:tblStylePr>
   </w:style>
-  <w:style w:type="table" w:styleId="-61">
+  <w:style w:type="table" w:styleId="LightGrid-Accent6">
     <w:name w:val="Light Grid Accent 6"/>
-    <w:basedOn w:val="a3"/>
+    <w:basedOn w:val="TableNormal"/>
     <w:uiPriority w:val="62"/>
     <w:rsid w:val="00CB0664"/>
     <w:pPr>
@@ -11994,9 +11945,9 @@
       </w:tcPr>
     </w:tblStylePr>
   </w:style>
-  <w:style w:type="table" w:styleId="11">
+  <w:style w:type="table" w:styleId="MediumShading1">
     <w:name w:val="Medium Shading 1"/>
-    <w:basedOn w:val="a3"/>
+    <w:basedOn w:val="TableNormal"/>
     <w:uiPriority w:val="63"/>
     <w:rsid w:val="00CB0664"/>
     <w:pPr>
@@ -12093,9 +12044,9 @@
       </w:tcPr>
     </w:tblStylePr>
   </w:style>
-  <w:style w:type="table" w:styleId="1-1">
+  <w:style w:type="table" w:styleId="MediumShading1-Accent1">
     <w:name w:val="Medium Shading 1 Accent 1"/>
-    <w:basedOn w:val="a3"/>
+    <w:basedOn w:val="TableNormal"/>
     <w:uiPriority w:val="63"/>
     <w:rsid w:val="00CB0664"/>
     <w:pPr>
@@ -12192,9 +12143,9 @@
       </w:tcPr>
     </w:tblStylePr>
   </w:style>
-  <w:style w:type="table" w:styleId="1-2">
+  <w:style w:type="table" w:styleId="MediumShading1-Accent2">
     <w:name w:val="Medium Shading 1 Accent 2"/>
-    <w:basedOn w:val="a3"/>
+    <w:basedOn w:val="TableNormal"/>
     <w:uiPriority w:val="63"/>
     <w:rsid w:val="00CB0664"/>
     <w:pPr>
@@ -12291,9 +12242,9 @@
       </w:tcPr>
     </w:tblStylePr>
   </w:style>
-  <w:style w:type="table" w:styleId="1-3">
+  <w:style w:type="table" w:styleId="MediumShading1-Accent3">
     <w:name w:val="Medium Shading 1 Accent 3"/>
-    <w:basedOn w:val="a3"/>
+    <w:basedOn w:val="TableNormal"/>
     <w:uiPriority w:val="63"/>
     <w:rsid w:val="00CB0664"/>
     <w:pPr>
@@ -12390,9 +12341,9 @@
       </w:tcPr>
     </w:tblStylePr>
   </w:style>
-  <w:style w:type="table" w:styleId="1-4">
+  <w:style w:type="table" w:styleId="MediumShading1-Accent4">
     <w:name w:val="Medium Shading 1 Accent 4"/>
-    <w:basedOn w:val="a3"/>
+    <w:basedOn w:val="TableNormal"/>
     <w:uiPriority w:val="63"/>
     <w:rsid w:val="00CB0664"/>
     <w:pPr>
@@ -12489,9 +12440,9 @@
       </w:tcPr>
     </w:tblStylePr>
   </w:style>
-  <w:style w:type="table" w:styleId="1-5">
+  <w:style w:type="table" w:styleId="MediumShading1-Accent5">
     <w:name w:val="Medium Shading 1 Accent 5"/>
-    <w:basedOn w:val="a3"/>
+    <w:basedOn w:val="TableNormal"/>
     <w:uiPriority w:val="63"/>
     <w:rsid w:val="00CB0664"/>
     <w:pPr>
@@ -12588,9 +12539,9 @@
       </w:tcPr>
     </w:tblStylePr>
   </w:style>
-  <w:style w:type="table" w:styleId="1-6">
+  <w:style w:type="table" w:styleId="MediumShading1-Accent6">
     <w:name w:val="Medium Shading 1 Accent 6"/>
-    <w:basedOn w:val="a3"/>
+    <w:basedOn w:val="TableNormal"/>
     <w:uiPriority w:val="63"/>
     <w:rsid w:val="00CB0664"/>
     <w:pPr>
@@ -12687,9 +12638,9 @@
       </w:tcPr>
     </w:tblStylePr>
   </w:style>
-  <w:style w:type="table" w:styleId="27">
+  <w:style w:type="table" w:styleId="MediumShading2">
     <w:name w:val="Medium Shading 2"/>
-    <w:basedOn w:val="a3"/>
+    <w:basedOn w:val="TableNormal"/>
     <w:uiPriority w:val="64"/>
     <w:rsid w:val="00CB0664"/>
     <w:pPr>
@@ -12829,9 +12780,9 @@
       </w:tcPr>
     </w:tblStylePr>
   </w:style>
-  <w:style w:type="table" w:styleId="2-1">
+  <w:style w:type="table" w:styleId="MediumShading2-Accent1">
     <w:name w:val="Medium Shading 2 Accent 1"/>
-    <w:basedOn w:val="a3"/>
+    <w:basedOn w:val="TableNormal"/>
     <w:uiPriority w:val="64"/>
     <w:rsid w:val="00CB0664"/>
     <w:pPr>
@@ -12971,9 +12922,9 @@
       </w:tcPr>
     </w:tblStylePr>
   </w:style>
-  <w:style w:type="table" w:styleId="2-2">
+  <w:style w:type="table" w:styleId="MediumShading2-Accent2">
     <w:name w:val="Medium Shading 2 Accent 2"/>
-    <w:basedOn w:val="a3"/>
+    <w:basedOn w:val="TableNormal"/>
     <w:uiPriority w:val="64"/>
     <w:rsid w:val="00CB0664"/>
     <w:pPr>
@@ -13113,9 +13064,9 @@
       </w:tcPr>
     </w:tblStylePr>
   </w:style>
-  <w:style w:type="table" w:styleId="2-3">
+  <w:style w:type="table" w:styleId="MediumShading2-Accent3">
     <w:name w:val="Medium Shading 2 Accent 3"/>
-    <w:basedOn w:val="a3"/>
+    <w:basedOn w:val="TableNormal"/>
     <w:uiPriority w:val="64"/>
     <w:rsid w:val="00CB0664"/>
     <w:pPr>
@@ -13255,9 +13206,9 @@
       </w:tcPr>
     </w:tblStylePr>
   </w:style>
-  <w:style w:type="table" w:styleId="2-4">
+  <w:style w:type="table" w:styleId="MediumShading2-Accent4">
     <w:name w:val="Medium Shading 2 Accent 4"/>
-    <w:basedOn w:val="a3"/>
+    <w:basedOn w:val="TableNormal"/>
     <w:uiPriority w:val="64"/>
     <w:rsid w:val="00CB0664"/>
     <w:pPr>
@@ -13397,9 +13348,9 @@
       </w:tcPr>
     </w:tblStylePr>
   </w:style>
-  <w:style w:type="table" w:styleId="2-5">
+  <w:style w:type="table" w:styleId="MediumShading2-Accent5">
     <w:name w:val="Medium Shading 2 Accent 5"/>
-    <w:basedOn w:val="a3"/>
+    <w:basedOn w:val="TableNormal"/>
     <w:uiPriority w:val="64"/>
     <w:rsid w:val="00CB0664"/>
     <w:pPr>
@@ -13539,9 +13490,9 @@
       </w:tcPr>
     </w:tblStylePr>
   </w:style>
-  <w:style w:type="table" w:styleId="2-6">
+  <w:style w:type="table" w:styleId="MediumShading2-Accent6">
     <w:name w:val="Medium Shading 2 Accent 6"/>
-    <w:basedOn w:val="a3"/>
+    <w:basedOn w:val="TableNormal"/>
     <w:uiPriority w:val="64"/>
     <w:rsid w:val="00CB0664"/>
     <w:pPr>
@@ -13681,9 +13632,9 @@
       </w:tcPr>
     </w:tblStylePr>
   </w:style>
-  <w:style w:type="table" w:styleId="12">
+  <w:style w:type="table" w:styleId="MediumList1">
     <w:name w:val="Medium List 1"/>
-    <w:basedOn w:val="a3"/>
+    <w:basedOn w:val="TableNormal"/>
     <w:uiPriority w:val="65"/>
     <w:rsid w:val="00CB0664"/>
     <w:pPr>
@@ -13758,9 +13709,9 @@
       </w:tcPr>
     </w:tblStylePr>
   </w:style>
-  <w:style w:type="table" w:styleId="1-10">
+  <w:style w:type="table" w:styleId="MediumList1-Accent1">
     <w:name w:val="Medium List 1 Accent 1"/>
-    <w:basedOn w:val="a3"/>
+    <w:basedOn w:val="TableNormal"/>
     <w:uiPriority w:val="65"/>
     <w:rsid w:val="00CB0664"/>
     <w:pPr>
@@ -13835,9 +13786,9 @@
       </w:tcPr>
     </w:tblStylePr>
   </w:style>
-  <w:style w:type="table" w:styleId="1-20">
+  <w:style w:type="table" w:styleId="MediumList1-Accent2">
     <w:name w:val="Medium List 1 Accent 2"/>
-    <w:basedOn w:val="a3"/>
+    <w:basedOn w:val="TableNormal"/>
     <w:uiPriority w:val="65"/>
     <w:rsid w:val="00CB0664"/>
     <w:pPr>
@@ -13912,9 +13863,9 @@
       </w:tcPr>
     </w:tblStylePr>
   </w:style>
-  <w:style w:type="table" w:styleId="1-30">
+  <w:style w:type="table" w:styleId="MediumList1-Accent3">
     <w:name w:val="Medium List 1 Accent 3"/>
-    <w:basedOn w:val="a3"/>
+    <w:basedOn w:val="TableNormal"/>
     <w:uiPriority w:val="65"/>
     <w:rsid w:val="00CB0664"/>
     <w:pPr>
@@ -13989,9 +13940,9 @@
       </w:tcPr>
     </w:tblStylePr>
   </w:style>
-  <w:style w:type="table" w:styleId="1-40">
+  <w:style w:type="table" w:styleId="MediumList1-Accent4">
     <w:name w:val="Medium List 1 Accent 4"/>
-    <w:basedOn w:val="a3"/>
+    <w:basedOn w:val="TableNormal"/>
     <w:uiPriority w:val="65"/>
     <w:rsid w:val="00CB0664"/>
     <w:pPr>
@@ -14066,9 +14017,9 @@
       </w:tcPr>
     </w:tblStylePr>
   </w:style>
-  <w:style w:type="table" w:styleId="1-50">
+  <w:style w:type="table" w:styleId="MediumList1-Accent5">
     <w:name w:val="Medium List 1 Accent 5"/>
-    <w:basedOn w:val="a3"/>
+    <w:basedOn w:val="TableNormal"/>
     <w:uiPriority w:val="65"/>
     <w:rsid w:val="00CB0664"/>
     <w:pPr>
@@ -14143,9 +14094,9 @@
       </w:tcPr>
     </w:tblStylePr>
   </w:style>
-  <w:style w:type="table" w:styleId="1-60">
+  <w:style w:type="table" w:styleId="MediumList1-Accent6">
     <w:name w:val="Medium List 1 Accent 6"/>
-    <w:basedOn w:val="a3"/>
+    <w:basedOn w:val="TableNormal"/>
     <w:uiPriority w:val="65"/>
     <w:rsid w:val="00CB0664"/>
     <w:pPr>
@@ -14220,9 +14171,9 @@
       </w:tcPr>
     </w:tblStylePr>
   </w:style>
-  <w:style w:type="table" w:styleId="28">
+  <w:style w:type="table" w:styleId="MediumList2">
     <w:name w:val="Medium List 2"/>
-    <w:basedOn w:val="a3"/>
+    <w:basedOn w:val="TableNormal"/>
     <w:uiPriority w:val="66"/>
     <w:rsid w:val="00CB0664"/>
     <w:pPr>
@@ -14341,9 +14292,9 @@
       </w:tcPr>
     </w:tblStylePr>
   </w:style>
-  <w:style w:type="table" w:styleId="2-10">
+  <w:style w:type="table" w:styleId="MediumList2-Accent1">
     <w:name w:val="Medium List 2 Accent 1"/>
-    <w:basedOn w:val="a3"/>
+    <w:basedOn w:val="TableNormal"/>
     <w:uiPriority w:val="66"/>
     <w:rsid w:val="00CB0664"/>
     <w:pPr>
@@ -14462,9 +14413,9 @@
       </w:tcPr>
     </w:tblStylePr>
   </w:style>
-  <w:style w:type="table" w:styleId="2-20">
+  <w:style w:type="table" w:styleId="MediumList2-Accent2">
     <w:name w:val="Medium List 2 Accent 2"/>
-    <w:basedOn w:val="a3"/>
+    <w:basedOn w:val="TableNormal"/>
     <w:uiPriority w:val="66"/>
     <w:rsid w:val="00CB0664"/>
     <w:pPr>
@@ -14583,9 +14534,9 @@
       </w:tcPr>
     </w:tblStylePr>
   </w:style>
-  <w:style w:type="table" w:styleId="2-30">
+  <w:style w:type="table" w:styleId="MediumList2-Accent3">
     <w:name w:val="Medium List 2 Accent 3"/>
-    <w:basedOn w:val="a3"/>
+    <w:basedOn w:val="TableNormal"/>
     <w:uiPriority w:val="66"/>
     <w:rsid w:val="00CB0664"/>
     <w:pPr>
@@ -14704,9 +14655,9 @@
       </w:tcPr>
     </w:tblStylePr>
   </w:style>
-  <w:style w:type="table" w:styleId="2-40">
+  <w:style w:type="table" w:styleId="MediumList2-Accent4">
     <w:name w:val="Medium List 2 Accent 4"/>
-    <w:basedOn w:val="a3"/>
+    <w:basedOn w:val="TableNormal"/>
     <w:uiPriority w:val="66"/>
     <w:rsid w:val="00CB0664"/>
     <w:pPr>
@@ -14825,9 +14776,9 @@
       </w:tcPr>
     </w:tblStylePr>
   </w:style>
-  <w:style w:type="table" w:styleId="2-50">
+  <w:style w:type="table" w:styleId="MediumList2-Accent5">
     <w:name w:val="Medium List 2 Accent 5"/>
-    <w:basedOn w:val="a3"/>
+    <w:basedOn w:val="TableNormal"/>
     <w:uiPriority w:val="66"/>
     <w:rsid w:val="00CB0664"/>
     <w:pPr>
@@ -14946,9 +14897,9 @@
       </w:tcPr>
     </w:tblStylePr>
   </w:style>
-  <w:style w:type="table" w:styleId="2-60">
+  <w:style w:type="table" w:styleId="MediumList2-Accent6">
     <w:name w:val="Medium List 2 Accent 6"/>
-    <w:basedOn w:val="a3"/>
+    <w:basedOn w:val="TableNormal"/>
     <w:uiPriority w:val="66"/>
     <w:rsid w:val="00CB0664"/>
     <w:pPr>
@@ -15067,9 +15018,9 @@
       </w:tcPr>
     </w:tblStylePr>
   </w:style>
-  <w:style w:type="table" w:styleId="13">
+  <w:style w:type="table" w:styleId="MediumGrid1">
     <w:name w:val="Medium Grid 1"/>
-    <w:basedOn w:val="a3"/>
+    <w:basedOn w:val="TableNormal"/>
     <w:uiPriority w:val="67"/>
     <w:rsid w:val="00CB0664"/>
     <w:pPr>
@@ -15133,9 +15084,9 @@
       </w:tcPr>
     </w:tblStylePr>
   </w:style>
-  <w:style w:type="table" w:styleId="1-11">
+  <w:style w:type="table" w:styleId="MediumGrid1-Accent1">
     <w:name w:val="Medium Grid 1 Accent 1"/>
-    <w:basedOn w:val="a3"/>
+    <w:basedOn w:val="TableNormal"/>
     <w:uiPriority w:val="67"/>
     <w:rsid w:val="00CB0664"/>
     <w:pPr>
@@ -15199,9 +15150,9 @@
       </w:tcPr>
     </w:tblStylePr>
   </w:style>
-  <w:style w:type="table" w:styleId="1-21">
+  <w:style w:type="table" w:styleId="MediumGrid1-Accent2">
     <w:name w:val="Medium Grid 1 Accent 2"/>
-    <w:basedOn w:val="a3"/>
+    <w:basedOn w:val="TableNormal"/>
     <w:uiPriority w:val="67"/>
     <w:rsid w:val="00CB0664"/>
     <w:pPr>
@@ -15265,9 +15216,9 @@
       </w:tcPr>
     </w:tblStylePr>
   </w:style>
-  <w:style w:type="table" w:styleId="1-31">
+  <w:style w:type="table" w:styleId="MediumGrid1-Accent3">
     <w:name w:val="Medium Grid 1 Accent 3"/>
-    <w:basedOn w:val="a3"/>
+    <w:basedOn w:val="TableNormal"/>
     <w:uiPriority w:val="67"/>
     <w:rsid w:val="00CB0664"/>
     <w:pPr>
@@ -15331,9 +15282,9 @@
       </w:tcPr>
     </w:tblStylePr>
   </w:style>
-  <w:style w:type="table" w:styleId="1-41">
+  <w:style w:type="table" w:styleId="MediumGrid1-Accent4">
     <w:name w:val="Medium Grid 1 Accent 4"/>
-    <w:basedOn w:val="a3"/>
+    <w:basedOn w:val="TableNormal"/>
     <w:uiPriority w:val="67"/>
     <w:rsid w:val="00CB0664"/>
     <w:pPr>
@@ -15397,9 +15348,9 @@
       </w:tcPr>
     </w:tblStylePr>
   </w:style>
-  <w:style w:type="table" w:styleId="1-51">
+  <w:style w:type="table" w:styleId="MediumGrid1-Accent5">
     <w:name w:val="Medium Grid 1 Accent 5"/>
-    <w:basedOn w:val="a3"/>
+    <w:basedOn w:val="TableNormal"/>
     <w:uiPriority w:val="67"/>
     <w:rsid w:val="00CB0664"/>
     <w:pPr>
@@ -15463,9 +15414,9 @@
       </w:tcPr>
     </w:tblStylePr>
   </w:style>
-  <w:style w:type="table" w:styleId="1-61">
+  <w:style w:type="table" w:styleId="MediumGrid1-Accent6">
     <w:name w:val="Medium Grid 1 Accent 6"/>
-    <w:basedOn w:val="a3"/>
+    <w:basedOn w:val="TableNormal"/>
     <w:uiPriority w:val="67"/>
     <w:rsid w:val="00CB0664"/>
     <w:pPr>
@@ -15529,9 +15480,9 @@
       </w:tcPr>
     </w:tblStylePr>
   </w:style>
-  <w:style w:type="table" w:styleId="29">
+  <w:style w:type="table" w:styleId="MediumGrid2">
     <w:name w:val="Medium Grid 2"/>
-    <w:basedOn w:val="a3"/>
+    <w:basedOn w:val="TableNormal"/>
     <w:uiPriority w:val="68"/>
     <w:rsid w:val="00CB0664"/>
     <w:pPr>
@@ -15647,9 +15598,9 @@
       </w:tcPr>
     </w:tblStylePr>
   </w:style>
-  <w:style w:type="table" w:styleId="2-11">
+  <w:style w:type="table" w:styleId="MediumGrid2-Accent1">
     <w:name w:val="Medium Grid 2 Accent 1"/>
-    <w:basedOn w:val="a3"/>
+    <w:basedOn w:val="TableNormal"/>
     <w:uiPriority w:val="68"/>
     <w:rsid w:val="00CB0664"/>
     <w:pPr>
@@ -15765,9 +15716,9 @@
       </w:tcPr>
     </w:tblStylePr>
   </w:style>
-  <w:style w:type="table" w:styleId="2-21">
+  <w:style w:type="table" w:styleId="MediumGrid2-Accent2">
     <w:name w:val="Medium Grid 2 Accent 2"/>
-    <w:basedOn w:val="a3"/>
+    <w:basedOn w:val="TableNormal"/>
     <w:uiPriority w:val="68"/>
     <w:rsid w:val="00CB0664"/>
     <w:pPr>
@@ -15883,9 +15834,9 @@
       </w:tcPr>
     </w:tblStylePr>
   </w:style>
-  <w:style w:type="table" w:styleId="2-31">
+  <w:style w:type="table" w:styleId="MediumGrid2-Accent3">
     <w:name w:val="Medium Grid 2 Accent 3"/>
-    <w:basedOn w:val="a3"/>
+    <w:basedOn w:val="TableNormal"/>
     <w:uiPriority w:val="68"/>
     <w:rsid w:val="00CB0664"/>
     <w:pPr>
@@ -16001,9 +15952,9 @@
       </w:tcPr>
     </w:tblStylePr>
   </w:style>
-  <w:style w:type="table" w:styleId="2-41">
+  <w:style w:type="table" w:styleId="MediumGrid2-Accent4">
     <w:name w:val="Medium Grid 2 Accent 4"/>
-    <w:basedOn w:val="a3"/>
+    <w:basedOn w:val="TableNormal"/>
     <w:uiPriority w:val="68"/>
     <w:rsid w:val="00CB0664"/>
     <w:pPr>
@@ -16119,9 +16070,9 @@
       </w:tcPr>
     </w:tblStylePr>
   </w:style>
-  <w:style w:type="table" w:styleId="2-51">
+  <w:style w:type="table" w:styleId="MediumGrid2-Accent5">
     <w:name w:val="Medium Grid 2 Accent 5"/>
-    <w:basedOn w:val="a3"/>
+    <w:basedOn w:val="TableNormal"/>
     <w:uiPriority w:val="68"/>
     <w:rsid w:val="00CB0664"/>
     <w:pPr>
@@ -16237,9 +16188,9 @@
       </w:tcPr>
     </w:tblStylePr>
   </w:style>
-  <w:style w:type="table" w:styleId="2-61">
+  <w:style w:type="table" w:styleId="MediumGrid2-Accent6">
     <w:name w:val="Medium Grid 2 Accent 6"/>
-    <w:basedOn w:val="a3"/>
+    <w:basedOn w:val="TableNormal"/>
     <w:uiPriority w:val="68"/>
     <w:rsid w:val="00CB0664"/>
     <w:pPr>
@@ -16355,9 +16306,9 @@
       </w:tcPr>
     </w:tblStylePr>
   </w:style>
-  <w:style w:type="table" w:styleId="37">
+  <w:style w:type="table" w:styleId="MediumGrid3">
     <w:name w:val="Medium Grid 3"/>
-    <w:basedOn w:val="a3"/>
+    <w:basedOn w:val="TableNormal"/>
     <w:uiPriority w:val="69"/>
     <w:rsid w:val="00CB0664"/>
     <w:pPr>
@@ -16489,9 +16440,9 @@
       </w:tcPr>
     </w:tblStylePr>
   </w:style>
-  <w:style w:type="table" w:styleId="3-1">
+  <w:style w:type="table" w:styleId="MediumGrid3-Accent1">
     <w:name w:val="Medium Grid 3 Accent 1"/>
-    <w:basedOn w:val="a3"/>
+    <w:basedOn w:val="TableNormal"/>
     <w:uiPriority w:val="69"/>
     <w:rsid w:val="00CB0664"/>
     <w:pPr>
@@ -16623,9 +16574,9 @@
       </w:tcPr>
     </w:tblStylePr>
   </w:style>
-  <w:style w:type="table" w:styleId="3-2">
+  <w:style w:type="table" w:styleId="MediumGrid3-Accent2">
     <w:name w:val="Medium Grid 3 Accent 2"/>
-    <w:basedOn w:val="a3"/>
+    <w:basedOn w:val="TableNormal"/>
     <w:uiPriority w:val="69"/>
     <w:rsid w:val="00CB0664"/>
     <w:pPr>
@@ -16757,9 +16708,9 @@
       </w:tcPr>
     </w:tblStylePr>
   </w:style>
-  <w:style w:type="table" w:styleId="3-3">
+  <w:style w:type="table" w:styleId="MediumGrid3-Accent3">
     <w:name w:val="Medium Grid 3 Accent 3"/>
-    <w:basedOn w:val="a3"/>
+    <w:basedOn w:val="TableNormal"/>
     <w:uiPriority w:val="69"/>
     <w:rsid w:val="00CB0664"/>
     <w:pPr>
@@ -16891,9 +16842,9 @@
       </w:tcPr>
     </w:tblStylePr>
   </w:style>
-  <w:style w:type="table" w:styleId="3-4">
+  <w:style w:type="table" w:styleId="MediumGrid3-Accent4">
     <w:name w:val="Medium Grid 3 Accent 4"/>
-    <w:basedOn w:val="a3"/>
+    <w:basedOn w:val="TableNormal"/>
     <w:uiPriority w:val="69"/>
     <w:rsid w:val="00CB0664"/>
     <w:pPr>
@@ -17025,9 +16976,9 @@
       </w:tcPr>
     </w:tblStylePr>
   </w:style>
-  <w:style w:type="table" w:styleId="3-5">
+  <w:style w:type="table" w:styleId="MediumGrid3-Accent5">
     <w:name w:val="Medium Grid 3 Accent 5"/>
-    <w:basedOn w:val="a3"/>
+    <w:basedOn w:val="TableNormal"/>
     <w:uiPriority w:val="69"/>
     <w:rsid w:val="00CB0664"/>
     <w:pPr>
@@ -17159,9 +17110,9 @@
       </w:tcPr>
     </w:tblStylePr>
   </w:style>
-  <w:style w:type="table" w:styleId="3-6">
+  <w:style w:type="table" w:styleId="MediumGrid3-Accent6">
     <w:name w:val="Medium Grid 3 Accent 6"/>
-    <w:basedOn w:val="a3"/>
+    <w:basedOn w:val="TableNormal"/>
     <w:uiPriority w:val="69"/>
     <w:rsid w:val="00CB0664"/>
     <w:pPr>
@@ -17293,9 +17244,9 @@
       </w:tcPr>
     </w:tblStylePr>
   </w:style>
-  <w:style w:type="table" w:styleId="aff6">
+  <w:style w:type="table" w:styleId="DarkList">
     <w:name w:val="Dark List"/>
-    <w:basedOn w:val="a3"/>
+    <w:basedOn w:val="TableNormal"/>
     <w:uiPriority w:val="70"/>
     <w:rsid w:val="00CB0664"/>
     <w:pPr>
@@ -17400,9 +17351,9 @@
       </w:tcPr>
     </w:tblStylePr>
   </w:style>
-  <w:style w:type="table" w:styleId="-12">
+  <w:style w:type="table" w:styleId="DarkList-Accent1">
     <w:name w:val="Dark List Accent 1"/>
-    <w:basedOn w:val="a3"/>
+    <w:basedOn w:val="TableNormal"/>
     <w:uiPriority w:val="70"/>
     <w:rsid w:val="00CB0664"/>
     <w:pPr>
@@ -17507,9 +17458,9 @@
       </w:tcPr>
     </w:tblStylePr>
   </w:style>
-  <w:style w:type="table" w:styleId="-22">
+  <w:style w:type="table" w:styleId="DarkList-Accent2">
     <w:name w:val="Dark List Accent 2"/>
-    <w:basedOn w:val="a3"/>
+    <w:basedOn w:val="TableNormal"/>
     <w:uiPriority w:val="70"/>
     <w:rsid w:val="00CB0664"/>
     <w:pPr>
@@ -17614,9 +17565,9 @@
       </w:tcPr>
     </w:tblStylePr>
   </w:style>
-  <w:style w:type="table" w:styleId="-32">
+  <w:style w:type="table" w:styleId="DarkList-Accent3">
     <w:name w:val="Dark List Accent 3"/>
-    <w:basedOn w:val="a3"/>
+    <w:basedOn w:val="TableNormal"/>
     <w:uiPriority w:val="70"/>
     <w:rsid w:val="00CB0664"/>
     <w:pPr>
@@ -17721,9 +17672,9 @@
       </w:tcPr>
     </w:tblStylePr>
   </w:style>
-  <w:style w:type="table" w:styleId="-42">
+  <w:style w:type="table" w:styleId="DarkList-Accent4">
     <w:name w:val="Dark List Accent 4"/>
-    <w:basedOn w:val="a3"/>
+    <w:basedOn w:val="TableNormal"/>
     <w:uiPriority w:val="70"/>
     <w:rsid w:val="00CB0664"/>
     <w:pPr>
@@ -17828,9 +17779,9 @@
       </w:tcPr>
     </w:tblStylePr>
   </w:style>
-  <w:style w:type="table" w:styleId="-52">
+  <w:style w:type="table" w:styleId="DarkList-Accent5">
     <w:name w:val="Dark List Accent 5"/>
-    <w:basedOn w:val="a3"/>
+    <w:basedOn w:val="TableNormal"/>
     <w:uiPriority w:val="70"/>
     <w:rsid w:val="00CB0664"/>
     <w:pPr>
@@ -17935,9 +17886,9 @@
       </w:tcPr>
     </w:tblStylePr>
   </w:style>
-  <w:style w:type="table" w:styleId="-62">
+  <w:style w:type="table" w:styleId="DarkList-Accent6">
     <w:name w:val="Dark List Accent 6"/>
-    <w:basedOn w:val="a3"/>
+    <w:basedOn w:val="TableNormal"/>
     <w:uiPriority w:val="70"/>
     <w:rsid w:val="00CB0664"/>
     <w:pPr>
@@ -18042,9 +17993,9 @@
       </w:tcPr>
     </w:tblStylePr>
   </w:style>
-  <w:style w:type="table" w:styleId="aff7">
+  <w:style w:type="table" w:styleId="ColorfulShading">
     <w:name w:val="Colorful Shading"/>
-    <w:basedOn w:val="a3"/>
+    <w:basedOn w:val="TableNormal"/>
     <w:uiPriority w:val="71"/>
     <w:rsid w:val="00CB0664"/>
     <w:pPr>
@@ -18157,9 +18108,9 @@
       </w:rPr>
     </w:tblStylePr>
   </w:style>
-  <w:style w:type="table" w:styleId="-13">
+  <w:style w:type="table" w:styleId="ColorfulShading-Accent1">
     <w:name w:val="Colorful Shading Accent 1"/>
-    <w:basedOn w:val="a3"/>
+    <w:basedOn w:val="TableNormal"/>
     <w:uiPriority w:val="71"/>
     <w:rsid w:val="00CB0664"/>
     <w:pPr>
@@ -18272,9 +18223,9 @@
       </w:rPr>
     </w:tblStylePr>
   </w:style>
-  <w:style w:type="table" w:styleId="-23">
+  <w:style w:type="table" w:styleId="ColorfulShading-Accent2">
     <w:name w:val="Colorful Shading Accent 2"/>
-    <w:basedOn w:val="a3"/>
+    <w:basedOn w:val="TableNormal"/>
     <w:uiPriority w:val="71"/>
     <w:rsid w:val="00CB0664"/>
     <w:pPr>
@@ -18387,9 +18338,9 @@
       </w:rPr>
     </w:tblStylePr>
   </w:style>
-  <w:style w:type="table" w:styleId="-33">
+  <w:style w:type="table" w:styleId="ColorfulShading-Accent3">
     <w:name w:val="Colorful Shading Accent 3"/>
-    <w:basedOn w:val="a3"/>
+    <w:basedOn w:val="TableNormal"/>
     <w:uiPriority w:val="71"/>
     <w:rsid w:val="00CB0664"/>
     <w:pPr>
@@ -18492,9 +18443,9 @@
       </w:tcPr>
     </w:tblStylePr>
   </w:style>
-  <w:style w:type="table" w:styleId="-43">
+  <w:style w:type="table" w:styleId="ColorfulShading-Accent4">
     <w:name w:val="Colorful Shading Accent 4"/>
-    <w:basedOn w:val="a3"/>
+    <w:basedOn w:val="TableNormal"/>
     <w:uiPriority w:val="71"/>
     <w:rsid w:val="00CB0664"/>
     <w:pPr>
@@ -18607,9 +18558,9 @@
       </w:rPr>
     </w:tblStylePr>
   </w:style>
-  <w:style w:type="table" w:styleId="-53">
+  <w:style w:type="table" w:styleId="ColorfulShading-Accent5">
     <w:name w:val="Colorful Shading Accent 5"/>
-    <w:basedOn w:val="a3"/>
+    <w:basedOn w:val="TableNormal"/>
     <w:uiPriority w:val="71"/>
     <w:rsid w:val="00CB0664"/>
     <w:pPr>
@@ -18722,9 +18673,9 @@
       </w:rPr>
     </w:tblStylePr>
   </w:style>
-  <w:style w:type="table" w:styleId="-63">
+  <w:style w:type="table" w:styleId="ColorfulShading-Accent6">
     <w:name w:val="Colorful Shading Accent 6"/>
-    <w:basedOn w:val="a3"/>
+    <w:basedOn w:val="TableNormal"/>
     <w:uiPriority w:val="71"/>
     <w:rsid w:val="00CB0664"/>
     <w:pPr>
@@ -18837,9 +18788,9 @@
       </w:rPr>
     </w:tblStylePr>
   </w:style>
-  <w:style w:type="table" w:styleId="aff8">
+  <w:style w:type="table" w:styleId="ColorfulList">
     <w:name w:val="Colorful List"/>
-    <w:basedOn w:val="a3"/>
+    <w:basedOn w:val="TableNormal"/>
     <w:uiPriority w:val="72"/>
     <w:rsid w:val="00CB0664"/>
     <w:pPr>
@@ -18916,9 +18867,9 @@
       </w:tcPr>
     </w:tblStylePr>
   </w:style>
-  <w:style w:type="table" w:styleId="-14">
+  <w:style w:type="table" w:styleId="ColorfulList-Accent1">
     <w:name w:val="Colorful List Accent 1"/>
-    <w:basedOn w:val="a3"/>
+    <w:basedOn w:val="TableNormal"/>
     <w:uiPriority w:val="72"/>
     <w:rsid w:val="00CB0664"/>
     <w:pPr>
@@ -18995,9 +18946,9 @@
       </w:tcPr>
     </w:tblStylePr>
   </w:style>
-  <w:style w:type="table" w:styleId="-24">
+  <w:style w:type="table" w:styleId="ColorfulList-Accent2">
     <w:name w:val="Colorful List Accent 2"/>
-    <w:basedOn w:val="a3"/>
+    <w:basedOn w:val="TableNormal"/>
     <w:uiPriority w:val="72"/>
     <w:rsid w:val="00CB0664"/>
     <w:pPr>
@@ -19074,9 +19025,9 @@
       </w:tcPr>
     </w:tblStylePr>
   </w:style>
-  <w:style w:type="table" w:styleId="-34">
+  <w:style w:type="table" w:styleId="ColorfulList-Accent3">
     <w:name w:val="Colorful List Accent 3"/>
-    <w:basedOn w:val="a3"/>
+    <w:basedOn w:val="TableNormal"/>
     <w:uiPriority w:val="72"/>
     <w:rsid w:val="00CB0664"/>
     <w:pPr>
@@ -19153,9 +19104,9 @@
       </w:tcPr>
     </w:tblStylePr>
   </w:style>
-  <w:style w:type="table" w:styleId="-44">
+  <w:style w:type="table" w:styleId="ColorfulList-Accent4">
     <w:name w:val="Colorful List Accent 4"/>
-    <w:basedOn w:val="a3"/>
+    <w:basedOn w:val="TableNormal"/>
     <w:uiPriority w:val="72"/>
     <w:rsid w:val="00CB0664"/>
     <w:pPr>
@@ -19232,9 +19183,9 @@
       </w:tcPr>
     </w:tblStylePr>
   </w:style>
-  <w:style w:type="table" w:styleId="-54">
+  <w:style w:type="table" w:styleId="ColorfulList-Accent5">
     <w:name w:val="Colorful List Accent 5"/>
-    <w:basedOn w:val="a3"/>
+    <w:basedOn w:val="TableNormal"/>
     <w:uiPriority w:val="72"/>
     <w:rsid w:val="00CB0664"/>
     <w:pPr>
@@ -19311,9 +19262,9 @@
       </w:tcPr>
     </w:tblStylePr>
   </w:style>
-  <w:style w:type="table" w:styleId="-64">
+  <w:style w:type="table" w:styleId="ColorfulList-Accent6">
     <w:name w:val="Colorful List Accent 6"/>
-    <w:basedOn w:val="a3"/>
+    <w:basedOn w:val="TableNormal"/>
     <w:uiPriority w:val="72"/>
     <w:rsid w:val="00CB0664"/>
     <w:pPr>
@@ -19390,9 +19341,9 @@
       </w:tcPr>
     </w:tblStylePr>
   </w:style>
-  <w:style w:type="table" w:styleId="aff9">
+  <w:style w:type="table" w:styleId="ColorfulGrid">
     <w:name w:val="Colorful Grid"/>
-    <w:basedOn w:val="a3"/>
+    <w:basedOn w:val="TableNormal"/>
     <w:uiPriority w:val="73"/>
     <w:rsid w:val="00CB0664"/>
     <w:pPr>
@@ -19463,9 +19414,9 @@
       </w:tcPr>
     </w:tblStylePr>
   </w:style>
-  <w:style w:type="table" w:styleId="-15">
+  <w:style w:type="table" w:styleId="ColorfulGrid-Accent1">
     <w:name w:val="Colorful Grid Accent 1"/>
-    <w:basedOn w:val="a3"/>
+    <w:basedOn w:val="TableNormal"/>
     <w:uiPriority w:val="73"/>
     <w:rsid w:val="00CB0664"/>
     <w:pPr>
@@ -19536,9 +19487,9 @@
       </w:tcPr>
     </w:tblStylePr>
   </w:style>
-  <w:style w:type="table" w:styleId="-25">
+  <w:style w:type="table" w:styleId="ColorfulGrid-Accent2">
     <w:name w:val="Colorful Grid Accent 2"/>
-    <w:basedOn w:val="a3"/>
+    <w:basedOn w:val="TableNormal"/>
     <w:uiPriority w:val="73"/>
     <w:rsid w:val="00CB0664"/>
     <w:pPr>
@@ -19609,9 +19560,9 @@
       </w:tcPr>
     </w:tblStylePr>
   </w:style>
-  <w:style w:type="table" w:styleId="-35">
+  <w:style w:type="table" w:styleId="ColorfulGrid-Accent3">
     <w:name w:val="Colorful Grid Accent 3"/>
-    <w:basedOn w:val="a3"/>
+    <w:basedOn w:val="TableNormal"/>
     <w:uiPriority w:val="73"/>
     <w:rsid w:val="00CB0664"/>
     <w:pPr>
@@ -19682,9 +19633,9 @@
       </w:tcPr>
     </w:tblStylePr>
   </w:style>
-  <w:style w:type="table" w:styleId="-45">
+  <w:style w:type="table" w:styleId="ColorfulGrid-Accent4">
     <w:name w:val="Colorful Grid Accent 4"/>
-    <w:basedOn w:val="a3"/>
+    <w:basedOn w:val="TableNormal"/>
     <w:uiPriority w:val="73"/>
     <w:rsid w:val="00CB0664"/>
     <w:pPr>
@@ -19755,9 +19706,9 @@
       </w:tcPr>
     </w:tblStylePr>
   </w:style>
-  <w:style w:type="table" w:styleId="-55">
+  <w:style w:type="table" w:styleId="ColorfulGrid-Accent5">
     <w:name w:val="Colorful Grid Accent 5"/>
-    <w:basedOn w:val="a3"/>
+    <w:basedOn w:val="TableNormal"/>
     <w:uiPriority w:val="73"/>
     <w:rsid w:val="00CB0664"/>
     <w:pPr>
@@ -19828,9 +19779,9 @@
       </w:tcPr>
     </w:tblStylePr>
   </w:style>
-  <w:style w:type="table" w:styleId="-65">
+  <w:style w:type="table" w:styleId="ColorfulGrid-Accent6">
     <w:name w:val="Colorful Grid Accent 6"/>
-    <w:basedOn w:val="a3"/>
+    <w:basedOn w:val="TableNormal"/>
     <w:uiPriority w:val="73"/>
     <w:rsid w:val="00CB0664"/>
     <w:pPr>
